--- a/manuscript/main.docx
+++ b/manuscript/main.docx
@@ -23,6 +23,18 @@
       <w:r>
         <w:t xml:space="preserve">Yaoxiang Li and Chunling Yi</w:t>
       </w:r>
+      <w:r>
+        <w:br/>
+      </w:r>
+      <w:r>
+        <w:t xml:space="preserve">Department of Oncology, Lombardi Comprehensive Cancer Center, Georgetown University Medical Center, Georgetown University, Washington, DC, USA; yl814@georgetown.edu (Y.L.); cy232@georgetown.edu (C.Y.)</w:t>
+      </w:r>
+      <w:r>
+        <w:br/>
+      </w:r>
+      <w:r>
+        <w:t xml:space="preserve">Correspondence: cy232@georgetown.edu (C.Y.)</w:t>
+      </w:r>
     </w:p>
     <w:p>
       <w:pPr>
@@ -199,6 +211,36 @@
         <w:t xml:space="preserve">analysis across bulk and single-cell ATAC-seq studies.</w:t>
       </w:r>
     </w:p>
+    <w:p>
+      <w:pPr>
+        <w:pStyle w:val="FirstParagraph"/>
+      </w:pPr>
+      <w:r>
+        <w:rPr>
+          <w:b/>
+          <w:bCs/>
+        </w:rPr>
+        <w:t xml:space="preserve">Keywords:</w:t>
+      </w:r>
+      <w:r>
+        <w:t xml:space="preserve"> </w:t>
+      </w:r>
+      <w:r>
+        <w:t xml:space="preserve">ATAC-seq; transcription factor footprinting; chromatin accessibility;</w:t>
+      </w:r>
+      <w:r>
+        <w:t xml:space="preserve"> </w:t>
+      </w:r>
+      <w:r>
+        <w:t xml:space="preserve">motif analysis; pseudobulk ATAC-seq;</w:t>
+      </w:r>
+      <w:r>
+        <w:t xml:space="preserve"> </w:t>
+      </w:r>
+      <w:r>
+        <w:t xml:space="preserve">replicate-aware reporting; reproducibility; command-line bioinformatics</w:t>
+      </w:r>
+    </w:p>
     <w:bookmarkStart w:id="9" w:name="introduction"/>
     <w:p>
       <w:pPr>
@@ -228,7 +270,7 @@
         <w:t xml:space="preserve">regulatory DNA </w:t>
       </w:r>
       <w:r>
-        <w:t xml:space="preserve">(Buenrostro et al. 2013)</w:t>
+        <w:t xml:space="preserve">(1)</w:t>
       </w:r>
       <w:r>
         <w:t xml:space="preserve">. Within accessible regions,</w:t>
@@ -294,7 +336,7 @@
         <w:t xml:space="preserve">accessibility profile shape for TF-binding-site inference </w:t>
       </w:r>
       <w:r>
-        <w:t xml:space="preserve">(Pique-Regi et al. 2011; Piper et al. 2013; Sherwood et al. 2014; Quach and Furey 2017)</w:t>
+        <w:t xml:space="preserve">(2–5)</w:t>
       </w:r>
       <w:r>
         <w:t xml:space="preserve">.</w:t>
@@ -320,7 +362,7 @@
         <w:t xml:space="preserve">TOBIAS </w:t>
       </w:r>
       <w:r>
-        <w:t xml:space="preserve">(Bentsen et al. 2020)</w:t>
+        <w:t xml:space="preserve">(6)</w:t>
       </w:r>
       <w:r>
         <w:t xml:space="preserve"> </w:t>
@@ -329,7 +371,7 @@
         <w:t xml:space="preserve">and HINT-ATAC </w:t>
       </w:r>
       <w:r>
-        <w:t xml:space="preserve">(Li et al. 2019)</w:t>
+        <w:t xml:space="preserve">(7)</w:t>
       </w:r>
       <w:r>
         <w:t xml:space="preserve"> </w:t>
@@ -356,7 +398,7 @@
         <w:t xml:space="preserve">family </w:t>
       </w:r>
       <w:r>
-        <w:t xml:space="preserve">(Hu et al. 2025)</w:t>
+        <w:t xml:space="preserve">(8)</w:t>
       </w:r>
       <w:r>
         <w:t xml:space="preserve">, extend footprint modeling across different scales of</w:t>
@@ -374,7 +416,7 @@
         <w:t xml:space="preserve">maxATAC </w:t>
       </w:r>
       <w:r>
-        <w:t xml:space="preserve">(Cazares et al. 2023)</w:t>
+        <w:t xml:space="preserve">(9)</w:t>
       </w:r>
       <w:r>
         <w:t xml:space="preserve"> </w:t>
@@ -389,16 +431,7 @@
         <w:t xml:space="preserve">ChromBPNet </w:t>
       </w:r>
       <w:r>
-        <w:t xml:space="preserve">(</w:t>
-      </w:r>
-      <w:r>
-        <w:t xml:space="preserve">Pampari et al.</w:t>
-      </w:r>
-      <w:r>
-        <w:t xml:space="preserve"> </w:t>
-      </w:r>
-      <w:r>
-        <w:t xml:space="preserve">2024)</w:t>
+        <w:t xml:space="preserve">(10)</w:t>
       </w:r>
       <w:r>
         <w:t xml:space="preserve"> </w:t>
@@ -413,7 +446,7 @@
         <w:t xml:space="preserve">Motif-discovery and motif-comparison tools, including MEME/STREME </w:t>
       </w:r>
       <w:r>
-        <w:t xml:space="preserve">(Bailey et al. 2015; Bailey 2021)</w:t>
+        <w:t xml:space="preserve">(11,12)</w:t>
       </w:r>
       <w:r>
         <w:t xml:space="preserve"> </w:t>
@@ -422,7 +455,7 @@
         <w:t xml:space="preserve">and Tomtom </w:t>
       </w:r>
       <w:r>
-        <w:t xml:space="preserve">(Gupta et al. 2007)</w:t>
+        <w:t xml:space="preserve">(13)</w:t>
       </w:r>
       <w:r>
         <w:t xml:space="preserve">, are commonly used after peak or footprint</w:t>
@@ -434,7 +467,7 @@
         <w:t xml:space="preserve">selection, and curated databases such as JASPAR </w:t>
       </w:r>
       <w:r>
-        <w:t xml:space="preserve">(Ovek Baydar et al. 2026)</w:t>
+        <w:t xml:space="preserve">(14)</w:t>
       </w:r>
       <w:r>
         <w:t xml:space="preserve"> </w:t>
@@ -466,67 +499,55 @@
         <w:pStyle w:val="BodyText"/>
       </w:pPr>
       <w:r>
-        <w:t xml:space="preserve">This fragmentation creates a gap for applied users. A complete analysis often</w:t>
-      </w:r>
-      <w:r>
-        <w:t xml:space="preserve"> </w:t>
-      </w:r>
-      <w:r>
-        <w:t xml:space="preserve">requires bulk or single-cell ATAC-seq input handling, Tn5 sequence-bias</w:t>
-      </w:r>
-      <w:r>
-        <w:t xml:space="preserve"> </w:t>
-      </w:r>
-      <w:r>
-        <w:t xml:space="preserve">correction, footprint calling, motif matching against public databases, optional</w:t>
-      </w:r>
-      <w:r>
-        <w:t xml:space="preserve"> </w:t>
-      </w:r>
-      <w:r>
-        <w:t xml:space="preserve">de novo motif discovery, differential footprint analysis, aggregate</w:t>
-      </w:r>
-      <w:r>
-        <w:t xml:space="preserve"> </w:t>
-      </w:r>
-      <w:r>
-        <w:t xml:space="preserve">visualization, and publication-ready reporting. Single-cell ATAC-seq adds another</w:t>
-      </w:r>
-      <w:r>
-        <w:t xml:space="preserve"> </w:t>
-      </w:r>
-      <w:r>
-        <w:t xml:space="preserve">layer of complexity because sparse per-cell fragments must usually be aggregated</w:t>
-      </w:r>
-      <w:r>
-        <w:t xml:space="preserve"> </w:t>
-      </w:r>
-      <w:r>
-        <w:t xml:space="preserve">into interpretable cell-type or neighborhood-level signals before conventional</w:t>
-      </w:r>
-      <w:r>
-        <w:t xml:space="preserve"> </w:t>
-      </w:r>
-      <w:r>
-        <w:t xml:space="preserve">footprinting can be applied. For many biology laboratories, the limiting step is</w:t>
-      </w:r>
-      <w:r>
-        <w:t xml:space="preserve"> </w:t>
-      </w:r>
-      <w:r>
-        <w:t xml:space="preserve">not the absence of any individual algorithm, but the lack of a single efficient</w:t>
-      </w:r>
-      <w:r>
-        <w:t xml:space="preserve"> </w:t>
-      </w:r>
-      <w:r>
-        <w:t xml:space="preserve">and accessible platform that connects these steps while preserving the analysis</w:t>
-      </w:r>
-      <w:r>
-        <w:t xml:space="preserve"> </w:t>
-      </w:r>
-      <w:r>
-        <w:t xml:space="preserve">record.</w:t>
+        <w:t xml:space="preserve">This fragmentation creates a practical barrier for many applied studies. A</w:t>
+      </w:r>
+      <w:r>
+        <w:t xml:space="preserve"> </w:t>
+      </w:r>
+      <w:r>
+        <w:t xml:space="preserve">complete analysis must connect ATAC-seq input processing, Tn5 sequence-bias</w:t>
+      </w:r>
+      <w:r>
+        <w:t xml:space="preserve"> </w:t>
+      </w:r>
+      <w:r>
+        <w:t xml:space="preserve">correction, footprint scoring, motif matching, optional de novo motif discovery,</w:t>
+      </w:r>
+      <w:r>
+        <w:t xml:space="preserve"> </w:t>
+      </w:r>
+      <w:r>
+        <w:t xml:space="preserve">differential footprint analysis, aggregate visualization, and publication-ready</w:t>
+      </w:r>
+      <w:r>
+        <w:t xml:space="preserve"> </w:t>
+      </w:r>
+      <w:r>
+        <w:t xml:space="preserve">reporting. Single-cell ATAC-seq adds another difficulty: sparse per-cell fragments</w:t>
+      </w:r>
+      <w:r>
+        <w:t xml:space="preserve"> </w:t>
+      </w:r>
+      <w:r>
+        <w:t xml:space="preserve">usually need to be aggregated into cell-type, cluster, or neighborhood-level</w:t>
+      </w:r>
+      <w:r>
+        <w:t xml:space="preserve"> </w:t>
+      </w:r>
+      <w:r>
+        <w:t xml:space="preserve">profiles before footprinting can be interpreted. For many biology laboratories,</w:t>
+      </w:r>
+      <w:r>
+        <w:t xml:space="preserve"> </w:t>
+      </w:r>
+      <w:r>
+        <w:t xml:space="preserve">the limiting step is therefore not one missing algorithm, but the absence of an</w:t>
+      </w:r>
+      <w:r>
+        <w:t xml:space="preserve"> </w:t>
+      </w:r>
+      <w:r>
+        <w:t xml:space="preserve">efficient platform that connects these steps and preserves the analysis record.</w:t>
       </w:r>
     </w:p>
     <w:p>
@@ -549,7 +570,25 @@
         <w:t xml:space="preserve"> </w:t>
       </w:r>
       <w:r>
-        <w:t xml:space="preserve">to fill this workflow gap.</w:t>
+        <w:t xml:space="preserve">to address this need. The package builds on the</w:t>
+      </w:r>
+      <w:r>
+        <w:t xml:space="preserve"> </w:t>
+      </w:r>
+      <w:r>
+        <w:t xml:space="preserve">widely used TOBIAS ATAC-seq footprinting framework and keeps its interpretable</w:t>
+      </w:r>
+      <w:r>
+        <w:t xml:space="preserve"> </w:t>
+      </w:r>
+      <w:r>
+        <w:t xml:space="preserve">motif-centered footprint logic, while improving speed and usability around the</w:t>
+      </w:r>
+      <w:r>
+        <w:t xml:space="preserve"> </w:t>
+      </w:r>
+      <w:r>
+        <w:t xml:space="preserve">core analysis. Compared with TOBIAS,</w:t>
       </w:r>
       <w:r>
         <w:t xml:space="preserve"> </w:t>
@@ -564,55 +603,25 @@
         <w:t xml:space="preserve"> </w:t>
       </w:r>
       <w:r>
-        <w:t xml:space="preserve">builds on the widely used TOBIAS ATAC-seq footprinting framework while improving</w:t>
-      </w:r>
-      <w:r>
-        <w:t xml:space="preserve"> </w:t>
-      </w:r>
-      <w:r>
-        <w:t xml:space="preserve">the surrounding platform for speed, accessibility, and end-to-end analysis. The</w:t>
-      </w:r>
-      <w:r>
-        <w:t xml:space="preserve"> </w:t>
-      </w:r>
-      <w:r>
-        <w:t xml:space="preserve">package keeps the interpretable motif-centered footprint model familiar to TOBIAS</w:t>
-      </w:r>
-      <w:r>
-        <w:t xml:space="preserve"> </w:t>
-      </w:r>
-      <w:r>
-        <w:t xml:space="preserve">users, but implements faster core operations for Tn5 bias correction, footprint</w:t>
-      </w:r>
-      <w:r>
-        <w:t xml:space="preserve"> </w:t>
-      </w:r>
-      <w:r>
-        <w:t xml:space="preserve">calling, and motif matching, and adds workflow components that are not provided</w:t>
-      </w:r>
-      <w:r>
-        <w:t xml:space="preserve"> </w:t>
-      </w:r>
-      <w:r>
-        <w:t xml:space="preserve">as native TOBIAS workflows. These include de novo motif-discovery preparation and</w:t>
-      </w:r>
-      <w:r>
-        <w:t xml:space="preserve"> </w:t>
-      </w:r>
-      <w:r>
-        <w:t xml:space="preserve">matching, replicate-aware differential footprint reports, motif-centered</w:t>
-      </w:r>
-      <w:r>
-        <w:t xml:space="preserve"> </w:t>
-      </w:r>
-      <w:r>
-        <w:t xml:space="preserve">aggregation plots, pseudobulk single-cell ATAC-seq support, interactive HTML</w:t>
-      </w:r>
-      <w:r>
-        <w:t xml:space="preserve"> </w:t>
-      </w:r>
-      <w:r>
-        <w:t xml:space="preserve">reports, and a graphical user interface for code-free execution of the same</w:t>
+        <w:t xml:space="preserve">adds de novo motif</w:t>
+      </w:r>
+      <w:r>
+        <w:t xml:space="preserve"> </w:t>
+      </w:r>
+      <w:r>
+        <w:t xml:space="preserve">preparation and matching, replicate-aware differential footprint reports,</w:t>
+      </w:r>
+      <w:r>
+        <w:t xml:space="preserve"> </w:t>
+      </w:r>
+      <w:r>
+        <w:t xml:space="preserve">pseudobulk single-cell ATAC-seq support, interactive HTML reports, editable SVG</w:t>
+      </w:r>
+      <w:r>
+        <w:t xml:space="preserve"> </w:t>
+      </w:r>
+      <w:r>
+        <w:t xml:space="preserve">outputs, and a graphical user interface for code-free execution of the same</w:t>
       </w:r>
       <w:r>
         <w:t xml:space="preserve"> </w:t>
@@ -641,35 +650,68 @@
         <w:t xml:space="preserve"> </w:t>
       </w:r>
       <w:r>
-        <w:t xml:space="preserve">implementation and evaluate it using</w:t>
-      </w:r>
-      <w:r>
-        <w:t xml:space="preserve"> </w:t>
-      </w:r>
-      <w:r>
-        <w:t xml:space="preserve">public bulk ATAC-seq replicates and public single-cell ATAC-seq datasets. The</w:t>
-      </w:r>
-      <w:r>
-        <w:t xml:space="preserve"> </w:t>
-      </w:r>
-      <w:r>
-        <w:t xml:space="preserve">examples test whether the platform produces reproducible corrected signals,</w:t>
-      </w:r>
-      <w:r>
-        <w:t xml:space="preserve"> </w:t>
-      </w:r>
-      <w:r>
-        <w:t xml:space="preserve">footprint scores, differential motif reports, de novo motif summaries, and</w:t>
-      </w:r>
-      <w:r>
-        <w:t xml:space="preserve"> </w:t>
-      </w:r>
-      <w:r>
-        <w:t xml:space="preserve">cell-type-specific pseudobulk footprint signatures. We position</w:t>
-      </w:r>
-      <w:r>
-        <w:t xml:space="preserve"> </w:t>
-      </w:r>
+        <w:t xml:space="preserve">implementation and evaluate it with</w:t>
+      </w:r>
+      <w:r>
+        <w:t xml:space="preserve"> </w:t>
+      </w:r>
+      <w:r>
+        <w:t xml:space="preserve">public bulk ATAC-seq replicates and public single-cell ATAC-seq datasets. We</w:t>
+      </w:r>
+      <w:r>
+        <w:t xml:space="preserve"> </w:t>
+      </w:r>
+      <w:r>
+        <w:t xml:space="preserve">position the package as an accessible extension of established ATAC-seq</w:t>
+      </w:r>
+      <w:r>
+        <w:t xml:space="preserve"> </w:t>
+      </w:r>
+      <w:r>
+        <w:t xml:space="preserve">footprinting practice: it does not replace specialized single-cell,</w:t>
+      </w:r>
+      <w:r>
+        <w:t xml:space="preserve"> </w:t>
+      </w:r>
+      <w:r>
+        <w:t xml:space="preserve">deep-learning, or motif-discovery tools, but connects common TF-footprinting</w:t>
+      </w:r>
+      <w:r>
+        <w:t xml:space="preserve"> </w:t>
+      </w:r>
+      <w:r>
+        <w:t xml:space="preserve">tasks into one auditable workflow that can be run from the command line, saved</w:t>
+      </w:r>
+      <w:r>
+        <w:t xml:space="preserve"> </w:t>
+      </w:r>
+      <w:r>
+        <w:t xml:space="preserve">YAML files, or the GUI.</w:t>
+      </w:r>
+    </w:p>
+    <w:bookmarkEnd w:id="9"/>
+    <w:bookmarkStart w:id="17" w:name="materials-and-methods"/>
+    <w:p>
+      <w:pPr>
+        <w:pStyle w:val="Heading1"/>
+      </w:pPr>
+      <w:r>
+        <w:t xml:space="preserve">Materials and Methods</w:t>
+      </w:r>
+    </w:p>
+    <w:bookmarkStart w:id="10" w:name="package-architecture-and-core-workflows"/>
+    <w:p>
+      <w:pPr>
+        <w:pStyle w:val="Heading2"/>
+      </w:pPr>
+      <w:r>
+        <w:t xml:space="preserve">Package Architecture and Core Workflows</w:t>
+      </w:r>
+    </w:p>
+    <w:p>
+      <w:pPr>
+        <w:pStyle w:val="FirstParagraph"/>
+      </w:pPr>
       <w:r>
         <w:rPr>
           <w:rStyle w:val="VerbatimChar"/>
@@ -680,56 +722,61 @@
         <w:t xml:space="preserve"> </w:t>
       </w:r>
       <w:r>
-        <w:t xml:space="preserve">as an integrated and user-accessible extension of established ATAC-seq</w:t>
-      </w:r>
-      <w:r>
-        <w:t xml:space="preserve"> </w:t>
-      </w:r>
-      <w:r>
-        <w:t xml:space="preserve">footprinting practice: it does not replace specialized single-cell, deep-learning,</w:t>
-      </w:r>
-      <w:r>
-        <w:t xml:space="preserve"> </w:t>
-      </w:r>
-      <w:r>
-        <w:t xml:space="preserve">or motif-discovery tools, but connects common TF-footprinting tasks into a single</w:t>
-      </w:r>
-      <w:r>
-        <w:t xml:space="preserve"> </w:t>
-      </w:r>
-      <w:r>
-        <w:t xml:space="preserve">auditable workflow that can be run from the command line, batch YAML files, or</w:t>
-      </w:r>
-      <w:r>
-        <w:t xml:space="preserve"> </w:t>
-      </w:r>
-      <w:r>
-        <w:t xml:space="preserve">the GUI.</w:t>
-      </w:r>
-    </w:p>
-    <w:bookmarkEnd w:id="9"/>
-    <w:bookmarkStart w:id="17" w:name="materials-and-methods"/>
-    <w:p>
-      <w:pPr>
-        <w:pStyle w:val="Heading1"/>
-      </w:pPr>
-      <w:r>
-        <w:t xml:space="preserve">Materials and Methods</w:t>
-      </w:r>
-    </w:p>
-    <w:bookmarkStart w:id="10" w:name="package-architecture-and-core-workflows"/>
-    <w:p>
-      <w:pPr>
-        <w:pStyle w:val="Heading2"/>
-      </w:pPr>
-      <w:r>
-        <w:t xml:space="preserve">Package Architecture and Core Workflows</w:t>
-      </w:r>
-    </w:p>
-    <w:p>
-      <w:pPr>
-        <w:pStyle w:val="FirstParagraph"/>
-      </w:pPr>
+        <w:t xml:space="preserve">implements performance-critical signal operations with</w:t>
+      </w:r>
+      <w:r>
+        <w:t xml:space="preserve"> </w:t>
+      </w:r>
+      <w:r>
+        <w:t xml:space="preserve">Cython-backed routines. The main analysis steps are Tn5 sequence-bias correction,</w:t>
+      </w:r>
+      <w:r>
+        <w:t xml:space="preserve"> </w:t>
+      </w:r>
+      <w:r>
+        <w:t xml:space="preserve">footprint scoring over corrected signal, motif-anchored differential analysis,</w:t>
+      </w:r>
+      <w:r>
+        <w:t xml:space="preserve"> </w:t>
+      </w:r>
+      <w:r>
+        <w:t xml:space="preserve">and aggregate visualization around TFBS or region sets. These steps share region,</w:t>
+      </w:r>
+      <w:r>
+        <w:t xml:space="preserve"> </w:t>
+      </w:r>
+      <w:r>
+        <w:t xml:space="preserve">signal, motif, and sample-label conventions, so outputs from one command can be</w:t>
+      </w:r>
+      <w:r>
+        <w:t xml:space="preserve"> </w:t>
+      </w:r>
+      <w:r>
+        <w:t xml:space="preserve">used directly by the next. YAML configuration files provide a reproducible way to</w:t>
+      </w:r>
+      <w:r>
+        <w:t xml:space="preserve"> </w:t>
+      </w:r>
+      <w:r>
+        <w:t xml:space="preserve">save and rerun the same analysis without changing the underlying methods.</w:t>
+      </w:r>
+    </w:p>
+    <w:p>
+      <w:pPr>
+        <w:pStyle w:val="BodyText"/>
+      </w:pPr>
+      <w:r>
+        <w:t xml:space="preserve">Following the signal model popularized by TOBIAS </w:t>
+      </w:r>
+      <w:r>
+        <w:t xml:space="preserve">(6)</w:t>
+      </w:r>
+      <w:r>
+        <w:t xml:space="preserve">,</w:t>
+      </w:r>
+      <w:r>
+        <w:t xml:space="preserve"> </w:t>
+      </w:r>
       <w:r>
         <w:rPr>
           <w:rStyle w:val="VerbatimChar"/>
@@ -740,63 +787,25 @@
         <w:t xml:space="preserve"> </w:t>
       </w:r>
       <w:r>
-        <w:t xml:space="preserve">implements performance-critical signal operations with Cython-backed routines. The</w:t>
-      </w:r>
-      <w:r>
-        <w:t xml:space="preserve"> </w:t>
-      </w:r>
-      <w:r>
-        <w:t xml:space="preserve">workflow has four method layers: Tn5 sequence-bias correction, footprint</w:t>
-      </w:r>
-      <w:r>
-        <w:t xml:space="preserve"> </w:t>
-      </w:r>
-      <w:r>
-        <w:t xml:space="preserve">scoring over corrected signal, motif-anchored differential TF-binding analysis,</w:t>
-      </w:r>
-      <w:r>
-        <w:t xml:space="preserve"> </w:t>
-      </w:r>
-      <w:r>
-        <w:t xml:space="preserve">and aggregate visualization around TFBS or region sets. These layers share common</w:t>
-      </w:r>
-      <w:r>
-        <w:t xml:space="preserve"> </w:t>
-      </w:r>
-      <w:r>
-        <w:t xml:space="preserve">region, signal, motif, and sample-label conventions so intermediate files can be</w:t>
-      </w:r>
-      <w:r>
-        <w:t xml:space="preserve"> </w:t>
-      </w:r>
-      <w:r>
-        <w:t xml:space="preserve">passed through a complete analysis without format-specific glue code. YAML</w:t>
-      </w:r>
-      <w:r>
-        <w:t xml:space="preserve"> </w:t>
-      </w:r>
-      <w:r>
-        <w:t xml:space="preserve">configuration files provide a reproducible way to save and rerun the same analysis</w:t>
-      </w:r>
-      <w:r>
-        <w:t xml:space="preserve"> </w:t>
-      </w:r>
-      <w:r>
-        <w:t xml:space="preserve">without changing the underlying methods.</w:t>
-      </w:r>
-    </w:p>
-    <w:p>
-      <w:pPr>
-        <w:pStyle w:val="BodyText"/>
-      </w:pPr>
-      <w:r>
-        <w:t xml:space="preserve">Following the signal model popularized by TOBIAS </w:t>
-      </w:r>
-      <w:r>
-        <w:t xml:space="preserve">(Bentsen et al. 2020)</w:t>
-      </w:r>
-      <w:r>
-        <w:t xml:space="preserve">,</w:t>
+        <w:t xml:space="preserve">treats base-resolution, bias-corrected cut-site profiles as the</w:t>
+      </w:r>
+      <w:r>
+        <w:t xml:space="preserve"> </w:t>
+      </w:r>
+      <w:r>
+        <w:t xml:space="preserve">primary footprinting signal. This design preserves the familiar bulk ATAC</w:t>
+      </w:r>
+      <w:r>
+        <w:t xml:space="preserve"> </w:t>
+      </w:r>
+      <w:r>
+        <w:t xml:space="preserve">footprinting interpretation: the biological signal is a corrected</w:t>
+      </w:r>
+      <w:r>
+        <w:t xml:space="preserve"> </w:t>
+      </w:r>
+      <w:r>
+        <w:t xml:space="preserve">center-versus-flank cut-site contrast at motif or candidate sites.</w:t>
       </w:r>
       <w:r>
         <w:t xml:space="preserve"> </w:t>
@@ -811,43 +820,19 @@
         <w:t xml:space="preserve"> </w:t>
       </w:r>
       <w:r>
-        <w:t xml:space="preserve">treats base-resolution, bias-corrected cut-site profiles as the</w:t>
-      </w:r>
-      <w:r>
-        <w:t xml:space="preserve"> </w:t>
-      </w:r>
-      <w:r>
-        <w:t xml:space="preserve">primary footprinting signal. This design deliberately preserves the familiar</w:t>
-      </w:r>
-      <w:r>
-        <w:t xml:space="preserve"> </w:t>
-      </w:r>
-      <w:r>
-        <w:t xml:space="preserve">bulk ATAC footprinting interpretation: the biological unit is a corrected</w:t>
-      </w:r>
-      <w:r>
-        <w:t xml:space="preserve"> </w:t>
-      </w:r>
-      <w:r>
-        <w:t xml:space="preserve">center-versus-flank cut-site contrast at motif or candidate sites, while the</w:t>
-      </w:r>
-      <w:r>
-        <w:t xml:space="preserve"> </w:t>
-      </w:r>
-      <w:r>
-        <w:t xml:space="preserve">software layer adds consistent command names, manifests, reusable configuration,</w:t>
-      </w:r>
-      <w:r>
-        <w:t xml:space="preserve"> </w:t>
-      </w:r>
-      <w:r>
-        <w:t xml:space="preserve">replicate summaries, and report generation around that signal. For footprint</w:t>
-      </w:r>
-      <w:r>
-        <w:t xml:space="preserve"> </w:t>
-      </w:r>
-      <w:r>
-        <w:t xml:space="preserve">calling, let</w:t>
+        <w:t xml:space="preserve">adds consistent command names, manifests, reusable</w:t>
+      </w:r>
+      <w:r>
+        <w:t xml:space="preserve"> </w:t>
+      </w:r>
+      <w:r>
+        <w:t xml:space="preserve">configuration, replicate summaries, and report generation around that signal.</w:t>
+      </w:r>
+      <w:r>
+        <w:t xml:space="preserve"> </w:t>
+      </w:r>
+      <w:r>
+        <w:t xml:space="preserve">For footprint calling, let</w:t>
       </w:r>
       <w:r>
         <w:t xml:space="preserve"> </w:t>
@@ -870,13 +855,13 @@
         <w:t xml:space="preserve"> </w:t>
       </w:r>
       <w:r>
-        <w:t xml:space="preserve">denote corrected Tn5</w:t>
-      </w:r>
-      <w:r>
-        <w:t xml:space="preserve"> </w:t>
-      </w:r>
-      <w:r>
-        <w:t xml:space="preserve">cut-site signal around candidate position</w:t>
+        <w:t xml:space="preserve">denote corrected Tn5 cut-site signal around</w:t>
+      </w:r>
+      <w:r>
+        <w:t xml:space="preserve"> </w:t>
+      </w:r>
+      <w:r>
+        <w:t xml:space="preserve">candidate position</w:t>
       </w:r>
       <w:r>
         <w:t xml:space="preserve"> </w:t>
@@ -887,13 +872,13 @@
         </m:r>
       </m:oMath>
       <w:r>
-        <w:t xml:space="preserve">. The default footprint score is a</w:t>
-      </w:r>
-      <w:r>
-        <w:t xml:space="preserve"> </w:t>
-      </w:r>
-      <w:r>
-        <w:t xml:space="preserve">center-versus-flank contrast,</w:t>
+        <w:t xml:space="preserve">. The default footprint score is a center-versus-flank</w:t>
+      </w:r>
+      <w:r>
+        <w:t xml:space="preserve"> </w:t>
+      </w:r>
+      <w:r>
+        <w:t xml:space="preserve">contrast,</w:t>
       </w:r>
     </w:p>
     <w:p>
@@ -1235,7 +1220,7 @@
         <w:pStyle w:val="FirstParagraph"/>
       </w:pPr>
       <w:r>
-        <w:t xml:space="preserve">The de novo motif-discovery workflow begins from candidate footprint intervals,</w:t>
+        <w:t xml:space="preserve">The de novo motif-discovery module begins from candidate footprint intervals,</w:t>
       </w:r>
       <w:r>
         <w:t xml:space="preserve"> </w:t>
@@ -1312,13 +1297,13 @@
         </m:r>
       </m:oMath>
       <w:r>
-        <w:t xml:space="preserve">, the</w:t>
-      </w:r>
-      <w:r>
-        <w:t xml:space="preserve"> </w:t>
-      </w:r>
-      <w:r>
-        <w:t xml:space="preserve">workflow exports a candidate-centered sequence</w:t>
+        <w:t xml:space="preserve">, it</w:t>
+      </w:r>
+      <w:r>
+        <w:t xml:space="preserve"> </w:t>
+      </w:r>
+      <w:r>
+        <w:t xml:space="preserve">exports a candidate-centered sequence</w:t>
       </w:r>
     </w:p>
     <w:p>
@@ -1431,7 +1416,7 @@
         <w:t xml:space="preserve"> </w:t>
       </w:r>
       <w:r>
-        <w:t xml:space="preserve">strand. The workflow records the input intervals, genome build, flank width,</w:t>
+        <w:t xml:space="preserve">strand. The module records the input intervals, genome build, flank width,</w:t>
       </w:r>
       <w:r>
         <w:t xml:space="preserve"> </w:t>
@@ -1440,7 +1425,7 @@
         <w:t xml:space="preserve">software versions, and MEME, DREME, STREME </w:t>
       </w:r>
       <w:r>
-        <w:t xml:space="preserve">(Bailey et al. 2015; Bailey 2011, 2021)</w:t>
+        <w:t xml:space="preserve">(11,12,15)</w:t>
       </w:r>
       <w:r>
         <w:t xml:space="preserve"> </w:t>
@@ -1449,7 +1434,7 @@
         <w:t xml:space="preserve">or optional Tomtom </w:t>
       </w:r>
       <w:r>
-        <w:t xml:space="preserve">(Gupta et al. 2007)</w:t>
+        <w:t xml:space="preserve">(13)</w:t>
       </w:r>
       <w:r>
         <w:t xml:space="preserve"> </w:t>
@@ -1461,16 +1446,16 @@
         <w:t xml:space="preserve"> </w:t>
       </w:r>
       <w:r>
-        <w:t xml:space="preserve">run. STREME was designed for accurate and versatile motif discovery from</w:t>
-      </w:r>
-      <w:r>
-        <w:t xml:space="preserve"> </w:t>
-      </w:r>
-      <w:r>
-        <w:t xml:space="preserve">enriched sequence sets </w:t>
-      </w:r>
-      <w:r>
-        <w:t xml:space="preserve">(Bailey 2021)</w:t>
+        <w:t xml:space="preserve">run. STREME was designed for accurate motif discovery from enriched sequence</w:t>
+      </w:r>
+      <w:r>
+        <w:t xml:space="preserve"> </w:t>
+      </w:r>
+      <w:r>
+        <w:t xml:space="preserve">sets </w:t>
+      </w:r>
+      <w:r>
+        <w:t xml:space="preserve">(12)</w:t>
       </w:r>
       <w:r>
         <w:t xml:space="preserve">.</w:t>
@@ -1500,7 +1485,7 @@
         <w:t xml:space="preserve">2026 </w:t>
       </w:r>
       <w:r>
-        <w:t xml:space="preserve">(Ovek Baydar et al. 2026)</w:t>
+        <w:t xml:space="preserve">(14)</w:t>
       </w:r>
       <w:r>
         <w:t xml:space="preserve"> </w:t>
@@ -1512,25 +1497,40 @@
         <w:t xml:space="preserve"> </w:t>
       </w:r>
       <w:r>
-        <w:t xml:space="preserve">differential footprint analysis. This extends the standard TOBIAS-style motif</w:t>
-      </w:r>
-      <w:r>
-        <w:t xml:space="preserve"> </w:t>
-      </w:r>
-      <w:r>
-        <w:t xml:space="preserve">analysis path, which relies on supplied motif collections, by making candidate</w:t>
-      </w:r>
-      <w:r>
-        <w:t xml:space="preserve"> </w:t>
-      </w:r>
-      <w:r>
-        <w:t xml:space="preserve">FASTA export, motif discovery, motif comparison, and database augmentation a</w:t>
-      </w:r>
-      <w:r>
-        <w:t xml:space="preserve"> </w:t>
-      </w:r>
-      <w:r>
-        <w:t xml:space="preserve">reproducible companion workflow rather than an external manual step.</w:t>
+        <w:t xml:space="preserve">differential footprint analysis. Compared with the standard TOBIAS path, which</w:t>
+      </w:r>
+      <w:r>
+        <w:t xml:space="preserve"> </w:t>
+      </w:r>
+      <w:r>
+        <w:t xml:space="preserve">expects a supplied motif collection for scanning,</w:t>
+      </w:r>
+      <w:r>
+        <w:t xml:space="preserve"> </w:t>
+      </w:r>
+      <w:r>
+        <w:rPr>
+          <w:rStyle w:val="VerbatimChar"/>
+        </w:rPr>
+        <w:t xml:space="preserve">fp-tools</w:t>
+      </w:r>
+      <w:r>
+        <w:t xml:space="preserve"> </w:t>
+      </w:r>
+      <w:r>
+        <w:t xml:space="preserve">makes</w:t>
+      </w:r>
+      <w:r>
+        <w:t xml:space="preserve"> </w:t>
+      </w:r>
+      <w:r>
+        <w:t xml:space="preserve">candidate FASTA export, motif discovery, motif comparison, and database</w:t>
+      </w:r>
+      <w:r>
+        <w:t xml:space="preserve"> </w:t>
+      </w:r>
+      <w:r>
+        <w:t xml:space="preserve">augmentation part of the recorded analysis.</w:t>
       </w:r>
     </w:p>
     <w:bookmarkEnd w:id="11"/>
@@ -1548,7 +1548,7 @@
         <w:pStyle w:val="FirstParagraph"/>
       </w:pPr>
       <w:r>
-        <w:t xml:space="preserve">The pseudobulk workflow groups single-cell ATAC fragments by a metadata column,</w:t>
+        <w:t xml:space="preserve">The pseudobulk module groups single-cell ATAC fragments by a metadata column,</w:t>
       </w:r>
       <w:r>
         <w:t xml:space="preserve"> </w:t>
@@ -2015,43 +2015,37 @@
         <w:t xml:space="preserve"> </w:t>
       </w:r>
       <w:r>
-        <w:t xml:space="preserve">tracks can be used directly by the same motif-centered aggregate plotting workflow</w:t>
-      </w:r>
-      <w:r>
-        <w:t xml:space="preserve"> </w:t>
-      </w:r>
-      <w:r>
-        <w:t xml:space="preserve">used for bulk ATAC-seq data.</w:t>
-      </w:r>
-      <w:r>
-        <w:t xml:space="preserve"> </w:t>
-      </w:r>
-      <w:r>
-        <w:t xml:space="preserve">Thus, users can run a TOBIAS-like bulk footprinting analysis on single-cell data</w:t>
-      </w:r>
-      <w:r>
-        <w:t xml:space="preserve"> </w:t>
-      </w:r>
-      <w:r>
-        <w:t xml:space="preserve">without first constructing each pseudobulk sample outside the footprinting</w:t>
-      </w:r>
-      <w:r>
-        <w:t xml:space="preserve"> </w:t>
-      </w:r>
-      <w:r>
-        <w:t xml:space="preserve">workflow. When requested, the full route writes pseudo-paired BAMs from grouped</w:t>
-      </w:r>
-      <w:r>
-        <w:t xml:space="preserve"> </w:t>
-      </w:r>
-      <w:r>
-        <w:t xml:space="preserve">fragments and then runs correction, scoring, motif-aware comparison, and plotting</w:t>
-      </w:r>
-      <w:r>
-        <w:t xml:space="preserve"> </w:t>
-      </w:r>
-      <w:r>
-        <w:t xml:space="preserve">with the same conventions used for bulk ATAC-seq.</w:t>
+        <w:t xml:space="preserve">tracks can be used directly for motif-centered aggregate plots, matching the bulk</w:t>
+      </w:r>
+      <w:r>
+        <w:t xml:space="preserve"> </w:t>
+      </w:r>
+      <w:r>
+        <w:t xml:space="preserve">ATAC-seq analysis path. Users can therefore apply bulk-style footprinting to</w:t>
+      </w:r>
+      <w:r>
+        <w:t xml:space="preserve"> </w:t>
+      </w:r>
+      <w:r>
+        <w:t xml:space="preserve">grouped single-cell data without manually constructing every pseudobulk sample.</w:t>
+      </w:r>
+      <w:r>
+        <w:t xml:space="preserve"> </w:t>
+      </w:r>
+      <w:r>
+        <w:t xml:space="preserve">When requested, the full route writes pseudo-paired BAMs from grouped fragments</w:t>
+      </w:r>
+      <w:r>
+        <w:t xml:space="preserve"> </w:t>
+      </w:r>
+      <w:r>
+        <w:t xml:space="preserve">and then runs correction, scoring, motif-aware comparison, and plotting with the</w:t>
+      </w:r>
+      <w:r>
+        <w:t xml:space="preserve"> </w:t>
+      </w:r>
+      <w:r>
+        <w:t xml:space="preserve">same conventions used for bulk ATAC-seq.</w:t>
       </w:r>
     </w:p>
     <w:p>
@@ -2059,7 +2053,7 @@
         <w:pStyle w:val="BodyText"/>
       </w:pPr>
       <w:r>
-        <w:t xml:space="preserve">For visualization of cell-level marker footprint signatures,</w:t>
+        <w:t xml:space="preserve">For cell-level marker visualization,</w:t>
       </w:r>
       <w:r>
         <w:t xml:space="preserve"> </w:t>
@@ -2074,19 +2068,25 @@
         <w:t xml:space="preserve"> </w:t>
       </w:r>
       <w:r>
-        <w:t xml:space="preserve">also supports a K-nearest-neighbor (KNN) smoothing layer over single-cell</w:t>
-      </w:r>
-      <w:r>
-        <w:t xml:space="preserve"> </w:t>
-      </w:r>
-      <w:r>
-        <w:t xml:space="preserve">fragments. For each marker TF, exact motif centers are scanned inside the selected</w:t>
-      </w:r>
-      <w:r>
-        <w:t xml:space="preserve"> </w:t>
-      </w:r>
-      <w:r>
-        <w:t xml:space="preserve">accessible-bin universe. Fragment cut sites are counted in a</w:t>
+        <w:t xml:space="preserve">also computes</w:t>
+      </w:r>
+      <w:r>
+        <w:t xml:space="preserve"> </w:t>
+      </w:r>
+      <w:r>
+        <w:t xml:space="preserve">K-nearest-neighbor (KNN)-smoothed footprint signatures from single-cell fragments.</w:t>
+      </w:r>
+      <w:r>
+        <w:t xml:space="preserve"> </w:t>
+      </w:r>
+      <w:r>
+        <w:t xml:space="preserve">For each marker TF, motif centers are scanned inside the selected accessible-bin</w:t>
+      </w:r>
+      <w:r>
+        <w:t xml:space="preserve"> </w:t>
+      </w:r>
+      <w:r>
+        <w:t xml:space="preserve">universe. Fragment cut sites are counted in a</w:t>
       </w:r>
       <w:r>
         <w:t xml:space="preserve"> </w:t>
@@ -2100,59 +2100,59 @@
         </m:r>
       </m:oMath>
       <w:r>
-        <w:t xml:space="preserve">100 bp window</w:t>
-      </w:r>
-      <w:r>
-        <w:t xml:space="preserve"> </w:t>
-      </w:r>
-      <w:r>
-        <w:t xml:space="preserve">around those motif centers for each barcode. Each cell is then assigned a local</w:t>
-      </w:r>
-      <w:r>
-        <w:t xml:space="preserve"> </w:t>
-      </w:r>
-      <w:r>
-        <w:t xml:space="preserve">neighborhood profile by summing its 75 nearest neighbors in the single-cell</w:t>
-      </w:r>
-      <w:r>
-        <w:t xml:space="preserve"> </w:t>
-      </w:r>
-      <w:r>
-        <w:t xml:space="preserve">embedding, and the same flank-minus-center footprint-signature score is computed</w:t>
-      </w:r>
-      <w:r>
-        <w:t xml:space="preserve"> </w:t>
-      </w:r>
-      <w:r>
-        <w:t xml:space="preserve">from that neighborhood profile. Scores are oriented so that the expected marker</w:t>
-      </w:r>
-      <w:r>
-        <w:t xml:space="preserve"> </w:t>
-      </w:r>
-      <w:r>
-        <w:t xml:space="preserve">cell type has the positive direction and then standardized per TF for UMAP</w:t>
-      </w:r>
-      <w:r>
-        <w:t xml:space="preserve"> </w:t>
-      </w:r>
-      <w:r>
-        <w:t xml:space="preserve">display. These KNN-smoothed signatures are used only as per-cell visualization</w:t>
-      </w:r>
-      <w:r>
-        <w:t xml:space="preserve"> </w:t>
-      </w:r>
-      <w:r>
-        <w:t xml:space="preserve">scores; formal corrected footprint inference remains based on the grouped</w:t>
-      </w:r>
-      <w:r>
-        <w:t xml:space="preserve"> </w:t>
-      </w:r>
-      <w:r>
-        <w:t xml:space="preserve">pseudobulk ATAC-correction and footprint-scoring workflow.</w:t>
+        <w:t xml:space="preserve">100 bp window around those</w:t>
+      </w:r>
+      <w:r>
+        <w:t xml:space="preserve"> </w:t>
+      </w:r>
+      <w:r>
+        <w:t xml:space="preserve">motif centers for each barcode. Each cell is assigned a local neighborhood</w:t>
+      </w:r>
+      <w:r>
+        <w:t xml:space="preserve"> </w:t>
+      </w:r>
+      <w:r>
+        <w:t xml:space="preserve">profile by summing its 75 nearest neighbors in the single-cell embedding, and a</w:t>
+      </w:r>
+      <w:r>
+        <w:t xml:space="preserve"> </w:t>
+      </w:r>
+      <w:r>
+        <w:t xml:space="preserve">flank-minus-center footprint-signature score is computed from that neighborhood</w:t>
+      </w:r>
+      <w:r>
+        <w:t xml:space="preserve"> </w:t>
+      </w:r>
+      <w:r>
+        <w:t xml:space="preserve">profile. Scores are oriented so that the expected marker cell type has the</w:t>
+      </w:r>
+      <w:r>
+        <w:t xml:space="preserve"> </w:t>
+      </w:r>
+      <w:r>
+        <w:t xml:space="preserve">positive direction and then standardized per TF for UMAP display. These</w:t>
+      </w:r>
+      <w:r>
+        <w:t xml:space="preserve"> </w:t>
+      </w:r>
+      <w:r>
+        <w:t xml:space="preserve">KNN-smoothed values are visualization scores; formal corrected footprint</w:t>
+      </w:r>
+      <w:r>
+        <w:t xml:space="preserve"> </w:t>
+      </w:r>
+      <w:r>
+        <w:t xml:space="preserve">inference remains based on grouped pseudobulk ATAC correction and footprint</w:t>
+      </w:r>
+      <w:r>
+        <w:t xml:space="preserve"> </w:t>
+      </w:r>
+      <w:r>
+        <w:t xml:space="preserve">scoring.</w:t>
       </w:r>
     </w:p>
     <w:bookmarkEnd w:id="12"/>
-    <w:bookmarkStart w:id="13" w:name="X5cb416489342ed9f140f49d69bd4d97ace7b027"/>
+    <w:bookmarkStart w:id="13" w:name="sec:replicate"/>
     <w:p>
       <w:pPr>
         <w:pStyle w:val="Heading2"/>
@@ -2166,31 +2166,31 @@
         <w:pStyle w:val="FirstParagraph"/>
       </w:pPr>
       <w:r>
-        <w:t xml:space="preserve">Replicate-aware analysis is integrated directly into the differential footprint comparison workflow.</w:t>
-      </w:r>
-      <w:r>
-        <w:t xml:space="preserve"> </w:t>
-      </w:r>
-      <w:r>
-        <w:t xml:space="preserve">The differential comparison retains conventional motif-centered footprint-score</w:t>
-      </w:r>
-      <w:r>
-        <w:t xml:space="preserve"> </w:t>
-      </w:r>
-      <w:r>
-        <w:t xml:space="preserve">logic while adding repeated condition labels, replicate-level summaries, optional</w:t>
-      </w:r>
-      <w:r>
-        <w:t xml:space="preserve"> </w:t>
-      </w:r>
-      <w:r>
-        <w:t xml:space="preserve">quantile normalization, and two complementary testing views. Repeated condition</w:t>
-      </w:r>
-      <w:r>
-        <w:t xml:space="preserve"> </w:t>
-      </w:r>
-      <w:r>
-        <w:t xml:space="preserve">names, for example</w:t>
+        <w:t xml:space="preserve">The differential footprint module supports both single-sample contrasts and</w:t>
+      </w:r>
+      <w:r>
+        <w:t xml:space="preserve"> </w:t>
+      </w:r>
+      <w:r>
+        <w:t xml:space="preserve">replicate-supported comparisons. It retains conventional motif-centered</w:t>
+      </w:r>
+      <w:r>
+        <w:t xml:space="preserve"> </w:t>
+      </w:r>
+      <w:r>
+        <w:t xml:space="preserve">footprint-score logic while adding repeated condition labels, replicate-level</w:t>
+      </w:r>
+      <w:r>
+        <w:t xml:space="preserve"> </w:t>
+      </w:r>
+      <w:r>
+        <w:t xml:space="preserve">summaries, optional quantile normalization, and two complementary testing views.</w:t>
+      </w:r>
+      <w:r>
+        <w:t xml:space="preserve"> </w:t>
+      </w:r>
+      <w:r>
+        <w:t xml:space="preserve">Repeated condition names, for example</w:t>
       </w:r>
       <w:r>
         <w:t xml:space="preserve"> </w:t>
@@ -2202,19 +2202,13 @@
         <w:t xml:space="preserve">--cond-names Bcell Bcell Tcell Tcell</w:t>
       </w:r>
       <w:r>
-        <w:t xml:space="preserve">, define</w:t>
-      </w:r>
-      <w:r>
-        <w:t xml:space="preserve"> </w:t>
-      </w:r>
-      <w:r>
-        <w:t xml:space="preserve">biological replicate groups while preserving the original differential-footprint</w:t>
-      </w:r>
-      <w:r>
-        <w:t xml:space="preserve"> </w:t>
-      </w:r>
-      <w:r>
-        <w:t xml:space="preserve">output structure. Let</w:t>
+        <w:t xml:space="preserve">, define biological replicate groups while preserving the original</w:t>
+      </w:r>
+      <w:r>
+        <w:t xml:space="preserve"> </w:t>
+      </w:r>
+      <w:r>
+        <w:t xml:space="preserve">differential-footprint output structure. Let</w:t>
       </w:r>
       <w:r>
         <w:t xml:space="preserve"> </w:t>
@@ -2255,13 +2249,13 @@
         <w:t xml:space="preserve"> </w:t>
       </w:r>
       <w:r>
-        <w:t xml:space="preserve">be the footprint score at site or background</w:t>
-      </w:r>
-      <w:r>
-        <w:t xml:space="preserve"> </w:t>
-      </w:r>
-      <w:r>
-        <w:t xml:space="preserve">position</w:t>
+        <w:t xml:space="preserve">be the footprint score</w:t>
+      </w:r>
+      <w:r>
+        <w:t xml:space="preserve"> </w:t>
+      </w:r>
+      <w:r>
+        <w:t xml:space="preserve">at site or background position</w:t>
       </w:r>
       <w:r>
         <w:t xml:space="preserve"> </w:t>
@@ -2469,25 +2463,28 @@
         <w:t xml:space="preserve"> </w:t>
       </w:r>
       <w:r>
-        <w:t xml:space="preserve">Relative to a conventional TOBIAS-style two-condition report, the added</w:t>
-      </w:r>
-      <w:r>
-        <w:t xml:space="preserve"> </w:t>
-      </w:r>
-      <w:r>
-        <w:t xml:space="preserve">workflow-level contribution is explicit handling of repeated biological condition</w:t>
-      </w:r>
-      <w:r>
-        <w:t xml:space="preserve"> </w:t>
-      </w:r>
-      <w:r>
-        <w:t xml:space="preserve">labels, side-by-side single-sample and replicate-supported comparison modes, and</w:t>
-      </w:r>
-      <w:r>
-        <w:t xml:space="preserve"> </w:t>
-      </w:r>
-      <w:r>
-        <w:t xml:space="preserve">separate statistical and display-priority columns in the exported tables.</w:t>
+        <w:t xml:space="preserve">Relative to a conventional TOBIAS-style two-condition report,</w:t>
+      </w:r>
+      <w:r>
+        <w:t xml:space="preserve"> </w:t>
+      </w:r>
+      <w:r>
+        <w:rPr>
+          <w:rStyle w:val="VerbatimChar"/>
+        </w:rPr>
+        <w:t xml:space="preserve">fp-tools</w:t>
+      </w:r>
+      <w:r>
+        <w:t xml:space="preserve"> </w:t>
+      </w:r>
+      <w:r>
+        <w:t xml:space="preserve">makes replicate labels, single-sample comparisons, replicate-supported summaries,</w:t>
+      </w:r>
+      <w:r>
+        <w:t xml:space="preserve"> </w:t>
+      </w:r>
+      <w:r>
+        <w:t xml:space="preserve">and display-priority flags explicit in the exported tables.</w:t>
       </w:r>
     </w:p>
     <w:p>
@@ -4635,7 +4632,7 @@
       </w:r>
     </w:p>
     <w:bookmarkEnd w:id="13"/>
-    <w:bookmarkStart w:id="14" w:name="X1e7957ad6d059dc6f9da35567b1f51dd3bdb399"/>
+    <w:bookmarkStart w:id="14" w:name="sec:processing_provenance"/>
     <w:p>
       <w:pPr>
         <w:pStyle w:val="Heading2"/>
@@ -4658,7 +4655,7 @@
         <w:t xml:space="preserve">Buenrostro et al. ATAC-seq study </w:t>
       </w:r>
       <w:r>
-        <w:t xml:space="preserve">(Buenrostro et al. 2013)</w:t>
+        <w:t xml:space="preserve">(1)</w:t>
       </w:r>
       <w:r>
         <w:t xml:space="preserve">: GM12878/B-cell samples</w:t>
@@ -4676,19 +4673,19 @@
         <w:t xml:space="preserve">Reads were trimmed with fastp </w:t>
       </w:r>
       <w:r>
-        <w:t xml:space="preserve">(Chen et al. 2018)</w:t>
+        <w:t xml:space="preserve">(16)</w:t>
       </w:r>
       <w:r>
         <w:t xml:space="preserve">, aligned with Bowtie2 </w:t>
       </w:r>
       <w:r>
-        <w:t xml:space="preserve">(Langmead and Salzberg 2012)</w:t>
+        <w:t xml:space="preserve">(17)</w:t>
       </w:r>
       <w:r>
         <w:t xml:space="preserve">, processed with SAMtools </w:t>
       </w:r>
       <w:r>
-        <w:t xml:space="preserve">(Li et al. 2009)</w:t>
+        <w:t xml:space="preserve">(18)</w:t>
       </w:r>
       <w:r>
         <w:t xml:space="preserve"> </w:t>
@@ -4697,19 +4694,19 @@
         <w:t xml:space="preserve">and BEDTools </w:t>
       </w:r>
       <w:r>
-        <w:t xml:space="preserve">(Quinlan and Hall 2010)</w:t>
+        <w:t xml:space="preserve">(19)</w:t>
       </w:r>
       <w:r>
         <w:t xml:space="preserve">, and peaks were called with MACS3 using the MACS model-based peak-calling framework </w:t>
       </w:r>
       <w:r>
-        <w:t xml:space="preserve">(Zhang et al. 2008)</w:t>
+        <w:t xml:space="preserve">(20)</w:t>
       </w:r>
       <w:r>
         <w:t xml:space="preserve">. Problematic genomic regions were filtered using the ENCODE blacklist </w:t>
       </w:r>
       <w:r>
-        <w:t xml:space="preserve">(Amemiya et al. 2019)</w:t>
+        <w:t xml:space="preserve">(21)</w:t>
       </w:r>
       <w:r>
         <w:t xml:space="preserve">. Replicate peaks were merged into a common peak universe, bias-corrected, footprint-called,</w:t>
@@ -4733,7 +4730,7 @@
         <w:t xml:space="preserve">non-redundant motifs </w:t>
       </w:r>
       <w:r>
-        <w:t xml:space="preserve">(Ovek Baydar et al. 2026)</w:t>
+        <w:t xml:space="preserve">(14)</w:t>
       </w:r>
       <w:r>
         <w:t xml:space="preserve"> </w:t>
@@ -4766,23 +4763,45 @@
         <w:t xml:space="preserve"> </w:t>
       </w:r>
       <w:r>
-        <w:t xml:space="preserve">Tables 3 and</w:t>
-      </w:r>
-      <w:r>
-        <w:t xml:space="preserve"> </w:t>
-      </w:r>
-      <w:r>
-        <w:t xml:space="preserve">4.</w:t>
+        <w:t xml:space="preserve">Tables </w:t>
+      </w:r>
+      <w:hyperlink w:anchor="tab:supp_analysis_parameters">
+        <w:r>
+          <w:rPr>
+            <w:rStyle w:val="Hyperlink"/>
+          </w:rPr>
+          <w:t xml:space="preserve">2</w:t>
+        </w:r>
+      </w:hyperlink>
+      <w:r>
+        <w:t xml:space="preserve"> </w:t>
+      </w:r>
+      <w:r>
+        <w:t xml:space="preserve">and</w:t>
+      </w:r>
+      <w:r>
+        <w:t xml:space="preserve"> </w:t>
+      </w:r>
+      <w:hyperlink w:anchor="tab:supp_software_versions">
+        <w:r>
+          <w:rPr>
+            <w:rStyle w:val="Hyperlink"/>
+          </w:rPr>
+          <w:t xml:space="preserve">3</w:t>
+        </w:r>
+      </w:hyperlink>
+      <w:r>
+        <w:t xml:space="preserve">.</w:t>
       </w:r>
     </w:p>
     <w:bookmarkEnd w:id="14"/>
-    <w:bookmarkStart w:id="15" w:name="X3dba36dd5da1e61b1c6dd489013b360ce3991d7"/>
+    <w:bookmarkStart w:id="15" w:name="public-data-evaluation-tiers-and-metrics"/>
     <w:p>
       <w:pPr>
         <w:pStyle w:val="Heading2"/>
       </w:pPr>
       <w:r>
-        <w:t xml:space="preserve">Public Data, Demonstration Tiers, and Metrics</w:t>
+        <w:t xml:space="preserve">Public Data, Evaluation Tiers, and Metrics</w:t>
       </w:r>
     </w:p>
     <w:p>
@@ -4796,7 +4815,7 @@
         <w:t xml:space="preserve"> </w:t>
       </w:r>
       <w:r>
-        <w:t xml:space="preserve">demonstration tier, cell type, donor, assay, accessions, assembly, output type,</w:t>
+        <w:t xml:space="preserve">analysis tier, cell type, donor, assay, accessions, assembly, output type,</w:t>
       </w:r>
       <w:r>
         <w:t xml:space="preserve"> </w:t>
@@ -4811,7 +4830,7 @@
         <w:t xml:space="preserve">download scripts query public repositories such as ENCODE </w:t>
       </w:r>
       <w:r>
-        <w:t xml:space="preserve">(The ENCODE Project Consortium 2012)</w:t>
+        <w:t xml:space="preserve">(22)</w:t>
       </w:r>
       <w:r>
         <w:t xml:space="preserve"> </w:t>
@@ -4849,16 +4868,16 @@
         <w:pStyle w:val="BodyText"/>
       </w:pPr>
       <w:r>
-        <w:t xml:space="preserve">The demonstration design follows published recommendations for transparent and</w:t>
-      </w:r>
-      <w:r>
-        <w:t xml:space="preserve"> </w:t>
-      </w:r>
-      <w:r>
-        <w:t xml:space="preserve">reproducible computational method evaluation </w:t>
-      </w:r>
-      <w:r>
-        <w:t xml:space="preserve">(Weber et al. 2019; Mangul et al. 2019)</w:t>
+        <w:t xml:space="preserve">The evaluation follows published recommendations for transparent computational</w:t>
+      </w:r>
+      <w:r>
+        <w:t xml:space="preserve"> </w:t>
+      </w:r>
+      <w:r>
+        <w:t xml:space="preserve">method assessment </w:t>
+      </w:r>
+      <w:r>
+        <w:t xml:space="preserve">(23,24)</w:t>
       </w:r>
       <w:r>
         <w:t xml:space="preserve">,</w:t>
@@ -4867,67 +4886,54 @@
         <w:t xml:space="preserve"> </w:t>
       </w:r>
       <w:r>
-        <w:t xml:space="preserve">but it is not intended as an exhaustive head-to-head benchmark of all ATAC</w:t>
-      </w:r>
-      <w:r>
-        <w:t xml:space="preserve"> </w:t>
-      </w:r>
-      <w:r>
-        <w:t xml:space="preserve">footprinting methods. Instead, it is organized as a tiered software-evaluation</w:t>
-      </w:r>
-      <w:r>
-        <w:t xml:space="preserve"> </w:t>
-      </w:r>
-      <w:r>
-        <w:t xml:space="preserve">design (Table 1): a small-reference regression tier; a bulk ATAC</w:t>
-      </w:r>
-      <w:r>
-        <w:t xml:space="preserve"> </w:t>
-      </w:r>
-      <w:r>
-        <w:t xml:space="preserve">replicate tier; a depth-robustness tier over downsampled ATAC; a de novo</w:t>
-      </w:r>
-      <w:r>
-        <w:t xml:space="preserve"> </w:t>
-      </w:r>
-      <w:r>
-        <w:t xml:space="preserve">motif-preparation tier; and a real-data pseudobulk tier. Summary tables report</w:t>
-      </w:r>
-      <w:r>
-        <w:t xml:space="preserve"> </w:t>
-      </w:r>
-      <w:r>
-        <w:t xml:space="preserve">command success, output integrity, runtime, memory, differential footprint</w:t>
-      </w:r>
-      <w:r>
-        <w:t xml:space="preserve"> </w:t>
-      </w:r>
-      <w:r>
-        <w:t xml:space="preserve">summaries, motif-recovery summaries, and generated figures for the analyses</w:t>
-      </w:r>
-      <w:r>
-        <w:t xml:space="preserve"> </w:t>
-      </w:r>
-      <w:r>
-        <w:t xml:space="preserve">included in this manuscript.</w:t>
-      </w:r>
-    </w:p>
-    <w:p>
-      <w:pPr>
-        <w:pStyle w:val="BodyText"/>
-      </w:pPr>
-      <w:r>
-        <w:rPr>
-          <w:b/>
-          <w:bCs/>
-        </w:rPr>
-        <w:t xml:space="preserve">Table 1.</w:t>
-      </w:r>
-      <w:r>
-        <w:t xml:space="preserve"> </w:t>
-      </w:r>
-      <w:r>
-        <w:t xml:space="preserve">Tiered benchmark design. Large data and outputs are untracked; only manifests, scripts, and compact reference results are committed.</w:t>
+        <w:t xml:space="preserve">but it is designed as a tiered software evaluation rather than an exhaustive</w:t>
+      </w:r>
+      <w:r>
+        <w:t xml:space="preserve"> </w:t>
+      </w:r>
+      <w:r>
+        <w:t xml:space="preserve">head-to-head benchmark of all ATAC footprinting methods. The tiers</w:t>
+      </w:r>
+      <w:r>
+        <w:t xml:space="preserve"> </w:t>
+      </w:r>
+      <w:r>
+        <w:t xml:space="preserve">(Table </w:t>
+      </w:r>
+      <w:hyperlink w:anchor="tab:tiers">
+        <w:r>
+          <w:rPr>
+            <w:rStyle w:val="Hyperlink"/>
+          </w:rPr>
+          <w:t xml:space="preserve">[tab:tiers]</w:t>
+        </w:r>
+      </w:hyperlink>
+      <w:r>
+        <w:t xml:space="preserve">) cover small-reference regression tests, bulk ATAC</w:t>
+      </w:r>
+      <w:r>
+        <w:t xml:space="preserve"> </w:t>
+      </w:r>
+      <w:r>
+        <w:t xml:space="preserve">replicates, downsampled ATAC depth checks, de novo motif preparation, and a</w:t>
+      </w:r>
+      <w:r>
+        <w:t xml:space="preserve"> </w:t>
+      </w:r>
+      <w:r>
+        <w:t xml:space="preserve">real-data pseudobulk example. Summary tables report command success, output</w:t>
+      </w:r>
+      <w:r>
+        <w:t xml:space="preserve"> </w:t>
+      </w:r>
+      <w:r>
+        <w:t xml:space="preserve">integrity, runtime, memory, differential footprint summaries, motif-recovery</w:t>
+      </w:r>
+      <w:r>
+        <w:t xml:space="preserve"> </w:t>
+      </w:r>
+      <w:r>
+        <w:t xml:space="preserve">summaries, and generated figures for the analyses included in this manuscript.</w:t>
       </w:r>
     </w:p>
     <w:p>
@@ -5049,37 +5055,37 @@
         <w:pStyle w:val="FirstParagraph"/>
       </w:pPr>
       <w:r>
-        <w:t xml:space="preserve">The package ships a unit-test suite covering numerical helpers, CLI behavior, and</w:t>
-      </w:r>
-      <w:r>
-        <w:t xml:space="preserve"> </w:t>
-      </w:r>
-      <w:r>
-        <w:t xml:space="preserve">deterministic golden CLI regressions for footprint calling, differential footprint analysis,</w:t>
-      </w:r>
-      <w:r>
-        <w:t xml:space="preserve"> </w:t>
-      </w:r>
-      <w:r>
-        <w:t xml:space="preserve">and aggregate plotting, with an opt-in slow regression for bias correction. A</w:t>
-      </w:r>
-      <w:r>
-        <w:t xml:space="preserve"> </w:t>
-      </w:r>
-      <w:r>
-        <w:t xml:space="preserve">continuous-integration workflow runs the suite on a clean checkout using compact</w:t>
-      </w:r>
-      <w:r>
-        <w:t xml:space="preserve"> </w:t>
-      </w:r>
-      <w:r>
-        <w:t xml:space="preserve">reference inputs, builds source and wheel artifacts, and verifies the installed</w:t>
-      </w:r>
-      <w:r>
-        <w:t xml:space="preserve"> </w:t>
-      </w:r>
-      <w:r>
-        <w:t xml:space="preserve">console scripts. The repository includes</w:t>
+        <w:t xml:space="preserve">The package includes unit tests for numerical helpers, CLI behavior, and</w:t>
+      </w:r>
+      <w:r>
+        <w:t xml:space="preserve"> </w:t>
+      </w:r>
+      <w:r>
+        <w:t xml:space="preserve">deterministic regression outputs for footprint calling, differential footprint</w:t>
+      </w:r>
+      <w:r>
+        <w:t xml:space="preserve"> </w:t>
+      </w:r>
+      <w:r>
+        <w:t xml:space="preserve">analysis, and aggregate plotting, with an opt-in slow regression for bias</w:t>
+      </w:r>
+      <w:r>
+        <w:t xml:space="preserve"> </w:t>
+      </w:r>
+      <w:r>
+        <w:t xml:space="preserve">correction. Continuous integration runs the suite on compact reference inputs,</w:t>
+      </w:r>
+      <w:r>
+        <w:t xml:space="preserve"> </w:t>
+      </w:r>
+      <w:r>
+        <w:t xml:space="preserve">builds source and wheel artifacts, and verifies the installed console scripts.</w:t>
+      </w:r>
+      <w:r>
+        <w:t xml:space="preserve"> </w:t>
+      </w:r>
+      <w:r>
+        <w:t xml:space="preserve">The repository also includes</w:t>
       </w:r>
       <w:r>
         <w:t xml:space="preserve"> </w:t>
@@ -5091,40 +5097,37 @@
         <w:t xml:space="preserve">environment.yml</w:t>
       </w:r>
       <w:r>
-        <w:t xml:space="preserve">, a Dockerfile, release metadata, and Make targets for</w:t>
-      </w:r>
-      <w:r>
-        <w:t xml:space="preserve"> </w:t>
-      </w:r>
-      <w:r>
-        <w:t xml:space="preserve">test, build, and manuscript-smoke workflows; these choices follow FAIR-oriented</w:t>
-      </w:r>
-      <w:r>
-        <w:t xml:space="preserve"> </w:t>
-      </w:r>
-      <w:r>
-        <w:t xml:space="preserve">research-software principles and established bioinformatics environment practices </w:t>
-      </w:r>
-      <w:r>
-        <w:t xml:space="preserve">(</w:t>
-      </w:r>
-      <w:r>
-        <w:t xml:space="preserve">Wilkinson et al.</w:t>
-      </w:r>
-      <w:r>
-        <w:t xml:space="preserve"> </w:t>
-      </w:r>
-      <w:r>
-        <w:t xml:space="preserve">2016; Gruening et al. 2018; Ewels et al. 2020)</w:t>
-      </w:r>
-      <w:r>
-        <w:t xml:space="preserve">. Detailed reviewer instructions are</w:t>
-      </w:r>
-      <w:r>
-        <w:t xml:space="preserve"> </w:t>
-      </w:r>
-      <w:r>
-        <w:t xml:space="preserve">kept in</w:t>
+        <w:t xml:space="preserve">, a Dockerfile, release</w:t>
+      </w:r>
+      <w:r>
+        <w:t xml:space="preserve"> </w:t>
+      </w:r>
+      <w:r>
+        <w:t xml:space="preserve">metadata, and Make targets for testing, building, and manuscript checks. These</w:t>
+      </w:r>
+      <w:r>
+        <w:t xml:space="preserve"> </w:t>
+      </w:r>
+      <w:r>
+        <w:t xml:space="preserve">choices follow FAIR-oriented research-software principles and established</w:t>
+      </w:r>
+      <w:r>
+        <w:t xml:space="preserve"> </w:t>
+      </w:r>
+      <w:r>
+        <w:t xml:space="preserve">bioinformatics environment practices </w:t>
+      </w:r>
+      <w:r>
+        <w:t xml:space="preserve">(25–27)</w:t>
+      </w:r>
+      <w:r>
+        <w:t xml:space="preserve">.</w:t>
+      </w:r>
+      <w:r>
+        <w:t xml:space="preserve"> </w:t>
+      </w:r>
+      <w:r>
+        <w:t xml:space="preserve">Reviewer instructions are kept in</w:t>
       </w:r>
       <w:r>
         <w:t xml:space="preserve"> </w:t>
@@ -5136,30 +5139,30 @@
         <w:t xml:space="preserve">docs/reproduce-paper.md</w:t>
       </w:r>
       <w:r>
-        <w:t xml:space="preserve">. Benchmark scripts record</w:t>
-      </w:r>
-      <w:r>
-        <w:t xml:space="preserve"> </w:t>
-      </w:r>
-      <w:r>
-        <w:t xml:space="preserve">random seeds, tool versions, command lines, and resolved manifests alongside the</w:t>
-      </w:r>
-      <w:r>
-        <w:t xml:space="preserve"> </w:t>
-      </w:r>
-      <w:r>
-        <w:t xml:space="preserve">corresponding outputs.</w:t>
-      </w:r>
-      <w:r>
-        <w:t xml:space="preserve"> </w:t>
-      </w:r>
-      <w:r>
-        <w:t xml:space="preserve">Figure source tables and editable figure files are retained for auditability.</w:t>
+        <w:t xml:space="preserve">. Benchmark</w:t>
+      </w:r>
+      <w:r>
+        <w:t xml:space="preserve"> </w:t>
+      </w:r>
+      <w:r>
+        <w:t xml:space="preserve">scripts record random seeds, tool versions, command lines, and resolved</w:t>
+      </w:r>
+      <w:r>
+        <w:t xml:space="preserve"> </w:t>
+      </w:r>
+      <w:r>
+        <w:t xml:space="preserve">manifests alongside the corresponding outputs. Figure source tables and editable</w:t>
+      </w:r>
+      <w:r>
+        <w:t xml:space="preserve"> </w:t>
+      </w:r>
+      <w:r>
+        <w:t xml:space="preserve">figure files are retained for auditability.</w:t>
       </w:r>
     </w:p>
     <w:bookmarkEnd w:id="16"/>
     <w:bookmarkEnd w:id="17"/>
-    <w:bookmarkStart w:id="43" w:name="results"/>
+    <w:bookmarkStart w:id="55" w:name="results"/>
     <w:p>
       <w:pPr>
         <w:pStyle w:val="Heading1"/>
@@ -5173,7 +5176,7 @@
         <w:pStyle w:val="FirstParagraph"/>
       </w:pPr>
       <w:r>
-        <w:t xml:space="preserve">We evaluate</w:t>
+        <w:t xml:space="preserve">We evaluated</w:t>
       </w:r>
       <w:r>
         <w:t xml:space="preserve"> </w:t>
@@ -5188,28 +5191,22 @@
         <w:t xml:space="preserve"> </w:t>
       </w:r>
       <w:r>
-        <w:t xml:space="preserve">as a software and reproducibility platform along</w:t>
-      </w:r>
-      <w:r>
-        <w:t xml:space="preserve"> </w:t>
-      </w:r>
-      <w:r>
-        <w:t xml:space="preserve">three axes: workflow integration and command stability, controlled local</w:t>
-      </w:r>
-      <w:r>
-        <w:t xml:space="preserve"> </w:t>
-      </w:r>
-      <w:r>
-        <w:t xml:space="preserve">engineering measurements, and biological plausibility in public bulk and</w:t>
-      </w:r>
-      <w:r>
-        <w:t xml:space="preserve"> </w:t>
-      </w:r>
-      <w:r>
-        <w:t xml:space="preserve">single-cell ATAC-seq demonstrations.</w:t>
-      </w:r>
-    </w:p>
-    <w:bookmarkStart w:id="21" w:name="X1d12b030c0e011596b18f05c9592026058c5dde"/>
+        <w:t xml:space="preserve">for command stability, local runtime and memory</w:t>
+      </w:r>
+      <w:r>
+        <w:t xml:space="preserve"> </w:t>
+      </w:r>
+      <w:r>
+        <w:t xml:space="preserve">behavior, and biological plausibility in public bulk and single-cell ATAC-seq</w:t>
+      </w:r>
+      <w:r>
+        <w:t xml:space="preserve"> </w:t>
+      </w:r>
+      <w:r>
+        <w:t xml:space="preserve">examples.</w:t>
+      </w:r>
+    </w:p>
+    <w:bookmarkStart w:id="23" w:name="X1d12b030c0e011596b18f05c9592026058c5dde"/>
     <w:p>
       <w:pPr>
         <w:pStyle w:val="Heading2"/>
@@ -5232,55 +5229,67 @@
         <w:t xml:space="preserve"> </w:t>
       </w:r>
       <w:r>
-        <w:t xml:space="preserve">consolidates the core ATAC-seq footprinting steps into a</w:t>
-      </w:r>
-      <w:r>
-        <w:t xml:space="preserve"> </w:t>
-      </w:r>
-      <w:r>
-        <w:t xml:space="preserve">single, consistent workflow with shared region/signal conventions, so a complete</w:t>
-      </w:r>
-      <w:r>
-        <w:t xml:space="preserve"> </w:t>
-      </w:r>
-      <w:r>
-        <w:t xml:space="preserve">analysis, including bias correction, footprint calling, differential footprint analysis, and aggregate</w:t>
-      </w:r>
-      <w:r>
-        <w:t xml:space="preserve"> </w:t>
-      </w:r>
-      <w:r>
-        <w:t xml:space="preserve">visualization, runs without crossing package boundaries or reformatting</w:t>
-      </w:r>
-      <w:r>
-        <w:t xml:space="preserve"> </w:t>
-      </w:r>
-      <w:r>
-        <w:t xml:space="preserve">intermediates. YAML configuration records the same analysis in a</w:t>
-      </w:r>
-      <w:r>
-        <w:t xml:space="preserve"> </w:t>
-      </w:r>
-      <w:r>
-        <w:t xml:space="preserve">machine-readable form for reruns and batch processing</w:t>
-      </w:r>
-      <w:r>
-        <w:t xml:space="preserve"> </w:t>
-      </w:r>
-      <w:r>
-        <w:t xml:space="preserve">(Figure 1).</w:t>
-      </w:r>
-    </w:p>
-    <w:p>
-      <w:pPr>
-        <w:pStyle w:val="BodyText"/>
+        <w:t xml:space="preserve">consolidates the core ATAC-seq footprinting steps into one</w:t>
+      </w:r>
+      <w:r>
+        <w:t xml:space="preserve"> </w:t>
+      </w:r>
+      <w:r>
+        <w:t xml:space="preserve">command-compatible analysis. Bias correction, footprint calling, differential</w:t>
+      </w:r>
+      <w:r>
+        <w:t xml:space="preserve"> </w:t>
+      </w:r>
+      <w:r>
+        <w:t xml:space="preserve">footprint analysis, and aggregate visualization share region and signal</w:t>
+      </w:r>
+      <w:r>
+        <w:t xml:space="preserve"> </w:t>
+      </w:r>
+      <w:r>
+        <w:t xml:space="preserve">conventions, reducing the need for file-format conversion between steps. YAML</w:t>
+      </w:r>
+      <w:r>
+        <w:t xml:space="preserve"> </w:t>
+      </w:r>
+      <w:r>
+        <w:t xml:space="preserve">configuration records the same analysis in a machine-readable form for reruns</w:t>
+      </w:r>
+      <w:r>
+        <w:t xml:space="preserve"> </w:t>
+      </w:r>
+      <w:r>
+        <w:t xml:space="preserve">and batch processing</w:t>
+      </w:r>
+      <w:r>
+        <w:t xml:space="preserve"> </w:t>
+      </w:r>
+      <w:r>
+        <w:t xml:space="preserve">(Figure </w:t>
+      </w:r>
+      <w:hyperlink w:anchor="fig:workflow_overview">
+        <w:r>
+          <w:rPr>
+            <w:rStyle w:val="Hyperlink"/>
+          </w:rPr>
+          <w:t xml:space="preserve">1</w:t>
+        </w:r>
+      </w:hyperlink>
+      <w:r>
+        <w:t xml:space="preserve">).</w:t>
+      </w:r>
+    </w:p>
+    <w:bookmarkStart w:id="22" w:name="fig:workflow_overview"/>
+    <w:p>
+      <w:pPr>
+        <w:pStyle w:val="CaptionedFigure"/>
       </w:pPr>
       <w:r>
         <w:drawing>
           <wp:inline>
             <wp:extent cx="4699000" cy="5143500"/>
             <wp:effectExtent b="0" l="0" r="0" t="0"/>
-            <wp:docPr descr="image" title="" id="19" name="Picture"/>
+            <wp:docPr descr="" title="" id="19" name="Picture"/>
             <a:graphic>
               <a:graphicData uri="http://schemas.openxmlformats.org/drawingml/2006/picture">
                 <pic:pic>
@@ -5320,18 +5329,8 @@
     </w:p>
     <w:p>
       <w:pPr>
-        <w:pStyle w:val="BodyText"/>
-      </w:pPr>
-      <w:r>
-        <w:rPr>
-          <w:b/>
-          <w:bCs/>
-        </w:rPr>
-        <w:t xml:space="preserve">Figure 1.</w:t>
-      </w:r>
-      <w:r>
-        <w:t xml:space="preserve"> </w:t>
-      </w:r>
+        <w:pStyle w:val="ImageCaption"/>
+      </w:pPr>
       <w:r>
         <w:t xml:space="preserve">Overview of the</w:t>
       </w:r>
@@ -5348,11 +5347,47 @@
         <w:t xml:space="preserve"> </w:t>
       </w:r>
       <w:r>
-        <w:t xml:space="preserve">ATAC-seq footprinting platform. Bulk ATAC-seq BAM/fragments and single-cell ATAC fragments with annotations enter a shared command-oriented workflow. The workflow supports Tn5 bias correction, footprint calling, motif matching against curated databases, de novo motif discovery, replicate-aware differential footprint analysis, aggregate footprint visualization, and pseudobulk single-cell footprint analysis.</w:t>
-      </w:r>
-    </w:p>
-    <w:bookmarkEnd w:id="21"/>
-    <w:bookmarkStart w:id="22" w:name="interactive-interfaces-and-report-review"/>
+        <w:t xml:space="preserve">ATAC-seq footprinting platform.</w:t>
+      </w:r>
+      <w:r>
+        <w:t xml:space="preserve"> </w:t>
+      </w:r>
+      <w:r>
+        <w:t xml:space="preserve">Bulk ATAC-seq BAM/fragments and single-cell ATAC fragments with annotations enter</w:t>
+      </w:r>
+      <w:r>
+        <w:t xml:space="preserve"> </w:t>
+      </w:r>
+      <w:r>
+        <w:t xml:space="preserve">a shared command-oriented analysis. The analysis supports Tn5 bias correction,</w:t>
+      </w:r>
+      <w:r>
+        <w:t xml:space="preserve"> </w:t>
+      </w:r>
+      <w:r>
+        <w:t xml:space="preserve">footprint calling, motif matching against curated databases, de novo motif</w:t>
+      </w:r>
+      <w:r>
+        <w:t xml:space="preserve"> </w:t>
+      </w:r>
+      <w:r>
+        <w:t xml:space="preserve">discovery, replicate-aware differential footprint analysis, aggregate footprint</w:t>
+      </w:r>
+      <w:r>
+        <w:t xml:space="preserve"> </w:t>
+      </w:r>
+      <w:r>
+        <w:t xml:space="preserve">visualization, and pseudobulk single-cell footprint analysis.</w:t>
+      </w:r>
+      <w:r>
+        <w:t xml:space="preserve"> </w:t>
+      </w:r>
+      <w:bookmarkStart w:id="21" w:name="fig:workflow_overview"/>
+      <w:bookmarkEnd w:id="21"/>
+    </w:p>
+    <w:bookmarkEnd w:id="22"/>
+    <w:bookmarkEnd w:id="23"/>
+    <w:bookmarkStart w:id="24" w:name="interactive-interfaces-and-report-review"/>
     <w:p>
       <w:pPr>
         <w:pStyle w:val="Heading2"/>
@@ -5381,35 +5416,70 @@
         <w:t xml:space="preserve"> </w:t>
       </w:r>
       <w:r>
-        <w:t xml:space="preserve">provides browser-based interfaces for configuring analyses and reviewing results. The GUI writes reusable YAML configurations that remain compatible with command-line execution and provides guided panels for the same core commands shown in the command-line documentation (Figure 6). Differential-footprint and aggregate-batch workflows also produce</w:t>
-      </w:r>
-      <w:r>
-        <w:t xml:space="preserve"> </w:t>
-      </w:r>
-      <w:r>
-        <w:t xml:space="preserve">self-contained HTML reports with embedded compressed data, searchable motif controls,</w:t>
-      </w:r>
-      <w:r>
-        <w:t xml:space="preserve"> </w:t>
-      </w:r>
-      <w:r>
-        <w:t xml:space="preserve">editable group colors, synchronized aggregate profiles, and SVG export for</w:t>
-      </w:r>
-      <w:r>
-        <w:t xml:space="preserve"> </w:t>
-      </w:r>
-      <w:r>
-        <w:t xml:space="preserve">publication-ready editing.</w:t>
-      </w:r>
-    </w:p>
-    <w:bookmarkEnd w:id="22"/>
-    <w:bookmarkStart w:id="23" w:name="regression-tested-workflow-outputs"/>
+        <w:t xml:space="preserve">provides</w:t>
+      </w:r>
+      <w:r>
+        <w:t xml:space="preserve"> </w:t>
+      </w:r>
+      <w:r>
+        <w:t xml:space="preserve">browser-based interfaces for configuring analyses and reviewing results. The GUI</w:t>
+      </w:r>
+      <w:r>
+        <w:t xml:space="preserve"> </w:t>
+      </w:r>
+      <w:r>
+        <w:t xml:space="preserve">writes reusable YAML configurations that remain compatible with command-line</w:t>
+      </w:r>
+      <w:r>
+        <w:t xml:space="preserve"> </w:t>
+      </w:r>
+      <w:r>
+        <w:t xml:space="preserve">execution and provides guided panels for the same core commands shown in the</w:t>
+      </w:r>
+      <w:r>
+        <w:t xml:space="preserve"> </w:t>
+      </w:r>
+      <w:r>
+        <w:t xml:space="preserve">documentation (Figure </w:t>
+      </w:r>
+      <w:hyperlink w:anchor="fig:gui_interface">
+        <w:r>
+          <w:rPr>
+            <w:rStyle w:val="Hyperlink"/>
+          </w:rPr>
+          <w:t xml:space="preserve">6</w:t>
+        </w:r>
+      </w:hyperlink>
+      <w:r>
+        <w:t xml:space="preserve">). Differential-footprint and</w:t>
+      </w:r>
+      <w:r>
+        <w:t xml:space="preserve"> </w:t>
+      </w:r>
+      <w:r>
+        <w:t xml:space="preserve">aggregate-batch runs also produce self-contained HTML reports with embedded</w:t>
+      </w:r>
+      <w:r>
+        <w:t xml:space="preserve"> </w:t>
+      </w:r>
+      <w:r>
+        <w:t xml:space="preserve">compressed data, searchable motif controls, editable group colors, synchronized</w:t>
+      </w:r>
+      <w:r>
+        <w:t xml:space="preserve"> </w:t>
+      </w:r>
+      <w:r>
+        <w:t xml:space="preserve">aggregate profiles, and SVG export for publication-ready editing.</w:t>
+      </w:r>
+    </w:p>
+    <w:bookmarkEnd w:id="24"/>
+    <w:bookmarkStart w:id="25" w:name="regression-tested-outputs"/>
     <w:p>
       <w:pPr>
         <w:pStyle w:val="Heading2"/>
       </w:pPr>
       <w:r>
-        <w:t xml:space="preserve">Regression-tested Workflow Outputs</w:t>
+        <w:t xml:space="preserve">Regression-tested Outputs</w:t>
       </w:r>
     </w:p>
     <w:p>
@@ -5417,41 +5487,35 @@
         <w:pStyle w:val="FirstParagraph"/>
       </w:pPr>
       <w:r>
-        <w:t xml:space="preserve">The footprinting workflow is covered by deterministic regression tests that pin</w:t>
-      </w:r>
-      <w:r>
-        <w:t xml:space="preserve"> </w:t>
-      </w:r>
-      <w:r>
-        <w:t xml:space="preserve">summary outputs for footprint calling, differential footprint analysis, and</w:t>
-      </w:r>
-      <w:r>
-        <w:t xml:space="preserve"> </w:t>
-      </w:r>
-      <w:r>
-        <w:t xml:space="preserve">aggregate plotting. Public entry-point checks and YAML dry-runs verify that the</w:t>
-      </w:r>
-      <w:r>
-        <w:t xml:space="preserve"> </w:t>
-      </w:r>
-      <w:r>
-        <w:t xml:space="preserve">command surface remains stable. These tests provide a reproducible contract for</w:t>
-      </w:r>
-      <w:r>
-        <w:t xml:space="preserve"> </w:t>
-      </w:r>
-      <w:r>
-        <w:t xml:space="preserve">core analyses while allowing integrated modules to share the same input and output</w:t>
-      </w:r>
-      <w:r>
-        <w:t xml:space="preserve"> </w:t>
-      </w:r>
-      <w:r>
-        <w:t xml:space="preserve">conventions.</w:t>
-      </w:r>
-    </w:p>
-    <w:bookmarkEnd w:id="23"/>
-    <w:bookmarkStart w:id="30" w:name="Xd39471bb8592f948e8a0bb2eb2de2159bacceab"/>
+        <w:t xml:space="preserve">Deterministic regression tests pin summary outputs for footprint calling,</w:t>
+      </w:r>
+      <w:r>
+        <w:t xml:space="preserve"> </w:t>
+      </w:r>
+      <w:r>
+        <w:t xml:space="preserve">differential footprint analysis, and aggregate plotting. Public entry-point</w:t>
+      </w:r>
+      <w:r>
+        <w:t xml:space="preserve"> </w:t>
+      </w:r>
+      <w:r>
+        <w:t xml:space="preserve">checks and YAML dry-runs verify that the command surface remains stable. These</w:t>
+      </w:r>
+      <w:r>
+        <w:t xml:space="preserve"> </w:t>
+      </w:r>
+      <w:r>
+        <w:t xml:space="preserve">tests provide a compact contract for core analyses while allowing integrated</w:t>
+      </w:r>
+      <w:r>
+        <w:t xml:space="preserve"> </w:t>
+      </w:r>
+      <w:r>
+        <w:t xml:space="preserve">modules to share the same input and output conventions.</w:t>
+      </w:r>
+    </w:p>
+    <w:bookmarkEnd w:id="25"/>
+    <w:bookmarkStart w:id="36" w:name="Xd39471bb8592f948e8a0bb2eb2de2159bacceab"/>
     <w:p>
       <w:pPr>
         <w:pStyle w:val="Heading2"/>
@@ -5465,61 +5529,49 @@
         <w:pStyle w:val="FirstParagraph"/>
       </w:pPr>
       <w:r>
-        <w:t xml:space="preserve">The de novo motif-preparation path exports candidate-centered FASTA files,</w:t>
-      </w:r>
-      <w:r>
-        <w:t xml:space="preserve"> </w:t>
-      </w:r>
-      <w:r>
-        <w:t xml:space="preserve">applies MEME, DREME, or STREME, optionally adds a Tomtom comparison against a</w:t>
-      </w:r>
-      <w:r>
-        <w:t xml:space="preserve"> </w:t>
-      </w:r>
-      <w:r>
-        <w:t xml:space="preserve">known motif database, and summarizes motif results into TSV/HTML reports with</w:t>
-      </w:r>
-      <w:r>
-        <w:t xml:space="preserve"> </w:t>
-      </w:r>
-      <w:r>
-        <w:t xml:space="preserve">inline consensus logos. This keeps motif discovery reproducible while relying</w:t>
-      </w:r>
-      <w:r>
-        <w:t xml:space="preserve"> </w:t>
-      </w:r>
-      <w:r>
-        <w:t xml:space="preserve">on established motif-discovery algorithms.</w:t>
-      </w:r>
-      <w:r>
-        <w:t xml:space="preserve"> </w:t>
-      </w:r>
-      <w:r>
-        <w:t xml:space="preserve">The workflow can be used alone to discover recurring patterns in candidate</w:t>
-      </w:r>
-      <w:r>
-        <w:t xml:space="preserve"> </w:t>
-      </w:r>
-      <w:r>
-        <w:t xml:space="preserve">intervals, or after known-motif scanning to find additional motifs not represented</w:t>
-      </w:r>
-      <w:r>
-        <w:t xml:space="preserve"> </w:t>
-      </w:r>
-      <w:r>
-        <w:t xml:space="preserve">in the selected database. In relation to TOBIAS, this section evaluates an added</w:t>
-      </w:r>
-      <w:r>
-        <w:t xml:space="preserve"> </w:t>
-      </w:r>
-      <w:r>
-        <w:t xml:space="preserve">motif-discovery handoff around the footprinting workflow, not a new</w:t>
-      </w:r>
-      <w:r>
-        <w:t xml:space="preserve"> </w:t>
-      </w:r>
-      <w:r>
-        <w:t xml:space="preserve">center-versus-flank footprint scoring model.</w:t>
+        <w:t xml:space="preserve">The de novo motif-preparation path converts candidate footprint intervals into</w:t>
+      </w:r>
+      <w:r>
+        <w:t xml:space="preserve"> </w:t>
+      </w:r>
+      <w:r>
+        <w:t xml:space="preserve">centered FASTA files, runs MEME, DREME, or STREME, optionally compares discovered</w:t>
+      </w:r>
+      <w:r>
+        <w:t xml:space="preserve"> </w:t>
+      </w:r>
+      <w:r>
+        <w:t xml:space="preserve">motifs with a known database using Tomtom, and writes TSV/HTML summaries with</w:t>
+      </w:r>
+      <w:r>
+        <w:t xml:space="preserve"> </w:t>
+      </w:r>
+      <w:r>
+        <w:t xml:space="preserve">inline consensus logos. This extends the TOBIAS-style known-motif path by adding</w:t>
+      </w:r>
+      <w:r>
+        <w:t xml:space="preserve"> </w:t>
+      </w:r>
+      <w:r>
+        <w:t xml:space="preserve">a recorded handoff from footprint candidates to motif discovery; it does not</w:t>
+      </w:r>
+      <w:r>
+        <w:t xml:space="preserve"> </w:t>
+      </w:r>
+      <w:r>
+        <w:t xml:space="preserve">change the center-versus-flank footprint scoring model. The module can be run</w:t>
+      </w:r>
+      <w:r>
+        <w:t xml:space="preserve"> </w:t>
+      </w:r>
+      <w:r>
+        <w:t xml:space="preserve">alone to discover recurring patterns in candidate intervals, or after known-motif</w:t>
+      </w:r>
+      <w:r>
+        <w:t xml:space="preserve"> </w:t>
+      </w:r>
+      <w:r>
+        <w:t xml:space="preserve">scanning to find motifs that are absent from the selected database.</w:t>
       </w:r>
     </w:p>
     <w:p>
@@ -5527,16 +5579,22 @@
         <w:pStyle w:val="BodyText"/>
       </w:pPr>
       <w:r>
-        <w:t xml:space="preserve">We therefore evaluated whether candidate-derived motifs add information beyond a fixed</w:t>
-      </w:r>
-      <w:r>
-        <w:t xml:space="preserve"> </w:t>
-      </w:r>
-      <w:r>
-        <w:t xml:space="preserve">database using a 3-vs-3 public ENCODE K562 versus HepG2 ATAC-seq comparison </w:t>
-      </w:r>
-      <w:r>
-        <w:t xml:space="preserve">(The ENCODE Project Consortium 2012)</w:t>
+        <w:t xml:space="preserve">We tested whether candidate-derived motifs add information beyond a fixed</w:t>
+      </w:r>
+      <w:r>
+        <w:t xml:space="preserve"> </w:t>
+      </w:r>
+      <w:r>
+        <w:t xml:space="preserve">database using a 3-vs-3 public ENCODE K562 versus HepG2 ATAC-seq</w:t>
+      </w:r>
+      <w:r>
+        <w:t xml:space="preserve"> </w:t>
+      </w:r>
+      <w:r>
+        <w:t xml:space="preserve">comparison </w:t>
+      </w:r>
+      <w:r>
+        <w:t xml:space="preserve">(22)</w:t>
       </w:r>
       <w:r>
         <w:t xml:space="preserve">.</w:t>
@@ -5595,91 +5653,81 @@
         <w:pStyle w:val="BodyText"/>
       </w:pPr>
       <w:r>
-        <w:t xml:space="preserve">The full JASPAR 2026 vertebrate non-redundant set contained 1019 motifs, while</w:t>
-      </w:r>
-      <w:r>
-        <w:t xml:space="preserve"> </w:t>
-      </w:r>
-      <w:r>
-        <w:t xml:space="preserve">the expanded reciprocal STREME runs contributed 500 candidate-derived motifs</w:t>
-      </w:r>
-      <w:r>
-        <w:t xml:space="preserve"> </w:t>
-      </w:r>
-      <w:r>
-        <w:t xml:space="preserve">from both ENCODE cell lines. We therefore interpret this run as a site-recovery</w:t>
-      </w:r>
-      <w:r>
-        <w:t xml:space="preserve"> </w:t>
-      </w:r>
-      <w:r>
-        <w:t xml:space="preserve">demonstration of how far de novo-only discovery can cover database-supported</w:t>
-      </w:r>
-      <w:r>
-        <w:t xml:space="preserve"> </w:t>
-      </w:r>
-      <w:r>
-        <w:t xml:space="preserve">footprints, rather than as an exhaustive replacement for a curated motif</w:t>
-      </w:r>
-      <w:r>
-        <w:t xml:space="preserve"> </w:t>
-      </w:r>
-      <w:r>
-        <w:t xml:space="preserve">database. In de novo-only mode, recovery was measured as base-pair overlap after</w:t>
-      </w:r>
-      <w:r>
-        <w:t xml:space="preserve"> </w:t>
-      </w:r>
-      <w:r>
-        <w:t xml:space="preserve">merging the bound-site windows produced by the de novo scan and the corresponding</w:t>
-      </w:r>
-      <w:r>
-        <w:t xml:space="preserve"> </w:t>
-      </w:r>
-      <w:r>
-        <w:t xml:space="preserve">JASPAR-supported scan. By this operational overlap metric, the discovered motifs</w:t>
-      </w:r>
-      <w:r>
-        <w:t xml:space="preserve"> </w:t>
-      </w:r>
-      <w:r>
-        <w:t xml:space="preserve">recovered 84.0% of merged JASPAR-supported bound-site-window base pairs across</w:t>
-      </w:r>
-      <w:r>
-        <w:t xml:space="preserve"> </w:t>
-      </w:r>
-      <w:r>
-        <w:t xml:space="preserve">the K562/HepG2 comparison, while 16.0% remained unique to the full JASPAR scan.</w:t>
-      </w:r>
-      <w:r>
-        <w:t xml:space="preserve"> </w:t>
-      </w:r>
-      <w:r>
-        <w:t xml:space="preserve">The de novo-only scan also introduced additional candidate-derived bound-site</w:t>
-      </w:r>
-      <w:r>
-        <w:t xml:space="preserve"> </w:t>
-      </w:r>
-      <w:r>
-        <w:t xml:space="preserve">windows, corresponding to 6.0% of the de novo-only merged window base pairs.</w:t>
-      </w:r>
-      <w:r>
-        <w:t xml:space="preserve"> </w:t>
-      </w:r>
-      <w:r>
-        <w:t xml:space="preserve">In supplement mode,</w:t>
-      </w:r>
-      <w:r>
-        <w:t xml:space="preserve"> </w:t>
-      </w:r>
-      <w:r>
-        <w:t xml:space="preserve">discovered motifs are appended to known motif sets before the same motif-aware</w:t>
-      </w:r>
-      <w:r>
-        <w:t xml:space="preserve"> </w:t>
-      </w:r>
-      <w:r>
-        <w:t xml:space="preserve">differential footprint analysis. To create a sensitivity test, we also</w:t>
+        <w:t xml:space="preserve">The full JASPAR 2026 vertebrate non-redundant set contained 1019 motifs, and the</w:t>
+      </w:r>
+      <w:r>
+        <w:t xml:space="preserve"> </w:t>
+      </w:r>
+      <w:r>
+        <w:t xml:space="preserve">reciprocal STREME runs contributed 500 candidate-derived motifs from both ENCODE</w:t>
+      </w:r>
+      <w:r>
+        <w:t xml:space="preserve"> </w:t>
+      </w:r>
+      <w:r>
+        <w:t xml:space="preserve">cell lines. We interpret this run as a site-recovery test of how far de novo-only</w:t>
+      </w:r>
+      <w:r>
+        <w:t xml:space="preserve"> </w:t>
+      </w:r>
+      <w:r>
+        <w:t xml:space="preserve">discovery can cover database-supported footprints, not as a replacement for a</w:t>
+      </w:r>
+      <w:r>
+        <w:t xml:space="preserve"> </w:t>
+      </w:r>
+      <w:r>
+        <w:t xml:space="preserve">curated motif database. In de novo-only mode, recovery was measured as base-pair</w:t>
+      </w:r>
+      <w:r>
+        <w:t xml:space="preserve"> </w:t>
+      </w:r>
+      <w:r>
+        <w:t xml:space="preserve">overlap after merging the bound-site windows produced by the de novo scan and</w:t>
+      </w:r>
+      <w:r>
+        <w:t xml:space="preserve"> </w:t>
+      </w:r>
+      <w:r>
+        <w:t xml:space="preserve">the corresponding JASPAR-supported scan. By this operational metric, discovered</w:t>
+      </w:r>
+      <w:r>
+        <w:t xml:space="preserve"> </w:t>
+      </w:r>
+      <w:r>
+        <w:t xml:space="preserve">motifs recovered 84.0% of merged JASPAR-supported bound-site-window base pairs</w:t>
+      </w:r>
+      <w:r>
+        <w:t xml:space="preserve"> </w:t>
+      </w:r>
+      <w:r>
+        <w:t xml:space="preserve">across the K562/HepG2 comparison, while 16.0% remained unique to the full JASPAR</w:t>
+      </w:r>
+      <w:r>
+        <w:t xml:space="preserve"> </w:t>
+      </w:r>
+      <w:r>
+        <w:t xml:space="preserve">scan. The de novo-only scan also introduced candidate-derived bound-site windows</w:t>
+      </w:r>
+      <w:r>
+        <w:t xml:space="preserve"> </w:t>
+      </w:r>
+      <w:r>
+        <w:t xml:space="preserve">corresponding to 6.0% of the de novo-only merged window base pairs.</w:t>
+      </w:r>
+    </w:p>
+    <w:p>
+      <w:pPr>
+        <w:pStyle w:val="BodyText"/>
+      </w:pPr>
+      <w:r>
+        <w:t xml:space="preserve">In supplement mode, discovered motifs are appended to known motifs before the</w:t>
+      </w:r>
+      <w:r>
+        <w:t xml:space="preserve"> </w:t>
+      </w:r>
+      <w:r>
+        <w:t xml:space="preserve">same motif-aware differential footprint analysis. As a sensitivity test, we</w:t>
       </w:r>
       <w:r>
         <w:t xml:space="preserve"> </w:t>
@@ -5751,60 +5799,66 @@
         <w:t xml:space="preserve"> </w:t>
       </w:r>
       <w:r>
-        <w:t xml:space="preserve">label, these counts are interpreted only as report-prioritization output, not as</w:t>
-      </w:r>
-      <w:r>
-        <w:t xml:space="preserve"> </w:t>
-      </w:r>
-      <w:r>
-        <w:t xml:space="preserve">formal evidence for additional significant motif families.</w:t>
-      </w:r>
-      <w:r>
-        <w:t xml:space="preserve"> </w:t>
-      </w:r>
-      <w:r>
-        <w:t xml:space="preserve">This sensitivity test illustrates the intended use case: when a chosen motif</w:t>
-      </w:r>
-      <w:r>
-        <w:t xml:space="preserve"> </w:t>
-      </w:r>
-      <w:r>
-        <w:t xml:space="preserve">database is incomplete or conservative, candidate-derived motifs can be evaluated</w:t>
-      </w:r>
-      <w:r>
-        <w:t xml:space="preserve"> </w:t>
-      </w:r>
-      <w:r>
-        <w:t xml:space="preserve">on their own and can also be carried forward into the same differential footprint</w:t>
-      </w:r>
-      <w:r>
-        <w:t xml:space="preserve"> </w:t>
-      </w:r>
-      <w:r>
-        <w:t xml:space="preserve">report as database-supported motifs (Figure 2).</w:t>
-      </w:r>
-    </w:p>
-    <w:p>
-      <w:pPr>
-        <w:pStyle w:val="BodyText"/>
+        <w:t xml:space="preserve">label, these counts are treated only as report-prioritization output. This</w:t>
+      </w:r>
+      <w:r>
+        <w:t xml:space="preserve"> </w:t>
+      </w:r>
+      <w:r>
+        <w:t xml:space="preserve">sensitivity test illustrates the intended use case: when a chosen motif database</w:t>
+      </w:r>
+      <w:r>
+        <w:t xml:space="preserve"> </w:t>
+      </w:r>
+      <w:r>
+        <w:t xml:space="preserve">is incomplete or conservative, candidate-derived motifs can be evaluated alone</w:t>
+      </w:r>
+      <w:r>
+        <w:t xml:space="preserve"> </w:t>
+      </w:r>
+      <w:r>
+        <w:t xml:space="preserve">and can also be carried into the same differential footprint report as</w:t>
+      </w:r>
+      <w:r>
+        <w:t xml:space="preserve"> </w:t>
+      </w:r>
+      <w:r>
+        <w:t xml:space="preserve">database-supported motifs (Figure </w:t>
+      </w:r>
+      <w:hyperlink w:anchor="fig:denovo_validation">
+        <w:r>
+          <w:rPr>
+            <w:rStyle w:val="Hyperlink"/>
+          </w:rPr>
+          <w:t xml:space="preserve">2</w:t>
+        </w:r>
+      </w:hyperlink>
+      <w:r>
+        <w:t xml:space="preserve">).</w:t>
+      </w:r>
+    </w:p>
+    <w:bookmarkStart w:id="30" w:name="fig:denovo_validation"/>
+    <w:p>
+      <w:pPr>
+        <w:pStyle w:val="CaptionedFigure"/>
       </w:pPr>
       <w:r>
         <w:drawing>
           <wp:inline>
-            <wp:extent cx="5067300" cy="5243463"/>
+            <wp:extent cx="5334000" cy="5519435"/>
             <wp:effectExtent b="0" l="0" r="0" t="0"/>
-            <wp:docPr descr="image" title="" id="25" name="Picture"/>
+            <wp:docPr descr="" title="" id="27" name="Picture"/>
             <a:graphic>
               <a:graphicData uri="http://schemas.openxmlformats.org/drawingml/2006/picture">
                 <pic:pic>
                   <pic:nvPicPr>
-                    <pic:cNvPr descr="figures/Fig2.pdf" id="26" name="Picture"/>
+                    <pic:cNvPr descr="figures/Fig2.pdf" id="28" name="Picture"/>
                     <pic:cNvPicPr>
                       <a:picLocks noChangeArrowheads="1" noChangeAspect="1"/>
                     </pic:cNvPicPr>
                   </pic:nvPicPr>
                   <pic:blipFill>
-                    <a:blip r:embed="rId24"/>
+                    <a:blip r:embed="rId26"/>
                     <a:stretch>
                       <a:fillRect/>
                     </a:stretch>
@@ -5812,7 +5866,7 @@
                   <pic:spPr bwMode="auto">
                     <a:xfrm>
                       <a:off x="0" y="0"/>
-                      <a:ext cx="5067300" cy="5243463"/>
+                      <a:ext cx="5334000" cy="5519435"/>
                     </a:xfrm>
                     <a:prstGeom prst="rect">
                       <a:avLst/>
@@ -5833,20 +5887,16 @@
     </w:p>
     <w:p>
       <w:pPr>
-        <w:pStyle w:val="BodyText"/>
-      </w:pPr>
-      <w:r>
-        <w:rPr>
-          <w:b/>
-          <w:bCs/>
-        </w:rPr>
-        <w:t xml:space="preserve">Figure 2.</w:t>
-      </w:r>
-      <w:r>
-        <w:t xml:space="preserve"> </w:t>
-      </w:r>
-      <w:r>
-        <w:t xml:space="preserve">De novo motif discovery and validation workflow. (</w:t>
+        <w:pStyle w:val="ImageCaption"/>
+      </w:pPr>
+      <w:r>
+        <w:t xml:space="preserve">De novo motif discovery and validation summary.</w:t>
+      </w:r>
+      <w:r>
+        <w:t xml:space="preserve"> </w:t>
+      </w:r>
+      <w:r>
+        <w:t xml:space="preserve">(</w:t>
       </w:r>
       <w:r>
         <w:rPr>
@@ -5856,7 +5906,19 @@
         <w:t xml:space="preserve">A</w:t>
       </w:r>
       <w:r>
-        <w:t xml:space="preserve">) Candidate footprint or BED intervals are converted into centered FASTA sequences, analyzed with MEME/DREME/STREME, and summarized as motif tables and reports. (</w:t>
+        <w:t xml:space="preserve">) Candidate footprint or BED intervals are converted into centered</w:t>
+      </w:r>
+      <w:r>
+        <w:t xml:space="preserve"> </w:t>
+      </w:r>
+      <w:r>
+        <w:t xml:space="preserve">FASTA sequences, analyzed with MEME/DREME/STREME, and summarized as motif tables</w:t>
+      </w:r>
+      <w:r>
+        <w:t xml:space="preserve"> </w:t>
+      </w:r>
+      <w:r>
+        <w:t xml:space="preserve">and reports. (</w:t>
       </w:r>
       <w:r>
         <w:rPr>
@@ -5866,7 +5928,13 @@
         <w:t xml:space="preserve">B</w:t>
       </w:r>
       <w:r>
-        <w:t xml:space="preserve">) Merged site-window coverage compares shared and de novo-only motif-supported intervals in K562 and HepG2. (</w:t>
+        <w:t xml:space="preserve">) Merged site-window coverage compares shared and</w:t>
+      </w:r>
+      <w:r>
+        <w:t xml:space="preserve"> </w:t>
+      </w:r>
+      <w:r>
+        <w:t xml:space="preserve">de novo-only motif-supported intervals in K562 and HepG2. (</w:t>
       </w:r>
       <w:r>
         <w:rPr>
@@ -5876,9 +5944,27 @@
         <w:t xml:space="preserve">C,D</w:t>
       </w:r>
       <w:r>
-        <w:t xml:space="preserve">) Representative K562 and HepG2 de novo motifs show footprint-like normalized cut-site aggregate profiles centered on motif instances.</w:t>
-      </w:r>
-    </w:p>
+        <w:t xml:space="preserve">)</w:t>
+      </w:r>
+      <w:r>
+        <w:t xml:space="preserve"> </w:t>
+      </w:r>
+      <w:r>
+        <w:t xml:space="preserve">Representative K562 and HepG2 de novo motifs show footprint-like normalized</w:t>
+      </w:r>
+      <w:r>
+        <w:t xml:space="preserve"> </w:t>
+      </w:r>
+      <w:r>
+        <w:t xml:space="preserve">cut-site aggregate profiles centered on motif instances.</w:t>
+      </w:r>
+      <w:r>
+        <w:t xml:space="preserve"> </w:t>
+      </w:r>
+      <w:bookmarkStart w:id="29" w:name="fig:denovo_validation"/>
+      <w:bookmarkEnd w:id="29"/>
+    </w:p>
+    <w:bookmarkEnd w:id="30"/>
     <w:p>
       <w:pPr>
         <w:pStyle w:val="BodyText"/>
@@ -5890,7 +5976,18 @@
         <w:t xml:space="preserve"> </w:t>
       </w:r>
       <w:r>
-        <w:t xml:space="preserve">Figure 3. The report combines selected motif logos,</w:t>
+        <w:t xml:space="preserve">Figure </w:t>
+      </w:r>
+      <w:hyperlink w:anchor="fig:differential_report">
+        <w:r>
+          <w:rPr>
+            <w:rStyle w:val="Hyperlink"/>
+          </w:rPr>
+          <w:t xml:space="preserve">3</w:t>
+        </w:r>
+      </w:hyperlink>
+      <w:r>
+        <w:t xml:space="preserve">. The report combines selected motif logos,</w:t>
       </w:r>
       <w:r>
         <w:t xml:space="preserve"> </w:t>
@@ -5905,27 +6002,28 @@
         <w:t xml:space="preserve">footprint profiles in one browser-review view.</w:t>
       </w:r>
     </w:p>
-    <w:p>
-      <w:pPr>
-        <w:pStyle w:val="BodyText"/>
+    <w:bookmarkStart w:id="35" w:name="fig:differential_report"/>
+    <w:p>
+      <w:pPr>
+        <w:pStyle w:val="CaptionedFigure"/>
       </w:pPr>
       <w:r>
         <w:drawing>
           <wp:inline>
-            <wp:extent cx="5067300" cy="8857971"/>
+            <wp:extent cx="5334000" cy="7352022"/>
             <wp:effectExtent b="0" l="0" r="0" t="0"/>
-            <wp:docPr descr="image" title="" id="28" name="Picture"/>
+            <wp:docPr descr="" title="" id="32" name="Picture"/>
             <a:graphic>
               <a:graphicData uri="http://schemas.openxmlformats.org/drawingml/2006/picture">
                 <pic:pic>
                   <pic:nvPicPr>
-                    <pic:cNvPr descr="figures/Fig3.png" id="29" name="Picture"/>
+                    <pic:cNvPr descr="figures/Fig3_fullpage.png" id="33" name="Picture"/>
                     <pic:cNvPicPr>
                       <a:picLocks noChangeArrowheads="1" noChangeAspect="1"/>
                     </pic:cNvPicPr>
                   </pic:nvPicPr>
                   <pic:blipFill>
-                    <a:blip r:embed="rId27"/>
+                    <a:blip r:embed="rId31"/>
                     <a:stretch>
                       <a:fillRect/>
                     </a:stretch>
@@ -5933,7 +6031,7 @@
                   <pic:spPr bwMode="auto">
                     <a:xfrm>
                       <a:off x="0" y="0"/>
-                      <a:ext cx="5067300" cy="8857971"/>
+                      <a:ext cx="5334000" cy="7352022"/>
                     </a:xfrm>
                     <a:prstGeom prst="rect">
                       <a:avLst/>
@@ -5954,30 +6052,252 @@
     </w:p>
     <w:p>
       <w:pPr>
+        <w:pStyle w:val="ImageCaption"/>
+      </w:pPr>
+      <w:r>
+        <w:t xml:space="preserve">Interactive differential footprint report for K562 versus HepG2.</w:t>
+      </w:r>
+      <w:r>
+        <w:t xml:space="preserve"> </w:t>
+      </w:r>
+      <w:r>
+        <w:t xml:space="preserve">The cropped browser report view summarizes selected differential motifs, motif</w:t>
+      </w:r>
+      <w:r>
+        <w:t xml:space="preserve"> </w:t>
+      </w:r>
+      <w:r>
+        <w:t xml:space="preserve">logos, top differential footprint-score bar plots, a volcano plot, and</w:t>
+      </w:r>
+      <w:r>
+        <w:t xml:space="preserve"> </w:t>
+      </w:r>
+      <w:r>
+        <w:t xml:space="preserve">replicate-level motif-centered aggregate profiles. Blue indicates HepG2-biased</w:t>
+      </w:r>
+      <w:r>
+        <w:t xml:space="preserve"> </w:t>
+      </w:r>
+      <w:r>
+        <w:t xml:space="preserve">footprint scores and red indicates K562-biased footprint scores.</w:t>
+      </w:r>
+      <w:r>
+        <w:t xml:space="preserve"> </w:t>
+      </w:r>
+      <w:bookmarkStart w:id="34" w:name="fig:differential_report"/>
+      <w:bookmarkEnd w:id="34"/>
+    </w:p>
+    <w:bookmarkEnd w:id="35"/>
+    <w:bookmarkEnd w:id="36"/>
+    <w:bookmarkStart w:id="37" w:name="X3d87f1cbe3b98d0199f75917ab8b41023e4a8ee"/>
+    <w:p>
+      <w:pPr>
+        <w:pStyle w:val="Heading2"/>
+      </w:pPr>
+      <w:r>
+        <w:t xml:space="preserve">Replicate-aware Differential Footprint Analysis and Normalization</w:t>
+      </w:r>
+    </w:p>
+    <w:p>
+      <w:pPr>
+        <w:pStyle w:val="FirstParagraph"/>
+      </w:pPr>
+      <w:r>
+        <w:t xml:space="preserve">The replicate-aware analysis reports differential footprint effect sizes,</w:t>
+      </w:r>
+      <w:r>
+        <w:t xml:space="preserve"> </w:t>
+      </w:r>
+      <w:r>
+        <w:t xml:space="preserve">replicate support, and uncertainty summaries while keeping each comparison</w:t>
+      </w:r>
+      <w:r>
+        <w:t xml:space="preserve"> </w:t>
+      </w:r>
+      <w:r>
+        <w:t xml:space="preserve">anchored to a common peak and motif-site universe. In the Buenrostro example,</w:t>
+      </w:r>
+      <w:r>
+        <w:t xml:space="preserve"> </w:t>
+      </w:r>
+      <w:r>
+        <w:t xml:space="preserve">B-cell and T-cell replicates were scanned on the merged peak set before</w:t>
+      </w:r>
+      <w:r>
+        <w:t xml:space="preserve"> </w:t>
+      </w:r>
+      <w:r>
+        <w:t xml:space="preserve">comparison, so no additional peak alignment step was needed at the reporting</w:t>
+      </w:r>
+      <w:r>
+        <w:t xml:space="preserve"> </w:t>
+      </w:r>
+      <w:r>
+        <w:t xml:space="preserve">stage.</w:t>
+      </w:r>
+    </w:p>
+    <w:p>
+      <w:pPr>
         <w:pStyle w:val="BodyText"/>
       </w:pPr>
       <w:r>
-        <w:rPr>
-          <w:b/>
-          <w:bCs/>
-        </w:rPr>
-        <w:t xml:space="preserve">Figure 3.</w:t>
-      </w:r>
-      <w:r>
-        <w:t xml:space="preserve"> </w:t>
-      </w:r>
-      <w:r>
-        <w:t xml:space="preserve">Interactive differential footprint report for K562 versus HepG2. The browser report summarizes selected differential motifs, sample styling controls, motif logos, top differential footprint-score bar plots, a volcano plot, and replicate-level motif-centered aggregate profiles. Blue indicates HepG2-biased footprint scores and red indicates K562-biased footprint scores.</w:t>
-      </w:r>
-    </w:p>
-    <w:bookmarkEnd w:id="30"/>
-    <w:bookmarkStart w:id="31" w:name="X3d87f1cbe3b98d0199f75917ab8b41023e4a8ee"/>
+        <w:t xml:space="preserve">Repeated condition names define biological replicate groups. The output table</w:t>
+      </w:r>
+      <w:r>
+        <w:t xml:space="preserve"> </w:t>
+      </w:r>
+      <w:r>
+        <w:t xml:space="preserve">reports condition means alongside individual replicate profiles, and sample-level</w:t>
+      </w:r>
+      <w:r>
+        <w:t xml:space="preserve"> </w:t>
+      </w:r>
+      <w:r>
+        <w:t xml:space="preserve">quantile normalization applies distribution matching before replicate group</w:t>
+      </w:r>
+      <w:r>
+        <w:t xml:space="preserve"> </w:t>
+      </w:r>
+      <w:r>
+        <w:t xml:space="preserve">averages are compared. The native distribution-comparison view supports both</w:t>
+      </w:r>
+      <w:r>
+        <w:t xml:space="preserve"> </w:t>
+      </w:r>
+      <w:r>
+        <w:t xml:space="preserve">single-sample contrasts and multi-sample groups; replicate groups add condition</w:t>
+      </w:r>
+      <w:r>
+        <w:t xml:space="preserve"> </w:t>
+      </w:r>
+      <w:r>
+        <w:t xml:space="preserve">SD, SE, and replicate-count summaries around the same motif-background</w:t>
+      </w:r>
+      <w:r>
+        <w:t xml:space="preserve"> </w:t>
+      </w:r>
+      <w:r>
+        <w:t xml:space="preserve">comparison. For replicate-supported matrix analyses, the limma-like</w:t>
+      </w:r>
+      <w:r>
+        <w:t xml:space="preserve"> </w:t>
+      </w:r>
+      <w:r>
+        <w:t xml:space="preserve">empirical-Bayes view provides a second report in which per-motif replicate</w:t>
+      </w:r>
+      <w:r>
+        <w:t xml:space="preserve"> </w:t>
+      </w:r>
+      <w:r>
+        <w:t xml:space="preserve">variation is moderated across the motif set before p-values and q-values are</w:t>
+      </w:r>
+      <w:r>
+        <w:t xml:space="preserve"> </w:t>
+      </w:r>
+      <w:r>
+        <w:t xml:space="preserve">assigned.</w:t>
+      </w:r>
+    </w:p>
+    <w:p>
+      <w:pPr>
+        <w:pStyle w:val="BodyText"/>
+      </w:pPr>
+      <w:r>
+        <w:t xml:space="preserve">As a biological consistency check for the same 2-vs-2 Buenrostro comparison, we</w:t>
+      </w:r>
+      <w:r>
+        <w:t xml:space="preserve"> </w:t>
+      </w:r>
+      <w:r>
+        <w:t xml:space="preserve">inspected aggregate corrected cut-site profiles for a small illustrative set</w:t>
+      </w:r>
+      <w:r>
+        <w:t xml:space="preserve"> </w:t>
+      </w:r>
+      <w:r>
+        <w:t xml:space="preserve">selected for visible center depletion and known or plausible immune relevance.</w:t>
+      </w:r>
+      <w:r>
+        <w:t xml:space="preserve"> </w:t>
+      </w:r>
+      <w:r>
+        <w:t xml:space="preserve">BACH2 showed a B/GM12878-biased aggregate pattern in this dataset, although it is</w:t>
+      </w:r>
+      <w:r>
+        <w:t xml:space="preserve"> </w:t>
+      </w:r>
+      <w:r>
+        <w:t xml:space="preserve">not B-cell exclusive because it is also reused in T-cell states. JUNB and ATF7</w:t>
+      </w:r>
+      <w:r>
+        <w:t xml:space="preserve"> </w:t>
+      </w:r>
+      <w:r>
+        <w:t xml:space="preserve">showed stronger T-cell center depletion; JUNB is an AP-1 family regulator of</w:t>
+      </w:r>
+      <w:r>
+        <w:t xml:space="preserve"> </w:t>
+      </w:r>
+      <w:r>
+        <w:t xml:space="preserve">T-cell differentiation </w:t>
+      </w:r>
+      <w:r>
+        <w:t xml:space="preserve">(28)</w:t>
+      </w:r>
+      <w:r>
+        <w:t xml:space="preserve">, and ATF7 is included as a strong</w:t>
+      </w:r>
+      <w:r>
+        <w:t xml:space="preserve"> </w:t>
+      </w:r>
+      <w:r>
+        <w:t xml:space="preserve">aggregate example in this dataset rather than as a lineage-specific marker. IRF4</w:t>
+      </w:r>
+      <w:r>
+        <w:t xml:space="preserve"> </w:t>
+      </w:r>
+      <w:r>
+        <w:t xml:space="preserve">is included because TCR signaling can drive graded IRF4 expression in T</w:t>
+      </w:r>
+      <w:r>
+        <w:t xml:space="preserve"> </w:t>
+      </w:r>
+      <w:r>
+        <w:t xml:space="preserve">cells </w:t>
+      </w:r>
+      <w:r>
+        <w:t xml:space="preserve">(29)</w:t>
+      </w:r>
+      <w:r>
+        <w:t xml:space="preserve">, although its aggregate depletion is modest here. We</w:t>
+      </w:r>
+      <w:r>
+        <w:t xml:space="preserve"> </w:t>
+      </w:r>
+      <w:r>
+        <w:t xml:space="preserve">treat these panels as a biological sanity check rather than a</w:t>
+      </w:r>
+      <w:r>
+        <w:t xml:space="preserve"> </w:t>
+      </w:r>
+      <w:r>
+        <w:t xml:space="preserve">marker-classification benchmark; a more negative center-versus-flank profile</w:t>
+      </w:r>
+      <w:r>
+        <w:t xml:space="preserve"> </w:t>
+      </w:r>
+      <w:r>
+        <w:t xml:space="preserve">indicates stronger footprint-like protection at motif centers.</w:t>
+      </w:r>
+    </w:p>
+    <w:bookmarkEnd w:id="37"/>
+    <w:bookmarkStart w:id="43" w:name="Xd452c4080251f89b272aa3c0e0877a77f86ceff"/>
     <w:p>
       <w:pPr>
         <w:pStyle w:val="Heading2"/>
       </w:pPr>
       <w:r>
-        <w:t xml:space="preserve">Replicate-aware Differential Footprint Analysis and Normalization</w:t>
+        <w:t xml:space="preserve">Single-cell ATAC Fragments Support Pseudobulk Footprinting</w:t>
       </w:r>
     </w:p>
     <w:p>
@@ -5985,31 +6305,67 @@
         <w:pStyle w:val="FirstParagraph"/>
       </w:pPr>
       <w:r>
-        <w:t xml:space="preserve">The replicate-aware workflow summarizes differential footprint results with effect</w:t>
-      </w:r>
-      <w:r>
-        <w:t xml:space="preserve"> </w:t>
-      </w:r>
-      <w:r>
-        <w:t xml:space="preserve">sizes, replicate support, and uncertainty estimates while keeping the comparison</w:t>
-      </w:r>
-      <w:r>
-        <w:t xml:space="preserve"> </w:t>
-      </w:r>
-      <w:r>
-        <w:t xml:space="preserve">anchored to a common peak and motif-site universe. In the Buenrostro example,</w:t>
-      </w:r>
-      <w:r>
-        <w:t xml:space="preserve"> </w:t>
-      </w:r>
-      <w:r>
-        <w:t xml:space="preserve">B-cell and T-cell replicates are compared after motif scanning on the merged peak</w:t>
-      </w:r>
-      <w:r>
-        <w:t xml:space="preserve"> </w:t>
-      </w:r>
-      <w:r>
-        <w:t xml:space="preserve">set, so no additional peak alignment step is performed at the reporting stage.</w:t>
+        <w:t xml:space="preserve">We evaluated pseudobulk aggregation using the public 10x Genomics PBMC</w:t>
+      </w:r>
+      <w:r>
+        <w:t xml:space="preserve"> </w:t>
+      </w:r>
+      <w:r>
+        <w:t xml:space="preserve">granulocyte-depleted Multiome dataset </w:t>
+      </w:r>
+      <w:r>
+        <w:t xml:space="preserve">(30)</w:t>
+      </w:r>
+      <w:r>
+        <w:t xml:space="preserve">. Using the official</w:t>
+      </w:r>
+      <w:r>
+        <w:t xml:space="preserve"> </w:t>
+      </w:r>
+      <w:r>
+        <w:t xml:space="preserve">10x ATAC fragments and GEX graph clusters, we assigned 11,898 annotated cells to</w:t>
+      </w:r>
+      <w:r>
+        <w:t xml:space="preserve"> </w:t>
+      </w:r>
+      <w:r>
+        <w:t xml:space="preserve">broad immune groups and retained seven groups comprising 11,611 cells after</w:t>
+      </w:r>
+      <w:r>
+        <w:t xml:space="preserve"> </w:t>
+      </w:r>
+      <w:r>
+        <w:t xml:space="preserve">requiring at least 300 cells and 50,000 fragments: B cells, CD4 T cells,</w:t>
+      </w:r>
+      <w:r>
+        <w:t xml:space="preserve"> </w:t>
+      </w:r>
+      <w:r>
+        <w:t xml:space="preserve">NK/cytotoxic T cells, CD14 monocytes, FCGR3A monocytes, dendritic cells, and a</w:t>
+      </w:r>
+      <w:r>
+        <w:t xml:space="preserve"> </w:t>
+      </w:r>
+      <w:r>
+        <w:t xml:space="preserve">mixed myeloid group. The prepared figure inputs used chromosomes chr1–chr22 plus</w:t>
+      </w:r>
+      <w:r>
+        <w:t xml:space="preserve"> </w:t>
+      </w:r>
+      <w:r>
+        <w:t xml:space="preserve">chrX. The retained pseudobulks contained 13.6 to 144.0 million counted fragments</w:t>
+      </w:r>
+      <w:r>
+        <w:t xml:space="preserve"> </w:t>
+      </w:r>
+      <w:r>
+        <w:t xml:space="preserve">per group and were written as indexed fragment files plus CPM-normalized cut-site</w:t>
+      </w:r>
+      <w:r>
+        <w:t xml:space="preserve"> </w:t>
+      </w:r>
+      <w:r>
+        <w:t xml:space="preserve">bigWigs.</w:t>
       </w:r>
     </w:p>
     <w:p>
@@ -6017,264 +6373,7 @@
         <w:pStyle w:val="BodyText"/>
       </w:pPr>
       <w:r>
-        <w:t xml:space="preserve">Replicate-aware differential footprint analysis adds an interpretable layer to</w:t>
-      </w:r>
-      <w:r>
-        <w:t xml:space="preserve"> </w:t>
-      </w:r>
-      <w:r>
-        <w:t xml:space="preserve">condition comparison: repeated condition names define biological replicate groups,</w:t>
-      </w:r>
-      <w:r>
-        <w:t xml:space="preserve"> </w:t>
-      </w:r>
-      <w:r>
-        <w:t xml:space="preserve">condition means are reported alongside individual replicate profiles, and</w:t>
-      </w:r>
-      <w:r>
-        <w:t xml:space="preserve"> </w:t>
-      </w:r>
-      <w:r>
-        <w:t xml:space="preserve">sample-level quantile normalization applies the same distribution-matching step</w:t>
-      </w:r>
-      <w:r>
-        <w:t xml:space="preserve"> </w:t>
-      </w:r>
-      <w:r>
-        <w:t xml:space="preserve">before replicate group averages are compared. The native distribution-comparison</w:t>
-      </w:r>
-      <w:r>
-        <w:t xml:space="preserve"> </w:t>
-      </w:r>
-      <w:r>
-        <w:t xml:space="preserve">view supports both single-sample contrasts and multi-sample groups; replicate</w:t>
-      </w:r>
-      <w:r>
-        <w:t xml:space="preserve"> </w:t>
-      </w:r>
-      <w:r>
-        <w:t xml:space="preserve">groups add condition SD, SE, and replicate-count summaries around the same</w:t>
-      </w:r>
-      <w:r>
-        <w:t xml:space="preserve"> </w:t>
-      </w:r>
-      <w:r>
-        <w:t xml:space="preserve">motif-background comparison. For replicate-supported matrix analyses, the</w:t>
-      </w:r>
-      <w:r>
-        <w:t xml:space="preserve"> </w:t>
-      </w:r>
-      <w:r>
-        <w:t xml:space="preserve">limma-like empirical-Bayes view provides a second report in which per-motif</w:t>
-      </w:r>
-      <w:r>
-        <w:t xml:space="preserve"> </w:t>
-      </w:r>
-      <w:r>
-        <w:t xml:space="preserve">replicate variation is moderated across the motif set before p-values and</w:t>
-      </w:r>
-      <w:r>
-        <w:t xml:space="preserve"> </w:t>
-      </w:r>
-      <w:r>
-        <w:t xml:space="preserve">q-values are assigned. The no-normalization mode retains the baseline comparison</w:t>
-      </w:r>
-      <w:r>
-        <w:t xml:space="preserve"> </w:t>
-      </w:r>
-      <w:r>
-        <w:t xml:space="preserve">without an additional sample-level distribution match, whereas the</w:t>
-      </w:r>
-      <w:r>
-        <w:t xml:space="preserve"> </w:t>
-      </w:r>
-      <w:r>
-        <w:t xml:space="preserve">sample-quantile mode applies distribution matching before condition-level</w:t>
-      </w:r>
-      <w:r>
-        <w:t xml:space="preserve"> </w:t>
-      </w:r>
-      <w:r>
-        <w:t xml:space="preserve">comparison and aggregate plotting.</w:t>
-      </w:r>
-    </w:p>
-    <w:p>
-      <w:pPr>
-        <w:pStyle w:val="BodyText"/>
-      </w:pPr>
-      <w:r>
-        <w:t xml:space="preserve">As a biological consistency check for the same 2-vs-2 Buenrostro replicate</w:t>
-      </w:r>
-      <w:r>
-        <w:t xml:space="preserve"> </w:t>
-      </w:r>
-      <w:r>
-        <w:t xml:space="preserve">comparison, we inspected aggregate corrected cut-site profiles for a small</w:t>
-      </w:r>
-      <w:r>
-        <w:t xml:space="preserve"> </w:t>
-      </w:r>
-      <w:r>
-        <w:t xml:space="preserve">illustrative set selected to show visible center depletion and known or plausible</w:t>
-      </w:r>
-      <w:r>
-        <w:t xml:space="preserve"> </w:t>
-      </w:r>
-      <w:r>
-        <w:t xml:space="preserve">immune-cell relevance. BACH2 showed a B/GM12878-biased pattern in this dataset while remaining biologically non-exclusive because</w:t>
-      </w:r>
-      <w:r>
-        <w:t xml:space="preserve"> </w:t>
-      </w:r>
-      <w:r>
-        <w:t xml:space="preserve">it is also reused in T-cell states. Conversely, JUNB and ATF7 showed stronger</w:t>
-      </w:r>
-      <w:r>
-        <w:t xml:space="preserve"> </w:t>
-      </w:r>
-      <w:r>
-        <w:t xml:space="preserve">T-cell aggregate depletion; JUNB is an AP-1 family regulator of T-cell</w:t>
-      </w:r>
-      <w:r>
-        <w:t xml:space="preserve"> </w:t>
-      </w:r>
-      <w:r>
-        <w:t xml:space="preserve">differentiation </w:t>
-      </w:r>
-      <w:r>
-        <w:t xml:space="preserve">(Katagiri et al. 2021)</w:t>
-      </w:r>
-      <w:r>
-        <w:t xml:space="preserve">, and ATF7 is included here as a strong</w:t>
-      </w:r>
-      <w:r>
-        <w:t xml:space="preserve"> </w:t>
-      </w:r>
-      <w:r>
-        <w:t xml:space="preserve">T-cell-deeper aggregate example rather than a lineage-specific marker. We also</w:t>
-      </w:r>
-      <w:r>
-        <w:t xml:space="preserve"> </w:t>
-      </w:r>
-      <w:r>
-        <w:t xml:space="preserve">include IRF4 because TCR signaling can drive graded IRF4 expression in T cells </w:t>
-      </w:r>
-      <w:r>
-        <w:t xml:space="preserve">(Conley et al. 2020)</w:t>
-      </w:r>
-      <w:r>
-        <w:t xml:space="preserve">,</w:t>
-      </w:r>
-      <w:r>
-        <w:t xml:space="preserve"> </w:t>
-      </w:r>
-      <w:r>
-        <w:t xml:space="preserve">although its aggregate depletion is modest in this dataset. We treat</w:t>
-      </w:r>
-      <w:r>
-        <w:t xml:space="preserve"> </w:t>
-      </w:r>
-      <w:r>
-        <w:t xml:space="preserve">these panels as an illustrative sanity check rather than a marker-classification</w:t>
-      </w:r>
-      <w:r>
-        <w:t xml:space="preserve"> </w:t>
-      </w:r>
-      <w:r>
-        <w:t xml:space="preserve">benchmark; a more negative center-versus-flank profile indicates stronger</w:t>
-      </w:r>
-      <w:r>
-        <w:t xml:space="preserve"> </w:t>
-      </w:r>
-      <w:r>
-        <w:t xml:space="preserve">footprint-like protection at motif centers.</w:t>
-      </w:r>
-    </w:p>
-    <w:bookmarkEnd w:id="31"/>
-    <w:bookmarkStart w:id="35" w:name="Xd36ec17224d6e40dccdc8d36c3d27f62612f49a"/>
-    <w:p>
-      <w:pPr>
-        <w:pStyle w:val="Heading2"/>
-      </w:pPr>
-      <w:r>
-        <w:t xml:space="preserve">Single-cell ATAC Fragments Support Pseudobulk Footprint Workflows</w:t>
-      </w:r>
-    </w:p>
-    <w:p>
-      <w:pPr>
-        <w:pStyle w:val="FirstParagraph"/>
-      </w:pPr>
-      <w:r>
-        <w:t xml:space="preserve">We evaluated pseudobulk aggregation using the public</w:t>
-      </w:r>
-      <w:r>
-        <w:t xml:space="preserve"> </w:t>
-      </w:r>
-      <w:r>
-        <w:t xml:space="preserve">10x Genomics PBMC granulocyte-depleted Multiome dataset </w:t>
-      </w:r>
-      <w:r>
-        <w:t xml:space="preserve">(</w:t>
-      </w:r>
-      <w:r>
-        <w:t xml:space="preserve">10x Genomics</w:t>
-      </w:r>
-      <w:r>
-        <w:t xml:space="preserve"> </w:t>
-      </w:r>
-      <w:r>
-        <w:t xml:space="preserve">2021b)</w:t>
-      </w:r>
-      <w:r>
-        <w:t xml:space="preserve">. The</w:t>
-      </w:r>
-      <w:r>
-        <w:t xml:space="preserve"> </w:t>
-      </w:r>
-      <w:r>
-        <w:t xml:space="preserve">workflow used the official 10x ATAC fragments and GEX graph clusters, assigned</w:t>
-      </w:r>
-      <w:r>
-        <w:t xml:space="preserve"> </w:t>
-      </w:r>
-      <w:r>
-        <w:t xml:space="preserve">11,898 annotated cells to broad immune groups, and retained seven groups comprising</w:t>
-      </w:r>
-      <w:r>
-        <w:t xml:space="preserve"> </w:t>
-      </w:r>
-      <w:r>
-        <w:t xml:space="preserve">11,611 cells after requiring at least 300 cells and 50,000 fragments: B cells,</w:t>
-      </w:r>
-      <w:r>
-        <w:t xml:space="preserve"> </w:t>
-      </w:r>
-      <w:r>
-        <w:t xml:space="preserve">CD4 T cells, NK/cytotoxic T cells, CD14 monocytes, FCGR3A monocytes, dendritic</w:t>
-      </w:r>
-      <w:r>
-        <w:t xml:space="preserve"> </w:t>
-      </w:r>
-      <w:r>
-        <w:t xml:space="preserve">cells, and a mixed myeloid group. The</w:t>
-      </w:r>
-      <w:r>
-        <w:t xml:space="preserve"> </w:t>
-      </w:r>
-      <w:r>
-        <w:t xml:space="preserve">prepared figure inputs used chromosomes chr1–chr22 plus chrX. The kept</w:t>
-      </w:r>
-      <w:r>
-        <w:t xml:space="preserve"> </w:t>
-      </w:r>
-      <w:r>
-        <w:t xml:space="preserve">pseudobulks contained 13.6 to 144.0 million counted fragments per group and were</w:t>
-      </w:r>
-      <w:r>
-        <w:t xml:space="preserve"> </w:t>
-      </w:r>
-      <w:r>
-        <w:t xml:space="preserve">written as indexed fragment files plus CPM-normalized cut-site bigWigs. The full</w:t>
+        <w:t xml:space="preserve">The full</w:t>
       </w:r>
       <w:r>
         <w:t xml:space="preserve"> </w:t>
@@ -6289,13 +6388,13 @@
         <w:t xml:space="preserve"> </w:t>
       </w:r>
       <w:r>
-        <w:t xml:space="preserve">route uses the same grouped fragments to emit</w:t>
-      </w:r>
-      <w:r>
-        <w:t xml:space="preserve"> </w:t>
-      </w:r>
-      <w:r>
-        <w:t xml:space="preserve">pseudo-paired BAMs, run</w:t>
+        <w:t xml:space="preserve">route uses the same grouped fragments to</w:t>
+      </w:r>
+      <w:r>
+        <w:t xml:space="preserve"> </w:t>
+      </w:r>
+      <w:r>
+        <w:t xml:space="preserve">emit pseudo-paired BAMs, run</w:t>
       </w:r>
       <w:r>
         <w:t xml:space="preserve"> </w:t>
@@ -6331,31 +6430,19 @@
         <w:t xml:space="preserve"> </w:t>
       </w:r>
       <w:r>
-        <w:t xml:space="preserve">and aggregate plotting. Raw CPM cut-site tracks provide QC and chromatin-context</w:t>
-      </w:r>
-      <w:r>
-        <w:t xml:space="preserve"> </w:t>
-      </w:r>
-      <w:r>
-        <w:t xml:space="preserve">signal alongside corrected footprint scores. These outputs were readable by the</w:t>
-      </w:r>
-      <w:r>
-        <w:t xml:space="preserve"> </w:t>
-      </w:r>
-      <w:r>
-        <w:t xml:space="preserve">same aggregate-plotting code used for bulk ATAC data. This is the main practical</w:t>
-      </w:r>
-      <w:r>
-        <w:t xml:space="preserve"> </w:t>
-      </w:r>
-      <w:r>
-        <w:t xml:space="preserve">extension beyond using TOBIAS directly on a prepared pseudobulk BAM or fragment</w:t>
-      </w:r>
-      <w:r>
-        <w:t xml:space="preserve"> </w:t>
-      </w:r>
-      <w:r>
-        <w:t xml:space="preserve">track:</w:t>
+        <w:t xml:space="preserve">and aggregate plotting. Raw CPM cut-site tracks provide</w:t>
+      </w:r>
+      <w:r>
+        <w:t xml:space="preserve"> </w:t>
+      </w:r>
+      <w:r>
+        <w:t xml:space="preserve">QC and chromatin-context signal alongside corrected footprint scores. Compared</w:t>
+      </w:r>
+      <w:r>
+        <w:t xml:space="preserve"> </w:t>
+      </w:r>
+      <w:r>
+        <w:t xml:space="preserve">with preparing a pseudobulk input and then running TOBIAS separately,</w:t>
       </w:r>
       <w:r>
         <w:t xml:space="preserve"> </w:t>
@@ -6370,49 +6457,34 @@
         <w:t xml:space="preserve"> </w:t>
       </w:r>
       <w:r>
-        <w:t xml:space="preserve">keeps barcode grouping, pseudobulk QC, correction,</w:t>
-      </w:r>
-      <w:r>
-        <w:t xml:space="preserve"> </w:t>
-      </w:r>
-      <w:r>
-        <w:t xml:space="preserve">footprint scoring, motif-aware comparison, and aggregate plotting in one</w:t>
-      </w:r>
-      <w:r>
-        <w:t xml:space="preserve"> </w:t>
-      </w:r>
-      <w:r>
-        <w:t xml:space="preserve">reproducible route. This pseudobulk route is complementary to established</w:t>
-      </w:r>
-      <w:r>
-        <w:t xml:space="preserve"> </w:t>
-      </w:r>
-      <w:r>
-        <w:t xml:space="preserve">single-cell chromatin-accessibility ecosystems such</w:t>
-      </w:r>
-      <w:r>
-        <w:t xml:space="preserve"> </w:t>
-      </w:r>
-      <w:r>
-        <w:t xml:space="preserve">as ArchR and Signac and to motif-activity baselines such as</w:t>
-      </w:r>
-      <w:r>
-        <w:t xml:space="preserve"> </w:t>
-      </w:r>
-      <w:r>
-        <w:t xml:space="preserve">chromVAR </w:t>
-      </w:r>
-      <w:r>
-        <w:t xml:space="preserve">(</w:t>
-      </w:r>
-      <w:r>
-        <w:t xml:space="preserve">Granja et al.</w:t>
-      </w:r>
-      <w:r>
-        <w:t xml:space="preserve"> </w:t>
-      </w:r>
-      <w:r>
-        <w:t xml:space="preserve">2021; Stuart et al. 2021; Schep et al. 2017)</w:t>
+        <w:t xml:space="preserve">keeps barcode grouping, pseudobulk QC, correction, footprint</w:t>
+      </w:r>
+      <w:r>
+        <w:t xml:space="preserve"> </w:t>
+      </w:r>
+      <w:r>
+        <w:t xml:space="preserve">scoring, motif-aware comparison, and aggregate plotting in one recorded route.</w:t>
+      </w:r>
+      <w:r>
+        <w:t xml:space="preserve"> </w:t>
+      </w:r>
+      <w:r>
+        <w:t xml:space="preserve">This pseudobulk analysis is complementary to established single-cell</w:t>
+      </w:r>
+      <w:r>
+        <w:t xml:space="preserve"> </w:t>
+      </w:r>
+      <w:r>
+        <w:t xml:space="preserve">chromatin-accessibility ecosystems such as ArchR and Signac and to motif-activity</w:t>
+      </w:r>
+      <w:r>
+        <w:t xml:space="preserve"> </w:t>
+      </w:r>
+      <w:r>
+        <w:t xml:space="preserve">baselines such as chromVAR </w:t>
+      </w:r>
+      <w:r>
+        <w:t xml:space="preserve">(31–33)</w:t>
       </w:r>
       <w:r>
         <w:t xml:space="preserve">.</w:t>
@@ -6470,120 +6542,117 @@
         <w:t xml:space="preserve">5k PBMC single-cell ATAC dataset </w:t>
       </w:r>
       <w:r>
-        <w:t xml:space="preserve">(</w:t>
-      </w:r>
-      <w:r>
-        <w:t xml:space="preserve">10x Genomics</w:t>
-      </w:r>
-      <w:r>
-        <w:t xml:space="preserve"> </w:t>
-      </w:r>
-      <w:r>
-        <w:t xml:space="preserve">2021a)</w:t>
-      </w:r>
-      <w:r>
-        <w:t xml:space="preserve">. The demonstration</w:t>
-      </w:r>
-      <w:r>
-        <w:t xml:space="preserve"> </w:t>
-      </w:r>
-      <w:r>
-        <w:t xml:space="preserve">used the Cell Ranger ATAC 2.0.0 fragment dataset, broad B-cell, monocyte, and</w:t>
-      </w:r>
-      <w:r>
-        <w:t xml:space="preserve"> </w:t>
-      </w:r>
-      <w:r>
-        <w:t xml:space="preserve">T/NK annotations derived from the single-cell embedding, and motif-centered</w:t>
-      </w:r>
-      <w:r>
-        <w:t xml:space="preserve"> </w:t>
-      </w:r>
-      <w:r>
-        <w:t xml:space="preserve">marker scores for PAX5, CEBPB, TCF7, and four additional high-change marker TFs</w:t>
-      </w:r>
-      <w:r>
-        <w:t xml:space="preserve"> </w:t>
-      </w:r>
-      <w:r>
-        <w:t xml:space="preserve">from the pairwise pseudobulk screen: CEBPA, SPIB, ZBTB7B, and POU2F2. For each cell, the plotted value is a</w:t>
-      </w:r>
-      <w:r>
-        <w:t xml:space="preserve"> </w:t>
-      </w:r>
-      <w:r>
-        <w:t xml:space="preserve">KNN-smoothed footprint-signature score, not an independently bias-corrected</w:t>
-      </w:r>
-      <w:r>
-        <w:t xml:space="preserve"> </w:t>
-      </w:r>
-      <w:r>
-        <w:t xml:space="preserve">single-cell footprint call. We summarize these scores as a marker-by-cell-type</w:t>
-      </w:r>
-      <w:r>
-        <w:t xml:space="preserve"> </w:t>
-      </w:r>
-      <w:r>
-        <w:t xml:space="preserve">heatmap and as UMAP projections for one representative marker from each broad</w:t>
-      </w:r>
-      <w:r>
-        <w:t xml:space="preserve"> </w:t>
-      </w:r>
-      <w:r>
-        <w:t xml:space="preserve">cell type. This visualization highlights expected marker directions while avoiding</w:t>
-      </w:r>
-      <w:r>
-        <w:t xml:space="preserve"> </w:t>
-      </w:r>
-      <w:r>
-        <w:t xml:space="preserve">overinterpretation of sparse per-cell cut-site counts: PAX5 and POU2F2 show</w:t>
-      </w:r>
-      <w:r>
-        <w:t xml:space="preserve"> </w:t>
-      </w:r>
-      <w:r>
-        <w:t xml:space="preserve">B-cell-associated signal, CEBPB and CEBPA show monocyte-associated signal, and</w:t>
-      </w:r>
-      <w:r>
-        <w:t xml:space="preserve"> </w:t>
-      </w:r>
-      <w:r>
-        <w:t xml:space="preserve">TCF7 and ZBTB7B show T/NK-associated signal; SPIB is included as an additional</w:t>
-      </w:r>
-      <w:r>
-        <w:t xml:space="preserve"> </w:t>
-      </w:r>
-      <w:r>
-        <w:t xml:space="preserve">high-change B-cell marker from the pseudobulk screen</w:t>
-      </w:r>
-      <w:r>
-        <w:t xml:space="preserve"> </w:t>
-      </w:r>
-      <w:r>
-        <w:t xml:space="preserve">(Figure 4).</w:t>
-      </w:r>
-    </w:p>
-    <w:p>
-      <w:pPr>
-        <w:pStyle w:val="BodyText"/>
+        <w:t xml:space="preserve">(34)</w:t>
+      </w:r>
+      <w:r>
+        <w:t xml:space="preserve">. This example used</w:t>
+      </w:r>
+      <w:r>
+        <w:t xml:space="preserve"> </w:t>
+      </w:r>
+      <w:r>
+        <w:t xml:space="preserve">the Cell Ranger ATAC 2.0.0 fragment dataset, broad B-cell, monocyte, and T/NK</w:t>
+      </w:r>
+      <w:r>
+        <w:t xml:space="preserve"> </w:t>
+      </w:r>
+      <w:r>
+        <w:t xml:space="preserve">annotations derived from the single-cell embedding, and motif-centered marker</w:t>
+      </w:r>
+      <w:r>
+        <w:t xml:space="preserve"> </w:t>
+      </w:r>
+      <w:r>
+        <w:t xml:space="preserve">scores for PAX5, CEBPB, TCF7, and four additional high-change marker TFs from the</w:t>
+      </w:r>
+      <w:r>
+        <w:t xml:space="preserve"> </w:t>
+      </w:r>
+      <w:r>
+        <w:t xml:space="preserve">pairwise pseudobulk screen: CEBPA, SPIB, ZBTB7B, and POU2F2. For each cell, the</w:t>
+      </w:r>
+      <w:r>
+        <w:t xml:space="preserve"> </w:t>
+      </w:r>
+      <w:r>
+        <w:t xml:space="preserve">plotted value is a KNN-smoothed footprint-signature score, not an independently</w:t>
+      </w:r>
+      <w:r>
+        <w:t xml:space="preserve"> </w:t>
+      </w:r>
+      <w:r>
+        <w:t xml:space="preserve">bias-corrected single-cell footprint call. We summarize these scores as a</w:t>
+      </w:r>
+      <w:r>
+        <w:t xml:space="preserve"> </w:t>
+      </w:r>
+      <w:r>
+        <w:t xml:space="preserve">marker-by-cell-type heatmap and as UMAP projections for one representative marker</w:t>
+      </w:r>
+      <w:r>
+        <w:t xml:space="preserve"> </w:t>
+      </w:r>
+      <w:r>
+        <w:t xml:space="preserve">from each broad cell type. The expected marker directions were recovered: PAX5</w:t>
+      </w:r>
+      <w:r>
+        <w:t xml:space="preserve"> </w:t>
+      </w:r>
+      <w:r>
+        <w:t xml:space="preserve">and POU2F2 showed B-cell-associated signal, CEBPB and CEBPA showed</w:t>
+      </w:r>
+      <w:r>
+        <w:t xml:space="preserve"> </w:t>
+      </w:r>
+      <w:r>
+        <w:t xml:space="preserve">monocyte-associated signal, and TCF7 and ZBTB7B showed T/NK-associated signal;</w:t>
+      </w:r>
+      <w:r>
+        <w:t xml:space="preserve"> </w:t>
+      </w:r>
+      <w:r>
+        <w:t xml:space="preserve">SPIB is included as an additional high-change B-cell marker from the pseudobulk</w:t>
+      </w:r>
+      <w:r>
+        <w:t xml:space="preserve"> </w:t>
+      </w:r>
+      <w:r>
+        <w:t xml:space="preserve">screen (Figure </w:t>
+      </w:r>
+      <w:hyperlink w:anchor="fig:single_cell_footprinting">
+        <w:r>
+          <w:rPr>
+            <w:rStyle w:val="Hyperlink"/>
+          </w:rPr>
+          <w:t xml:space="preserve">4</w:t>
+        </w:r>
+      </w:hyperlink>
+      <w:r>
+        <w:t xml:space="preserve">).</w:t>
+      </w:r>
+    </w:p>
+    <w:bookmarkStart w:id="42" w:name="fig:single_cell_footprinting"/>
+    <w:p>
+      <w:pPr>
+        <w:pStyle w:val="CaptionedFigure"/>
       </w:pPr>
       <w:r>
         <w:drawing>
           <wp:inline>
-            <wp:extent cx="5067300" cy="6557682"/>
+            <wp:extent cx="5334000" cy="6902823"/>
             <wp:effectExtent b="0" l="0" r="0" t="0"/>
-            <wp:docPr descr="image" title="" id="33" name="Picture"/>
+            <wp:docPr descr="" title="" id="39" name="Picture"/>
             <a:graphic>
               <a:graphicData uri="http://schemas.openxmlformats.org/drawingml/2006/picture">
                 <pic:pic>
                   <pic:nvPicPr>
-                    <pic:cNvPr descr="figures/Fig4.pdf" id="34" name="Picture"/>
+                    <pic:cNvPr descr="figures/Fig4.pdf" id="40" name="Picture"/>
                     <pic:cNvPicPr>
                       <a:picLocks noChangeArrowheads="1" noChangeAspect="1"/>
                     </pic:cNvPicPr>
                   </pic:nvPicPr>
                   <pic:blipFill>
-                    <a:blip r:embed="rId32"/>
+                    <a:blip r:embed="rId38"/>
                     <a:stretch>
                       <a:fillRect/>
                     </a:stretch>
@@ -6591,7 +6660,7 @@
                   <pic:spPr bwMode="auto">
                     <a:xfrm>
                       <a:off x="0" y="0"/>
-                      <a:ext cx="5067300" cy="6557682"/>
+                      <a:ext cx="5334000" cy="6902823"/>
                     </a:xfrm>
                     <a:prstGeom prst="rect">
                       <a:avLst/>
@@ -6612,20 +6681,16 @@
     </w:p>
     <w:p>
       <w:pPr>
-        <w:pStyle w:val="BodyText"/>
-      </w:pPr>
-      <w:r>
-        <w:rPr>
-          <w:b/>
-          <w:bCs/>
-        </w:rPr>
-        <w:t xml:space="preserve">Figure 4.</w:t>
-      </w:r>
-      <w:r>
-        <w:t xml:space="preserve"> </w:t>
-      </w:r>
-      <w:r>
-        <w:t xml:space="preserve">Single-cell footprinting summary in public PBMC5k single-cell ATAC data. (</w:t>
+        <w:pStyle w:val="ImageCaption"/>
+      </w:pPr>
+      <w:r>
+        <w:t xml:space="preserve">Single-cell footprinting summary in public PBMC5k single-cell ATAC data.</w:t>
+      </w:r>
+      <w:r>
+        <w:t xml:space="preserve"> </w:t>
+      </w:r>
+      <w:r>
+        <w:t xml:space="preserve">(</w:t>
       </w:r>
       <w:r>
         <w:rPr>
@@ -6635,7 +6700,19 @@
         <w:t xml:space="preserve">A</w:t>
       </w:r>
       <w:r>
-        <w:t xml:space="preserve">) KNN-smoothed per-cell footprint-signature heatmap for selected marker TFs and top cell-type-specific motif signatures across B cells, monocytes, and T/NK cells. (</w:t>
+        <w:t xml:space="preserve">) KNN-smoothed per-cell footprint-signature heatmap for selected</w:t>
+      </w:r>
+      <w:r>
+        <w:t xml:space="preserve"> </w:t>
+      </w:r>
+      <w:r>
+        <w:t xml:space="preserve">marker TFs and top cell-type-specific motif signatures across B cells, monocytes,</w:t>
+      </w:r>
+      <w:r>
+        <w:t xml:space="preserve"> </w:t>
+      </w:r>
+      <w:r>
+        <w:t xml:space="preserve">and T/NK cells. (</w:t>
       </w:r>
       <w:r>
         <w:rPr>
@@ -6645,17 +6722,41 @@
         <w:t xml:space="preserve">B</w:t>
       </w:r>
       <w:r>
-        <w:t xml:space="preserve">) UMAP projections show broad cell-type annotations and representative marker footprint-signature z-scores. Positive values indicate the marker-oriented footprint-signature direction after per-TF standardization; formal corrected footprint inference is performed at the pseudobulk level.</w:t>
-      </w:r>
-    </w:p>
-    <w:bookmarkEnd w:id="35"/>
-    <w:bookmarkStart w:id="42" w:name="benchmark-and-figure-reproducibility"/>
+        <w:t xml:space="preserve">) UMAP projections show broad cell-type annotations</w:t>
+      </w:r>
+      <w:r>
+        <w:t xml:space="preserve"> </w:t>
+      </w:r>
+      <w:r>
+        <w:t xml:space="preserve">and representative marker footprint-signature z-scores. Positive values indicate</w:t>
+      </w:r>
+      <w:r>
+        <w:t xml:space="preserve"> </w:t>
+      </w:r>
+      <w:r>
+        <w:t xml:space="preserve">the marker-oriented footprint-signature direction after per-TF standardization;</w:t>
+      </w:r>
+      <w:r>
+        <w:t xml:space="preserve"> </w:t>
+      </w:r>
+      <w:r>
+        <w:t xml:space="preserve">formal corrected footprint inference is performed at the pseudobulk level.</w:t>
+      </w:r>
+      <w:r>
+        <w:t xml:space="preserve"> </w:t>
+      </w:r>
+      <w:bookmarkStart w:id="41" w:name="fig:single_cell_footprinting"/>
+      <w:bookmarkEnd w:id="41"/>
+    </w:p>
+    <w:bookmarkEnd w:id="42"/>
+    <w:bookmarkEnd w:id="43"/>
+    <w:bookmarkStart w:id="54" w:name="evaluation-and-figure-reproducibility"/>
     <w:p>
       <w:pPr>
         <w:pStyle w:val="Heading2"/>
       </w:pPr>
       <w:r>
-        <w:t xml:space="preserve">Benchmark and Figure Reproducibility</w:t>
+        <w:t xml:space="preserve">Evaluation and Figure Reproducibility</w:t>
       </w:r>
     </w:p>
     <w:p>
@@ -6663,61 +6764,48 @@
         <w:pStyle w:val="FirstParagraph"/>
       </w:pPr>
       <w:r>
-        <w:t xml:space="preserve">The tiered demonstration design (Table 1), manifest</w:t>
-      </w:r>
-      <w:r>
-        <w:t xml:space="preserve"> </w:t>
-      </w:r>
-      <w:r>
-        <w:t xml:space="preserve">builders, schema validator, engineering-runtime recorder, and figure-generation</w:t>
-      </w:r>
-      <w:r>
-        <w:t xml:space="preserve"> </w:t>
-      </w:r>
-      <w:r>
-        <w:t xml:space="preserve">scripts provide an executable path from public inputs to publication-ready</w:t>
-      </w:r>
-      <w:r>
-        <w:t xml:space="preserve"> </w:t>
-      </w:r>
-      <w:r>
-        <w:t xml:space="preserve">outputs. These resources serve three purposes. First, they verify that the</w:t>
-      </w:r>
-      <w:r>
-        <w:t xml:space="preserve"> </w:t>
-      </w:r>
-      <w:r>
-        <w:t xml:space="preserve">ATAC-seq footprinting workflow produces stable outputs on small fixtures and</w:t>
-      </w:r>
-      <w:r>
-        <w:t xml:space="preserve"> </w:t>
-      </w:r>
-      <w:r>
-        <w:t xml:space="preserve">public-data subsets. Second, they support the manuscript demonstrations for bulk</w:t>
-      </w:r>
-      <w:r>
-        <w:t xml:space="preserve"> </w:t>
-      </w:r>
-      <w:r>
-        <w:t xml:space="preserve">replicate processing, de novo motif preparation, pseudobulk aggregation,</w:t>
-      </w:r>
-      <w:r>
-        <w:t xml:space="preserve"> </w:t>
-      </w:r>
-      <w:r>
-        <w:t xml:space="preserve">replicate-aware normalization, and report generation. Third, they keep public</w:t>
-      </w:r>
-      <w:r>
-        <w:t xml:space="preserve"> </w:t>
-      </w:r>
-      <w:r>
-        <w:t xml:space="preserve">inputs, parameters, and generated figure sources auditable as the workflow is</w:t>
-      </w:r>
-      <w:r>
-        <w:t xml:space="preserve"> </w:t>
-      </w:r>
-      <w:r>
-        <w:t xml:space="preserve">rerun after code changes.</w:t>
+        <w:t xml:space="preserve">The tiered design (Table </w:t>
+      </w:r>
+      <w:hyperlink w:anchor="tab:tiers">
+        <w:r>
+          <w:rPr>
+            <w:rStyle w:val="Hyperlink"/>
+          </w:rPr>
+          <w:t xml:space="preserve">[tab:tiers]</w:t>
+        </w:r>
+      </w:hyperlink>
+      <w:r>
+        <w:t xml:space="preserve">), manifests, schema validator,</w:t>
+      </w:r>
+      <w:r>
+        <w:t xml:space="preserve"> </w:t>
+      </w:r>
+      <w:r>
+        <w:t xml:space="preserve">engineering-runtime recorder, and figure scripts provide an executable path from</w:t>
+      </w:r>
+      <w:r>
+        <w:t xml:space="preserve"> </w:t>
+      </w:r>
+      <w:r>
+        <w:t xml:space="preserve">public inputs to publication-ready outputs. These resources verify stable outputs</w:t>
+      </w:r>
+      <w:r>
+        <w:t xml:space="preserve"> </w:t>
+      </w:r>
+      <w:r>
+        <w:t xml:space="preserve">on compact fixtures and public-data subsets, support the bulk, de novo,</w:t>
+      </w:r>
+      <w:r>
+        <w:t xml:space="preserve"> </w:t>
+      </w:r>
+      <w:r>
+        <w:t xml:space="preserve">pseudobulk, replicate-normalization, and report examples, and keep sample,</w:t>
+      </w:r>
+      <w:r>
+        <w:t xml:space="preserve"> </w:t>
+      </w:r>
+      <w:r>
+        <w:t xml:space="preserve">parameter, motif, region, and signal-track choices auditable.</w:t>
       </w:r>
     </w:p>
     <w:p>
@@ -6725,84 +6813,95 @@
         <w:pStyle w:val="BodyText"/>
       </w:pPr>
       <w:r>
-        <w:t xml:space="preserve">The benchmark pipeline writes resolved manifests, software versions,</w:t>
-      </w:r>
-      <w:r>
-        <w:t xml:space="preserve"> </w:t>
-      </w:r>
-      <w:r>
-        <w:t xml:space="preserve">parameters, and plotting tables next to generated figures. This makes the</w:t>
-      </w:r>
-      <w:r>
-        <w:t xml:space="preserve"> </w:t>
-      </w:r>
-      <w:r>
-        <w:t xml:space="preserve">figures auditable: a reader can inspect which samples, motifs, regions, and signal</w:t>
-      </w:r>
-      <w:r>
-        <w:t xml:space="preserve"> </w:t>
-      </w:r>
-      <w:r>
-        <w:t xml:space="preserve">tracks were used, and the same tier can be rerun after code changes.</w:t>
-      </w:r>
-      <w:r>
-        <w:t xml:space="preserve"> </w:t>
-      </w:r>
-      <w:r>
-        <w:t xml:space="preserve">Representative local engineering measurements summarize runtime and peak memory</w:t>
-      </w:r>
-      <w:r>
-        <w:t xml:space="preserve"> </w:t>
-      </w:r>
-      <w:r>
-        <w:t xml:space="preserve">for one local workflow comparison using the same input bundle and command-level</w:t>
-      </w:r>
-      <w:r>
-        <w:t xml:space="preserve"> </w:t>
-      </w:r>
-      <w:r>
-        <w:t xml:space="preserve">outputs (Figure 5). The browser GUI emphasizes the same</w:t>
-      </w:r>
-      <w:r>
-        <w:t xml:space="preserve"> </w:t>
-      </w:r>
-      <w:r>
-        <w:t xml:space="preserve">command-first workflow while making example loading, YAML review, run history,</w:t>
-      </w:r>
-      <w:r>
-        <w:t xml:space="preserve"> </w:t>
-      </w:r>
-      <w:r>
-        <w:t xml:space="preserve">and report inspection accessible to users who do not routinely work at the</w:t>
-      </w:r>
-      <w:r>
-        <w:t xml:space="preserve"> </w:t>
-      </w:r>
-      <w:r>
-        <w:t xml:space="preserve">command line (Figure 6).</w:t>
-      </w:r>
-    </w:p>
-    <w:p>
-      <w:pPr>
-        <w:pStyle w:val="BodyText"/>
+        <w:t xml:space="preserve">The evaluation pipeline writes resolved manifests, software versions, parameters,</w:t>
+      </w:r>
+      <w:r>
+        <w:t xml:space="preserve"> </w:t>
+      </w:r>
+      <w:r>
+        <w:t xml:space="preserve">and plotting tables next to generated figures. Representative local engineering</w:t>
+      </w:r>
+      <w:r>
+        <w:t xml:space="preserve"> </w:t>
+      </w:r>
+      <w:r>
+        <w:t xml:space="preserve">measurements summarize runtime and peak memory for one local comparison using</w:t>
+      </w:r>
+      <w:r>
+        <w:t xml:space="preserve"> </w:t>
+      </w:r>
+      <w:r>
+        <w:t xml:space="preserve">the same input bundle and command-level outputs</w:t>
+      </w:r>
+      <w:r>
+        <w:t xml:space="preserve"> </w:t>
+      </w:r>
+      <w:r>
+        <w:t xml:space="preserve">(Figure </w:t>
+      </w:r>
+      <w:hyperlink w:anchor="fig:engineering">
+        <w:r>
+          <w:rPr>
+            <w:rStyle w:val="Hyperlink"/>
+          </w:rPr>
+          <w:t xml:space="preserve">5</w:t>
+        </w:r>
+      </w:hyperlink>
+      <w:r>
+        <w:t xml:space="preserve">). The browser GUI keeps the same command-first</w:t>
+      </w:r>
+      <w:r>
+        <w:t xml:space="preserve"> </w:t>
+      </w:r>
+      <w:r>
+        <w:t xml:space="preserve">structure while making example loading, YAML review, run history, and report</w:t>
+      </w:r>
+      <w:r>
+        <w:t xml:space="preserve"> </w:t>
+      </w:r>
+      <w:r>
+        <w:t xml:space="preserve">inspection accessible to users who do not routinely work at the command line</w:t>
+      </w:r>
+      <w:r>
+        <w:t xml:space="preserve"> </w:t>
+      </w:r>
+      <w:r>
+        <w:t xml:space="preserve">(Figure </w:t>
+      </w:r>
+      <w:hyperlink w:anchor="fig:gui_interface">
+        <w:r>
+          <w:rPr>
+            <w:rStyle w:val="Hyperlink"/>
+          </w:rPr>
+          <w:t xml:space="preserve">6</w:t>
+        </w:r>
+      </w:hyperlink>
+      <w:r>
+        <w:t xml:space="preserve">).</w:t>
+      </w:r>
+    </w:p>
+    <w:bookmarkStart w:id="48" w:name="fig:engineering"/>
+    <w:p>
+      <w:pPr>
+        <w:pStyle w:val="CaptionedFigure"/>
       </w:pPr>
       <w:r>
         <w:drawing>
           <wp:inline>
-            <wp:extent cx="5067300" cy="1534541"/>
+            <wp:extent cx="2667000" cy="807653"/>
             <wp:effectExtent b="0" l="0" r="0" t="0"/>
-            <wp:docPr descr="image" title="" id="37" name="Picture"/>
+            <wp:docPr descr="" title="" id="45" name="Picture"/>
             <a:graphic>
               <a:graphicData uri="http://schemas.openxmlformats.org/drawingml/2006/picture">
                 <pic:pic>
                   <pic:nvPicPr>
-                    <pic:cNvPr descr="figures/Fig5.pdf" id="38" name="Picture"/>
+                    <pic:cNvPr descr="figures/Fig5.pdf" id="46" name="Picture"/>
                     <pic:cNvPicPr>
                       <a:picLocks noChangeArrowheads="1" noChangeAspect="1"/>
                     </pic:cNvPicPr>
                   </pic:nvPicPr>
                   <pic:blipFill>
-                    <a:blip r:embed="rId36"/>
+                    <a:blip r:embed="rId44"/>
                     <a:stretch>
                       <a:fillRect/>
                     </a:stretch>
@@ -6810,7 +6909,7 @@
                   <pic:spPr bwMode="auto">
                     <a:xfrm>
                       <a:off x="0" y="0"/>
-                      <a:ext cx="5067300" cy="1534541"/>
+                      <a:ext cx="2667000" cy="807653"/>
                     </a:xfrm>
                     <a:prstGeom prst="rect">
                       <a:avLst/>
@@ -6831,20 +6930,16 @@
     </w:p>
     <w:p>
       <w:pPr>
-        <w:pStyle w:val="BodyText"/>
-      </w:pPr>
-      <w:r>
-        <w:rPr>
-          <w:b/>
-          <w:bCs/>
-        </w:rPr>
-        <w:t xml:space="preserve">Figure 5.</w:t>
-      </w:r>
-      <w:r>
-        <w:t xml:space="preserve"> </w:t>
-      </w:r>
-      <w:r>
-        <w:t xml:space="preserve">Representative local engineering comparison. (</w:t>
+        <w:pStyle w:val="ImageCaption"/>
+      </w:pPr>
+      <w:r>
+        <w:t xml:space="preserve">Representative local engineering comparison.</w:t>
+      </w:r>
+      <w:r>
+        <w:t xml:space="preserve"> </w:t>
+      </w:r>
+      <w:r>
+        <w:t xml:space="preserve">(</w:t>
       </w:r>
       <w:r>
         <w:rPr>
@@ -6864,7 +6959,13 @@
         <w:t xml:space="preserve">B</w:t>
       </w:r>
       <w:r>
-        <w:t xml:space="preserve">) peak memory are summarized for one local workflow run comparing TOBIAS and</w:t>
+        <w:t xml:space="preserve">) peak memory are summarized for one local</w:t>
+      </w:r>
+      <w:r>
+        <w:t xml:space="preserve"> </w:t>
+      </w:r>
+      <w:r>
+        <w:t xml:space="preserve">analysis run comparing TOBIAS and</w:t>
       </w:r>
       <w:r>
         <w:t xml:space="preserve"> </w:t>
@@ -6879,30 +6980,49 @@
         <w:t xml:space="preserve"> </w:t>
       </w:r>
       <w:r>
-        <w:t xml:space="preserve">on the same analysis bundle. These measurements are included as an engineering check, not as an exhaustive cross-tool benchmark.</w:t>
-      </w:r>
-    </w:p>
-    <w:p>
-      <w:pPr>
-        <w:pStyle w:val="BodyText"/>
+        <w:t xml:space="preserve">on the same analysis bundle.</w:t>
+      </w:r>
+      <w:r>
+        <w:t xml:space="preserve"> </w:t>
+      </w:r>
+      <w:r>
+        <w:t xml:space="preserve">These measurements are included as an engineering check, not as an exhaustive</w:t>
+      </w:r>
+      <w:r>
+        <w:t xml:space="preserve"> </w:t>
+      </w:r>
+      <w:r>
+        <w:t xml:space="preserve">cross-tool benchmark.</w:t>
+      </w:r>
+      <w:r>
+        <w:t xml:space="preserve"> </w:t>
+      </w:r>
+      <w:bookmarkStart w:id="47" w:name="fig:engineering"/>
+      <w:bookmarkEnd w:id="47"/>
+    </w:p>
+    <w:bookmarkEnd w:id="48"/>
+    <w:bookmarkStart w:id="53" w:name="fig:gui_interface"/>
+    <w:p>
+      <w:pPr>
+        <w:pStyle w:val="CaptionedFigure"/>
       </w:pPr>
       <w:r>
         <w:drawing>
           <wp:inline>
-            <wp:extent cx="5067300" cy="3066255"/>
+            <wp:extent cx="5334000" cy="3227637"/>
             <wp:effectExtent b="0" l="0" r="0" t="0"/>
-            <wp:docPr descr="image" title="" id="40" name="Picture"/>
+            <wp:docPr descr="" title="" id="50" name="Picture"/>
             <a:graphic>
               <a:graphicData uri="http://schemas.openxmlformats.org/drawingml/2006/picture">
                 <pic:pic>
                   <pic:nvPicPr>
-                    <pic:cNvPr descr="figures/Fig6.png" id="41" name="Picture"/>
+                    <pic:cNvPr descr="figures/Fig6.png" id="51" name="Picture"/>
                     <pic:cNvPicPr>
                       <a:picLocks noChangeArrowheads="1" noChangeAspect="1"/>
                     </pic:cNvPicPr>
                   </pic:nvPicPr>
                   <pic:blipFill>
-                    <a:blip r:embed="rId39"/>
+                    <a:blip r:embed="rId49"/>
                     <a:stretch>
                       <a:fillRect/>
                     </a:stretch>
@@ -6910,7 +7030,7 @@
                   <pic:spPr bwMode="auto">
                     <a:xfrm>
                       <a:off x="0" y="0"/>
-                      <a:ext cx="5067300" cy="3066255"/>
+                      <a:ext cx="5334000" cy="3227637"/>
                     </a:xfrm>
                     <a:prstGeom prst="rect">
                       <a:avLst/>
@@ -6931,25 +7051,39 @@
     </w:p>
     <w:p>
       <w:pPr>
-        <w:pStyle w:val="BodyText"/>
-      </w:pPr>
-      <w:r>
-        <w:rPr>
-          <w:b/>
-          <w:bCs/>
-        </w:rPr>
-        <w:t xml:space="preserve">Figure 6.</w:t>
-      </w:r>
-      <w:r>
-        <w:t xml:space="preserve"> </w:t>
-      </w:r>
-      <w:r>
-        <w:t xml:space="preserve">Browser GUI for command-compatible footprinting workflows. The GUI provides sidebar access to core commands, guided configuration panels, example loading, YAML preview, run-history review, and report/output inspection while preserving CLI-compatible configuration files.</w:t>
-      </w:r>
-    </w:p>
-    <w:bookmarkEnd w:id="42"/>
-    <w:bookmarkEnd w:id="43"/>
-    <w:bookmarkStart w:id="45" w:name="discussion"/>
+        <w:pStyle w:val="ImageCaption"/>
+      </w:pPr>
+      <w:r>
+        <w:t xml:space="preserve">Browser GUI for command-compatible footprinting analyses.</w:t>
+      </w:r>
+      <w:r>
+        <w:t xml:space="preserve"> </w:t>
+      </w:r>
+      <w:r>
+        <w:t xml:space="preserve">The GUI provides sidebar access to core commands, guided configuration panels,</w:t>
+      </w:r>
+      <w:r>
+        <w:t xml:space="preserve"> </w:t>
+      </w:r>
+      <w:r>
+        <w:t xml:space="preserve">example loading, YAML preview, run-history review, and report/output inspection</w:t>
+      </w:r>
+      <w:r>
+        <w:t xml:space="preserve"> </w:t>
+      </w:r>
+      <w:r>
+        <w:t xml:space="preserve">while preserving CLI-compatible configuration files.</w:t>
+      </w:r>
+      <w:r>
+        <w:t xml:space="preserve"> </w:t>
+      </w:r>
+      <w:bookmarkStart w:id="52" w:name="fig:gui_interface"/>
+      <w:bookmarkEnd w:id="52"/>
+    </w:p>
+    <w:bookmarkEnd w:id="53"/>
+    <w:bookmarkEnd w:id="54"/>
+    <w:bookmarkEnd w:id="55"/>
+    <w:bookmarkStart w:id="58" w:name="discussion"/>
     <w:p>
       <w:pPr>
         <w:pStyle w:val="Heading1"/>
@@ -6972,49 +7106,80 @@
         <w:t xml:space="preserve"> </w:t>
       </w:r>
       <w:r>
-        <w:t xml:space="preserve">contributes a reproducible platform for ATAC-seq footprinting</w:t>
-      </w:r>
-      <w:r>
-        <w:t xml:space="preserve"> </w:t>
-      </w:r>
-      <w:r>
-        <w:t xml:space="preserve">and motif-centered regulatory analysis. Its comparative strengths are</w:t>
-      </w:r>
-      <w:r>
-        <w:t xml:space="preserve"> </w:t>
-      </w:r>
-      <w:r>
-        <w:t xml:space="preserve">interface consistency across bias correction, footprint calling, differential</w:t>
-      </w:r>
-      <w:r>
-        <w:t xml:space="preserve"> </w:t>
-      </w:r>
-      <w:r>
-        <w:t xml:space="preserve">footprint analysis, and aggregate visualization; deterministic regression coverage; explicit</w:t>
-      </w:r>
-      <w:r>
-        <w:t xml:space="preserve"> </w:t>
-      </w:r>
-      <w:r>
-        <w:t xml:space="preserve">handling of replicate-aware summaries; and integrated support for de novo motif preparation and pseudobulk aggregation using the same region, motif, and signal conventions</w:t>
-      </w:r>
-      <w:r>
-        <w:t xml:space="preserve"> </w:t>
-      </w:r>
-      <w:r>
-        <w:t xml:space="preserve">(Table 2). Together, these properties address the fragmentation that often separates footprint scoring, motif interpretation, and report generation.</w:t>
-      </w:r>
-      <w:r>
-        <w:t xml:space="preserve"> </w:t>
-      </w:r>
-      <w:r>
-        <w:t xml:space="preserve">The closest comparison is TOBIAS, which established a widely used integrated</w:t>
-      </w:r>
-      <w:r>
-        <w:t xml:space="preserve"> </w:t>
-      </w:r>
-      <w:r>
-        <w:t xml:space="preserve">ATAC footprinting workflow for bias correction, footprint scoring, motif-aware</w:t>
+        <w:t xml:space="preserve">is a practical extension of motif-centered ATAC-seq</w:t>
+      </w:r>
+      <w:r>
+        <w:t xml:space="preserve"> </w:t>
+      </w:r>
+      <w:r>
+        <w:t xml:space="preserve">footprinting and regulatory motif analysis. Its strengths are consistent</w:t>
+      </w:r>
+      <w:r>
+        <w:t xml:space="preserve"> </w:t>
+      </w:r>
+      <w:r>
+        <w:t xml:space="preserve">interfaces across bias correction, footprint calling, differential footprint</w:t>
+      </w:r>
+      <w:r>
+        <w:t xml:space="preserve"> </w:t>
+      </w:r>
+      <w:r>
+        <w:t xml:space="preserve">analysis, and aggregate visualization; deterministic regression coverage;</w:t>
+      </w:r>
+      <w:r>
+        <w:t xml:space="preserve"> </w:t>
+      </w:r>
+      <w:r>
+        <w:t xml:space="preserve">explicit replicate-aware summaries; and integrated de novo motif preparation and</w:t>
+      </w:r>
+      <w:r>
+        <w:t xml:space="preserve"> </w:t>
+      </w:r>
+      <w:r>
+        <w:t xml:space="preserve">pseudobulk aggregation using the same region, motif, and signal conventions</w:t>
+      </w:r>
+      <w:r>
+        <w:t xml:space="preserve"> </w:t>
+      </w:r>
+      <w:r>
+        <w:t xml:space="preserve">(Table </w:t>
+      </w:r>
+      <w:hyperlink w:anchor="tab:features">
+        <w:r>
+          <w:rPr>
+            <w:rStyle w:val="Hyperlink"/>
+          </w:rPr>
+          <w:t xml:space="preserve">1</w:t>
+        </w:r>
+      </w:hyperlink>
+      <w:r>
+        <w:t xml:space="preserve">). These features address a common practical problem:</w:t>
+      </w:r>
+      <w:r>
+        <w:t xml:space="preserve"> </w:t>
+      </w:r>
+      <w:r>
+        <w:t xml:space="preserve">footprint scoring, motif interpretation, and report generation are often handled</w:t>
+      </w:r>
+      <w:r>
+        <w:t xml:space="preserve"> </w:t>
+      </w:r>
+      <w:r>
+        <w:t xml:space="preserve">by separate scripts or tools.</w:t>
+      </w:r>
+    </w:p>
+    <w:p>
+      <w:pPr>
+        <w:pStyle w:val="BodyText"/>
+      </w:pPr>
+      <w:r>
+        <w:t xml:space="preserve">The closest comparison is TOBIAS, which established a widely used ATAC</w:t>
+      </w:r>
+      <w:r>
+        <w:t xml:space="preserve"> </w:t>
+      </w:r>
+      <w:r>
+        <w:t xml:space="preserve">footprinting workflow for bias correction, footprint scoring, motif-aware</w:t>
       </w:r>
       <w:r>
         <w:t xml:space="preserve"> </w:t>
@@ -7047,49 +7212,46 @@
         <w:t xml:space="preserve"> </w:t>
       </w:r>
       <w:r>
-        <w:t xml:space="preserve">center-versus-flank footprint statistic. The improvement is instead at the</w:t>
-      </w:r>
-      <w:r>
-        <w:t xml:space="preserve"> </w:t>
-      </w:r>
-      <w:r>
-        <w:t xml:space="preserve">platform layer: consistent modern command names, reusable YAML execution, report</w:t>
-      </w:r>
-      <w:r>
-        <w:t xml:space="preserve"> </w:t>
-      </w:r>
-      <w:r>
-        <w:t xml:space="preserve">and SVG export, explicit replicate-reporting modes, de novo motif-preparation</w:t>
-      </w:r>
-      <w:r>
-        <w:t xml:space="preserve"> </w:t>
-      </w:r>
-      <w:r>
-        <w:t xml:space="preserve">handoff, pseudobulk single-cell aggregation, GUI access, and regression-tested</w:t>
-      </w:r>
-      <w:r>
-        <w:t xml:space="preserve"> </w:t>
-      </w:r>
-      <w:r>
-        <w:t xml:space="preserve">example outputs.</w:t>
-      </w:r>
-    </w:p>
-    <w:p>
-      <w:pPr>
-        <w:pStyle w:val="BodyText"/>
-      </w:pPr>
-      <w:r>
-        <w:rPr>
-          <w:b/>
-          <w:bCs/>
-        </w:rPr>
-        <w:t xml:space="preserve">Table 2.</w:t>
-      </w:r>
-      <w:r>
-        <w:t xml:space="preserve"> </w:t>
-      </w:r>
-      <w:r>
-        <w:t xml:space="preserve">Qualitative scope comparison across widely used ATAC-seq regulatory-analysis tools. , documented native support;</w:t>
+        <w:t xml:space="preserve">center-versus-flank footprint statistic. The improvement is at the usability and</w:t>
+      </w:r>
+      <w:r>
+        <w:t xml:space="preserve"> </w:t>
+      </w:r>
+      <w:r>
+        <w:t xml:space="preserve">reproducibility layer: faster core operations, consistent modern command names,</w:t>
+      </w:r>
+      <w:r>
+        <w:t xml:space="preserve"> </w:t>
+      </w:r>
+      <w:r>
+        <w:t xml:space="preserve">reusable YAML execution, report and SVG export, explicit replicate-reporting</w:t>
+      </w:r>
+      <w:r>
+        <w:t xml:space="preserve"> </w:t>
+      </w:r>
+      <w:r>
+        <w:t xml:space="preserve">modes, de novo motif-preparation handoff, pseudobulk single-cell aggregation, GUI</w:t>
+      </w:r>
+      <w:r>
+        <w:t xml:space="preserve"> </w:t>
+      </w:r>
+      <w:r>
+        <w:t xml:space="preserve">access, and regression-tested example outputs.</w:t>
+      </w:r>
+    </w:p>
+    <w:bookmarkStart w:id="56" w:name="tab:features"/>
+    <w:p>
+      <w:pPr>
+        <w:pStyle w:val="TableCaption"/>
+      </w:pPr>
+      <w:r>
+        <w:t xml:space="preserve">Qualitative scope comparison across widely used ATAC-seq regulatory-analysis tools.</w:t>
+      </w:r>
+      <w:r>
+        <w:t xml:space="preserve"> </w:t>
+      </w:r>
+      <w:r>
+        <w:t xml:space="preserve">✓, documented native support;</w:t>
       </w:r>
       <w:r>
         <w:t xml:space="preserve"> </w:t>
@@ -7103,7 +7265,31 @@
         </m:r>
       </m:oMath>
       <w:r>
-        <w:t xml:space="preserve">, partial, indirect, or adjacent support; NA, outside the tool’s primary scope. The table summarizes workflow scope from public documentation and primary publications; it is not a performance benchmark and should be read with the different goals of these tools in mind. TOBIAS is the closest core footprinting comparator; the</w:t>
+        <w:t xml:space="preserve">, partial, indirect, or adjacent</w:t>
+      </w:r>
+      <w:r>
+        <w:t xml:space="preserve"> </w:t>
+      </w:r>
+      <w:r>
+        <w:t xml:space="preserve">support; NA, outside the tool’s primary scope. The table summarizes analysis</w:t>
+      </w:r>
+      <w:r>
+        <w:t xml:space="preserve"> </w:t>
+      </w:r>
+      <w:r>
+        <w:t xml:space="preserve">scope from public documentation and primary publications; it is not a performance</w:t>
+      </w:r>
+      <w:r>
+        <w:t xml:space="preserve"> </w:t>
+      </w:r>
+      <w:r>
+        <w:t xml:space="preserve">benchmark and should be read with the different goals of each tool in mind.</w:t>
+      </w:r>
+      <w:r>
+        <w:t xml:space="preserve"> </w:t>
+      </w:r>
+      <w:r>
+        <w:t xml:space="preserve">TOBIAS is the closest core footprinting comparator; the</w:t>
       </w:r>
       <w:r>
         <w:t xml:space="preserve"> </w:t>
@@ -7118,7 +7304,16 @@
         <w:t xml:space="preserve"> </w:t>
       </w:r>
       <w:r>
-        <w:t xml:space="preserve">columns emphasize workflow extensions around that motif-centered model rather than a claim of superior footprint biology.</w:t>
+        <w:t xml:space="preserve">columns emphasize added analysis and usability components around that</w:t>
+      </w:r>
+      <w:r>
+        <w:t xml:space="preserve"> </w:t>
+      </w:r>
+      <w:r>
+        <w:t xml:space="preserve">motif-centered model rather than a claim of superior footprint biology.</w:t>
+      </w:r>
+      <w:r>
+        <w:t xml:space="preserve"> </w:t>
       </w:r>
     </w:p>
     <w:tbl>
@@ -7126,6 +7321,7 @@
         <w:tblStyle w:val="Table"/>
         <w:tblW w:type="auto" w:w="0"/>
         <w:tblLook w:firstRow="0" w:lastRow="0" w:firstColumn="0" w:lastColumn="0" w:noHBand="0" w:noVBand="0" w:val="0000"/>
+        <w:tblCaption w:val="Qualitative scope comparison across widely used ATAC-seq regulatory-analysis tools. ✓, documented native support; \circ, partial, indirect, or adjacent support; NA, outside the tool’s primary scope. The table summarizes analysis scope from public documentation and primary publications; it is not a performance benchmark and should be read with the different goals of each tool in mind. TOBIAS is the closest core footprinting comparator; the fp-tools columns emphasize added analysis and usability components around that motif-centered model rather than a claim of superior footprint biology. "/>
       </w:tblPr>
       <w:tblGrid>
         <w:gridCol w:w="1131"/>
@@ -7484,31 +7680,47 @@
           <w:p>
             <w:pPr>
               <w:pStyle w:val="Compact"/>
-            </w:pPr>
-          </w:p>
-        </w:tc>
-        <w:tc>
-          <w:tcPr/>
-          <w:p>
-            <w:pPr>
-              <w:pStyle w:val="Compact"/>
-            </w:pPr>
-          </w:p>
-        </w:tc>
-        <w:tc>
-          <w:tcPr/>
-          <w:p>
-            <w:pPr>
-              <w:pStyle w:val="Compact"/>
-            </w:pPr>
-          </w:p>
-        </w:tc>
-        <w:tc>
-          <w:tcPr/>
-          <w:p>
-            <w:pPr>
-              <w:pStyle w:val="Compact"/>
-            </w:pPr>
+              <w:jc w:val="left"/>
+            </w:pPr>
+            <w:r>
+              <w:t xml:space="preserve">✓</w:t>
+            </w:r>
+          </w:p>
+        </w:tc>
+        <w:tc>
+          <w:tcPr/>
+          <w:p>
+            <w:pPr>
+              <w:pStyle w:val="Compact"/>
+              <w:jc w:val="left"/>
+            </w:pPr>
+            <w:r>
+              <w:t xml:space="preserve">✓</w:t>
+            </w:r>
+          </w:p>
+        </w:tc>
+        <w:tc>
+          <w:tcPr/>
+          <w:p>
+            <w:pPr>
+              <w:pStyle w:val="Compact"/>
+              <w:jc w:val="left"/>
+            </w:pPr>
+            <w:r>
+              <w:t xml:space="preserve">✓</w:t>
+            </w:r>
+          </w:p>
+        </w:tc>
+        <w:tc>
+          <w:tcPr/>
+          <w:p>
+            <w:pPr>
+              <w:pStyle w:val="Compact"/>
+              <w:jc w:val="left"/>
+            </w:pPr>
+            <w:r>
+              <w:t xml:space="preserve">✓</w:t>
+            </w:r>
           </w:p>
         </w:tc>
         <w:tc>
@@ -7559,39 +7771,59 @@
           <w:p>
             <w:pPr>
               <w:pStyle w:val="Compact"/>
-            </w:pPr>
-          </w:p>
-        </w:tc>
-        <w:tc>
-          <w:tcPr/>
-          <w:p>
-            <w:pPr>
-              <w:pStyle w:val="Compact"/>
-            </w:pPr>
-          </w:p>
-        </w:tc>
-        <w:tc>
-          <w:tcPr/>
-          <w:p>
-            <w:pPr>
-              <w:pStyle w:val="Compact"/>
-            </w:pPr>
-          </w:p>
-        </w:tc>
-        <w:tc>
-          <w:tcPr/>
-          <w:p>
-            <w:pPr>
-              <w:pStyle w:val="Compact"/>
-            </w:pPr>
-          </w:p>
-        </w:tc>
-        <w:tc>
-          <w:tcPr/>
-          <w:p>
-            <w:pPr>
-              <w:pStyle w:val="Compact"/>
-            </w:pPr>
+              <w:jc w:val="left"/>
+            </w:pPr>
+            <w:r>
+              <w:t xml:space="preserve">✓</w:t>
+            </w:r>
+          </w:p>
+        </w:tc>
+        <w:tc>
+          <w:tcPr/>
+          <w:p>
+            <w:pPr>
+              <w:pStyle w:val="Compact"/>
+              <w:jc w:val="left"/>
+            </w:pPr>
+            <w:r>
+              <w:t xml:space="preserve">✓</w:t>
+            </w:r>
+          </w:p>
+        </w:tc>
+        <w:tc>
+          <w:tcPr/>
+          <w:p>
+            <w:pPr>
+              <w:pStyle w:val="Compact"/>
+              <w:jc w:val="left"/>
+            </w:pPr>
+            <w:r>
+              <w:t xml:space="preserve">✓</w:t>
+            </w:r>
+          </w:p>
+        </w:tc>
+        <w:tc>
+          <w:tcPr/>
+          <w:p>
+            <w:pPr>
+              <w:pStyle w:val="Compact"/>
+              <w:jc w:val="left"/>
+            </w:pPr>
+            <w:r>
+              <w:t xml:space="preserve">✓</w:t>
+            </w:r>
+          </w:p>
+        </w:tc>
+        <w:tc>
+          <w:tcPr/>
+          <w:p>
+            <w:pPr>
+              <w:pStyle w:val="Compact"/>
+              <w:jc w:val="left"/>
+            </w:pPr>
+            <w:r>
+              <w:t xml:space="preserve">✓</w:t>
+            </w:r>
           </w:p>
         </w:tc>
         <w:tc>
@@ -7625,31 +7857,47 @@
           <w:p>
             <w:pPr>
               <w:pStyle w:val="Compact"/>
-            </w:pPr>
-          </w:p>
-        </w:tc>
-        <w:tc>
-          <w:tcPr/>
-          <w:p>
-            <w:pPr>
-              <w:pStyle w:val="Compact"/>
-            </w:pPr>
-          </w:p>
-        </w:tc>
-        <w:tc>
-          <w:tcPr/>
-          <w:p>
-            <w:pPr>
-              <w:pStyle w:val="Compact"/>
-            </w:pPr>
-          </w:p>
-        </w:tc>
-        <w:tc>
-          <w:tcPr/>
-          <w:p>
-            <w:pPr>
-              <w:pStyle w:val="Compact"/>
-            </w:pPr>
+              <w:jc w:val="left"/>
+            </w:pPr>
+            <w:r>
+              <w:t xml:space="preserve">✓</w:t>
+            </w:r>
+          </w:p>
+        </w:tc>
+        <w:tc>
+          <w:tcPr/>
+          <w:p>
+            <w:pPr>
+              <w:pStyle w:val="Compact"/>
+              <w:jc w:val="left"/>
+            </w:pPr>
+            <w:r>
+              <w:t xml:space="preserve">✓</w:t>
+            </w:r>
+          </w:p>
+        </w:tc>
+        <w:tc>
+          <w:tcPr/>
+          <w:p>
+            <w:pPr>
+              <w:pStyle w:val="Compact"/>
+              <w:jc w:val="left"/>
+            </w:pPr>
+            <w:r>
+              <w:t xml:space="preserve">✓</w:t>
+            </w:r>
+          </w:p>
+        </w:tc>
+        <w:tc>
+          <w:tcPr/>
+          <w:p>
+            <w:pPr>
+              <w:pStyle w:val="Compact"/>
+              <w:jc w:val="left"/>
+            </w:pPr>
+            <w:r>
+              <w:t xml:space="preserve">✓</w:t>
+            </w:r>
           </w:p>
         </w:tc>
         <w:tc>
@@ -7695,15 +7943,23 @@
           <w:p>
             <w:pPr>
               <w:pStyle w:val="Compact"/>
-            </w:pPr>
-          </w:p>
-        </w:tc>
-        <w:tc>
-          <w:tcPr/>
-          <w:p>
-            <w:pPr>
-              <w:pStyle w:val="Compact"/>
-            </w:pPr>
+              <w:jc w:val="left"/>
+            </w:pPr>
+            <w:r>
+              <w:t xml:space="preserve">✓</w:t>
+            </w:r>
+          </w:p>
+        </w:tc>
+        <w:tc>
+          <w:tcPr/>
+          <w:p>
+            <w:pPr>
+              <w:pStyle w:val="Compact"/>
+              <w:jc w:val="left"/>
+            </w:pPr>
+            <w:r>
+              <w:t xml:space="preserve">✓</w:t>
+            </w:r>
           </w:p>
         </w:tc>
         <w:tc>
@@ -7783,7 +8039,11 @@
           <w:p>
             <w:pPr>
               <w:pStyle w:val="Compact"/>
-            </w:pPr>
+              <w:jc w:val="left"/>
+            </w:pPr>
+            <w:r>
+              <w:t xml:space="preserve">✓</w:t>
+            </w:r>
           </w:p>
         </w:tc>
         <w:tc>
@@ -7815,7 +8075,11 @@
           <w:p>
             <w:pPr>
               <w:pStyle w:val="Compact"/>
-            </w:pPr>
+              <w:jc w:val="left"/>
+            </w:pPr>
+            <w:r>
+              <w:t xml:space="preserve">✓</w:t>
+            </w:r>
           </w:p>
         </w:tc>
         <w:tc>
@@ -7866,7 +8130,11 @@
           <w:p>
             <w:pPr>
               <w:pStyle w:val="Compact"/>
-            </w:pPr>
+              <w:jc w:val="left"/>
+            </w:pPr>
+            <w:r>
+              <w:t xml:space="preserve">✓</w:t>
+            </w:r>
           </w:p>
         </w:tc>
         <w:tc>
@@ -7908,7 +8176,11 @@
           <w:p>
             <w:pPr>
               <w:pStyle w:val="Compact"/>
-            </w:pPr>
+              <w:jc w:val="left"/>
+            </w:pPr>
+            <w:r>
+              <w:t xml:space="preserve">✓</w:t>
+            </w:r>
           </w:p>
         </w:tc>
         <w:tc>
@@ -7964,7 +8236,11 @@
           <w:p>
             <w:pPr>
               <w:pStyle w:val="Compact"/>
-            </w:pPr>
+              <w:jc w:val="left"/>
+            </w:pPr>
+            <w:r>
+              <w:t xml:space="preserve">✓</w:t>
+            </w:r>
           </w:p>
         </w:tc>
         <w:tc>
@@ -8061,15 +8337,23 @@
           <w:p>
             <w:pPr>
               <w:pStyle w:val="Compact"/>
-            </w:pPr>
-          </w:p>
-        </w:tc>
-        <w:tc>
-          <w:tcPr/>
-          <w:p>
-            <w:pPr>
-              <w:pStyle w:val="Compact"/>
-            </w:pPr>
+              <w:jc w:val="left"/>
+            </w:pPr>
+            <w:r>
+              <w:t xml:space="preserve">✓</w:t>
+            </w:r>
+          </w:p>
+        </w:tc>
+        <w:tc>
+          <w:tcPr/>
+          <w:p>
+            <w:pPr>
+              <w:pStyle w:val="Compact"/>
+              <w:jc w:val="left"/>
+            </w:pPr>
+            <w:r>
+              <w:t xml:space="preserve">✓</w:t>
+            </w:r>
           </w:p>
         </w:tc>
         <w:tc>
@@ -8094,15 +8378,23 @@
           <w:p>
             <w:pPr>
               <w:pStyle w:val="Compact"/>
-            </w:pPr>
-          </w:p>
-        </w:tc>
-        <w:tc>
-          <w:tcPr/>
-          <w:p>
-            <w:pPr>
-              <w:pStyle w:val="Compact"/>
-            </w:pPr>
+              <w:jc w:val="left"/>
+            </w:pPr>
+            <w:r>
+              <w:t xml:space="preserve">✓</w:t>
+            </w:r>
+          </w:p>
+        </w:tc>
+        <w:tc>
+          <w:tcPr/>
+          <w:p>
+            <w:pPr>
+              <w:pStyle w:val="Compact"/>
+              <w:jc w:val="left"/>
+            </w:pPr>
+            <w:r>
+              <w:t xml:space="preserve">✓</w:t>
+            </w:r>
           </w:p>
         </w:tc>
         <w:tc>
@@ -8141,7 +8433,11 @@
           <w:p>
             <w:pPr>
               <w:pStyle w:val="Compact"/>
-            </w:pPr>
+              <w:jc w:val="left"/>
+            </w:pPr>
+            <w:r>
+              <w:t xml:space="preserve">✓</w:t>
+            </w:r>
           </w:p>
         </w:tc>
         <w:tc>
@@ -8206,6 +8502,7 @@
         </w:tc>
       </w:tr>
     </w:tbl>
+    <w:bookmarkEnd w:id="56"/>
     <w:p>
       <w:pPr>
         <w:pStyle w:val="BodyText"/>
@@ -8220,22 +8517,7 @@
         <w:t xml:space="preserve">sequence-driven occupancy and variant-effect analyses </w:t>
       </w:r>
       <w:r>
-        <w:t xml:space="preserve">(</w:t>
-      </w:r>
-      <w:r>
-        <w:t xml:space="preserve">Pampari et al.</w:t>
-      </w:r>
-      <w:r>
-        <w:t xml:space="preserve"> </w:t>
-      </w:r>
-      <w:r>
-        <w:t xml:space="preserve">2024)</w:t>
-      </w:r>
-      <w:r>
-        <w:t xml:space="preserve">. Differential TF activity was also considered relative to orthogonal accessibility-based frameworks such as diffTF </w:t>
-      </w:r>
-      <w:r>
-        <w:t xml:space="preserve">(Berest et al. 2019)</w:t>
+        <w:t xml:space="preserve">(10)</w:t>
       </w:r>
       <w:r>
         <w:t xml:space="preserve">.</w:t>
@@ -8244,7 +8526,19 @@
         <w:t xml:space="preserve"> </w:t>
       </w:r>
       <w:r>
-        <w:t xml:space="preserve">In this broader landscape,</w:t>
+        <w:t xml:space="preserve">Differential TF activity can also be studied with orthogonal accessibility-based</w:t>
+      </w:r>
+      <w:r>
+        <w:t xml:space="preserve"> </w:t>
+      </w:r>
+      <w:r>
+        <w:t xml:space="preserve">frameworks such as diffTF </w:t>
+      </w:r>
+      <w:r>
+        <w:t xml:space="preserve">(35)</w:t>
+      </w:r>
+      <w:r>
+        <w:t xml:space="preserve">. In this broader landscape,</w:t>
       </w:r>
       <w:r>
         <w:t xml:space="preserve"> </w:t>
@@ -8259,25 +8553,19 @@
         <w:t xml:space="preserve"> </w:t>
       </w:r>
       <w:r>
-        <w:t xml:space="preserve">is best viewed as a practical</w:t>
-      </w:r>
-      <w:r>
-        <w:t xml:space="preserve"> </w:t>
-      </w:r>
-      <w:r>
-        <w:t xml:space="preserve">extension of motif-centered ATAC footprinting rather than a replacement for</w:t>
-      </w:r>
-      <w:r>
-        <w:t xml:space="preserve"> </w:t>
-      </w:r>
-      <w:r>
-        <w:t xml:space="preserve">specialized single-cell, deep-learning, or occupancy-prediction methods. The</w:t>
-      </w:r>
-      <w:r>
-        <w:t xml:space="preserve"> </w:t>
-      </w:r>
-      <w:r>
-        <w:t xml:space="preserve">replicate-aware summaries reported here use</w:t>
+        <w:t xml:space="preserve">is best viewed as a practical extension of motif-centered ATAC</w:t>
+      </w:r>
+      <w:r>
+        <w:t xml:space="preserve"> </w:t>
+      </w:r>
+      <w:r>
+        <w:t xml:space="preserve">footprinting rather than a replacement for specialized single-cell,</w:t>
+      </w:r>
+      <w:r>
+        <w:t xml:space="preserve"> </w:t>
+      </w:r>
+      <w:r>
+        <w:t xml:space="preserve">deep-learning, or occupancy-prediction methods. Its replicate-aware summaries use</w:t>
       </w:r>
       <w:r>
         <w:t xml:space="preserve"> </w:t>
@@ -8310,7 +8598,7 @@
         <w:t xml:space="preserve">when a per-replicate motif-score matrix is available.</w:t>
       </w:r>
     </w:p>
-    <w:bookmarkStart w:id="44" w:name="threats-to-validity-and-scope"/>
+    <w:bookmarkStart w:id="57" w:name="threats-to-validity-and-scope"/>
     <w:p>
       <w:pPr>
         <w:pStyle w:val="Heading2"/>
@@ -8324,49 +8612,57 @@
         <w:pStyle w:val="FirstParagraph"/>
       </w:pPr>
       <w:r>
-        <w:t xml:space="preserve">The present manuscript emphasizes reproducible workflow demonstrations, local</w:t>
-      </w:r>
-      <w:r>
-        <w:t xml:space="preserve"> </w:t>
-      </w:r>
-      <w:r>
-        <w:t xml:space="preserve">engineering checks, and public-data examples; it is not a comprehensive</w:t>
-      </w:r>
-      <w:r>
-        <w:t xml:space="preserve"> </w:t>
-      </w:r>
-      <w:r>
-        <w:t xml:space="preserve">cross-tool benchmark. Larger whole-genome transfer studies, including training on</w:t>
-      </w:r>
-      <w:r>
-        <w:t xml:space="preserve"> </w:t>
-      </w:r>
-      <w:r>
-        <w:t xml:space="preserve">some cell lines and testing on others, and direct head-to-head runs of external</w:t>
-      </w:r>
-      <w:r>
-        <w:t xml:space="preserve"> </w:t>
-      </w:r>
-      <w:r>
-        <w:t xml:space="preserve">tools such as TOBIAS, HINT-ATAC, PRINT/scPrinter, maxATAC, and ChromBPNet on</w:t>
-      </w:r>
-      <w:r>
-        <w:t xml:space="preserve"> </w:t>
-      </w:r>
-      <w:r>
-        <w:t xml:space="preserve">identical locus sets will require larger controlled benchmark runs with repeated</w:t>
-      </w:r>
-      <w:r>
-        <w:t xml:space="preserve"> </w:t>
-      </w:r>
-      <w:r>
-        <w:t xml:space="preserve">measurements, matched parameters, and explicit uncertainty. The runtime and</w:t>
-      </w:r>
-      <w:r>
-        <w:t xml:space="preserve"> </w:t>
-      </w:r>
-      <w:r>
-        <w:t xml:space="preserve">memory measurements in Figure 5 are representative local</w:t>
+        <w:t xml:space="preserve">This manuscript emphasizes reproducible software examples, local engineering</w:t>
+      </w:r>
+      <w:r>
+        <w:t xml:space="preserve"> </w:t>
+      </w:r>
+      <w:r>
+        <w:t xml:space="preserve">checks, and public-data case studies; it is not a comprehensive cross-tool</w:t>
+      </w:r>
+      <w:r>
+        <w:t xml:space="preserve"> </w:t>
+      </w:r>
+      <w:r>
+        <w:t xml:space="preserve">benchmark. Larger whole-genome transfer studies and direct head-to-head runs of</w:t>
+      </w:r>
+      <w:r>
+        <w:t xml:space="preserve"> </w:t>
+      </w:r>
+      <w:r>
+        <w:t xml:space="preserve">external tools such as TOBIAS, HINT-ATAC, PRINT/scPrinter, maxATAC, and</w:t>
+      </w:r>
+      <w:r>
+        <w:t xml:space="preserve"> </w:t>
+      </w:r>
+      <w:r>
+        <w:t xml:space="preserve">ChromBPNet on identical locus sets will require controlled benchmark runs with</w:t>
+      </w:r>
+      <w:r>
+        <w:t xml:space="preserve"> </w:t>
+      </w:r>
+      <w:r>
+        <w:t xml:space="preserve">repeated measurements, matched parameters, and explicit uncertainty. The runtime</w:t>
+      </w:r>
+      <w:r>
+        <w:t xml:space="preserve"> </w:t>
+      </w:r>
+      <w:r>
+        <w:t xml:space="preserve">and memory measurements in Figure </w:t>
+      </w:r>
+      <w:hyperlink w:anchor="fig:engineering">
+        <w:r>
+          <w:rPr>
+            <w:rStyle w:val="Hyperlink"/>
+          </w:rPr>
+          <w:t xml:space="preserve">5</w:t>
+        </w:r>
+      </w:hyperlink>
+      <w:r>
+        <w:t xml:space="preserve"> </w:t>
+      </w:r>
+      <w:r>
+        <w:t xml:space="preserve">are representative local</w:t>
       </w:r>
       <w:r>
         <w:t xml:space="preserve"> </w:t>
@@ -8463,13 +8759,13 @@
         <w:pStyle w:val="BodyText"/>
       </w:pPr>
       <w:r>
-        <w:t xml:space="preserve">Large public-benchmark inputs depend on external data acquisition and are</w:t>
-      </w:r>
-      <w:r>
-        <w:t xml:space="preserve"> </w:t>
-      </w:r>
-      <w:r>
-        <w:t xml:space="preserve">therefore regenerated from committed manifests rather than stored directly in the</w:t>
+        <w:t xml:space="preserve">Large public inputs depend on external data acquisition and are therefore</w:t>
+      </w:r>
+      <w:r>
+        <w:t xml:space="preserve"> </w:t>
+      </w:r>
+      <w:r>
+        <w:t xml:space="preserve">regenerated from committed manifests rather than stored directly in the</w:t>
       </w:r>
       <w:r>
         <w:t xml:space="preserve"> </w:t>
@@ -8496,9 +8792,9 @@
         <w:t xml:space="preserve">replicate counts.</w:t>
       </w:r>
     </w:p>
-    <w:bookmarkEnd w:id="44"/>
-    <w:bookmarkEnd w:id="45"/>
-    <w:bookmarkStart w:id="46" w:name="conclusions"/>
+    <w:bookmarkEnd w:id="57"/>
+    <w:bookmarkEnd w:id="58"/>
+    <w:bookmarkStart w:id="59" w:name="conclusions"/>
     <w:p>
       <w:pPr>
         <w:pStyle w:val="Heading1"/>
@@ -8524,47 +8820,53 @@
         <w:t xml:space="preserve">fp-tools</w:t>
       </w:r>
       <w:r>
-        <w:t xml:space="preserve">, a reproducible platform</w:t>
-      </w:r>
-      <w:r>
-        <w:t xml:space="preserve"> </w:t>
-      </w:r>
-      <w:r>
-        <w:t xml:space="preserve">that unifies ATAC-seq footprinting with motif-discovery preparation, pseudobulk aggregation, and replicate-aware reporting.</w:t>
-      </w:r>
-      <w:r>
-        <w:t xml:space="preserve"> </w:t>
-      </w:r>
-      <w:r>
-        <w:t xml:space="preserve">By pairing test-covered workflows with public-data manifests, source</w:t>
-      </w:r>
-      <w:r>
-        <w:t xml:space="preserve"> </w:t>
-      </w:r>
-      <w:r>
-        <w:t xml:space="preserve">tables, and reproducible figure generation, the package supports standardized and</w:t>
-      </w:r>
-      <w:r>
-        <w:t xml:space="preserve"> </w:t>
-      </w:r>
-      <w:r>
-        <w:t xml:space="preserve">auditable regulatory-genomics analysis. Future work will add larger whole-genome transfer studies, direct external-tool</w:t>
-      </w:r>
-      <w:r>
-        <w:t xml:space="preserve"> </w:t>
-      </w:r>
-      <w:r>
-        <w:t xml:space="preserve">comparisons, multiscale and nucleosome-aware validation, and stronger hierarchical</w:t>
-      </w:r>
-      <w:r>
-        <w:t xml:space="preserve"> </w:t>
-      </w:r>
-      <w:r>
-        <w:t xml:space="preserve">differential-binding validation.</w:t>
-      </w:r>
-    </w:p>
-    <w:bookmarkEnd w:id="46"/>
-    <w:bookmarkStart w:id="47" w:name="author-contributions"/>
+        <w:t xml:space="preserve">, a Python platform that unifies ATAC-seq</w:t>
+      </w:r>
+      <w:r>
+        <w:t xml:space="preserve"> </w:t>
+      </w:r>
+      <w:r>
+        <w:t xml:space="preserve">footprinting with motif-discovery preparation, pseudobulk aggregation, and</w:t>
+      </w:r>
+      <w:r>
+        <w:t xml:space="preserve"> </w:t>
+      </w:r>
+      <w:r>
+        <w:t xml:space="preserve">replicate-aware reporting. By pairing tested commands with public-data manifests,</w:t>
+      </w:r>
+      <w:r>
+        <w:t xml:space="preserve"> </w:t>
+      </w:r>
+      <w:r>
+        <w:t xml:space="preserve">source tables, and reproducible figure generation, the package supports</w:t>
+      </w:r>
+      <w:r>
+        <w:t xml:space="preserve"> </w:t>
+      </w:r>
+      <w:r>
+        <w:t xml:space="preserve">standardized and auditable regulatory-genomics analysis. Future work will add</w:t>
+      </w:r>
+      <w:r>
+        <w:t xml:space="preserve"> </w:t>
+      </w:r>
+      <w:r>
+        <w:t xml:space="preserve">larger whole-genome transfer studies, direct external-tool comparisons,</w:t>
+      </w:r>
+      <w:r>
+        <w:t xml:space="preserve"> </w:t>
+      </w:r>
+      <w:r>
+        <w:t xml:space="preserve">multiscale and nucleosome-aware validation, and stronger hierarchical</w:t>
+      </w:r>
+      <w:r>
+        <w:t xml:space="preserve"> </w:t>
+      </w:r>
+      <w:r>
+        <w:t xml:space="preserve">differential-binding models.</w:t>
+      </w:r>
+    </w:p>
+    <w:bookmarkEnd w:id="59"/>
+    <w:bookmarkStart w:id="60" w:name="author-contributions"/>
     <w:p>
       <w:pPr>
         <w:pStyle w:val="Heading1"/>
@@ -8611,8 +8913,8 @@
         <w:t xml:space="preserve">of the manuscript.</w:t>
       </w:r>
     </w:p>
-    <w:bookmarkEnd w:id="47"/>
-    <w:bookmarkStart w:id="48" w:name="funding"/>
+    <w:bookmarkEnd w:id="60"/>
+    <w:bookmarkStart w:id="61" w:name="funding"/>
     <w:p>
       <w:pPr>
         <w:pStyle w:val="Heading1"/>
@@ -8629,8 +8931,8 @@
         <w:t xml:space="preserve">This research received no external funding.</w:t>
       </w:r>
     </w:p>
-    <w:bookmarkEnd w:id="48"/>
-    <w:bookmarkStart w:id="49" w:name="institutional-review-board-statement"/>
+    <w:bookmarkEnd w:id="61"/>
+    <w:bookmarkStart w:id="62" w:name="institutional-review-board-statement"/>
     <w:p>
       <w:pPr>
         <w:pStyle w:val="Heading1"/>
@@ -8653,8 +8955,8 @@
         <w:t xml:space="preserve">de-identified datasets and did not involve new experiments on humans or animals.</w:t>
       </w:r>
     </w:p>
-    <w:bookmarkEnd w:id="49"/>
-    <w:bookmarkStart w:id="50" w:name="informed-consent-statement"/>
+    <w:bookmarkEnd w:id="62"/>
+    <w:bookmarkStart w:id="63" w:name="informed-consent-statement"/>
     <w:p>
       <w:pPr>
         <w:pStyle w:val="Heading1"/>
@@ -8671,8 +8973,8 @@
         <w:t xml:space="preserve">Not applicable.</w:t>
       </w:r>
     </w:p>
-    <w:bookmarkEnd w:id="50"/>
-    <w:bookmarkStart w:id="52" w:name="data-availability-statement"/>
+    <w:bookmarkEnd w:id="63"/>
+    <w:bookmarkStart w:id="65" w:name="data-availability-statement"/>
     <w:p>
       <w:pPr>
         <w:pStyle w:val="Heading1"/>
@@ -8706,7 +9008,7 @@
       <w:r>
         <w:t xml:space="preserve"> </w:t>
       </w:r>
-      <w:hyperlink r:id="rId51">
+      <w:hyperlink r:id="rId64">
         <w:r>
           <w:rPr>
             <w:rStyle w:val="VerbatimChar"/>
@@ -8760,7 +9062,7 @@
         <w:t xml:space="preserve">from the ENCODE Project </w:t>
       </w:r>
       <w:r>
-        <w:t xml:space="preserve">(The ENCODE Project Consortium 2012)</w:t>
+        <w:t xml:space="preserve">(22)</w:t>
       </w:r>
       <w:r>
         <w:t xml:space="preserve">, the 10x Genomics PBMC Multiome</w:t>
@@ -8772,16 +9074,7 @@
         <w:t xml:space="preserve">example </w:t>
       </w:r>
       <w:r>
-        <w:t xml:space="preserve">(</w:t>
-      </w:r>
-      <w:r>
-        <w:t xml:space="preserve">10x Genomics</w:t>
-      </w:r>
-      <w:r>
-        <w:t xml:space="preserve"> </w:t>
-      </w:r>
-      <w:r>
-        <w:t xml:space="preserve">2021b)</w:t>
+        <w:t xml:space="preserve">(30)</w:t>
       </w:r>
       <w:r>
         <w:t xml:space="preserve">, the 10x Genomics PBMC5k single-cell ATAC</w:t>
@@ -8793,16 +9086,7 @@
         <w:t xml:space="preserve">example </w:t>
       </w:r>
       <w:r>
-        <w:t xml:space="preserve">(</w:t>
-      </w:r>
-      <w:r>
-        <w:t xml:space="preserve">10x Genomics</w:t>
-      </w:r>
-      <w:r>
-        <w:t xml:space="preserve"> </w:t>
-      </w:r>
-      <w:r>
-        <w:t xml:space="preserve">2021a)</w:t>
+        <w:t xml:space="preserve">(34)</w:t>
       </w:r>
       <w:r>
         <w:t xml:space="preserve">, and motif databases such as</w:t>
@@ -8814,7 +9098,7 @@
         <w:t xml:space="preserve">JASPAR </w:t>
       </w:r>
       <w:r>
-        <w:t xml:space="preserve">(Ovek Baydar et al. 2026)</w:t>
+        <w:t xml:space="preserve">(14)</w:t>
       </w:r>
       <w:r>
         <w:t xml:space="preserve"> </w:t>
@@ -8862,8 +9146,8 @@
         <w:t xml:space="preserve">regenerated from committed manifests.</w:t>
       </w:r>
     </w:p>
-    <w:bookmarkEnd w:id="52"/>
-    <w:bookmarkStart w:id="53" w:name="acknowledgments"/>
+    <w:bookmarkEnd w:id="65"/>
+    <w:bookmarkStart w:id="66" w:name="acknowledgments"/>
     <w:p>
       <w:pPr>
         <w:pStyle w:val="Heading1"/>
@@ -8892,8 +9176,8 @@
         <w:t xml:space="preserve">and software publicly available.</w:t>
       </w:r>
     </w:p>
-    <w:bookmarkEnd w:id="53"/>
-    <w:bookmarkStart w:id="54" w:name="conflicts-of-interest"/>
+    <w:bookmarkEnd w:id="66"/>
+    <w:bookmarkStart w:id="67" w:name="conflicts-of-interest"/>
     <w:p>
       <w:pPr>
         <w:pStyle w:val="Heading1"/>
@@ -8910,8 +9194,8 @@
         <w:t xml:space="preserve">The authors declare no conflicts of interest.</w:t>
       </w:r>
     </w:p>
-    <w:bookmarkEnd w:id="54"/>
-    <w:bookmarkStart w:id="55" w:name="appendix"/>
+    <w:bookmarkEnd w:id="67"/>
+    <w:bookmarkStart w:id="141" w:name="appendix"/>
     <w:p>
       <w:pPr>
         <w:pStyle w:val="Heading1"/>
@@ -8920,20 +9204,11 @@
         <w:t xml:space="preserve">Appendix</w:t>
       </w:r>
     </w:p>
-    <w:p>
-      <w:pPr>
-        <w:pStyle w:val="FirstParagraph"/>
-      </w:pPr>
-      <w:r>
-        <w:rPr>
-          <w:b/>
-          <w:bCs/>
-        </w:rPr>
-        <w:t xml:space="preserve">Table 3.</w:t>
-      </w:r>
-      <w:r>
-        <w:t xml:space="preserve"> </w:t>
-      </w:r>
+    <w:bookmarkStart w:id="68" w:name="tab:supp_analysis_parameters"/>
+    <w:p>
+      <w:pPr>
+        <w:pStyle w:val="TableCaption"/>
+      </w:pPr>
       <w:r>
         <w:t xml:space="preserve">Primary analysis parameters used for the public ATAC and pseudobulk workflows. The complete source table is provided in the Supplementary Materials as</w:t>
       </w:r>
@@ -8952,6 +9227,7 @@
         <w:tblStyle w:val="Table"/>
         <w:tblW w:type="auto" w:w="0"/>
         <w:tblLook w:firstRow="1" w:lastRow="0" w:firstColumn="0" w:lastColumn="0" w:noHBand="0" w:noVBand="0" w:val="0020"/>
+        <w:tblCaption w:val="Primary analysis parameters used for the public ATAC and pseudobulk workflows. The complete source table is provided in the Supplementary Materials as “Primary analysis parameters”."/>
       </w:tblPr>
       <w:tblGrid>
         <w:gridCol w:w="3960"/>
@@ -9370,20 +9646,12 @@
         </w:tc>
       </w:tr>
     </w:tbl>
-    <w:p>
-      <w:pPr>
-        <w:pStyle w:val="BodyText"/>
-      </w:pPr>
-      <w:r>
-        <w:rPr>
-          <w:b/>
-          <w:bCs/>
-        </w:rPr>
-        <w:t xml:space="preserve">Table 4.</w:t>
-      </w:r>
-      <w:r>
-        <w:t xml:space="preserve"> </w:t>
-      </w:r>
+    <w:bookmarkEnd w:id="68"/>
+    <w:bookmarkStart w:id="69" w:name="tab:supp_software_versions"/>
+    <w:p>
+      <w:pPr>
+        <w:pStyle w:val="TableCaption"/>
+      </w:pPr>
       <w:r>
         <w:t xml:space="preserve">Software and resource versions used for manuscript analyses. The complete source table is provided in the Supplementary Materials as</w:t>
       </w:r>
@@ -9402,6 +9670,7 @@
         <w:tblStyle w:val="Table"/>
         <w:tblW w:type="auto" w:w="0"/>
         <w:tblLook w:firstRow="1" w:lastRow="0" w:firstColumn="0" w:lastColumn="0" w:noHBand="0" w:noVBand="0" w:val="0020"/>
+        <w:tblCaption w:val="Software and resource versions used for manuscript analyses. The complete source table is provided in the Supplementary Materials as “Software and resource versions”."/>
       </w:tblPr>
       <w:tblGrid>
         <w:gridCol w:w="2640"/>
@@ -10280,45 +10549,1445 @@
         </w:tc>
       </w:tr>
     </w:tbl>
-    <w:bookmarkEnd w:id="55"/>
-    <w:bookmarkStart w:id="127" w:name="bibliography"/>
-    <w:p>
-      <w:pPr>
-        <w:pStyle w:val="Heading1"/>
-      </w:pPr>
-      <w:r>
-        <w:t xml:space="preserve">References</w:t>
-      </w:r>
-    </w:p>
-    <w:bookmarkStart w:id="126" w:name="refs"/>
-    <w:bookmarkStart w:id="57" w:name="ref-tenxpbmc5katac2021"/>
+    <w:bookmarkEnd w:id="69"/>
+    <w:bookmarkStart w:id="140" w:name="refs"/>
+    <w:bookmarkStart w:id="71" w:name="ref-buenrostro2013"/>
     <w:p>
       <w:pPr>
         <w:pStyle w:val="Bibliography"/>
       </w:pPr>
       <w:r>
+        <w:t xml:space="preserve">1.</w:t>
+      </w:r>
+      <w:r>
+        <w:t xml:space="preserve"> </w:t>
+      </w:r>
+      <w:r>
+        <w:t xml:space="preserve">	</w:t>
+      </w:r>
+      <w:r>
+        <w:t xml:space="preserve">Buenrostro JD, Giresi PG, Zaba LC, Chang HY, Greenleaf WJ.</w:t>
+      </w:r>
+      <w:r>
+        <w:t xml:space="preserve"> </w:t>
+      </w:r>
+      <w:hyperlink r:id="rId70">
+        <w:r>
+          <w:rPr>
+            <w:rStyle w:val="Hyperlink"/>
+          </w:rPr>
+          <w:t xml:space="preserve">Transposition of native chromatin for fast and sensitive epigenomic profiling of open chromatin,</w:t>
+        </w:r>
+        <w:r>
+          <w:rPr>
+            <w:rStyle w:val="Hyperlink"/>
+          </w:rPr>
+          <w:t xml:space="preserve"> </w:t>
+        </w:r>
+        <w:r>
+          <w:rPr>
+            <w:rStyle w:val="Hyperlink"/>
+          </w:rPr>
+          <w:t xml:space="preserve">DNA</w:t>
+        </w:r>
+        <w:r>
+          <w:rPr>
+            <w:rStyle w:val="Hyperlink"/>
+          </w:rPr>
+          <w:t xml:space="preserve">-binding proteins and nucleosome position</w:t>
+        </w:r>
+      </w:hyperlink>
+      <w:r>
+        <w:t xml:space="preserve">. Nature Methods. 2013;10(12):1213–8.</w:t>
+      </w:r>
+      <w:r>
+        <w:t xml:space="preserve"> </w:t>
+      </w:r>
+    </w:p>
+    <w:bookmarkEnd w:id="71"/>
+    <w:bookmarkStart w:id="73" w:name="ref-pique2011centipede"/>
+    <w:p>
+      <w:pPr>
+        <w:pStyle w:val="Bibliography"/>
+      </w:pPr>
+      <w:r>
+        <w:t xml:space="preserve">2.</w:t>
+      </w:r>
+      <w:r>
+        <w:t xml:space="preserve"> </w:t>
+      </w:r>
+      <w:r>
+        <w:t xml:space="preserve">	</w:t>
+      </w:r>
+      <w:r>
+        <w:t xml:space="preserve">Pique-Regi R, Degner JF, Pai AA, Gaffney DJ, Gilad Y, Pritchard JK.</w:t>
+      </w:r>
+      <w:r>
+        <w:t xml:space="preserve"> </w:t>
+      </w:r>
+      <w:hyperlink r:id="rId72">
+        <w:r>
+          <w:rPr>
+            <w:rStyle w:val="Hyperlink"/>
+          </w:rPr>
+          <w:t xml:space="preserve">Accurate inference of transcription factor binding from</w:t>
+        </w:r>
+        <w:r>
+          <w:rPr>
+            <w:rStyle w:val="Hyperlink"/>
+          </w:rPr>
+          <w:t xml:space="preserve"> </w:t>
+        </w:r>
+        <w:r>
+          <w:rPr>
+            <w:rStyle w:val="Hyperlink"/>
+          </w:rPr>
+          <w:t xml:space="preserve">DNA</w:t>
+        </w:r>
+        <w:r>
+          <w:rPr>
+            <w:rStyle w:val="Hyperlink"/>
+          </w:rPr>
+          <w:t xml:space="preserve"> </w:t>
+        </w:r>
+        <w:r>
+          <w:rPr>
+            <w:rStyle w:val="Hyperlink"/>
+          </w:rPr>
+          <w:t xml:space="preserve">sequence and chromatin accessibility data</w:t>
+        </w:r>
+      </w:hyperlink>
+      <w:r>
+        <w:t xml:space="preserve">. Genome Research. 2011;21(3):447–55.</w:t>
+      </w:r>
+      <w:r>
+        <w:t xml:space="preserve"> </w:t>
+      </w:r>
+    </w:p>
+    <w:bookmarkEnd w:id="73"/>
+    <w:bookmarkStart w:id="75" w:name="ref-piper2013wellington"/>
+    <w:p>
+      <w:pPr>
+        <w:pStyle w:val="Bibliography"/>
+      </w:pPr>
+      <w:r>
+        <w:t xml:space="preserve">3.</w:t>
+      </w:r>
+      <w:r>
+        <w:t xml:space="preserve"> </w:t>
+      </w:r>
+      <w:r>
+        <w:t xml:space="preserve">	</w:t>
+      </w:r>
+      <w:r>
+        <w:t xml:space="preserve">Piper J, Elze MC, Cauchy P, Cockerill PN, Bonifer C, Ott S.</w:t>
+      </w:r>
+      <w:r>
+        <w:t xml:space="preserve"> </w:t>
+      </w:r>
+      <w:hyperlink r:id="rId74">
+        <w:r>
+          <w:rPr>
+            <w:rStyle w:val="Hyperlink"/>
+          </w:rPr>
+          <w:t xml:space="preserve">Wellington: A novel method for the accurate identification of digital genomic footprints from</w:t>
+        </w:r>
+        <w:r>
+          <w:rPr>
+            <w:rStyle w:val="Hyperlink"/>
+          </w:rPr>
+          <w:t xml:space="preserve"> </w:t>
+        </w:r>
+        <w:r>
+          <w:rPr>
+            <w:rStyle w:val="Hyperlink"/>
+          </w:rPr>
+          <w:t xml:space="preserve">DNase-seq</w:t>
+        </w:r>
+        <w:r>
+          <w:rPr>
+            <w:rStyle w:val="Hyperlink"/>
+          </w:rPr>
+          <w:t xml:space="preserve"> </w:t>
+        </w:r>
+        <w:r>
+          <w:rPr>
+            <w:rStyle w:val="Hyperlink"/>
+          </w:rPr>
+          <w:t xml:space="preserve">data</w:t>
+        </w:r>
+      </w:hyperlink>
+      <w:r>
+        <w:t xml:space="preserve">. Nucleic Acids Research. 2013;41(21):e201.</w:t>
+      </w:r>
+      <w:r>
+        <w:t xml:space="preserve"> </w:t>
+      </w:r>
+    </w:p>
+    <w:bookmarkEnd w:id="75"/>
+    <w:bookmarkStart w:id="77" w:name="ref-sherwood2014piq"/>
+    <w:p>
+      <w:pPr>
+        <w:pStyle w:val="Bibliography"/>
+      </w:pPr>
+      <w:r>
+        <w:t xml:space="preserve">4.</w:t>
+      </w:r>
+      <w:r>
+        <w:t xml:space="preserve"> </w:t>
+      </w:r>
+      <w:r>
+        <w:t xml:space="preserve">	</w:t>
+      </w:r>
+      <w:r>
+        <w:t xml:space="preserve">Sherwood RI, Hashimoto T, O’Donnell CW, Lewis S, Barkal AA, Hoff JP van, et al.</w:t>
+      </w:r>
+      <w:r>
+        <w:t xml:space="preserve"> </w:t>
+      </w:r>
+      <w:hyperlink r:id="rId76">
+        <w:r>
+          <w:rPr>
+            <w:rStyle w:val="Hyperlink"/>
+          </w:rPr>
+          <w:t xml:space="preserve">Discovery of directional and nondirectional pioneer transcription factors by modeling</w:t>
+        </w:r>
+        <w:r>
+          <w:rPr>
+            <w:rStyle w:val="Hyperlink"/>
+          </w:rPr>
+          <w:t xml:space="preserve"> </w:t>
+        </w:r>
+        <w:r>
+          <w:rPr>
+            <w:rStyle w:val="Hyperlink"/>
+          </w:rPr>
+          <w:t xml:space="preserve">DNase</w:t>
+        </w:r>
+        <w:r>
+          <w:rPr>
+            <w:rStyle w:val="Hyperlink"/>
+          </w:rPr>
+          <w:t xml:space="preserve"> </w:t>
+        </w:r>
+        <w:r>
+          <w:rPr>
+            <w:rStyle w:val="Hyperlink"/>
+          </w:rPr>
+          <w:t xml:space="preserve">profile magnitude and shape</w:t>
+        </w:r>
+      </w:hyperlink>
+      <w:r>
+        <w:t xml:space="preserve">. Nature Biotechnology. 2014;32(2):171–8.</w:t>
+      </w:r>
+      <w:r>
+        <w:t xml:space="preserve"> </w:t>
+      </w:r>
+    </w:p>
+    <w:bookmarkEnd w:id="77"/>
+    <w:bookmarkStart w:id="79" w:name="ref-quach2017defcom"/>
+    <w:p>
+      <w:pPr>
+        <w:pStyle w:val="Bibliography"/>
+      </w:pPr>
+      <w:r>
+        <w:t xml:space="preserve">5.</w:t>
+      </w:r>
+      <w:r>
+        <w:t xml:space="preserve"> </w:t>
+      </w:r>
+      <w:r>
+        <w:t xml:space="preserve">	</w:t>
+      </w:r>
+      <w:r>
+        <w:t xml:space="preserve">Quach B, Furey TS.</w:t>
+      </w:r>
+      <w:r>
+        <w:t xml:space="preserve"> </w:t>
+      </w:r>
+      <w:hyperlink r:id="rId78">
+        <w:r>
+          <w:rPr>
+            <w:rStyle w:val="Hyperlink"/>
+          </w:rPr>
+          <w:t xml:space="preserve">DeFCoM</w:t>
+        </w:r>
+        <w:r>
+          <w:rPr>
+            <w:rStyle w:val="Hyperlink"/>
+          </w:rPr>
+          <w:t xml:space="preserve">: Analysis and modeling of transcription factor binding sites using a motif-centric genomic footprinter</w:t>
+        </w:r>
+      </w:hyperlink>
+      <w:r>
+        <w:t xml:space="preserve">. Bioinformatics. 2017;33(7):956–63.</w:t>
+      </w:r>
+      <w:r>
+        <w:t xml:space="preserve"> </w:t>
+      </w:r>
+    </w:p>
+    <w:bookmarkEnd w:id="79"/>
+    <w:bookmarkStart w:id="81" w:name="ref-bentsen2020"/>
+    <w:p>
+      <w:pPr>
+        <w:pStyle w:val="Bibliography"/>
+      </w:pPr>
+      <w:r>
+        <w:t xml:space="preserve">6.</w:t>
+      </w:r>
+      <w:r>
+        <w:t xml:space="preserve"> </w:t>
+      </w:r>
+      <w:r>
+        <w:t xml:space="preserve">	</w:t>
+      </w:r>
+      <w:r>
+        <w:t xml:space="preserve">Bentsen M, Goymann P, Schultheis H, Klee K, Petrova A, Wiegandt R, et al.</w:t>
+      </w:r>
+      <w:r>
+        <w:t xml:space="preserve"> </w:t>
+      </w:r>
+      <w:hyperlink r:id="rId80">
+        <w:r>
+          <w:rPr>
+            <w:rStyle w:val="Hyperlink"/>
+          </w:rPr>
+          <w:t xml:space="preserve">ATAC</w:t>
+        </w:r>
+        <w:r>
+          <w:rPr>
+            <w:rStyle w:val="Hyperlink"/>
+          </w:rPr>
+          <w:t xml:space="preserve">-seq footprinting unravels kinetics of transcription factor binding during zygotic genome activation</w:t>
+        </w:r>
+      </w:hyperlink>
+      <w:r>
+        <w:t xml:space="preserve">. Nature Communications. 2020;11:4267.</w:t>
+      </w:r>
+      <w:r>
+        <w:t xml:space="preserve"> </w:t>
+      </w:r>
+    </w:p>
+    <w:bookmarkEnd w:id="81"/>
+    <w:bookmarkStart w:id="83" w:name="ref-li2019hint"/>
+    <w:p>
+      <w:pPr>
+        <w:pStyle w:val="Bibliography"/>
+      </w:pPr>
+      <w:r>
+        <w:t xml:space="preserve">7.</w:t>
+      </w:r>
+      <w:r>
+        <w:t xml:space="preserve"> </w:t>
+      </w:r>
+      <w:r>
+        <w:t xml:space="preserve">	</w:t>
+      </w:r>
+      <w:r>
+        <w:t xml:space="preserve">Li Z, Schulz MH, Look T, Begemann M, Zenke M, Costa IG.</w:t>
+      </w:r>
+      <w:r>
+        <w:t xml:space="preserve"> </w:t>
+      </w:r>
+      <w:hyperlink r:id="rId82">
+        <w:r>
+          <w:rPr>
+            <w:rStyle w:val="Hyperlink"/>
+          </w:rPr>
+          <w:t xml:space="preserve">Identification of transcription factor binding sites using</w:t>
+        </w:r>
+        <w:r>
+          <w:rPr>
+            <w:rStyle w:val="Hyperlink"/>
+          </w:rPr>
+          <w:t xml:space="preserve"> </w:t>
+        </w:r>
+        <w:r>
+          <w:rPr>
+            <w:rStyle w:val="Hyperlink"/>
+          </w:rPr>
+          <w:t xml:space="preserve">ATAC</w:t>
+        </w:r>
+        <w:r>
+          <w:rPr>
+            <w:rStyle w:val="Hyperlink"/>
+          </w:rPr>
+          <w:t xml:space="preserve">-seq</w:t>
+        </w:r>
+      </w:hyperlink>
+      <w:r>
+        <w:t xml:space="preserve">. Genome Biology. 2019;20:45.</w:t>
+      </w:r>
+      <w:r>
+        <w:t xml:space="preserve"> </w:t>
+      </w:r>
+    </w:p>
+    <w:bookmarkEnd w:id="83"/>
+    <w:bookmarkStart w:id="85" w:name="ref-hu2024print"/>
+    <w:p>
+      <w:pPr>
+        <w:pStyle w:val="Bibliography"/>
+      </w:pPr>
+      <w:r>
+        <w:t xml:space="preserve">8.</w:t>
+      </w:r>
+      <w:r>
+        <w:t xml:space="preserve"> </w:t>
+      </w:r>
+      <w:r>
+        <w:t xml:space="preserve">	</w:t>
+      </w:r>
+      <w:r>
+        <w:t xml:space="preserve">Hu Y, Horlbeck MA, Zhang R, Ma S, Shrestha R, Kartha VK, et al.</w:t>
+      </w:r>
+      <w:r>
+        <w:t xml:space="preserve"> </w:t>
+      </w:r>
+      <w:hyperlink r:id="rId84">
+        <w:r>
+          <w:rPr>
+            <w:rStyle w:val="Hyperlink"/>
+          </w:rPr>
+          <w:t xml:space="preserve">Multiscale footprints reveal the organization of cis-regulatory elements</w:t>
+        </w:r>
+      </w:hyperlink>
+      <w:r>
+        <w:t xml:space="preserve">. Nature. 2025;638(8051):779–86.</w:t>
+      </w:r>
+      <w:r>
+        <w:t xml:space="preserve"> </w:t>
+      </w:r>
+    </w:p>
+    <w:bookmarkEnd w:id="85"/>
+    <w:bookmarkStart w:id="87" w:name="ref-cazares2023maxatac"/>
+    <w:p>
+      <w:pPr>
+        <w:pStyle w:val="Bibliography"/>
+      </w:pPr>
+      <w:r>
+        <w:t xml:space="preserve">9.</w:t>
+      </w:r>
+      <w:r>
+        <w:t xml:space="preserve"> </w:t>
+      </w:r>
+      <w:r>
+        <w:t xml:space="preserve">	</w:t>
+      </w:r>
+      <w:r>
+        <w:t xml:space="preserve">Cazares TA, Rizvi FW, Iyer B, Chen X, Kotliar M, Bejjani AT, et al.</w:t>
+      </w:r>
+      <w:r>
+        <w:t xml:space="preserve"> </w:t>
+      </w:r>
+      <w:hyperlink r:id="rId86">
+        <w:r>
+          <w:rPr>
+            <w:rStyle w:val="Hyperlink"/>
+          </w:rPr>
+          <w:t xml:space="preserve">maxATAC</w:t>
+        </w:r>
+        <w:r>
+          <w:rPr>
+            <w:rStyle w:val="Hyperlink"/>
+          </w:rPr>
+          <w:t xml:space="preserve">: Genome-scale transcription-factor binding prediction from</w:t>
+        </w:r>
+        <w:r>
+          <w:rPr>
+            <w:rStyle w:val="Hyperlink"/>
+          </w:rPr>
+          <w:t xml:space="preserve"> </w:t>
+        </w:r>
+        <w:r>
+          <w:rPr>
+            <w:rStyle w:val="Hyperlink"/>
+          </w:rPr>
+          <w:t xml:space="preserve">ATAC</w:t>
+        </w:r>
+        <w:r>
+          <w:rPr>
+            <w:rStyle w:val="Hyperlink"/>
+          </w:rPr>
+          <w:t xml:space="preserve">-seq with deep neural networks</w:t>
+        </w:r>
+      </w:hyperlink>
+      <w:r>
+        <w:t xml:space="preserve">. PLoS Computational Biology. 2023;19(1):e1010863.</w:t>
+      </w:r>
+      <w:r>
+        <w:t xml:space="preserve"> </w:t>
+      </w:r>
+    </w:p>
+    <w:bookmarkEnd w:id="87"/>
+    <w:bookmarkStart w:id="89" w:name="ref-chrombpnet2024"/>
+    <w:p>
+      <w:pPr>
+        <w:pStyle w:val="Bibliography"/>
+      </w:pPr>
+      <w:r>
+        <w:t xml:space="preserve">10.</w:t>
+      </w:r>
+      <w:r>
+        <w:t xml:space="preserve"> </w:t>
+      </w:r>
+      <w:r>
+        <w:t xml:space="preserve">	</w:t>
+      </w:r>
+      <w:r>
+        <w:t xml:space="preserve">Pampari A, Shcherbina A, Kvon EZ, Kosicki M, Nair S, Kundu S, et al.</w:t>
+      </w:r>
+      <w:r>
+        <w:t xml:space="preserve"> </w:t>
+      </w:r>
+      <w:hyperlink r:id="rId88">
+        <w:r>
+          <w:rPr>
+            <w:rStyle w:val="Hyperlink"/>
+          </w:rPr>
+          <w:t xml:space="preserve">ChromBPNet</w:t>
+        </w:r>
+        <w:r>
+          <w:rPr>
+            <w:rStyle w:val="Hyperlink"/>
+          </w:rPr>
+          <w:t xml:space="preserve">: Bias factorized, base-resolution deep learning models of chromatin accessibility reveal cis-regulatory sequence syntax, transcription factor footprints and regulatory variants</w:t>
+        </w:r>
+      </w:hyperlink>
+      <w:r>
+        <w:t xml:space="preserve">. bioRxiv. 2024;</w:t>
+      </w:r>
+      <w:r>
+        <w:t xml:space="preserve"> </w:t>
+      </w:r>
+    </w:p>
+    <w:bookmarkEnd w:id="89"/>
+    <w:bookmarkStart w:id="91" w:name="ref-bailey2015meme"/>
+    <w:p>
+      <w:pPr>
+        <w:pStyle w:val="Bibliography"/>
+      </w:pPr>
+      <w:r>
+        <w:t xml:space="preserve">11.</w:t>
+      </w:r>
+      <w:r>
+        <w:t xml:space="preserve"> </w:t>
+      </w:r>
+      <w:r>
+        <w:t xml:space="preserve">	</w:t>
+      </w:r>
+      <w:r>
+        <w:t xml:space="preserve">Bailey TL, Johnson J, Grant CE, Noble WS.</w:t>
+      </w:r>
+      <w:r>
+        <w:t xml:space="preserve"> </w:t>
+      </w:r>
+      <w:hyperlink r:id="rId90">
+        <w:r>
+          <w:rPr>
+            <w:rStyle w:val="Hyperlink"/>
+          </w:rPr>
+          <w:t xml:space="preserve">The</w:t>
+        </w:r>
+        <w:r>
+          <w:rPr>
+            <w:rStyle w:val="Hyperlink"/>
+          </w:rPr>
+          <w:t xml:space="preserve"> </w:t>
+        </w:r>
+        <w:r>
+          <w:rPr>
+            <w:rStyle w:val="Hyperlink"/>
+          </w:rPr>
+          <w:t xml:space="preserve">MEME</w:t>
+        </w:r>
+        <w:r>
+          <w:rPr>
+            <w:rStyle w:val="Hyperlink"/>
+          </w:rPr>
+          <w:t xml:space="preserve"> </w:t>
+        </w:r>
+        <w:r>
+          <w:rPr>
+            <w:rStyle w:val="Hyperlink"/>
+          </w:rPr>
+          <w:t xml:space="preserve">suite</w:t>
+        </w:r>
+      </w:hyperlink>
+      <w:r>
+        <w:t xml:space="preserve">. Nucleic Acids Research. 2015;43(W1):W39–49.</w:t>
+      </w:r>
+      <w:r>
+        <w:t xml:space="preserve"> </w:t>
+      </w:r>
+    </w:p>
+    <w:bookmarkEnd w:id="91"/>
+    <w:bookmarkStart w:id="93" w:name="ref-Bailey2021_STREME"/>
+    <w:p>
+      <w:pPr>
+        <w:pStyle w:val="Bibliography"/>
+      </w:pPr>
+      <w:r>
+        <w:t xml:space="preserve">12.</w:t>
+      </w:r>
+      <w:r>
+        <w:t xml:space="preserve"> </w:t>
+      </w:r>
+      <w:r>
+        <w:t xml:space="preserve">	</w:t>
+      </w:r>
+      <w:r>
+        <w:t xml:space="preserve">Bailey TL.</w:t>
+      </w:r>
+      <w:r>
+        <w:t xml:space="preserve"> </w:t>
+      </w:r>
+      <w:hyperlink r:id="rId92">
+        <w:r>
+          <w:rPr>
+            <w:rStyle w:val="Hyperlink"/>
+          </w:rPr>
+          <w:t xml:space="preserve">STREME: Accurate and versatile sequence motif discovery</w:t>
+        </w:r>
+      </w:hyperlink>
+      <w:r>
+        <w:t xml:space="preserve">. Bioinformatics. 2021;37(18):2834–40.</w:t>
+      </w:r>
+      <w:r>
+        <w:t xml:space="preserve"> </w:t>
+      </w:r>
+    </w:p>
+    <w:bookmarkEnd w:id="93"/>
+    <w:bookmarkStart w:id="95" w:name="ref-gupta2007tomtom"/>
+    <w:p>
+      <w:pPr>
+        <w:pStyle w:val="Bibliography"/>
+      </w:pPr>
+      <w:r>
+        <w:t xml:space="preserve">13.</w:t>
+      </w:r>
+      <w:r>
+        <w:t xml:space="preserve"> </w:t>
+      </w:r>
+      <w:r>
+        <w:t xml:space="preserve">	</w:t>
+      </w:r>
+      <w:r>
+        <w:t xml:space="preserve">Gupta S, Stamatoyannopoulos JA, Bailey TL, Noble WS.</w:t>
+      </w:r>
+      <w:r>
+        <w:t xml:space="preserve"> </w:t>
+      </w:r>
+      <w:hyperlink r:id="rId94">
+        <w:r>
+          <w:rPr>
+            <w:rStyle w:val="Hyperlink"/>
+          </w:rPr>
+          <w:t xml:space="preserve">Quantifying similarity between motifs</w:t>
+        </w:r>
+      </w:hyperlink>
+      <w:r>
+        <w:t xml:space="preserve">. Genome Biology. 2007;8(2):R24.</w:t>
+      </w:r>
+      <w:r>
+        <w:t xml:space="preserve"> </w:t>
+      </w:r>
+    </w:p>
+    <w:bookmarkEnd w:id="95"/>
+    <w:bookmarkStart w:id="97" w:name="ref-jaspar2026"/>
+    <w:p>
+      <w:pPr>
+        <w:pStyle w:val="Bibliography"/>
+      </w:pPr>
+      <w:r>
+        <w:t xml:space="preserve">14.</w:t>
+      </w:r>
+      <w:r>
+        <w:t xml:space="preserve"> </w:t>
+      </w:r>
+      <w:r>
+        <w:t xml:space="preserve">	</w:t>
+      </w:r>
+      <w:r>
+        <w:t xml:space="preserve">Ovek Baydar D, Rauluseviciute I, Aronsen DR, Blanc-Mathieu R, Bonthuis I, Beukelaer H de, et al.</w:t>
+      </w:r>
+      <w:r>
+        <w:t xml:space="preserve"> </w:t>
+      </w:r>
+      <w:r>
+        <w:t xml:space="preserve">JASPAR</w:t>
+      </w:r>
+      <w:r>
+        <w:t xml:space="preserve"> </w:t>
+      </w:r>
+      <w:r>
+        <w:t xml:space="preserve">2026: Expansion of transcription factor binding profiles and integration of deep learning models. Nucleic Acids Research [Internet]. 2026 Jan;54(D1):D184–93. Available from:</w:t>
+      </w:r>
+      <w:r>
+        <w:t xml:space="preserve"> </w:t>
+      </w:r>
+      <w:hyperlink r:id="rId96">
+        <w:r>
+          <w:rPr>
+            <w:rStyle w:val="Hyperlink"/>
+          </w:rPr>
+          <w:t xml:space="preserve">https://doi.org/10.1093/nar/gkaf1209</w:t>
+        </w:r>
+      </w:hyperlink>
+    </w:p>
+    <w:bookmarkEnd w:id="97"/>
+    <w:bookmarkStart w:id="99" w:name="ref-Bailey2011_DREME"/>
+    <w:p>
+      <w:pPr>
+        <w:pStyle w:val="Bibliography"/>
+      </w:pPr>
+      <w:r>
+        <w:t xml:space="preserve">15.</w:t>
+      </w:r>
+      <w:r>
+        <w:t xml:space="preserve"> </w:t>
+      </w:r>
+      <w:r>
+        <w:t xml:space="preserve">	</w:t>
+      </w:r>
+      <w:r>
+        <w:t xml:space="preserve">Bailey TL.</w:t>
+      </w:r>
+      <w:r>
+        <w:t xml:space="preserve"> </w:t>
+      </w:r>
+      <w:hyperlink r:id="rId98">
+        <w:r>
+          <w:rPr>
+            <w:rStyle w:val="Hyperlink"/>
+          </w:rPr>
+          <w:t xml:space="preserve">DREME: Motif discovery in transcription factor ChIP-seq data</w:t>
+        </w:r>
+      </w:hyperlink>
+      <w:r>
+        <w:t xml:space="preserve">. Bioinformatics. 2011;27(12):1653–9.</w:t>
+      </w:r>
+      <w:r>
+        <w:t xml:space="preserve"> </w:t>
+      </w:r>
+    </w:p>
+    <w:bookmarkEnd w:id="99"/>
+    <w:bookmarkStart w:id="101" w:name="ref-Chen2018_fastp"/>
+    <w:p>
+      <w:pPr>
+        <w:pStyle w:val="Bibliography"/>
+      </w:pPr>
+      <w:r>
+        <w:t xml:space="preserve">16.</w:t>
+      </w:r>
+      <w:r>
+        <w:t xml:space="preserve"> </w:t>
+      </w:r>
+      <w:r>
+        <w:t xml:space="preserve">	</w:t>
+      </w:r>
+      <w:r>
+        <w:t xml:space="preserve">Chen S, Zhou Y, Chen Y, Gu J.</w:t>
+      </w:r>
+      <w:r>
+        <w:t xml:space="preserve"> </w:t>
+      </w:r>
+      <w:hyperlink r:id="rId100">
+        <w:r>
+          <w:rPr>
+            <w:rStyle w:val="Hyperlink"/>
+          </w:rPr>
+          <w:t xml:space="preserve">Fastp: An ultra-fast all-in-one FASTQ preprocessor</w:t>
+        </w:r>
+      </w:hyperlink>
+      <w:r>
+        <w:t xml:space="preserve">. Bioinformatics. 2018;34(17):i884–90.</w:t>
+      </w:r>
+      <w:r>
+        <w:t xml:space="preserve"> </w:t>
+      </w:r>
+    </w:p>
+    <w:bookmarkEnd w:id="101"/>
+    <w:bookmarkStart w:id="103" w:name="ref-Langmead2012_Bowtie2"/>
+    <w:p>
+      <w:pPr>
+        <w:pStyle w:val="Bibliography"/>
+      </w:pPr>
+      <w:r>
+        <w:t xml:space="preserve">17.</w:t>
+      </w:r>
+      <w:r>
+        <w:t xml:space="preserve"> </w:t>
+      </w:r>
+      <w:r>
+        <w:t xml:space="preserve">	</w:t>
+      </w:r>
+      <w:r>
+        <w:t xml:space="preserve">Langmead B, Salzberg SL.</w:t>
+      </w:r>
+      <w:r>
+        <w:t xml:space="preserve"> </w:t>
+      </w:r>
+      <w:hyperlink r:id="rId102">
+        <w:r>
+          <w:rPr>
+            <w:rStyle w:val="Hyperlink"/>
+          </w:rPr>
+          <w:t xml:space="preserve">Fast gapped-read alignment with bowtie 2</w:t>
+        </w:r>
+      </w:hyperlink>
+      <w:r>
+        <w:t xml:space="preserve">. Nature Methods. 2012;9:357–9.</w:t>
+      </w:r>
+      <w:r>
+        <w:t xml:space="preserve"> </w:t>
+      </w:r>
+    </w:p>
+    <w:bookmarkEnd w:id="103"/>
+    <w:bookmarkStart w:id="105" w:name="ref-Li2009_SAMtools"/>
+    <w:p>
+      <w:pPr>
+        <w:pStyle w:val="Bibliography"/>
+      </w:pPr>
+      <w:r>
+        <w:t xml:space="preserve">18.</w:t>
+      </w:r>
+      <w:r>
+        <w:t xml:space="preserve"> </w:t>
+      </w:r>
+      <w:r>
+        <w:t xml:space="preserve">	</w:t>
+      </w:r>
+      <w:r>
+        <w:t xml:space="preserve">Li H, Handsaker B, Wysoker A, Fennell T, Ruan J, Homer N, et al.</w:t>
+      </w:r>
+      <w:r>
+        <w:t xml:space="preserve"> </w:t>
+      </w:r>
+      <w:hyperlink r:id="rId104">
+        <w:r>
+          <w:rPr>
+            <w:rStyle w:val="Hyperlink"/>
+          </w:rPr>
+          <w:t xml:space="preserve">The sequence alignment/map format and SAMtools</w:t>
+        </w:r>
+      </w:hyperlink>
+      <w:r>
+        <w:t xml:space="preserve">. Bioinformatics. 2009;25(16):2078–9.</w:t>
+      </w:r>
+      <w:r>
+        <w:t xml:space="preserve"> </w:t>
+      </w:r>
+    </w:p>
+    <w:bookmarkEnd w:id="105"/>
+    <w:bookmarkStart w:id="107" w:name="ref-Quinlan2010_BEDTools"/>
+    <w:p>
+      <w:pPr>
+        <w:pStyle w:val="Bibliography"/>
+      </w:pPr>
+      <w:r>
+        <w:t xml:space="preserve">19.</w:t>
+      </w:r>
+      <w:r>
+        <w:t xml:space="preserve"> </w:t>
+      </w:r>
+      <w:r>
+        <w:t xml:space="preserve">	</w:t>
+      </w:r>
+      <w:r>
+        <w:t xml:space="preserve">Quinlan AR, Hall IM.</w:t>
+      </w:r>
+      <w:r>
+        <w:t xml:space="preserve"> </w:t>
+      </w:r>
+      <w:hyperlink r:id="rId106">
+        <w:r>
+          <w:rPr>
+            <w:rStyle w:val="Hyperlink"/>
+          </w:rPr>
+          <w:t xml:space="preserve">BEDTools: A flexible suite of utilities for comparing genomic features</w:t>
+        </w:r>
+      </w:hyperlink>
+      <w:r>
+        <w:t xml:space="preserve">. Bioinformatics. 2010;26(6):841–2.</w:t>
+      </w:r>
+      <w:r>
+        <w:t xml:space="preserve"> </w:t>
+      </w:r>
+    </w:p>
+    <w:bookmarkEnd w:id="107"/>
+    <w:bookmarkStart w:id="109" w:name="ref-Zhang2008_MACS"/>
+    <w:p>
+      <w:pPr>
+        <w:pStyle w:val="Bibliography"/>
+      </w:pPr>
+      <w:r>
+        <w:t xml:space="preserve">20.</w:t>
+      </w:r>
+      <w:r>
+        <w:t xml:space="preserve"> </w:t>
+      </w:r>
+      <w:r>
+        <w:t xml:space="preserve">	</w:t>
+      </w:r>
+      <w:r>
+        <w:t xml:space="preserve">Zhang Y, Liu T, Meyer CA, Eeckhoute J, Johnson DS, Bernstein BE, et al.</w:t>
+      </w:r>
+      <w:r>
+        <w:t xml:space="preserve"> </w:t>
+      </w:r>
+      <w:hyperlink r:id="rId108">
+        <w:r>
+          <w:rPr>
+            <w:rStyle w:val="Hyperlink"/>
+          </w:rPr>
+          <w:t xml:space="preserve">Model-based analysis of ChIP-seq (MACS)</w:t>
+        </w:r>
+      </w:hyperlink>
+      <w:r>
+        <w:t xml:space="preserve">. Genome Biology. 2008;9:R137.</w:t>
+      </w:r>
+      <w:r>
+        <w:t xml:space="preserve"> </w:t>
+      </w:r>
+    </w:p>
+    <w:bookmarkEnd w:id="109"/>
+    <w:bookmarkStart w:id="111" w:name="ref-Amemiya2019_Blacklist"/>
+    <w:p>
+      <w:pPr>
+        <w:pStyle w:val="Bibliography"/>
+      </w:pPr>
+      <w:r>
+        <w:t xml:space="preserve">21.</w:t>
+      </w:r>
+      <w:r>
+        <w:t xml:space="preserve"> </w:t>
+      </w:r>
+      <w:r>
+        <w:t xml:space="preserve">	</w:t>
+      </w:r>
+      <w:r>
+        <w:t xml:space="preserve">Amemiya HM, Kundaje A, Boyle AP.</w:t>
+      </w:r>
+      <w:r>
+        <w:t xml:space="preserve"> </w:t>
+      </w:r>
+      <w:hyperlink r:id="rId110">
+        <w:r>
+          <w:rPr>
+            <w:rStyle w:val="Hyperlink"/>
+          </w:rPr>
+          <w:t xml:space="preserve">The ENCODE blacklist: Identification of problematic regions of the genome</w:t>
+        </w:r>
+      </w:hyperlink>
+      <w:r>
+        <w:t xml:space="preserve">. Scientific Reports. 2019;9:9354.</w:t>
+      </w:r>
+      <w:r>
+        <w:t xml:space="preserve"> </w:t>
+      </w:r>
+    </w:p>
+    <w:bookmarkEnd w:id="111"/>
+    <w:bookmarkStart w:id="113" w:name="ref-encode2012"/>
+    <w:p>
+      <w:pPr>
+        <w:pStyle w:val="Bibliography"/>
+      </w:pPr>
+      <w:r>
+        <w:t xml:space="preserve">22.</w:t>
+      </w:r>
+      <w:r>
+        <w:t xml:space="preserve"> </w:t>
+      </w:r>
+      <w:r>
+        <w:t xml:space="preserve">	</w:t>
+      </w:r>
+      <w:r>
+        <w:t xml:space="preserve">The ENCODE Project Consortium.</w:t>
+      </w:r>
+      <w:r>
+        <w:t xml:space="preserve"> </w:t>
+      </w:r>
+      <w:hyperlink r:id="rId112">
+        <w:r>
+          <w:rPr>
+            <w:rStyle w:val="Hyperlink"/>
+          </w:rPr>
+          <w:t xml:space="preserve">An integrated encyclopedia of</w:t>
+        </w:r>
+        <w:r>
+          <w:rPr>
+            <w:rStyle w:val="Hyperlink"/>
+          </w:rPr>
+          <w:t xml:space="preserve"> </w:t>
+        </w:r>
+        <w:r>
+          <w:rPr>
+            <w:rStyle w:val="Hyperlink"/>
+          </w:rPr>
+          <w:t xml:space="preserve">DNA</w:t>
+        </w:r>
+        <w:r>
+          <w:rPr>
+            <w:rStyle w:val="Hyperlink"/>
+          </w:rPr>
+          <w:t xml:space="preserve"> </w:t>
+        </w:r>
+        <w:r>
+          <w:rPr>
+            <w:rStyle w:val="Hyperlink"/>
+          </w:rPr>
+          <w:t xml:space="preserve">elements in the human genome</w:t>
+        </w:r>
+      </w:hyperlink>
+      <w:r>
+        <w:t xml:space="preserve">. Nature. 2012;489(7414):57–74.</w:t>
+      </w:r>
+      <w:r>
+        <w:t xml:space="preserve"> </w:t>
+      </w:r>
+    </w:p>
+    <w:bookmarkEnd w:id="113"/>
+    <w:bookmarkStart w:id="115" w:name="ref-Weber2019_Benchmarking"/>
+    <w:p>
+      <w:pPr>
+        <w:pStyle w:val="Bibliography"/>
+      </w:pPr>
+      <w:r>
+        <w:t xml:space="preserve">23.</w:t>
+      </w:r>
+      <w:r>
+        <w:t xml:space="preserve"> </w:t>
+      </w:r>
+      <w:r>
+        <w:t xml:space="preserve">	</w:t>
+      </w:r>
+      <w:r>
+        <w:t xml:space="preserve">Weber LM, Hare EH, Soneson C, Robinson MD.</w:t>
+      </w:r>
+      <w:r>
+        <w:t xml:space="preserve"> </w:t>
+      </w:r>
+      <w:hyperlink r:id="rId114">
+        <w:r>
+          <w:rPr>
+            <w:rStyle w:val="Hyperlink"/>
+          </w:rPr>
+          <w:t xml:space="preserve">Essential guidelines for computational method benchmarking</w:t>
+        </w:r>
+      </w:hyperlink>
+      <w:r>
+        <w:t xml:space="preserve">. Genome Biology. 2019;20:125.</w:t>
+      </w:r>
+      <w:r>
+        <w:t xml:space="preserve"> </w:t>
+      </w:r>
+    </w:p>
+    <w:bookmarkEnd w:id="115"/>
+    <w:bookmarkStart w:id="117" w:name="ref-Mangul2019_SystematicBenchmarking"/>
+    <w:p>
+      <w:pPr>
+        <w:pStyle w:val="Bibliography"/>
+      </w:pPr>
+      <w:r>
+        <w:t xml:space="preserve">24.</w:t>
+      </w:r>
+      <w:r>
+        <w:t xml:space="preserve"> </w:t>
+      </w:r>
+      <w:r>
+        <w:t xml:space="preserve">	</w:t>
+      </w:r>
+      <w:r>
+        <w:t xml:space="preserve">Mangul S, Martin LS, Hill BL, Lam AK-M, Distler MG, Zelikovsky A, et al.</w:t>
+      </w:r>
+      <w:r>
+        <w:t xml:space="preserve"> </w:t>
+      </w:r>
+      <w:hyperlink r:id="rId116">
+        <w:r>
+          <w:rPr>
+            <w:rStyle w:val="Hyperlink"/>
+          </w:rPr>
+          <w:t xml:space="preserve">Systematic benchmarking of omics computational tools</w:t>
+        </w:r>
+      </w:hyperlink>
+      <w:r>
+        <w:t xml:space="preserve">. Nature Communications. 2019;10:1393.</w:t>
+      </w:r>
+      <w:r>
+        <w:t xml:space="preserve"> </w:t>
+      </w:r>
+    </w:p>
+    <w:bookmarkEnd w:id="117"/>
+    <w:bookmarkStart w:id="119" w:name="ref-Wilkinson2016_FAIR"/>
+    <w:p>
+      <w:pPr>
+        <w:pStyle w:val="Bibliography"/>
+      </w:pPr>
+      <w:r>
+        <w:t xml:space="preserve">25.</w:t>
+      </w:r>
+      <w:r>
+        <w:t xml:space="preserve"> </w:t>
+      </w:r>
+      <w:r>
+        <w:t xml:space="preserve">	</w:t>
+      </w:r>
+      <w:r>
+        <w:t xml:space="preserve">Wilkinson MD, Dumontier M, Aalbersberg IjJ, et al.</w:t>
+      </w:r>
+      <w:r>
+        <w:t xml:space="preserve"> </w:t>
+      </w:r>
+      <w:hyperlink r:id="rId118">
+        <w:r>
+          <w:rPr>
+            <w:rStyle w:val="Hyperlink"/>
+          </w:rPr>
+          <w:t xml:space="preserve">The FAIR guiding principles for scientific data management and stewardship</w:t>
+        </w:r>
+      </w:hyperlink>
+      <w:r>
+        <w:t xml:space="preserve">. Scientific Data. 2016;3:160018.</w:t>
+      </w:r>
+      <w:r>
+        <w:t xml:space="preserve"> </w:t>
+      </w:r>
+    </w:p>
+    <w:bookmarkEnd w:id="119"/>
+    <w:bookmarkStart w:id="121" w:name="ref-Gruning2018_Bioconda"/>
+    <w:p>
+      <w:pPr>
+        <w:pStyle w:val="Bibliography"/>
+      </w:pPr>
+      <w:r>
+        <w:t xml:space="preserve">26.</w:t>
+      </w:r>
+      <w:r>
+        <w:t xml:space="preserve"> </w:t>
+      </w:r>
+      <w:r>
+        <w:t xml:space="preserve">	</w:t>
+      </w:r>
+      <w:r>
+        <w:t xml:space="preserve">Gruening B, Dale R, Sjoedin A, Chapman BA, Rowe J, Tomkins-Tinch CH, et al.</w:t>
+      </w:r>
+      <w:r>
+        <w:t xml:space="preserve"> </w:t>
+      </w:r>
+      <w:hyperlink r:id="rId120">
+        <w:r>
+          <w:rPr>
+            <w:rStyle w:val="Hyperlink"/>
+          </w:rPr>
+          <w:t xml:space="preserve">Bioconda: Sustainable and comprehensive software distribution for the life sciences</w:t>
+        </w:r>
+      </w:hyperlink>
+      <w:r>
+        <w:t xml:space="preserve">. Nature Methods. 2018;15:475–6.</w:t>
+      </w:r>
+      <w:r>
+        <w:t xml:space="preserve"> </w:t>
+      </w:r>
+    </w:p>
+    <w:bookmarkEnd w:id="121"/>
+    <w:bookmarkStart w:id="123" w:name="ref-Ewels2020_nfcore"/>
+    <w:p>
+      <w:pPr>
+        <w:pStyle w:val="Bibliography"/>
+      </w:pPr>
+      <w:r>
+        <w:t xml:space="preserve">27.</w:t>
+      </w:r>
+      <w:r>
+        <w:t xml:space="preserve"> </w:t>
+      </w:r>
+      <w:r>
+        <w:t xml:space="preserve">	</w:t>
+      </w:r>
+      <w:r>
+        <w:t xml:space="preserve">Ewels PA, Peltzer A, Fillinger S, Patel H, Alneberg J, Wilm A, et al.</w:t>
+      </w:r>
+      <w:r>
+        <w:t xml:space="preserve"> </w:t>
+      </w:r>
+      <w:hyperlink r:id="rId122">
+        <w:r>
+          <w:rPr>
+            <w:rStyle w:val="Hyperlink"/>
+          </w:rPr>
+          <w:t xml:space="preserve">The nf-core framework for community-curated bioinformatics pipelines</w:t>
+        </w:r>
+      </w:hyperlink>
+      <w:r>
+        <w:t xml:space="preserve">. Nature Biotechnology. 2020;38:276–8.</w:t>
+      </w:r>
+      <w:r>
+        <w:t xml:space="preserve"> </w:t>
+      </w:r>
+    </w:p>
+    <w:bookmarkEnd w:id="123"/>
+    <w:bookmarkStart w:id="125" w:name="ref-koizumi2021junb"/>
+    <w:p>
+      <w:pPr>
+        <w:pStyle w:val="Bibliography"/>
+      </w:pPr>
+      <w:r>
+        <w:t xml:space="preserve">28.</w:t>
+      </w:r>
+      <w:r>
+        <w:t xml:space="preserve"> </w:t>
+      </w:r>
+      <w:r>
+        <w:t xml:space="preserve">	</w:t>
+      </w:r>
+      <w:r>
+        <w:t xml:space="preserve">Katagiri T, Kameda H, Nakano H, Yamazaki S.</w:t>
+      </w:r>
+      <w:r>
+        <w:t xml:space="preserve"> </w:t>
+      </w:r>
+      <w:hyperlink r:id="rId124">
+        <w:r>
+          <w:rPr>
+            <w:rStyle w:val="Hyperlink"/>
+          </w:rPr>
+          <w:t xml:space="preserve">Regulation of t cell differentiation by the AP-1 transcription factor JunB</w:t>
+        </w:r>
+      </w:hyperlink>
+      <w:r>
+        <w:t xml:space="preserve">. Immunological Medicine. 2021;44(3):197–203.</w:t>
+      </w:r>
+      <w:r>
+        <w:t xml:space="preserve"> </w:t>
+      </w:r>
+    </w:p>
+    <w:bookmarkEnd w:id="125"/>
+    <w:bookmarkStart w:id="127" w:name="ref-andrews2020itk"/>
+    <w:p>
+      <w:pPr>
+        <w:pStyle w:val="Bibliography"/>
+      </w:pPr>
+      <w:r>
+        <w:t xml:space="preserve">29.</w:t>
+      </w:r>
+      <w:r>
+        <w:t xml:space="preserve"> </w:t>
+      </w:r>
+      <w:r>
+        <w:t xml:space="preserve">	</w:t>
+      </w:r>
+      <w:r>
+        <w:t xml:space="preserve">Conley JM, Gallagher MP, Rao A, Berg LJ.</w:t>
+      </w:r>
+      <w:r>
+        <w:t xml:space="preserve"> </w:t>
+      </w:r>
+      <w:hyperlink r:id="rId126">
+        <w:r>
+          <w:rPr>
+            <w:rStyle w:val="Hyperlink"/>
+          </w:rPr>
+          <w:t xml:space="preserve">Activation of the tec kinase ITK controls graded IRF4 expression in response to variations in TCR signal strength</w:t>
+        </w:r>
+      </w:hyperlink>
+      <w:r>
+        <w:t xml:space="preserve">. Journal of Immunology. 2020;205(2):335–45.</w:t>
+      </w:r>
+      <w:r>
+        <w:t xml:space="preserve"> </w:t>
+      </w:r>
+    </w:p>
+    <w:bookmarkEnd w:id="127"/>
+    <w:bookmarkStart w:id="129" w:name="ref-tenxpbmc2021"/>
+    <w:p>
+      <w:pPr>
+        <w:pStyle w:val="Bibliography"/>
+      </w:pPr>
+      <w:r>
+        <w:t xml:space="preserve">30.</w:t>
+      </w:r>
+      <w:r>
+        <w:t xml:space="preserve"> </w:t>
+      </w:r>
+      <w:r>
+        <w:t xml:space="preserve">	</w:t>
+      </w:r>
+      <w:r>
         <w:t xml:space="preserve">10x Genomics</w:t>
       </w:r>
       <w:r>
-        <w:t xml:space="preserve">. 2021a.</w:t>
-      </w:r>
-      <w:r>
-        <w:t xml:space="preserve"> </w:t>
-      </w:r>
-      <w:r>
-        <w:rPr>
-          <w:i/>
-          <w:iCs/>
-        </w:rPr>
+        <w:t xml:space="preserve">.</w:t>
+      </w:r>
+      <w:r>
+        <w:t xml:space="preserve"> </w:t>
+      </w:r>
+      <w:r>
+        <w:t xml:space="preserve">PBMC from a healthy donor, granulocytes removed through cell sorting, single cell multiome ATAC + gene expression</w:t>
+      </w:r>
+      <w:r>
+        <w:t xml:space="preserve"> </w:t>
+      </w:r>
+      <w:r>
+        <w:t xml:space="preserve">[Internet]. 10x Genomics public dataset, Cell Ranger ARC 2.0.0; 2021. Available from:</w:t>
+      </w:r>
+      <w:r>
+        <w:t xml:space="preserve"> </w:t>
+      </w:r>
+      <w:hyperlink r:id="rId128">
+        <w:r>
+          <w:rPr>
+            <w:rStyle w:val="Hyperlink"/>
+          </w:rPr>
+          <w:t xml:space="preserve">https://www.10xgenomics.com/datasets/pbmc-from-a-healthy-donor-granulocytes-removed-through-cell-sorting-10-k-1-standard-2-0-0</w:t>
+        </w:r>
+      </w:hyperlink>
+    </w:p>
+    <w:bookmarkEnd w:id="129"/>
+    <w:bookmarkStart w:id="131" w:name="ref-Granja2021_ArchR"/>
+    <w:p>
+      <w:pPr>
+        <w:pStyle w:val="Bibliography"/>
+      </w:pPr>
+      <w:r>
+        <w:t xml:space="preserve">31.</w:t>
+      </w:r>
+      <w:r>
+        <w:t xml:space="preserve"> </w:t>
+      </w:r>
+      <w:r>
+        <w:t xml:space="preserve">	</w:t>
+      </w:r>
+      <w:r>
+        <w:t xml:space="preserve">Granja JM, Corces MR, Pierce SE, et al.</w:t>
+      </w:r>
+      <w:r>
+        <w:t xml:space="preserve"> </w:t>
+      </w:r>
+      <w:hyperlink r:id="rId130">
+        <w:r>
+          <w:rPr>
+            <w:rStyle w:val="Hyperlink"/>
+          </w:rPr>
+          <w:t xml:space="preserve">ArchR is a scalable software package for integrative single-cell chromatin accessibility analysis</w:t>
+        </w:r>
+      </w:hyperlink>
+      <w:r>
+        <w:t xml:space="preserve">. Nature Genetics. 2021;53:403–11.</w:t>
+      </w:r>
+      <w:r>
+        <w:t xml:space="preserve"> </w:t>
+      </w:r>
+    </w:p>
+    <w:bookmarkEnd w:id="131"/>
+    <w:bookmarkStart w:id="133" w:name="ref-Stuart2021_Signac"/>
+    <w:p>
+      <w:pPr>
+        <w:pStyle w:val="Bibliography"/>
+      </w:pPr>
+      <w:r>
+        <w:t xml:space="preserve">32.</w:t>
+      </w:r>
+      <w:r>
+        <w:t xml:space="preserve"> </w:t>
+      </w:r>
+      <w:r>
+        <w:t xml:space="preserve">	</w:t>
+      </w:r>
+      <w:r>
+        <w:t xml:space="preserve">Stuart T, Srivastava A, Madad S, Lareau C, Satija R.</w:t>
+      </w:r>
+      <w:r>
+        <w:t xml:space="preserve"> </w:t>
+      </w:r>
+      <w:hyperlink r:id="rId132">
+        <w:r>
+          <w:rPr>
+            <w:rStyle w:val="Hyperlink"/>
+          </w:rPr>
+          <w:t xml:space="preserve">Single-cell chromatin state analysis with signac</w:t>
+        </w:r>
+      </w:hyperlink>
+      <w:r>
+        <w:t xml:space="preserve">. Nature Methods. 2021;18:1333–41.</w:t>
+      </w:r>
+      <w:r>
+        <w:t xml:space="preserve"> </w:t>
+      </w:r>
+    </w:p>
+    <w:bookmarkEnd w:id="133"/>
+    <w:bookmarkStart w:id="135" w:name="ref-Schep2017_chromVAR"/>
+    <w:p>
+      <w:pPr>
+        <w:pStyle w:val="Bibliography"/>
+      </w:pPr>
+      <w:r>
+        <w:t xml:space="preserve">33.</w:t>
+      </w:r>
+      <w:r>
+        <w:t xml:space="preserve"> </w:t>
+      </w:r>
+      <w:r>
+        <w:t xml:space="preserve">	</w:t>
+      </w:r>
+      <w:r>
+        <w:t xml:space="preserve">Schep AN, Wu B, Buenrostro JD, Greenleaf WJ.</w:t>
+      </w:r>
+      <w:r>
+        <w:t xml:space="preserve"> </w:t>
+      </w:r>
+      <w:hyperlink r:id="rId134">
+        <w:r>
+          <w:rPr>
+            <w:rStyle w:val="Hyperlink"/>
+          </w:rPr>
+          <w:t xml:space="preserve">chromVAR: Inferring transcription-factor-associated accessibility from single-cell epigenomic data</w:t>
+        </w:r>
+      </w:hyperlink>
+      <w:r>
+        <w:t xml:space="preserve">. Nature Methods. 2017;14:975–8.</w:t>
+      </w:r>
+      <w:r>
+        <w:t xml:space="preserve"> </w:t>
+      </w:r>
+    </w:p>
+    <w:bookmarkEnd w:id="135"/>
+    <w:bookmarkStart w:id="137" w:name="ref-tenxpbmc5katac2021"/>
+    <w:p>
+      <w:pPr>
+        <w:pStyle w:val="Bibliography"/>
+      </w:pPr>
+      <w:r>
+        <w:t xml:space="preserve">34.</w:t>
+      </w:r>
+      <w:r>
+        <w:t xml:space="preserve"> </w:t>
+      </w:r>
+      <w:r>
+        <w:t xml:space="preserve">	</w:t>
+      </w:r>
+      <w:r>
+        <w:t xml:space="preserve">10x Genomics</w:t>
+      </w:r>
+      <w:r>
+        <w:t xml:space="preserve">.</w:t>
+      </w:r>
+      <w:r>
+        <w:t xml:space="preserve"> </w:t>
+      </w:r>
+      <w:r>
         <w:t xml:space="preserve">5k Peripheral Blood Mononuclear Cells (PBMCs) from a Healthy Donor (Next GEM v1.1)</w:t>
       </w:r>
       <w:r>
-        <w:t xml:space="preserve">. 10x Genomics public dataset, Cell Ranger ATAC 2.0.0.</w:t>
-      </w:r>
-      <w:r>
-        <w:t xml:space="preserve"> </w:t>
-      </w:r>
-      <w:hyperlink r:id="rId56">
+        <w:t xml:space="preserve"> </w:t>
+      </w:r>
+      <w:r>
+        <w:t xml:space="preserve">[Internet]. 10x Genomics public dataset, Cell Ranger ATAC 2.0.0; 2021. Available from:</w:t>
+      </w:r>
+      <w:r>
+        <w:t xml:space="preserve"> </w:t>
+      </w:r>
+      <w:hyperlink r:id="rId136">
         <w:r>
           <w:rPr>
             <w:rStyle w:val="Hyperlink"/>
@@ -10326,1697 +11995,46 @@
           <w:t xml:space="preserve">https://www.10xgenomics.com/datasets/5-k-peripheral-blood-mononuclear-cells-pbm-cs-from-a-healthy-donor-next-gem-v-1-1-1-1-standard-2-0-0</w:t>
         </w:r>
       </w:hyperlink>
-      <w:r>
-        <w:t xml:space="preserve">.</w:t>
-      </w:r>
-    </w:p>
-    <w:bookmarkEnd w:id="57"/>
-    <w:bookmarkStart w:id="59" w:name="ref-tenxpbmc2021"/>
+    </w:p>
+    <w:bookmarkEnd w:id="137"/>
+    <w:bookmarkStart w:id="139" w:name="ref-Berest2019_diffTF"/>
     <w:p>
       <w:pPr>
         <w:pStyle w:val="Bibliography"/>
       </w:pPr>
       <w:r>
-        <w:t xml:space="preserve">10x Genomics</w:t>
-      </w:r>
-      <w:r>
-        <w:t xml:space="preserve">. 2021b.</w:t>
-      </w:r>
-      <w:r>
-        <w:t xml:space="preserve"> </w:t>
-      </w:r>
-      <w:r>
-        <w:rPr>
-          <w:i/>
-          <w:iCs/>
-        </w:rPr>
-        <w:t xml:space="preserve">PBMC from a healthy donor, granulocytes removed through cell sorting, single cell multiome ATAC + gene expression</w:t>
-      </w:r>
-      <w:r>
-        <w:t xml:space="preserve">. 10x Genomics public dataset, Cell Ranger ARC 2.0.0.</w:t>
-      </w:r>
-      <w:r>
-        <w:t xml:space="preserve"> </w:t>
-      </w:r>
-      <w:hyperlink r:id="rId58">
+        <w:t xml:space="preserve">35.</w:t>
+      </w:r>
+      <w:r>
+        <w:t xml:space="preserve"> </w:t>
+      </w:r>
+      <w:r>
+        <w:t xml:space="preserve">	</w:t>
+      </w:r>
+      <w:r>
+        <w:t xml:space="preserve">Berest I, Arnold C, Reyes-Palomares A, Palla G, Rasmussen KD, Giles H, et al.</w:t>
+      </w:r>
+      <w:r>
+        <w:t xml:space="preserve"> </w:t>
+      </w:r>
+      <w:hyperlink r:id="rId138">
         <w:r>
           <w:rPr>
             <w:rStyle w:val="Hyperlink"/>
           </w:rPr>
-          <w:t xml:space="preserve">https://www.10xgenomics.com/datasets/pbmc-from-a-healthy-donor-granulocytes-removed-through-cell-sorting-10-k-1-standard-2-0-0</w:t>
+          <w:t xml:space="preserve">Quantification of differential transcription factor activity and multiomics-based classification into activators and repressors: diffTF</w:t>
         </w:r>
       </w:hyperlink>
       <w:r>
-        <w:t xml:space="preserve">.</w:t>
-      </w:r>
-    </w:p>
-    <w:bookmarkEnd w:id="59"/>
-    <w:bookmarkStart w:id="61" w:name="ref-Amemiya2019_Blacklist"/>
-    <w:p>
-      <w:pPr>
-        <w:pStyle w:val="Bibliography"/>
-      </w:pPr>
-      <w:r>
-        <w:t xml:space="preserve">Amemiya, Haley M., Anshul Kundaje, and Alan P. Boyle. 2019.</w:t>
-      </w:r>
-      <w:r>
-        <w:t xml:space="preserve"> </w:t>
-      </w:r>
-      <w:r>
-        <w:t xml:space="preserve">“The ENCODE Blacklist: Identification of Problematic Regions of the Genome.”</w:t>
-      </w:r>
-      <w:r>
-        <w:t xml:space="preserve"> </w:t>
-      </w:r>
-      <w:r>
-        <w:rPr>
-          <w:i/>
-          <w:iCs/>
-        </w:rPr>
-        <w:t xml:space="preserve">Scientific Reports</w:t>
-      </w:r>
-      <w:r>
-        <w:t xml:space="preserve"> </w:t>
-      </w:r>
-      <w:r>
-        <w:t xml:space="preserve">9: 9354.</w:t>
-      </w:r>
-      <w:r>
-        <w:t xml:space="preserve"> </w:t>
-      </w:r>
-      <w:hyperlink r:id="rId60">
-        <w:r>
-          <w:rPr>
-            <w:rStyle w:val="Hyperlink"/>
-          </w:rPr>
-          <w:t xml:space="preserve">https://doi.org/10.1038/s41598-019-45839-z</w:t>
-        </w:r>
-      </w:hyperlink>
-      <w:r>
-        <w:t xml:space="preserve">.</w:t>
-      </w:r>
-    </w:p>
-    <w:bookmarkEnd w:id="61"/>
-    <w:bookmarkStart w:id="63" w:name="ref-Bailey2011_DREME"/>
-    <w:p>
-      <w:pPr>
-        <w:pStyle w:val="Bibliography"/>
-      </w:pPr>
-      <w:r>
-        <w:t xml:space="preserve">Bailey, Timothy L. 2011.</w:t>
-      </w:r>
-      <w:r>
-        <w:t xml:space="preserve"> </w:t>
-      </w:r>
-      <w:r>
-        <w:t xml:space="preserve">“DREME: Motif Discovery in Transcription Factor ChIP-Seq Data.”</w:t>
-      </w:r>
-      <w:r>
-        <w:t xml:space="preserve"> </w:t>
-      </w:r>
-      <w:r>
-        <w:rPr>
-          <w:i/>
-          <w:iCs/>
-        </w:rPr>
-        <w:t xml:space="preserve">Bioinformatics</w:t>
-      </w:r>
-      <w:r>
-        <w:t xml:space="preserve"> </w:t>
-      </w:r>
-      <w:r>
-        <w:t xml:space="preserve">27 (12): 1653–59.</w:t>
-      </w:r>
-      <w:r>
-        <w:t xml:space="preserve"> </w:t>
-      </w:r>
-      <w:hyperlink r:id="rId62">
-        <w:r>
-          <w:rPr>
-            <w:rStyle w:val="Hyperlink"/>
-          </w:rPr>
-          <w:t xml:space="preserve">https://doi.org/10.1093/bioinformatics/btr261</w:t>
-        </w:r>
-      </w:hyperlink>
-      <w:r>
-        <w:t xml:space="preserve">.</w:t>
-      </w:r>
-    </w:p>
-    <w:bookmarkEnd w:id="63"/>
-    <w:bookmarkStart w:id="65" w:name="ref-Bailey2021_STREME"/>
-    <w:p>
-      <w:pPr>
-        <w:pStyle w:val="Bibliography"/>
-      </w:pPr>
-      <w:r>
-        <w:t xml:space="preserve">Bailey, Timothy L. 2021.</w:t>
-      </w:r>
-      <w:r>
-        <w:t xml:space="preserve"> </w:t>
-      </w:r>
-      <w:r>
-        <w:t xml:space="preserve">“STREME: Accurate and Versatile Sequence Motif Discovery.”</w:t>
-      </w:r>
-      <w:r>
-        <w:t xml:space="preserve"> </w:t>
-      </w:r>
-      <w:r>
-        <w:rPr>
-          <w:i/>
-          <w:iCs/>
-        </w:rPr>
-        <w:t xml:space="preserve">Bioinformatics</w:t>
-      </w:r>
-      <w:r>
-        <w:t xml:space="preserve"> </w:t>
-      </w:r>
-      <w:r>
-        <w:t xml:space="preserve">37 (18): 2834–40.</w:t>
-      </w:r>
-      <w:r>
-        <w:t xml:space="preserve"> </w:t>
-      </w:r>
-      <w:hyperlink r:id="rId64">
-        <w:r>
-          <w:rPr>
-            <w:rStyle w:val="Hyperlink"/>
-          </w:rPr>
-          <w:t xml:space="preserve">https://doi.org/10.1093/bioinformatics/btab203</w:t>
-        </w:r>
-      </w:hyperlink>
-      <w:r>
-        <w:t xml:space="preserve">.</w:t>
-      </w:r>
-    </w:p>
-    <w:bookmarkEnd w:id="65"/>
-    <w:bookmarkStart w:id="67" w:name="ref-bailey2015meme"/>
-    <w:p>
-      <w:pPr>
-        <w:pStyle w:val="Bibliography"/>
-      </w:pPr>
-      <w:r>
-        <w:t xml:space="preserve">Bailey, Timothy L., James Johnson, Charles E. Grant, and William S. Noble. 2015.</w:t>
-      </w:r>
-      <w:r>
-        <w:t xml:space="preserve"> </w:t>
-      </w:r>
-      <w:r>
-        <w:t xml:space="preserve">“The</w:t>
-      </w:r>
-      <w:r>
-        <w:t xml:space="preserve"> </w:t>
-      </w:r>
-      <w:r>
-        <w:t xml:space="preserve">MEME</w:t>
-      </w:r>
-      <w:r>
-        <w:t xml:space="preserve"> </w:t>
-      </w:r>
-      <w:r>
-        <w:t xml:space="preserve">Suite.”</w:t>
-      </w:r>
-      <w:r>
-        <w:t xml:space="preserve"> </w:t>
-      </w:r>
-      <w:r>
-        <w:rPr>
-          <w:i/>
-          <w:iCs/>
-        </w:rPr>
-        <w:t xml:space="preserve">Nucleic Acids Research</w:t>
-      </w:r>
-      <w:r>
-        <w:t xml:space="preserve"> </w:t>
-      </w:r>
-      <w:r>
-        <w:t xml:space="preserve">43 (W1): W39–49.</w:t>
-      </w:r>
-      <w:r>
-        <w:t xml:space="preserve"> </w:t>
-      </w:r>
-      <w:hyperlink r:id="rId66">
-        <w:r>
-          <w:rPr>
-            <w:rStyle w:val="Hyperlink"/>
-          </w:rPr>
-          <w:t xml:space="preserve">https://doi.org/10.1093/nar/gkv416</w:t>
-        </w:r>
-      </w:hyperlink>
-      <w:r>
-        <w:t xml:space="preserve">.</w:t>
-      </w:r>
-    </w:p>
-    <w:bookmarkEnd w:id="67"/>
-    <w:bookmarkStart w:id="69" w:name="ref-bentsen2020"/>
-    <w:p>
-      <w:pPr>
-        <w:pStyle w:val="Bibliography"/>
-      </w:pPr>
-      <w:r>
-        <w:t xml:space="preserve">Bentsen, Mette, Philipp Goymann, Hendrik Schultheis, et al. 2020.</w:t>
-      </w:r>
-      <w:r>
-        <w:t xml:space="preserve"> </w:t>
-      </w:r>
-      <w:r>
-        <w:t xml:space="preserve">“</w:t>
-      </w:r>
-      <w:r>
-        <w:t xml:space="preserve">ATAC</w:t>
-      </w:r>
-      <w:r>
-        <w:t xml:space="preserve">-Seq Footprinting Unravels Kinetics of Transcription Factor Binding During Zygotic Genome Activation.”</w:t>
-      </w:r>
-      <w:r>
-        <w:t xml:space="preserve"> </w:t>
-      </w:r>
-      <w:r>
-        <w:rPr>
-          <w:i/>
-          <w:iCs/>
-        </w:rPr>
-        <w:t xml:space="preserve">Nature Communications</w:t>
-      </w:r>
-      <w:r>
-        <w:t xml:space="preserve"> </w:t>
-      </w:r>
-      <w:r>
-        <w:t xml:space="preserve">11: 4267.</w:t>
-      </w:r>
-      <w:r>
-        <w:t xml:space="preserve"> </w:t>
-      </w:r>
-      <w:hyperlink r:id="rId68">
-        <w:r>
-          <w:rPr>
-            <w:rStyle w:val="Hyperlink"/>
-          </w:rPr>
-          <w:t xml:space="preserve">https://doi.org/10.1038/s41467-020-18035-1</w:t>
-        </w:r>
-      </w:hyperlink>
-      <w:r>
-        <w:t xml:space="preserve">.</w:t>
-      </w:r>
-    </w:p>
-    <w:bookmarkEnd w:id="69"/>
-    <w:bookmarkStart w:id="71" w:name="ref-Berest2019_diffTF"/>
-    <w:p>
-      <w:pPr>
-        <w:pStyle w:val="Bibliography"/>
-      </w:pPr>
-      <w:r>
-        <w:t xml:space="preserve">Berest, Inga, Claudia Arnold, Alfonso Reyes-Palomares, et al. 2019.</w:t>
-      </w:r>
-      <w:r>
-        <w:t xml:space="preserve"> </w:t>
-      </w:r>
-      <w:r>
-        <w:t xml:space="preserve">“Quantification of Differential Transcription Factor Activity and Multiomics-Based Classification into Activators and Repressors: diffTF.”</w:t>
-      </w:r>
-      <w:r>
-        <w:t xml:space="preserve"> </w:t>
-      </w:r>
-      <w:r>
-        <w:rPr>
-          <w:i/>
-          <w:iCs/>
-        </w:rPr>
-        <w:t xml:space="preserve">Cell Reports</w:t>
-      </w:r>
-      <w:r>
-        <w:t xml:space="preserve"> </w:t>
-      </w:r>
-      <w:r>
-        <w:t xml:space="preserve">29 (10): 3147–3159.e12.</w:t>
-      </w:r>
-      <w:r>
-        <w:t xml:space="preserve"> </w:t>
-      </w:r>
-      <w:hyperlink r:id="rId70">
-        <w:r>
-          <w:rPr>
-            <w:rStyle w:val="Hyperlink"/>
-          </w:rPr>
-          <w:t xml:space="preserve">https://doi.org/10.1016/j.celrep.2019.10.106</w:t>
-        </w:r>
-      </w:hyperlink>
-      <w:r>
-        <w:t xml:space="preserve">.</w:t>
-      </w:r>
-    </w:p>
-    <w:bookmarkEnd w:id="71"/>
-    <w:bookmarkStart w:id="73" w:name="ref-buenrostro2013"/>
-    <w:p>
-      <w:pPr>
-        <w:pStyle w:val="Bibliography"/>
-      </w:pPr>
-      <w:r>
-        <w:t xml:space="preserve">Buenrostro, Jason D., Paul G. Giresi, Lisa C. Zaba, Howard Y. Chang, and William J. Greenleaf. 2013.</w:t>
-      </w:r>
-      <w:r>
-        <w:t xml:space="preserve"> </w:t>
-      </w:r>
-      <w:r>
-        <w:t xml:space="preserve">“Transposition of Native Chromatin for Fast and Sensitive Epigenomic Profiling of Open Chromatin,</w:t>
-      </w:r>
-      <w:r>
-        <w:t xml:space="preserve"> </w:t>
-      </w:r>
-      <w:r>
-        <w:t xml:space="preserve">DNA</w:t>
-      </w:r>
-      <w:r>
-        <w:t xml:space="preserve">-Binding Proteins and Nucleosome Position.”</w:t>
-      </w:r>
-      <w:r>
-        <w:t xml:space="preserve"> </w:t>
-      </w:r>
-      <w:r>
-        <w:rPr>
-          <w:i/>
-          <w:iCs/>
-        </w:rPr>
-        <w:t xml:space="preserve">Nature Methods</w:t>
-      </w:r>
-      <w:r>
-        <w:t xml:space="preserve"> </w:t>
-      </w:r>
-      <w:r>
-        <w:t xml:space="preserve">10 (12): 1213–18.</w:t>
-      </w:r>
-      <w:r>
-        <w:t xml:space="preserve"> </w:t>
-      </w:r>
-      <w:hyperlink r:id="rId72">
-        <w:r>
-          <w:rPr>
-            <w:rStyle w:val="Hyperlink"/>
-          </w:rPr>
-          <w:t xml:space="preserve">https://doi.org/10.1038/nmeth.2688</w:t>
-        </w:r>
-      </w:hyperlink>
-      <w:r>
-        <w:t xml:space="preserve">.</w:t>
-      </w:r>
-    </w:p>
-    <w:bookmarkEnd w:id="73"/>
-    <w:bookmarkStart w:id="75" w:name="ref-cazares2023maxatac"/>
-    <w:p>
-      <w:pPr>
-        <w:pStyle w:val="Bibliography"/>
-      </w:pPr>
-      <w:r>
-        <w:t xml:space="preserve">Cazares, Tareian A., Faiz W. Rizvi, Balaji Iyer, et al. 2023.</w:t>
-      </w:r>
-      <w:r>
-        <w:t xml:space="preserve"> </w:t>
-      </w:r>
-      <w:r>
-        <w:t xml:space="preserve">“</w:t>
-      </w:r>
-      <w:r>
-        <w:t xml:space="preserve">maxATAC</w:t>
-      </w:r>
-      <w:r>
-        <w:t xml:space="preserve">: Genome-Scale Transcription-Factor Binding Prediction from</w:t>
-      </w:r>
-      <w:r>
-        <w:t xml:space="preserve"> </w:t>
-      </w:r>
-      <w:r>
-        <w:t xml:space="preserve">ATAC</w:t>
-      </w:r>
-      <w:r>
-        <w:t xml:space="preserve">-Seq with Deep Neural Networks.”</w:t>
-      </w:r>
-      <w:r>
-        <w:t xml:space="preserve"> </w:t>
-      </w:r>
-      <w:r>
-        <w:rPr>
-          <w:i/>
-          <w:iCs/>
-        </w:rPr>
-        <w:t xml:space="preserve">PLoS Computational Biology</w:t>
-      </w:r>
-      <w:r>
-        <w:t xml:space="preserve"> </w:t>
-      </w:r>
-      <w:r>
-        <w:t xml:space="preserve">19 (1): e1010863.</w:t>
-      </w:r>
-      <w:r>
-        <w:t xml:space="preserve"> </w:t>
-      </w:r>
-      <w:hyperlink r:id="rId74">
-        <w:r>
-          <w:rPr>
-            <w:rStyle w:val="Hyperlink"/>
-          </w:rPr>
-          <w:t xml:space="preserve">https://doi.org/10.1371/journal.pcbi.1010863</w:t>
-        </w:r>
-      </w:hyperlink>
-      <w:r>
-        <w:t xml:space="preserve">.</w:t>
-      </w:r>
-    </w:p>
-    <w:bookmarkEnd w:id="75"/>
-    <w:bookmarkStart w:id="77" w:name="ref-Chen2018_fastp"/>
-    <w:p>
-      <w:pPr>
-        <w:pStyle w:val="Bibliography"/>
-      </w:pPr>
-      <w:r>
-        <w:t xml:space="preserve">Chen, Shifu, Yanqing Zhou, Yaru Chen, and Jia Gu. 2018.</w:t>
-      </w:r>
-      <w:r>
-        <w:t xml:space="preserve"> </w:t>
-      </w:r>
-      <w:r>
-        <w:t xml:space="preserve">“Fastp: An Ultra-Fast All-in-One FASTQ Preprocessor.”</w:t>
-      </w:r>
-      <w:r>
-        <w:t xml:space="preserve"> </w:t>
-      </w:r>
-      <w:r>
-        <w:rPr>
-          <w:i/>
-          <w:iCs/>
-        </w:rPr>
-        <w:t xml:space="preserve">Bioinformatics</w:t>
-      </w:r>
-      <w:r>
-        <w:t xml:space="preserve"> </w:t>
-      </w:r>
-      <w:r>
-        <w:t xml:space="preserve">34 (17): i884–90.</w:t>
-      </w:r>
-      <w:r>
-        <w:t xml:space="preserve"> </w:t>
-      </w:r>
-      <w:hyperlink r:id="rId76">
-        <w:r>
-          <w:rPr>
-            <w:rStyle w:val="Hyperlink"/>
-          </w:rPr>
-          <w:t xml:space="preserve">https://doi.org/10.1093/bioinformatics/bty560</w:t>
-        </w:r>
-      </w:hyperlink>
-      <w:r>
-        <w:t xml:space="preserve">.</w:t>
-      </w:r>
-    </w:p>
-    <w:bookmarkEnd w:id="77"/>
-    <w:bookmarkStart w:id="79" w:name="ref-andrews2020itk"/>
-    <w:p>
-      <w:pPr>
-        <w:pStyle w:val="Bibliography"/>
-      </w:pPr>
-      <w:r>
-        <w:t xml:space="preserve">Conley, Jeremy M., Michael P. Gallagher, Anjana Rao, and Leslie J. Berg. 2020.</w:t>
-      </w:r>
-      <w:r>
-        <w:t xml:space="preserve"> </w:t>
-      </w:r>
-      <w:r>
-        <w:t xml:space="preserve">“Activation of the Tec Kinase ITK Controls Graded IRF4 Expression in Response to Variations in TCR Signal Strength.”</w:t>
-      </w:r>
-      <w:r>
-        <w:t xml:space="preserve"> </w:t>
-      </w:r>
-      <w:r>
-        <w:rPr>
-          <w:i/>
-          <w:iCs/>
-        </w:rPr>
-        <w:t xml:space="preserve">Journal of Immunology</w:t>
-      </w:r>
-      <w:r>
-        <w:t xml:space="preserve"> </w:t>
-      </w:r>
-      <w:r>
-        <w:t xml:space="preserve">205 (2): 335–45.</w:t>
-      </w:r>
-      <w:r>
-        <w:t xml:space="preserve"> </w:t>
-      </w:r>
-      <w:hyperlink r:id="rId78">
-        <w:r>
-          <w:rPr>
-            <w:rStyle w:val="Hyperlink"/>
-          </w:rPr>
-          <w:t xml:space="preserve">https://doi.org/10.4049/jimmunol.1900853</w:t>
-        </w:r>
-      </w:hyperlink>
-      <w:r>
-        <w:t xml:space="preserve">.</w:t>
-      </w:r>
-    </w:p>
-    <w:bookmarkEnd w:id="79"/>
-    <w:bookmarkStart w:id="81" w:name="ref-Ewels2020_nfcore"/>
-    <w:p>
-      <w:pPr>
-        <w:pStyle w:val="Bibliography"/>
-      </w:pPr>
-      <w:r>
-        <w:t xml:space="preserve">Ewels, Philip A., Alexander Peltzer, Sven Fillinger, et al. 2020.</w:t>
-      </w:r>
-      <w:r>
-        <w:t xml:space="preserve"> </w:t>
-      </w:r>
-      <w:r>
-        <w:t xml:space="preserve">“The Nf-Core Framework for Community-Curated Bioinformatics Pipelines.”</w:t>
-      </w:r>
-      <w:r>
-        <w:t xml:space="preserve"> </w:t>
-      </w:r>
-      <w:r>
-        <w:rPr>
-          <w:i/>
-          <w:iCs/>
-        </w:rPr>
-        <w:t xml:space="preserve">Nature Biotechnology</w:t>
-      </w:r>
-      <w:r>
-        <w:t xml:space="preserve"> </w:t>
-      </w:r>
-      <w:r>
-        <w:t xml:space="preserve">38: 276–78.</w:t>
-      </w:r>
-      <w:r>
-        <w:t xml:space="preserve"> </w:t>
-      </w:r>
-      <w:hyperlink r:id="rId80">
-        <w:r>
-          <w:rPr>
-            <w:rStyle w:val="Hyperlink"/>
-          </w:rPr>
-          <w:t xml:space="preserve">https://doi.org/10.1038/s41587-020-0439-x</w:t>
-        </w:r>
-      </w:hyperlink>
-      <w:r>
-        <w:t xml:space="preserve">.</w:t>
-      </w:r>
-    </w:p>
-    <w:bookmarkEnd w:id="81"/>
-    <w:bookmarkStart w:id="83" w:name="ref-Granja2021_ArchR"/>
-    <w:p>
-      <w:pPr>
-        <w:pStyle w:val="Bibliography"/>
-      </w:pPr>
-      <w:r>
-        <w:t xml:space="preserve">Granja, Jeffrey M., M. Ryan Corces, Sarah E. Pierce, et al.</w:t>
-      </w:r>
-      <w:r>
-        <w:t xml:space="preserve"> 2021.</w:t>
-      </w:r>
-      <w:r>
-        <w:t xml:space="preserve"> </w:t>
-      </w:r>
-      <w:r>
-        <w:t xml:space="preserve">“ArchR Is a Scalable Software Package for Integrative Single-Cell Chromatin Accessibility Analysis.”</w:t>
-      </w:r>
-      <w:r>
-        <w:t xml:space="preserve"> </w:t>
-      </w:r>
-      <w:r>
-        <w:rPr>
-          <w:i/>
-          <w:iCs/>
-        </w:rPr>
-        <w:t xml:space="preserve">Nature Genetics</w:t>
-      </w:r>
-      <w:r>
-        <w:t xml:space="preserve"> </w:t>
-      </w:r>
-      <w:r>
-        <w:t xml:space="preserve">53: 403–11.</w:t>
-      </w:r>
-      <w:r>
-        <w:t xml:space="preserve"> </w:t>
-      </w:r>
-      <w:hyperlink r:id="rId82">
-        <w:r>
-          <w:rPr>
-            <w:rStyle w:val="Hyperlink"/>
-          </w:rPr>
-          <w:t xml:space="preserve">https://doi.org/10.1038/s41588-021-00790-6</w:t>
-        </w:r>
-      </w:hyperlink>
-      <w:r>
-        <w:t xml:space="preserve">.</w:t>
-      </w:r>
-    </w:p>
-    <w:bookmarkEnd w:id="83"/>
-    <w:bookmarkStart w:id="85" w:name="ref-Gruning2018_Bioconda"/>
-    <w:p>
-      <w:pPr>
-        <w:pStyle w:val="Bibliography"/>
-      </w:pPr>
-      <w:r>
-        <w:t xml:space="preserve">Gruening, Bjoern, Ryan Dale, Andreas Sjoedin, et al. 2018.</w:t>
-      </w:r>
-      <w:r>
-        <w:t xml:space="preserve"> </w:t>
-      </w:r>
-      <w:r>
-        <w:t xml:space="preserve">“Bioconda: Sustainable and Comprehensive Software Distribution for the Life Sciences.”</w:t>
-      </w:r>
-      <w:r>
-        <w:t xml:space="preserve"> </w:t>
-      </w:r>
-      <w:r>
-        <w:rPr>
-          <w:i/>
-          <w:iCs/>
-        </w:rPr>
-        <w:t xml:space="preserve">Nature Methods</w:t>
-      </w:r>
-      <w:r>
-        <w:t xml:space="preserve"> </w:t>
-      </w:r>
-      <w:r>
-        <w:t xml:space="preserve">15: 475–76.</w:t>
-      </w:r>
-      <w:r>
-        <w:t xml:space="preserve"> </w:t>
-      </w:r>
-      <w:hyperlink r:id="rId84">
-        <w:r>
-          <w:rPr>
-            <w:rStyle w:val="Hyperlink"/>
-          </w:rPr>
-          <w:t xml:space="preserve">https://doi.org/10.1038/s41592-018-0046-7</w:t>
-        </w:r>
-      </w:hyperlink>
-      <w:r>
-        <w:t xml:space="preserve">.</w:t>
-      </w:r>
-    </w:p>
-    <w:bookmarkEnd w:id="85"/>
-    <w:bookmarkStart w:id="87" w:name="ref-gupta2007tomtom"/>
-    <w:p>
-      <w:pPr>
-        <w:pStyle w:val="Bibliography"/>
-      </w:pPr>
-      <w:r>
-        <w:t xml:space="preserve">Gupta, Shobhit, John A. Stamatoyannopoulos, Timothy L. Bailey, and William S. Noble. 2007.</w:t>
-      </w:r>
-      <w:r>
-        <w:t xml:space="preserve"> </w:t>
-      </w:r>
-      <w:r>
-        <w:t xml:space="preserve">“Quantifying Similarity Between Motifs.”</w:t>
-      </w:r>
-      <w:r>
-        <w:t xml:space="preserve"> </w:t>
-      </w:r>
-      <w:r>
-        <w:rPr>
-          <w:i/>
-          <w:iCs/>
-        </w:rPr>
-        <w:t xml:space="preserve">Genome Biology</w:t>
-      </w:r>
-      <w:r>
-        <w:t xml:space="preserve"> </w:t>
-      </w:r>
-      <w:r>
-        <w:t xml:space="preserve">8 (2): R24.</w:t>
-      </w:r>
-      <w:r>
-        <w:t xml:space="preserve"> </w:t>
-      </w:r>
-      <w:hyperlink r:id="rId86">
-        <w:r>
-          <w:rPr>
-            <w:rStyle w:val="Hyperlink"/>
-          </w:rPr>
-          <w:t xml:space="preserve">https://doi.org/10.1186/gb-2007-8-2-r24</w:t>
-        </w:r>
-      </w:hyperlink>
-      <w:r>
-        <w:t xml:space="preserve">.</w:t>
-      </w:r>
-    </w:p>
-    <w:bookmarkEnd w:id="87"/>
-    <w:bookmarkStart w:id="89" w:name="ref-hu2024print"/>
-    <w:p>
-      <w:pPr>
-        <w:pStyle w:val="Bibliography"/>
-      </w:pPr>
-      <w:r>
-        <w:t xml:space="preserve">Hu, Yan, Max A. Horlbeck, Ruochi Zhang, et al. 2025.</w:t>
-      </w:r>
-      <w:r>
-        <w:t xml:space="preserve"> </w:t>
-      </w:r>
-      <w:r>
-        <w:t xml:space="preserve">“Multiscale Footprints Reveal the Organization of Cis-Regulatory Elements.”</w:t>
-      </w:r>
-      <w:r>
-        <w:t xml:space="preserve"> </w:t>
-      </w:r>
-      <w:r>
-        <w:rPr>
-          <w:i/>
-          <w:iCs/>
-        </w:rPr>
-        <w:t xml:space="preserve">Nature</w:t>
-      </w:r>
-      <w:r>
-        <w:t xml:space="preserve"> </w:t>
-      </w:r>
-      <w:r>
-        <w:t xml:space="preserve">638 (8051): 779–86.</w:t>
-      </w:r>
-      <w:r>
-        <w:t xml:space="preserve"> </w:t>
-      </w:r>
-      <w:hyperlink r:id="rId88">
-        <w:r>
-          <w:rPr>
-            <w:rStyle w:val="Hyperlink"/>
-          </w:rPr>
-          <w:t xml:space="preserve">https://doi.org/10.1038/s41586-024-08443-4</w:t>
-        </w:r>
-      </w:hyperlink>
-      <w:r>
-        <w:t xml:space="preserve">.</w:t>
-      </w:r>
-    </w:p>
-    <w:bookmarkEnd w:id="89"/>
-    <w:bookmarkStart w:id="91" w:name="ref-koizumi2021junb"/>
-    <w:p>
-      <w:pPr>
-        <w:pStyle w:val="Bibliography"/>
-      </w:pPr>
-      <w:r>
-        <w:t xml:space="preserve">Katagiri, Takayuki, Hideto Kameda, Hiroaki Nakano, and Shin Yamazaki. 2021.</w:t>
-      </w:r>
-      <w:r>
-        <w:t xml:space="preserve"> </w:t>
-      </w:r>
-      <w:r>
-        <w:t xml:space="preserve">“Regulation of t Cell Differentiation by the AP-1 Transcription Factor JunB.”</w:t>
-      </w:r>
-      <w:r>
-        <w:t xml:space="preserve"> </w:t>
-      </w:r>
-      <w:r>
-        <w:rPr>
-          <w:i/>
-          <w:iCs/>
-        </w:rPr>
-        <w:t xml:space="preserve">Immunological Medicine</w:t>
-      </w:r>
-      <w:r>
-        <w:t xml:space="preserve"> </w:t>
-      </w:r>
-      <w:r>
-        <w:t xml:space="preserve">44 (3): 197–203.</w:t>
-      </w:r>
-      <w:r>
-        <w:t xml:space="preserve"> </w:t>
-      </w:r>
-      <w:hyperlink r:id="rId90">
-        <w:r>
-          <w:rPr>
-            <w:rStyle w:val="Hyperlink"/>
-          </w:rPr>
-          <w:t xml:space="preserve">https://doi.org/10.1080/25785826.2021.1872838</w:t>
-        </w:r>
-      </w:hyperlink>
-      <w:r>
-        <w:t xml:space="preserve">.</w:t>
-      </w:r>
-    </w:p>
-    <w:bookmarkEnd w:id="91"/>
-    <w:bookmarkStart w:id="93" w:name="ref-Langmead2012_Bowtie2"/>
-    <w:p>
-      <w:pPr>
-        <w:pStyle w:val="Bibliography"/>
-      </w:pPr>
-      <w:r>
-        <w:t xml:space="preserve">Langmead, Ben, and Steven L. Salzberg. 2012.</w:t>
-      </w:r>
-      <w:r>
-        <w:t xml:space="preserve"> </w:t>
-      </w:r>
-      <w:r>
-        <w:t xml:space="preserve">“Fast Gapped-Read Alignment with Bowtie 2.”</w:t>
-      </w:r>
-      <w:r>
-        <w:t xml:space="preserve"> </w:t>
-      </w:r>
-      <w:r>
-        <w:rPr>
-          <w:i/>
-          <w:iCs/>
-        </w:rPr>
-        <w:t xml:space="preserve">Nature Methods</w:t>
-      </w:r>
-      <w:r>
-        <w:t xml:space="preserve"> </w:t>
-      </w:r>
-      <w:r>
-        <w:t xml:space="preserve">9: 357–59.</w:t>
-      </w:r>
-      <w:r>
-        <w:t xml:space="preserve"> </w:t>
-      </w:r>
-      <w:hyperlink r:id="rId92">
-        <w:r>
-          <w:rPr>
-            <w:rStyle w:val="Hyperlink"/>
-          </w:rPr>
-          <w:t xml:space="preserve">https://doi.org/10.1038/nmeth.1923</w:t>
-        </w:r>
-      </w:hyperlink>
-      <w:r>
-        <w:t xml:space="preserve">.</w:t>
-      </w:r>
-    </w:p>
-    <w:bookmarkEnd w:id="93"/>
-    <w:bookmarkStart w:id="95" w:name="ref-Li2009_SAMtools"/>
-    <w:p>
-      <w:pPr>
-        <w:pStyle w:val="Bibliography"/>
-      </w:pPr>
-      <w:r>
-        <w:t xml:space="preserve">Li, Heng, Bob Handsaker, Alec Wysoker, et al. 2009.</w:t>
-      </w:r>
-      <w:r>
-        <w:t xml:space="preserve"> </w:t>
-      </w:r>
-      <w:r>
-        <w:t xml:space="preserve">“The Sequence Alignment/Map Format and SAMtools.”</w:t>
-      </w:r>
-      <w:r>
-        <w:t xml:space="preserve"> </w:t>
-      </w:r>
-      <w:r>
-        <w:rPr>
-          <w:i/>
-          <w:iCs/>
-        </w:rPr>
-        <w:t xml:space="preserve">Bioinformatics</w:t>
-      </w:r>
-      <w:r>
-        <w:t xml:space="preserve"> </w:t>
-      </w:r>
-      <w:r>
-        <w:t xml:space="preserve">25 (16): 2078–79.</w:t>
-      </w:r>
-      <w:r>
-        <w:t xml:space="preserve"> </w:t>
-      </w:r>
-      <w:hyperlink r:id="rId94">
-        <w:r>
-          <w:rPr>
-            <w:rStyle w:val="Hyperlink"/>
-          </w:rPr>
-          <w:t xml:space="preserve">https://doi.org/10.1093/bioinformatics/btp352</w:t>
-        </w:r>
-      </w:hyperlink>
-      <w:r>
-        <w:t xml:space="preserve">.</w:t>
-      </w:r>
-    </w:p>
-    <w:bookmarkEnd w:id="95"/>
-    <w:bookmarkStart w:id="97" w:name="ref-li2019hint"/>
-    <w:p>
-      <w:pPr>
-        <w:pStyle w:val="Bibliography"/>
-      </w:pPr>
-      <w:r>
-        <w:t xml:space="preserve">Li, Zhijian, Marcel H. Schulz, Thomas Look, Matthias Begemann, Martin Zenke, and Ivan G. Costa. 2019.</w:t>
-      </w:r>
-      <w:r>
-        <w:t xml:space="preserve"> </w:t>
-      </w:r>
-      <w:r>
-        <w:t xml:space="preserve">“Identification of Transcription Factor Binding Sites Using</w:t>
-      </w:r>
-      <w:r>
-        <w:t xml:space="preserve"> </w:t>
-      </w:r>
-      <w:r>
-        <w:t xml:space="preserve">ATAC</w:t>
-      </w:r>
-      <w:r>
-        <w:t xml:space="preserve">-Seq.”</w:t>
-      </w:r>
-      <w:r>
-        <w:t xml:space="preserve"> </w:t>
-      </w:r>
-      <w:r>
-        <w:rPr>
-          <w:i/>
-          <w:iCs/>
-        </w:rPr>
-        <w:t xml:space="preserve">Genome Biology</w:t>
-      </w:r>
-      <w:r>
-        <w:t xml:space="preserve"> </w:t>
-      </w:r>
-      <w:r>
-        <w:t xml:space="preserve">20: 45.</w:t>
-      </w:r>
-      <w:r>
-        <w:t xml:space="preserve"> </w:t>
-      </w:r>
-      <w:hyperlink r:id="rId96">
-        <w:r>
-          <w:rPr>
-            <w:rStyle w:val="Hyperlink"/>
-          </w:rPr>
-          <w:t xml:space="preserve">https://doi.org/10.1186/s13059-019-1642-2</w:t>
-        </w:r>
-      </w:hyperlink>
-      <w:r>
-        <w:t xml:space="preserve">.</w:t>
-      </w:r>
-    </w:p>
-    <w:bookmarkEnd w:id="97"/>
-    <w:bookmarkStart w:id="99" w:name="ref-Mangul2019_SystematicBenchmarking"/>
-    <w:p>
-      <w:pPr>
-        <w:pStyle w:val="Bibliography"/>
-      </w:pPr>
-      <w:r>
-        <w:t xml:space="preserve">Mangul, Sergei, Lorenzo S. Martin, Brian L. Hill, et al. 2019.</w:t>
-      </w:r>
-      <w:r>
-        <w:t xml:space="preserve"> </w:t>
-      </w:r>
-      <w:r>
-        <w:t xml:space="preserve">“Systematic Benchmarking of Omics Computational Tools.”</w:t>
-      </w:r>
-      <w:r>
-        <w:t xml:space="preserve"> </w:t>
-      </w:r>
-      <w:r>
-        <w:rPr>
-          <w:i/>
-          <w:iCs/>
-        </w:rPr>
-        <w:t xml:space="preserve">Nature Communications</w:t>
-      </w:r>
-      <w:r>
-        <w:t xml:space="preserve"> </w:t>
-      </w:r>
-      <w:r>
-        <w:t xml:space="preserve">10: 1393.</w:t>
-      </w:r>
-      <w:r>
-        <w:t xml:space="preserve"> </w:t>
-      </w:r>
-      <w:hyperlink r:id="rId98">
-        <w:r>
-          <w:rPr>
-            <w:rStyle w:val="Hyperlink"/>
-          </w:rPr>
-          <w:t xml:space="preserve">https://doi.org/10.1038/s41467-019-09406-4</w:t>
-        </w:r>
-      </w:hyperlink>
-      <w:r>
-        <w:t xml:space="preserve">.</w:t>
-      </w:r>
-    </w:p>
-    <w:bookmarkEnd w:id="99"/>
-    <w:bookmarkStart w:id="101" w:name="ref-jaspar2026"/>
-    <w:p>
-      <w:pPr>
-        <w:pStyle w:val="Bibliography"/>
-      </w:pPr>
-      <w:r>
-        <w:t xml:space="preserve">Ovek Baydar, Damla, Ieva Rauluseviciute, Dina R. Aronsen, et al. 2026.</w:t>
-      </w:r>
-      <w:r>
-        <w:t xml:space="preserve"> </w:t>
-      </w:r>
-      <w:r>
-        <w:t xml:space="preserve">“</w:t>
-      </w:r>
-      <w:r>
-        <w:t xml:space="preserve">JASPAR</w:t>
-      </w:r>
-      <w:r>
-        <w:t xml:space="preserve"> </w:t>
-      </w:r>
-      <w:r>
-        <w:t xml:space="preserve">2026: Expansion of Transcription Factor Binding Profiles and Integration of Deep Learning Models.”</w:t>
-      </w:r>
-      <w:r>
-        <w:t xml:space="preserve"> </w:t>
-      </w:r>
-      <w:r>
-        <w:rPr>
-          <w:i/>
-          <w:iCs/>
-        </w:rPr>
-        <w:t xml:space="preserve">Nucleic Acids Research</w:t>
-      </w:r>
-      <w:r>
-        <w:t xml:space="preserve"> </w:t>
-      </w:r>
-      <w:r>
-        <w:t xml:space="preserve">54 (D1): D184–93.</w:t>
-      </w:r>
-      <w:r>
-        <w:t xml:space="preserve"> </w:t>
-      </w:r>
-      <w:hyperlink r:id="rId100">
-        <w:r>
-          <w:rPr>
-            <w:rStyle w:val="Hyperlink"/>
-          </w:rPr>
-          <w:t xml:space="preserve">https://doi.org/10.1093/nar/gkaf1209</w:t>
-        </w:r>
-      </w:hyperlink>
-      <w:r>
-        <w:t xml:space="preserve">.</w:t>
-      </w:r>
-    </w:p>
-    <w:bookmarkEnd w:id="101"/>
-    <w:bookmarkStart w:id="103" w:name="ref-chrombpnet2024"/>
-    <w:p>
-      <w:pPr>
-        <w:pStyle w:val="Bibliography"/>
-      </w:pPr>
-      <w:r>
-        <w:t xml:space="preserve">Pampari, Anusri, Anna Shcherbina, Evgeny Z. Kvon, et al.</w:t>
-      </w:r>
-      <w:r>
-        <w:t xml:space="preserve"> 2024.</w:t>
-      </w:r>
-      <w:r>
-        <w:t xml:space="preserve"> </w:t>
-      </w:r>
-      <w:r>
-        <w:t xml:space="preserve">“</w:t>
-      </w:r>
-      <w:r>
-        <w:t xml:space="preserve">ChromBPNet</w:t>
-      </w:r>
-      <w:r>
-        <w:t xml:space="preserve">: Bias Factorized, Base-Resolution Deep Learning Models of Chromatin Accessibility Reveal Cis-Regulatory Sequence Syntax, Transcription Factor Footprints and Regulatory Variants.”</w:t>
-      </w:r>
-      <w:r>
-        <w:t xml:space="preserve"> </w:t>
-      </w:r>
-      <w:r>
-        <w:rPr>
-          <w:i/>
-          <w:iCs/>
-        </w:rPr>
-        <w:t xml:space="preserve">bioRxiv</w:t>
-      </w:r>
-      <w:r>
-        <w:t xml:space="preserve">, ahead of print.</w:t>
-      </w:r>
-      <w:r>
-        <w:t xml:space="preserve"> </w:t>
-      </w:r>
-      <w:hyperlink r:id="rId102">
-        <w:r>
-          <w:rPr>
-            <w:rStyle w:val="Hyperlink"/>
-          </w:rPr>
-          <w:t xml:space="preserve">https://doi.org/10.1101/2024.12.25.630221</w:t>
-        </w:r>
-      </w:hyperlink>
-      <w:r>
-        <w:t xml:space="preserve">.</w:t>
-      </w:r>
-    </w:p>
-    <w:bookmarkEnd w:id="103"/>
-    <w:bookmarkStart w:id="105" w:name="ref-piper2013wellington"/>
-    <w:p>
-      <w:pPr>
-        <w:pStyle w:val="Bibliography"/>
-      </w:pPr>
-      <w:r>
-        <w:t xml:space="preserve">Piper, Jason, Markus C. Elze, Pierre Cauchy, Peter N. Cockerill, Constanze Bonifer, and Sascha Ott. 2013.</w:t>
-      </w:r>
-      <w:r>
-        <w:t xml:space="preserve"> </w:t>
-      </w:r>
-      <w:r>
-        <w:t xml:space="preserve">“Wellington: A Novel Method for the Accurate Identification of Digital Genomic Footprints from</w:t>
-      </w:r>
-      <w:r>
-        <w:t xml:space="preserve"> </w:t>
-      </w:r>
-      <w:r>
-        <w:t xml:space="preserve">DNase-seq</w:t>
-      </w:r>
-      <w:r>
-        <w:t xml:space="preserve"> </w:t>
-      </w:r>
-      <w:r>
-        <w:t xml:space="preserve">Data.”</w:t>
-      </w:r>
-      <w:r>
-        <w:t xml:space="preserve"> </w:t>
-      </w:r>
-      <w:r>
-        <w:rPr>
-          <w:i/>
-          <w:iCs/>
-        </w:rPr>
-        <w:t xml:space="preserve">Nucleic Acids Research</w:t>
-      </w:r>
-      <w:r>
-        <w:t xml:space="preserve"> </w:t>
-      </w:r>
-      <w:r>
-        <w:t xml:space="preserve">41 (21): e201.</w:t>
-      </w:r>
-      <w:r>
-        <w:t xml:space="preserve"> </w:t>
-      </w:r>
-      <w:hyperlink r:id="rId104">
-        <w:r>
-          <w:rPr>
-            <w:rStyle w:val="Hyperlink"/>
-          </w:rPr>
-          <w:t xml:space="preserve">https://doi.org/10.1093/nar/gkt850</w:t>
-        </w:r>
-      </w:hyperlink>
-      <w:r>
-        <w:t xml:space="preserve">.</w:t>
-      </w:r>
-    </w:p>
-    <w:bookmarkEnd w:id="105"/>
-    <w:bookmarkStart w:id="107" w:name="ref-pique2011centipede"/>
-    <w:p>
-      <w:pPr>
-        <w:pStyle w:val="Bibliography"/>
-      </w:pPr>
-      <w:r>
-        <w:t xml:space="preserve">Pique-Regi, Roger, Jacob F. Degner, Athma A. Pai, Daniel J. Gaffney, Yoav Gilad, and Jonathan K. Pritchard. 2011.</w:t>
-      </w:r>
-      <w:r>
-        <w:t xml:space="preserve"> </w:t>
-      </w:r>
-      <w:r>
-        <w:t xml:space="preserve">“Accurate Inference of Transcription Factor Binding from</w:t>
-      </w:r>
-      <w:r>
-        <w:t xml:space="preserve"> </w:t>
-      </w:r>
-      <w:r>
-        <w:t xml:space="preserve">DNA</w:t>
-      </w:r>
-      <w:r>
-        <w:t xml:space="preserve"> </w:t>
-      </w:r>
-      <w:r>
-        <w:t xml:space="preserve">Sequence and Chromatin Accessibility Data.”</w:t>
-      </w:r>
-      <w:r>
-        <w:t xml:space="preserve"> </w:t>
-      </w:r>
-      <w:r>
-        <w:rPr>
-          <w:i/>
-          <w:iCs/>
-        </w:rPr>
-        <w:t xml:space="preserve">Genome Research</w:t>
-      </w:r>
-      <w:r>
-        <w:t xml:space="preserve"> </w:t>
-      </w:r>
-      <w:r>
-        <w:t xml:space="preserve">21 (3): 447–55.</w:t>
-      </w:r>
-      <w:r>
-        <w:t xml:space="preserve"> </w:t>
-      </w:r>
-      <w:hyperlink r:id="rId106">
-        <w:r>
-          <w:rPr>
-            <w:rStyle w:val="Hyperlink"/>
-          </w:rPr>
-          <w:t xml:space="preserve">https://doi.org/10.1101/gr.112623.110</w:t>
-        </w:r>
-      </w:hyperlink>
-      <w:r>
-        <w:t xml:space="preserve">.</w:t>
-      </w:r>
-    </w:p>
-    <w:bookmarkEnd w:id="107"/>
-    <w:bookmarkStart w:id="109" w:name="ref-quach2017defcom"/>
-    <w:p>
-      <w:pPr>
-        <w:pStyle w:val="Bibliography"/>
-      </w:pPr>
-      <w:r>
-        <w:t xml:space="preserve">Quach, Bryan, and Terrence S. Furey. 2017.</w:t>
-      </w:r>
-      <w:r>
-        <w:t xml:space="preserve"> </w:t>
-      </w:r>
-      <w:r>
-        <w:t xml:space="preserve">“</w:t>
-      </w:r>
-      <w:r>
-        <w:t xml:space="preserve">DeFCoM</w:t>
-      </w:r>
-      <w:r>
-        <w:t xml:space="preserve">: Analysis and Modeling of Transcription Factor Binding Sites Using a Motif-Centric Genomic Footprinter.”</w:t>
-      </w:r>
-      <w:r>
-        <w:t xml:space="preserve"> </w:t>
-      </w:r>
-      <w:r>
-        <w:rPr>
-          <w:i/>
-          <w:iCs/>
-        </w:rPr>
-        <w:t xml:space="preserve">Bioinformatics</w:t>
-      </w:r>
-      <w:r>
-        <w:t xml:space="preserve"> </w:t>
-      </w:r>
-      <w:r>
-        <w:t xml:space="preserve">33 (7): 956–63.</w:t>
-      </w:r>
-      <w:r>
-        <w:t xml:space="preserve"> </w:t>
-      </w:r>
-      <w:hyperlink r:id="rId108">
-        <w:r>
-          <w:rPr>
-            <w:rStyle w:val="Hyperlink"/>
-          </w:rPr>
-          <w:t xml:space="preserve">https://doi.org/10.1093/bioinformatics/btw740</w:t>
-        </w:r>
-      </w:hyperlink>
-      <w:r>
-        <w:t xml:space="preserve">.</w:t>
-      </w:r>
-    </w:p>
-    <w:bookmarkEnd w:id="109"/>
-    <w:bookmarkStart w:id="111" w:name="ref-Quinlan2010_BEDTools"/>
-    <w:p>
-      <w:pPr>
-        <w:pStyle w:val="Bibliography"/>
-      </w:pPr>
-      <w:r>
-        <w:t xml:space="preserve">Quinlan, Aaron R., and Ira M. Hall. 2010.</w:t>
-      </w:r>
-      <w:r>
-        <w:t xml:space="preserve"> </w:t>
-      </w:r>
-      <w:r>
-        <w:t xml:space="preserve">“BEDTools: A Flexible Suite of Utilities for Comparing Genomic Features.”</w:t>
-      </w:r>
-      <w:r>
-        <w:t xml:space="preserve"> </w:t>
-      </w:r>
-      <w:r>
-        <w:rPr>
-          <w:i/>
-          <w:iCs/>
-        </w:rPr>
-        <w:t xml:space="preserve">Bioinformatics</w:t>
-      </w:r>
-      <w:r>
-        <w:t xml:space="preserve"> </w:t>
-      </w:r>
-      <w:r>
-        <w:t xml:space="preserve">26 (6): 841–42.</w:t>
-      </w:r>
-      <w:r>
-        <w:t xml:space="preserve"> </w:t>
-      </w:r>
-      <w:hyperlink r:id="rId110">
-        <w:r>
-          <w:rPr>
-            <w:rStyle w:val="Hyperlink"/>
-          </w:rPr>
-          <w:t xml:space="preserve">https://doi.org/10.1093/bioinformatics/btq033</w:t>
-        </w:r>
-      </w:hyperlink>
-      <w:r>
-        <w:t xml:space="preserve">.</w:t>
-      </w:r>
-    </w:p>
-    <w:bookmarkEnd w:id="111"/>
-    <w:bookmarkStart w:id="113" w:name="ref-Schep2017_chromVAR"/>
-    <w:p>
-      <w:pPr>
-        <w:pStyle w:val="Bibliography"/>
-      </w:pPr>
-      <w:r>
-        <w:t xml:space="preserve">Schep, Alicia N., Beijing Wu, Jason D. Buenrostro, and William J. Greenleaf. 2017.</w:t>
-      </w:r>
-      <w:r>
-        <w:t xml:space="preserve"> </w:t>
-      </w:r>
-      <w:r>
-        <w:t xml:space="preserve">“chromVAR: Inferring Transcription-Factor-Associated Accessibility from Single-Cell Epigenomic Data.”</w:t>
-      </w:r>
-      <w:r>
-        <w:t xml:space="preserve"> </w:t>
-      </w:r>
-      <w:r>
-        <w:rPr>
-          <w:i/>
-          <w:iCs/>
-        </w:rPr>
-        <w:t xml:space="preserve">Nature Methods</w:t>
-      </w:r>
-      <w:r>
-        <w:t xml:space="preserve"> </w:t>
-      </w:r>
-      <w:r>
-        <w:t xml:space="preserve">14: 975–78.</w:t>
-      </w:r>
-      <w:r>
-        <w:t xml:space="preserve"> </w:t>
-      </w:r>
-      <w:hyperlink r:id="rId112">
-        <w:r>
-          <w:rPr>
-            <w:rStyle w:val="Hyperlink"/>
-          </w:rPr>
-          <w:t xml:space="preserve">https://doi.org/10.1038/nmeth.4401</w:t>
-        </w:r>
-      </w:hyperlink>
-      <w:r>
-        <w:t xml:space="preserve">.</w:t>
-      </w:r>
-    </w:p>
-    <w:bookmarkEnd w:id="113"/>
-    <w:bookmarkStart w:id="115" w:name="ref-sherwood2014piq"/>
-    <w:p>
-      <w:pPr>
-        <w:pStyle w:val="Bibliography"/>
-      </w:pPr>
-      <w:r>
-        <w:t xml:space="preserve">Sherwood, Richard I., Toshiro Hashimoto, Colin W. O’Donnell, et al. 2014.</w:t>
-      </w:r>
-      <w:r>
-        <w:t xml:space="preserve"> </w:t>
-      </w:r>
-      <w:r>
-        <w:t xml:space="preserve">“Discovery of Directional and Nondirectional Pioneer Transcription Factors by Modeling</w:t>
-      </w:r>
-      <w:r>
-        <w:t xml:space="preserve"> </w:t>
-      </w:r>
-      <w:r>
-        <w:t xml:space="preserve">DNase</w:t>
-      </w:r>
-      <w:r>
-        <w:t xml:space="preserve"> </w:t>
-      </w:r>
-      <w:r>
-        <w:t xml:space="preserve">Profile Magnitude and Shape.”</w:t>
-      </w:r>
-      <w:r>
-        <w:t xml:space="preserve"> </w:t>
-      </w:r>
-      <w:r>
-        <w:rPr>
-          <w:i/>
-          <w:iCs/>
-        </w:rPr>
-        <w:t xml:space="preserve">Nature Biotechnology</w:t>
-      </w:r>
-      <w:r>
-        <w:t xml:space="preserve"> </w:t>
-      </w:r>
-      <w:r>
-        <w:t xml:space="preserve">32 (2): 171–78.</w:t>
-      </w:r>
-      <w:r>
-        <w:t xml:space="preserve"> </w:t>
-      </w:r>
-      <w:hyperlink r:id="rId114">
-        <w:r>
-          <w:rPr>
-            <w:rStyle w:val="Hyperlink"/>
-          </w:rPr>
-          <w:t xml:space="preserve">https://doi.org/10.1038/nbt.2798</w:t>
-        </w:r>
-      </w:hyperlink>
-      <w:r>
-        <w:t xml:space="preserve">.</w:t>
-      </w:r>
-    </w:p>
-    <w:bookmarkEnd w:id="115"/>
-    <w:bookmarkStart w:id="117" w:name="ref-Stuart2021_Signac"/>
-    <w:p>
-      <w:pPr>
-        <w:pStyle w:val="Bibliography"/>
-      </w:pPr>
-      <w:r>
-        <w:t xml:space="preserve">Stuart, Tim, Avi Srivastava, Shaista Madad, Caleb Lareau, and Rahul Satija. 2021.</w:t>
-      </w:r>
-      <w:r>
-        <w:t xml:space="preserve"> </w:t>
-      </w:r>
-      <w:r>
-        <w:t xml:space="preserve">“Single-Cell Chromatin State Analysis with Signac.”</w:t>
-      </w:r>
-      <w:r>
-        <w:t xml:space="preserve"> </w:t>
-      </w:r>
-      <w:r>
-        <w:rPr>
-          <w:i/>
-          <w:iCs/>
-        </w:rPr>
-        <w:t xml:space="preserve">Nature Methods</w:t>
-      </w:r>
-      <w:r>
-        <w:t xml:space="preserve"> </w:t>
-      </w:r>
-      <w:r>
-        <w:t xml:space="preserve">18: 1333–41.</w:t>
-      </w:r>
-      <w:r>
-        <w:t xml:space="preserve"> </w:t>
-      </w:r>
-      <w:hyperlink r:id="rId116">
-        <w:r>
-          <w:rPr>
-            <w:rStyle w:val="Hyperlink"/>
-          </w:rPr>
-          <w:t xml:space="preserve">https://doi.org/10.1038/s41592-021-01282-5</w:t>
-        </w:r>
-      </w:hyperlink>
-      <w:r>
-        <w:t xml:space="preserve">.</w:t>
-      </w:r>
-    </w:p>
-    <w:bookmarkEnd w:id="117"/>
-    <w:bookmarkStart w:id="119" w:name="ref-encode2012"/>
-    <w:p>
-      <w:pPr>
-        <w:pStyle w:val="Bibliography"/>
-      </w:pPr>
-      <w:r>
-        <w:t xml:space="preserve">The ENCODE Project Consortium. 2012.</w:t>
-      </w:r>
-      <w:r>
-        <w:t xml:space="preserve"> </w:t>
-      </w:r>
-      <w:r>
-        <w:t xml:space="preserve">“An Integrated Encyclopedia of</w:t>
-      </w:r>
-      <w:r>
-        <w:t xml:space="preserve"> </w:t>
-      </w:r>
-      <w:r>
-        <w:t xml:space="preserve">DNA</w:t>
-      </w:r>
-      <w:r>
-        <w:t xml:space="preserve"> </w:t>
-      </w:r>
-      <w:r>
-        <w:t xml:space="preserve">Elements in the Human Genome.”</w:t>
-      </w:r>
-      <w:r>
-        <w:t xml:space="preserve"> </w:t>
-      </w:r>
-      <w:r>
-        <w:rPr>
-          <w:i/>
-          <w:iCs/>
-        </w:rPr>
-        <w:t xml:space="preserve">Nature</w:t>
-      </w:r>
-      <w:r>
-        <w:t xml:space="preserve"> </w:t>
-      </w:r>
-      <w:r>
-        <w:t xml:space="preserve">489 (7414): 57–74.</w:t>
-      </w:r>
-      <w:r>
-        <w:t xml:space="preserve"> </w:t>
-      </w:r>
-      <w:hyperlink r:id="rId118">
-        <w:r>
-          <w:rPr>
-            <w:rStyle w:val="Hyperlink"/>
-          </w:rPr>
-          <w:t xml:space="preserve">https://doi.org/10.1038/nature11247</w:t>
-        </w:r>
-      </w:hyperlink>
-      <w:r>
-        <w:t xml:space="preserve">.</w:t>
-      </w:r>
-    </w:p>
-    <w:bookmarkEnd w:id="119"/>
-    <w:bookmarkStart w:id="121" w:name="ref-Weber2019_Benchmarking"/>
-    <w:p>
-      <w:pPr>
-        <w:pStyle w:val="Bibliography"/>
-      </w:pPr>
-      <w:r>
-        <w:t xml:space="preserve">Weber, Lukas M., Elizabeth H. Hare, Charlotte Soneson, and Mark D. Robinson. 2019.</w:t>
-      </w:r>
-      <w:r>
-        <w:t xml:space="preserve"> </w:t>
-      </w:r>
-      <w:r>
-        <w:t xml:space="preserve">“Essential Guidelines for Computational Method Benchmarking.”</w:t>
-      </w:r>
-      <w:r>
-        <w:t xml:space="preserve"> </w:t>
-      </w:r>
-      <w:r>
-        <w:rPr>
-          <w:i/>
-          <w:iCs/>
-        </w:rPr>
-        <w:t xml:space="preserve">Genome Biology</w:t>
-      </w:r>
-      <w:r>
-        <w:t xml:space="preserve"> </w:t>
-      </w:r>
-      <w:r>
-        <w:t xml:space="preserve">20: 125.</w:t>
-      </w:r>
-      <w:r>
-        <w:t xml:space="preserve"> </w:t>
-      </w:r>
-      <w:hyperlink r:id="rId120">
-        <w:r>
-          <w:rPr>
-            <w:rStyle w:val="Hyperlink"/>
-          </w:rPr>
-          <w:t xml:space="preserve">https://doi.org/10.1186/s13059-019-1738-8</w:t>
-        </w:r>
-      </w:hyperlink>
-      <w:r>
-        <w:t xml:space="preserve">.</w:t>
-      </w:r>
-    </w:p>
-    <w:bookmarkEnd w:id="121"/>
-    <w:bookmarkStart w:id="123" w:name="ref-Wilkinson2016_FAIR"/>
-    <w:p>
-      <w:pPr>
-        <w:pStyle w:val="Bibliography"/>
-      </w:pPr>
-      <w:r>
-        <w:t xml:space="preserve">Wilkinson, Mark D., Michel Dumontier, IJsbrand Jan Aalbersberg, et al.</w:t>
-      </w:r>
-      <w:r>
-        <w:t xml:space="preserve"> 2016.</w:t>
-      </w:r>
-      <w:r>
-        <w:t xml:space="preserve"> </w:t>
-      </w:r>
-      <w:r>
-        <w:t xml:space="preserve">“The FAIR Guiding Principles for Scientific Data Management and Stewardship.”</w:t>
-      </w:r>
-      <w:r>
-        <w:t xml:space="preserve"> </w:t>
-      </w:r>
-      <w:r>
-        <w:rPr>
-          <w:i/>
-          <w:iCs/>
-        </w:rPr>
-        <w:t xml:space="preserve">Scientific Data</w:t>
-      </w:r>
-      <w:r>
-        <w:t xml:space="preserve"> </w:t>
-      </w:r>
-      <w:r>
-        <w:t xml:space="preserve">3: 160018.</w:t>
-      </w:r>
-      <w:r>
-        <w:t xml:space="preserve"> </w:t>
-      </w:r>
-      <w:hyperlink r:id="rId122">
-        <w:r>
-          <w:rPr>
-            <w:rStyle w:val="Hyperlink"/>
-          </w:rPr>
-          <w:t xml:space="preserve">https://doi.org/10.1038/sdata.2016.18</w:t>
-        </w:r>
-      </w:hyperlink>
-      <w:r>
-        <w:t xml:space="preserve">.</w:t>
-      </w:r>
-    </w:p>
-    <w:bookmarkEnd w:id="123"/>
-    <w:bookmarkStart w:id="125" w:name="ref-Zhang2008_MACS"/>
-    <w:p>
-      <w:pPr>
-        <w:pStyle w:val="Bibliography"/>
-      </w:pPr>
-      <w:r>
-        <w:t xml:space="preserve">Zhang, Yong, Tao Liu, Clifford A. Meyer, et al. 2008.</w:t>
-      </w:r>
-      <w:r>
-        <w:t xml:space="preserve"> </w:t>
-      </w:r>
-      <w:r>
-        <w:t xml:space="preserve">“Model-Based Analysis of ChIP-Seq (MACS).”</w:t>
-      </w:r>
-      <w:r>
-        <w:t xml:space="preserve"> </w:t>
-      </w:r>
-      <w:r>
-        <w:rPr>
-          <w:i/>
-          <w:iCs/>
-        </w:rPr>
-        <w:t xml:space="preserve">Genome Biology</w:t>
-      </w:r>
-      <w:r>
-        <w:t xml:space="preserve"> </w:t>
-      </w:r>
-      <w:r>
-        <w:t xml:space="preserve">9: R137.</w:t>
-      </w:r>
-      <w:r>
-        <w:t xml:space="preserve"> </w:t>
-      </w:r>
-      <w:hyperlink r:id="rId124">
-        <w:r>
-          <w:rPr>
-            <w:rStyle w:val="Hyperlink"/>
-          </w:rPr>
-          <w:t xml:space="preserve">https://doi.org/10.1186/gb-2008-9-9-r137</w:t>
-        </w:r>
-      </w:hyperlink>
-      <w:r>
-        <w:t xml:space="preserve">.</w:t>
-      </w:r>
-    </w:p>
-    <w:bookmarkEnd w:id="125"/>
-    <w:bookmarkEnd w:id="126"/>
-    <w:bookmarkEnd w:id="127"/>
+        <w:t xml:space="preserve">. Cell Reports. 2019;29(10):3147–3159.e12.</w:t>
+      </w:r>
+      <w:r>
+        <w:t xml:space="preserve"> </w:t>
+      </w:r>
+    </w:p>
+    <w:bookmarkEnd w:id="139"/>
+    <w:bookmarkEnd w:id="140"/>
+    <w:bookmarkEnd w:id="141"/>
     <w:sectPr>
       <w:footnotePr>
         <w:numRestart w:val="eachSect"/>

--- a/manuscript/main.docx
+++ b/manuscript/main.docx
@@ -26,6 +26,23 @@
       <w:r>
         <w:br/>
       </w:r>
+      <m:oMath>
+        <m:sSup>
+          <m:e>
+            <m:r>
+              <m:t>​</m:t>
+            </m:r>
+          </m:e>
+          <m:sup>
+            <m:r>
+              <m:t>1</m:t>
+            </m:r>
+          </m:sup>
+        </m:sSup>
+      </m:oMath>
+      <w:r>
+        <w:t xml:space="preserve"> </w:t>
+      </w:r>
       <w:r>
         <w:t xml:space="preserve">Department of Oncology, Lombardi Comprehensive Cancer Center, Georgetown University Medical Center, Georgetown University, Washington, DC, USA; yl814@georgetown.edu (Y.L.); cy232@georgetown.edu (C.Y.)</w:t>
       </w:r>
@@ -38,7 +55,38 @@
     </w:p>
     <w:p>
       <w:pPr>
-        <w:pStyle w:val="AbstractTitle"/>
+        <w:pStyle w:val="FirstParagraph"/>
+      </w:pPr>
+      <w:r>
+        <w:rPr>
+          <w:b/>
+          <w:bCs/>
+        </w:rPr>
+        <w:t xml:space="preserve">fp-tools: A Reproducible Platform for ATAC-seq Footprinting and Regulatory Motif Analysis</w:t>
+      </w:r>
+      <w:r>
+        <w:br/>
+      </w:r>
+      <w:r>
+        <w:t xml:space="preserve">Yaoxiang Li and Chunling Yi</w:t>
+      </w:r>
+      <w:r>
+        <w:br/>
+      </w:r>
+      <w:r>
+        <w:t xml:space="preserve">Department of Oncology, Lombardi Comprehensive Cancer Center, Georgetown University Medical Center, Georgetown University, Washington, DC, USA</w:t>
+      </w:r>
+      <w:r>
+        <w:br/>
+      </w:r>
+      <w:r>
+        <w:t xml:space="preserve">Correspondence: cy232@georgetown.edu (C.Y.)</w:t>
+      </w:r>
+    </w:p>
+    <w:bookmarkStart w:id="9" w:name="abstract"/>
+    <w:p>
+      <w:pPr>
+        <w:pStyle w:val="Heading1"/>
       </w:pPr>
       <w:r>
         <w:t xml:space="preserve">Abstract</w:t>
@@ -46,7 +94,7 @@
     </w:p>
     <w:p>
       <w:pPr>
-        <w:pStyle w:val="Abstract"/>
+        <w:pStyle w:val="FirstParagraph"/>
       </w:pPr>
       <w:r>
         <w:t xml:space="preserve">ATAC-seq footprinting enables near-base-resolution inference of</w:t>
@@ -213,7 +261,7 @@
     </w:p>
     <w:p>
       <w:pPr>
-        <w:pStyle w:val="FirstParagraph"/>
+        <w:pStyle w:val="BodyText"/>
       </w:pPr>
       <w:r>
         <w:rPr>
@@ -241,7 +289,8 @@
         <w:t xml:space="preserve">replicate-aware reporting; reproducibility; command-line bioinformatics</w:t>
       </w:r>
     </w:p>
-    <w:bookmarkStart w:id="9" w:name="introduction"/>
+    <w:bookmarkEnd w:id="9"/>
+    <w:bookmarkStart w:id="10" w:name="introduction"/>
     <w:p>
       <w:pPr>
         <w:pStyle w:val="Heading1"/>
@@ -662,35 +711,23 @@
         <w:t xml:space="preserve"> </w:t>
       </w:r>
       <w:r>
-        <w:t xml:space="preserve">position the package as an accessible extension of established ATAC-seq</w:t>
-      </w:r>
-      <w:r>
-        <w:t xml:space="preserve"> </w:t>
-      </w:r>
-      <w:r>
-        <w:t xml:space="preserve">footprinting practice: it does not replace specialized single-cell,</w:t>
-      </w:r>
-      <w:r>
-        <w:t xml:space="preserve"> </w:t>
-      </w:r>
-      <w:r>
-        <w:t xml:space="preserve">deep-learning, or motif-discovery tools, but connects common TF-footprinting</w:t>
-      </w:r>
-      <w:r>
-        <w:t xml:space="preserve"> </w:t>
-      </w:r>
-      <w:r>
-        <w:t xml:space="preserve">tasks into one auditable workflow that can be run from the command line, saved</w:t>
-      </w:r>
-      <w:r>
-        <w:t xml:space="preserve"> </w:t>
-      </w:r>
-      <w:r>
-        <w:t xml:space="preserve">YAML files, or the GUI.</w:t>
-      </w:r>
-    </w:p>
-    <w:bookmarkEnd w:id="9"/>
-    <w:bookmarkStart w:id="17" w:name="materials-and-methods"/>
+        <w:t xml:space="preserve">focus on practical improvements to established ATAC-seq footprinting: connecting</w:t>
+      </w:r>
+      <w:r>
+        <w:t xml:space="preserve"> </w:t>
+      </w:r>
+      <w:r>
+        <w:t xml:space="preserve">common TF-footprinting tasks into one auditable analysis that can be run from the</w:t>
+      </w:r>
+      <w:r>
+        <w:t xml:space="preserve"> </w:t>
+      </w:r>
+      <w:r>
+        <w:t xml:space="preserve">command line, saved YAML files, or the GUI.</w:t>
+      </w:r>
+    </w:p>
+    <w:bookmarkEnd w:id="10"/>
+    <w:bookmarkStart w:id="18" w:name="materials-and-methods"/>
     <w:p>
       <w:pPr>
         <w:pStyle w:val="Heading1"/>
@@ -699,7 +736,7 @@
         <w:t xml:space="preserve">Materials and Methods</w:t>
       </w:r>
     </w:p>
-    <w:bookmarkStart w:id="10" w:name="package-architecture-and-core-workflows"/>
+    <w:bookmarkStart w:id="11" w:name="package-architecture-and-core-workflows"/>
     <w:p>
       <w:pPr>
         <w:pStyle w:val="Heading2"/>
@@ -722,43 +759,49 @@
         <w:t xml:space="preserve"> </w:t>
       </w:r>
       <w:r>
-        <w:t xml:space="preserve">implements performance-critical signal operations with</w:t>
-      </w:r>
-      <w:r>
-        <w:t xml:space="preserve"> </w:t>
-      </w:r>
-      <w:r>
-        <w:t xml:space="preserve">Cython-backed routines. The main analysis steps are Tn5 sequence-bias correction,</w:t>
-      </w:r>
-      <w:r>
-        <w:t xml:space="preserve"> </w:t>
-      </w:r>
-      <w:r>
-        <w:t xml:space="preserve">footprint scoring over corrected signal, motif-anchored differential analysis,</w:t>
-      </w:r>
-      <w:r>
-        <w:t xml:space="preserve"> </w:t>
-      </w:r>
-      <w:r>
-        <w:t xml:space="preserve">and aggregate visualization around TFBS or region sets. These steps share region,</w:t>
-      </w:r>
-      <w:r>
-        <w:t xml:space="preserve"> </w:t>
-      </w:r>
-      <w:r>
-        <w:t xml:space="preserve">signal, motif, and sample-label conventions, so outputs from one command can be</w:t>
-      </w:r>
-      <w:r>
-        <w:t xml:space="preserve"> </w:t>
-      </w:r>
-      <w:r>
-        <w:t xml:space="preserve">used directly by the next. YAML configuration files provide a reproducible way to</w:t>
-      </w:r>
-      <w:r>
-        <w:t xml:space="preserve"> </w:t>
-      </w:r>
-      <w:r>
-        <w:t xml:space="preserve">save and rerun the same analysis without changing the underlying methods.</w:t>
+        <w:t xml:space="preserve">accelerates the main signal-processing steps used in ATAC-seq</w:t>
+      </w:r>
+      <w:r>
+        <w:t xml:space="preserve"> </w:t>
+      </w:r>
+      <w:r>
+        <w:t xml:space="preserve">footprinting. The core analysis includes Tn5 sequence-bias correction, footprint</w:t>
+      </w:r>
+      <w:r>
+        <w:t xml:space="preserve"> </w:t>
+      </w:r>
+      <w:r>
+        <w:t xml:space="preserve">scoring over corrected signal, motif-anchored differential analysis, and</w:t>
+      </w:r>
+      <w:r>
+        <w:t xml:space="preserve"> </w:t>
+      </w:r>
+      <w:r>
+        <w:t xml:space="preserve">aggregate visualization around TFBS or region sets. These steps use shared</w:t>
+      </w:r>
+      <w:r>
+        <w:t xml:space="preserve"> </w:t>
+      </w:r>
+      <w:r>
+        <w:t xml:space="preserve">region, signal, motif, and sample-label conventions, so the output of one step</w:t>
+      </w:r>
+      <w:r>
+        <w:t xml:space="preserve"> </w:t>
+      </w:r>
+      <w:r>
+        <w:t xml:space="preserve">can be used directly by the next. YAML configuration files provide a</w:t>
+      </w:r>
+      <w:r>
+        <w:t xml:space="preserve"> </w:t>
+      </w:r>
+      <w:r>
+        <w:t xml:space="preserve">reproducible way to save and rerun the same analysis without changing the</w:t>
+      </w:r>
+      <w:r>
+        <w:t xml:space="preserve"> </w:t>
+      </w:r>
+      <w:r>
+        <w:t xml:space="preserve">underlying methods.</w:t>
       </w:r>
     </w:p>
     <w:p>
@@ -811,22 +854,13 @@
         <w:t xml:space="preserve"> </w:t>
       </w:r>
       <w:r>
-        <w:rPr>
-          <w:rStyle w:val="VerbatimChar"/>
-        </w:rPr>
-        <w:t xml:space="preserve">fp-tools</w:t>
-      </w:r>
-      <w:r>
-        <w:t xml:space="preserve"> </w:t>
-      </w:r>
-      <w:r>
-        <w:t xml:space="preserve">adds consistent command names, manifests, reusable</w:t>
-      </w:r>
-      <w:r>
-        <w:t xml:space="preserve"> </w:t>
-      </w:r>
-      <w:r>
-        <w:t xml:space="preserve">configuration, replicate summaries, and report generation around that signal.</w:t>
+        <w:t xml:space="preserve">The package keeps this signal definition while recording sample labels, input</w:t>
+      </w:r>
+      <w:r>
+        <w:t xml:space="preserve"> </w:t>
+      </w:r>
+      <w:r>
+        <w:t xml:space="preserve">manifests, reusable configuration, replicate summaries, and report outputs.</w:t>
       </w:r>
       <w:r>
         <w:t xml:space="preserve"> </w:t>
@@ -1205,8 +1239,8 @@
         <w:t xml:space="preserve">putative bound site and more cuts in nearby accessible flanks.</w:t>
       </w:r>
     </w:p>
-    <w:bookmarkEnd w:id="10"/>
-    <w:bookmarkStart w:id="11" w:name="de-novo-motif-discovery-preparation"/>
+    <w:bookmarkEnd w:id="11"/>
+    <w:bookmarkStart w:id="12" w:name="de-novo-motif-discovery-preparation"/>
     <w:p>
       <w:pPr>
         <w:pStyle w:val="Heading2"/>
@@ -1226,7 +1260,7 @@
         <w:t xml:space="preserve"> </w:t>
       </w:r>
       <w:r>
-        <w:t xml:space="preserve">which may be produced by footprint calling or supplied by the user. For each</w:t>
+        <w:t xml:space="preserve">which may be produced by footprint calling or provided as input. For each</w:t>
       </w:r>
       <w:r>
         <w:t xml:space="preserve"> </w:t>
@@ -1464,25 +1498,13 @@
         <w:t xml:space="preserve"> </w:t>
       </w:r>
       <w:r>
-        <w:t xml:space="preserve">The same entry point can be used in two modes. In de novo-only mode, discovered</w:t>
-      </w:r>
-      <w:r>
-        <w:t xml:space="preserve"> </w:t>
-      </w:r>
-      <w:r>
-        <w:t xml:space="preserve">motifs are reported as an independent motif set. In database-plus-de-novo mode,</w:t>
-      </w:r>
-      <w:r>
-        <w:t xml:space="preserve"> </w:t>
-      </w:r>
-      <w:r>
-        <w:t xml:space="preserve">discovered motifs are matched to a known database such as JASPAR</w:t>
-      </w:r>
-      <w:r>
-        <w:t xml:space="preserve"> </w:t>
-      </w:r>
-      <w:r>
-        <w:t xml:space="preserve">2026 </w:t>
+        <w:t xml:space="preserve">Discovered motifs can be analyzed as an independent motif set or matched to a</w:t>
+      </w:r>
+      <w:r>
+        <w:t xml:space="preserve"> </w:t>
+      </w:r>
+      <w:r>
+        <w:t xml:space="preserve">known database such as JASPAR 2026 </w:t>
       </w:r>
       <w:r>
         <w:t xml:space="preserve">(14)</w:t>
@@ -1491,34 +1513,13 @@
         <w:t xml:space="preserve"> </w:t>
       </w:r>
       <w:r>
-        <w:t xml:space="preserve">and can be appended to the known motif set for downstream</w:t>
-      </w:r>
-      <w:r>
-        <w:t xml:space="preserve"> </w:t>
-      </w:r>
-      <w:r>
-        <w:t xml:space="preserve">differential footprint analysis. Compared with the standard TOBIAS path, which</w:t>
-      </w:r>
-      <w:r>
-        <w:t xml:space="preserve"> </w:t>
-      </w:r>
-      <w:r>
-        <w:t xml:space="preserve">expects a supplied motif collection for scanning,</w:t>
-      </w:r>
-      <w:r>
-        <w:t xml:space="preserve"> </w:t>
-      </w:r>
-      <w:r>
-        <w:rPr>
-          <w:rStyle w:val="VerbatimChar"/>
-        </w:rPr>
-        <w:t xml:space="preserve">fp-tools</w:t>
-      </w:r>
-      <w:r>
-        <w:t xml:space="preserve"> </w:t>
-      </w:r>
-      <w:r>
-        <w:t xml:space="preserve">makes</w:t>
+        <w:t xml:space="preserve">and appended to the known</w:t>
+      </w:r>
+      <w:r>
+        <w:t xml:space="preserve"> </w:t>
+      </w:r>
+      <w:r>
+        <w:t xml:space="preserve">motif set for downstream differential footprint analysis. In this design,</w:t>
       </w:r>
       <w:r>
         <w:t xml:space="preserve"> </w:t>
@@ -1530,11 +1531,11 @@
         <w:t xml:space="preserve"> </w:t>
       </w:r>
       <w:r>
-        <w:t xml:space="preserve">augmentation part of the recorded analysis.</w:t>
-      </w:r>
-    </w:p>
-    <w:bookmarkEnd w:id="11"/>
-    <w:bookmarkStart w:id="12" w:name="pseudobulk-fragment-aggregation"/>
+        <w:t xml:space="preserve">augmentation become part of the recorded footprint analysis.</w:t>
+      </w:r>
+    </w:p>
+    <w:bookmarkEnd w:id="12"/>
+    <w:bookmarkStart w:id="13" w:name="pseudobulk-fragment-aggregation"/>
     <w:p>
       <w:pPr>
         <w:pStyle w:val="Heading2"/>
@@ -1795,7 +1796,7 @@
         <w:t xml:space="preserve"> </w:t>
       </w:r>
       <w:r>
-        <w:t xml:space="preserve">Groups that pass user-defined cell-count and fragment-count filters are written as</w:t>
+        <w:t xml:space="preserve">Groups that pass specified cell-count and fragment-count filters are written as</w:t>
       </w:r>
       <w:r>
         <w:t xml:space="preserve"> </w:t>
@@ -2015,37 +2016,25 @@
         <w:t xml:space="preserve"> </w:t>
       </w:r>
       <w:r>
-        <w:t xml:space="preserve">tracks can be used directly for motif-centered aggregate plots, matching the bulk</w:t>
-      </w:r>
-      <w:r>
-        <w:t xml:space="preserve"> </w:t>
-      </w:r>
-      <w:r>
-        <w:t xml:space="preserve">ATAC-seq analysis path. Users can therefore apply bulk-style footprinting to</w:t>
-      </w:r>
-      <w:r>
-        <w:t xml:space="preserve"> </w:t>
-      </w:r>
-      <w:r>
-        <w:t xml:space="preserve">grouped single-cell data without manually constructing every pseudobulk sample.</w:t>
-      </w:r>
-      <w:r>
-        <w:t xml:space="preserve"> </w:t>
-      </w:r>
-      <w:r>
-        <w:t xml:space="preserve">When requested, the full route writes pseudo-paired BAMs from grouped fragments</w:t>
-      </w:r>
-      <w:r>
-        <w:t xml:space="preserve"> </w:t>
-      </w:r>
-      <w:r>
-        <w:t xml:space="preserve">and then runs correction, scoring, motif-aware comparison, and plotting with the</w:t>
-      </w:r>
-      <w:r>
-        <w:t xml:space="preserve"> </w:t>
-      </w:r>
-      <w:r>
-        <w:t xml:space="preserve">same conventions used for bulk ATAC-seq.</w:t>
+        <w:t xml:space="preserve">tracks support motif-centered aggregate profiles matched to the bulk ATAC-seq</w:t>
+      </w:r>
+      <w:r>
+        <w:t xml:space="preserve"> </w:t>
+      </w:r>
+      <w:r>
+        <w:t xml:space="preserve">analysis path. The full pseudobulk route writes pseudo-paired BAMs from grouped</w:t>
+      </w:r>
+      <w:r>
+        <w:t xml:space="preserve"> </w:t>
+      </w:r>
+      <w:r>
+        <w:t xml:space="preserve">fragments and then runs correction, scoring, motif-aware comparison, and plotting</w:t>
+      </w:r>
+      <w:r>
+        <w:t xml:space="preserve"> </w:t>
+      </w:r>
+      <w:r>
+        <w:t xml:space="preserve">with the same conventions used for bulk ATAC-seq.</w:t>
       </w:r>
     </w:p>
     <w:p>
@@ -2136,23 +2125,23 @@
         <w:t xml:space="preserve"> </w:t>
       </w:r>
       <w:r>
-        <w:t xml:space="preserve">KNN-smoothed values are visualization scores; formal corrected footprint</w:t>
-      </w:r>
-      <w:r>
-        <w:t xml:space="preserve"> </w:t>
-      </w:r>
-      <w:r>
-        <w:t xml:space="preserve">inference remains based on grouped pseudobulk ATAC correction and footprint</w:t>
-      </w:r>
-      <w:r>
-        <w:t xml:space="preserve"> </w:t>
-      </w:r>
-      <w:r>
-        <w:t xml:space="preserve">scoring.</w:t>
-      </w:r>
-    </w:p>
-    <w:bookmarkEnd w:id="12"/>
-    <w:bookmarkStart w:id="13" w:name="sec:replicate"/>
+        <w:t xml:space="preserve">KNN-smoothed signatures summarize local, motif-centered cut-site patterns across</w:t>
+      </w:r>
+      <w:r>
+        <w:t xml:space="preserve"> </w:t>
+      </w:r>
+      <w:r>
+        <w:t xml:space="preserve">neighboring cells, while full ATAC-corrected footprint tracks are computed from</w:t>
+      </w:r>
+      <w:r>
+        <w:t xml:space="preserve"> </w:t>
+      </w:r>
+      <w:r>
+        <w:t xml:space="preserve">the grouped pseudobulk profiles.</w:t>
+      </w:r>
+    </w:p>
+    <w:bookmarkEnd w:id="13"/>
+    <w:bookmarkStart w:id="14" w:name="sec:replicate"/>
     <w:p>
       <w:pPr>
         <w:pStyle w:val="Heading2"/>
@@ -2184,7 +2173,7 @@
         <w:t xml:space="preserve"> </w:t>
       </w:r>
       <w:r>
-        <w:t xml:space="preserve">summaries, optional quantile normalization, and two complementary testing views.</w:t>
+        <w:t xml:space="preserve">summaries, and replicate-aware testing.</w:t>
       </w:r>
       <w:r>
         <w:t xml:space="preserve"> </w:t>
@@ -2302,7 +2291,7 @@
         <w:pStyle w:val="BodyText"/>
       </w:pPr>
       <w:r>
-        <w:t xml:space="preserve">The default distribution-comparison view is used directly by</w:t>
+        <w:t xml:space="preserve">For one-sample versus one-sample contrasts,</w:t>
       </w:r>
       <w:r>
         <w:t xml:space="preserve"> </w:t>
@@ -2314,156 +2303,34 @@
         <w:t xml:space="preserve">diff-footprints</w:t>
       </w:r>
       <w:r>
-        <w:t xml:space="preserve">. It supports either one sample per group or multiple</w:t>
-      </w:r>
-      <w:r>
-        <w:t xml:space="preserve"> </w:t>
-      </w:r>
-      <w:r>
-        <w:t xml:space="preserve">samples per group. When repeated condition names are supplied, replicate scores</w:t>
-      </w:r>
-      <w:r>
-        <w:t xml:space="preserve"> </w:t>
-      </w:r>
-      <w:r>
-        <w:t xml:space="preserve">are summarized into condition-level means and SDs before motif-level comparisons</w:t>
-      </w:r>
-      <w:r>
-        <w:t xml:space="preserve"> </w:t>
-      </w:r>
-      <w:r>
-        <w:t xml:space="preserve">are reported; when only one sample is present per group, the same motif and</w:t>
-      </w:r>
-      <w:r>
-        <w:t xml:space="preserve"> </w:t>
-      </w:r>
-      <w:r>
-        <w:t xml:space="preserve">background-distribution comparison is still available, but replicate-derived SD</w:t>
-      </w:r>
-      <w:r>
-        <w:t xml:space="preserve"> </w:t>
-      </w:r>
-      <w:r>
-        <w:t xml:space="preserve">and SE summaries are not interpreted as replicate uncertainty. A second</w:t>
-      </w:r>
-      <w:r>
-        <w:t xml:space="preserve"> </w:t>
-      </w:r>
-      <w:r>
-        <w:t xml:space="preserve">empirical-Bayes replicate-matrix view is available when per-replicate motif-score</w:t>
-      </w:r>
-      <w:r>
-        <w:t xml:space="preserve"> </w:t>
-      </w:r>
-      <w:r>
-        <w:t xml:space="preserve">matrices are built for a comparison. This view is limma-like rather than a direct</w:t>
-      </w:r>
-      <w:r>
-        <w:t xml:space="preserve"> </w:t>
-      </w:r>
-      <w:r>
-        <w:t xml:space="preserve">dependency on the R</w:t>
-      </w:r>
-      <w:r>
-        <w:t xml:space="preserve"> </w:t>
-      </w:r>
-      <w:r>
-        <w:rPr>
-          <w:rStyle w:val="VerbatimChar"/>
-        </w:rPr>
-        <w:t xml:space="preserve">limma</w:t>
-      </w:r>
-      <w:r>
-        <w:t xml:space="preserve"> </w:t>
-      </w:r>
-      <w:r>
-        <w:t xml:space="preserve">package: motif scores are transformed as</w:t>
-      </w:r>
-      <w:r>
-        <w:t xml:space="preserve"> </w:t>
-      </w:r>
-      <m:oMath>
-        <m:sSub>
-          <m:e>
-            <m:r>
-              <m:rPr>
-                <m:sty m:val="p"/>
-              </m:rPr>
-              <m:t>log</m:t>
-            </m:r>
-          </m:e>
-          <m:sub>
-            <m:r>
-              <m:t>2</m:t>
-            </m:r>
-          </m:sub>
-        </m:sSub>
-        <m:r>
-          <m:rPr>
-            <m:sty m:val="p"/>
-          </m:rPr>
-          <m:t>(</m:t>
-        </m:r>
-        <m:r>
-          <m:t>1000</m:t>
-        </m:r>
-        <m:r>
-          <m:t>x</m:t>
-        </m:r>
-        <m:r>
-          <m:rPr>
-            <m:sty m:val="p"/>
-          </m:rPr>
-          <m:t>+</m:t>
-        </m:r>
-        <m:r>
-          <m:t>1</m:t>
-        </m:r>
-        <m:r>
-          <m:rPr>
-            <m:sty m:val="p"/>
-          </m:rPr>
-          <m:t>)</m:t>
-        </m:r>
-      </m:oMath>
-      <w:r>
-        <w:t xml:space="preserve">, condition effects are estimated from replicate groups, and</w:t>
-      </w:r>
-      <w:r>
-        <w:t xml:space="preserve"> </w:t>
-      </w:r>
-      <w:r>
-        <w:t xml:space="preserve">the per-motif pooled variance is moderated toward the median variance across</w:t>
-      </w:r>
-      <w:r>
-        <w:t xml:space="preserve"> </w:t>
-      </w:r>
-      <w:r>
-        <w:t xml:space="preserve">motifs before computing a moderated t-statistic and Benjamini–Hochberg-adjusted</w:t>
-      </w:r>
-      <w:r>
-        <w:t xml:space="preserve"> </w:t>
-      </w:r>
-      <w:r>
-        <w:t xml:space="preserve">q-values. This empirical-Bayes view is used as a replicate-aware audit and</w:t>
-      </w:r>
-      <w:r>
-        <w:t xml:space="preserve"> </w:t>
-      </w:r>
-      <w:r>
-        <w:t xml:space="preserve">alternative reporting view for replicate-supported comparisons, while the native</w:t>
-      </w:r>
-      <w:r>
-        <w:t xml:space="preserve"> </w:t>
-      </w:r>
-      <w:r>
-        <w:t xml:space="preserve">distribution-comparison columns are preserved for traceability.</w:t>
-      </w:r>
-      <w:r>
-        <w:t xml:space="preserve"> </w:t>
-      </w:r>
-      <w:r>
-        <w:t xml:space="preserve">Relative to a conventional TOBIAS-style two-condition report,</w:t>
+        <w:t xml:space="preserve"> </w:t>
+      </w:r>
+      <w:r>
+        <w:t xml:space="preserve">uses a</w:t>
+      </w:r>
+      <w:r>
+        <w:t xml:space="preserve"> </w:t>
+      </w:r>
+      <w:r>
+        <w:t xml:space="preserve">motif-site versus background-distribution comparison. Candidate sites are grouped</w:t>
+      </w:r>
+      <w:r>
+        <w:t xml:space="preserve"> </w:t>
+      </w:r>
+      <w:r>
+        <w:t xml:space="preserve">by motif, motif-site changes are compared with matched background changes, and</w:t>
+      </w:r>
+      <w:r>
+        <w:t xml:space="preserve"> </w:t>
+      </w:r>
+      <w:r>
+        <w:t xml:space="preserve">p-values are adjusted across motifs within each contrast. When multiple samples</w:t>
+      </w:r>
+      <w:r>
+        <w:t xml:space="preserve"> </w:t>
+      </w:r>
+      <w:r>
+        <w:t xml:space="preserve">are available in a condition,</w:t>
       </w:r>
       <w:r>
         <w:t xml:space="preserve"> </w:t>
@@ -2478,13 +2345,55 @@
         <w:t xml:space="preserve"> </w:t>
       </w:r>
       <w:r>
-        <w:t xml:space="preserve">makes replicate labels, single-sample comparisons, replicate-supported summaries,</w:t>
-      </w:r>
-      <w:r>
-        <w:t xml:space="preserve"> </w:t>
-      </w:r>
-      <w:r>
-        <w:t xml:space="preserve">and display-priority flags explicit in the exported tables.</w:t>
+        <w:t xml:space="preserve">additionally aggregates motif</w:t>
+      </w:r>
+      <w:r>
+        <w:t xml:space="preserve"> </w:t>
+      </w:r>
+      <w:r>
+        <w:t xml:space="preserve">scores per sample and applies empirical-Bayes variance moderation across motifs,</w:t>
+      </w:r>
+      <w:r>
+        <w:t xml:space="preserve"> </w:t>
+      </w:r>
+      <w:r>
+        <w:t xml:space="preserve">following the moderated testing framework of Smyth </w:t>
+      </w:r>
+      <w:r>
+        <w:t xml:space="preserve">(16)</w:t>
+      </w:r>
+      <w:r>
+        <w:t xml:space="preserve">. The</w:t>
+      </w:r>
+      <w:r>
+        <w:t xml:space="preserve"> </w:t>
+      </w:r>
+      <w:r>
+        <w:t xml:space="preserve">replicate-supported table reports condition means, replicate counts, condition</w:t>
+      </w:r>
+      <w:r>
+        <w:t xml:space="preserve"> </w:t>
+      </w:r>
+      <w:r>
+        <w:t xml:space="preserve">SDs and SEs, moderated test statistics, and Benjamini–Hochberg-adjusted</w:t>
+      </w:r>
+      <w:r>
+        <w:t xml:space="preserve"> </w:t>
+      </w:r>
+      <w:r>
+        <w:t xml:space="preserve">q-values. This separates single-sample distributional comparisons from</w:t>
+      </w:r>
+      <w:r>
+        <w:t xml:space="preserve"> </w:t>
+      </w:r>
+      <w:r>
+        <w:t xml:space="preserve">replicate-supported inference while keeping both outputs in the same</w:t>
+      </w:r>
+      <w:r>
+        <w:t xml:space="preserve"> </w:t>
+      </w:r>
+      <w:r>
+        <w:t xml:space="preserve">differential-footprint report.</w:t>
       </w:r>
     </w:p>
     <w:p>
@@ -4631,8 +4540,8 @@
         <w:t xml:space="preserve">and standard-error summaries.</w:t>
       </w:r>
     </w:p>
-    <w:bookmarkEnd w:id="13"/>
-    <w:bookmarkStart w:id="14" w:name="sec:processing_provenance"/>
+    <w:bookmarkEnd w:id="14"/>
+    <w:bookmarkStart w:id="15" w:name="sec:processing_provenance"/>
     <w:p>
       <w:pPr>
         <w:pStyle w:val="Heading2"/>
@@ -4673,19 +4582,19 @@
         <w:t xml:space="preserve">Reads were trimmed with fastp </w:t>
       </w:r>
       <w:r>
-        <w:t xml:space="preserve">(16)</w:t>
+        <w:t xml:space="preserve">(17)</w:t>
       </w:r>
       <w:r>
         <w:t xml:space="preserve">, aligned with Bowtie2 </w:t>
       </w:r>
       <w:r>
-        <w:t xml:space="preserve">(17)</w:t>
+        <w:t xml:space="preserve">(18)</w:t>
       </w:r>
       <w:r>
         <w:t xml:space="preserve">, processed with SAMtools </w:t>
       </w:r>
       <w:r>
-        <w:t xml:space="preserve">(18)</w:t>
+        <w:t xml:space="preserve">(19)</w:t>
       </w:r>
       <w:r>
         <w:t xml:space="preserve"> </w:t>
@@ -4694,19 +4603,19 @@
         <w:t xml:space="preserve">and BEDTools </w:t>
       </w:r>
       <w:r>
-        <w:t xml:space="preserve">(19)</w:t>
+        <w:t xml:space="preserve">(20)</w:t>
       </w:r>
       <w:r>
         <w:t xml:space="preserve">, and peaks were called with MACS3 using the MACS model-based peak-calling framework </w:t>
       </w:r>
       <w:r>
-        <w:t xml:space="preserve">(20)</w:t>
+        <w:t xml:space="preserve">(21)</w:t>
       </w:r>
       <w:r>
         <w:t xml:space="preserve">. Problematic genomic regions were filtered using the ENCODE blacklist </w:t>
       </w:r>
       <w:r>
-        <w:t xml:space="preserve">(21)</w:t>
+        <w:t xml:space="preserve">(22)</w:t>
       </w:r>
       <w:r>
         <w:t xml:space="preserve">. Replicate peaks were merged into a common peak universe, bias-corrected, footprint-called,</w:t>
@@ -4794,8 +4703,8 @@
         <w:t xml:space="preserve">.</w:t>
       </w:r>
     </w:p>
-    <w:bookmarkEnd w:id="14"/>
-    <w:bookmarkStart w:id="15" w:name="public-data-evaluation-tiers-and-metrics"/>
+    <w:bookmarkEnd w:id="15"/>
+    <w:bookmarkStart w:id="16" w:name="public-data-evaluation-tiers-and-metrics"/>
     <w:p>
       <w:pPr>
         <w:pStyle w:val="Heading2"/>
@@ -4830,7 +4739,7 @@
         <w:t xml:space="preserve">download scripts query public repositories such as ENCODE </w:t>
       </w:r>
       <w:r>
-        <w:t xml:space="preserve">(22)</w:t>
+        <w:t xml:space="preserve">(23)</w:t>
       </w:r>
       <w:r>
         <w:t xml:space="preserve"> </w:t>
@@ -4877,7 +4786,7 @@
         <w:t xml:space="preserve">method assessment </w:t>
       </w:r>
       <w:r>
-        <w:t xml:space="preserve">(23,24)</w:t>
+        <w:t xml:space="preserve">(24,25)</w:t>
       </w:r>
       <w:r>
         <w:t xml:space="preserve">,</w:t>
@@ -5040,8 +4949,8 @@
         <w:br/>
       </w:r>
     </w:p>
-    <w:bookmarkEnd w:id="15"/>
-    <w:bookmarkStart w:id="16" w:name="reproducibility-engineering"/>
+    <w:bookmarkEnd w:id="16"/>
+    <w:bookmarkStart w:id="17" w:name="reproducibility-engineering"/>
     <w:p>
       <w:pPr>
         <w:pStyle w:val="Heading2"/>
@@ -5118,7 +5027,7 @@
         <w:t xml:space="preserve">bioinformatics environment practices </w:t>
       </w:r>
       <w:r>
-        <w:t xml:space="preserve">(25–27)</w:t>
+        <w:t xml:space="preserve">(26–28)</w:t>
       </w:r>
       <w:r>
         <w:t xml:space="preserve">.</w:t>
@@ -5160,9 +5069,9 @@
         <w:t xml:space="preserve">figure files are retained for auditability.</w:t>
       </w:r>
     </w:p>
-    <w:bookmarkEnd w:id="16"/>
     <w:bookmarkEnd w:id="17"/>
-    <w:bookmarkStart w:id="55" w:name="results"/>
+    <w:bookmarkEnd w:id="18"/>
+    <w:bookmarkStart w:id="56" w:name="results"/>
     <w:p>
       <w:pPr>
         <w:pStyle w:val="Heading1"/>
@@ -5206,7 +5115,7 @@
         <w:t xml:space="preserve">examples.</w:t>
       </w:r>
     </w:p>
-    <w:bookmarkStart w:id="23" w:name="X1d12b030c0e011596b18f05c9592026058c5dde"/>
+    <w:bookmarkStart w:id="24" w:name="X1d12b030c0e011596b18f05c9592026058c5dde"/>
     <w:p>
       <w:pPr>
         <w:pStyle w:val="Heading2"/>
@@ -5279,7 +5188,7 @@
         <w:t xml:space="preserve">).</w:t>
       </w:r>
     </w:p>
-    <w:bookmarkStart w:id="22" w:name="fig:workflow_overview"/>
+    <w:bookmarkStart w:id="23" w:name="fig:workflow_overview"/>
     <w:p>
       <w:pPr>
         <w:pStyle w:val="CaptionedFigure"/>
@@ -5289,18 +5198,18 @@
           <wp:inline>
             <wp:extent cx="4699000" cy="5143500"/>
             <wp:effectExtent b="0" l="0" r="0" t="0"/>
-            <wp:docPr descr="" title="" id="19" name="Picture"/>
+            <wp:docPr descr="" title="" id="20" name="Picture"/>
             <a:graphic>
               <a:graphicData uri="http://schemas.openxmlformats.org/drawingml/2006/picture">
                 <pic:pic>
                   <pic:nvPicPr>
-                    <pic:cNvPr descr="figures/Fig1.pdf" id="20" name="Picture"/>
+                    <pic:cNvPr descr="figures/Fig1.pdf" id="21" name="Picture"/>
                     <pic:cNvPicPr>
                       <a:picLocks noChangeArrowheads="1" noChangeAspect="1"/>
                     </pic:cNvPicPr>
                   </pic:nvPicPr>
                   <pic:blipFill>
-                    <a:blip r:embed="rId18"/>
+                    <a:blip r:embed="rId19"/>
                     <a:stretch>
                       <a:fillRect/>
                     </a:stretch>
@@ -5382,12 +5291,12 @@
       <w:r>
         <w:t xml:space="preserve"> </w:t>
       </w:r>
-      <w:bookmarkStart w:id="21" w:name="fig:workflow_overview"/>
-      <w:bookmarkEnd w:id="21"/>
-    </w:p>
-    <w:bookmarkEnd w:id="22"/>
+      <w:bookmarkStart w:id="22" w:name="fig:workflow_overview"/>
+      <w:bookmarkEnd w:id="22"/>
+    </w:p>
     <w:bookmarkEnd w:id="23"/>
-    <w:bookmarkStart w:id="24" w:name="interactive-interfaces-and-report-review"/>
+    <w:bookmarkEnd w:id="24"/>
+    <w:bookmarkStart w:id="25" w:name="interactive-interfaces-and-report-review"/>
     <w:p>
       <w:pPr>
         <w:pStyle w:val="Heading2"/>
@@ -5472,8 +5381,8 @@
         <w:t xml:space="preserve">aggregate profiles, and SVG export for publication-ready editing.</w:t>
       </w:r>
     </w:p>
-    <w:bookmarkEnd w:id="24"/>
-    <w:bookmarkStart w:id="25" w:name="regression-tested-outputs"/>
+    <w:bookmarkEnd w:id="25"/>
+    <w:bookmarkStart w:id="26" w:name="regression-tested-outputs"/>
     <w:p>
       <w:pPr>
         <w:pStyle w:val="Heading2"/>
@@ -5514,8 +5423,8 @@
         <w:t xml:space="preserve">modules to share the same input and output conventions.</w:t>
       </w:r>
     </w:p>
-    <w:bookmarkEnd w:id="25"/>
-    <w:bookmarkStart w:id="36" w:name="Xd39471bb8592f948e8a0bb2eb2de2159bacceab"/>
+    <w:bookmarkEnd w:id="26"/>
+    <w:bookmarkStart w:id="37" w:name="Xd39471bb8592f948e8a0bb2eb2de2159bacceab"/>
     <w:p>
       <w:pPr>
         <w:pStyle w:val="Heading2"/>
@@ -5594,7 +5503,7 @@
         <w:t xml:space="preserve">comparison </w:t>
       </w:r>
       <w:r>
-        <w:t xml:space="preserve">(22)</w:t>
+        <w:t xml:space="preserve">(23)</w:t>
       </w:r>
       <w:r>
         <w:t xml:space="preserve">.</w:t>
@@ -5671,13 +5580,13 @@
         <w:t xml:space="preserve"> </w:t>
       </w:r>
       <w:r>
-        <w:t xml:space="preserve">discovery can cover database-supported footprints, not as a replacement for a</w:t>
-      </w:r>
-      <w:r>
-        <w:t xml:space="preserve"> </w:t>
-      </w:r>
-      <w:r>
-        <w:t xml:space="preserve">curated motif database. In de novo-only mode, recovery was measured as base-pair</w:t>
+        <w:t xml:space="preserve">discovery can cover database-supported footprints and complement a curated motif</w:t>
+      </w:r>
+      <w:r>
+        <w:t xml:space="preserve"> </w:t>
+      </w:r>
+      <w:r>
+        <w:t xml:space="preserve">database. In de novo-only mode, recovery was measured as base-pair</w:t>
       </w:r>
       <w:r>
         <w:t xml:space="preserve"> </w:t>
@@ -5837,7 +5746,7 @@
         <w:t xml:space="preserve">).</w:t>
       </w:r>
     </w:p>
-    <w:bookmarkStart w:id="30" w:name="fig:denovo_validation"/>
+    <w:bookmarkStart w:id="31" w:name="fig:denovo_validation"/>
     <w:p>
       <w:pPr>
         <w:pStyle w:val="CaptionedFigure"/>
@@ -5847,18 +5756,18 @@
           <wp:inline>
             <wp:extent cx="5334000" cy="5519435"/>
             <wp:effectExtent b="0" l="0" r="0" t="0"/>
-            <wp:docPr descr="" title="" id="27" name="Picture"/>
+            <wp:docPr descr="" title="" id="28" name="Picture"/>
             <a:graphic>
               <a:graphicData uri="http://schemas.openxmlformats.org/drawingml/2006/picture">
                 <pic:pic>
                   <pic:nvPicPr>
-                    <pic:cNvPr descr="figures/Fig2.pdf" id="28" name="Picture"/>
+                    <pic:cNvPr descr="figures/Fig2.pdf" id="29" name="Picture"/>
                     <pic:cNvPicPr>
                       <a:picLocks noChangeArrowheads="1" noChangeAspect="1"/>
                     </pic:cNvPicPr>
                   </pic:nvPicPr>
                   <pic:blipFill>
-                    <a:blip r:embed="rId26"/>
+                    <a:blip r:embed="rId27"/>
                     <a:stretch>
                       <a:fillRect/>
                     </a:stretch>
@@ -5961,10 +5870,10 @@
       <w:r>
         <w:t xml:space="preserve"> </w:t>
       </w:r>
-      <w:bookmarkStart w:id="29" w:name="fig:denovo_validation"/>
-      <w:bookmarkEnd w:id="29"/>
-    </w:p>
-    <w:bookmarkEnd w:id="30"/>
+      <w:bookmarkStart w:id="30" w:name="fig:denovo_validation"/>
+      <w:bookmarkEnd w:id="30"/>
+    </w:p>
+    <w:bookmarkEnd w:id="31"/>
     <w:p>
       <w:pPr>
         <w:pStyle w:val="BodyText"/>
@@ -6002,7 +5911,7 @@
         <w:t xml:space="preserve">footprint profiles in one browser-review view.</w:t>
       </w:r>
     </w:p>
-    <w:bookmarkStart w:id="35" w:name="fig:differential_report"/>
+    <w:bookmarkStart w:id="36" w:name="fig:differential_report"/>
     <w:p>
       <w:pPr>
         <w:pStyle w:val="CaptionedFigure"/>
@@ -6012,18 +5921,18 @@
           <wp:inline>
             <wp:extent cx="5334000" cy="7352022"/>
             <wp:effectExtent b="0" l="0" r="0" t="0"/>
-            <wp:docPr descr="" title="" id="32" name="Picture"/>
+            <wp:docPr descr="" title="" id="33" name="Picture"/>
             <a:graphic>
               <a:graphicData uri="http://schemas.openxmlformats.org/drawingml/2006/picture">
                 <pic:pic>
                   <pic:nvPicPr>
-                    <pic:cNvPr descr="figures/Fig3_fullpage.png" id="33" name="Picture"/>
+                    <pic:cNvPr descr="figures/Fig3_fullpage.png" id="34" name="Picture"/>
                     <pic:cNvPicPr>
                       <a:picLocks noChangeArrowheads="1" noChangeAspect="1"/>
                     </pic:cNvPicPr>
                   </pic:nvPicPr>
                   <pic:blipFill>
-                    <a:blip r:embed="rId31"/>
+                    <a:blip r:embed="rId32"/>
                     <a:stretch>
                       <a:fillRect/>
                     </a:stretch>
@@ -6084,12 +5993,12 @@
       <w:r>
         <w:t xml:space="preserve"> </w:t>
       </w:r>
-      <w:bookmarkStart w:id="34" w:name="fig:differential_report"/>
-      <w:bookmarkEnd w:id="34"/>
-    </w:p>
-    <w:bookmarkEnd w:id="35"/>
+      <w:bookmarkStart w:id="35" w:name="fig:differential_report"/>
+      <w:bookmarkEnd w:id="35"/>
+    </w:p>
     <w:bookmarkEnd w:id="36"/>
-    <w:bookmarkStart w:id="37" w:name="X3d87f1cbe3b98d0199f75917ab8b41023e4a8ee"/>
+    <w:bookmarkEnd w:id="37"/>
+    <w:bookmarkStart w:id="38" w:name="X3d87f1cbe3b98d0199f75917ab8b41023e4a8ee"/>
     <w:p>
       <w:pPr>
         <w:pStyle w:val="Heading2"/>
@@ -6141,61 +6050,49 @@
         <w:pStyle w:val="BodyText"/>
       </w:pPr>
       <w:r>
-        <w:t xml:space="preserve">Repeated condition names define biological replicate groups. The output table</w:t>
-      </w:r>
-      <w:r>
-        <w:t xml:space="preserve"> </w:t>
-      </w:r>
-      <w:r>
-        <w:t xml:space="preserve">reports condition means alongside individual replicate profiles, and sample-level</w:t>
-      </w:r>
-      <w:r>
-        <w:t xml:space="preserve"> </w:t>
-      </w:r>
-      <w:r>
-        <w:t xml:space="preserve">quantile normalization applies distribution matching before replicate group</w:t>
-      </w:r>
-      <w:r>
-        <w:t xml:space="preserve"> </w:t>
-      </w:r>
-      <w:r>
-        <w:t xml:space="preserve">averages are compared. The native distribution-comparison view supports both</w:t>
-      </w:r>
-      <w:r>
-        <w:t xml:space="preserve"> </w:t>
-      </w:r>
-      <w:r>
-        <w:t xml:space="preserve">single-sample contrasts and multi-sample groups; replicate groups add condition</w:t>
-      </w:r>
-      <w:r>
-        <w:t xml:space="preserve"> </w:t>
-      </w:r>
-      <w:r>
-        <w:t xml:space="preserve">SD, SE, and replicate-count summaries around the same motif-background</w:t>
-      </w:r>
-      <w:r>
-        <w:t xml:space="preserve"> </w:t>
-      </w:r>
-      <w:r>
-        <w:t xml:space="preserve">comparison. For replicate-supported matrix analyses, the limma-like</w:t>
-      </w:r>
-      <w:r>
-        <w:t xml:space="preserve"> </w:t>
-      </w:r>
-      <w:r>
-        <w:t xml:space="preserve">empirical-Bayes view provides a second report in which per-motif replicate</w:t>
-      </w:r>
-      <w:r>
-        <w:t xml:space="preserve"> </w:t>
-      </w:r>
-      <w:r>
-        <w:t xml:space="preserve">variation is moderated across the motif set before p-values and q-values are</w:t>
-      </w:r>
-      <w:r>
-        <w:t xml:space="preserve"> </w:t>
-      </w:r>
-      <w:r>
-        <w:t xml:space="preserve">assigned.</w:t>
+        <w:t xml:space="preserve">Repeated condition names define biological replicate groups. In one-sample</w:t>
+      </w:r>
+      <w:r>
+        <w:t xml:space="preserve"> </w:t>
+      </w:r>
+      <w:r>
+        <w:t xml:space="preserve">contrasts, the report uses the motif-site versus background-distribution</w:t>
+      </w:r>
+      <w:r>
+        <w:t xml:space="preserve"> </w:t>
+      </w:r>
+      <w:r>
+        <w:t xml:space="preserve">comparison. When multiple samples are available, motif scores are first</w:t>
+      </w:r>
+      <w:r>
+        <w:t xml:space="preserve"> </w:t>
+      </w:r>
+      <w:r>
+        <w:t xml:space="preserve">aggregated per sample and then analyzed with empirical-Bayes variance moderation</w:t>
+      </w:r>
+      <w:r>
+        <w:t xml:space="preserve"> </w:t>
+      </w:r>
+      <w:r>
+        <w:t xml:space="preserve">across motifs </w:t>
+      </w:r>
+      <w:r>
+        <w:t xml:space="preserve">(16)</w:t>
+      </w:r>
+      <w:r>
+        <w:t xml:space="preserve">. The replicate-supported output reports condition</w:t>
+      </w:r>
+      <w:r>
+        <w:t xml:space="preserve"> </w:t>
+      </w:r>
+      <w:r>
+        <w:t xml:space="preserve">means, replicate counts, SD and SE summaries, moderated statistics, and adjusted</w:t>
+      </w:r>
+      <w:r>
+        <w:t xml:space="preserve"> </w:t>
+      </w:r>
+      <w:r>
+        <w:t xml:space="preserve">q-values alongside the original motif-background comparison.</w:t>
       </w:r>
     </w:p>
     <w:p>
@@ -6242,7 +6139,7 @@
         <w:t xml:space="preserve">T-cell differentiation </w:t>
       </w:r>
       <w:r>
-        <w:t xml:space="preserve">(28)</w:t>
+        <w:t xml:space="preserve">(29)</w:t>
       </w:r>
       <w:r>
         <w:t xml:space="preserve">, and ATF7 is included as a strong</w:t>
@@ -6266,7 +6163,7 @@
         <w:t xml:space="preserve">cells </w:t>
       </w:r>
       <w:r>
-        <w:t xml:space="preserve">(29)</w:t>
+        <w:t xml:space="preserve">(30)</w:t>
       </w:r>
       <w:r>
         <w:t xml:space="preserve">, although its aggregate depletion is modest here. We</w:t>
@@ -6290,8 +6187,8 @@
         <w:t xml:space="preserve">indicates stronger footprint-like protection at motif centers.</w:t>
       </w:r>
     </w:p>
-    <w:bookmarkEnd w:id="37"/>
-    <w:bookmarkStart w:id="43" w:name="Xd452c4080251f89b272aa3c0e0877a77f86ceff"/>
+    <w:bookmarkEnd w:id="38"/>
+    <w:bookmarkStart w:id="44" w:name="Xd452c4080251f89b272aa3c0e0877a77f86ceff"/>
     <w:p>
       <w:pPr>
         <w:pStyle w:val="Heading2"/>
@@ -6314,7 +6211,7 @@
         <w:t xml:space="preserve">granulocyte-depleted Multiome dataset </w:t>
       </w:r>
       <w:r>
-        <w:t xml:space="preserve">(30)</w:t>
+        <w:t xml:space="preserve">(31)</w:t>
       </w:r>
       <w:r>
         <w:t xml:space="preserve">. Using the official</w:t>
@@ -6442,7 +6339,13 @@
         <w:t xml:space="preserve"> </w:t>
       </w:r>
       <w:r>
-        <w:t xml:space="preserve">with preparing a pseudobulk input and then running TOBIAS separately,</w:t>
+        <w:t xml:space="preserve">with preparing pseudobulk inputs outside the footprinting analysis and then</w:t>
+      </w:r>
+      <w:r>
+        <w:t xml:space="preserve"> </w:t>
+      </w:r>
+      <w:r>
+        <w:t xml:space="preserve">running TOBIAS,</w:t>
       </w:r>
       <w:r>
         <w:t xml:space="preserve"> </w:t>
@@ -6457,13 +6360,19 @@
         <w:t xml:space="preserve"> </w:t>
       </w:r>
       <w:r>
-        <w:t xml:space="preserve">keeps barcode grouping, pseudobulk QC, correction, footprint</w:t>
-      </w:r>
-      <w:r>
-        <w:t xml:space="preserve"> </w:t>
-      </w:r>
-      <w:r>
-        <w:t xml:space="preserve">scoring, motif-aware comparison, and aggregate plotting in one recorded route.</w:t>
+        <w:t xml:space="preserve">records barcode grouping, pseudobulk QC,</w:t>
+      </w:r>
+      <w:r>
+        <w:t xml:space="preserve"> </w:t>
+      </w:r>
+      <w:r>
+        <w:t xml:space="preserve">correction, footprint scoring, motif-aware comparison, and aggregate plotting in</w:t>
+      </w:r>
+      <w:r>
+        <w:t xml:space="preserve"> </w:t>
+      </w:r>
+      <w:r>
+        <w:t xml:space="preserve">one analysis route.</w:t>
       </w:r>
       <w:r>
         <w:t xml:space="preserve"> </w:t>
@@ -6484,7 +6393,7 @@
         <w:t xml:space="preserve">baselines such as chromVAR </w:t>
       </w:r>
       <w:r>
-        <w:t xml:space="preserve">(31–33)</w:t>
+        <w:t xml:space="preserve">(32–34)</w:t>
       </w:r>
       <w:r>
         <w:t xml:space="preserve">.</w:t>
@@ -6542,7 +6451,7 @@
         <w:t xml:space="preserve">5k PBMC single-cell ATAC dataset </w:t>
       </w:r>
       <w:r>
-        <w:t xml:space="preserve">(34)</w:t>
+        <w:t xml:space="preserve">(35)</w:t>
       </w:r>
       <w:r>
         <w:t xml:space="preserve">. This example used</w:t>
@@ -6575,13 +6484,13 @@
         <w:t xml:space="preserve"> </w:t>
       </w:r>
       <w:r>
-        <w:t xml:space="preserve">plotted value is a KNN-smoothed footprint-signature score, not an independently</w:t>
-      </w:r>
-      <w:r>
-        <w:t xml:space="preserve"> </w:t>
-      </w:r>
-      <w:r>
-        <w:t xml:space="preserve">bias-corrected single-cell footprint call. We summarize these scores as a</w:t>
+        <w:t xml:space="preserve">plotted value is a KNN-smoothed footprint-signature score derived from local</w:t>
+      </w:r>
+      <w:r>
+        <w:t xml:space="preserve"> </w:t>
+      </w:r>
+      <w:r>
+        <w:t xml:space="preserve">motif-centered cut-site profiles. We summarize these scores as a</w:t>
       </w:r>
       <w:r>
         <w:t xml:space="preserve"> </w:t>
@@ -6631,7 +6540,7 @@
         <w:t xml:space="preserve">).</w:t>
       </w:r>
     </w:p>
-    <w:bookmarkStart w:id="42" w:name="fig:single_cell_footprinting"/>
+    <w:bookmarkStart w:id="43" w:name="fig:single_cell_footprinting"/>
     <w:p>
       <w:pPr>
         <w:pStyle w:val="CaptionedFigure"/>
@@ -6641,18 +6550,18 @@
           <wp:inline>
             <wp:extent cx="5334000" cy="6902823"/>
             <wp:effectExtent b="0" l="0" r="0" t="0"/>
-            <wp:docPr descr="" title="" id="39" name="Picture"/>
+            <wp:docPr descr="" title="" id="40" name="Picture"/>
             <a:graphic>
               <a:graphicData uri="http://schemas.openxmlformats.org/drawingml/2006/picture">
                 <pic:pic>
                   <pic:nvPicPr>
-                    <pic:cNvPr descr="figures/Fig4.pdf" id="40" name="Picture"/>
+                    <pic:cNvPr descr="figures/Fig4.pdf" id="41" name="Picture"/>
                     <pic:cNvPicPr>
                       <a:picLocks noChangeArrowheads="1" noChangeAspect="1"/>
                     </pic:cNvPicPr>
                   </pic:nvPicPr>
                   <pic:blipFill>
-                    <a:blip r:embed="rId38"/>
+                    <a:blip r:embed="rId39"/>
                     <a:stretch>
                       <a:fillRect/>
                     </a:stretch>
@@ -6740,17 +6649,17 @@
         <w:t xml:space="preserve"> </w:t>
       </w:r>
       <w:r>
-        <w:t xml:space="preserve">formal corrected footprint inference is performed at the pseudobulk level.</w:t>
-      </w:r>
-      <w:r>
-        <w:t xml:space="preserve"> </w:t>
-      </w:r>
-      <w:bookmarkStart w:id="41" w:name="fig:single_cell_footprinting"/>
-      <w:bookmarkEnd w:id="41"/>
-    </w:p>
-    <w:bookmarkEnd w:id="42"/>
+        <w:t xml:space="preserve">ATAC-corrected footprint tracks are computed from grouped pseudobulk profiles.</w:t>
+      </w:r>
+      <w:r>
+        <w:t xml:space="preserve"> </w:t>
+      </w:r>
+      <w:bookmarkStart w:id="42" w:name="fig:single_cell_footprinting"/>
+      <w:bookmarkEnd w:id="42"/>
+    </w:p>
     <w:bookmarkEnd w:id="43"/>
-    <w:bookmarkStart w:id="54" w:name="evaluation-and-figure-reproducibility"/>
+    <w:bookmarkEnd w:id="44"/>
+    <w:bookmarkStart w:id="55" w:name="evaluation-and-figure-reproducibility"/>
     <w:p>
       <w:pPr>
         <w:pStyle w:val="Heading2"/>
@@ -6860,7 +6769,7 @@
         <w:t xml:space="preserve"> </w:t>
       </w:r>
       <w:r>
-        <w:t xml:space="preserve">inspection accessible to users who do not routinely work at the command line</w:t>
+        <w:t xml:space="preserve">inspection accessible to researchers who do not routinely work at the command line</w:t>
       </w:r>
       <w:r>
         <w:t xml:space="preserve"> </w:t>
@@ -6880,7 +6789,7 @@
         <w:t xml:space="preserve">).</w:t>
       </w:r>
     </w:p>
-    <w:bookmarkStart w:id="48" w:name="fig:engineering"/>
+    <w:bookmarkStart w:id="49" w:name="fig:engineering"/>
     <w:p>
       <w:pPr>
         <w:pStyle w:val="CaptionedFigure"/>
@@ -6890,18 +6799,18 @@
           <wp:inline>
             <wp:extent cx="2667000" cy="807653"/>
             <wp:effectExtent b="0" l="0" r="0" t="0"/>
-            <wp:docPr descr="" title="" id="45" name="Picture"/>
+            <wp:docPr descr="" title="" id="46" name="Picture"/>
             <a:graphic>
               <a:graphicData uri="http://schemas.openxmlformats.org/drawingml/2006/picture">
                 <pic:pic>
                   <pic:nvPicPr>
-                    <pic:cNvPr descr="figures/Fig5.pdf" id="46" name="Picture"/>
+                    <pic:cNvPr descr="figures/Fig5.pdf" id="47" name="Picture"/>
                     <pic:cNvPicPr>
                       <a:picLocks noChangeArrowheads="1" noChangeAspect="1"/>
                     </pic:cNvPicPr>
                   </pic:nvPicPr>
                   <pic:blipFill>
-                    <a:blip r:embed="rId44"/>
+                    <a:blip r:embed="rId45"/>
                     <a:stretch>
                       <a:fillRect/>
                     </a:stretch>
@@ -6997,11 +6906,11 @@
       <w:r>
         <w:t xml:space="preserve"> </w:t>
       </w:r>
-      <w:bookmarkStart w:id="47" w:name="fig:engineering"/>
-      <w:bookmarkEnd w:id="47"/>
-    </w:p>
-    <w:bookmarkEnd w:id="48"/>
-    <w:bookmarkStart w:id="53" w:name="fig:gui_interface"/>
+      <w:bookmarkStart w:id="48" w:name="fig:engineering"/>
+      <w:bookmarkEnd w:id="48"/>
+    </w:p>
+    <w:bookmarkEnd w:id="49"/>
+    <w:bookmarkStart w:id="54" w:name="fig:gui_interface"/>
     <w:p>
       <w:pPr>
         <w:pStyle w:val="CaptionedFigure"/>
@@ -7011,18 +6920,18 @@
           <wp:inline>
             <wp:extent cx="5334000" cy="3227637"/>
             <wp:effectExtent b="0" l="0" r="0" t="0"/>
-            <wp:docPr descr="" title="" id="50" name="Picture"/>
+            <wp:docPr descr="" title="" id="51" name="Picture"/>
             <a:graphic>
               <a:graphicData uri="http://schemas.openxmlformats.org/drawingml/2006/picture">
                 <pic:pic>
                   <pic:nvPicPr>
-                    <pic:cNvPr descr="figures/Fig6.png" id="51" name="Picture"/>
+                    <pic:cNvPr descr="figures/Fig6.png" id="52" name="Picture"/>
                     <pic:cNvPicPr>
                       <a:picLocks noChangeArrowheads="1" noChangeAspect="1"/>
                     </pic:cNvPicPr>
                   </pic:nvPicPr>
                   <pic:blipFill>
-                    <a:blip r:embed="rId49"/>
+                    <a:blip r:embed="rId50"/>
                     <a:stretch>
                       <a:fillRect/>
                     </a:stretch>
@@ -7077,13 +6986,13 @@
       <w:r>
         <w:t xml:space="preserve"> </w:t>
       </w:r>
-      <w:bookmarkStart w:id="52" w:name="fig:gui_interface"/>
-      <w:bookmarkEnd w:id="52"/>
-    </w:p>
-    <w:bookmarkEnd w:id="53"/>
+      <w:bookmarkStart w:id="53" w:name="fig:gui_interface"/>
+      <w:bookmarkEnd w:id="53"/>
+    </w:p>
     <w:bookmarkEnd w:id="54"/>
     <w:bookmarkEnd w:id="55"/>
-    <w:bookmarkStart w:id="58" w:name="discussion"/>
+    <w:bookmarkEnd w:id="56"/>
+    <w:bookmarkStart w:id="59" w:name="discussion"/>
     <w:p>
       <w:pPr>
         <w:pStyle w:val="Heading1"/>
@@ -7200,46 +7109,40 @@
         <w:t xml:space="preserve"> </w:t>
       </w:r>
       <w:r>
-        <w:t xml:space="preserve">does not</w:t>
-      </w:r>
-      <w:r>
-        <w:t xml:space="preserve"> </w:t>
-      </w:r>
-      <w:r>
-        <w:t xml:space="preserve">claim a new Tn5 bias-correction model or a fundamentally different</w:t>
-      </w:r>
-      <w:r>
-        <w:t xml:space="preserve"> </w:t>
-      </w:r>
-      <w:r>
-        <w:t xml:space="preserve">center-versus-flank footprint statistic. The improvement is at the usability and</w:t>
-      </w:r>
-      <w:r>
-        <w:t xml:space="preserve"> </w:t>
-      </w:r>
-      <w:r>
-        <w:t xml:space="preserve">reproducibility layer: faster core operations, consistent modern command names,</w:t>
-      </w:r>
-      <w:r>
-        <w:t xml:space="preserve"> </w:t>
-      </w:r>
-      <w:r>
-        <w:t xml:space="preserve">reusable YAML execution, report and SVG export, explicit replicate-reporting</w:t>
-      </w:r>
-      <w:r>
-        <w:t xml:space="preserve"> </w:t>
-      </w:r>
-      <w:r>
-        <w:t xml:space="preserve">modes, de novo motif-preparation handoff, pseudobulk single-cell aggregation, GUI</w:t>
-      </w:r>
-      <w:r>
-        <w:t xml:space="preserve"> </w:t>
-      </w:r>
-      <w:r>
-        <w:t xml:space="preserve">access, and regression-tested example outputs.</w:t>
-      </w:r>
-    </w:p>
-    <w:bookmarkStart w:id="56" w:name="tab:features"/>
+        <w:t xml:space="preserve">keeps the</w:t>
+      </w:r>
+      <w:r>
+        <w:t xml:space="preserve"> </w:t>
+      </w:r>
+      <w:r>
+        <w:t xml:space="preserve">same interpretable bias-corrected center-versus-flank signal model and improves</w:t>
+      </w:r>
+      <w:r>
+        <w:t xml:space="preserve"> </w:t>
+      </w:r>
+      <w:r>
+        <w:t xml:space="preserve">the surrounding analysis layer: faster core operations, consistent modern command</w:t>
+      </w:r>
+      <w:r>
+        <w:t xml:space="preserve"> </w:t>
+      </w:r>
+      <w:r>
+        <w:t xml:space="preserve">names, reusable YAML execution, report and SVG export, explicit</w:t>
+      </w:r>
+      <w:r>
+        <w:t xml:space="preserve"> </w:t>
+      </w:r>
+      <w:r>
+        <w:t xml:space="preserve">replicate-reporting modes, de novo motif-preparation handoff, pseudobulk</w:t>
+      </w:r>
+      <w:r>
+        <w:t xml:space="preserve"> </w:t>
+      </w:r>
+      <w:r>
+        <w:t xml:space="preserve">single-cell aggregation, GUI access, and regression-tested example outputs.</w:t>
+      </w:r>
+    </w:p>
+    <w:bookmarkStart w:id="57" w:name="tab:features"/>
     <w:p>
       <w:pPr>
         <w:pStyle w:val="TableCaption"/>
@@ -7251,7 +7154,7 @@
         <w:t xml:space="preserve"> </w:t>
       </w:r>
       <w:r>
-        <w:t xml:space="preserve">✓, documented native support;</w:t>
+        <w:t xml:space="preserve">Yes, documented native support;</w:t>
       </w:r>
       <w:r>
         <w:t xml:space="preserve"> </w:t>
@@ -7310,7 +7213,7 @@
         <w:t xml:space="preserve"> </w:t>
       </w:r>
       <w:r>
-        <w:t xml:space="preserve">motif-centered model rather than a claim of superior footprint biology.</w:t>
+        <w:t xml:space="preserve">motif-centered model.</w:t>
       </w:r>
       <w:r>
         <w:t xml:space="preserve"> </w:t>
@@ -7321,7 +7224,7 @@
         <w:tblStyle w:val="Table"/>
         <w:tblW w:type="auto" w:w="0"/>
         <w:tblLook w:firstRow="0" w:lastRow="0" w:firstColumn="0" w:lastColumn="0" w:noHBand="0" w:noVBand="0" w:val="0000"/>
-        <w:tblCaption w:val="Qualitative scope comparison across widely used ATAC-seq regulatory-analysis tools. ✓, documented native support; \circ, partial, indirect, or adjacent support; NA, outside the tool’s primary scope. The table summarizes analysis scope from public documentation and primary publications; it is not a performance benchmark and should be read with the different goals of each tool in mind. TOBIAS is the closest core footprinting comparator; the fp-tools columns emphasize added analysis and usability components around that motif-centered model rather than a claim of superior footprint biology. "/>
+        <w:tblCaption w:val="Qualitative scope comparison across widely used ATAC-seq regulatory-analysis tools. Yes, documented native support; \circ, partial, indirect, or adjacent support; NA, outside the tool’s primary scope. The table summarizes analysis scope from public documentation and primary publications; it is not a performance benchmark and should be read with the different goals of each tool in mind. TOBIAS is the closest core footprinting comparator; the fp-tools columns emphasize added analysis and usability components around that motif-centered model. "/>
       </w:tblPr>
       <w:tblGrid>
         <w:gridCol w:w="1131"/>
@@ -7683,43 +7586,43 @@
               <w:jc w:val="left"/>
             </w:pPr>
             <w:r>
-              <w:t xml:space="preserve">✓</w:t>
-            </w:r>
-          </w:p>
-        </w:tc>
-        <w:tc>
-          <w:tcPr/>
-          <w:p>
-            <w:pPr>
-              <w:pStyle w:val="Compact"/>
-              <w:jc w:val="left"/>
-            </w:pPr>
-            <w:r>
-              <w:t xml:space="preserve">✓</w:t>
-            </w:r>
-          </w:p>
-        </w:tc>
-        <w:tc>
-          <w:tcPr/>
-          <w:p>
-            <w:pPr>
-              <w:pStyle w:val="Compact"/>
-              <w:jc w:val="left"/>
-            </w:pPr>
-            <w:r>
-              <w:t xml:space="preserve">✓</w:t>
-            </w:r>
-          </w:p>
-        </w:tc>
-        <w:tc>
-          <w:tcPr/>
-          <w:p>
-            <w:pPr>
-              <w:pStyle w:val="Compact"/>
-              <w:jc w:val="left"/>
-            </w:pPr>
-            <w:r>
-              <w:t xml:space="preserve">✓</w:t>
+              <w:t xml:space="preserve">Yes</w:t>
+            </w:r>
+          </w:p>
+        </w:tc>
+        <w:tc>
+          <w:tcPr/>
+          <w:p>
+            <w:pPr>
+              <w:pStyle w:val="Compact"/>
+              <w:jc w:val="left"/>
+            </w:pPr>
+            <w:r>
+              <w:t xml:space="preserve">Yes</w:t>
+            </w:r>
+          </w:p>
+        </w:tc>
+        <w:tc>
+          <w:tcPr/>
+          <w:p>
+            <w:pPr>
+              <w:pStyle w:val="Compact"/>
+              <w:jc w:val="left"/>
+            </w:pPr>
+            <w:r>
+              <w:t xml:space="preserve">Yes</w:t>
+            </w:r>
+          </w:p>
+        </w:tc>
+        <w:tc>
+          <w:tcPr/>
+          <w:p>
+            <w:pPr>
+              <w:pStyle w:val="Compact"/>
+              <w:jc w:val="left"/>
+            </w:pPr>
+            <w:r>
+              <w:t xml:space="preserve">Yes</w:t>
             </w:r>
           </w:p>
         </w:tc>
@@ -7774,55 +7677,55 @@
               <w:jc w:val="left"/>
             </w:pPr>
             <w:r>
-              <w:t xml:space="preserve">✓</w:t>
-            </w:r>
-          </w:p>
-        </w:tc>
-        <w:tc>
-          <w:tcPr/>
-          <w:p>
-            <w:pPr>
-              <w:pStyle w:val="Compact"/>
-              <w:jc w:val="left"/>
-            </w:pPr>
-            <w:r>
-              <w:t xml:space="preserve">✓</w:t>
-            </w:r>
-          </w:p>
-        </w:tc>
-        <w:tc>
-          <w:tcPr/>
-          <w:p>
-            <w:pPr>
-              <w:pStyle w:val="Compact"/>
-              <w:jc w:val="left"/>
-            </w:pPr>
-            <w:r>
-              <w:t xml:space="preserve">✓</w:t>
-            </w:r>
-          </w:p>
-        </w:tc>
-        <w:tc>
-          <w:tcPr/>
-          <w:p>
-            <w:pPr>
-              <w:pStyle w:val="Compact"/>
-              <w:jc w:val="left"/>
-            </w:pPr>
-            <w:r>
-              <w:t xml:space="preserve">✓</w:t>
-            </w:r>
-          </w:p>
-        </w:tc>
-        <w:tc>
-          <w:tcPr/>
-          <w:p>
-            <w:pPr>
-              <w:pStyle w:val="Compact"/>
-              <w:jc w:val="left"/>
-            </w:pPr>
-            <w:r>
-              <w:t xml:space="preserve">✓</w:t>
+              <w:t xml:space="preserve">Yes</w:t>
+            </w:r>
+          </w:p>
+        </w:tc>
+        <w:tc>
+          <w:tcPr/>
+          <w:p>
+            <w:pPr>
+              <w:pStyle w:val="Compact"/>
+              <w:jc w:val="left"/>
+            </w:pPr>
+            <w:r>
+              <w:t xml:space="preserve">Yes</w:t>
+            </w:r>
+          </w:p>
+        </w:tc>
+        <w:tc>
+          <w:tcPr/>
+          <w:p>
+            <w:pPr>
+              <w:pStyle w:val="Compact"/>
+              <w:jc w:val="left"/>
+            </w:pPr>
+            <w:r>
+              <w:t xml:space="preserve">Yes</w:t>
+            </w:r>
+          </w:p>
+        </w:tc>
+        <w:tc>
+          <w:tcPr/>
+          <w:p>
+            <w:pPr>
+              <w:pStyle w:val="Compact"/>
+              <w:jc w:val="left"/>
+            </w:pPr>
+            <w:r>
+              <w:t xml:space="preserve">Yes</w:t>
+            </w:r>
+          </w:p>
+        </w:tc>
+        <w:tc>
+          <w:tcPr/>
+          <w:p>
+            <w:pPr>
+              <w:pStyle w:val="Compact"/>
+              <w:jc w:val="left"/>
+            </w:pPr>
+            <w:r>
+              <w:t xml:space="preserve">Yes</w:t>
             </w:r>
           </w:p>
         </w:tc>
@@ -7860,43 +7763,43 @@
               <w:jc w:val="left"/>
             </w:pPr>
             <w:r>
-              <w:t xml:space="preserve">✓</w:t>
-            </w:r>
-          </w:p>
-        </w:tc>
-        <w:tc>
-          <w:tcPr/>
-          <w:p>
-            <w:pPr>
-              <w:pStyle w:val="Compact"/>
-              <w:jc w:val="left"/>
-            </w:pPr>
-            <w:r>
-              <w:t xml:space="preserve">✓</w:t>
-            </w:r>
-          </w:p>
-        </w:tc>
-        <w:tc>
-          <w:tcPr/>
-          <w:p>
-            <w:pPr>
-              <w:pStyle w:val="Compact"/>
-              <w:jc w:val="left"/>
-            </w:pPr>
-            <w:r>
-              <w:t xml:space="preserve">✓</w:t>
-            </w:r>
-          </w:p>
-        </w:tc>
-        <w:tc>
-          <w:tcPr/>
-          <w:p>
-            <w:pPr>
-              <w:pStyle w:val="Compact"/>
-              <w:jc w:val="left"/>
-            </w:pPr>
-            <w:r>
-              <w:t xml:space="preserve">✓</w:t>
+              <w:t xml:space="preserve">Yes</w:t>
+            </w:r>
+          </w:p>
+        </w:tc>
+        <w:tc>
+          <w:tcPr/>
+          <w:p>
+            <w:pPr>
+              <w:pStyle w:val="Compact"/>
+              <w:jc w:val="left"/>
+            </w:pPr>
+            <w:r>
+              <w:t xml:space="preserve">Yes</w:t>
+            </w:r>
+          </w:p>
+        </w:tc>
+        <w:tc>
+          <w:tcPr/>
+          <w:p>
+            <w:pPr>
+              <w:pStyle w:val="Compact"/>
+              <w:jc w:val="left"/>
+            </w:pPr>
+            <w:r>
+              <w:t xml:space="preserve">Yes</w:t>
+            </w:r>
+          </w:p>
+        </w:tc>
+        <w:tc>
+          <w:tcPr/>
+          <w:p>
+            <w:pPr>
+              <w:pStyle w:val="Compact"/>
+              <w:jc w:val="left"/>
+            </w:pPr>
+            <w:r>
+              <w:t xml:space="preserve">Yes</w:t>
             </w:r>
           </w:p>
         </w:tc>
@@ -7946,19 +7849,19 @@
               <w:jc w:val="left"/>
             </w:pPr>
             <w:r>
-              <w:t xml:space="preserve">✓</w:t>
-            </w:r>
-          </w:p>
-        </w:tc>
-        <w:tc>
-          <w:tcPr/>
-          <w:p>
-            <w:pPr>
-              <w:pStyle w:val="Compact"/>
-              <w:jc w:val="left"/>
-            </w:pPr>
-            <w:r>
-              <w:t xml:space="preserve">✓</w:t>
+              <w:t xml:space="preserve">Yes</w:t>
+            </w:r>
+          </w:p>
+        </w:tc>
+        <w:tc>
+          <w:tcPr/>
+          <w:p>
+            <w:pPr>
+              <w:pStyle w:val="Compact"/>
+              <w:jc w:val="left"/>
+            </w:pPr>
+            <w:r>
+              <w:t xml:space="preserve">Yes</w:t>
             </w:r>
           </w:p>
         </w:tc>
@@ -8042,7 +7945,7 @@
               <w:jc w:val="left"/>
             </w:pPr>
             <w:r>
-              <w:t xml:space="preserve">✓</w:t>
+              <w:t xml:space="preserve">Yes</w:t>
             </w:r>
           </w:p>
         </w:tc>
@@ -8078,7 +7981,7 @@
               <w:jc w:val="left"/>
             </w:pPr>
             <w:r>
-              <w:t xml:space="preserve">✓</w:t>
+              <w:t xml:space="preserve">Yes</w:t>
             </w:r>
           </w:p>
         </w:tc>
@@ -8133,7 +8036,7 @@
               <w:jc w:val="left"/>
             </w:pPr>
             <w:r>
-              <w:t xml:space="preserve">✓</w:t>
+              <w:t xml:space="preserve">Yes</w:t>
             </w:r>
           </w:p>
         </w:tc>
@@ -8179,7 +8082,7 @@
               <w:jc w:val="left"/>
             </w:pPr>
             <w:r>
-              <w:t xml:space="preserve">✓</w:t>
+              <w:t xml:space="preserve">Yes</w:t>
             </w:r>
           </w:p>
         </w:tc>
@@ -8239,7 +8142,7 @@
               <w:jc w:val="left"/>
             </w:pPr>
             <w:r>
-              <w:t xml:space="preserve">✓</w:t>
+              <w:t xml:space="preserve">Yes</w:t>
             </w:r>
           </w:p>
         </w:tc>
@@ -8340,19 +8243,19 @@
               <w:jc w:val="left"/>
             </w:pPr>
             <w:r>
-              <w:t xml:space="preserve">✓</w:t>
-            </w:r>
-          </w:p>
-        </w:tc>
-        <w:tc>
-          <w:tcPr/>
-          <w:p>
-            <w:pPr>
-              <w:pStyle w:val="Compact"/>
-              <w:jc w:val="left"/>
-            </w:pPr>
-            <w:r>
-              <w:t xml:space="preserve">✓</w:t>
+              <w:t xml:space="preserve">Yes</w:t>
+            </w:r>
+          </w:p>
+        </w:tc>
+        <w:tc>
+          <w:tcPr/>
+          <w:p>
+            <w:pPr>
+              <w:pStyle w:val="Compact"/>
+              <w:jc w:val="left"/>
+            </w:pPr>
+            <w:r>
+              <w:t xml:space="preserve">Yes</w:t>
             </w:r>
           </w:p>
         </w:tc>
@@ -8381,19 +8284,19 @@
               <w:jc w:val="left"/>
             </w:pPr>
             <w:r>
-              <w:t xml:space="preserve">✓</w:t>
-            </w:r>
-          </w:p>
-        </w:tc>
-        <w:tc>
-          <w:tcPr/>
-          <w:p>
-            <w:pPr>
-              <w:pStyle w:val="Compact"/>
-              <w:jc w:val="left"/>
-            </w:pPr>
-            <w:r>
-              <w:t xml:space="preserve">✓</w:t>
+              <w:t xml:space="preserve">Yes</w:t>
+            </w:r>
+          </w:p>
+        </w:tc>
+        <w:tc>
+          <w:tcPr/>
+          <w:p>
+            <w:pPr>
+              <w:pStyle w:val="Compact"/>
+              <w:jc w:val="left"/>
+            </w:pPr>
+            <w:r>
+              <w:t xml:space="preserve">Yes</w:t>
             </w:r>
           </w:p>
         </w:tc>
@@ -8436,7 +8339,7 @@
               <w:jc w:val="left"/>
             </w:pPr>
             <w:r>
-              <w:t xml:space="preserve">✓</w:t>
+              <w:t xml:space="preserve">Yes</w:t>
             </w:r>
           </w:p>
         </w:tc>
@@ -8502,7 +8405,7 @@
         </w:tc>
       </w:tr>
     </w:tbl>
-    <w:bookmarkEnd w:id="56"/>
+    <w:bookmarkEnd w:id="57"/>
     <w:p>
       <w:pPr>
         <w:pStyle w:val="BodyText"/>
@@ -8535,7 +8438,7 @@
         <w:t xml:space="preserve">frameworks such as diffTF </w:t>
       </w:r>
       <w:r>
-        <w:t xml:space="preserve">(35)</w:t>
+        <w:t xml:space="preserve">(36)</w:t>
       </w:r>
       <w:r>
         <w:t xml:space="preserve">. In this broader landscape,</w:t>
@@ -8553,52 +8456,40 @@
         <w:t xml:space="preserve"> </w:t>
       </w:r>
       <w:r>
-        <w:t xml:space="preserve">is best viewed as a practical extension of motif-centered ATAC</w:t>
-      </w:r>
-      <w:r>
-        <w:t xml:space="preserve"> </w:t>
-      </w:r>
-      <w:r>
-        <w:t xml:space="preserve">footprinting rather than a replacement for specialized single-cell,</w:t>
-      </w:r>
-      <w:r>
-        <w:t xml:space="preserve"> </w:t>
-      </w:r>
-      <w:r>
-        <w:t xml:space="preserve">deep-learning, or occupancy-prediction methods. Its replicate-aware summaries use</w:t>
-      </w:r>
-      <w:r>
-        <w:t xml:space="preserve"> </w:t>
-      </w:r>
-      <w:r>
-        <w:t xml:space="preserve">condition-level and replicate-level score variation to aid interpretation of</w:t>
-      </w:r>
-      <w:r>
-        <w:t xml:space="preserve"> </w:t>
-      </w:r>
-      <w:r>
-        <w:t xml:space="preserve">differential footprint comparisons. The default distribution-comparison report is</w:t>
-      </w:r>
-      <w:r>
-        <w:t xml:space="preserve"> </w:t>
-      </w:r>
-      <w:r>
-        <w:t xml:space="preserve">available for single-sample or multi-sample condition groups, and the</w:t>
-      </w:r>
-      <w:r>
-        <w:t xml:space="preserve"> </w:t>
-      </w:r>
-      <w:r>
-        <w:t xml:space="preserve">empirical-Bayes matrix view provides a limma-like moderated replicate analysis</w:t>
-      </w:r>
-      <w:r>
-        <w:t xml:space="preserve"> </w:t>
-      </w:r>
-      <w:r>
-        <w:t xml:space="preserve">when a per-replicate motif-score matrix is available.</w:t>
-      </w:r>
-    </w:p>
-    <w:bookmarkStart w:id="57" w:name="threats-to-validity-and-scope"/>
+        <w:t xml:space="preserve">extends motif-centered ATAC footprinting by connecting corrected</w:t>
+      </w:r>
+      <w:r>
+        <w:t xml:space="preserve"> </w:t>
+      </w:r>
+      <w:r>
+        <w:t xml:space="preserve">cut-site profiles, motif interpretation, replicate-aware summaries, and</w:t>
+      </w:r>
+      <w:r>
+        <w:t xml:space="preserve"> </w:t>
+      </w:r>
+      <w:r>
+        <w:t xml:space="preserve">publication-ready reports. One-sample contrasts use the background-distribution</w:t>
+      </w:r>
+      <w:r>
+        <w:t xml:space="preserve"> </w:t>
+      </w:r>
+      <w:r>
+        <w:t xml:space="preserve">comparison, whereas replicate-supported contrasts use per-sample motif scores</w:t>
+      </w:r>
+      <w:r>
+        <w:t xml:space="preserve"> </w:t>
+      </w:r>
+      <w:r>
+        <w:t xml:space="preserve">with empirical-Bayes variance moderation to estimate differential footprint</w:t>
+      </w:r>
+      <w:r>
+        <w:t xml:space="preserve"> </w:t>
+      </w:r>
+      <w:r>
+        <w:t xml:space="preserve">statistics.</w:t>
+      </w:r>
+    </w:p>
+    <w:bookmarkStart w:id="58" w:name="threats-to-validity-and-scope"/>
     <w:p>
       <w:pPr>
         <w:pStyle w:val="Heading2"/>
@@ -8739,19 +8630,13 @@
         <w:t xml:space="preserve"> </w:t>
       </w:r>
       <w:r>
-        <w:t xml:space="preserve">footprint-signature scores are visualization summaries over neighboring cells,</w:t>
-      </w:r>
-      <w:r>
-        <w:t xml:space="preserve"> </w:t>
-      </w:r>
-      <w:r>
-        <w:t xml:space="preserve">whereas formal bias-corrected footprint inference is performed on grouped</w:t>
-      </w:r>
-      <w:r>
-        <w:t xml:space="preserve"> </w:t>
-      </w:r>
-      <w:r>
-        <w:t xml:space="preserve">pseudobulk data.</w:t>
+        <w:t xml:space="preserve">footprint-signature scores summarize neighboring-cell cut-site patterns, whereas</w:t>
+      </w:r>
+      <w:r>
+        <w:t xml:space="preserve"> </w:t>
+      </w:r>
+      <w:r>
+        <w:t xml:space="preserve">full bias-corrected footprint tracks are estimated from grouped pseudobulk data.</w:t>
       </w:r>
     </w:p>
     <w:p>
@@ -8792,9 +8677,9 @@
         <w:t xml:space="preserve">replicate counts.</w:t>
       </w:r>
     </w:p>
-    <w:bookmarkEnd w:id="57"/>
     <w:bookmarkEnd w:id="58"/>
-    <w:bookmarkStart w:id="59" w:name="conclusions"/>
+    <w:bookmarkEnd w:id="59"/>
+    <w:bookmarkStart w:id="60" w:name="conclusions"/>
     <w:p>
       <w:pPr>
         <w:pStyle w:val="Heading1"/>
@@ -8865,8 +8750,8 @@
         <w:t xml:space="preserve">differential-binding models.</w:t>
       </w:r>
     </w:p>
-    <w:bookmarkEnd w:id="59"/>
-    <w:bookmarkStart w:id="60" w:name="author-contributions"/>
+    <w:bookmarkEnd w:id="60"/>
+    <w:bookmarkStart w:id="61" w:name="author-contributions"/>
     <w:p>
       <w:pPr>
         <w:pStyle w:val="Heading1"/>
@@ -8913,8 +8798,8 @@
         <w:t xml:space="preserve">of the manuscript.</w:t>
       </w:r>
     </w:p>
-    <w:bookmarkEnd w:id="60"/>
-    <w:bookmarkStart w:id="61" w:name="funding"/>
+    <w:bookmarkEnd w:id="61"/>
+    <w:bookmarkStart w:id="62" w:name="funding"/>
     <w:p>
       <w:pPr>
         <w:pStyle w:val="Heading1"/>
@@ -8931,8 +8816,8 @@
         <w:t xml:space="preserve">This research received no external funding.</w:t>
       </w:r>
     </w:p>
-    <w:bookmarkEnd w:id="61"/>
-    <w:bookmarkStart w:id="62" w:name="institutional-review-board-statement"/>
+    <w:bookmarkEnd w:id="62"/>
+    <w:bookmarkStart w:id="63" w:name="institutional-review-board-statement"/>
     <w:p>
       <w:pPr>
         <w:pStyle w:val="Heading1"/>
@@ -8955,8 +8840,8 @@
         <w:t xml:space="preserve">de-identified datasets and did not involve new experiments on humans or animals.</w:t>
       </w:r>
     </w:p>
-    <w:bookmarkEnd w:id="62"/>
-    <w:bookmarkStart w:id="63" w:name="informed-consent-statement"/>
+    <w:bookmarkEnd w:id="63"/>
+    <w:bookmarkStart w:id="64" w:name="informed-consent-statement"/>
     <w:p>
       <w:pPr>
         <w:pStyle w:val="Heading1"/>
@@ -8973,8 +8858,8 @@
         <w:t xml:space="preserve">Not applicable.</w:t>
       </w:r>
     </w:p>
-    <w:bookmarkEnd w:id="63"/>
-    <w:bookmarkStart w:id="65" w:name="data-availability-statement"/>
+    <w:bookmarkEnd w:id="64"/>
+    <w:bookmarkStart w:id="66" w:name="data-availability-statement"/>
     <w:p>
       <w:pPr>
         <w:pStyle w:val="Heading1"/>
@@ -9008,7 +8893,7 @@
       <w:r>
         <w:t xml:space="preserve"> </w:t>
       </w:r>
-      <w:hyperlink r:id="rId64">
+      <w:hyperlink r:id="rId65">
         <w:r>
           <w:rPr>
             <w:rStyle w:val="VerbatimChar"/>
@@ -9062,7 +8947,7 @@
         <w:t xml:space="preserve">from the ENCODE Project </w:t>
       </w:r>
       <w:r>
-        <w:t xml:space="preserve">(22)</w:t>
+        <w:t xml:space="preserve">(23)</w:t>
       </w:r>
       <w:r>
         <w:t xml:space="preserve">, the 10x Genomics PBMC Multiome</w:t>
@@ -9074,7 +8959,7 @@
         <w:t xml:space="preserve">example </w:t>
       </w:r>
       <w:r>
-        <w:t xml:space="preserve">(30)</w:t>
+        <w:t xml:space="preserve">(31)</w:t>
       </w:r>
       <w:r>
         <w:t xml:space="preserve">, the 10x Genomics PBMC5k single-cell ATAC</w:t>
@@ -9086,7 +8971,7 @@
         <w:t xml:space="preserve">example </w:t>
       </w:r>
       <w:r>
-        <w:t xml:space="preserve">(34)</w:t>
+        <w:t xml:space="preserve">(35)</w:t>
       </w:r>
       <w:r>
         <w:t xml:space="preserve">, and motif databases such as</w:t>
@@ -9146,8 +9031,8 @@
         <w:t xml:space="preserve">regenerated from committed manifests.</w:t>
       </w:r>
     </w:p>
-    <w:bookmarkEnd w:id="65"/>
-    <w:bookmarkStart w:id="66" w:name="acknowledgments"/>
+    <w:bookmarkEnd w:id="66"/>
+    <w:bookmarkStart w:id="67" w:name="acknowledgments"/>
     <w:p>
       <w:pPr>
         <w:pStyle w:val="Heading1"/>
@@ -9176,8 +9061,8 @@
         <w:t xml:space="preserve">and software publicly available.</w:t>
       </w:r>
     </w:p>
-    <w:bookmarkEnd w:id="66"/>
-    <w:bookmarkStart w:id="67" w:name="conflicts-of-interest"/>
+    <w:bookmarkEnd w:id="67"/>
+    <w:bookmarkStart w:id="68" w:name="conflicts-of-interest"/>
     <w:p>
       <w:pPr>
         <w:pStyle w:val="Heading1"/>
@@ -9194,8 +9079,8 @@
         <w:t xml:space="preserve">The authors declare no conflicts of interest.</w:t>
       </w:r>
     </w:p>
-    <w:bookmarkEnd w:id="67"/>
-    <w:bookmarkStart w:id="141" w:name="appendix"/>
+    <w:bookmarkEnd w:id="68"/>
+    <w:bookmarkStart w:id="69" w:name="appendix"/>
     <w:p>
       <w:pPr>
         <w:pStyle w:val="Heading1"/>
@@ -9204,7 +9089,17 @@
         <w:t xml:space="preserve">Appendix</w:t>
       </w:r>
     </w:p>
-    <w:bookmarkStart w:id="68" w:name="tab:supp_analysis_parameters"/>
+    <w:bookmarkEnd w:id="69"/>
+    <w:bookmarkStart w:id="145" w:name="appendix-1"/>
+    <w:p>
+      <w:pPr>
+        <w:pStyle w:val="Heading1"/>
+      </w:pPr>
+      <w:r>
+        <w:t xml:space="preserve">Appendix</w:t>
+      </w:r>
+    </w:p>
+    <w:bookmarkStart w:id="70" w:name="tab:supp_analysis_parameters"/>
     <w:p>
       <w:pPr>
         <w:pStyle w:val="TableCaption"/>
@@ -9533,7 +9428,7 @@
               <w:jc w:val="left"/>
             </w:pPr>
             <w:r>
-              <w:t xml:space="preserve">Buenrostro and ENCODE replicate footprint tracks analyzed with repeated condition labels, JASPAR 2026 motifs, and replicate reporting enabled. Runs include no-normalization and sample-quantile-normalized distribution-comparison settings where indicated; replicate-supported motif-score matrix reviews additionally use the limma-like empirical-Bayes view.</w:t>
+              <w:t xml:space="preserve">Buenrostro and ENCODE replicate footprint tracks analyzed with repeated condition labels, JASPAR 2026 motifs, and replicate reporting enabled. One-sample contrasts use motif-site versus background-distribution comparison; replicate-supported analyses use empirical-Bayes variance moderation on per-sample aggregated motif scores.</w:t>
             </w:r>
           </w:p>
         </w:tc>
@@ -9613,7 +9508,7 @@
               <w:jc w:val="left"/>
             </w:pPr>
             <w:r>
-              <w:t xml:space="preserve">Pseudobulk PBMC workflow</w:t>
+              <w:t xml:space="preserve">Pseudobulk PBMC analysis</w:t>
             </w:r>
           </w:p>
         </w:tc>
@@ -9640,14 +9535,14 @@
               <w:t xml:space="preserve"> </w:t>
             </w:r>
             <w:r>
-              <w:t xml:space="preserve">route writes pseudo-BAMs, runs ATAC correction with zero read shifting for fragment-derived pseudobulk BAMs, and emits footprint-score tracks, motif-aware differential results, and aggregate plots. The PBMC5k demonstration uses broad B-cell/monocyte/T–NK labels, marker sites, pairwise volcano plots, and KNN-smoothed footprint-signature UMAPs.</w:t>
+              <w:t xml:space="preserve">route writes pseudo-BAMs, runs ATAC correction with zero read shifting for fragment-derived pseudobulk BAMs, and emits footprint-score tracks, motif-aware differential results, and aggregate plots. The PBMC5k example uses broad B-cell/monocyte/T–NK labels, marker sites, pairwise volcano plots, and KNN-smoothed footprint-signature UMAPs.</w:t>
             </w:r>
           </w:p>
         </w:tc>
       </w:tr>
     </w:tbl>
-    <w:bookmarkEnd w:id="68"/>
-    <w:bookmarkStart w:id="69" w:name="tab:supp_software_versions"/>
+    <w:bookmarkEnd w:id="70"/>
+    <w:bookmarkStart w:id="71" w:name="tab:supp_software_versions"/>
     <w:p>
       <w:pPr>
         <w:pStyle w:val="TableCaption"/>
@@ -10549,9 +10444,9 @@
         </w:tc>
       </w:tr>
     </w:tbl>
-    <w:bookmarkEnd w:id="69"/>
-    <w:bookmarkStart w:id="140" w:name="refs"/>
-    <w:bookmarkStart w:id="71" w:name="ref-buenrostro2013"/>
+    <w:bookmarkEnd w:id="71"/>
+    <w:bookmarkStart w:id="144" w:name="refs"/>
+    <w:bookmarkStart w:id="73" w:name="ref-buenrostro2013"/>
     <w:p>
       <w:pPr>
         <w:pStyle w:val="Bibliography"/>
@@ -10571,7 +10466,7 @@
       <w:r>
         <w:t xml:space="preserve"> </w:t>
       </w:r>
-      <w:hyperlink r:id="rId70">
+      <w:hyperlink r:id="rId72">
         <w:r>
           <w:rPr>
             <w:rStyle w:val="Hyperlink"/>
@@ -10604,8 +10499,8 @@
         <w:t xml:space="preserve"> </w:t>
       </w:r>
     </w:p>
-    <w:bookmarkEnd w:id="71"/>
-    <w:bookmarkStart w:id="73" w:name="ref-pique2011centipede"/>
+    <w:bookmarkEnd w:id="73"/>
+    <w:bookmarkStart w:id="75" w:name="ref-pique2011centipede"/>
     <w:p>
       <w:pPr>
         <w:pStyle w:val="Bibliography"/>
@@ -10625,7 +10520,7 @@
       <w:r>
         <w:t xml:space="preserve"> </w:t>
       </w:r>
-      <w:hyperlink r:id="rId72">
+      <w:hyperlink r:id="rId74">
         <w:r>
           <w:rPr>
             <w:rStyle w:val="Hyperlink"/>
@@ -10664,8 +10559,8 @@
         <w:t xml:space="preserve"> </w:t>
       </w:r>
     </w:p>
-    <w:bookmarkEnd w:id="73"/>
-    <w:bookmarkStart w:id="75" w:name="ref-piper2013wellington"/>
+    <w:bookmarkEnd w:id="75"/>
+    <w:bookmarkStart w:id="77" w:name="ref-piper2013wellington"/>
     <w:p>
       <w:pPr>
         <w:pStyle w:val="Bibliography"/>
@@ -10685,7 +10580,7 @@
       <w:r>
         <w:t xml:space="preserve"> </w:t>
       </w:r>
-      <w:hyperlink r:id="rId74">
+      <w:hyperlink r:id="rId76">
         <w:r>
           <w:rPr>
             <w:rStyle w:val="Hyperlink"/>
@@ -10724,8 +10619,8 @@
         <w:t xml:space="preserve"> </w:t>
       </w:r>
     </w:p>
-    <w:bookmarkEnd w:id="75"/>
-    <w:bookmarkStart w:id="77" w:name="ref-sherwood2014piq"/>
+    <w:bookmarkEnd w:id="77"/>
+    <w:bookmarkStart w:id="79" w:name="ref-sherwood2014piq"/>
     <w:p>
       <w:pPr>
         <w:pStyle w:val="Bibliography"/>
@@ -10745,7 +10640,7 @@
       <w:r>
         <w:t xml:space="preserve"> </w:t>
       </w:r>
-      <w:hyperlink r:id="rId76">
+      <w:hyperlink r:id="rId78">
         <w:r>
           <w:rPr>
             <w:rStyle w:val="Hyperlink"/>
@@ -10784,8 +10679,8 @@
         <w:t xml:space="preserve"> </w:t>
       </w:r>
     </w:p>
-    <w:bookmarkEnd w:id="77"/>
-    <w:bookmarkStart w:id="79" w:name="ref-quach2017defcom"/>
+    <w:bookmarkEnd w:id="79"/>
+    <w:bookmarkStart w:id="81" w:name="ref-quach2017defcom"/>
     <w:p>
       <w:pPr>
         <w:pStyle w:val="Bibliography"/>
@@ -10805,7 +10700,7 @@
       <w:r>
         <w:t xml:space="preserve"> </w:t>
       </w:r>
-      <w:hyperlink r:id="rId78">
+      <w:hyperlink r:id="rId80">
         <w:r>
           <w:rPr>
             <w:rStyle w:val="Hyperlink"/>
@@ -10826,8 +10721,8 @@
         <w:t xml:space="preserve"> </w:t>
       </w:r>
     </w:p>
-    <w:bookmarkEnd w:id="79"/>
-    <w:bookmarkStart w:id="81" w:name="ref-bentsen2020"/>
+    <w:bookmarkEnd w:id="81"/>
+    <w:bookmarkStart w:id="83" w:name="ref-bentsen2020"/>
     <w:p>
       <w:pPr>
         <w:pStyle w:val="Bibliography"/>
@@ -10847,7 +10742,7 @@
       <w:r>
         <w:t xml:space="preserve"> </w:t>
       </w:r>
-      <w:hyperlink r:id="rId80">
+      <w:hyperlink r:id="rId82">
         <w:r>
           <w:rPr>
             <w:rStyle w:val="Hyperlink"/>
@@ -10868,8 +10763,8 @@
         <w:t xml:space="preserve"> </w:t>
       </w:r>
     </w:p>
-    <w:bookmarkEnd w:id="81"/>
-    <w:bookmarkStart w:id="83" w:name="ref-li2019hint"/>
+    <w:bookmarkEnd w:id="83"/>
+    <w:bookmarkStart w:id="85" w:name="ref-li2019hint"/>
     <w:p>
       <w:pPr>
         <w:pStyle w:val="Bibliography"/>
@@ -10889,7 +10784,7 @@
       <w:r>
         <w:t xml:space="preserve"> </w:t>
       </w:r>
-      <w:hyperlink r:id="rId82">
+      <w:hyperlink r:id="rId84">
         <w:r>
           <w:rPr>
             <w:rStyle w:val="Hyperlink"/>
@@ -10922,8 +10817,8 @@
         <w:t xml:space="preserve"> </w:t>
       </w:r>
     </w:p>
-    <w:bookmarkEnd w:id="83"/>
-    <w:bookmarkStart w:id="85" w:name="ref-hu2024print"/>
+    <w:bookmarkEnd w:id="85"/>
+    <w:bookmarkStart w:id="87" w:name="ref-hu2024print"/>
     <w:p>
       <w:pPr>
         <w:pStyle w:val="Bibliography"/>
@@ -10943,7 +10838,7 @@
       <w:r>
         <w:t xml:space="preserve"> </w:t>
       </w:r>
-      <w:hyperlink r:id="rId84">
+      <w:hyperlink r:id="rId86">
         <w:r>
           <w:rPr>
             <w:rStyle w:val="Hyperlink"/>
@@ -10958,8 +10853,8 @@
         <w:t xml:space="preserve"> </w:t>
       </w:r>
     </w:p>
-    <w:bookmarkEnd w:id="85"/>
-    <w:bookmarkStart w:id="87" w:name="ref-cazares2023maxatac"/>
+    <w:bookmarkEnd w:id="87"/>
+    <w:bookmarkStart w:id="89" w:name="ref-cazares2023maxatac"/>
     <w:p>
       <w:pPr>
         <w:pStyle w:val="Bibliography"/>
@@ -10979,7 +10874,7 @@
       <w:r>
         <w:t xml:space="preserve"> </w:t>
       </w:r>
-      <w:hyperlink r:id="rId86">
+      <w:hyperlink r:id="rId88">
         <w:r>
           <w:rPr>
             <w:rStyle w:val="Hyperlink"/>
@@ -11018,8 +10913,8 @@
         <w:t xml:space="preserve"> </w:t>
       </w:r>
     </w:p>
-    <w:bookmarkEnd w:id="87"/>
-    <w:bookmarkStart w:id="89" w:name="ref-chrombpnet2024"/>
+    <w:bookmarkEnd w:id="89"/>
+    <w:bookmarkStart w:id="91" w:name="ref-chrombpnet2024"/>
     <w:p>
       <w:pPr>
         <w:pStyle w:val="Bibliography"/>
@@ -11039,7 +10934,7 @@
       <w:r>
         <w:t xml:space="preserve"> </w:t>
       </w:r>
-      <w:hyperlink r:id="rId88">
+      <w:hyperlink r:id="rId90">
         <w:r>
           <w:rPr>
             <w:rStyle w:val="Hyperlink"/>
@@ -11060,8 +10955,8 @@
         <w:t xml:space="preserve"> </w:t>
       </w:r>
     </w:p>
-    <w:bookmarkEnd w:id="89"/>
-    <w:bookmarkStart w:id="91" w:name="ref-bailey2015meme"/>
+    <w:bookmarkEnd w:id="91"/>
+    <w:bookmarkStart w:id="93" w:name="ref-bailey2015meme"/>
     <w:p>
       <w:pPr>
         <w:pStyle w:val="Bibliography"/>
@@ -11081,7 +10976,7 @@
       <w:r>
         <w:t xml:space="preserve"> </w:t>
       </w:r>
-      <w:hyperlink r:id="rId90">
+      <w:hyperlink r:id="rId92">
         <w:r>
           <w:rPr>
             <w:rStyle w:val="Hyperlink"/>
@@ -11120,8 +11015,8 @@
         <w:t xml:space="preserve"> </w:t>
       </w:r>
     </w:p>
-    <w:bookmarkEnd w:id="91"/>
-    <w:bookmarkStart w:id="93" w:name="ref-Bailey2021_STREME"/>
+    <w:bookmarkEnd w:id="93"/>
+    <w:bookmarkStart w:id="95" w:name="ref-Bailey2021_STREME"/>
     <w:p>
       <w:pPr>
         <w:pStyle w:val="Bibliography"/>
@@ -11141,7 +11036,7 @@
       <w:r>
         <w:t xml:space="preserve"> </w:t>
       </w:r>
-      <w:hyperlink r:id="rId92">
+      <w:hyperlink r:id="rId94">
         <w:r>
           <w:rPr>
             <w:rStyle w:val="Hyperlink"/>
@@ -11156,8 +11051,8 @@
         <w:t xml:space="preserve"> </w:t>
       </w:r>
     </w:p>
-    <w:bookmarkEnd w:id="93"/>
-    <w:bookmarkStart w:id="95" w:name="ref-gupta2007tomtom"/>
+    <w:bookmarkEnd w:id="95"/>
+    <w:bookmarkStart w:id="97" w:name="ref-gupta2007tomtom"/>
     <w:p>
       <w:pPr>
         <w:pStyle w:val="Bibliography"/>
@@ -11177,7 +11072,7 @@
       <w:r>
         <w:t xml:space="preserve"> </w:t>
       </w:r>
-      <w:hyperlink r:id="rId94">
+      <w:hyperlink r:id="rId96">
         <w:r>
           <w:rPr>
             <w:rStyle w:val="Hyperlink"/>
@@ -11192,8 +11087,8 @@
         <w:t xml:space="preserve"> </w:t>
       </w:r>
     </w:p>
-    <w:bookmarkEnd w:id="95"/>
-    <w:bookmarkStart w:id="97" w:name="ref-jaspar2026"/>
+    <w:bookmarkEnd w:id="97"/>
+    <w:bookmarkStart w:id="99" w:name="ref-jaspar2026"/>
     <w:p>
       <w:pPr>
         <w:pStyle w:val="Bibliography"/>
@@ -11225,7 +11120,7 @@
       <w:r>
         <w:t xml:space="preserve"> </w:t>
       </w:r>
-      <w:hyperlink r:id="rId96">
+      <w:hyperlink r:id="rId98">
         <w:r>
           <w:rPr>
             <w:rStyle w:val="Hyperlink"/>
@@ -11234,8 +11129,8 @@
         </w:r>
       </w:hyperlink>
     </w:p>
-    <w:bookmarkEnd w:id="97"/>
-    <w:bookmarkStart w:id="99" w:name="ref-Bailey2011_DREME"/>
+    <w:bookmarkEnd w:id="99"/>
+    <w:bookmarkStart w:id="101" w:name="ref-Bailey2011_DREME"/>
     <w:p>
       <w:pPr>
         <w:pStyle w:val="Bibliography"/>
@@ -11255,7 +11150,7 @@
       <w:r>
         <w:t xml:space="preserve"> </w:t>
       </w:r>
-      <w:hyperlink r:id="rId98">
+      <w:hyperlink r:id="rId100">
         <w:r>
           <w:rPr>
             <w:rStyle w:val="Hyperlink"/>
@@ -11270,8 +11165,8 @@
         <w:t xml:space="preserve"> </w:t>
       </w:r>
     </w:p>
-    <w:bookmarkEnd w:id="99"/>
-    <w:bookmarkStart w:id="101" w:name="ref-Chen2018_fastp"/>
+    <w:bookmarkEnd w:id="101"/>
+    <w:bookmarkStart w:id="103" w:name="ref-smyth2004"/>
     <w:p>
       <w:pPr>
         <w:pStyle w:val="Bibliography"/>
@@ -11286,12 +11181,72 @@
         <w:t xml:space="preserve">	</w:t>
       </w:r>
       <w:r>
+        <w:t xml:space="preserve">Smyth GK.</w:t>
+      </w:r>
+      <w:r>
+        <w:t xml:space="preserve"> </w:t>
+      </w:r>
+      <w:hyperlink r:id="rId102">
+        <w:r>
+          <w:rPr>
+            <w:rStyle w:val="Hyperlink"/>
+          </w:rPr>
+          <w:t xml:space="preserve">Linear models and empirical</w:t>
+        </w:r>
+        <w:r>
+          <w:rPr>
+            <w:rStyle w:val="Hyperlink"/>
+          </w:rPr>
+          <w:t xml:space="preserve"> </w:t>
+        </w:r>
+        <w:r>
+          <w:rPr>
+            <w:rStyle w:val="Hyperlink"/>
+          </w:rPr>
+          <w:t xml:space="preserve">Bayes</w:t>
+        </w:r>
+        <w:r>
+          <w:rPr>
+            <w:rStyle w:val="Hyperlink"/>
+          </w:rPr>
+          <w:t xml:space="preserve"> </w:t>
+        </w:r>
+        <w:r>
+          <w:rPr>
+            <w:rStyle w:val="Hyperlink"/>
+          </w:rPr>
+          <w:t xml:space="preserve">methods for assessing differential expression in microarray experiments</w:t>
+        </w:r>
+      </w:hyperlink>
+      <w:r>
+        <w:t xml:space="preserve">. Statistical Applications in Genetics and Molecular Biology. 2004;3(1):Article 3.</w:t>
+      </w:r>
+      <w:r>
+        <w:t xml:space="preserve"> </w:t>
+      </w:r>
+    </w:p>
+    <w:bookmarkEnd w:id="103"/>
+    <w:bookmarkStart w:id="105" w:name="ref-Chen2018_fastp"/>
+    <w:p>
+      <w:pPr>
+        <w:pStyle w:val="Bibliography"/>
+      </w:pPr>
+      <w:r>
+        <w:t xml:space="preserve">17.</w:t>
+      </w:r>
+      <w:r>
+        <w:t xml:space="preserve"> </w:t>
+      </w:r>
+      <w:r>
+        <w:t xml:space="preserve">	</w:t>
+      </w:r>
+      <w:r>
         <w:t xml:space="preserve">Chen S, Zhou Y, Chen Y, Gu J.</w:t>
       </w:r>
       <w:r>
         <w:t xml:space="preserve"> </w:t>
       </w:r>
-      <w:hyperlink r:id="rId100">
+      <w:hyperlink r:id="rId104">
         <w:r>
           <w:rPr>
             <w:rStyle w:val="Hyperlink"/>
@@ -11306,14 +11261,14 @@
         <w:t xml:space="preserve"> </w:t>
       </w:r>
     </w:p>
-    <w:bookmarkEnd w:id="101"/>
-    <w:bookmarkStart w:id="103" w:name="ref-Langmead2012_Bowtie2"/>
+    <w:bookmarkEnd w:id="105"/>
+    <w:bookmarkStart w:id="107" w:name="ref-Langmead2012_Bowtie2"/>
     <w:p>
       <w:pPr>
         <w:pStyle w:val="Bibliography"/>
       </w:pPr>
       <w:r>
-        <w:t xml:space="preserve">17.</w:t>
+        <w:t xml:space="preserve">18.</w:t>
       </w:r>
       <w:r>
         <w:t xml:space="preserve"> </w:t>
@@ -11327,7 +11282,7 @@
       <w:r>
         <w:t xml:space="preserve"> </w:t>
       </w:r>
-      <w:hyperlink r:id="rId102">
+      <w:hyperlink r:id="rId106">
         <w:r>
           <w:rPr>
             <w:rStyle w:val="Hyperlink"/>
@@ -11342,14 +11297,14 @@
         <w:t xml:space="preserve"> </w:t>
       </w:r>
     </w:p>
-    <w:bookmarkEnd w:id="103"/>
-    <w:bookmarkStart w:id="105" w:name="ref-Li2009_SAMtools"/>
+    <w:bookmarkEnd w:id="107"/>
+    <w:bookmarkStart w:id="109" w:name="ref-Li2009_SAMtools"/>
     <w:p>
       <w:pPr>
         <w:pStyle w:val="Bibliography"/>
       </w:pPr>
       <w:r>
-        <w:t xml:space="preserve">18.</w:t>
+        <w:t xml:space="preserve">19.</w:t>
       </w:r>
       <w:r>
         <w:t xml:space="preserve"> </w:t>
@@ -11363,7 +11318,7 @@
       <w:r>
         <w:t xml:space="preserve"> </w:t>
       </w:r>
-      <w:hyperlink r:id="rId104">
+      <w:hyperlink r:id="rId108">
         <w:r>
           <w:rPr>
             <w:rStyle w:val="Hyperlink"/>
@@ -11378,14 +11333,14 @@
         <w:t xml:space="preserve"> </w:t>
       </w:r>
     </w:p>
-    <w:bookmarkEnd w:id="105"/>
-    <w:bookmarkStart w:id="107" w:name="ref-Quinlan2010_BEDTools"/>
+    <w:bookmarkEnd w:id="109"/>
+    <w:bookmarkStart w:id="111" w:name="ref-Quinlan2010_BEDTools"/>
     <w:p>
       <w:pPr>
         <w:pStyle w:val="Bibliography"/>
       </w:pPr>
       <w:r>
-        <w:t xml:space="preserve">19.</w:t>
+        <w:t xml:space="preserve">20.</w:t>
       </w:r>
       <w:r>
         <w:t xml:space="preserve"> </w:t>
@@ -11399,7 +11354,7 @@
       <w:r>
         <w:t xml:space="preserve"> </w:t>
       </w:r>
-      <w:hyperlink r:id="rId106">
+      <w:hyperlink r:id="rId110">
         <w:r>
           <w:rPr>
             <w:rStyle w:val="Hyperlink"/>
@@ -11414,14 +11369,14 @@
         <w:t xml:space="preserve"> </w:t>
       </w:r>
     </w:p>
-    <w:bookmarkEnd w:id="107"/>
-    <w:bookmarkStart w:id="109" w:name="ref-Zhang2008_MACS"/>
+    <w:bookmarkEnd w:id="111"/>
+    <w:bookmarkStart w:id="113" w:name="ref-Zhang2008_MACS"/>
     <w:p>
       <w:pPr>
         <w:pStyle w:val="Bibliography"/>
       </w:pPr>
       <w:r>
-        <w:t xml:space="preserve">20.</w:t>
+        <w:t xml:space="preserve">21.</w:t>
       </w:r>
       <w:r>
         <w:t xml:space="preserve"> </w:t>
@@ -11435,7 +11390,7 @@
       <w:r>
         <w:t xml:space="preserve"> </w:t>
       </w:r>
-      <w:hyperlink r:id="rId108">
+      <w:hyperlink r:id="rId112">
         <w:r>
           <w:rPr>
             <w:rStyle w:val="Hyperlink"/>
@@ -11450,14 +11405,14 @@
         <w:t xml:space="preserve"> </w:t>
       </w:r>
     </w:p>
-    <w:bookmarkEnd w:id="109"/>
-    <w:bookmarkStart w:id="111" w:name="ref-Amemiya2019_Blacklist"/>
+    <w:bookmarkEnd w:id="113"/>
+    <w:bookmarkStart w:id="115" w:name="ref-Amemiya2019_Blacklist"/>
     <w:p>
       <w:pPr>
         <w:pStyle w:val="Bibliography"/>
       </w:pPr>
       <w:r>
-        <w:t xml:space="preserve">21.</w:t>
+        <w:t xml:space="preserve">22.</w:t>
       </w:r>
       <w:r>
         <w:t xml:space="preserve"> </w:t>
@@ -11471,7 +11426,7 @@
       <w:r>
         <w:t xml:space="preserve"> </w:t>
       </w:r>
-      <w:hyperlink r:id="rId110">
+      <w:hyperlink r:id="rId114">
         <w:r>
           <w:rPr>
             <w:rStyle w:val="Hyperlink"/>
@@ -11486,14 +11441,14 @@
         <w:t xml:space="preserve"> </w:t>
       </w:r>
     </w:p>
-    <w:bookmarkEnd w:id="111"/>
-    <w:bookmarkStart w:id="113" w:name="ref-encode2012"/>
+    <w:bookmarkEnd w:id="115"/>
+    <w:bookmarkStart w:id="117" w:name="ref-encode2012"/>
     <w:p>
       <w:pPr>
         <w:pStyle w:val="Bibliography"/>
       </w:pPr>
       <w:r>
-        <w:t xml:space="preserve">22.</w:t>
+        <w:t xml:space="preserve">23.</w:t>
       </w:r>
       <w:r>
         <w:t xml:space="preserve"> </w:t>
@@ -11507,7 +11462,7 @@
       <w:r>
         <w:t xml:space="preserve"> </w:t>
       </w:r>
-      <w:hyperlink r:id="rId112">
+      <w:hyperlink r:id="rId116">
         <w:r>
           <w:rPr>
             <w:rStyle w:val="Hyperlink"/>
@@ -11546,14 +11501,14 @@
         <w:t xml:space="preserve"> </w:t>
       </w:r>
     </w:p>
-    <w:bookmarkEnd w:id="113"/>
-    <w:bookmarkStart w:id="115" w:name="ref-Weber2019_Benchmarking"/>
+    <w:bookmarkEnd w:id="117"/>
+    <w:bookmarkStart w:id="119" w:name="ref-Weber2019_Benchmarking"/>
     <w:p>
       <w:pPr>
         <w:pStyle w:val="Bibliography"/>
       </w:pPr>
       <w:r>
-        <w:t xml:space="preserve">23.</w:t>
+        <w:t xml:space="preserve">24.</w:t>
       </w:r>
       <w:r>
         <w:t xml:space="preserve"> </w:t>
@@ -11567,7 +11522,7 @@
       <w:r>
         <w:t xml:space="preserve"> </w:t>
       </w:r>
-      <w:hyperlink r:id="rId114">
+      <w:hyperlink r:id="rId118">
         <w:r>
           <w:rPr>
             <w:rStyle w:val="Hyperlink"/>
@@ -11582,14 +11537,14 @@
         <w:t xml:space="preserve"> </w:t>
       </w:r>
     </w:p>
-    <w:bookmarkEnd w:id="115"/>
-    <w:bookmarkStart w:id="117" w:name="ref-Mangul2019_SystematicBenchmarking"/>
+    <w:bookmarkEnd w:id="119"/>
+    <w:bookmarkStart w:id="121" w:name="ref-Mangul2019_SystematicBenchmarking"/>
     <w:p>
       <w:pPr>
         <w:pStyle w:val="Bibliography"/>
       </w:pPr>
       <w:r>
-        <w:t xml:space="preserve">24.</w:t>
+        <w:t xml:space="preserve">25.</w:t>
       </w:r>
       <w:r>
         <w:t xml:space="preserve"> </w:t>
@@ -11603,7 +11558,7 @@
       <w:r>
         <w:t xml:space="preserve"> </w:t>
       </w:r>
-      <w:hyperlink r:id="rId116">
+      <w:hyperlink r:id="rId120">
         <w:r>
           <w:rPr>
             <w:rStyle w:val="Hyperlink"/>
@@ -11618,14 +11573,14 @@
         <w:t xml:space="preserve"> </w:t>
       </w:r>
     </w:p>
-    <w:bookmarkEnd w:id="117"/>
-    <w:bookmarkStart w:id="119" w:name="ref-Wilkinson2016_FAIR"/>
+    <w:bookmarkEnd w:id="121"/>
+    <w:bookmarkStart w:id="123" w:name="ref-Wilkinson2016_FAIR"/>
     <w:p>
       <w:pPr>
         <w:pStyle w:val="Bibliography"/>
       </w:pPr>
       <w:r>
-        <w:t xml:space="preserve">25.</w:t>
+        <w:t xml:space="preserve">26.</w:t>
       </w:r>
       <w:r>
         <w:t xml:space="preserve"> </w:t>
@@ -11639,7 +11594,7 @@
       <w:r>
         <w:t xml:space="preserve"> </w:t>
       </w:r>
-      <w:hyperlink r:id="rId118">
+      <w:hyperlink r:id="rId122">
         <w:r>
           <w:rPr>
             <w:rStyle w:val="Hyperlink"/>
@@ -11654,14 +11609,14 @@
         <w:t xml:space="preserve"> </w:t>
       </w:r>
     </w:p>
-    <w:bookmarkEnd w:id="119"/>
-    <w:bookmarkStart w:id="121" w:name="ref-Gruning2018_Bioconda"/>
+    <w:bookmarkEnd w:id="123"/>
+    <w:bookmarkStart w:id="125" w:name="ref-Gruning2018_Bioconda"/>
     <w:p>
       <w:pPr>
         <w:pStyle w:val="Bibliography"/>
       </w:pPr>
       <w:r>
-        <w:t xml:space="preserve">26.</w:t>
+        <w:t xml:space="preserve">27.</w:t>
       </w:r>
       <w:r>
         <w:t xml:space="preserve"> </w:t>
@@ -11675,7 +11630,7 @@
       <w:r>
         <w:t xml:space="preserve"> </w:t>
       </w:r>
-      <w:hyperlink r:id="rId120">
+      <w:hyperlink r:id="rId124">
         <w:r>
           <w:rPr>
             <w:rStyle w:val="Hyperlink"/>
@@ -11690,14 +11645,14 @@
         <w:t xml:space="preserve"> </w:t>
       </w:r>
     </w:p>
-    <w:bookmarkEnd w:id="121"/>
-    <w:bookmarkStart w:id="123" w:name="ref-Ewels2020_nfcore"/>
+    <w:bookmarkEnd w:id="125"/>
+    <w:bookmarkStart w:id="127" w:name="ref-Ewels2020_nfcore"/>
     <w:p>
       <w:pPr>
         <w:pStyle w:val="Bibliography"/>
       </w:pPr>
       <w:r>
-        <w:t xml:space="preserve">27.</w:t>
+        <w:t xml:space="preserve">28.</w:t>
       </w:r>
       <w:r>
         <w:t xml:space="preserve"> </w:t>
@@ -11711,7 +11666,7 @@
       <w:r>
         <w:t xml:space="preserve"> </w:t>
       </w:r>
-      <w:hyperlink r:id="rId122">
+      <w:hyperlink r:id="rId126">
         <w:r>
           <w:rPr>
             <w:rStyle w:val="Hyperlink"/>
@@ -11726,14 +11681,14 @@
         <w:t xml:space="preserve"> </w:t>
       </w:r>
     </w:p>
-    <w:bookmarkEnd w:id="123"/>
-    <w:bookmarkStart w:id="125" w:name="ref-koizumi2021junb"/>
+    <w:bookmarkEnd w:id="127"/>
+    <w:bookmarkStart w:id="129" w:name="ref-koizumi2021junb"/>
     <w:p>
       <w:pPr>
         <w:pStyle w:val="Bibliography"/>
       </w:pPr>
       <w:r>
-        <w:t xml:space="preserve">28.</w:t>
+        <w:t xml:space="preserve">29.</w:t>
       </w:r>
       <w:r>
         <w:t xml:space="preserve"> </w:t>
@@ -11747,7 +11702,7 @@
       <w:r>
         <w:t xml:space="preserve"> </w:t>
       </w:r>
-      <w:hyperlink r:id="rId124">
+      <w:hyperlink r:id="rId128">
         <w:r>
           <w:rPr>
             <w:rStyle w:val="Hyperlink"/>
@@ -11762,14 +11717,14 @@
         <w:t xml:space="preserve"> </w:t>
       </w:r>
     </w:p>
-    <w:bookmarkEnd w:id="125"/>
-    <w:bookmarkStart w:id="127" w:name="ref-andrews2020itk"/>
+    <w:bookmarkEnd w:id="129"/>
+    <w:bookmarkStart w:id="131" w:name="ref-andrews2020itk"/>
     <w:p>
       <w:pPr>
         <w:pStyle w:val="Bibliography"/>
       </w:pPr>
       <w:r>
-        <w:t xml:space="preserve">29.</w:t>
+        <w:t xml:space="preserve">30.</w:t>
       </w:r>
       <w:r>
         <w:t xml:space="preserve"> </w:t>
@@ -11783,7 +11738,7 @@
       <w:r>
         <w:t xml:space="preserve"> </w:t>
       </w:r>
-      <w:hyperlink r:id="rId126">
+      <w:hyperlink r:id="rId130">
         <w:r>
           <w:rPr>
             <w:rStyle w:val="Hyperlink"/>
@@ -11798,14 +11753,14 @@
         <w:t xml:space="preserve"> </w:t>
       </w:r>
     </w:p>
-    <w:bookmarkEnd w:id="127"/>
-    <w:bookmarkStart w:id="129" w:name="ref-tenxpbmc2021"/>
+    <w:bookmarkEnd w:id="131"/>
+    <w:bookmarkStart w:id="133" w:name="ref-tenxpbmc2021"/>
     <w:p>
       <w:pPr>
         <w:pStyle w:val="Bibliography"/>
       </w:pPr>
       <w:r>
-        <w:t xml:space="preserve">30.</w:t>
+        <w:t xml:space="preserve">31.</w:t>
       </w:r>
       <w:r>
         <w:t xml:space="preserve"> </w:t>
@@ -11834,7 +11789,7 @@
       <w:r>
         <w:t xml:space="preserve"> </w:t>
       </w:r>
-      <w:hyperlink r:id="rId128">
+      <w:hyperlink r:id="rId132">
         <w:r>
           <w:rPr>
             <w:rStyle w:val="Hyperlink"/>
@@ -11843,14 +11798,14 @@
         </w:r>
       </w:hyperlink>
     </w:p>
-    <w:bookmarkEnd w:id="129"/>
-    <w:bookmarkStart w:id="131" w:name="ref-Granja2021_ArchR"/>
+    <w:bookmarkEnd w:id="133"/>
+    <w:bookmarkStart w:id="135" w:name="ref-Granja2021_ArchR"/>
     <w:p>
       <w:pPr>
         <w:pStyle w:val="Bibliography"/>
       </w:pPr>
       <w:r>
-        <w:t xml:space="preserve">31.</w:t>
+        <w:t xml:space="preserve">32.</w:t>
       </w:r>
       <w:r>
         <w:t xml:space="preserve"> </w:t>
@@ -11864,7 +11819,7 @@
       <w:r>
         <w:t xml:space="preserve"> </w:t>
       </w:r>
-      <w:hyperlink r:id="rId130">
+      <w:hyperlink r:id="rId134">
         <w:r>
           <w:rPr>
             <w:rStyle w:val="Hyperlink"/>
@@ -11879,14 +11834,14 @@
         <w:t xml:space="preserve"> </w:t>
       </w:r>
     </w:p>
-    <w:bookmarkEnd w:id="131"/>
-    <w:bookmarkStart w:id="133" w:name="ref-Stuart2021_Signac"/>
+    <w:bookmarkEnd w:id="135"/>
+    <w:bookmarkStart w:id="137" w:name="ref-Stuart2021_Signac"/>
     <w:p>
       <w:pPr>
         <w:pStyle w:val="Bibliography"/>
       </w:pPr>
       <w:r>
-        <w:t xml:space="preserve">32.</w:t>
+        <w:t xml:space="preserve">33.</w:t>
       </w:r>
       <w:r>
         <w:t xml:space="preserve"> </w:t>
@@ -11900,7 +11855,7 @@
       <w:r>
         <w:t xml:space="preserve"> </w:t>
       </w:r>
-      <w:hyperlink r:id="rId132">
+      <w:hyperlink r:id="rId136">
         <w:r>
           <w:rPr>
             <w:rStyle w:val="Hyperlink"/>
@@ -11915,14 +11870,14 @@
         <w:t xml:space="preserve"> </w:t>
       </w:r>
     </w:p>
-    <w:bookmarkEnd w:id="133"/>
-    <w:bookmarkStart w:id="135" w:name="ref-Schep2017_chromVAR"/>
+    <w:bookmarkEnd w:id="137"/>
+    <w:bookmarkStart w:id="139" w:name="ref-Schep2017_chromVAR"/>
     <w:p>
       <w:pPr>
         <w:pStyle w:val="Bibliography"/>
       </w:pPr>
       <w:r>
-        <w:t xml:space="preserve">33.</w:t>
+        <w:t xml:space="preserve">34.</w:t>
       </w:r>
       <w:r>
         <w:t xml:space="preserve"> </w:t>
@@ -11936,7 +11891,7 @@
       <w:r>
         <w:t xml:space="preserve"> </w:t>
       </w:r>
-      <w:hyperlink r:id="rId134">
+      <w:hyperlink r:id="rId138">
         <w:r>
           <w:rPr>
             <w:rStyle w:val="Hyperlink"/>
@@ -11951,14 +11906,14 @@
         <w:t xml:space="preserve"> </w:t>
       </w:r>
     </w:p>
-    <w:bookmarkEnd w:id="135"/>
-    <w:bookmarkStart w:id="137" w:name="ref-tenxpbmc5katac2021"/>
+    <w:bookmarkEnd w:id="139"/>
+    <w:bookmarkStart w:id="141" w:name="ref-tenxpbmc5katac2021"/>
     <w:p>
       <w:pPr>
         <w:pStyle w:val="Bibliography"/>
       </w:pPr>
       <w:r>
-        <w:t xml:space="preserve">34.</w:t>
+        <w:t xml:space="preserve">35.</w:t>
       </w:r>
       <w:r>
         <w:t xml:space="preserve"> </w:t>
@@ -11987,7 +11942,7 @@
       <w:r>
         <w:t xml:space="preserve"> </w:t>
       </w:r>
-      <w:hyperlink r:id="rId136">
+      <w:hyperlink r:id="rId140">
         <w:r>
           <w:rPr>
             <w:rStyle w:val="Hyperlink"/>
@@ -11996,14 +11951,14 @@
         </w:r>
       </w:hyperlink>
     </w:p>
-    <w:bookmarkEnd w:id="137"/>
-    <w:bookmarkStart w:id="139" w:name="ref-Berest2019_diffTF"/>
+    <w:bookmarkEnd w:id="141"/>
+    <w:bookmarkStart w:id="143" w:name="ref-Berest2019_diffTF"/>
     <w:p>
       <w:pPr>
         <w:pStyle w:val="Bibliography"/>
       </w:pPr>
       <w:r>
-        <w:t xml:space="preserve">35.</w:t>
+        <w:t xml:space="preserve">36.</w:t>
       </w:r>
       <w:r>
         <w:t xml:space="preserve"> </w:t>
@@ -12017,7 +11972,7 @@
       <w:r>
         <w:t xml:space="preserve"> </w:t>
       </w:r>
-      <w:hyperlink r:id="rId138">
+      <w:hyperlink r:id="rId142">
         <w:r>
           <w:rPr>
             <w:rStyle w:val="Hyperlink"/>
@@ -12032,9 +11987,9 @@
         <w:t xml:space="preserve"> </w:t>
       </w:r>
     </w:p>
-    <w:bookmarkEnd w:id="139"/>
-    <w:bookmarkEnd w:id="140"/>
-    <w:bookmarkEnd w:id="141"/>
+    <w:bookmarkEnd w:id="143"/>
+    <w:bookmarkEnd w:id="144"/>
+    <w:bookmarkEnd w:id="145"/>
     <w:sectPr>
       <w:footnotePr>
         <w:numRestart w:val="eachSect"/>

--- a/manuscript/main.docx
+++ b/manuscript/main.docx
@@ -4,22 +4,18 @@
   <w:body>
     <w:p>
       <w:pPr>
-        <w:pStyle w:val="Title"/>
-      </w:pPr>
-      <w:r>
-        <w:t xml:space="preserve">fp-tools: A Reproducible Platform for ATAC-seq Footprinting and</w:t>
-      </w:r>
-      <w:r>
-        <w:t xml:space="preserve"> </w:t>
-      </w:r>
-      <w:r>
-        <w:t xml:space="preserve">Regulatory Motif Analysis</w:t>
-      </w:r>
-    </w:p>
-    <w:p>
-      <w:pPr>
-        <w:pStyle w:val="Author"/>
-      </w:pPr>
+        <w:pStyle w:val="FirstParagraph"/>
+      </w:pPr>
+      <w:r>
+        <w:rPr>
+          <w:b/>
+          <w:bCs/>
+        </w:rPr>
+        <w:t xml:space="preserve">fp-tools: A Reproducible Platform for ATAC-seq Footprinting and Regulatory Motif Analysis</w:t>
+      </w:r>
+      <w:r>
+        <w:br/>
+      </w:r>
       <w:r>
         <w:t xml:space="preserve">Yaoxiang Li and Chunling Yi</w:t>
       </w:r>
@@ -53,36 +49,6 @@
         <w:t xml:space="preserve">Correspondence: cy232@georgetown.edu (C.Y.)</w:t>
       </w:r>
     </w:p>
-    <w:p>
-      <w:pPr>
-        <w:pStyle w:val="FirstParagraph"/>
-      </w:pPr>
-      <w:r>
-        <w:rPr>
-          <w:b/>
-          <w:bCs/>
-        </w:rPr>
-        <w:t xml:space="preserve">fp-tools: A Reproducible Platform for ATAC-seq Footprinting and Regulatory Motif Analysis</w:t>
-      </w:r>
-      <w:r>
-        <w:br/>
-      </w:r>
-      <w:r>
-        <w:t xml:space="preserve">Yaoxiang Li and Chunling Yi</w:t>
-      </w:r>
-      <w:r>
-        <w:br/>
-      </w:r>
-      <w:r>
-        <w:t xml:space="preserve">Department of Oncology, Lombardi Comprehensive Cancer Center, Georgetown University Medical Center, Georgetown University, Washington, DC, USA</w:t>
-      </w:r>
-      <w:r>
-        <w:br/>
-      </w:r>
-      <w:r>
-        <w:t xml:space="preserve">Correspondence: cy232@georgetown.edu (C.Y.)</w:t>
-      </w:r>
-    </w:p>
     <w:bookmarkStart w:id="9" w:name="abstract"/>
     <w:p>
       <w:pPr>
@@ -258,11 +224,9 @@
       <w:r>
         <w:t xml:space="preserve">analysis across bulk and single-cell ATAC-seq studies.</w:t>
       </w:r>
-    </w:p>
-    <w:p>
-      <w:pPr>
-        <w:pStyle w:val="BodyText"/>
-      </w:pPr>
+      <w:r>
+        <w:t xml:space="preserve"> </w:t>
+      </w:r>
       <w:r>
         <w:rPr>
           <w:b/>
@@ -727,7 +691,7 @@
       </w:r>
     </w:p>
     <w:bookmarkEnd w:id="10"/>
-    <w:bookmarkStart w:id="18" w:name="materials-and-methods"/>
+    <w:bookmarkStart w:id="17" w:name="materials-and-methods"/>
     <w:p>
       <w:pPr>
         <w:pStyle w:val="Heading1"/>
@@ -849,6 +813,57 @@
       </w:r>
       <w:r>
         <w:t xml:space="preserve">center-versus-flank cut-site contrast at motif or candidate sites.</w:t>
+      </w:r>
+      <w:r>
+        <w:t xml:space="preserve"> </w:t>
+      </w:r>
+      <w:r>
+        <w:t xml:space="preserve">After bias correction,</w:t>
+      </w:r>
+      <w:r>
+        <w:t xml:space="preserve"> </w:t>
+      </w:r>
+      <w:r>
+        <w:rPr>
+          <w:rStyle w:val="VerbatimChar"/>
+        </w:rPr>
+        <w:t xml:space="preserve">fp-tools</w:t>
+      </w:r>
+      <w:r>
+        <w:t xml:space="preserve"> </w:t>
+      </w:r>
+      <w:r>
+        <w:t xml:space="preserve">can additionally rescale corrected</w:t>
+      </w:r>
+      <w:r>
+        <w:t xml:space="preserve"> </w:t>
+      </w:r>
+      <w:r>
+        <w:t xml:space="preserve">cut-site tracks before footprint scoring by matching the 95th percentile of</w:t>
+      </w:r>
+      <w:r>
+        <w:t xml:space="preserve"> </w:t>
+      </w:r>
+      <w:r>
+        <w:t xml:space="preserve">signal over shared background regions to an across-sample target, usually the</w:t>
+      </w:r>
+      <w:r>
+        <w:t xml:space="preserve"> </w:t>
+      </w:r>
+      <w:r>
+        <w:t xml:space="preserve">median. This robust q95 scaling reduces sample-to-sample signal-level variation</w:t>
+      </w:r>
+      <w:r>
+        <w:t xml:space="preserve"> </w:t>
+      </w:r>
+      <w:r>
+        <w:t xml:space="preserve">before footprint scoring while being less sensitive to rare extreme bins than</w:t>
+      </w:r>
+      <w:r>
+        <w:t xml:space="preserve"> </w:t>
+      </w:r>
+      <w:r>
+        <w:t xml:space="preserve">full quantile matching.</w:t>
       </w:r>
       <w:r>
         <w:t xml:space="preserve"> </w:t>
@@ -2147,7 +2162,7 @@
         <w:pStyle w:val="Heading2"/>
       </w:pPr>
       <w:r>
-        <w:t xml:space="preserve">Replicate-aware Differential Footprint Analysis and Quantile Normalization</w:t>
+        <w:t xml:space="preserve">Replicate-aware Differential Footprint Analysis</w:t>
       </w:r>
     </w:p>
     <w:p>
@@ -2306,31 +2321,39 @@
         <w:t xml:space="preserve"> </w:t>
       </w:r>
       <w:r>
-        <w:t xml:space="preserve">uses a</w:t>
-      </w:r>
-      <w:r>
-        <w:t xml:space="preserve"> </w:t>
-      </w:r>
-      <w:r>
-        <w:t xml:space="preserve">motif-site versus background-distribution comparison. Candidate sites are grouped</w:t>
-      </w:r>
-      <w:r>
-        <w:t xml:space="preserve"> </w:t>
-      </w:r>
-      <w:r>
-        <w:t xml:space="preserve">by motif, motif-site changes are compared with matched background changes, and</w:t>
-      </w:r>
-      <w:r>
-        <w:t xml:space="preserve"> </w:t>
-      </w:r>
-      <w:r>
-        <w:t xml:space="preserve">p-values are adjusted across motifs within each contrast. When multiple samples</w:t>
-      </w:r>
-      <w:r>
-        <w:t xml:space="preserve"> </w:t>
-      </w:r>
-      <w:r>
-        <w:t xml:space="preserve">are available in a condition,</w:t>
+        <w:t xml:space="preserve">uses the</w:t>
+      </w:r>
+      <w:r>
+        <w:t xml:space="preserve"> </w:t>
+      </w:r>
+      <w:r>
+        <w:t xml:space="preserve">motif-site versus background-distribution comparison of the standard</w:t>
+      </w:r>
+      <w:r>
+        <w:t xml:space="preserve"> </w:t>
+      </w:r>
+      <w:r>
+        <w:t xml:space="preserve">TOBIAS-style report. Candidate sites are grouped by motif, site-level changes at</w:t>
+      </w:r>
+      <w:r>
+        <w:t xml:space="preserve"> </w:t>
+      </w:r>
+      <w:r>
+        <w:t xml:space="preserve">motif sites are compared with matched background changes, and p-values are</w:t>
+      </w:r>
+      <w:r>
+        <w:t xml:space="preserve"> </w:t>
+      </w:r>
+      <w:r>
+        <w:t xml:space="preserve">adjusted across motifs within each contrast.</w:t>
+      </w:r>
+    </w:p>
+    <w:p>
+      <w:pPr>
+        <w:pStyle w:val="BodyText"/>
+      </w:pPr>
+      <w:r>
+        <w:t xml:space="preserve">For replicate-supported comparisons,</w:t>
       </w:r>
       <w:r>
         <w:t xml:space="preserve"> </w:t>
@@ -2345,55 +2368,49 @@
         <w:t xml:space="preserve"> </w:t>
       </w:r>
       <w:r>
-        <w:t xml:space="preserve">additionally aggregates motif</w:t>
-      </w:r>
-      <w:r>
-        <w:t xml:space="preserve"> </w:t>
-      </w:r>
-      <w:r>
-        <w:t xml:space="preserve">scores per sample and applies empirical-Bayes variance moderation across motifs,</w:t>
-      </w:r>
-      <w:r>
-        <w:t xml:space="preserve"> </w:t>
-      </w:r>
-      <w:r>
-        <w:t xml:space="preserve">following the moderated testing framework of Smyth </w:t>
-      </w:r>
-      <w:r>
-        <w:t xml:space="preserve">(16)</w:t>
-      </w:r>
-      <w:r>
-        <w:t xml:space="preserve">. The</w:t>
-      </w:r>
-      <w:r>
-        <w:t xml:space="preserve"> </w:t>
-      </w:r>
-      <w:r>
-        <w:t xml:space="preserve">replicate-supported table reports condition means, replicate counts, condition</w:t>
-      </w:r>
-      <w:r>
-        <w:t xml:space="preserve"> </w:t>
-      </w:r>
-      <w:r>
-        <w:t xml:space="preserve">SDs and SEs, moderated test statistics, and Benjamini–Hochberg-adjusted</w:t>
-      </w:r>
-      <w:r>
-        <w:t xml:space="preserve"> </w:t>
-      </w:r>
-      <w:r>
-        <w:t xml:space="preserve">q-values. This separates single-sample distributional comparisons from</w:t>
-      </w:r>
-      <w:r>
-        <w:t xml:space="preserve"> </w:t>
-      </w:r>
-      <w:r>
-        <w:t xml:space="preserve">replicate-supported inference while keeping both outputs in the same</w:t>
-      </w:r>
-      <w:r>
-        <w:t xml:space="preserve"> </w:t>
-      </w:r>
-      <w:r>
-        <w:t xml:space="preserve">differential-footprint report.</w:t>
+        <w:t xml:space="preserve">generalizes this</w:t>
+      </w:r>
+      <w:r>
+        <w:t xml:space="preserve"> </w:t>
+      </w:r>
+      <w:r>
+        <w:t xml:space="preserve">comparison to multiple samples per condition. Footprint scores are computed for</w:t>
+      </w:r>
+      <w:r>
+        <w:t xml:space="preserve"> </w:t>
+      </w:r>
+      <w:r>
+        <w:t xml:space="preserve">each replicate on the same peak and motif-site universe; motif-site and</w:t>
+      </w:r>
+      <w:r>
+        <w:t xml:space="preserve"> </w:t>
+      </w:r>
+      <w:r>
+        <w:t xml:space="preserve">background distributions are then summarized at the condition level before</w:t>
+      </w:r>
+      <w:r>
+        <w:t xml:space="preserve"> </w:t>
+      </w:r>
+      <w:r>
+        <w:t xml:space="preserve">reporting the same change, log-fold-change, p-value, and adjusted q-value</w:t>
+      </w:r>
+      <w:r>
+        <w:t xml:space="preserve"> </w:t>
+      </w:r>
+      <w:r>
+        <w:t xml:space="preserve">columns. The report also includes replicate counts, condition means, SDs, and</w:t>
+      </w:r>
+      <w:r>
+        <w:t xml:space="preserve"> </w:t>
+      </w:r>
+      <w:r>
+        <w:t xml:space="preserve">SE summaries, so the additional samples contribute to a more stable estimate</w:t>
+      </w:r>
+      <w:r>
+        <w:t xml:space="preserve"> </w:t>
+      </w:r>
+      <w:r>
+        <w:t xml:space="preserve">rather than being collapsed outside the analysis.</w:t>
       </w:r>
     </w:p>
     <w:p>
@@ -2401,48 +2418,57 @@
         <w:pStyle w:val="BodyText"/>
       </w:pPr>
       <w:r>
-        <w:t xml:space="preserve">With</w:t>
-      </w:r>
-      <w:r>
-        <w:t xml:space="preserve"> </w:t>
-      </w:r>
-      <w:r>
-        <w:rPr>
-          <w:rStyle w:val="VerbatimChar"/>
-        </w:rPr>
-        <w:t xml:space="preserve">--normalization sample-quantile</w:t>
-      </w:r>
-      <w:r>
-        <w:t xml:space="preserve">, each replicate is normalized before</w:t>
-      </w:r>
-      <w:r>
-        <w:t xml:space="preserve"> </w:t>
-      </w:r>
-      <w:r>
-        <w:t xml:space="preserve">condition averaging. The normalization fit uses finite positive scores only,</w:t>
-      </w:r>
-      <w:r>
-        <w:t xml:space="preserve"> </w:t>
-      </w:r>
-      <w:r>
-        <w:t xml:space="preserve">because negative or zero footprint-score values do not define a stable</w:t>
-      </w:r>
-      <w:r>
-        <w:t xml:space="preserve"> </w:t>
-      </w:r>
-      <w:r>
-        <w:t xml:space="preserve">multiplicative quantile ratio. For sample</w:t>
-      </w:r>
-      <w:r>
-        <w:t xml:space="preserve"> </w:t>
-      </w:r>
-      <m:oMath>
-        <m:r>
-          <m:t>s</m:t>
-        </m:r>
-      </m:oMath>
-      <w:r>
-        <w:t xml:space="preserve">,</w:t>
+        <w:t xml:space="preserve">Quantile normalization remains an optional comparison-stage adjustment. In</w:t>
+      </w:r>
+      <w:r>
+        <w:t xml:space="preserve"> </w:t>
+      </w:r>
+      <w:r>
+        <w:t xml:space="preserve">single-sample contrasts, sample-quantile normalization provides the conventional</w:t>
+      </w:r>
+      <w:r>
+        <w:t xml:space="preserve"> </w:t>
+      </w:r>
+      <w:r>
+        <w:t xml:space="preserve">two-sample score-distribution matching. In replicate-supported comparisons,</w:t>
+      </w:r>
+      <w:r>
+        <w:t xml:space="preserve"> </w:t>
+      </w:r>
+      <w:r>
+        <w:t xml:space="preserve">condition-quantile normalization averages background distributions within each</w:t>
+      </w:r>
+      <w:r>
+        <w:t xml:space="preserve"> </w:t>
+      </w:r>
+      <w:r>
+        <w:t xml:space="preserve">condition, fits one normalization factor per condition, and applies that factor</w:t>
+      </w:r>
+      <w:r>
+        <w:t xml:space="preserve"> </w:t>
+      </w:r>
+      <w:r>
+        <w:t xml:space="preserve">to the replicates before condition summaries are computed. This option is used</w:t>
+      </w:r>
+      <w:r>
+        <w:t xml:space="preserve"> </w:t>
+      </w:r>
+      <w:r>
+        <w:t xml:space="preserve">as a sensitivity adjustment; the main replicate-aware extension is the explicit</w:t>
+      </w:r>
+      <w:r>
+        <w:t xml:space="preserve"> </w:t>
+      </w:r>
+      <w:r>
+        <w:t xml:space="preserve">use of replicate-level motif scores.</w:t>
+      </w:r>
+    </w:p>
+    <w:p>
+      <w:pPr>
+        <w:pStyle w:val="BodyText"/>
+      </w:pPr>
+      <w:r>
+        <w:t xml:space="preserve">When per-sample motif-score matrices are available,</w:t>
       </w:r>
       <w:r>
         <w:t xml:space="preserve"> </w:t>
@@ -2457,2087 +2483,43 @@
         <w:t xml:space="preserve"> </w:t>
       </w:r>
       <w:r>
-        <w:t xml:space="preserve">computes</w:t>
-      </w:r>
-      <w:r>
-        <w:t xml:space="preserve"> </w:t>
-      </w:r>
-      <w:r>
-        <w:t xml:space="preserve">empirical score quantiles</w:t>
-      </w:r>
-      <w:r>
-        <w:t xml:space="preserve"> </w:t>
-      </w:r>
-      <m:oMath>
-        <m:sSub>
-          <m:e>
-            <m:r>
-              <m:t>q</m:t>
-            </m:r>
-          </m:e>
-          <m:sub>
-            <m:r>
-              <m:t>s</m:t>
-            </m:r>
-          </m:sub>
-        </m:sSub>
-        <m:r>
-          <m:rPr>
-            <m:sty m:val="p"/>
-          </m:rPr>
-          <m:t>(</m:t>
-        </m:r>
-        <m:r>
-          <m:t>p</m:t>
-        </m:r>
-        <m:r>
-          <m:rPr>
-            <m:sty m:val="p"/>
-          </m:rPr>
-          <m:t>)</m:t>
-        </m:r>
-      </m:oMath>
-      <w:r>
-        <w:t xml:space="preserve"> </w:t>
-      </w:r>
-      <w:r>
-        <w:t xml:space="preserve">on a 0.05–0.99 quantile grid and the</w:t>
-      </w:r>
-      <w:r>
-        <w:t xml:space="preserve"> </w:t>
-      </w:r>
-      <w:r>
-        <w:t xml:space="preserve">reference quantile</w:t>
-      </w:r>
-      <w:r>
-        <w:t xml:space="preserve"> </w:t>
-      </w:r>
-      <m:oMath>
-        <m:sSub>
-          <m:e>
-            <m:r>
-              <m:t>q</m:t>
-            </m:r>
-          </m:e>
-          <m:sub>
-            <m:r>
-              <m:rPr>
-                <m:sty m:val="p"/>
-              </m:rPr>
-              <m:t>*</m:t>
-            </m:r>
-          </m:sub>
-        </m:sSub>
-        <m:r>
-          <m:rPr>
-            <m:sty m:val="p"/>
-          </m:rPr>
-          <m:t>(</m:t>
-        </m:r>
-        <m:r>
-          <m:t>p</m:t>
-        </m:r>
-        <m:r>
-          <m:rPr>
-            <m:sty m:val="p"/>
-          </m:rPr>
-          <m:t>)</m:t>
-        </m:r>
-        <m:r>
-          <m:rPr>
-            <m:sty m:val="p"/>
-          </m:rPr>
-          <m:t>=</m:t>
-        </m:r>
-        <m:sSup>
-          <m:e>
-            <m:r>
-              <m:t>S</m:t>
-            </m:r>
-          </m:e>
-          <m:sup>
-            <m:r>
-              <m:rPr>
-                <m:sty m:val="p"/>
-              </m:rPr>
-              <m:t>−</m:t>
-            </m:r>
-            <m:r>
-              <m:t>1</m:t>
-            </m:r>
-          </m:sup>
-        </m:sSup>
-        <m:nary>
-          <m:naryPr>
-            <m:chr m:val="∑"/>
-            <m:limLoc m:val="undOvr"/>
-            <m:subHide m:val="off"/>
-            <m:supHide m:val="on"/>
-          </m:naryPr>
-          <m:sub>
-            <m:r>
-              <m:t>s</m:t>
-            </m:r>
-          </m:sub>
-          <m:sup>
-            <m:r>
-              <m:t>​</m:t>
-            </m:r>
-          </m:sup>
-          <m:e>
-            <m:sSub>
-              <m:e>
-                <m:r>
-                  <m:t>q</m:t>
-                </m:r>
-              </m:e>
-              <m:sub>
-                <m:r>
-                  <m:t>s</m:t>
-                </m:r>
-              </m:sub>
-            </m:sSub>
-          </m:e>
-        </m:nary>
-        <m:r>
-          <m:rPr>
-            <m:sty m:val="p"/>
-          </m:rPr>
-          <m:t>(</m:t>
-        </m:r>
-        <m:r>
-          <m:t>p</m:t>
-        </m:r>
-        <m:r>
-          <m:rPr>
-            <m:sty m:val="p"/>
-          </m:rPr>
-          <m:t>)</m:t>
-        </m:r>
-      </m:oMath>
-      <w:r>
-        <w:t xml:space="preserve"> </w:t>
-      </w:r>
-      <w:r>
-        <w:t xml:space="preserve">across the</w:t>
-      </w:r>
-      <w:r>
-        <w:t xml:space="preserve"> </w:t>
-      </w:r>
-      <m:oMath>
-        <m:r>
-          <m:t>S</m:t>
-        </m:r>
-      </m:oMath>
-      <w:r>
-        <w:t xml:space="preserve"> </w:t>
-      </w:r>
-      <w:r>
-        <w:t xml:space="preserve">input samples.</w:t>
-      </w:r>
-      <w:r>
-        <w:t xml:space="preserve"> </w:t>
-      </w:r>
-      <w:r>
-        <w:t xml:space="preserve">It then smooths the ratio</w:t>
-      </w:r>
-      <w:r>
-        <w:t xml:space="preserve"> </w:t>
-      </w:r>
-      <m:oMath>
-        <m:sSub>
-          <m:e>
-            <m:r>
-              <m:t>q</m:t>
-            </m:r>
-          </m:e>
-          <m:sub>
-            <m:r>
-              <m:rPr>
-                <m:sty m:val="p"/>
-              </m:rPr>
-              <m:t>*</m:t>
-            </m:r>
-          </m:sub>
-        </m:sSub>
-        <m:r>
-          <m:rPr>
-            <m:sty m:val="p"/>
-          </m:rPr>
-          <m:t>(</m:t>
-        </m:r>
-        <m:r>
-          <m:t>p</m:t>
-        </m:r>
-        <m:r>
-          <m:rPr>
-            <m:sty m:val="p"/>
-          </m:rPr>
-          <m:t>)</m:t>
-        </m:r>
-        <m:r>
-          <m:rPr>
-            <m:sty m:val="p"/>
-          </m:rPr>
-          <m:t>/</m:t>
-        </m:r>
-        <m:sSub>
-          <m:e>
-            <m:r>
-              <m:t>q</m:t>
-            </m:r>
-          </m:e>
-          <m:sub>
-            <m:r>
-              <m:t>s</m:t>
-            </m:r>
-          </m:sub>
-        </m:sSub>
-        <m:r>
-          <m:rPr>
-            <m:sty m:val="p"/>
-          </m:rPr>
-          <m:t>(</m:t>
-        </m:r>
-        <m:r>
-          <m:t>p</m:t>
-        </m:r>
-        <m:r>
-          <m:rPr>
-            <m:sty m:val="p"/>
-          </m:rPr>
-          <m:t>)</m:t>
-        </m:r>
-      </m:oMath>
-      <w:r>
-        <w:t xml:space="preserve"> </w:t>
-      </w:r>
-      <w:r>
-        <w:t xml:space="preserve">and fits a sigmoid multiplicative</w:t>
-      </w:r>
-      <w:r>
-        <w:t xml:space="preserve"> </w:t>
-      </w:r>
-      <w:r>
-        <w:t xml:space="preserve">factor</w:t>
-      </w:r>
-      <w:r>
-        <w:t xml:space="preserve"> </w:t>
-      </w:r>
-      <m:oMath>
-        <m:sSub>
-          <m:e>
-            <m:r>
-              <m:t>g</m:t>
-            </m:r>
-          </m:e>
-          <m:sub>
-            <m:r>
-              <m:t>s</m:t>
-            </m:r>
-          </m:sub>
-        </m:sSub>
-        <m:r>
-          <m:rPr>
-            <m:sty m:val="p"/>
-          </m:rPr>
-          <m:t>(</m:t>
-        </m:r>
-        <m:r>
-          <m:t>x</m:t>
-        </m:r>
-        <m:r>
-          <m:rPr>
-            <m:sty m:val="p"/>
-          </m:rPr>
-          <m:t>)</m:t>
-        </m:r>
-      </m:oMath>
-      <w:r>
-        <w:t xml:space="preserve">; if the sample has too few positive values or the curve fit is</w:t>
-      </w:r>
-      <w:r>
-        <w:t xml:space="preserve"> </w:t>
-      </w:r>
-      <w:r>
-        <w:t xml:space="preserve">ill-conditioned, a constant positive factor is used instead. During application,</w:t>
-      </w:r>
-      <w:r>
-        <w:t xml:space="preserve"> </w:t>
-      </w:r>
-      <w:r>
-        <w:t xml:space="preserve">scores outside the fitted positive-score range use the nearest fitted range</w:t>
-      </w:r>
-      <w:r>
-        <w:t xml:space="preserve"> </w:t>
-      </w:r>
-      <w:r>
-        <w:t xml:space="preserve">boundary for the normalization factor. Each score is transformed as</w:t>
-      </w:r>
-    </w:p>
-    <w:p>
-      <w:pPr>
-        <w:pStyle w:val="BodyText"/>
-      </w:pPr>
-      <m:oMathPara>
-        <m:oMathParaPr>
-          <m:jc m:val="center"/>
-        </m:oMathParaPr>
-        <m:oMath>
-          <m:sSub>
-            <m:e>
-              <m:acc>
-                <m:accPr>
-                  <m:chr m:val="̃"/>
-                </m:accPr>
-                <m:e>
-                  <m:r>
-                    <m:t>x</m:t>
-                  </m:r>
-                </m:e>
-              </m:acc>
-            </m:e>
-            <m:sub>
-              <m:r>
-                <m:t>s</m:t>
-              </m:r>
-              <m:r>
-                <m:rPr>
-                  <m:sty m:val="p"/>
-                </m:rPr>
-                <m:t>,</m:t>
-              </m:r>
-              <m:r>
-                <m:t>i</m:t>
-              </m:r>
-            </m:sub>
-          </m:sSub>
-          <m:r>
-            <m:rPr>
-              <m:sty m:val="p"/>
-            </m:rPr>
-            <m:t>=</m:t>
-          </m:r>
-          <m:r>
-            <m:rPr>
-              <m:sty m:val="p"/>
-            </m:rPr>
-            <m:t>max</m:t>
-          </m:r>
-          <m:r>
-            <m:rPr>
-              <m:sty m:val="p"/>
-            </m:rPr>
-            <m:t>{</m:t>
-          </m:r>
-          <m:r>
-            <m:t>0</m:t>
-          </m:r>
-          <m:r>
-            <m:rPr>
-              <m:sty m:val="p"/>
-            </m:rPr>
-            <m:t>,</m:t>
-          </m:r>
-          <m:r>
-            <m:t> </m:t>
-          </m:r>
-          <m:sSub>
-            <m:e>
-              <m:r>
-                <m:t>x</m:t>
-              </m:r>
-            </m:e>
-            <m:sub>
-              <m:r>
-                <m:t>s</m:t>
-              </m:r>
-              <m:r>
-                <m:rPr>
-                  <m:sty m:val="p"/>
-                </m:rPr>
-                <m:t>,</m:t>
-              </m:r>
-              <m:r>
-                <m:t>i</m:t>
-              </m:r>
-            </m:sub>
-          </m:sSub>
-          <m:sSub>
-            <m:e>
-              <m:r>
-                <m:t>g</m:t>
-              </m:r>
-            </m:e>
-            <m:sub>
-              <m:r>
-                <m:t>s</m:t>
-              </m:r>
-            </m:sub>
-          </m:sSub>
-          <m:r>
-            <m:rPr>
-              <m:sty m:val="p"/>
-            </m:rPr>
-            <m:t>(</m:t>
-          </m:r>
-          <m:sSub>
-            <m:e>
-              <m:r>
-                <m:t>x</m:t>
-              </m:r>
-            </m:e>
-            <m:sub>
-              <m:r>
-                <m:t>s</m:t>
-              </m:r>
-              <m:r>
-                <m:rPr>
-                  <m:sty m:val="p"/>
-                </m:rPr>
-                <m:t>,</m:t>
-              </m:r>
-              <m:r>
-                <m:t>i</m:t>
-              </m:r>
-            </m:sub>
-          </m:sSub>
-          <m:r>
-            <m:rPr>
-              <m:sty m:val="p"/>
-            </m:rPr>
-            <m:t>)</m:t>
-          </m:r>
-          <m:r>
-            <m:rPr>
-              <m:sty m:val="p"/>
-            </m:rPr>
-            <m:t>}</m:t>
-          </m:r>
-          <m:r>
-            <m:rPr>
-              <m:sty m:val="p"/>
-            </m:rPr>
-            <m:t>.</m:t>
-          </m:r>
-        </m:oMath>
-      </m:oMathPara>
-    </w:p>
-    <w:p>
-      <w:pPr>
-        <w:pStyle w:val="FirstParagraph"/>
-      </w:pPr>
-      <w:r>
-        <w:t xml:space="preserve">The final maximum operation clips transformed values at zero, preserving the</w:t>
-      </w:r>
-      <w:r>
-        <w:t xml:space="preserve"> </w:t>
-      </w:r>
-      <w:r>
-        <w:t xml:space="preserve">interpretation that positive normalized values represent footprint-like</w:t>
-      </w:r>
-      <w:r>
-        <w:t xml:space="preserve"> </w:t>
-      </w:r>
-      <w:r>
-        <w:t xml:space="preserve">center-versus-flank evidence.</w:t>
-      </w:r>
-      <w:r>
-        <w:t xml:space="preserve"> </w:t>
-      </w:r>
-      <w:r>
-        <w:t xml:space="preserve">The</w:t>
-      </w:r>
-      <w:r>
-        <w:t xml:space="preserve"> </w:t>
-      </w:r>
-      <w:r>
-        <w:rPr>
-          <w:rStyle w:val="VerbatimChar"/>
-        </w:rPr>
-        <w:t xml:space="preserve">condition-quantile</w:t>
-      </w:r>
-      <w:r>
-        <w:t xml:space="preserve"> </w:t>
-      </w:r>
-      <w:r>
-        <w:t xml:space="preserve">mode first averages replicate background</w:t>
-      </w:r>
-      <w:r>
-        <w:t xml:space="preserve"> </w:t>
-      </w:r>
-      <w:r>
-        <w:t xml:space="preserve">distributions within each condition, fits one factor</w:t>
-      </w:r>
-      <w:r>
-        <w:t xml:space="preserve"> </w:t>
-      </w:r>
-      <m:oMath>
-        <m:sSub>
-          <m:e>
-            <m:r>
-              <m:t>g</m:t>
-            </m:r>
-          </m:e>
-          <m:sub>
-            <m:r>
-              <m:t>c</m:t>
-            </m:r>
-          </m:sub>
-        </m:sSub>
-        <m:r>
-          <m:rPr>
-            <m:sty m:val="p"/>
-          </m:rPr>
-          <m:t>(</m:t>
-        </m:r>
-        <m:r>
-          <m:t>x</m:t>
-        </m:r>
-        <m:r>
-          <m:rPr>
-            <m:sty m:val="p"/>
-          </m:rPr>
-          <m:t>)</m:t>
-        </m:r>
-      </m:oMath>
-      <w:r>
-        <w:t xml:space="preserve"> </w:t>
-      </w:r>
-      <w:r>
-        <w:t xml:space="preserve">per condition, and</w:t>
-      </w:r>
-      <w:r>
-        <w:t xml:space="preserve"> </w:t>
-      </w:r>
-      <w:r>
-        <w:t xml:space="preserve">applies that condition-level factor to all replicates in the condition.</w:t>
-      </w:r>
-      <w:r>
-        <w:t xml:space="preserve"> </w:t>
-      </w:r>
-      <w:r>
-        <w:rPr>
-          <w:rStyle w:val="VerbatimChar"/>
-        </w:rPr>
-        <w:t xml:space="preserve">none</w:t>
-      </w:r>
-      <w:r>
-        <w:t xml:space="preserve"> </w:t>
-      </w:r>
-      <w:r>
-        <w:t xml:space="preserve">disables quantile normalization. The same normalization helper is</w:t>
-      </w:r>
-      <w:r>
-        <w:t xml:space="preserve"> </w:t>
-      </w:r>
-      <w:r>
-        <w:t xml:space="preserve">used by aggregate plotting, so differential comparison and motif-centered</w:t>
-      </w:r>
-      <w:r>
-        <w:t xml:space="preserve"> </w:t>
-      </w:r>
-      <w:r>
-        <w:t xml:space="preserve">visualization are normalized consistently.</w:t>
-      </w:r>
-    </w:p>
-    <w:p>
-      <w:pPr>
-        <w:pStyle w:val="BodyText"/>
-      </w:pPr>
-      <w:r>
-        <w:t xml:space="preserve">After normalization, condition-level scores are summarized as</w:t>
-      </w:r>
-    </w:p>
-    <w:p>
-      <w:pPr>
-        <w:pStyle w:val="BodyText"/>
-      </w:pPr>
-      <m:oMathPara>
-        <m:oMathParaPr>
-          <m:jc m:val="center"/>
-        </m:oMathParaPr>
-        <m:oMath>
-          <m:sSub>
-            <m:e>
-              <m:acc>
-                <m:accPr>
-                  <m:chr m:val="‾"/>
-                </m:accPr>
-                <m:e>
-                  <m:r>
-                    <m:t>x</m:t>
-                  </m:r>
-                </m:e>
-              </m:acc>
-            </m:e>
-            <m:sub>
-              <m:r>
-                <m:t>c</m:t>
-              </m:r>
-              <m:r>
-                <m:rPr>
-                  <m:sty m:val="p"/>
-                </m:rPr>
-                <m:t>,</m:t>
-              </m:r>
-              <m:r>
-                <m:t>i</m:t>
-              </m:r>
-            </m:sub>
-          </m:sSub>
-          <m:r>
-            <m:rPr>
-              <m:sty m:val="p"/>
-            </m:rPr>
-            <m:t>=</m:t>
-          </m:r>
-          <m:f>
-            <m:fPr>
-              <m:type m:val="bar"/>
-            </m:fPr>
-            <m:num>
-              <m:r>
-                <m:t>1</m:t>
-              </m:r>
-            </m:num>
-            <m:den>
-              <m:sSub>
-                <m:e>
-                  <m:r>
-                    <m:t>n</m:t>
-                  </m:r>
-                </m:e>
-                <m:sub>
-                  <m:r>
-                    <m:t>c</m:t>
-                  </m:r>
-                </m:sub>
-              </m:sSub>
-            </m:den>
-          </m:f>
-          <m:nary>
-            <m:naryPr>
-              <m:chr m:val="∑"/>
-              <m:limLoc m:val="undOvr"/>
-              <m:subHide m:val="off"/>
-              <m:supHide m:val="off"/>
-            </m:naryPr>
-            <m:sub>
-              <m:r>
-                <m:t>r</m:t>
-              </m:r>
-              <m:r>
-                <m:rPr>
-                  <m:sty m:val="p"/>
-                </m:rPr>
-                <m:t>=</m:t>
-              </m:r>
-              <m:r>
-                <m:t>1</m:t>
-              </m:r>
-            </m:sub>
-            <m:sup>
-              <m:sSub>
-                <m:e>
-                  <m:r>
-                    <m:t>n</m:t>
-                  </m:r>
-                </m:e>
-                <m:sub>
-                  <m:r>
-                    <m:t>c</m:t>
-                  </m:r>
-                </m:sub>
-              </m:sSub>
-            </m:sup>
-            <m:e>
-              <m:sSub>
-                <m:e>
-                  <m:acc>
-                    <m:accPr>
-                      <m:chr m:val="̃"/>
-                    </m:accPr>
-                    <m:e>
-                      <m:r>
-                        <m:t>x</m:t>
-                      </m:r>
-                    </m:e>
-                  </m:acc>
-                </m:e>
-                <m:sub>
-                  <m:r>
-                    <m:t>c</m:t>
-                  </m:r>
-                  <m:r>
-                    <m:rPr>
-                      <m:sty m:val="p"/>
-                    </m:rPr>
-                    <m:t>,</m:t>
-                  </m:r>
-                  <m:r>
-                    <m:t>r</m:t>
-                  </m:r>
-                  <m:r>
-                    <m:rPr>
-                      <m:sty m:val="p"/>
-                    </m:rPr>
-                    <m:t>,</m:t>
-                  </m:r>
-                  <m:r>
-                    <m:t>i</m:t>
-                  </m:r>
-                </m:sub>
-              </m:sSub>
-            </m:e>
-          </m:nary>
-          <m:r>
-            <m:rPr>
-              <m:sty m:val="p"/>
-            </m:rPr>
-            <m:t>,</m:t>
-          </m:r>
-          <m:r>
-            <m:t>  </m:t>
-          </m:r>
-          <m:sSub>
-            <m:e>
-              <m:r>
-                <m:t>s</m:t>
-              </m:r>
-            </m:e>
-            <m:sub>
-              <m:r>
-                <m:t>c</m:t>
-              </m:r>
-              <m:r>
-                <m:rPr>
-                  <m:sty m:val="p"/>
-                </m:rPr>
-                <m:t>,</m:t>
-              </m:r>
-              <m:r>
-                <m:t>i</m:t>
-              </m:r>
-            </m:sub>
-          </m:sSub>
-          <m:r>
-            <m:rPr>
-              <m:sty m:val="p"/>
-            </m:rPr>
-            <m:t>=</m:t>
-          </m:r>
-          <m:rad>
-            <m:radPr>
-              <m:degHide m:val="on"/>
-            </m:radPr>
-            <m:deg/>
-            <m:e>
-              <m:f>
-                <m:fPr>
-                  <m:type m:val="bar"/>
-                </m:fPr>
-                <m:num>
-                  <m:r>
-                    <m:t>1</m:t>
-                  </m:r>
-                </m:num>
-                <m:den>
-                  <m:sSub>
-                    <m:e>
-                      <m:r>
-                        <m:t>n</m:t>
-                      </m:r>
-                    </m:e>
-                    <m:sub>
-                      <m:r>
-                        <m:t>c</m:t>
-                      </m:r>
-                    </m:sub>
-                  </m:sSub>
-                  <m:r>
-                    <m:rPr>
-                      <m:sty m:val="p"/>
-                    </m:rPr>
-                    <m:t>−</m:t>
-                  </m:r>
-                  <m:r>
-                    <m:t>1</m:t>
-                  </m:r>
-                </m:den>
-              </m:f>
-              <m:nary>
-                <m:naryPr>
-                  <m:chr m:val="∑"/>
-                  <m:limLoc m:val="undOvr"/>
-                  <m:subHide m:val="off"/>
-                  <m:supHide m:val="off"/>
-                </m:naryPr>
-                <m:sub>
-                  <m:r>
-                    <m:t>r</m:t>
-                  </m:r>
-                  <m:r>
-                    <m:rPr>
-                      <m:sty m:val="p"/>
-                    </m:rPr>
-                    <m:t>=</m:t>
-                  </m:r>
-                  <m:r>
-                    <m:t>1</m:t>
-                  </m:r>
-                </m:sub>
-                <m:sup>
-                  <m:sSub>
-                    <m:e>
-                      <m:r>
-                        <m:t>n</m:t>
-                      </m:r>
-                    </m:e>
-                    <m:sub>
-                      <m:r>
-                        <m:t>c</m:t>
-                      </m:r>
-                    </m:sub>
-                  </m:sSub>
-                </m:sup>
-                <m:e>
-                  <m:r>
-                    <m:rPr>
-                      <m:sty m:val="p"/>
-                    </m:rPr>
-                    <m:t>(</m:t>
-                  </m:r>
-                </m:e>
-              </m:nary>
-              <m:sSub>
-                <m:e>
-                  <m:acc>
-                    <m:accPr>
-                      <m:chr m:val="̃"/>
-                    </m:accPr>
-                    <m:e>
-                      <m:r>
-                        <m:t>x</m:t>
-                      </m:r>
-                    </m:e>
-                  </m:acc>
-                </m:e>
-                <m:sub>
-                  <m:r>
-                    <m:t>c</m:t>
-                  </m:r>
-                  <m:r>
-                    <m:rPr>
-                      <m:sty m:val="p"/>
-                    </m:rPr>
-                    <m:t>,</m:t>
-                  </m:r>
-                  <m:r>
-                    <m:t>r</m:t>
-                  </m:r>
-                  <m:r>
-                    <m:rPr>
-                      <m:sty m:val="p"/>
-                    </m:rPr>
-                    <m:t>,</m:t>
-                  </m:r>
-                  <m:r>
-                    <m:t>i</m:t>
-                  </m:r>
-                </m:sub>
-              </m:sSub>
-              <m:r>
-                <m:rPr>
-                  <m:sty m:val="p"/>
-                </m:rPr>
-                <m:t>−</m:t>
-              </m:r>
-              <m:sSub>
-                <m:e>
-                  <m:acc>
-                    <m:accPr>
-                      <m:chr m:val="‾"/>
-                    </m:accPr>
-                    <m:e>
-                      <m:r>
-                        <m:t>x</m:t>
-                      </m:r>
-                    </m:e>
-                  </m:acc>
-                </m:e>
-                <m:sub>
-                  <m:r>
-                    <m:t>c</m:t>
-                  </m:r>
-                  <m:r>
-                    <m:rPr>
-                      <m:sty m:val="p"/>
-                    </m:rPr>
-                    <m:t>,</m:t>
-                  </m:r>
-                  <m:r>
-                    <m:t>i</m:t>
-                  </m:r>
-                </m:sub>
-              </m:sSub>
-              <m:sSup>
-                <m:e>
-                  <m:r>
-                    <m:rPr>
-                      <m:sty m:val="p"/>
-                    </m:rPr>
-                    <m:t>)</m:t>
-                  </m:r>
-                </m:e>
-                <m:sup>
-                  <m:r>
-                    <m:t>2</m:t>
-                  </m:r>
-                </m:sup>
-              </m:sSup>
-            </m:e>
-          </m:rad>
-          <m:r>
-            <m:rPr>
-              <m:sty m:val="p"/>
-            </m:rPr>
-            <m:t>.</m:t>
-          </m:r>
-        </m:oMath>
-      </m:oMathPara>
-    </w:p>
-    <w:p>
-      <w:pPr>
-        <w:pStyle w:val="FirstParagraph"/>
-      </w:pPr>
-      <w:r>
-        <w:t xml:space="preserve">For a comparison between conditions</w:t>
-      </w:r>
-      <w:r>
-        <w:t xml:space="preserve"> </w:t>
-      </w:r>
-      <m:oMath>
-        <m:sSub>
-          <m:e>
-            <m:r>
-              <m:t>c</m:t>
-            </m:r>
-          </m:e>
-          <m:sub>
-            <m:r>
-              <m:t>1</m:t>
-            </m:r>
-          </m:sub>
-        </m:sSub>
-      </m:oMath>
-      <w:r>
-        <w:t xml:space="preserve"> </w:t>
-      </w:r>
-      <w:r>
-        <w:t xml:space="preserve">and</w:t>
-      </w:r>
-      <w:r>
-        <w:t xml:space="preserve"> </w:t>
-      </w:r>
-      <m:oMath>
-        <m:sSub>
-          <m:e>
-            <m:r>
-              <m:t>c</m:t>
-            </m:r>
-          </m:e>
-          <m:sub>
-            <m:r>
-              <m:t>2</m:t>
-            </m:r>
-          </m:sub>
-        </m:sSub>
-      </m:oMath>
-      <w:r>
-        <w:t xml:space="preserve">,</w:t>
-      </w:r>
-      <w:r>
-        <w:t xml:space="preserve"> </w:t>
-      </w:r>
-      <w:r>
-        <w:rPr>
-          <w:rStyle w:val="VerbatimChar"/>
-        </w:rPr>
-        <w:t xml:space="preserve">fp-tools</w:t>
-      </w:r>
-      <w:r>
-        <w:t xml:space="preserve"> </w:t>
-      </w:r>
-      <w:r>
-        <w:t xml:space="preserve">reports a</w:t>
-      </w:r>
-      <w:r>
-        <w:t xml:space="preserve"> </w:t>
-      </w:r>
-      <w:r>
-        <w:t xml:space="preserve">footprint-score difference and a stabilized log fold change,</w:t>
-      </w:r>
-    </w:p>
-    <w:p>
-      <w:pPr>
-        <w:pStyle w:val="BodyText"/>
-      </w:pPr>
-      <m:oMathPara>
-        <m:oMathParaPr>
-          <m:jc m:val="center"/>
-        </m:oMathParaPr>
-        <m:oMath>
-          <m:sSub>
-            <m:e>
-              <m:r>
-                <m:rPr>
-                  <m:sty m:val="p"/>
-                </m:rPr>
-                <m:t>Δ</m:t>
-              </m:r>
-            </m:e>
-            <m:sub>
-              <m:r>
-                <m:t>i</m:t>
-              </m:r>
-            </m:sub>
-          </m:sSub>
-          <m:r>
-            <m:rPr>
-              <m:sty m:val="p"/>
-            </m:rPr>
-            <m:t>=</m:t>
-          </m:r>
-          <m:sSub>
-            <m:e>
-              <m:acc>
-                <m:accPr>
-                  <m:chr m:val="‾"/>
-                </m:accPr>
-                <m:e>
-                  <m:r>
-                    <m:t>x</m:t>
-                  </m:r>
-                </m:e>
-              </m:acc>
-            </m:e>
-            <m:sub>
-              <m:sSub>
-                <m:e>
-                  <m:r>
-                    <m:t>c</m:t>
-                  </m:r>
-                </m:e>
-                <m:sub>
-                  <m:r>
-                    <m:t>1</m:t>
-                  </m:r>
-                </m:sub>
-              </m:sSub>
-              <m:r>
-                <m:rPr>
-                  <m:sty m:val="p"/>
-                </m:rPr>
-                <m:t>,</m:t>
-              </m:r>
-              <m:r>
-                <m:t>i</m:t>
-              </m:r>
-            </m:sub>
-          </m:sSub>
-          <m:r>
-            <m:rPr>
-              <m:sty m:val="p"/>
-            </m:rPr>
-            <m:t>−</m:t>
-          </m:r>
-          <m:sSub>
-            <m:e>
-              <m:acc>
-                <m:accPr>
-                  <m:chr m:val="‾"/>
-                </m:accPr>
-                <m:e>
-                  <m:r>
-                    <m:t>x</m:t>
-                  </m:r>
-                </m:e>
-              </m:acc>
-            </m:e>
-            <m:sub>
-              <m:sSub>
-                <m:e>
-                  <m:r>
-                    <m:t>c</m:t>
-                  </m:r>
-                </m:e>
-                <m:sub>
-                  <m:r>
-                    <m:t>2</m:t>
-                  </m:r>
-                </m:sub>
-              </m:sSub>
-              <m:r>
-                <m:rPr>
-                  <m:sty m:val="p"/>
-                </m:rPr>
-                <m:t>,</m:t>
-              </m:r>
-              <m:r>
-                <m:t>i</m:t>
-              </m:r>
-            </m:sub>
-          </m:sSub>
-          <m:r>
-            <m:rPr>
-              <m:sty m:val="p"/>
-            </m:rPr>
-            <m:t>,</m:t>
-          </m:r>
-          <m:r>
-            <m:t>  </m:t>
-          </m:r>
-          <m:sSub>
-            <m:e>
-              <m:r>
-                <m:t>L</m:t>
-              </m:r>
-            </m:e>
-            <m:sub>
-              <m:r>
-                <m:t>i</m:t>
-              </m:r>
-            </m:sub>
-          </m:sSub>
-          <m:r>
-            <m:rPr>
-              <m:sty m:val="p"/>
-            </m:rPr>
-            <m:t>=</m:t>
-          </m:r>
-          <m:sSub>
-            <m:e>
-              <m:r>
-                <m:rPr>
-                  <m:sty m:val="p"/>
-                </m:rPr>
-                <m:t>log</m:t>
-              </m:r>
-            </m:e>
-            <m:sub>
-              <m:r>
-                <m:t>2</m:t>
-              </m:r>
-            </m:sub>
-          </m:sSub>
-          <m:f>
-            <m:fPr>
-              <m:type m:val="bar"/>
-            </m:fPr>
-            <m:num>
-              <m:sSub>
-                <m:e>
-                  <m:acc>
-                    <m:accPr>
-                      <m:chr m:val="‾"/>
-                    </m:accPr>
-                    <m:e>
-                      <m:r>
-                        <m:t>x</m:t>
-                      </m:r>
-                    </m:e>
-                  </m:acc>
-                </m:e>
-                <m:sub>
-                  <m:sSub>
-                    <m:e>
-                      <m:r>
-                        <m:t>c</m:t>
-                      </m:r>
-                    </m:e>
-                    <m:sub>
-                      <m:r>
-                        <m:t>1</m:t>
-                      </m:r>
-                    </m:sub>
-                  </m:sSub>
-                  <m:r>
-                    <m:rPr>
-                      <m:sty m:val="p"/>
-                    </m:rPr>
-                    <m:t>,</m:t>
-                  </m:r>
-                  <m:r>
-                    <m:t>i</m:t>
-                  </m:r>
-                </m:sub>
-              </m:sSub>
-              <m:r>
-                <m:rPr>
-                  <m:sty m:val="p"/>
-                </m:rPr>
-                <m:t>+</m:t>
-              </m:r>
-              <m:r>
-                <m:t>ϵ</m:t>
-              </m:r>
-            </m:num>
-            <m:den>
-              <m:sSub>
-                <m:e>
-                  <m:acc>
-                    <m:accPr>
-                      <m:chr m:val="‾"/>
-                    </m:accPr>
-                    <m:e>
-                      <m:r>
-                        <m:t>x</m:t>
-                      </m:r>
-                    </m:e>
-                  </m:acc>
-                </m:e>
-                <m:sub>
-                  <m:sSub>
-                    <m:e>
-                      <m:r>
-                        <m:t>c</m:t>
-                      </m:r>
-                    </m:e>
-                    <m:sub>
-                      <m:r>
-                        <m:t>2</m:t>
-                      </m:r>
-                    </m:sub>
-                  </m:sSub>
-                  <m:r>
-                    <m:rPr>
-                      <m:sty m:val="p"/>
-                    </m:rPr>
-                    <m:t>,</m:t>
-                  </m:r>
-                  <m:r>
-                    <m:t>i</m:t>
-                  </m:r>
-                </m:sub>
-              </m:sSub>
-              <m:r>
-                <m:rPr>
-                  <m:sty m:val="p"/>
-                </m:rPr>
-                <m:t>+</m:t>
-              </m:r>
-              <m:r>
-                <m:t>ϵ</m:t>
-              </m:r>
-            </m:den>
-          </m:f>
-          <m:r>
-            <m:rPr>
-              <m:sty m:val="p"/>
-            </m:rPr>
-            <m:t>,</m:t>
-          </m:r>
-        </m:oMath>
-      </m:oMathPara>
-    </w:p>
-    <w:p>
-      <w:pPr>
-        <w:pStyle w:val="FirstParagraph"/>
-      </w:pPr>
-      <w:r>
-        <w:t xml:space="preserve">where</w:t>
-      </w:r>
-      <w:r>
-        <w:t xml:space="preserve"> </w:t>
-      </w:r>
-      <m:oMath>
-        <m:r>
-          <m:t>ϵ</m:t>
-        </m:r>
-      </m:oMath>
-      <w:r>
-        <w:t xml:space="preserve"> </w:t>
-      </w:r>
-      <w:r>
-        <w:t xml:space="preserve">is estimated from the background signal unless supplied explicitly.</w:t>
-      </w:r>
-      <w:r>
-        <w:t xml:space="preserve"> </w:t>
-      </w:r>
-      <w:r>
-        <w:t xml:space="preserve">When both conditions have replicate support, approximate standard errors are</w:t>
-      </w:r>
-      <w:r>
-        <w:t xml:space="preserve"> </w:t>
-      </w:r>
-      <w:r>
-        <w:t xml:space="preserve">reported as descriptive summaries. Here,</w:t>
-      </w:r>
-      <w:r>
-        <w:t xml:space="preserve"> </w:t>
-      </w:r>
-      <m:oMath>
-        <m:sSub>
-          <m:e>
-            <m:r>
-              <m:t>μ</m:t>
-            </m:r>
-          </m:e>
-          <m:sub>
-            <m:r>
-              <m:t>1</m:t>
-            </m:r>
-          </m:sub>
-        </m:sSub>
-      </m:oMath>
-      <w:r>
-        <w:t xml:space="preserve"> </w:t>
-      </w:r>
-      <w:r>
-        <w:t xml:space="preserve">and</w:t>
-      </w:r>
-      <w:r>
-        <w:t xml:space="preserve"> </w:t>
-      </w:r>
-      <m:oMath>
-        <m:sSub>
-          <m:e>
-            <m:r>
-              <m:t>μ</m:t>
-            </m:r>
-          </m:e>
-          <m:sub>
-            <m:r>
-              <m:t>2</m:t>
-            </m:r>
-          </m:sub>
-        </m:sSub>
-      </m:oMath>
-      <w:r>
-        <w:t xml:space="preserve"> </w:t>
-      </w:r>
-      <w:r>
-        <w:t xml:space="preserve">denote the</w:t>
-      </w:r>
-      <w:r>
-        <w:t xml:space="preserve"> </w:t>
-      </w:r>
-      <w:r>
-        <w:t xml:space="preserve">condition-level mean scores for the two conditions at the included motif sites,</w:t>
-      </w:r>
-      <w:r>
-        <w:t xml:space="preserve"> </w:t>
-      </w:r>
-      <m:oMath>
-        <m:sSub>
-          <m:e>
-            <m:r>
-              <m:t>s</m:t>
-            </m:r>
-          </m:e>
-          <m:sub>
-            <m:r>
-              <m:t>1</m:t>
-            </m:r>
-          </m:sub>
-        </m:sSub>
-      </m:oMath>
-      <w:r>
-        <w:t xml:space="preserve"> </w:t>
-      </w:r>
-      <w:r>
-        <w:t xml:space="preserve">and</w:t>
-      </w:r>
-      <w:r>
-        <w:t xml:space="preserve"> </w:t>
-      </w:r>
-      <m:oMath>
-        <m:sSub>
-          <m:e>
-            <m:r>
-              <m:t>s</m:t>
-            </m:r>
-          </m:e>
-          <m:sub>
-            <m:r>
-              <m:t>2</m:t>
-            </m:r>
-          </m:sub>
-        </m:sSub>
-      </m:oMath>
-      <w:r>
-        <w:t xml:space="preserve"> </w:t>
-      </w:r>
-      <w:r>
-        <w:t xml:space="preserve">denote the corresponding empirical SD estimates across</w:t>
-      </w:r>
-      <w:r>
-        <w:t xml:space="preserve"> </w:t>
-      </w:r>
-      <w:r>
-        <w:t xml:space="preserve">replicates, and</w:t>
-      </w:r>
-      <w:r>
-        <w:t xml:space="preserve"> </w:t>
-      </w:r>
-      <m:oMath>
-        <m:sSub>
-          <m:e>
-            <m:r>
-              <m:t>n</m:t>
-            </m:r>
-          </m:e>
-          <m:sub>
-            <m:r>
-              <m:t>1</m:t>
-            </m:r>
-          </m:sub>
-        </m:sSub>
-      </m:oMath>
-      <w:r>
-        <w:t xml:space="preserve"> </w:t>
-      </w:r>
-      <w:r>
-        <w:t xml:space="preserve">and</w:t>
-      </w:r>
-      <w:r>
-        <w:t xml:space="preserve"> </w:t>
-      </w:r>
-      <m:oMath>
-        <m:sSub>
-          <m:e>
-            <m:r>
-              <m:t>n</m:t>
-            </m:r>
-          </m:e>
-          <m:sub>
-            <m:r>
-              <m:t>2</m:t>
-            </m:r>
-          </m:sub>
-        </m:sSub>
-      </m:oMath>
-      <w:r>
-        <w:t xml:space="preserve"> </w:t>
-      </w:r>
-      <w:r>
-        <w:t xml:space="preserve">are replicate counts:</w:t>
-      </w:r>
-    </w:p>
-    <w:p>
-      <w:pPr>
-        <w:pStyle w:val="BodyText"/>
-      </w:pPr>
-      <m:oMathPara>
-        <m:oMathParaPr>
-          <m:jc m:val="center"/>
-        </m:oMathParaPr>
-        <m:oMath>
-          <m:r>
-            <m:rPr>
-              <m:sty m:val="p"/>
-            </m:rPr>
-            <m:t>S</m:t>
-          </m:r>
-          <m:r>
-            <m:rPr>
-              <m:sty m:val="p"/>
-            </m:rPr>
-            <m:t>E</m:t>
-          </m:r>
-          <m:r>
-            <m:rPr>
-              <m:sty m:val="p"/>
-            </m:rPr>
-            <m:t>(</m:t>
-          </m:r>
-          <m:r>
-            <m:rPr>
-              <m:sty m:val="p"/>
-            </m:rPr>
-            <m:t>Δ</m:t>
-          </m:r>
-          <m:r>
-            <m:rPr>
-              <m:sty m:val="p"/>
-            </m:rPr>
-            <m:t>)</m:t>
-          </m:r>
-          <m:r>
-            <m:rPr>
-              <m:sty m:val="p"/>
-            </m:rPr>
-            <m:t>=</m:t>
-          </m:r>
-          <m:rad>
-            <m:radPr>
-              <m:degHide m:val="on"/>
-            </m:radPr>
-            <m:deg/>
-            <m:e>
-              <m:f>
-                <m:fPr>
-                  <m:type m:val="bar"/>
-                </m:fPr>
-                <m:num>
-                  <m:sSubSup>
-                    <m:e>
-                      <m:r>
-                        <m:t>s</m:t>
-                      </m:r>
-                    </m:e>
-                    <m:sub>
-                      <m:r>
-                        <m:t>1</m:t>
-                      </m:r>
-                    </m:sub>
-                    <m:sup>
-                      <m:r>
-                        <m:t>2</m:t>
-                      </m:r>
-                    </m:sup>
-                  </m:sSubSup>
-                </m:num>
-                <m:den>
-                  <m:sSub>
-                    <m:e>
-                      <m:r>
-                        <m:t>n</m:t>
-                      </m:r>
-                    </m:e>
-                    <m:sub>
-                      <m:r>
-                        <m:t>1</m:t>
-                      </m:r>
-                    </m:sub>
-                  </m:sSub>
-                </m:den>
-              </m:f>
-              <m:r>
-                <m:rPr>
-                  <m:sty m:val="p"/>
-                </m:rPr>
-                <m:t>+</m:t>
-              </m:r>
-              <m:f>
-                <m:fPr>
-                  <m:type m:val="bar"/>
-                </m:fPr>
-                <m:num>
-                  <m:sSubSup>
-                    <m:e>
-                      <m:r>
-                        <m:t>s</m:t>
-                      </m:r>
-                    </m:e>
-                    <m:sub>
-                      <m:r>
-                        <m:t>2</m:t>
-                      </m:r>
-                    </m:sub>
-                    <m:sup>
-                      <m:r>
-                        <m:t>2</m:t>
-                      </m:r>
-                    </m:sup>
-                  </m:sSubSup>
-                </m:num>
-                <m:den>
-                  <m:sSub>
-                    <m:e>
-                      <m:r>
-                        <m:t>n</m:t>
-                      </m:r>
-                    </m:e>
-                    <m:sub>
-                      <m:r>
-                        <m:t>2</m:t>
-                      </m:r>
-                    </m:sub>
-                  </m:sSub>
-                </m:den>
-              </m:f>
-            </m:e>
-          </m:rad>
-          <m:r>
-            <m:rPr>
-              <m:sty m:val="p"/>
-            </m:rPr>
-            <m:t>,</m:t>
-          </m:r>
-        </m:oMath>
-      </m:oMathPara>
-    </w:p>
-    <w:p>
-      <w:pPr>
-        <w:pStyle w:val="FirstParagraph"/>
-      </w:pPr>
-      <m:oMathPara>
-        <m:oMathParaPr>
-          <m:jc m:val="center"/>
-        </m:oMathParaPr>
-        <m:oMath>
-          <m:r>
-            <m:rPr>
-              <m:sty m:val="p"/>
-            </m:rPr>
-            <m:t>S</m:t>
-          </m:r>
-          <m:r>
-            <m:rPr>
-              <m:sty m:val="p"/>
-            </m:rPr>
-            <m:t>E</m:t>
-          </m:r>
-          <m:r>
-            <m:rPr>
-              <m:sty m:val="p"/>
-            </m:rPr>
-            <m:t>(</m:t>
-          </m:r>
-          <m:r>
-            <m:t>L</m:t>
-          </m:r>
-          <m:r>
-            <m:rPr>
-              <m:sty m:val="p"/>
-            </m:rPr>
-            <m:t>)</m:t>
-          </m:r>
-          <m:r>
-            <m:rPr>
-              <m:sty m:val="p"/>
-            </m:rPr>
-            <m:t>≈</m:t>
-          </m:r>
-          <m:f>
-            <m:fPr>
-              <m:type m:val="bar"/>
-            </m:fPr>
-            <m:num>
-              <m:r>
-                <m:t>1</m:t>
-              </m:r>
-            </m:num>
-            <m:den>
-              <m:r>
-                <m:rPr>
-                  <m:sty m:val="p"/>
-                </m:rPr>
-                <m:t>ln</m:t>
-              </m:r>
-              <m:r>
-                <m:t>2</m:t>
-              </m:r>
-            </m:den>
-          </m:f>
-          <m:rad>
-            <m:radPr>
-              <m:degHide m:val="on"/>
-            </m:radPr>
-            <m:deg/>
-            <m:e>
-              <m:f>
-                <m:fPr>
-                  <m:type m:val="bar"/>
-                </m:fPr>
-                <m:num>
-                  <m:sSubSup>
-                    <m:e>
-                      <m:r>
-                        <m:t>s</m:t>
-                      </m:r>
-                    </m:e>
-                    <m:sub>
-                      <m:r>
-                        <m:t>1</m:t>
-                      </m:r>
-                    </m:sub>
-                    <m:sup>
-                      <m:r>
-                        <m:t>2</m:t>
-                      </m:r>
-                    </m:sup>
-                  </m:sSubSup>
-                </m:num>
-                <m:den>
-                  <m:sSub>
-                    <m:e>
-                      <m:r>
-                        <m:t>n</m:t>
-                      </m:r>
-                    </m:e>
-                    <m:sub>
-                      <m:r>
-                        <m:t>1</m:t>
-                      </m:r>
-                    </m:sub>
-                  </m:sSub>
-                  <m:r>
-                    <m:rPr>
-                      <m:sty m:val="p"/>
-                    </m:rPr>
-                    <m:t>(</m:t>
-                  </m:r>
-                  <m:sSub>
-                    <m:e>
-                      <m:r>
-                        <m:t>μ</m:t>
-                      </m:r>
-                    </m:e>
-                    <m:sub>
-                      <m:r>
-                        <m:t>1</m:t>
-                      </m:r>
-                    </m:sub>
-                  </m:sSub>
-                  <m:r>
-                    <m:rPr>
-                      <m:sty m:val="p"/>
-                    </m:rPr>
-                    <m:t>+</m:t>
-                  </m:r>
-                  <m:r>
-                    <m:t>ϵ</m:t>
-                  </m:r>
-                  <m:sSup>
-                    <m:e>
-                      <m:r>
-                        <m:rPr>
-                          <m:sty m:val="p"/>
-                        </m:rPr>
-                        <m:t>)</m:t>
-                      </m:r>
-                    </m:e>
-                    <m:sup>
-                      <m:r>
-                        <m:t>2</m:t>
-                      </m:r>
-                    </m:sup>
-                  </m:sSup>
-                </m:den>
-              </m:f>
-              <m:r>
-                <m:rPr>
-                  <m:sty m:val="p"/>
-                </m:rPr>
-                <m:t>+</m:t>
-              </m:r>
-              <m:f>
-                <m:fPr>
-                  <m:type m:val="bar"/>
-                </m:fPr>
-                <m:num>
-                  <m:sSubSup>
-                    <m:e>
-                      <m:r>
-                        <m:t>s</m:t>
-                      </m:r>
-                    </m:e>
-                    <m:sub>
-                      <m:r>
-                        <m:t>2</m:t>
-                      </m:r>
-                    </m:sub>
-                    <m:sup>
-                      <m:r>
-                        <m:t>2</m:t>
-                      </m:r>
-                    </m:sup>
-                  </m:sSubSup>
-                </m:num>
-                <m:den>
-                  <m:sSub>
-                    <m:e>
-                      <m:r>
-                        <m:t>n</m:t>
-                      </m:r>
-                    </m:e>
-                    <m:sub>
-                      <m:r>
-                        <m:t>2</m:t>
-                      </m:r>
-                    </m:sub>
-                  </m:sSub>
-                  <m:r>
-                    <m:rPr>
-                      <m:sty m:val="p"/>
-                    </m:rPr>
-                    <m:t>(</m:t>
-                  </m:r>
-                  <m:sSub>
-                    <m:e>
-                      <m:r>
-                        <m:t>μ</m:t>
-                      </m:r>
-                    </m:e>
-                    <m:sub>
-                      <m:r>
-                        <m:t>2</m:t>
-                      </m:r>
-                    </m:sub>
-                  </m:sSub>
-                  <m:r>
-                    <m:rPr>
-                      <m:sty m:val="p"/>
-                    </m:rPr>
-                    <m:t>+</m:t>
-                  </m:r>
-                  <m:r>
-                    <m:t>ϵ</m:t>
-                  </m:r>
-                  <m:sSup>
-                    <m:e>
-                      <m:r>
-                        <m:rPr>
-                          <m:sty m:val="p"/>
-                        </m:rPr>
-                        <m:t>)</m:t>
-                      </m:r>
-                    </m:e>
-                    <m:sup>
-                      <m:r>
-                        <m:t>2</m:t>
-                      </m:r>
-                    </m:sup>
-                  </m:sSup>
-                </m:den>
-              </m:f>
-            </m:e>
-          </m:rad>
-          <m:r>
-            <m:rPr>
-              <m:sty m:val="p"/>
-            </m:rPr>
-            <m:t>.</m:t>
-          </m:r>
-        </m:oMath>
-      </m:oMathPara>
-    </w:p>
-    <w:p>
-      <w:pPr>
-        <w:pStyle w:val="FirstParagraph"/>
-      </w:pPr>
-      <w:r>
-        <w:t xml:space="preserve">In the distribution-comparison view, the reported</w:t>
-      </w:r>
-      <w:r>
-        <w:t xml:space="preserve"> </w:t>
-      </w:r>
-      <w:r>
-        <w:rPr>
-          <w:rStyle w:val="VerbatimChar"/>
-        </w:rPr>
-        <w:t xml:space="preserve">change</w:t>
-      </w:r>
-      <w:r>
-        <w:t xml:space="preserve"> </w:t>
-      </w:r>
-      <w:r>
-        <w:t xml:space="preserve">and</w:t>
-      </w:r>
-      <w:r>
-        <w:t xml:space="preserve"> </w:t>
-      </w:r>
-      <w:r>
-        <w:rPr>
-          <w:rStyle w:val="VerbatimChar"/>
-        </w:rPr>
-        <w:t xml:space="preserve">pvalue</w:t>
-      </w:r>
-      <w:r>
-        <w:t xml:space="preserve"> </w:t>
-      </w:r>
-      <w:r>
-        <w:t xml:space="preserve">columns are computed at the motif-reporting level. Candidate</w:t>
-      </w:r>
-      <w:r>
-        <w:t xml:space="preserve"> </w:t>
-      </w:r>
-      <w:r>
-        <w:t xml:space="preserve">sites are included</w:t>
-      </w:r>
-      <w:r>
-        <w:t xml:space="preserve"> </w:t>
-      </w:r>
-      <w:r>
-        <w:t xml:space="preserve">when either condition has a positive motif-site score, site-level log fold</w:t>
-      </w:r>
-      <w:r>
-        <w:t xml:space="preserve"> </w:t>
-      </w:r>
-      <w:r>
-        <w:t xml:space="preserve">changes are averaged within peak intervals, and the observed motif statistic is</w:t>
-      </w:r>
-      <w:r>
-        <w:t xml:space="preserve"> </w:t>
-      </w:r>
-      <w:r>
-        <w:t xml:space="preserve">defined as the difference between the fitted observed mean log fold change and</w:t>
-      </w:r>
-      <w:r>
-        <w:t xml:space="preserve"> </w:t>
-      </w:r>
-      <w:r>
-        <w:t xml:space="preserve">the fitted background mean, scaled by the average of the observed and background</w:t>
-      </w:r>
-      <w:r>
-        <w:t xml:space="preserve"> </w:t>
-      </w:r>
-      <w:r>
-        <w:t xml:space="preserve">SD estimates.</w:t>
-      </w:r>
-      <w:r>
-        <w:t xml:space="preserve"> </w:t>
-      </w:r>
-      <w:r>
-        <w:rPr>
-          <w:rStyle w:val="VerbatimChar"/>
-        </w:rPr>
-        <w:t xml:space="preserve">fp-tools</w:t>
-      </w:r>
-      <w:r>
-        <w:t xml:space="preserve"> </w:t>
-      </w:r>
-      <w:r>
-        <w:t xml:space="preserve">then simulates background change statistics from</w:t>
-      </w:r>
-      <w:r>
-        <w:t xml:space="preserve"> </w:t>
-      </w:r>
-      <w:r>
-        <w:t xml:space="preserve">the fitted background distribution using the same number of observed intervals</w:t>
-      </w:r>
-      <w:r>
-        <w:t xml:space="preserve"> </w:t>
-      </w:r>
-      <w:r>
-        <w:t xml:space="preserve">and applies a one-sample t-test comparing the simulated background changes with</w:t>
-      </w:r>
-      <w:r>
-        <w:t xml:space="preserve"> </w:t>
-      </w:r>
-      <w:r>
-        <w:t xml:space="preserve">the observed motif statistic. P-values are adjusted across motifs within each</w:t>
-      </w:r>
-      <w:r>
-        <w:t xml:space="preserve"> </w:t>
-      </w:r>
-      <w:r>
-        <w:t xml:space="preserve">contrast using Benjamini–Hochberg, yielding the</w:t>
-      </w:r>
-      <w:r>
-        <w:t xml:space="preserve"> </w:t>
-      </w:r>
-      <w:r>
-        <w:rPr>
-          <w:rStyle w:val="VerbatimChar"/>
-        </w:rPr>
-        <w:t xml:space="preserve">qvalue_bh</w:t>
-      </w:r>
-      <w:r>
-        <w:t xml:space="preserve"> </w:t>
-      </w:r>
-      <w:r>
-        <w:t xml:space="preserve">column and</w:t>
-      </w:r>
-      <w:r>
-        <w:t xml:space="preserve"> </w:t>
-      </w:r>
-      <w:r>
-        <w:rPr>
-          <w:rStyle w:val="VerbatimChar"/>
-        </w:rPr>
-        <w:t xml:space="preserve">significant_fdr05</w:t>
-      </w:r>
-      <w:r>
-        <w:t xml:space="preserve"> </w:t>
-      </w:r>
-      <w:r>
-        <w:t xml:space="preserve">flag. These p-values are screening statistics for the</w:t>
-      </w:r>
-      <w:r>
-        <w:t xml:space="preserve"> </w:t>
-      </w:r>
-      <w:r>
-        <w:t xml:space="preserve">motif-centered report, especially at small replicate counts; the SE columns are</w:t>
-      </w:r>
-      <w:r>
-        <w:t xml:space="preserve"> </w:t>
-      </w:r>
-      <w:r>
-        <w:t xml:space="preserve">reported separately as descriptive uncertainty summaries and are not themselves</w:t>
-      </w:r>
-      <w:r>
-        <w:t xml:space="preserve"> </w:t>
-      </w:r>
-      <w:r>
-        <w:t xml:space="preserve">the hypothesis-test statistic. The</w:t>
-      </w:r>
-      <w:r>
-        <w:t xml:space="preserve"> </w:t>
-      </w:r>
-      <w:r>
-        <w:rPr>
-          <w:rStyle w:val="VerbatimChar"/>
-        </w:rPr>
-        <w:t xml:space="preserve">highlighted</w:t>
-      </w:r>
-      <w:r>
-        <w:t xml:space="preserve"> </w:t>
-      </w:r>
-      <w:r>
-        <w:t xml:space="preserve">column is retained only</w:t>
-      </w:r>
-      <w:r>
-        <w:t xml:space="preserve"> </w:t>
-      </w:r>
-      <w:r>
-        <w:t xml:space="preserve">as a report-selection and visualization flag, not as a formal</w:t>
-      </w:r>
-      <w:r>
-        <w:t xml:space="preserve"> </w:t>
-      </w:r>
-      <w:r>
-        <w:t xml:space="preserve">multiple-testing-corrected significance label. Additional replicate-oriented</w:t>
-      </w:r>
-      <w:r>
-        <w:t xml:space="preserve"> </w:t>
-      </w:r>
-      <w:r>
-        <w:t xml:space="preserve">columns include replicate counts, condition score SDs, mean</w:t>
-      </w:r>
-      <w:r>
-        <w:t xml:space="preserve"> </w:t>
-      </w:r>
-      <m:oMath>
-        <m:r>
-          <m:rPr>
-            <m:sty m:val="p"/>
-          </m:rPr>
-          <m:t>Δ</m:t>
-        </m:r>
-      </m:oMath>
-      <w:r>
-        <w:t xml:space="preserve">, mean</w:t>
-      </w:r>
-      <w:r>
-        <w:t xml:space="preserve"> </w:t>
-      </w:r>
-      <m:oMath>
-        <m:r>
-          <m:t>L</m:t>
-        </m:r>
-      </m:oMath>
-      <w:r>
-        <w:t xml:space="preserve">,</w:t>
-      </w:r>
-      <w:r>
-        <w:t xml:space="preserve"> </w:t>
-      </w:r>
-      <w:r>
-        <w:t xml:space="preserve">and standard-error summaries.</w:t>
+        <w:t xml:space="preserve">further</w:t>
+      </w:r>
+      <w:r>
+        <w:t xml:space="preserve"> </w:t>
+      </w:r>
+      <w:r>
+        <w:t xml:space="preserve">applies empirical-Bayes variance moderation across motifs, following the</w:t>
+      </w:r>
+      <w:r>
+        <w:t xml:space="preserve"> </w:t>
+      </w:r>
+      <w:r>
+        <w:t xml:space="preserve">moderated testing framework of Smyth </w:t>
+      </w:r>
+      <w:r>
+        <w:t xml:space="preserve">(16)</w:t>
+      </w:r>
+      <w:r>
+        <w:t xml:space="preserve">. This replicate-supported</w:t>
+      </w:r>
+      <w:r>
+        <w:t xml:space="preserve"> </w:t>
+      </w:r>
+      <w:r>
+        <w:t xml:space="preserve">view estimates condition effects from the per-sample motif scores and moderates</w:t>
+      </w:r>
+      <w:r>
+        <w:t xml:space="preserve"> </w:t>
+      </w:r>
+      <w:r>
+        <w:t xml:space="preserve">the per-motif variance across the motif set before computing adjusted</w:t>
+      </w:r>
+      <w:r>
+        <w:t xml:space="preserve"> </w:t>
+      </w:r>
+      <w:r>
+        <w:t xml:space="preserve">differential-footprint statistics.</w:t>
       </w:r>
     </w:p>
     <w:bookmarkEnd w:id="14"/>
@@ -4547,7 +2529,7 @@
         <w:pStyle w:val="Heading2"/>
       </w:pPr>
       <w:r>
-        <w:t xml:space="preserve">Public ATAC Processing and Reproducibility Provenance</w:t>
+        <w:t xml:space="preserve">Public Data Processing and Evaluation</w:t>
       </w:r>
     </w:p>
     <w:p>
@@ -4618,19 +2600,13 @@
         <w:t xml:space="preserve">(22)</w:t>
       </w:r>
       <w:r>
-        <w:t xml:space="preserve">. Replicate peaks were merged into a common peak universe, bias-corrected, footprint-called,</w:t>
-      </w:r>
-      <w:r>
-        <w:t xml:space="preserve"> </w:t>
-      </w:r>
-      <w:r>
-        <w:t xml:space="preserve">and analyzed by differential footprint comparison with and without sample-level</w:t>
-      </w:r>
-      <w:r>
-        <w:t xml:space="preserve"> </w:t>
-      </w:r>
-      <w:r>
-        <w:t xml:space="preserve">quantile normalization. The analysis used JASPAR 2026 CORE vertebrates</w:t>
+        <w:t xml:space="preserve">. Replicate peaks were merged into a common peak universe, bias-corrected, q95-scaled over shared background regions, footprint-called,</w:t>
+      </w:r>
+      <w:r>
+        <w:t xml:space="preserve"> </w:t>
+      </w:r>
+      <w:r>
+        <w:t xml:space="preserve">and analyzed by differential footprint comparison. The analysis used JASPAR 2026 CORE vertebrates</w:t>
       </w:r>
       <w:r>
         <w:t xml:space="preserve"> </w:t>
@@ -4703,254 +2679,67 @@
         <w:t xml:space="preserve">.</w:t>
       </w:r>
     </w:p>
+    <w:p>
+      <w:pPr>
+        <w:pStyle w:val="BodyText"/>
+      </w:pPr>
+      <w:r>
+        <w:t xml:space="preserve">Public inputs are organized as versioned TSV manifests that record source URLs,</w:t>
+      </w:r>
+      <w:r>
+        <w:t xml:space="preserve"> </w:t>
+      </w:r>
+      <w:r>
+        <w:t xml:space="preserve">accessions, assemblies, checksums, local paths, and analysis labels. Discovery</w:t>
+      </w:r>
+      <w:r>
+        <w:t xml:space="preserve"> </w:t>
+      </w:r>
+      <w:r>
+        <w:t xml:space="preserve">and download scripts query public repositories such as ENCODE </w:t>
+      </w:r>
+      <w:r>
+        <w:t xml:space="preserve">(23)</w:t>
+      </w:r>
+      <w:r>
+        <w:t xml:space="preserve"> </w:t>
+      </w:r>
+      <w:r>
+        <w:t xml:space="preserve">for released human GRCh38 ATAC-seq records and write resumable download reports.</w:t>
+      </w:r>
+      <w:r>
+        <w:t xml:space="preserve"> </w:t>
+      </w:r>
+      <w:r>
+        <w:t xml:space="preserve">The manuscript evaluation combines compact regression inputs, public bulk ATAC</w:t>
+      </w:r>
+      <w:r>
+        <w:t xml:space="preserve"> </w:t>
+      </w:r>
+      <w:r>
+        <w:t xml:space="preserve">replicates, de novo motif-preparation examples, and public PBMC single-cell</w:t>
+      </w:r>
+      <w:r>
+        <w:t xml:space="preserve"> </w:t>
+      </w:r>
+      <w:r>
+        <w:t xml:space="preserve">ATAC examples. For each analysis, command-line parameters, software versions,</w:t>
+      </w:r>
+      <w:r>
+        <w:t xml:space="preserve"> </w:t>
+      </w:r>
+      <w:r>
+        <w:t xml:space="preserve">resolved input manifests, source tables, and generated figure inputs are kept</w:t>
+      </w:r>
+      <w:r>
+        <w:t xml:space="preserve"> </w:t>
+      </w:r>
+      <w:r>
+        <w:t xml:space="preserve">with the manuscript resources so the reported examples can be rerun and audited.</w:t>
+      </w:r>
+    </w:p>
     <w:bookmarkEnd w:id="15"/>
-    <w:bookmarkStart w:id="16" w:name="public-data-evaluation-tiers-and-metrics"/>
-    <w:p>
-      <w:pPr>
-        <w:pStyle w:val="Heading2"/>
-      </w:pPr>
-      <w:r>
-        <w:t xml:space="preserve">Public Data, Evaluation Tiers, and Metrics</w:t>
-      </w:r>
-    </w:p>
-    <w:p>
-      <w:pPr>
-        <w:pStyle w:val="FirstParagraph"/>
-      </w:pPr>
-      <w:r>
-        <w:t xml:space="preserve">Public inputs are organized as versioned TSV manifests recording source,</w:t>
-      </w:r>
-      <w:r>
-        <w:t xml:space="preserve"> </w:t>
-      </w:r>
-      <w:r>
-        <w:t xml:space="preserve">analysis tier, cell type, donor, assay, accessions, assembly, output type,</w:t>
-      </w:r>
-      <w:r>
-        <w:t xml:space="preserve"> </w:t>
-      </w:r>
-      <w:r>
-        <w:t xml:space="preserve">format, URL, checksum, status, local path, split, and notes. Discovery and</w:t>
-      </w:r>
-      <w:r>
-        <w:t xml:space="preserve"> </w:t>
-      </w:r>
-      <w:r>
-        <w:t xml:space="preserve">download scripts query public repositories such as ENCODE </w:t>
-      </w:r>
-      <w:r>
-        <w:t xml:space="preserve">(23)</w:t>
-      </w:r>
-      <w:r>
-        <w:t xml:space="preserve"> </w:t>
-      </w:r>
-      <w:r>
-        <w:t xml:space="preserve">for</w:t>
-      </w:r>
-      <w:r>
-        <w:t xml:space="preserve"> </w:t>
-      </w:r>
-      <w:r>
-        <w:t xml:space="preserve">released human GRCh38 ATAC-seq records, write resumable download reports, and</w:t>
-      </w:r>
-      <w:r>
-        <w:t xml:space="preserve"> </w:t>
-      </w:r>
-      <w:r>
-        <w:t xml:space="preserve">keep raw public data out of version control. The tracked repository contains the</w:t>
-      </w:r>
-      <w:r>
-        <w:t xml:space="preserve"> </w:t>
-      </w:r>
-      <w:r>
-        <w:t xml:space="preserve">scripts, manifests, schemas, small reference inputs, source tables, and figure</w:t>
-      </w:r>
-      <w:r>
-        <w:t xml:space="preserve"> </w:t>
-      </w:r>
-      <w:r>
-        <w:t xml:space="preserve">code needed to rerun the manuscript analyses.</w:t>
-      </w:r>
-    </w:p>
-    <w:p>
-      <w:pPr>
-        <w:pStyle w:val="BodyText"/>
-      </w:pPr>
-      <w:r>
-        <w:t xml:space="preserve">The evaluation follows published recommendations for transparent computational</w:t>
-      </w:r>
-      <w:r>
-        <w:t xml:space="preserve"> </w:t>
-      </w:r>
-      <w:r>
-        <w:t xml:space="preserve">method assessment </w:t>
-      </w:r>
-      <w:r>
-        <w:t xml:space="preserve">(24,25)</w:t>
-      </w:r>
-      <w:r>
-        <w:t xml:space="preserve">,</w:t>
-      </w:r>
-      <w:r>
-        <w:t xml:space="preserve"> </w:t>
-      </w:r>
-      <w:r>
-        <w:t xml:space="preserve">but it is designed as a tiered software evaluation rather than an exhaustive</w:t>
-      </w:r>
-      <w:r>
-        <w:t xml:space="preserve"> </w:t>
-      </w:r>
-      <w:r>
-        <w:t xml:space="preserve">head-to-head benchmark of all ATAC footprinting methods. The tiers</w:t>
-      </w:r>
-      <w:r>
-        <w:t xml:space="preserve"> </w:t>
-      </w:r>
-      <w:r>
-        <w:t xml:space="preserve">(Table </w:t>
-      </w:r>
-      <w:hyperlink w:anchor="tab:tiers">
-        <w:r>
-          <w:rPr>
-            <w:rStyle w:val="Hyperlink"/>
-          </w:rPr>
-          <w:t xml:space="preserve">[tab:tiers]</w:t>
-        </w:r>
-      </w:hyperlink>
-      <w:r>
-        <w:t xml:space="preserve">) cover small-reference regression tests, bulk ATAC</w:t>
-      </w:r>
-      <w:r>
-        <w:t xml:space="preserve"> </w:t>
-      </w:r>
-      <w:r>
-        <w:t xml:space="preserve">replicates, downsampled ATAC depth checks, de novo motif preparation, and a</w:t>
-      </w:r>
-      <w:r>
-        <w:t xml:space="preserve"> </w:t>
-      </w:r>
-      <w:r>
-        <w:t xml:space="preserve">real-data pseudobulk example. Summary tables report command success, output</w:t>
-      </w:r>
-      <w:r>
-        <w:t xml:space="preserve"> </w:t>
-      </w:r>
-      <w:r>
-        <w:t xml:space="preserve">integrity, runtime, memory, differential footprint summaries, motif-recovery</w:t>
-      </w:r>
-      <w:r>
-        <w:t xml:space="preserve"> </w:t>
-      </w:r>
-      <w:r>
-        <w:t xml:space="preserve">summaries, and generated figures for the analyses included in this manuscript.</w:t>
-      </w:r>
-    </w:p>
-    <w:p>
-      <w:pPr>
-        <w:pStyle w:val="BodyText"/>
-      </w:pPr>
-      <w:r>
-        <w:t xml:space="preserve">&gt;</w:t>
-      </w:r>
-    </w:p>
-    <w:p>
-      <w:pPr>
-        <w:pStyle w:val="BodyText"/>
-      </w:pPr>
-    </w:p>
-    <w:p>
-      <w:pPr>
-        <w:pStyle w:val="BodyText"/>
-      </w:pPr>
-      <w:r>
-        <w:t xml:space="preserve">p</w:t>
-      </w:r>
-      <w:r>
-        <w:t xml:space="preserve">0.23</w:t>
-      </w:r>
-      <w:r>
-        <w:t xml:space="preserve">YY</w:t>
-      </w:r>
-    </w:p>
-    <w:p>
-      <w:pPr>
-        <w:pStyle w:val="BodyText"/>
-      </w:pPr>
-      <w:r>
-        <w:rPr>
-          <w:b/>
-          <w:bCs/>
-        </w:rPr>
-        <w:t xml:space="preserve">Tier</w:t>
-      </w:r>
-      <w:r>
-        <w:t xml:space="preserve"> </w:t>
-      </w:r>
-      <w:r>
-        <w:t xml:space="preserve">&amp;</w:t>
-      </w:r>
-      <w:r>
-        <w:t xml:space="preserve"> </w:t>
-      </w:r>
-      <w:r>
-        <w:rPr>
-          <w:b/>
-          <w:bCs/>
-        </w:rPr>
-        <w:t xml:space="preserve">Purpose</w:t>
-      </w:r>
-      <w:r>
-        <w:t xml:space="preserve"> </w:t>
-      </w:r>
-      <w:r>
-        <w:t xml:space="preserve">&amp;</w:t>
-      </w:r>
-      <w:r>
-        <w:t xml:space="preserve"> </w:t>
-      </w:r>
-      <w:r>
-        <w:rPr>
-          <w:b/>
-          <w:bCs/>
-        </w:rPr>
-        <w:t xml:space="preserve">Primary outputs</w:t>
-      </w:r>
-      <w:r>
-        <w:br/>
-      </w:r>
-      <w:r>
-        <w:t xml:space="preserve">Small reference &amp; Installation and regression checks on compact inputs &amp; command success, output existence, stable summaries</w:t>
-      </w:r>
-      <w:r>
-        <w:br/>
-      </w:r>
-      <w:r>
-        <w:t xml:space="preserve">Bulk ATAC replicates &amp; Public bulk ATAC replicate demonstrations for footprinting and differential reports &amp; corrected tracks, footprint scores, motif reports, aggregate plots</w:t>
-      </w:r>
-      <w:r>
-        <w:br/>
-      </w:r>
-      <w:r>
-        <w:t xml:space="preserve">Depth robustness &amp; Shallow-depth sensitivity (50/25/10/5%) &amp; downsampled workflow summaries and output checks</w:t>
-      </w:r>
-      <w:r>
-        <w:br/>
-      </w:r>
-      <w:r>
-        <w:t xml:space="preserve">De novo motif prep &amp; Candidate FASTA and motif-discovery validation &amp; exported FASTA files and motif summaries</w:t>
-      </w:r>
-      <w:r>
-        <w:br/>
-      </w:r>
-      <w:r>
-        <w:t xml:space="preserve">Pseudobulk &amp; Single-cell extension and real-data demonstration &amp; 10x PBMC pseudobulk fragments, corrected footprint tracks, pairwise TF differential plots, KNN marker-signature UMAPs</w:t>
-      </w:r>
-      <w:r>
-        <w:br/>
-      </w:r>
-    </w:p>
-    <w:bookmarkEnd w:id="16"/>
-    <w:bookmarkStart w:id="17" w:name="reproducibility-engineering"/>
+    <w:bookmarkStart w:id="16" w:name="reproducibility-engineering"/>
     <w:p>
       <w:pPr>
         <w:pStyle w:val="Heading2"/>
@@ -5027,7 +2816,7 @@
         <w:t xml:space="preserve">bioinformatics environment practices </w:t>
       </w:r>
       <w:r>
-        <w:t xml:space="preserve">(26–28)</w:t>
+        <w:t xml:space="preserve">(24–26)</w:t>
       </w:r>
       <w:r>
         <w:t xml:space="preserve">.</w:t>
@@ -5036,25 +2825,7 @@
         <w:t xml:space="preserve"> </w:t>
       </w:r>
       <w:r>
-        <w:t xml:space="preserve">Reviewer instructions are kept in</w:t>
-      </w:r>
-      <w:r>
-        <w:t xml:space="preserve"> </w:t>
-      </w:r>
-      <w:r>
-        <w:rPr>
-          <w:rStyle w:val="VerbatimChar"/>
-        </w:rPr>
-        <w:t xml:space="preserve">docs/reproduce-paper.md</w:t>
-      </w:r>
-      <w:r>
-        <w:t xml:space="preserve">. Benchmark</w:t>
-      </w:r>
-      <w:r>
-        <w:t xml:space="preserve"> </w:t>
-      </w:r>
-      <w:r>
-        <w:t xml:space="preserve">scripts record random seeds, tool versions, command lines, and resolved</w:t>
+        <w:t xml:space="preserve">Analysis scripts record random seeds, tool versions, command lines, and resolved</w:t>
       </w:r>
       <w:r>
         <w:t xml:space="preserve"> </w:t>
@@ -5066,12 +2837,12 @@
         <w:t xml:space="preserve"> </w:t>
       </w:r>
       <w:r>
-        <w:t xml:space="preserve">figure files are retained for auditability.</w:t>
-      </w:r>
-    </w:p>
+        <w:t xml:space="preserve">figure files are retained with the manuscript resources for auditability.</w:t>
+      </w:r>
+    </w:p>
+    <w:bookmarkEnd w:id="16"/>
     <w:bookmarkEnd w:id="17"/>
-    <w:bookmarkEnd w:id="18"/>
-    <w:bookmarkStart w:id="56" w:name="results"/>
+    <w:bookmarkStart w:id="55" w:name="results"/>
     <w:p>
       <w:pPr>
         <w:pStyle w:val="Heading1"/>
@@ -5115,7 +2886,7 @@
         <w:t xml:space="preserve">examples.</w:t>
       </w:r>
     </w:p>
-    <w:bookmarkStart w:id="24" w:name="X1d12b030c0e011596b18f05c9592026058c5dde"/>
+    <w:bookmarkStart w:id="23" w:name="X1d12b030c0e011596b18f05c9592026058c5dde"/>
     <w:p>
       <w:pPr>
         <w:pStyle w:val="Heading2"/>
@@ -5188,7 +2959,7 @@
         <w:t xml:space="preserve">).</w:t>
       </w:r>
     </w:p>
-    <w:bookmarkStart w:id="23" w:name="fig:workflow_overview"/>
+    <w:bookmarkStart w:id="22" w:name="fig:workflow_overview"/>
     <w:p>
       <w:pPr>
         <w:pStyle w:val="CaptionedFigure"/>
@@ -5198,18 +2969,18 @@
           <wp:inline>
             <wp:extent cx="4699000" cy="5143500"/>
             <wp:effectExtent b="0" l="0" r="0" t="0"/>
-            <wp:docPr descr="" title="" id="20" name="Picture"/>
+            <wp:docPr descr="" title="" id="19" name="Picture"/>
             <a:graphic>
               <a:graphicData uri="http://schemas.openxmlformats.org/drawingml/2006/picture">
                 <pic:pic>
                   <pic:nvPicPr>
-                    <pic:cNvPr descr="figures/Fig1.pdf" id="21" name="Picture"/>
+                    <pic:cNvPr descr="figures/Fig1.pdf" id="20" name="Picture"/>
                     <pic:cNvPicPr>
                       <a:picLocks noChangeArrowheads="1" noChangeAspect="1"/>
                     </pic:cNvPicPr>
                   </pic:nvPicPr>
                   <pic:blipFill>
-                    <a:blip r:embed="rId19"/>
+                    <a:blip r:embed="rId18"/>
                     <a:stretch>
                       <a:fillRect/>
                     </a:stretch>
@@ -5291,12 +3062,12 @@
       <w:r>
         <w:t xml:space="preserve"> </w:t>
       </w:r>
-      <w:bookmarkStart w:id="22" w:name="fig:workflow_overview"/>
-      <w:bookmarkEnd w:id="22"/>
-    </w:p>
+      <w:bookmarkStart w:id="21" w:name="fig:workflow_overview"/>
+      <w:bookmarkEnd w:id="21"/>
+    </w:p>
+    <w:bookmarkEnd w:id="22"/>
     <w:bookmarkEnd w:id="23"/>
-    <w:bookmarkEnd w:id="24"/>
-    <w:bookmarkStart w:id="25" w:name="interactive-interfaces-and-report-review"/>
+    <w:bookmarkStart w:id="24" w:name="interactive-interfaces-and-report-review"/>
     <w:p>
       <w:pPr>
         <w:pStyle w:val="Heading2"/>
@@ -5381,50 +3152,50 @@
         <w:t xml:space="preserve">aggregate profiles, and SVG export for publication-ready editing.</w:t>
       </w:r>
     </w:p>
+    <w:bookmarkEnd w:id="24"/>
+    <w:bookmarkStart w:id="25" w:name="regression-tested-outputs"/>
+    <w:p>
+      <w:pPr>
+        <w:pStyle w:val="Heading2"/>
+      </w:pPr>
+      <w:r>
+        <w:t xml:space="preserve">Regression-tested Outputs</w:t>
+      </w:r>
+    </w:p>
+    <w:p>
+      <w:pPr>
+        <w:pStyle w:val="FirstParagraph"/>
+      </w:pPr>
+      <w:r>
+        <w:t xml:space="preserve">Deterministic regression tests pin summary outputs for footprint calling,</w:t>
+      </w:r>
+      <w:r>
+        <w:t xml:space="preserve"> </w:t>
+      </w:r>
+      <w:r>
+        <w:t xml:space="preserve">differential footprint analysis, and aggregate plotting. Public entry-point</w:t>
+      </w:r>
+      <w:r>
+        <w:t xml:space="preserve"> </w:t>
+      </w:r>
+      <w:r>
+        <w:t xml:space="preserve">checks and YAML dry-runs verify that the command surface remains stable. These</w:t>
+      </w:r>
+      <w:r>
+        <w:t xml:space="preserve"> </w:t>
+      </w:r>
+      <w:r>
+        <w:t xml:space="preserve">tests provide a compact contract for core analyses while allowing integrated</w:t>
+      </w:r>
+      <w:r>
+        <w:t xml:space="preserve"> </w:t>
+      </w:r>
+      <w:r>
+        <w:t xml:space="preserve">modules to share the same input and output conventions.</w:t>
+      </w:r>
+    </w:p>
     <w:bookmarkEnd w:id="25"/>
-    <w:bookmarkStart w:id="26" w:name="regression-tested-outputs"/>
-    <w:p>
-      <w:pPr>
-        <w:pStyle w:val="Heading2"/>
-      </w:pPr>
-      <w:r>
-        <w:t xml:space="preserve">Regression-tested Outputs</w:t>
-      </w:r>
-    </w:p>
-    <w:p>
-      <w:pPr>
-        <w:pStyle w:val="FirstParagraph"/>
-      </w:pPr>
-      <w:r>
-        <w:t xml:space="preserve">Deterministic regression tests pin summary outputs for footprint calling,</w:t>
-      </w:r>
-      <w:r>
-        <w:t xml:space="preserve"> </w:t>
-      </w:r>
-      <w:r>
-        <w:t xml:space="preserve">differential footprint analysis, and aggregate plotting. Public entry-point</w:t>
-      </w:r>
-      <w:r>
-        <w:t xml:space="preserve"> </w:t>
-      </w:r>
-      <w:r>
-        <w:t xml:space="preserve">checks and YAML dry-runs verify that the command surface remains stable. These</w:t>
-      </w:r>
-      <w:r>
-        <w:t xml:space="preserve"> </w:t>
-      </w:r>
-      <w:r>
-        <w:t xml:space="preserve">tests provide a compact contract for core analyses while allowing integrated</w:t>
-      </w:r>
-      <w:r>
-        <w:t xml:space="preserve"> </w:t>
-      </w:r>
-      <w:r>
-        <w:t xml:space="preserve">modules to share the same input and output conventions.</w:t>
-      </w:r>
-    </w:p>
-    <w:bookmarkEnd w:id="26"/>
-    <w:bookmarkStart w:id="37" w:name="Xd39471bb8592f948e8a0bb2eb2de2159bacceab"/>
+    <w:bookmarkStart w:id="36" w:name="Xd39471bb8592f948e8a0bb2eb2de2159bacceab"/>
     <w:p>
       <w:pPr>
         <w:pStyle w:val="Heading2"/>
@@ -5746,7 +3517,7 @@
         <w:t xml:space="preserve">).</w:t>
       </w:r>
     </w:p>
-    <w:bookmarkStart w:id="31" w:name="fig:denovo_validation"/>
+    <w:bookmarkStart w:id="30" w:name="fig:denovo_validation"/>
     <w:p>
       <w:pPr>
         <w:pStyle w:val="CaptionedFigure"/>
@@ -5756,18 +3527,18 @@
           <wp:inline>
             <wp:extent cx="5334000" cy="5519435"/>
             <wp:effectExtent b="0" l="0" r="0" t="0"/>
-            <wp:docPr descr="" title="" id="28" name="Picture"/>
+            <wp:docPr descr="" title="" id="27" name="Picture"/>
             <a:graphic>
               <a:graphicData uri="http://schemas.openxmlformats.org/drawingml/2006/picture">
                 <pic:pic>
                   <pic:nvPicPr>
-                    <pic:cNvPr descr="figures/Fig2.pdf" id="29" name="Picture"/>
+                    <pic:cNvPr descr="figures/Fig2.pdf" id="28" name="Picture"/>
                     <pic:cNvPicPr>
                       <a:picLocks noChangeArrowheads="1" noChangeAspect="1"/>
                     </pic:cNvPicPr>
                   </pic:nvPicPr>
                   <pic:blipFill>
-                    <a:blip r:embed="rId27"/>
+                    <a:blip r:embed="rId26"/>
                     <a:stretch>
                       <a:fillRect/>
                     </a:stretch>
@@ -5870,10 +3641,10 @@
       <w:r>
         <w:t xml:space="preserve"> </w:t>
       </w:r>
-      <w:bookmarkStart w:id="30" w:name="fig:denovo_validation"/>
-      <w:bookmarkEnd w:id="30"/>
-    </w:p>
-    <w:bookmarkEnd w:id="31"/>
+      <w:bookmarkStart w:id="29" w:name="fig:denovo_validation"/>
+      <w:bookmarkEnd w:id="29"/>
+    </w:p>
+    <w:bookmarkEnd w:id="30"/>
     <w:p>
       <w:pPr>
         <w:pStyle w:val="BodyText"/>
@@ -5911,7 +3682,7 @@
         <w:t xml:space="preserve">footprint profiles in one browser-review view.</w:t>
       </w:r>
     </w:p>
-    <w:bookmarkStart w:id="36" w:name="fig:differential_report"/>
+    <w:bookmarkStart w:id="35" w:name="fig:differential_report"/>
     <w:p>
       <w:pPr>
         <w:pStyle w:val="CaptionedFigure"/>
@@ -5919,20 +3690,20 @@
       <w:r>
         <w:drawing>
           <wp:inline>
-            <wp:extent cx="5334000" cy="7352022"/>
+            <wp:extent cx="5334000" cy="9324180"/>
             <wp:effectExtent b="0" l="0" r="0" t="0"/>
-            <wp:docPr descr="" title="" id="33" name="Picture"/>
+            <wp:docPr descr="" title="" id="32" name="Picture"/>
             <a:graphic>
               <a:graphicData uri="http://schemas.openxmlformats.org/drawingml/2006/picture">
                 <pic:pic>
                   <pic:nvPicPr>
-                    <pic:cNvPr descr="figures/Fig3_fullpage.png" id="34" name="Picture"/>
+                    <pic:cNvPr descr="figures/Fig3.png" id="33" name="Picture"/>
                     <pic:cNvPicPr>
                       <a:picLocks noChangeArrowheads="1" noChangeAspect="1"/>
                     </pic:cNvPicPr>
                   </pic:nvPicPr>
                   <pic:blipFill>
-                    <a:blip r:embed="rId32"/>
+                    <a:blip r:embed="rId31"/>
                     <a:stretch>
                       <a:fillRect/>
                     </a:stretch>
@@ -5940,7 +3711,7 @@
                   <pic:spPr bwMode="auto">
                     <a:xfrm>
                       <a:off x="0" y="0"/>
-                      <a:ext cx="5334000" cy="7352022"/>
+                      <a:ext cx="5334000" cy="9324180"/>
                     </a:xfrm>
                     <a:prstGeom prst="rect">
                       <a:avLst/>
@@ -5970,7 +3741,7 @@
         <w:t xml:space="preserve"> </w:t>
       </w:r>
       <w:r>
-        <w:t xml:space="preserve">The cropped browser report view summarizes selected differential motifs, motif</w:t>
+        <w:t xml:space="preserve">The browser report view summarizes selected differential motifs, motif</w:t>
       </w:r>
       <w:r>
         <w:t xml:space="preserve"> </w:t>
@@ -5993,18 +3764,208 @@
       <w:r>
         <w:t xml:space="preserve"> </w:t>
       </w:r>
-      <w:bookmarkStart w:id="35" w:name="fig:differential_report"/>
-      <w:bookmarkEnd w:id="35"/>
-    </w:p>
+      <w:bookmarkStart w:id="34" w:name="fig:differential_report"/>
+      <w:bookmarkEnd w:id="34"/>
+    </w:p>
+    <w:bookmarkEnd w:id="35"/>
     <w:bookmarkEnd w:id="36"/>
+    <w:bookmarkStart w:id="37" w:name="X935fb5b71ac4c123c30722e29ae08f48dec577d"/>
+    <w:p>
+      <w:pPr>
+        <w:pStyle w:val="Heading2"/>
+      </w:pPr>
+      <w:r>
+        <w:t xml:space="preserve">Replicate-aware Differential Footprint Analysis</w:t>
+      </w:r>
+    </w:p>
+    <w:p>
+      <w:pPr>
+        <w:pStyle w:val="FirstParagraph"/>
+      </w:pPr>
+      <w:r>
+        <w:t xml:space="preserve">The replicate-aware analysis reports differential footprint effect sizes,</w:t>
+      </w:r>
+      <w:r>
+        <w:t xml:space="preserve"> </w:t>
+      </w:r>
+      <w:r>
+        <w:t xml:space="preserve">replicate support, and uncertainty summaries while keeping each comparison</w:t>
+      </w:r>
+      <w:r>
+        <w:t xml:space="preserve"> </w:t>
+      </w:r>
+      <w:r>
+        <w:t xml:space="preserve">anchored to a common peak and motif-site universe. In the Buenrostro example,</w:t>
+      </w:r>
+      <w:r>
+        <w:t xml:space="preserve"> </w:t>
+      </w:r>
+      <w:r>
+        <w:t xml:space="preserve">B-cell and T-cell replicates were scanned on the merged peak set before</w:t>
+      </w:r>
+      <w:r>
+        <w:t xml:space="preserve"> </w:t>
+      </w:r>
+      <w:r>
+        <w:t xml:space="preserve">comparison, so no additional peak alignment step was needed at the reporting</w:t>
+      </w:r>
+      <w:r>
+        <w:t xml:space="preserve"> </w:t>
+      </w:r>
+      <w:r>
+        <w:t xml:space="preserve">stage.</w:t>
+      </w:r>
+    </w:p>
+    <w:p>
+      <w:pPr>
+        <w:pStyle w:val="BodyText"/>
+      </w:pPr>
+      <w:r>
+        <w:t xml:space="preserve">Repeated condition names define biological replicate groups. In one-sample</w:t>
+      </w:r>
+      <w:r>
+        <w:t xml:space="preserve"> </w:t>
+      </w:r>
+      <w:r>
+        <w:t xml:space="preserve">contrasts, the report uses the motif-site versus background-distribution</w:t>
+      </w:r>
+      <w:r>
+        <w:t xml:space="preserve"> </w:t>
+      </w:r>
+      <w:r>
+        <w:t xml:space="preserve">comparison. When multiple samples are available, motif scores are first</w:t>
+      </w:r>
+      <w:r>
+        <w:t xml:space="preserve"> </w:t>
+      </w:r>
+      <w:r>
+        <w:t xml:space="preserve">aggregated per sample and then analyzed with empirical-Bayes variance moderation</w:t>
+      </w:r>
+      <w:r>
+        <w:t xml:space="preserve"> </w:t>
+      </w:r>
+      <w:r>
+        <w:t xml:space="preserve">across motifs </w:t>
+      </w:r>
+      <w:r>
+        <w:t xml:space="preserve">(16)</w:t>
+      </w:r>
+      <w:r>
+        <w:t xml:space="preserve">. The replicate-supported output reports condition</w:t>
+      </w:r>
+      <w:r>
+        <w:t xml:space="preserve"> </w:t>
+      </w:r>
+      <w:r>
+        <w:t xml:space="preserve">means, replicate counts, SD and SE summaries, moderated statistics, and adjusted</w:t>
+      </w:r>
+      <w:r>
+        <w:t xml:space="preserve"> </w:t>
+      </w:r>
+      <w:r>
+        <w:t xml:space="preserve">q-values alongside the original motif-background comparison.</w:t>
+      </w:r>
+    </w:p>
+    <w:p>
+      <w:pPr>
+        <w:pStyle w:val="BodyText"/>
+      </w:pPr>
+      <w:r>
+        <w:t xml:space="preserve">As a biological consistency check for the same 2-vs-2 Buenrostro comparison, we</w:t>
+      </w:r>
+      <w:r>
+        <w:t xml:space="preserve"> </w:t>
+      </w:r>
+      <w:r>
+        <w:t xml:space="preserve">inspected aggregate corrected cut-site profiles for a small illustrative set</w:t>
+      </w:r>
+      <w:r>
+        <w:t xml:space="preserve"> </w:t>
+      </w:r>
+      <w:r>
+        <w:t xml:space="preserve">selected for visible center depletion and known or plausible immune relevance.</w:t>
+      </w:r>
+      <w:r>
+        <w:t xml:space="preserve"> </w:t>
+      </w:r>
+      <w:r>
+        <w:t xml:space="preserve">BACH2 showed a B/GM12878-biased aggregate pattern in this dataset, although it is</w:t>
+      </w:r>
+      <w:r>
+        <w:t xml:space="preserve"> </w:t>
+      </w:r>
+      <w:r>
+        <w:t xml:space="preserve">not B-cell exclusive because it is also reused in T-cell states. JUNB and ATF7</w:t>
+      </w:r>
+      <w:r>
+        <w:t xml:space="preserve"> </w:t>
+      </w:r>
+      <w:r>
+        <w:t xml:space="preserve">showed stronger T-cell center depletion; JUNB is an AP-1 family regulator of</w:t>
+      </w:r>
+      <w:r>
+        <w:t xml:space="preserve"> </w:t>
+      </w:r>
+      <w:r>
+        <w:t xml:space="preserve">T-cell differentiation </w:t>
+      </w:r>
+      <w:r>
+        <w:t xml:space="preserve">(27)</w:t>
+      </w:r>
+      <w:r>
+        <w:t xml:space="preserve">, and ATF7 is included as a strong</w:t>
+      </w:r>
+      <w:r>
+        <w:t xml:space="preserve"> </w:t>
+      </w:r>
+      <w:r>
+        <w:t xml:space="preserve">aggregate example in this dataset rather than as a lineage-specific marker. IRF4</w:t>
+      </w:r>
+      <w:r>
+        <w:t xml:space="preserve"> </w:t>
+      </w:r>
+      <w:r>
+        <w:t xml:space="preserve">is included because TCR signaling can drive graded IRF4 expression in T</w:t>
+      </w:r>
+      <w:r>
+        <w:t xml:space="preserve"> </w:t>
+      </w:r>
+      <w:r>
+        <w:t xml:space="preserve">cells </w:t>
+      </w:r>
+      <w:r>
+        <w:t xml:space="preserve">(28)</w:t>
+      </w:r>
+      <w:r>
+        <w:t xml:space="preserve">, although its aggregate depletion is modest here. We</w:t>
+      </w:r>
+      <w:r>
+        <w:t xml:space="preserve"> </w:t>
+      </w:r>
+      <w:r>
+        <w:t xml:space="preserve">treat these panels as a biological sanity check rather than a</w:t>
+      </w:r>
+      <w:r>
+        <w:t xml:space="preserve"> </w:t>
+      </w:r>
+      <w:r>
+        <w:t xml:space="preserve">marker-classification benchmark; a more negative center-versus-flank profile</w:t>
+      </w:r>
+      <w:r>
+        <w:t xml:space="preserve"> </w:t>
+      </w:r>
+      <w:r>
+        <w:t xml:space="preserve">indicates stronger footprint-like protection at motif centers.</w:t>
+      </w:r>
+    </w:p>
     <w:bookmarkEnd w:id="37"/>
-    <w:bookmarkStart w:id="38" w:name="X3d87f1cbe3b98d0199f75917ab8b41023e4a8ee"/>
+    <w:bookmarkStart w:id="43" w:name="Xd452c4080251f89b272aa3c0e0877a77f86ceff"/>
     <w:p>
       <w:pPr>
         <w:pStyle w:val="Heading2"/>
       </w:pPr>
       <w:r>
-        <w:t xml:space="preserve">Replicate-aware Differential Footprint Analysis and Normalization</w:t>
+        <w:t xml:space="preserve">Single-cell ATAC Fragments Support Pseudobulk Footprinting</w:t>
       </w:r>
     </w:p>
     <w:p>
@@ -6012,206 +3973,16 @@
         <w:pStyle w:val="FirstParagraph"/>
       </w:pPr>
       <w:r>
-        <w:t xml:space="preserve">The replicate-aware analysis reports differential footprint effect sizes,</w:t>
-      </w:r>
-      <w:r>
-        <w:t xml:space="preserve"> </w:t>
-      </w:r>
-      <w:r>
-        <w:t xml:space="preserve">replicate support, and uncertainty summaries while keeping each comparison</w:t>
-      </w:r>
-      <w:r>
-        <w:t xml:space="preserve"> </w:t>
-      </w:r>
-      <w:r>
-        <w:t xml:space="preserve">anchored to a common peak and motif-site universe. In the Buenrostro example,</w:t>
-      </w:r>
-      <w:r>
-        <w:t xml:space="preserve"> </w:t>
-      </w:r>
-      <w:r>
-        <w:t xml:space="preserve">B-cell and T-cell replicates were scanned on the merged peak set before</w:t>
-      </w:r>
-      <w:r>
-        <w:t xml:space="preserve"> </w:t>
-      </w:r>
-      <w:r>
-        <w:t xml:space="preserve">comparison, so no additional peak alignment step was needed at the reporting</w:t>
-      </w:r>
-      <w:r>
-        <w:t xml:space="preserve"> </w:t>
-      </w:r>
-      <w:r>
-        <w:t xml:space="preserve">stage.</w:t>
-      </w:r>
-    </w:p>
-    <w:p>
-      <w:pPr>
-        <w:pStyle w:val="BodyText"/>
-      </w:pPr>
-      <w:r>
-        <w:t xml:space="preserve">Repeated condition names define biological replicate groups. In one-sample</w:t>
-      </w:r>
-      <w:r>
-        <w:t xml:space="preserve"> </w:t>
-      </w:r>
-      <w:r>
-        <w:t xml:space="preserve">contrasts, the report uses the motif-site versus background-distribution</w:t>
-      </w:r>
-      <w:r>
-        <w:t xml:space="preserve"> </w:t>
-      </w:r>
-      <w:r>
-        <w:t xml:space="preserve">comparison. When multiple samples are available, motif scores are first</w:t>
-      </w:r>
-      <w:r>
-        <w:t xml:space="preserve"> </w:t>
-      </w:r>
-      <w:r>
-        <w:t xml:space="preserve">aggregated per sample and then analyzed with empirical-Bayes variance moderation</w:t>
-      </w:r>
-      <w:r>
-        <w:t xml:space="preserve"> </w:t>
-      </w:r>
-      <w:r>
-        <w:t xml:space="preserve">across motifs </w:t>
-      </w:r>
-      <w:r>
-        <w:t xml:space="preserve">(16)</w:t>
-      </w:r>
-      <w:r>
-        <w:t xml:space="preserve">. The replicate-supported output reports condition</w:t>
-      </w:r>
-      <w:r>
-        <w:t xml:space="preserve"> </w:t>
-      </w:r>
-      <w:r>
-        <w:t xml:space="preserve">means, replicate counts, SD and SE summaries, moderated statistics, and adjusted</w:t>
-      </w:r>
-      <w:r>
-        <w:t xml:space="preserve"> </w:t>
-      </w:r>
-      <w:r>
-        <w:t xml:space="preserve">q-values alongside the original motif-background comparison.</w:t>
-      </w:r>
-    </w:p>
-    <w:p>
-      <w:pPr>
-        <w:pStyle w:val="BodyText"/>
-      </w:pPr>
-      <w:r>
-        <w:t xml:space="preserve">As a biological consistency check for the same 2-vs-2 Buenrostro comparison, we</w:t>
-      </w:r>
-      <w:r>
-        <w:t xml:space="preserve"> </w:t>
-      </w:r>
-      <w:r>
-        <w:t xml:space="preserve">inspected aggregate corrected cut-site profiles for a small illustrative set</w:t>
-      </w:r>
-      <w:r>
-        <w:t xml:space="preserve"> </w:t>
-      </w:r>
-      <w:r>
-        <w:t xml:space="preserve">selected for visible center depletion and known or plausible immune relevance.</w:t>
-      </w:r>
-      <w:r>
-        <w:t xml:space="preserve"> </w:t>
-      </w:r>
-      <w:r>
-        <w:t xml:space="preserve">BACH2 showed a B/GM12878-biased aggregate pattern in this dataset, although it is</w:t>
-      </w:r>
-      <w:r>
-        <w:t xml:space="preserve"> </w:t>
-      </w:r>
-      <w:r>
-        <w:t xml:space="preserve">not B-cell exclusive because it is also reused in T-cell states. JUNB and ATF7</w:t>
-      </w:r>
-      <w:r>
-        <w:t xml:space="preserve"> </w:t>
-      </w:r>
-      <w:r>
-        <w:t xml:space="preserve">showed stronger T-cell center depletion; JUNB is an AP-1 family regulator of</w:t>
-      </w:r>
-      <w:r>
-        <w:t xml:space="preserve"> </w:t>
-      </w:r>
-      <w:r>
-        <w:t xml:space="preserve">T-cell differentiation </w:t>
+        <w:t xml:space="preserve">We evaluated pseudobulk aggregation using the public 10x Genomics PBMC</w:t>
+      </w:r>
+      <w:r>
+        <w:t xml:space="preserve"> </w:t>
+      </w:r>
+      <w:r>
+        <w:t xml:space="preserve">granulocyte-depleted Multiome dataset </w:t>
       </w:r>
       <w:r>
         <w:t xml:space="preserve">(29)</w:t>
-      </w:r>
-      <w:r>
-        <w:t xml:space="preserve">, and ATF7 is included as a strong</w:t>
-      </w:r>
-      <w:r>
-        <w:t xml:space="preserve"> </w:t>
-      </w:r>
-      <w:r>
-        <w:t xml:space="preserve">aggregate example in this dataset rather than as a lineage-specific marker. IRF4</w:t>
-      </w:r>
-      <w:r>
-        <w:t xml:space="preserve"> </w:t>
-      </w:r>
-      <w:r>
-        <w:t xml:space="preserve">is included because TCR signaling can drive graded IRF4 expression in T</w:t>
-      </w:r>
-      <w:r>
-        <w:t xml:space="preserve"> </w:t>
-      </w:r>
-      <w:r>
-        <w:t xml:space="preserve">cells </w:t>
-      </w:r>
-      <w:r>
-        <w:t xml:space="preserve">(30)</w:t>
-      </w:r>
-      <w:r>
-        <w:t xml:space="preserve">, although its aggregate depletion is modest here. We</w:t>
-      </w:r>
-      <w:r>
-        <w:t xml:space="preserve"> </w:t>
-      </w:r>
-      <w:r>
-        <w:t xml:space="preserve">treat these panels as a biological sanity check rather than a</w:t>
-      </w:r>
-      <w:r>
-        <w:t xml:space="preserve"> </w:t>
-      </w:r>
-      <w:r>
-        <w:t xml:space="preserve">marker-classification benchmark; a more negative center-versus-flank profile</w:t>
-      </w:r>
-      <w:r>
-        <w:t xml:space="preserve"> </w:t>
-      </w:r>
-      <w:r>
-        <w:t xml:space="preserve">indicates stronger footprint-like protection at motif centers.</w:t>
-      </w:r>
-    </w:p>
-    <w:bookmarkEnd w:id="38"/>
-    <w:bookmarkStart w:id="44" w:name="Xd452c4080251f89b272aa3c0e0877a77f86ceff"/>
-    <w:p>
-      <w:pPr>
-        <w:pStyle w:val="Heading2"/>
-      </w:pPr>
-      <w:r>
-        <w:t xml:space="preserve">Single-cell ATAC Fragments Support Pseudobulk Footprinting</w:t>
-      </w:r>
-    </w:p>
-    <w:p>
-      <w:pPr>
-        <w:pStyle w:val="FirstParagraph"/>
-      </w:pPr>
-      <w:r>
-        <w:t xml:space="preserve">We evaluated pseudobulk aggregation using the public 10x Genomics PBMC</w:t>
-      </w:r>
-      <w:r>
-        <w:t xml:space="preserve"> </w:t>
-      </w:r>
-      <w:r>
-        <w:t xml:space="preserve">granulocyte-depleted Multiome dataset </w:t>
-      </w:r>
-      <w:r>
-        <w:t xml:space="preserve">(31)</w:t>
       </w:r>
       <w:r>
         <w:t xml:space="preserve">. Using the official</w:t>
@@ -6393,7 +4164,7 @@
         <w:t xml:space="preserve">baselines such as chromVAR </w:t>
       </w:r>
       <w:r>
-        <w:t xml:space="preserve">(32–34)</w:t>
+        <w:t xml:space="preserve">(30–32)</w:t>
       </w:r>
       <w:r>
         <w:t xml:space="preserve">.</w:t>
@@ -6451,7 +4222,7 @@
         <w:t xml:space="preserve">5k PBMC single-cell ATAC dataset </w:t>
       </w:r>
       <w:r>
-        <w:t xml:space="preserve">(35)</w:t>
+        <w:t xml:space="preserve">(33)</w:t>
       </w:r>
       <w:r>
         <w:t xml:space="preserve">. This example used</w:t>
@@ -6540,7 +4311,7 @@
         <w:t xml:space="preserve">).</w:t>
       </w:r>
     </w:p>
-    <w:bookmarkStart w:id="43" w:name="fig:single_cell_footprinting"/>
+    <w:bookmarkStart w:id="42" w:name="fig:single_cell_footprinting"/>
     <w:p>
       <w:pPr>
         <w:pStyle w:val="CaptionedFigure"/>
@@ -6550,18 +4321,18 @@
           <wp:inline>
             <wp:extent cx="5334000" cy="6902823"/>
             <wp:effectExtent b="0" l="0" r="0" t="0"/>
-            <wp:docPr descr="" title="" id="40" name="Picture"/>
+            <wp:docPr descr="" title="" id="39" name="Picture"/>
             <a:graphic>
               <a:graphicData uri="http://schemas.openxmlformats.org/drawingml/2006/picture">
                 <pic:pic>
                   <pic:nvPicPr>
-                    <pic:cNvPr descr="figures/Fig4.pdf" id="41" name="Picture"/>
+                    <pic:cNvPr descr="figures/Fig4.pdf" id="40" name="Picture"/>
                     <pic:cNvPicPr>
                       <a:picLocks noChangeArrowheads="1" noChangeAspect="1"/>
                     </pic:cNvPicPr>
                   </pic:nvPicPr>
                   <pic:blipFill>
-                    <a:blip r:embed="rId39"/>
+                    <a:blip r:embed="rId38"/>
                     <a:stretch>
                       <a:fillRect/>
                     </a:stretch>
@@ -6654,12 +4425,12 @@
       <w:r>
         <w:t xml:space="preserve"> </w:t>
       </w:r>
-      <w:bookmarkStart w:id="42" w:name="fig:single_cell_footprinting"/>
-      <w:bookmarkEnd w:id="42"/>
-    </w:p>
+      <w:bookmarkStart w:id="41" w:name="fig:single_cell_footprinting"/>
+      <w:bookmarkEnd w:id="41"/>
+    </w:p>
+    <w:bookmarkEnd w:id="42"/>
     <w:bookmarkEnd w:id="43"/>
-    <w:bookmarkEnd w:id="44"/>
-    <w:bookmarkStart w:id="55" w:name="evaluation-and-figure-reproducibility"/>
+    <w:bookmarkStart w:id="54" w:name="evaluation-and-figure-reproducibility"/>
     <w:p>
       <w:pPr>
         <w:pStyle w:val="Heading2"/>
@@ -6673,48 +4444,37 @@
         <w:pStyle w:val="FirstParagraph"/>
       </w:pPr>
       <w:r>
-        <w:t xml:space="preserve">The tiered design (Table </w:t>
-      </w:r>
-      <w:hyperlink w:anchor="tab:tiers">
-        <w:r>
-          <w:rPr>
-            <w:rStyle w:val="Hyperlink"/>
-          </w:rPr>
-          <w:t xml:space="preserve">[tab:tiers]</w:t>
-        </w:r>
-      </w:hyperlink>
-      <w:r>
-        <w:t xml:space="preserve">), manifests, schema validator,</w:t>
-      </w:r>
-      <w:r>
-        <w:t xml:space="preserve"> </w:t>
-      </w:r>
-      <w:r>
-        <w:t xml:space="preserve">engineering-runtime recorder, and figure scripts provide an executable path from</w:t>
-      </w:r>
-      <w:r>
-        <w:t xml:space="preserve"> </w:t>
-      </w:r>
-      <w:r>
-        <w:t xml:space="preserve">public inputs to publication-ready outputs. These resources verify stable outputs</w:t>
-      </w:r>
-      <w:r>
-        <w:t xml:space="preserve"> </w:t>
-      </w:r>
-      <w:r>
-        <w:t xml:space="preserve">on compact fixtures and public-data subsets, support the bulk, de novo,</w:t>
-      </w:r>
-      <w:r>
-        <w:t xml:space="preserve"> </w:t>
-      </w:r>
-      <w:r>
-        <w:t xml:space="preserve">pseudobulk, replicate-normalization, and report examples, and keep sample,</w:t>
-      </w:r>
-      <w:r>
-        <w:t xml:space="preserve"> </w:t>
-      </w:r>
-      <w:r>
-        <w:t xml:space="preserve">parameter, motif, region, and signal-track choices auditable.</w:t>
+        <w:t xml:space="preserve">Manifests, schema validation, engineering-runtime recording, and figure scripts</w:t>
+      </w:r>
+      <w:r>
+        <w:t xml:space="preserve"> </w:t>
+      </w:r>
+      <w:r>
+        <w:t xml:space="preserve">provide an executable path from public inputs to publication-ready outputs.</w:t>
+      </w:r>
+      <w:r>
+        <w:t xml:space="preserve"> </w:t>
+      </w:r>
+      <w:r>
+        <w:t xml:space="preserve">These resources verify stable outputs on compact fixtures and public-data</w:t>
+      </w:r>
+      <w:r>
+        <w:t xml:space="preserve"> </w:t>
+      </w:r>
+      <w:r>
+        <w:t xml:space="preserve">subsets, support the bulk, de novo, pseudobulk, replicate-aware, and</w:t>
+      </w:r>
+      <w:r>
+        <w:t xml:space="preserve"> </w:t>
+      </w:r>
+      <w:r>
+        <w:t xml:space="preserve">report examples, and keep sample, parameter, motif, region, and signal-track</w:t>
+      </w:r>
+      <w:r>
+        <w:t xml:space="preserve"> </w:t>
+      </w:r>
+      <w:r>
+        <w:t xml:space="preserve">choices auditable.</w:t>
       </w:r>
     </w:p>
     <w:p>
@@ -6789,7 +4549,7 @@
         <w:t xml:space="preserve">).</w:t>
       </w:r>
     </w:p>
-    <w:bookmarkStart w:id="49" w:name="fig:engineering"/>
+    <w:bookmarkStart w:id="48" w:name="fig:engineering"/>
     <w:p>
       <w:pPr>
         <w:pStyle w:val="CaptionedFigure"/>
@@ -6799,18 +4559,18 @@
           <wp:inline>
             <wp:extent cx="2667000" cy="807653"/>
             <wp:effectExtent b="0" l="0" r="0" t="0"/>
-            <wp:docPr descr="" title="" id="46" name="Picture"/>
+            <wp:docPr descr="" title="" id="45" name="Picture"/>
             <a:graphic>
               <a:graphicData uri="http://schemas.openxmlformats.org/drawingml/2006/picture">
                 <pic:pic>
                   <pic:nvPicPr>
-                    <pic:cNvPr descr="figures/Fig5.pdf" id="47" name="Picture"/>
+                    <pic:cNvPr descr="figures/Fig5.pdf" id="46" name="Picture"/>
                     <pic:cNvPicPr>
                       <a:picLocks noChangeArrowheads="1" noChangeAspect="1"/>
                     </pic:cNvPicPr>
                   </pic:nvPicPr>
                   <pic:blipFill>
-                    <a:blip r:embed="rId45"/>
+                    <a:blip r:embed="rId44"/>
                     <a:stretch>
                       <a:fillRect/>
                     </a:stretch>
@@ -6906,11 +4666,11 @@
       <w:r>
         <w:t xml:space="preserve"> </w:t>
       </w:r>
-      <w:bookmarkStart w:id="48" w:name="fig:engineering"/>
-      <w:bookmarkEnd w:id="48"/>
-    </w:p>
-    <w:bookmarkEnd w:id="49"/>
-    <w:bookmarkStart w:id="54" w:name="fig:gui_interface"/>
+      <w:bookmarkStart w:id="47" w:name="fig:engineering"/>
+      <w:bookmarkEnd w:id="47"/>
+    </w:p>
+    <w:bookmarkEnd w:id="48"/>
+    <w:bookmarkStart w:id="53" w:name="fig:gui_interface"/>
     <w:p>
       <w:pPr>
         <w:pStyle w:val="CaptionedFigure"/>
@@ -6920,18 +4680,18 @@
           <wp:inline>
             <wp:extent cx="5334000" cy="3227637"/>
             <wp:effectExtent b="0" l="0" r="0" t="0"/>
-            <wp:docPr descr="" title="" id="51" name="Picture"/>
+            <wp:docPr descr="" title="" id="50" name="Picture"/>
             <a:graphic>
               <a:graphicData uri="http://schemas.openxmlformats.org/drawingml/2006/picture">
                 <pic:pic>
                   <pic:nvPicPr>
-                    <pic:cNvPr descr="figures/Fig6.png" id="52" name="Picture"/>
+                    <pic:cNvPr descr="figures/Fig6.png" id="51" name="Picture"/>
                     <pic:cNvPicPr>
                       <a:picLocks noChangeArrowheads="1" noChangeAspect="1"/>
                     </pic:cNvPicPr>
                   </pic:nvPicPr>
                   <pic:blipFill>
-                    <a:blip r:embed="rId50"/>
+                    <a:blip r:embed="rId49"/>
                     <a:stretch>
                       <a:fillRect/>
                     </a:stretch>
@@ -6986,13 +4746,13 @@
       <w:r>
         <w:t xml:space="preserve"> </w:t>
       </w:r>
-      <w:bookmarkStart w:id="53" w:name="fig:gui_interface"/>
-      <w:bookmarkEnd w:id="53"/>
-    </w:p>
+      <w:bookmarkStart w:id="52" w:name="fig:gui_interface"/>
+      <w:bookmarkEnd w:id="52"/>
+    </w:p>
+    <w:bookmarkEnd w:id="53"/>
     <w:bookmarkEnd w:id="54"/>
     <w:bookmarkEnd w:id="55"/>
-    <w:bookmarkEnd w:id="56"/>
-    <w:bookmarkStart w:id="59" w:name="discussion"/>
+    <w:bookmarkStart w:id="57" w:name="discussion"/>
     <w:p>
       <w:pPr>
         <w:pStyle w:val="Heading1"/>
@@ -7142,7 +4902,7 @@
         <w:t xml:space="preserve">single-cell aggregation, GUI access, and regression-tested example outputs.</w:t>
       </w:r>
     </w:p>
-    <w:bookmarkStart w:id="57" w:name="tab:features"/>
+    <w:bookmarkStart w:id="56" w:name="tab:features"/>
     <w:p>
       <w:pPr>
         <w:pStyle w:val="TableCaption"/>
@@ -8405,7 +6165,7 @@
         </w:tc>
       </w:tr>
     </w:tbl>
-    <w:bookmarkEnd w:id="57"/>
+    <w:bookmarkEnd w:id="56"/>
     <w:p>
       <w:pPr>
         <w:pStyle w:val="BodyText"/>
@@ -8438,7 +6198,7 @@
         <w:t xml:space="preserve">frameworks such as diffTF </w:t>
       </w:r>
       <w:r>
-        <w:t xml:space="preserve">(36)</w:t>
+        <w:t xml:space="preserve">(34)</w:t>
       </w:r>
       <w:r>
         <w:t xml:space="preserve">. In this broader landscape,</w:t>
@@ -8489,197 +6249,8 @@
         <w:t xml:space="preserve">statistics.</w:t>
       </w:r>
     </w:p>
-    <w:bookmarkStart w:id="58" w:name="threats-to-validity-and-scope"/>
-    <w:p>
-      <w:pPr>
-        <w:pStyle w:val="Heading2"/>
-      </w:pPr>
-      <w:r>
-        <w:t xml:space="preserve">Threats to Validity and Scope</w:t>
-      </w:r>
-    </w:p>
-    <w:p>
-      <w:pPr>
-        <w:pStyle w:val="FirstParagraph"/>
-      </w:pPr>
-      <w:r>
-        <w:t xml:space="preserve">This manuscript emphasizes reproducible software examples, local engineering</w:t>
-      </w:r>
-      <w:r>
-        <w:t xml:space="preserve"> </w:t>
-      </w:r>
-      <w:r>
-        <w:t xml:space="preserve">checks, and public-data case studies; it is not a comprehensive cross-tool</w:t>
-      </w:r>
-      <w:r>
-        <w:t xml:space="preserve"> </w:t>
-      </w:r>
-      <w:r>
-        <w:t xml:space="preserve">benchmark. Larger whole-genome transfer studies and direct head-to-head runs of</w:t>
-      </w:r>
-      <w:r>
-        <w:t xml:space="preserve"> </w:t>
-      </w:r>
-      <w:r>
-        <w:t xml:space="preserve">external tools such as TOBIAS, HINT-ATAC, PRINT/scPrinter, maxATAC, and</w:t>
-      </w:r>
-      <w:r>
-        <w:t xml:space="preserve"> </w:t>
-      </w:r>
-      <w:r>
-        <w:t xml:space="preserve">ChromBPNet on identical locus sets will require controlled benchmark runs with</w:t>
-      </w:r>
-      <w:r>
-        <w:t xml:space="preserve"> </w:t>
-      </w:r>
-      <w:r>
-        <w:t xml:space="preserve">repeated measurements, matched parameters, and explicit uncertainty. The runtime</w:t>
-      </w:r>
-      <w:r>
-        <w:t xml:space="preserve"> </w:t>
-      </w:r>
-      <w:r>
-        <w:t xml:space="preserve">and memory measurements in Figure </w:t>
-      </w:r>
-      <w:hyperlink w:anchor="fig:engineering">
-        <w:r>
-          <w:rPr>
-            <w:rStyle w:val="Hyperlink"/>
-          </w:rPr>
-          <w:t xml:space="preserve">5</w:t>
-        </w:r>
-      </w:hyperlink>
-      <w:r>
-        <w:t xml:space="preserve"> </w:t>
-      </w:r>
-      <w:r>
-        <w:t xml:space="preserve">are representative local</w:t>
-      </w:r>
-      <w:r>
-        <w:t xml:space="preserve"> </w:t>
-      </w:r>
-      <w:r>
-        <w:t xml:space="preserve">engineering checks, not general performance claims.</w:t>
-      </w:r>
-    </w:p>
-    <w:p>
-      <w:pPr>
-        <w:pStyle w:val="BodyText"/>
-      </w:pPr>
-      <w:r>
-        <w:t xml:space="preserve">Several biological panels are illustrative by design. The de novo recovery</w:t>
-      </w:r>
-      <w:r>
-        <w:t xml:space="preserve"> </w:t>
-      </w:r>
-      <w:r>
-        <w:t xml:space="preserve">summary uses a merged-window overlap metric rather than an independent binding</w:t>
-      </w:r>
-      <w:r>
-        <w:t xml:space="preserve"> </w:t>
-      </w:r>
-      <w:r>
-        <w:t xml:space="preserve">truth set, and the restricted-database sensitivity analysis depends on a</w:t>
-      </w:r>
-      <w:r>
-        <w:t xml:space="preserve"> </w:t>
-      </w:r>
-      <w:r>
-        <w:t xml:space="preserve">specified motif-family removal list. The</w:t>
-      </w:r>
-      <w:r>
-        <w:t xml:space="preserve"> </w:t>
-      </w:r>
-      <w:r>
-        <w:rPr>
-          <w:rStyle w:val="VerbatimChar"/>
-        </w:rPr>
-        <w:t xml:space="preserve">highlighted</w:t>
-      </w:r>
-      <w:r>
-        <w:t xml:space="preserve"> </w:t>
-      </w:r>
-      <w:r>
-        <w:t xml:space="preserve">column is a report</w:t>
-      </w:r>
-      <w:r>
-        <w:t xml:space="preserve"> </w:t>
-      </w:r>
-      <w:r>
-        <w:t xml:space="preserve">selection flag and should not be interpreted as statistical significance. The</w:t>
-      </w:r>
-      <w:r>
-        <w:t xml:space="preserve"> </w:t>
-      </w:r>
-      <w:r>
-        <w:t xml:space="preserve">PBMC marker labels and aggregate examples emphasize expected-direction markers to</w:t>
-      </w:r>
-      <w:r>
-        <w:t xml:space="preserve"> </w:t>
-      </w:r>
-      <w:r>
-        <w:t xml:space="preserve">show whether outputs are biologically plausible; full ranked tables are needed</w:t>
-      </w:r>
-      <w:r>
-        <w:t xml:space="preserve"> </w:t>
-      </w:r>
-      <w:r>
-        <w:t xml:space="preserve">for formal marker-discovery claims. Finally, KNN-smoothed single-cell</w:t>
-      </w:r>
-      <w:r>
-        <w:t xml:space="preserve"> </w:t>
-      </w:r>
-      <w:r>
-        <w:t xml:space="preserve">footprint-signature scores summarize neighboring-cell cut-site patterns, whereas</w:t>
-      </w:r>
-      <w:r>
-        <w:t xml:space="preserve"> </w:t>
-      </w:r>
-      <w:r>
-        <w:t xml:space="preserve">full bias-corrected footprint tracks are estimated from grouped pseudobulk data.</w:t>
-      </w:r>
-    </w:p>
-    <w:p>
-      <w:pPr>
-        <w:pStyle w:val="BodyText"/>
-      </w:pPr>
-      <w:r>
-        <w:t xml:space="preserve">Large public inputs depend on external data acquisition and are therefore</w:t>
-      </w:r>
-      <w:r>
-        <w:t xml:space="preserve"> </w:t>
-      </w:r>
-      <w:r>
-        <w:t xml:space="preserve">regenerated from committed manifests rather than stored directly in the</w:t>
-      </w:r>
-      <w:r>
-        <w:t xml:space="preserve"> </w:t>
-      </w:r>
-      <w:r>
-        <w:t xml:space="preserve">repository. Natural next steps include larger external-tool comparisons,</w:t>
-      </w:r>
-      <w:r>
-        <w:t xml:space="preserve"> </w:t>
-      </w:r>
-      <w:r>
-        <w:t xml:space="preserve">additional public validation datasets, expanded pseudobulk analyses across donors</w:t>
-      </w:r>
-      <w:r>
-        <w:t xml:space="preserve"> </w:t>
-      </w:r>
-      <w:r>
-        <w:t xml:space="preserve">and tissues, and richer hierarchical models for experiments with larger</w:t>
-      </w:r>
-      <w:r>
-        <w:t xml:space="preserve"> </w:t>
-      </w:r>
-      <w:r>
-        <w:t xml:space="preserve">replicate counts.</w:t>
-      </w:r>
-    </w:p>
-    <w:bookmarkEnd w:id="58"/>
-    <w:bookmarkEnd w:id="59"/>
-    <w:bookmarkStart w:id="60" w:name="conclusions"/>
+    <w:bookmarkEnd w:id="57"/>
+    <w:bookmarkStart w:id="58" w:name="conclusions"/>
     <w:p>
       <w:pPr>
         <w:pStyle w:val="Heading1"/>
@@ -8750,14 +6321,80 @@
         <w:t xml:space="preserve">differential-binding models.</w:t>
       </w:r>
     </w:p>
+    <w:bookmarkEnd w:id="58"/>
+    <w:bookmarkStart w:id="59" w:name="author-contributions"/>
+    <w:p>
+      <w:pPr>
+        <w:pStyle w:val="Heading1"/>
+      </w:pPr>
+      <w:r>
+        <w:t xml:space="preserve">Author Contributions</w:t>
+      </w:r>
+    </w:p>
+    <w:p>
+      <w:pPr>
+        <w:pStyle w:val="FirstParagraph"/>
+      </w:pPr>
+      <w:r>
+        <w:t xml:space="preserve">Conceptualization, Y.L. and C.Y.; methodology, Y.L.; software,</w:t>
+      </w:r>
+      <w:r>
+        <w:t xml:space="preserve"> </w:t>
+      </w:r>
+      <w:r>
+        <w:t xml:space="preserve">Y.L.; validation, Y.L.; formal analysis, Y.L.; investigation, Y.L.; data curation,</w:t>
+      </w:r>
+      <w:r>
+        <w:t xml:space="preserve"> </w:t>
+      </w:r>
+      <w:r>
+        <w:t xml:space="preserve">Y.L.; writing, original draft preparation, Y.L.; writing, review and editing, Y.L.</w:t>
+      </w:r>
+      <w:r>
+        <w:t xml:space="preserve"> </w:t>
+      </w:r>
+      <w:r>
+        <w:t xml:space="preserve">and C.Y.; visualization, Y.L.; supervision, C.Y.; project administration, C.Y.;</w:t>
+      </w:r>
+      <w:r>
+        <w:t xml:space="preserve"> </w:t>
+      </w:r>
+      <w:r>
+        <w:t xml:space="preserve">funding acquisition, C.Y. All authors have read and agreed to the published version</w:t>
+      </w:r>
+      <w:r>
+        <w:t xml:space="preserve"> </w:t>
+      </w:r>
+      <w:r>
+        <w:t xml:space="preserve">of the manuscript.</w:t>
+      </w:r>
+    </w:p>
+    <w:bookmarkEnd w:id="59"/>
+    <w:bookmarkStart w:id="60" w:name="funding"/>
+    <w:p>
+      <w:pPr>
+        <w:pStyle w:val="Heading1"/>
+      </w:pPr>
+      <w:r>
+        <w:t xml:space="preserve">Funding</w:t>
+      </w:r>
+    </w:p>
+    <w:p>
+      <w:pPr>
+        <w:pStyle w:val="FirstParagraph"/>
+      </w:pPr>
+      <w:r>
+        <w:t xml:space="preserve">This research received no external funding.</w:t>
+      </w:r>
+    </w:p>
     <w:bookmarkEnd w:id="60"/>
-    <w:bookmarkStart w:id="61" w:name="author-contributions"/>
+    <w:bookmarkStart w:id="61" w:name="institutional-review-board-statement"/>
     <w:p>
       <w:pPr>
         <w:pStyle w:val="Heading1"/>
       </w:pPr>
       <w:r>
-        <w:t xml:space="preserve">Author Contributions</w:t>
+        <w:t xml:space="preserve">Institutional Review Board Statement</w:t>
       </w:r>
     </w:p>
     <w:p>
@@ -8765,47 +6402,23 @@
         <w:pStyle w:val="FirstParagraph"/>
       </w:pPr>
       <w:r>
-        <w:t xml:space="preserve">Conceptualization, Y.L. and C.Y.; methodology, Y.L.; software,</w:t>
-      </w:r>
-      <w:r>
-        <w:t xml:space="preserve"> </w:t>
-      </w:r>
-      <w:r>
-        <w:t xml:space="preserve">Y.L.; validation, Y.L.; formal analysis, Y.L.; investigation, Y.L.; data curation,</w:t>
-      </w:r>
-      <w:r>
-        <w:t xml:space="preserve"> </w:t>
-      </w:r>
-      <w:r>
-        <w:t xml:space="preserve">Y.L.; writing, original draft preparation, Y.L.; writing, review and editing, Y.L.</w:t>
-      </w:r>
-      <w:r>
-        <w:t xml:space="preserve"> </w:t>
-      </w:r>
-      <w:r>
-        <w:t xml:space="preserve">and C.Y.; visualization, Y.L.; supervision, C.Y.; project administration, C.Y.;</w:t>
-      </w:r>
-      <w:r>
-        <w:t xml:space="preserve"> </w:t>
-      </w:r>
-      <w:r>
-        <w:t xml:space="preserve">funding acquisition, C.Y. All authors have read and agreed to the published version</w:t>
-      </w:r>
-      <w:r>
-        <w:t xml:space="preserve"> </w:t>
-      </w:r>
-      <w:r>
-        <w:t xml:space="preserve">of the manuscript.</w:t>
+        <w:t xml:space="preserve">Not applicable. This study used only publicly available,</w:t>
+      </w:r>
+      <w:r>
+        <w:t xml:space="preserve"> </w:t>
+      </w:r>
+      <w:r>
+        <w:t xml:space="preserve">de-identified datasets and did not involve new experiments on humans or animals.</w:t>
       </w:r>
     </w:p>
     <w:bookmarkEnd w:id="61"/>
-    <w:bookmarkStart w:id="62" w:name="funding"/>
+    <w:bookmarkStart w:id="62" w:name="informed-consent-statement"/>
     <w:p>
       <w:pPr>
         <w:pStyle w:val="Heading1"/>
       </w:pPr>
       <w:r>
-        <w:t xml:space="preserve">Funding</w:t>
+        <w:t xml:space="preserve">Informed Consent Statement</w:t>
       </w:r>
     </w:p>
     <w:p>
@@ -8813,53 +6426,11 @@
         <w:pStyle w:val="FirstParagraph"/>
       </w:pPr>
       <w:r>
-        <w:t xml:space="preserve">This research received no external funding.</w:t>
+        <w:t xml:space="preserve">Not applicable.</w:t>
       </w:r>
     </w:p>
     <w:bookmarkEnd w:id="62"/>
-    <w:bookmarkStart w:id="63" w:name="institutional-review-board-statement"/>
-    <w:p>
-      <w:pPr>
-        <w:pStyle w:val="Heading1"/>
-      </w:pPr>
-      <w:r>
-        <w:t xml:space="preserve">Institutional Review Board Statement</w:t>
-      </w:r>
-    </w:p>
-    <w:p>
-      <w:pPr>
-        <w:pStyle w:val="FirstParagraph"/>
-      </w:pPr>
-      <w:r>
-        <w:t xml:space="preserve">Not applicable. This study used only publicly available,</w:t>
-      </w:r>
-      <w:r>
-        <w:t xml:space="preserve"> </w:t>
-      </w:r>
-      <w:r>
-        <w:t xml:space="preserve">de-identified datasets and did not involve new experiments on humans or animals.</w:t>
-      </w:r>
-    </w:p>
-    <w:bookmarkEnd w:id="63"/>
-    <w:bookmarkStart w:id="64" w:name="informed-consent-statement"/>
-    <w:p>
-      <w:pPr>
-        <w:pStyle w:val="Heading1"/>
-      </w:pPr>
-      <w:r>
-        <w:t xml:space="preserve">Informed Consent Statement</w:t>
-      </w:r>
-    </w:p>
-    <w:p>
-      <w:pPr>
-        <w:pStyle w:val="FirstParagraph"/>
-      </w:pPr>
-      <w:r>
-        <w:t xml:space="preserve">Not applicable.</w:t>
-      </w:r>
-    </w:p>
-    <w:bookmarkEnd w:id="64"/>
-    <w:bookmarkStart w:id="66" w:name="data-availability-statement"/>
+    <w:bookmarkStart w:id="64" w:name="data-availability-statement"/>
     <w:p>
       <w:pPr>
         <w:pStyle w:val="Heading1"/>
@@ -8893,7 +6464,7 @@
       <w:r>
         <w:t xml:space="preserve"> </w:t>
       </w:r>
-      <w:hyperlink r:id="rId65">
+      <w:hyperlink r:id="rId63">
         <w:r>
           <w:rPr>
             <w:rStyle w:val="VerbatimChar"/>
@@ -8902,43 +6473,25 @@
         </w:r>
       </w:hyperlink>
       <w:r>
-        <w:t xml:space="preserve">;</w:t>
-      </w:r>
-      <w:r>
-        <w:t xml:space="preserve"> </w:t>
-      </w:r>
-      <w:r>
-        <w:t xml:space="preserve">the source state for this manuscript revision is identified by the Git tag</w:t>
-      </w:r>
-      <w:r>
-        <w:t xml:space="preserve"> </w:t>
-      </w:r>
-      <w:r>
-        <w:rPr>
-          <w:rStyle w:val="VerbatimChar"/>
-        </w:rPr>
-        <w:t xml:space="preserve">manuscript-revision-2026-06-22</w:t>
-      </w:r>
-      <w:r>
         <w:t xml:space="preserve">.</w:t>
       </w:r>
       <w:r>
         <w:t xml:space="preserve"> </w:t>
       </w:r>
       <w:r>
-        <w:t xml:space="preserve">The repository contains the</w:t>
-      </w:r>
-      <w:r>
-        <w:t xml:space="preserve"> </w:t>
-      </w:r>
-      <w:r>
-        <w:t xml:space="preserve">benchmark manifests, schemas, analysis scripts, figure generators, source tables,</w:t>
-      </w:r>
-      <w:r>
-        <w:t xml:space="preserve"> </w:t>
-      </w:r>
-      <w:r>
-        <w:t xml:space="preserve">and small result tables used in this manuscript. Public input data are obtained</w:t>
+        <w:t xml:space="preserve">The repository contains the manifests, schemas, analysis scripts, figure</w:t>
+      </w:r>
+      <w:r>
+        <w:t xml:space="preserve"> </w:t>
+      </w:r>
+      <w:r>
+        <w:t xml:space="preserve">generators, source tables, and small result tables used in this manuscript.</w:t>
+      </w:r>
+      <w:r>
+        <w:t xml:space="preserve"> </w:t>
+      </w:r>
+      <w:r>
+        <w:t xml:space="preserve">Public input data are obtained</w:t>
       </w:r>
       <w:r>
         <w:t xml:space="preserve"> </w:t>
@@ -8959,7 +6512,7 @@
         <w:t xml:space="preserve">example </w:t>
       </w:r>
       <w:r>
-        <w:t xml:space="preserve">(31)</w:t>
+        <w:t xml:space="preserve">(29)</w:t>
       </w:r>
       <w:r>
         <w:t xml:space="preserve">, the 10x Genomics PBMC5k single-cell ATAC</w:t>
@@ -8971,7 +6524,7 @@
         <w:t xml:space="preserve">example </w:t>
       </w:r>
       <w:r>
-        <w:t xml:space="preserve">(35)</w:t>
+        <w:t xml:space="preserve">(33)</w:t>
       </w:r>
       <w:r>
         <w:t xml:space="preserve">, and motif databases such as</w:t>
@@ -8995,19 +6548,7 @@
         <w:t xml:space="preserve"> </w:t>
       </w:r>
       <w:r>
-        <w:t xml:space="preserve">Reviewer reproduction instructions are provided in</w:t>
-      </w:r>
-      <w:r>
-        <w:t xml:space="preserve"> </w:t>
-      </w:r>
-      <w:r>
-        <w:rPr>
-          <w:rStyle w:val="VerbatimChar"/>
-        </w:rPr>
-        <w:t xml:space="preserve">docs/reproduce-paper.md</w:t>
-      </w:r>
-      <w:r>
-        <w:t xml:space="preserve">; the computational environment is documented in</w:t>
+        <w:t xml:space="preserve">The computational environment is documented in</w:t>
       </w:r>
       <w:r>
         <w:t xml:space="preserve"> </w:t>
@@ -9022,84 +6563,84 @@
         <w:t xml:space="preserve"> </w:t>
       </w:r>
       <w:r>
-        <w:t xml:space="preserve">and the repository Dockerfile. Full raw public inputs are not stored in version control and are</w:t>
-      </w:r>
-      <w:r>
-        <w:t xml:space="preserve"> </w:t>
-      </w:r>
-      <w:r>
-        <w:t xml:space="preserve">regenerated from committed manifests.</w:t>
+        <w:t xml:space="preserve">and the</w:t>
+      </w:r>
+      <w:r>
+        <w:t xml:space="preserve"> </w:t>
+      </w:r>
+      <w:r>
+        <w:t xml:space="preserve">repository Dockerfile.</w:t>
+      </w:r>
+    </w:p>
+    <w:bookmarkEnd w:id="64"/>
+    <w:bookmarkStart w:id="65" w:name="acknowledgments"/>
+    <w:p>
+      <w:pPr>
+        <w:pStyle w:val="Heading1"/>
+      </w:pPr>
+      <w:r>
+        <w:t xml:space="preserve">Acknowledgments</w:t>
+      </w:r>
+    </w:p>
+    <w:p>
+      <w:pPr>
+        <w:pStyle w:val="FirstParagraph"/>
+      </w:pPr>
+      <w:r>
+        <w:t xml:space="preserve">The authors thank the ENCODE Project Consortium and the</w:t>
+      </w:r>
+      <w:r>
+        <w:t xml:space="preserve"> </w:t>
+      </w:r>
+      <w:r>
+        <w:t xml:space="preserve">maintainers of the open-source tools referenced in this work for making their data</w:t>
+      </w:r>
+      <w:r>
+        <w:t xml:space="preserve"> </w:t>
+      </w:r>
+      <w:r>
+        <w:t xml:space="preserve">and software publicly available.</w:t>
+      </w:r>
+    </w:p>
+    <w:bookmarkEnd w:id="65"/>
+    <w:bookmarkStart w:id="66" w:name="conflicts-of-interest"/>
+    <w:p>
+      <w:pPr>
+        <w:pStyle w:val="Heading1"/>
+      </w:pPr>
+      <w:r>
+        <w:t xml:space="preserve">Conflicts of Interest</w:t>
+      </w:r>
+    </w:p>
+    <w:p>
+      <w:pPr>
+        <w:pStyle w:val="FirstParagraph"/>
+      </w:pPr>
+      <w:r>
+        <w:t xml:space="preserve">The authors declare no conflicts of interest.</w:t>
       </w:r>
     </w:p>
     <w:bookmarkEnd w:id="66"/>
-    <w:bookmarkStart w:id="67" w:name="acknowledgments"/>
+    <w:bookmarkStart w:id="67" w:name="appendix"/>
     <w:p>
       <w:pPr>
         <w:pStyle w:val="Heading1"/>
       </w:pPr>
       <w:r>
-        <w:t xml:space="preserve">Acknowledgments</w:t>
-      </w:r>
-    </w:p>
-    <w:p>
-      <w:pPr>
-        <w:pStyle w:val="FirstParagraph"/>
-      </w:pPr>
-      <w:r>
-        <w:t xml:space="preserve">The authors thank the ENCODE Project Consortium and the</w:t>
-      </w:r>
-      <w:r>
-        <w:t xml:space="preserve"> </w:t>
-      </w:r>
-      <w:r>
-        <w:t xml:space="preserve">maintainers of the open-source tools referenced in this work for making their data</w:t>
-      </w:r>
-      <w:r>
-        <w:t xml:space="preserve"> </w:t>
-      </w:r>
-      <w:r>
-        <w:t xml:space="preserve">and software publicly available.</w:t>
+        <w:t xml:space="preserve">Appendix</w:t>
       </w:r>
     </w:p>
     <w:bookmarkEnd w:id="67"/>
-    <w:bookmarkStart w:id="68" w:name="conflicts-of-interest"/>
+    <w:bookmarkStart w:id="139" w:name="appendix-1"/>
     <w:p>
       <w:pPr>
         <w:pStyle w:val="Heading1"/>
       </w:pPr>
       <w:r>
-        <w:t xml:space="preserve">Conflicts of Interest</w:t>
-      </w:r>
-    </w:p>
-    <w:p>
-      <w:pPr>
-        <w:pStyle w:val="FirstParagraph"/>
-      </w:pPr>
-      <w:r>
-        <w:t xml:space="preserve">The authors declare no conflicts of interest.</w:t>
-      </w:r>
-    </w:p>
-    <w:bookmarkEnd w:id="68"/>
-    <w:bookmarkStart w:id="69" w:name="appendix"/>
-    <w:p>
-      <w:pPr>
-        <w:pStyle w:val="Heading1"/>
-      </w:pPr>
-      <w:r>
         <w:t xml:space="preserve">Appendix</w:t>
       </w:r>
     </w:p>
-    <w:bookmarkEnd w:id="69"/>
-    <w:bookmarkStart w:id="145" w:name="appendix-1"/>
-    <w:p>
-      <w:pPr>
-        <w:pStyle w:val="Heading1"/>
-      </w:pPr>
-      <w:r>
-        <w:t xml:space="preserve">Appendix</w:t>
-      </w:r>
-    </w:p>
-    <w:bookmarkStart w:id="70" w:name="tab:supp_analysis_parameters"/>
+    <w:bookmarkStart w:id="68" w:name="tab:supp_analysis_parameters"/>
     <w:p>
       <w:pPr>
         <w:pStyle w:val="TableCaption"/>
@@ -9383,7 +6924,7 @@
               <w:t xml:space="preserve"> </w:t>
             </w:r>
             <w:r>
-              <w:t xml:space="preserve">run on filtered BAMs with merged peaks and blacklist regions using default Tn5-bias settings;</w:t>
+              <w:t xml:space="preserve">run on filtered BAMs with merged peaks and blacklist regions using default Tn5-bias settings; corrected cut-site tracks q95-scaled over shared background regions for multi-sample analyses;</w:t>
             </w:r>
             <w:r>
               <w:t xml:space="preserve"> </w:t>
@@ -9398,7 +6939,7 @@
               <w:t xml:space="preserve"> </w:t>
             </w:r>
             <w:r>
-              <w:t xml:space="preserve">run on corrected cut-site bigWigs with default footprint and flank windows.</w:t>
+              <w:t xml:space="preserve">run with default footprint and flank windows.</w:t>
             </w:r>
           </w:p>
         </w:tc>
@@ -9541,8 +7082,8 @@
         </w:tc>
       </w:tr>
     </w:tbl>
-    <w:bookmarkEnd w:id="70"/>
-    <w:bookmarkStart w:id="71" w:name="tab:supp_software_versions"/>
+    <w:bookmarkEnd w:id="68"/>
+    <w:bookmarkStart w:id="69" w:name="tab:supp_software_versions"/>
     <w:p>
       <w:pPr>
         <w:pStyle w:val="TableCaption"/>
@@ -10444,9 +7985,9 @@
         </w:tc>
       </w:tr>
     </w:tbl>
-    <w:bookmarkEnd w:id="71"/>
-    <w:bookmarkStart w:id="144" w:name="refs"/>
-    <w:bookmarkStart w:id="73" w:name="ref-buenrostro2013"/>
+    <w:bookmarkEnd w:id="69"/>
+    <w:bookmarkStart w:id="138" w:name="refs"/>
+    <w:bookmarkStart w:id="71" w:name="ref-buenrostro2013"/>
     <w:p>
       <w:pPr>
         <w:pStyle w:val="Bibliography"/>
@@ -10466,7 +8007,7 @@
       <w:r>
         <w:t xml:space="preserve"> </w:t>
       </w:r>
-      <w:hyperlink r:id="rId72">
+      <w:hyperlink r:id="rId70">
         <w:r>
           <w:rPr>
             <w:rStyle w:val="Hyperlink"/>
@@ -10499,8 +8040,8 @@
         <w:t xml:space="preserve"> </w:t>
       </w:r>
     </w:p>
-    <w:bookmarkEnd w:id="73"/>
-    <w:bookmarkStart w:id="75" w:name="ref-pique2011centipede"/>
+    <w:bookmarkEnd w:id="71"/>
+    <w:bookmarkStart w:id="73" w:name="ref-pique2011centipede"/>
     <w:p>
       <w:pPr>
         <w:pStyle w:val="Bibliography"/>
@@ -10520,7 +8061,7 @@
       <w:r>
         <w:t xml:space="preserve"> </w:t>
       </w:r>
-      <w:hyperlink r:id="rId74">
+      <w:hyperlink r:id="rId72">
         <w:r>
           <w:rPr>
             <w:rStyle w:val="Hyperlink"/>
@@ -10559,8 +8100,8 @@
         <w:t xml:space="preserve"> </w:t>
       </w:r>
     </w:p>
-    <w:bookmarkEnd w:id="75"/>
-    <w:bookmarkStart w:id="77" w:name="ref-piper2013wellington"/>
+    <w:bookmarkEnd w:id="73"/>
+    <w:bookmarkStart w:id="75" w:name="ref-piper2013wellington"/>
     <w:p>
       <w:pPr>
         <w:pStyle w:val="Bibliography"/>
@@ -10580,7 +8121,7 @@
       <w:r>
         <w:t xml:space="preserve"> </w:t>
       </w:r>
-      <w:hyperlink r:id="rId76">
+      <w:hyperlink r:id="rId74">
         <w:r>
           <w:rPr>
             <w:rStyle w:val="Hyperlink"/>
@@ -10619,8 +8160,8 @@
         <w:t xml:space="preserve"> </w:t>
       </w:r>
     </w:p>
-    <w:bookmarkEnd w:id="77"/>
-    <w:bookmarkStart w:id="79" w:name="ref-sherwood2014piq"/>
+    <w:bookmarkEnd w:id="75"/>
+    <w:bookmarkStart w:id="77" w:name="ref-sherwood2014piq"/>
     <w:p>
       <w:pPr>
         <w:pStyle w:val="Bibliography"/>
@@ -10640,7 +8181,7 @@
       <w:r>
         <w:t xml:space="preserve"> </w:t>
       </w:r>
-      <w:hyperlink r:id="rId78">
+      <w:hyperlink r:id="rId76">
         <w:r>
           <w:rPr>
             <w:rStyle w:val="Hyperlink"/>
@@ -10679,8 +8220,8 @@
         <w:t xml:space="preserve"> </w:t>
       </w:r>
     </w:p>
-    <w:bookmarkEnd w:id="79"/>
-    <w:bookmarkStart w:id="81" w:name="ref-quach2017defcom"/>
+    <w:bookmarkEnd w:id="77"/>
+    <w:bookmarkStart w:id="79" w:name="ref-quach2017defcom"/>
     <w:p>
       <w:pPr>
         <w:pStyle w:val="Bibliography"/>
@@ -10700,7 +8241,7 @@
       <w:r>
         <w:t xml:space="preserve"> </w:t>
       </w:r>
-      <w:hyperlink r:id="rId80">
+      <w:hyperlink r:id="rId78">
         <w:r>
           <w:rPr>
             <w:rStyle w:val="Hyperlink"/>
@@ -10721,8 +8262,8 @@
         <w:t xml:space="preserve"> </w:t>
       </w:r>
     </w:p>
-    <w:bookmarkEnd w:id="81"/>
-    <w:bookmarkStart w:id="83" w:name="ref-bentsen2020"/>
+    <w:bookmarkEnd w:id="79"/>
+    <w:bookmarkStart w:id="81" w:name="ref-bentsen2020"/>
     <w:p>
       <w:pPr>
         <w:pStyle w:val="Bibliography"/>
@@ -10742,7 +8283,7 @@
       <w:r>
         <w:t xml:space="preserve"> </w:t>
       </w:r>
-      <w:hyperlink r:id="rId82">
+      <w:hyperlink r:id="rId80">
         <w:r>
           <w:rPr>
             <w:rStyle w:val="Hyperlink"/>
@@ -10763,8 +8304,8 @@
         <w:t xml:space="preserve"> </w:t>
       </w:r>
     </w:p>
-    <w:bookmarkEnd w:id="83"/>
-    <w:bookmarkStart w:id="85" w:name="ref-li2019hint"/>
+    <w:bookmarkEnd w:id="81"/>
+    <w:bookmarkStart w:id="83" w:name="ref-li2019hint"/>
     <w:p>
       <w:pPr>
         <w:pStyle w:val="Bibliography"/>
@@ -10784,7 +8325,7 @@
       <w:r>
         <w:t xml:space="preserve"> </w:t>
       </w:r>
-      <w:hyperlink r:id="rId84">
+      <w:hyperlink r:id="rId82">
         <w:r>
           <w:rPr>
             <w:rStyle w:val="Hyperlink"/>
@@ -10817,8 +8358,8 @@
         <w:t xml:space="preserve"> </w:t>
       </w:r>
     </w:p>
-    <w:bookmarkEnd w:id="85"/>
-    <w:bookmarkStart w:id="87" w:name="ref-hu2024print"/>
+    <w:bookmarkEnd w:id="83"/>
+    <w:bookmarkStart w:id="85" w:name="ref-hu2024print"/>
     <w:p>
       <w:pPr>
         <w:pStyle w:val="Bibliography"/>
@@ -10838,7 +8379,7 @@
       <w:r>
         <w:t xml:space="preserve"> </w:t>
       </w:r>
-      <w:hyperlink r:id="rId86">
+      <w:hyperlink r:id="rId84">
         <w:r>
           <w:rPr>
             <w:rStyle w:val="Hyperlink"/>
@@ -10853,8 +8394,8 @@
         <w:t xml:space="preserve"> </w:t>
       </w:r>
     </w:p>
-    <w:bookmarkEnd w:id="87"/>
-    <w:bookmarkStart w:id="89" w:name="ref-cazares2023maxatac"/>
+    <w:bookmarkEnd w:id="85"/>
+    <w:bookmarkStart w:id="87" w:name="ref-cazares2023maxatac"/>
     <w:p>
       <w:pPr>
         <w:pStyle w:val="Bibliography"/>
@@ -10874,7 +8415,7 @@
       <w:r>
         <w:t xml:space="preserve"> </w:t>
       </w:r>
-      <w:hyperlink r:id="rId88">
+      <w:hyperlink r:id="rId86">
         <w:r>
           <w:rPr>
             <w:rStyle w:val="Hyperlink"/>
@@ -10913,8 +8454,8 @@
         <w:t xml:space="preserve"> </w:t>
       </w:r>
     </w:p>
-    <w:bookmarkEnd w:id="89"/>
-    <w:bookmarkStart w:id="91" w:name="ref-chrombpnet2024"/>
+    <w:bookmarkEnd w:id="87"/>
+    <w:bookmarkStart w:id="89" w:name="ref-chrombpnet2024"/>
     <w:p>
       <w:pPr>
         <w:pStyle w:val="Bibliography"/>
@@ -10934,7 +8475,7 @@
       <w:r>
         <w:t xml:space="preserve"> </w:t>
       </w:r>
-      <w:hyperlink r:id="rId90">
+      <w:hyperlink r:id="rId88">
         <w:r>
           <w:rPr>
             <w:rStyle w:val="Hyperlink"/>
@@ -10955,8 +8496,8 @@
         <w:t xml:space="preserve"> </w:t>
       </w:r>
     </w:p>
-    <w:bookmarkEnd w:id="91"/>
-    <w:bookmarkStart w:id="93" w:name="ref-bailey2015meme"/>
+    <w:bookmarkEnd w:id="89"/>
+    <w:bookmarkStart w:id="91" w:name="ref-bailey2015meme"/>
     <w:p>
       <w:pPr>
         <w:pStyle w:val="Bibliography"/>
@@ -10976,7 +8517,7 @@
       <w:r>
         <w:t xml:space="preserve"> </w:t>
       </w:r>
-      <w:hyperlink r:id="rId92">
+      <w:hyperlink r:id="rId90">
         <w:r>
           <w:rPr>
             <w:rStyle w:val="Hyperlink"/>
@@ -11015,8 +8556,8 @@
         <w:t xml:space="preserve"> </w:t>
       </w:r>
     </w:p>
-    <w:bookmarkEnd w:id="93"/>
-    <w:bookmarkStart w:id="95" w:name="ref-Bailey2021_STREME"/>
+    <w:bookmarkEnd w:id="91"/>
+    <w:bookmarkStart w:id="93" w:name="ref-Bailey2021_STREME"/>
     <w:p>
       <w:pPr>
         <w:pStyle w:val="Bibliography"/>
@@ -11036,7 +8577,7 @@
       <w:r>
         <w:t xml:space="preserve"> </w:t>
       </w:r>
-      <w:hyperlink r:id="rId94">
+      <w:hyperlink r:id="rId92">
         <w:r>
           <w:rPr>
             <w:rStyle w:val="Hyperlink"/>
@@ -11051,8 +8592,8 @@
         <w:t xml:space="preserve"> </w:t>
       </w:r>
     </w:p>
-    <w:bookmarkEnd w:id="95"/>
-    <w:bookmarkStart w:id="97" w:name="ref-gupta2007tomtom"/>
+    <w:bookmarkEnd w:id="93"/>
+    <w:bookmarkStart w:id="95" w:name="ref-gupta2007tomtom"/>
     <w:p>
       <w:pPr>
         <w:pStyle w:val="Bibliography"/>
@@ -11072,7 +8613,7 @@
       <w:r>
         <w:t xml:space="preserve"> </w:t>
       </w:r>
-      <w:hyperlink r:id="rId96">
+      <w:hyperlink r:id="rId94">
         <w:r>
           <w:rPr>
             <w:rStyle w:val="Hyperlink"/>
@@ -11087,8 +8628,8 @@
         <w:t xml:space="preserve"> </w:t>
       </w:r>
     </w:p>
-    <w:bookmarkEnd w:id="97"/>
-    <w:bookmarkStart w:id="99" w:name="ref-jaspar2026"/>
+    <w:bookmarkEnd w:id="95"/>
+    <w:bookmarkStart w:id="97" w:name="ref-jaspar2026"/>
     <w:p>
       <w:pPr>
         <w:pStyle w:val="Bibliography"/>
@@ -11120,7 +8661,7 @@
       <w:r>
         <w:t xml:space="preserve"> </w:t>
       </w:r>
-      <w:hyperlink r:id="rId98">
+      <w:hyperlink r:id="rId96">
         <w:r>
           <w:rPr>
             <w:rStyle w:val="Hyperlink"/>
@@ -11129,8 +8670,8 @@
         </w:r>
       </w:hyperlink>
     </w:p>
-    <w:bookmarkEnd w:id="99"/>
-    <w:bookmarkStart w:id="101" w:name="ref-Bailey2011_DREME"/>
+    <w:bookmarkEnd w:id="97"/>
+    <w:bookmarkStart w:id="99" w:name="ref-Bailey2011_DREME"/>
     <w:p>
       <w:pPr>
         <w:pStyle w:val="Bibliography"/>
@@ -11150,7 +8691,7 @@
       <w:r>
         <w:t xml:space="preserve"> </w:t>
       </w:r>
-      <w:hyperlink r:id="rId100">
+      <w:hyperlink r:id="rId98">
         <w:r>
           <w:rPr>
             <w:rStyle w:val="Hyperlink"/>
@@ -11165,8 +8706,8 @@
         <w:t xml:space="preserve"> </w:t>
       </w:r>
     </w:p>
-    <w:bookmarkEnd w:id="101"/>
-    <w:bookmarkStart w:id="103" w:name="ref-smyth2004"/>
+    <w:bookmarkEnd w:id="99"/>
+    <w:bookmarkStart w:id="101" w:name="ref-smyth2004"/>
     <w:p>
       <w:pPr>
         <w:pStyle w:val="Bibliography"/>
@@ -11186,7 +8727,7 @@
       <w:r>
         <w:t xml:space="preserve"> </w:t>
       </w:r>
-      <w:hyperlink r:id="rId102">
+      <w:hyperlink r:id="rId100">
         <w:r>
           <w:rPr>
             <w:rStyle w:val="Hyperlink"/>
@@ -11225,8 +8766,8 @@
         <w:t xml:space="preserve"> </w:t>
       </w:r>
     </w:p>
-    <w:bookmarkEnd w:id="103"/>
-    <w:bookmarkStart w:id="105" w:name="ref-Chen2018_fastp"/>
+    <w:bookmarkEnd w:id="101"/>
+    <w:bookmarkStart w:id="103" w:name="ref-Chen2018_fastp"/>
     <w:p>
       <w:pPr>
         <w:pStyle w:val="Bibliography"/>
@@ -11246,7 +8787,7 @@
       <w:r>
         <w:t xml:space="preserve"> </w:t>
       </w:r>
-      <w:hyperlink r:id="rId104">
+      <w:hyperlink r:id="rId102">
         <w:r>
           <w:rPr>
             <w:rStyle w:val="Hyperlink"/>
@@ -11261,8 +8802,8 @@
         <w:t xml:space="preserve"> </w:t>
       </w:r>
     </w:p>
-    <w:bookmarkEnd w:id="105"/>
-    <w:bookmarkStart w:id="107" w:name="ref-Langmead2012_Bowtie2"/>
+    <w:bookmarkEnd w:id="103"/>
+    <w:bookmarkStart w:id="105" w:name="ref-Langmead2012_Bowtie2"/>
     <w:p>
       <w:pPr>
         <w:pStyle w:val="Bibliography"/>
@@ -11282,7 +8823,7 @@
       <w:r>
         <w:t xml:space="preserve"> </w:t>
       </w:r>
-      <w:hyperlink r:id="rId106">
+      <w:hyperlink r:id="rId104">
         <w:r>
           <w:rPr>
             <w:rStyle w:val="Hyperlink"/>
@@ -11297,8 +8838,8 @@
         <w:t xml:space="preserve"> </w:t>
       </w:r>
     </w:p>
-    <w:bookmarkEnd w:id="107"/>
-    <w:bookmarkStart w:id="109" w:name="ref-Li2009_SAMtools"/>
+    <w:bookmarkEnd w:id="105"/>
+    <w:bookmarkStart w:id="107" w:name="ref-Li2009_SAMtools"/>
     <w:p>
       <w:pPr>
         <w:pStyle w:val="Bibliography"/>
@@ -11318,7 +8859,7 @@
       <w:r>
         <w:t xml:space="preserve"> </w:t>
       </w:r>
-      <w:hyperlink r:id="rId108">
+      <w:hyperlink r:id="rId106">
         <w:r>
           <w:rPr>
             <w:rStyle w:val="Hyperlink"/>
@@ -11333,8 +8874,8 @@
         <w:t xml:space="preserve"> </w:t>
       </w:r>
     </w:p>
-    <w:bookmarkEnd w:id="109"/>
-    <w:bookmarkStart w:id="111" w:name="ref-Quinlan2010_BEDTools"/>
+    <w:bookmarkEnd w:id="107"/>
+    <w:bookmarkStart w:id="109" w:name="ref-Quinlan2010_BEDTools"/>
     <w:p>
       <w:pPr>
         <w:pStyle w:val="Bibliography"/>
@@ -11354,7 +8895,7 @@
       <w:r>
         <w:t xml:space="preserve"> </w:t>
       </w:r>
-      <w:hyperlink r:id="rId110">
+      <w:hyperlink r:id="rId108">
         <w:r>
           <w:rPr>
             <w:rStyle w:val="Hyperlink"/>
@@ -11369,8 +8910,8 @@
         <w:t xml:space="preserve"> </w:t>
       </w:r>
     </w:p>
-    <w:bookmarkEnd w:id="111"/>
-    <w:bookmarkStart w:id="113" w:name="ref-Zhang2008_MACS"/>
+    <w:bookmarkEnd w:id="109"/>
+    <w:bookmarkStart w:id="111" w:name="ref-Zhang2008_MACS"/>
     <w:p>
       <w:pPr>
         <w:pStyle w:val="Bibliography"/>
@@ -11390,7 +8931,7 @@
       <w:r>
         <w:t xml:space="preserve"> </w:t>
       </w:r>
-      <w:hyperlink r:id="rId112">
+      <w:hyperlink r:id="rId110">
         <w:r>
           <w:rPr>
             <w:rStyle w:val="Hyperlink"/>
@@ -11405,8 +8946,8 @@
         <w:t xml:space="preserve"> </w:t>
       </w:r>
     </w:p>
-    <w:bookmarkEnd w:id="113"/>
-    <w:bookmarkStart w:id="115" w:name="ref-Amemiya2019_Blacklist"/>
+    <w:bookmarkEnd w:id="111"/>
+    <w:bookmarkStart w:id="113" w:name="ref-Amemiya2019_Blacklist"/>
     <w:p>
       <w:pPr>
         <w:pStyle w:val="Bibliography"/>
@@ -11426,7 +8967,7 @@
       <w:r>
         <w:t xml:space="preserve"> </w:t>
       </w:r>
-      <w:hyperlink r:id="rId114">
+      <w:hyperlink r:id="rId112">
         <w:r>
           <w:rPr>
             <w:rStyle w:val="Hyperlink"/>
@@ -11441,8 +8982,8 @@
         <w:t xml:space="preserve"> </w:t>
       </w:r>
     </w:p>
-    <w:bookmarkEnd w:id="115"/>
-    <w:bookmarkStart w:id="117" w:name="ref-encode2012"/>
+    <w:bookmarkEnd w:id="113"/>
+    <w:bookmarkStart w:id="115" w:name="ref-encode2012"/>
     <w:p>
       <w:pPr>
         <w:pStyle w:val="Bibliography"/>
@@ -11462,7 +9003,7 @@
       <w:r>
         <w:t xml:space="preserve"> </w:t>
       </w:r>
-      <w:hyperlink r:id="rId116">
+      <w:hyperlink r:id="rId114">
         <w:r>
           <w:rPr>
             <w:rStyle w:val="Hyperlink"/>
@@ -11501,8 +9042,8 @@
         <w:t xml:space="preserve"> </w:t>
       </w:r>
     </w:p>
-    <w:bookmarkEnd w:id="117"/>
-    <w:bookmarkStart w:id="119" w:name="ref-Weber2019_Benchmarking"/>
+    <w:bookmarkEnd w:id="115"/>
+    <w:bookmarkStart w:id="117" w:name="ref-Wilkinson2016_FAIR"/>
     <w:p>
       <w:pPr>
         <w:pStyle w:val="Bibliography"/>
@@ -11517,84 +9058,12 @@
         <w:t xml:space="preserve">	</w:t>
       </w:r>
       <w:r>
-        <w:t xml:space="preserve">Weber LM, Hare EH, Soneson C, Robinson MD.</w:t>
-      </w:r>
-      <w:r>
-        <w:t xml:space="preserve"> </w:t>
-      </w:r>
-      <w:hyperlink r:id="rId118">
-        <w:r>
-          <w:rPr>
-            <w:rStyle w:val="Hyperlink"/>
-          </w:rPr>
-          <w:t xml:space="preserve">Essential guidelines for computational method benchmarking</w:t>
-        </w:r>
-      </w:hyperlink>
-      <w:r>
-        <w:t xml:space="preserve">. Genome Biology. 2019;20:125.</w:t>
-      </w:r>
-      <w:r>
-        <w:t xml:space="preserve"> </w:t>
-      </w:r>
-    </w:p>
-    <w:bookmarkEnd w:id="119"/>
-    <w:bookmarkStart w:id="121" w:name="ref-Mangul2019_SystematicBenchmarking"/>
-    <w:p>
-      <w:pPr>
-        <w:pStyle w:val="Bibliography"/>
-      </w:pPr>
-      <w:r>
-        <w:t xml:space="preserve">25.</w:t>
-      </w:r>
-      <w:r>
-        <w:t xml:space="preserve"> </w:t>
-      </w:r>
-      <w:r>
-        <w:t xml:space="preserve">	</w:t>
-      </w:r>
-      <w:r>
-        <w:t xml:space="preserve">Mangul S, Martin LS, Hill BL, Lam AK-M, Distler MG, Zelikovsky A, et al.</w:t>
-      </w:r>
-      <w:r>
-        <w:t xml:space="preserve"> </w:t>
-      </w:r>
-      <w:hyperlink r:id="rId120">
-        <w:r>
-          <w:rPr>
-            <w:rStyle w:val="Hyperlink"/>
-          </w:rPr>
-          <w:t xml:space="preserve">Systematic benchmarking of omics computational tools</w:t>
-        </w:r>
-      </w:hyperlink>
-      <w:r>
-        <w:t xml:space="preserve">. Nature Communications. 2019;10:1393.</w:t>
-      </w:r>
-      <w:r>
-        <w:t xml:space="preserve"> </w:t>
-      </w:r>
-    </w:p>
-    <w:bookmarkEnd w:id="121"/>
-    <w:bookmarkStart w:id="123" w:name="ref-Wilkinson2016_FAIR"/>
-    <w:p>
-      <w:pPr>
-        <w:pStyle w:val="Bibliography"/>
-      </w:pPr>
-      <w:r>
-        <w:t xml:space="preserve">26.</w:t>
-      </w:r>
-      <w:r>
-        <w:t xml:space="preserve"> </w:t>
-      </w:r>
-      <w:r>
-        <w:t xml:space="preserve">	</w:t>
-      </w:r>
-      <w:r>
         <w:t xml:space="preserve">Wilkinson MD, Dumontier M, Aalbersberg IjJ, et al.</w:t>
       </w:r>
       <w:r>
         <w:t xml:space="preserve"> </w:t>
       </w:r>
-      <w:hyperlink r:id="rId122">
+      <w:hyperlink r:id="rId116">
         <w:r>
           <w:rPr>
             <w:rStyle w:val="Hyperlink"/>
@@ -11609,14 +9078,14 @@
         <w:t xml:space="preserve"> </w:t>
       </w:r>
     </w:p>
-    <w:bookmarkEnd w:id="123"/>
-    <w:bookmarkStart w:id="125" w:name="ref-Gruning2018_Bioconda"/>
+    <w:bookmarkEnd w:id="117"/>
+    <w:bookmarkStart w:id="119" w:name="ref-Gruning2018_Bioconda"/>
     <w:p>
       <w:pPr>
         <w:pStyle w:val="Bibliography"/>
       </w:pPr>
       <w:r>
-        <w:t xml:space="preserve">27.</w:t>
+        <w:t xml:space="preserve">25.</w:t>
       </w:r>
       <w:r>
         <w:t xml:space="preserve"> </w:t>
@@ -11630,7 +9099,7 @@
       <w:r>
         <w:t xml:space="preserve"> </w:t>
       </w:r>
-      <w:hyperlink r:id="rId124">
+      <w:hyperlink r:id="rId118">
         <w:r>
           <w:rPr>
             <w:rStyle w:val="Hyperlink"/>
@@ -11645,14 +9114,14 @@
         <w:t xml:space="preserve"> </w:t>
       </w:r>
     </w:p>
-    <w:bookmarkEnd w:id="125"/>
-    <w:bookmarkStart w:id="127" w:name="ref-Ewels2020_nfcore"/>
+    <w:bookmarkEnd w:id="119"/>
+    <w:bookmarkStart w:id="121" w:name="ref-Ewels2020_nfcore"/>
     <w:p>
       <w:pPr>
         <w:pStyle w:val="Bibliography"/>
       </w:pPr>
       <w:r>
-        <w:t xml:space="preserve">28.</w:t>
+        <w:t xml:space="preserve">26.</w:t>
       </w:r>
       <w:r>
         <w:t xml:space="preserve"> </w:t>
@@ -11666,7 +9135,7 @@
       <w:r>
         <w:t xml:space="preserve"> </w:t>
       </w:r>
-      <w:hyperlink r:id="rId126">
+      <w:hyperlink r:id="rId120">
         <w:r>
           <w:rPr>
             <w:rStyle w:val="Hyperlink"/>
@@ -11681,14 +9150,14 @@
         <w:t xml:space="preserve"> </w:t>
       </w:r>
     </w:p>
-    <w:bookmarkEnd w:id="127"/>
-    <w:bookmarkStart w:id="129" w:name="ref-koizumi2021junb"/>
+    <w:bookmarkEnd w:id="121"/>
+    <w:bookmarkStart w:id="123" w:name="ref-koizumi2021junb"/>
     <w:p>
       <w:pPr>
         <w:pStyle w:val="Bibliography"/>
       </w:pPr>
       <w:r>
-        <w:t xml:space="preserve">29.</w:t>
+        <w:t xml:space="preserve">27.</w:t>
       </w:r>
       <w:r>
         <w:t xml:space="preserve"> </w:t>
@@ -11702,7 +9171,7 @@
       <w:r>
         <w:t xml:space="preserve"> </w:t>
       </w:r>
-      <w:hyperlink r:id="rId128">
+      <w:hyperlink r:id="rId122">
         <w:r>
           <w:rPr>
             <w:rStyle w:val="Hyperlink"/>
@@ -11717,14 +9186,14 @@
         <w:t xml:space="preserve"> </w:t>
       </w:r>
     </w:p>
-    <w:bookmarkEnd w:id="129"/>
-    <w:bookmarkStart w:id="131" w:name="ref-andrews2020itk"/>
+    <w:bookmarkEnd w:id="123"/>
+    <w:bookmarkStart w:id="125" w:name="ref-andrews2020itk"/>
     <w:p>
       <w:pPr>
         <w:pStyle w:val="Bibliography"/>
       </w:pPr>
       <w:r>
-        <w:t xml:space="preserve">30.</w:t>
+        <w:t xml:space="preserve">28.</w:t>
       </w:r>
       <w:r>
         <w:t xml:space="preserve"> </w:t>
@@ -11738,7 +9207,7 @@
       <w:r>
         <w:t xml:space="preserve"> </w:t>
       </w:r>
-      <w:hyperlink r:id="rId130">
+      <w:hyperlink r:id="rId124">
         <w:r>
           <w:rPr>
             <w:rStyle w:val="Hyperlink"/>
@@ -11753,14 +9222,14 @@
         <w:t xml:space="preserve"> </w:t>
       </w:r>
     </w:p>
-    <w:bookmarkEnd w:id="131"/>
-    <w:bookmarkStart w:id="133" w:name="ref-tenxpbmc2021"/>
+    <w:bookmarkEnd w:id="125"/>
+    <w:bookmarkStart w:id="127" w:name="ref-tenxpbmc2021"/>
     <w:p>
       <w:pPr>
         <w:pStyle w:val="Bibliography"/>
       </w:pPr>
       <w:r>
-        <w:t xml:space="preserve">31.</w:t>
+        <w:t xml:space="preserve">29.</w:t>
       </w:r>
       <w:r>
         <w:t xml:space="preserve"> </w:t>
@@ -11789,7 +9258,7 @@
       <w:r>
         <w:t xml:space="preserve"> </w:t>
       </w:r>
-      <w:hyperlink r:id="rId132">
+      <w:hyperlink r:id="rId126">
         <w:r>
           <w:rPr>
             <w:rStyle w:val="Hyperlink"/>
@@ -11798,14 +9267,14 @@
         </w:r>
       </w:hyperlink>
     </w:p>
-    <w:bookmarkEnd w:id="133"/>
-    <w:bookmarkStart w:id="135" w:name="ref-Granja2021_ArchR"/>
+    <w:bookmarkEnd w:id="127"/>
+    <w:bookmarkStart w:id="129" w:name="ref-Granja2021_ArchR"/>
     <w:p>
       <w:pPr>
         <w:pStyle w:val="Bibliography"/>
       </w:pPr>
       <w:r>
-        <w:t xml:space="preserve">32.</w:t>
+        <w:t xml:space="preserve">30.</w:t>
       </w:r>
       <w:r>
         <w:t xml:space="preserve"> </w:t>
@@ -11819,7 +9288,7 @@
       <w:r>
         <w:t xml:space="preserve"> </w:t>
       </w:r>
-      <w:hyperlink r:id="rId134">
+      <w:hyperlink r:id="rId128">
         <w:r>
           <w:rPr>
             <w:rStyle w:val="Hyperlink"/>
@@ -11834,14 +9303,14 @@
         <w:t xml:space="preserve"> </w:t>
       </w:r>
     </w:p>
-    <w:bookmarkEnd w:id="135"/>
-    <w:bookmarkStart w:id="137" w:name="ref-Stuart2021_Signac"/>
+    <w:bookmarkEnd w:id="129"/>
+    <w:bookmarkStart w:id="131" w:name="ref-Stuart2021_Signac"/>
     <w:p>
       <w:pPr>
         <w:pStyle w:val="Bibliography"/>
       </w:pPr>
       <w:r>
-        <w:t xml:space="preserve">33.</w:t>
+        <w:t xml:space="preserve">31.</w:t>
       </w:r>
       <w:r>
         <w:t xml:space="preserve"> </w:t>
@@ -11855,7 +9324,7 @@
       <w:r>
         <w:t xml:space="preserve"> </w:t>
       </w:r>
-      <w:hyperlink r:id="rId136">
+      <w:hyperlink r:id="rId130">
         <w:r>
           <w:rPr>
             <w:rStyle w:val="Hyperlink"/>
@@ -11870,14 +9339,14 @@
         <w:t xml:space="preserve"> </w:t>
       </w:r>
     </w:p>
-    <w:bookmarkEnd w:id="137"/>
-    <w:bookmarkStart w:id="139" w:name="ref-Schep2017_chromVAR"/>
+    <w:bookmarkEnd w:id="131"/>
+    <w:bookmarkStart w:id="133" w:name="ref-Schep2017_chromVAR"/>
     <w:p>
       <w:pPr>
         <w:pStyle w:val="Bibliography"/>
       </w:pPr>
       <w:r>
-        <w:t xml:space="preserve">34.</w:t>
+        <w:t xml:space="preserve">32.</w:t>
       </w:r>
       <w:r>
         <w:t xml:space="preserve"> </w:t>
@@ -11891,7 +9360,7 @@
       <w:r>
         <w:t xml:space="preserve"> </w:t>
       </w:r>
-      <w:hyperlink r:id="rId138">
+      <w:hyperlink r:id="rId132">
         <w:r>
           <w:rPr>
             <w:rStyle w:val="Hyperlink"/>
@@ -11906,14 +9375,14 @@
         <w:t xml:space="preserve"> </w:t>
       </w:r>
     </w:p>
-    <w:bookmarkEnd w:id="139"/>
-    <w:bookmarkStart w:id="141" w:name="ref-tenxpbmc5katac2021"/>
+    <w:bookmarkEnd w:id="133"/>
+    <w:bookmarkStart w:id="135" w:name="ref-tenxpbmc5katac2021"/>
     <w:p>
       <w:pPr>
         <w:pStyle w:val="Bibliography"/>
       </w:pPr>
       <w:r>
-        <w:t xml:space="preserve">35.</w:t>
+        <w:t xml:space="preserve">33.</w:t>
       </w:r>
       <w:r>
         <w:t xml:space="preserve"> </w:t>
@@ -11942,7 +9411,7 @@
       <w:r>
         <w:t xml:space="preserve"> </w:t>
       </w:r>
-      <w:hyperlink r:id="rId140">
+      <w:hyperlink r:id="rId134">
         <w:r>
           <w:rPr>
             <w:rStyle w:val="Hyperlink"/>
@@ -11951,14 +9420,14 @@
         </w:r>
       </w:hyperlink>
     </w:p>
-    <w:bookmarkEnd w:id="141"/>
-    <w:bookmarkStart w:id="143" w:name="ref-Berest2019_diffTF"/>
+    <w:bookmarkEnd w:id="135"/>
+    <w:bookmarkStart w:id="137" w:name="ref-Berest2019_diffTF"/>
     <w:p>
       <w:pPr>
         <w:pStyle w:val="Bibliography"/>
       </w:pPr>
       <w:r>
-        <w:t xml:space="preserve">36.</w:t>
+        <w:t xml:space="preserve">34.</w:t>
       </w:r>
       <w:r>
         <w:t xml:space="preserve"> </w:t>
@@ -11972,7 +9441,7 @@
       <w:r>
         <w:t xml:space="preserve"> </w:t>
       </w:r>
-      <w:hyperlink r:id="rId142">
+      <w:hyperlink r:id="rId136">
         <w:r>
           <w:rPr>
             <w:rStyle w:val="Hyperlink"/>
@@ -11987,9 +9456,9 @@
         <w:t xml:space="preserve"> </w:t>
       </w:r>
     </w:p>
-    <w:bookmarkEnd w:id="143"/>
-    <w:bookmarkEnd w:id="144"/>
-    <w:bookmarkEnd w:id="145"/>
+    <w:bookmarkEnd w:id="137"/>
+    <w:bookmarkEnd w:id="138"/>
+    <w:bookmarkEnd w:id="139"/>
     <w:sectPr>
       <w:footnotePr>
         <w:numRestart w:val="eachSect"/>

--- a/manuscript/main.docx
+++ b/manuscript/main.docx
@@ -2753,31 +2753,31 @@
         <w:pStyle w:val="FirstParagraph"/>
       </w:pPr>
       <w:r>
-        <w:t xml:space="preserve">The package includes unit tests for numerical helpers, CLI behavior, and</w:t>
-      </w:r>
-      <w:r>
-        <w:t xml:space="preserve"> </w:t>
-      </w:r>
-      <w:r>
-        <w:t xml:space="preserve">deterministic regression outputs for footprint calling, differential footprint</w:t>
-      </w:r>
-      <w:r>
-        <w:t xml:space="preserve"> </w:t>
-      </w:r>
-      <w:r>
-        <w:t xml:space="preserve">analysis, and aggregate plotting, with an opt-in slow regression for bias</w:t>
-      </w:r>
-      <w:r>
-        <w:t xml:space="preserve"> </w:t>
-      </w:r>
-      <w:r>
-        <w:t xml:space="preserve">correction. Continuous integration runs the suite on compact reference inputs,</w:t>
-      </w:r>
-      <w:r>
-        <w:t xml:space="preserve"> </w:t>
-      </w:r>
-      <w:r>
-        <w:t xml:space="preserve">builds source and wheel artifacts, and verifies the installed console scripts.</w:t>
+        <w:t xml:space="preserve">The package includes unit tests for numerical helpers and CLI behavior, plus</w:t>
+      </w:r>
+      <w:r>
+        <w:t xml:space="preserve"> </w:t>
+      </w:r>
+      <w:r>
+        <w:t xml:space="preserve">automated output checks for footprint calling, differential footprint analysis,</w:t>
+      </w:r>
+      <w:r>
+        <w:t xml:space="preserve"> </w:t>
+      </w:r>
+      <w:r>
+        <w:t xml:space="preserve">and aggregate plotting, with an opt-in slow check for bias correction.</w:t>
+      </w:r>
+      <w:r>
+        <w:t xml:space="preserve"> </w:t>
+      </w:r>
+      <w:r>
+        <w:t xml:space="preserve">Continuous integration runs the suite on compact reference inputs, builds source</w:t>
+      </w:r>
+      <w:r>
+        <w:t xml:space="preserve"> </w:t>
+      </w:r>
+      <w:r>
+        <w:t xml:space="preserve">and wheel artifacts, and verifies the installed console scripts.</w:t>
       </w:r>
       <w:r>
         <w:t xml:space="preserve"> </w:t>
@@ -3153,13 +3153,13 @@
       </w:r>
     </w:p>
     <w:bookmarkEnd w:id="24"/>
-    <w:bookmarkStart w:id="25" w:name="regression-tested-outputs"/>
+    <w:bookmarkStart w:id="25" w:name="tested-output-stability"/>
     <w:p>
       <w:pPr>
         <w:pStyle w:val="Heading2"/>
       </w:pPr>
       <w:r>
-        <w:t xml:space="preserve">Regression-tested Outputs</w:t>
+        <w:t xml:space="preserve">Tested Output Stability</w:t>
       </w:r>
     </w:p>
     <w:p>
@@ -3167,31 +3167,37 @@
         <w:pStyle w:val="FirstParagraph"/>
       </w:pPr>
       <w:r>
-        <w:t xml:space="preserve">Deterministic regression tests pin summary outputs for footprint calling,</w:t>
-      </w:r>
-      <w:r>
-        <w:t xml:space="preserve"> </w:t>
-      </w:r>
-      <w:r>
-        <w:t xml:space="preserve">differential footprint analysis, and aggregate plotting. Public entry-point</w:t>
-      </w:r>
-      <w:r>
-        <w:t xml:space="preserve"> </w:t>
-      </w:r>
-      <w:r>
-        <w:t xml:space="preserve">checks and YAML dry-runs verify that the command surface remains stable. These</w:t>
-      </w:r>
-      <w:r>
-        <w:t xml:space="preserve"> </w:t>
-      </w:r>
-      <w:r>
-        <w:t xml:space="preserve">tests provide a compact contract for core analyses while allowing integrated</w:t>
-      </w:r>
-      <w:r>
-        <w:t xml:space="preserve"> </w:t>
-      </w:r>
-      <w:r>
-        <w:t xml:space="preserve">modules to share the same input and output conventions.</w:t>
+        <w:t xml:space="preserve">The package includes automated checks that run core commands on compact</w:t>
+      </w:r>
+      <w:r>
+        <w:t xml:space="preserve"> </w:t>
+      </w:r>
+      <w:r>
+        <w:t xml:space="preserve">reference inputs and compare key summary outputs for footprint calling,</w:t>
+      </w:r>
+      <w:r>
+        <w:t xml:space="preserve"> </w:t>
+      </w:r>
+      <w:r>
+        <w:t xml:space="preserve">differential footprint analysis, and aggregate plotting. Additional checks</w:t>
+      </w:r>
+      <w:r>
+        <w:t xml:space="preserve"> </w:t>
+      </w:r>
+      <w:r>
+        <w:t xml:space="preserve">exercise public command-line entry points and saved YAML configurations.</w:t>
+      </w:r>
+      <w:r>
+        <w:t xml:space="preserve"> </w:t>
+      </w:r>
+      <w:r>
+        <w:t xml:space="preserve">Together, these tests help ensure that updates preserve the expected behavior of</w:t>
+      </w:r>
+      <w:r>
+        <w:t xml:space="preserve"> </w:t>
+      </w:r>
+      <w:r>
+        <w:t xml:space="preserve">the main workflows and shared input/output conventions.</w:t>
       </w:r>
     </w:p>
     <w:bookmarkEnd w:id="25"/>
@@ -4793,7 +4799,7 @@
         <w:t xml:space="preserve"> </w:t>
       </w:r>
       <w:r>
-        <w:t xml:space="preserve">analysis, and aggregate visualization; deterministic regression coverage;</w:t>
+        <w:t xml:space="preserve">analysis, and aggregate visualization; automated output checks;</w:t>
       </w:r>
       <w:r>
         <w:t xml:space="preserve"> </w:t>
@@ -4899,7 +4905,7 @@
         <w:t xml:space="preserve"> </w:t>
       </w:r>
       <w:r>
-        <w:t xml:space="preserve">single-cell aggregation, GUI access, and regression-tested example outputs.</w:t>
+        <w:t xml:space="preserve">single-cell aggregation, GUI access, and tested example outputs.</w:t>
       </w:r>
     </w:p>
     <w:bookmarkStart w:id="56" w:name="tab:features"/>
@@ -6171,37 +6177,55 @@
         <w:pStyle w:val="BodyText"/>
       </w:pPr>
       <w:r>
-        <w:t xml:space="preserve">Deep sequence-to-profile models such as ChromBPNet provide powerful</w:t>
-      </w:r>
-      <w:r>
-        <w:t xml:space="preserve"> </w:t>
-      </w:r>
-      <w:r>
-        <w:t xml:space="preserve">sequence-driven occupancy and variant-effect analyses </w:t>
+        <w:t xml:space="preserve">Other regulatory-analysis tools address adjacent but distinct questions. Deep</w:t>
+      </w:r>
+      <w:r>
+        <w:t xml:space="preserve"> </w:t>
+      </w:r>
+      <w:r>
+        <w:t xml:space="preserve">sequence-to-profile models such as ChromBPNet learn sequence determinants of</w:t>
+      </w:r>
+      <w:r>
+        <w:t xml:space="preserve"> </w:t>
+      </w:r>
+      <w:r>
+        <w:t xml:space="preserve">chromatin profiles and are well suited for occupancy and variant-effect</w:t>
+      </w:r>
+      <w:r>
+        <w:t xml:space="preserve"> </w:t>
+      </w:r>
+      <w:r>
+        <w:t xml:space="preserve">analyses </w:t>
       </w:r>
       <w:r>
         <w:t xml:space="preserve">(10)</w:t>
       </w:r>
       <w:r>
-        <w:t xml:space="preserve">.</w:t>
-      </w:r>
-      <w:r>
-        <w:t xml:space="preserve"> </w:t>
-      </w:r>
-      <w:r>
-        <w:t xml:space="preserve">Differential TF activity can also be studied with orthogonal accessibility-based</w:t>
-      </w:r>
-      <w:r>
-        <w:t xml:space="preserve"> </w:t>
-      </w:r>
-      <w:r>
-        <w:t xml:space="preserve">frameworks such as diffTF </w:t>
+        <w:t xml:space="preserve">, while accessibility-based frameworks such as</w:t>
+      </w:r>
+      <w:r>
+        <w:t xml:space="preserve"> </w:t>
+      </w:r>
+      <w:r>
+        <w:t xml:space="preserve">diffTF estimate differential TF activity from changes in open</w:t>
+      </w:r>
+      <w:r>
+        <w:t xml:space="preserve"> </w:t>
+      </w:r>
+      <w:r>
+        <w:t xml:space="preserve">chromatin </w:t>
       </w:r>
       <w:r>
         <w:t xml:space="preserve">(34)</w:t>
       </w:r>
       <w:r>
-        <w:t xml:space="preserve">. In this broader landscape,</w:t>
+        <w:t xml:space="preserve">. These approaches are complementary to</w:t>
+      </w:r>
+      <w:r>
+        <w:t xml:space="preserve"> </w:t>
+      </w:r>
+      <w:r>
+        <w:t xml:space="preserve">motif-centered footprinting. The role of</w:t>
       </w:r>
       <w:r>
         <w:t xml:space="preserve"> </w:t>
@@ -6216,37 +6240,31 @@
         <w:t xml:space="preserve"> </w:t>
       </w:r>
       <w:r>
-        <w:t xml:space="preserve">extends motif-centered ATAC footprinting by connecting corrected</w:t>
-      </w:r>
-      <w:r>
-        <w:t xml:space="preserve"> </w:t>
-      </w:r>
-      <w:r>
-        <w:t xml:space="preserve">cut-site profiles, motif interpretation, replicate-aware summaries, and</w:t>
-      </w:r>
-      <w:r>
-        <w:t xml:space="preserve"> </w:t>
-      </w:r>
-      <w:r>
-        <w:t xml:space="preserve">publication-ready reports. One-sample contrasts use the background-distribution</w:t>
-      </w:r>
-      <w:r>
-        <w:t xml:space="preserve"> </w:t>
-      </w:r>
-      <w:r>
-        <w:t xml:space="preserve">comparison, whereas replicate-supported contrasts use per-sample motif scores</w:t>
-      </w:r>
-      <w:r>
-        <w:t xml:space="preserve"> </w:t>
-      </w:r>
-      <w:r>
-        <w:t xml:space="preserve">with empirical-Bayes variance moderation to estimate differential footprint</w:t>
-      </w:r>
-      <w:r>
-        <w:t xml:space="preserve"> </w:t>
-      </w:r>
-      <w:r>
-        <w:t xml:space="preserve">statistics.</w:t>
+        <w:t xml:space="preserve">is to make</w:t>
+      </w:r>
+      <w:r>
+        <w:t xml:space="preserve"> </w:t>
+      </w:r>
+      <w:r>
+        <w:t xml:space="preserve">interpretable ATAC-seq footprint analysis easier to run end to end: corrected</w:t>
+      </w:r>
+      <w:r>
+        <w:t xml:space="preserve"> </w:t>
+      </w:r>
+      <w:r>
+        <w:t xml:space="preserve">cut-site signals, motif matching, de novo motif preparation, pseudobulk</w:t>
+      </w:r>
+      <w:r>
+        <w:t xml:space="preserve"> </w:t>
+      </w:r>
+      <w:r>
+        <w:t xml:space="preserve">single-cell analysis, replicate-aware reporting, GUI execution, and</w:t>
+      </w:r>
+      <w:r>
+        <w:t xml:space="preserve"> </w:t>
+      </w:r>
+      <w:r>
+        <w:t xml:space="preserve">publication-ready reports are kept within one reproducible workflow.</w:t>
       </w:r>
     </w:p>
     <w:bookmarkEnd w:id="57"/>

--- a/manuscript/main.docx
+++ b/manuscript/main.docx
@@ -11220,14 +11220,15 @@
 </file>
 
 <file path=word/styles.xml><?xml version="1.0" encoding="utf-8"?>
-<w:styles xmlns:r="http://schemas.openxmlformats.org/officeDocument/2006/relationships" xmlns:w="http://schemas.openxmlformats.org/wordprocessingml/2006/main">
+<w:styles xmlns:w="http://schemas.openxmlformats.org/wordprocessingml/2006/main">
   <w:docDefaults>
     <w:rPrDefault>
       <w:rPr>
-        <w:rFonts w:asciiTheme="minorHAnsi" w:cstheme="minorBidi" w:eastAsiaTheme="minorHAnsi" w:hAnsiTheme="minorHAnsi"/>
-        <w:sz w:val="24"/>
-        <w:szCs w:val="24"/>
+        <w:rFonts w:ascii="Arial" w:hAnsi="Arial" w:eastAsia="Arial" w:cs="Arial"/>
+        <w:sz w:val="20"/>
+        <w:szCs w:val="20"/>
         <w:lang w:bidi="ar-SA" w:eastAsia="en-US" w:val="en-US"/>
+        <w:color w:val="000000"/>
       </w:rPr>
     </w:rPrDefault>
     <w:pPrDefault>
@@ -11240,29 +11241,59 @@
   <w:style w:default="1" w:styleId="Normal" w:type="paragraph">
     <w:name w:val="Normal"/>
     <w:qFormat/>
+    <w:rPr>
+      <w:rFonts w:ascii="Arial" w:hAnsi="Arial" w:eastAsia="Arial" w:cs="Arial"/>
+      <w:sz w:val="20"/>
+      <w:szCs w:val="20"/>
+      <w:color w:val="000000"/>
+    </w:rPr>
+    <w:pPr>
+      <w:spacing w:after="120" w:line="240" w:lineRule="auto"/>
+    </w:pPr>
   </w:style>
   <w:style w:styleId="BodyText" w:type="paragraph">
     <w:name w:val="Body Text"/>
     <w:basedOn w:val="Normal"/>
     <w:link w:val="BodyTextChar"/>
     <w:pPr>
-      <w:spacing w:after="180" w:before="180"/>
+      <w:spacing w:after="120" w:before="180" w:line="240" w:lineRule="auto"/>
     </w:pPr>
     <w:qFormat/>
+    <w:rPr>
+      <w:rFonts w:ascii="Arial" w:hAnsi="Arial" w:eastAsia="Arial" w:cs="Arial"/>
+      <w:sz w:val="20"/>
+      <w:szCs w:val="20"/>
+      <w:color w:val="000000"/>
+    </w:rPr>
   </w:style>
   <w:style w:customStyle="1" w:styleId="FirstParagraph" w:type="paragraph">
     <w:name w:val="First Paragraph"/>
     <w:basedOn w:val="BodyText"/>
     <w:next w:val="BodyText"/>
     <w:qFormat/>
+    <w:rPr>
+      <w:rFonts w:ascii="Arial" w:hAnsi="Arial" w:eastAsia="Arial" w:cs="Arial"/>
+      <w:sz w:val="20"/>
+      <w:szCs w:val="20"/>
+      <w:color w:val="000000"/>
+    </w:rPr>
+    <w:pPr>
+      <w:spacing w:after="120" w:line="240" w:lineRule="auto"/>
+    </w:pPr>
   </w:style>
   <w:style w:customStyle="1" w:styleId="Compact" w:type="paragraph">
     <w:name w:val="Compact"/>
     <w:basedOn w:val="BodyText"/>
     <w:qFormat/>
     <w:pPr>
-      <w:spacing w:after="36" w:before="36"/>
+      <w:spacing w:after="60" w:before="36" w:line="220" w:lineRule="auto"/>
     </w:pPr>
+    <w:rPr>
+      <w:rFonts w:ascii="Arial" w:hAnsi="Arial" w:eastAsia="Arial" w:cs="Arial"/>
+      <w:sz w:val="18"/>
+      <w:szCs w:val="18"/>
+      <w:color w:val="000000"/>
+    </w:rPr>
   </w:style>
   <w:style w:styleId="Title" w:type="paragraph">
     <w:name w:val="Title"/>
@@ -11272,16 +11303,16 @@
     <w:pPr>
       <w:keepNext/>
       <w:keepLines/>
-      <w:spacing w:after="240" w:before="480"/>
+      <w:spacing w:after="160" w:before="480" w:line="240" w:lineRule="auto"/>
       <w:jc w:val="center"/>
     </w:pPr>
     <w:rPr>
-      <w:rFonts w:asciiTheme="majorHAnsi" w:cstheme="majorBidi" w:eastAsiaTheme="majorEastAsia" w:hAnsiTheme="majorHAnsi"/>
+      <w:rFonts w:ascii="Arial" w:hAnsi="Arial" w:eastAsia="Arial" w:cs="Arial"/>
       <w:b/>
       <w:bCs/>
-      <w:color w:themeColor="accent1" w:themeShade="B5" w:val="345A8A"/>
-      <w:sz w:val="36"/>
-      <w:szCs w:val="36"/>
+      <w:color w:themeColor="accent1" w:themeShade="B5" w:val="000000"/>
+      <w:sz w:val="28"/>
+      <w:szCs w:val="28"/>
     </w:rPr>
   </w:style>
   <w:style w:styleId="Subtitle" w:type="paragraph">
@@ -11296,8 +11327,12 @@
       <w:jc w:val="center"/>
     </w:pPr>
     <w:rPr>
-      <w:sz w:val="30"/>
-      <w:szCs w:val="30"/>
+      <w:sz w:val="22"/>
+      <w:szCs w:val="22"/>
+      <w:rFonts w:ascii="Arial" w:hAnsi="Arial" w:eastAsia="Arial" w:cs="Arial"/>
+      <w:color w:val="000000"/>
+      <w:b/>
+      <w:bCs/>
     </w:rPr>
   </w:style>
   <w:style w:customStyle="1" w:styleId="Author" w:type="paragraph">
@@ -11308,7 +11343,14 @@
       <w:keepNext/>
       <w:keepLines/>
       <w:jc w:val="center"/>
+      <w:spacing w:after="120" w:line="240" w:lineRule="auto"/>
     </w:pPr>
+    <w:rPr>
+      <w:rFonts w:ascii="Arial" w:hAnsi="Arial" w:eastAsia="Arial" w:cs="Arial"/>
+      <w:sz w:val="20"/>
+      <w:szCs w:val="20"/>
+      <w:color w:val="000000"/>
+    </w:rPr>
   </w:style>
   <w:style w:styleId="Date" w:type="paragraph">
     <w:name w:val="Date"/>
@@ -11319,6 +11361,12 @@
       <w:keepLines/>
       <w:jc w:val="center"/>
     </w:pPr>
+    <w:rPr>
+      <w:rFonts w:ascii="Arial" w:hAnsi="Arial" w:eastAsia="Arial" w:cs="Arial"/>
+      <w:sz w:val="20"/>
+      <w:szCs w:val="20"/>
+      <w:color w:val="000000"/>
+    </w:rPr>
   </w:style>
   <w:style w:customStyle="1" w:styleId="AbstractTitle" w:type="paragraph">
     <w:name w:val="Abstract Title"/>
@@ -11329,14 +11377,16 @@
       <w:keepNext/>
       <w:keepLines/>
       <w:jc w:val="center"/>
-      <w:spacing w:after="0" w:before="300"/>
+      <w:spacing w:after="60" w:before="120" w:line="240" w:lineRule="auto"/>
     </w:pPr>
     <w:rPr>
       <w:sz w:val="20"/>
       <w:szCs w:val="20"/>
       <w:b/>
-      <w:color w:val="345A8A"/>
+      <w:color w:val="000000"/>
       &gt;
+      <w:rFonts w:ascii="Arial" w:hAnsi="Arial" w:eastAsia="Arial" w:cs="Arial"/>
+      <w:bCs/>
     </w:rPr>
   </w:style>
   <w:style w:customStyle="1" w:styleId="Abstract" w:type="paragraph">
@@ -11347,11 +11397,13 @@
     <w:pPr>
       <w:keepNext/>
       <w:keepLines/>
-      <w:spacing w:after="300" w:before="100"/>
+      <w:spacing w:after="120" w:before="100" w:line="240" w:lineRule="auto"/>
     </w:pPr>
     <w:rPr>
       <w:sz w:val="20"/>
       <w:szCs w:val="20"/>
+      <w:rFonts w:ascii="Arial" w:hAnsi="Arial" w:eastAsia="Arial" w:cs="Arial"/>
+      <w:color w:val="000000"/>
     </w:rPr>
   </w:style>
   <w:style w:styleId="Bibliography" w:type="paragraph">
@@ -11359,8 +11411,15 @@
     <w:basedOn w:val="Normal"/>
     <w:next w:val="Bibliography"/>
     <w:qFormat/>
-    <w:pPr/>
-    <w:rPr/>
+    <w:pPr>
+      <w:spacing w:after="60" w:line="220" w:lineRule="auto"/>
+    </w:pPr>
+    <w:rPr>
+      <w:rFonts w:ascii="Arial" w:hAnsi="Arial" w:eastAsia="Arial" w:cs="Arial"/>
+      <w:sz w:val="18"/>
+      <w:szCs w:val="18"/>
+      <w:color w:val="000000"/>
+    </w:rPr>
   </w:style>
   <w:style w:styleId="Heading1" w:type="paragraph">
     <w:name w:val="Heading 1"/>
@@ -11371,16 +11430,16 @@
     <w:pPr>
       <w:keepNext/>
       <w:keepLines/>
-      <w:spacing w:after="0" w:before="480"/>
+      <w:spacing w:after="100" w:before="260" w:line="240" w:lineRule="auto"/>
       <w:outlineLvl w:val="0"/>
     </w:pPr>
     <w:rPr>
-      <w:rFonts w:asciiTheme="majorHAnsi" w:cstheme="majorBidi" w:eastAsiaTheme="majorEastAsia" w:hAnsiTheme="majorHAnsi"/>
+      <w:rFonts w:ascii="Arial" w:hAnsi="Arial" w:eastAsia="Arial" w:cs="Arial"/>
       <w:b/>
       <w:bCs/>
-      <w:color w:themeColor="accent1" w:val="4F81BD"/>
-      <w:sz w:val="32"/>
-      <w:szCs w:val="32"/>
+      <w:color w:themeColor="accent1" w:val="000000"/>
+      <w:sz w:val="24"/>
+      <w:szCs w:val="24"/>
     </w:rPr>
   </w:style>
   <w:style w:styleId="Heading2" w:type="paragraph">
@@ -11393,16 +11452,16 @@
     <w:pPr>
       <w:keepNext/>
       <w:keepLines/>
-      <w:spacing w:after="0" w:before="200"/>
+      <w:spacing w:after="80" w:before="180" w:line="240" w:lineRule="auto"/>
       <w:outlineLvl w:val="1"/>
     </w:pPr>
     <w:rPr>
-      <w:rFonts w:asciiTheme="majorHAnsi" w:cstheme="majorBidi" w:eastAsiaTheme="majorEastAsia" w:hAnsiTheme="majorHAnsi"/>
+      <w:rFonts w:ascii="Arial" w:hAnsi="Arial" w:eastAsia="Arial" w:cs="Arial"/>
       <w:b/>
       <w:bCs/>
-      <w:color w:themeColor="accent1" w:val="4F81BD"/>
-      <w:sz w:val="28"/>
-      <w:szCs w:val="28"/>
+      <w:color w:themeColor="accent1" w:val="000000"/>
+      <w:sz w:val="22"/>
+      <w:szCs w:val="22"/>
     </w:rPr>
   </w:style>
   <w:style w:styleId="Heading3" w:type="paragraph">
@@ -11415,16 +11474,16 @@
     <w:pPr>
       <w:keepNext/>
       <w:keepLines/>
-      <w:spacing w:after="0" w:before="200"/>
+      <w:spacing w:after="60" w:before="140" w:line="240" w:lineRule="auto"/>
       <w:outlineLvl w:val="2"/>
     </w:pPr>
     <w:rPr>
-      <w:rFonts w:asciiTheme="majorHAnsi" w:cstheme="majorBidi" w:eastAsiaTheme="majorEastAsia" w:hAnsiTheme="majorHAnsi"/>
+      <w:rFonts w:ascii="Arial" w:hAnsi="Arial" w:eastAsia="Arial" w:cs="Arial"/>
       <w:b/>
       <w:bCs/>
-      <w:color w:themeColor="accent1" w:val="4F81BD"/>
-      <w:sz w:val="24"/>
-      <w:szCs w:val="24"/>
+      <w:color w:themeColor="accent1" w:val="000000"/>
+      <w:sz w:val="20"/>
+      <w:szCs w:val="20"/>
     </w:rPr>
   </w:style>
   <w:style w:styleId="Heading4" w:type="paragraph">
@@ -11441,12 +11500,12 @@
       <w:outlineLvl w:val="3"/>
     </w:pPr>
     <w:rPr>
-      <w:rFonts w:asciiTheme="majorHAnsi" w:cstheme="majorBidi" w:eastAsiaTheme="majorEastAsia" w:hAnsiTheme="majorHAnsi"/>
-      <w:i/>
+      <w:rFonts w:ascii="Arial" w:hAnsi="Arial" w:eastAsia="Arial" w:cs="Arial"/>
       <w:bCs/>
-      <w:color w:themeColor="accent1" w:val="4F81BD"/>
-      <w:sz w:val="24"/>
-      <w:szCs w:val="24"/>
+      <w:color w:themeColor="accent1" w:val="000000"/>
+      <w:sz w:val="20"/>
+      <w:szCs w:val="20"/>
+      <w:b/>
     </w:rPr>
   </w:style>
   <w:style w:styleId="Heading5" w:type="paragraph">
@@ -11463,11 +11522,12 @@
       <w:outlineLvl w:val="4"/>
     </w:pPr>
     <w:rPr>
-      <w:rFonts w:asciiTheme="majorHAnsi" w:cstheme="majorBidi" w:eastAsiaTheme="majorEastAsia" w:hAnsiTheme="majorHAnsi"/>
-      <w:iCs/>
-      <w:color w:themeColor="accent1" w:val="4F81BD"/>
-      <w:sz w:val="24"/>
-      <w:szCs w:val="24"/>
+      <w:rFonts w:ascii="Arial" w:hAnsi="Arial" w:eastAsia="Arial" w:cs="Arial"/>
+      <w:color w:themeColor="accent1" w:val="000000"/>
+      <w:sz w:val="20"/>
+      <w:szCs w:val="20"/>
+      <w:b/>
+      <w:bCs/>
     </w:rPr>
   </w:style>
   <w:style w:styleId="Heading6" w:type="paragraph">
@@ -11484,10 +11544,12 @@
       <w:outlineLvl w:val="5"/>
     </w:pPr>
     <w:rPr>
-      <w:rFonts w:asciiTheme="majorHAnsi" w:cstheme="majorBidi" w:eastAsiaTheme="majorEastAsia" w:hAnsiTheme="majorHAnsi"/>
-      <w:color w:themeColor="accent1" w:val="4F81BD"/>
-      <w:sz w:val="24"/>
-      <w:szCs w:val="24"/>
+      <w:rFonts w:ascii="Arial" w:hAnsi="Arial" w:eastAsia="Arial" w:cs="Arial"/>
+      <w:color w:themeColor="accent1" w:val="000000"/>
+      <w:sz w:val="20"/>
+      <w:szCs w:val="20"/>
+      <w:b/>
+      <w:bCs/>
     </w:rPr>
   </w:style>
   <w:style w:styleId="Heading7" w:type="paragraph">
@@ -11504,10 +11566,12 @@
       <w:outlineLvl w:val="6"/>
     </w:pPr>
     <w:rPr>
-      <w:rFonts w:asciiTheme="majorHAnsi" w:cstheme="majorBidi" w:eastAsiaTheme="majorEastAsia" w:hAnsiTheme="majorHAnsi"/>
-      <w:color w:themeColor="accent1" w:val="4F81BD"/>
-      <w:sz w:val="24"/>
-      <w:szCs w:val="24"/>
+      <w:rFonts w:ascii="Arial" w:hAnsi="Arial" w:eastAsia="Arial" w:cs="Arial"/>
+      <w:color w:themeColor="accent1" w:val="000000"/>
+      <w:sz w:val="20"/>
+      <w:szCs w:val="20"/>
+      <w:b/>
+      <w:bCs/>
     </w:rPr>
   </w:style>
   <w:style w:styleId="Heading8" w:type="paragraph">
@@ -11524,10 +11588,12 @@
       <w:outlineLvl w:val="7"/>
     </w:pPr>
     <w:rPr>
-      <w:rFonts w:asciiTheme="majorHAnsi" w:cstheme="majorBidi" w:eastAsiaTheme="majorEastAsia" w:hAnsiTheme="majorHAnsi"/>
-      <w:color w:themeColor="accent1" w:val="4F81BD"/>
-      <w:sz w:val="24"/>
-      <w:szCs w:val="24"/>
+      <w:rFonts w:ascii="Arial" w:hAnsi="Arial" w:eastAsia="Arial" w:cs="Arial"/>
+      <w:color w:themeColor="accent1" w:val="000000"/>
+      <w:sz w:val="20"/>
+      <w:szCs w:val="20"/>
+      <w:b/>
+      <w:bCs/>
     </w:rPr>
   </w:style>
   <w:style w:styleId="Heading9" w:type="paragraph">
@@ -11544,10 +11610,12 @@
       <w:outlineLvl w:val="8"/>
     </w:pPr>
     <w:rPr>
-      <w:rFonts w:asciiTheme="majorHAnsi" w:cstheme="majorBidi" w:eastAsiaTheme="majorEastAsia" w:hAnsiTheme="majorHAnsi"/>
-      <w:color w:themeColor="accent1" w:val="4F81BD"/>
-      <w:sz w:val="24"/>
-      <w:szCs w:val="24"/>
+      <w:rFonts w:ascii="Arial" w:hAnsi="Arial" w:eastAsia="Arial" w:cs="Arial"/>
+      <w:color w:themeColor="accent1" w:val="000000"/>
+      <w:sz w:val="20"/>
+      <w:szCs w:val="20"/>
+      <w:b/>
+      <w:bCs/>
     </w:rPr>
   </w:style>
   <w:style w:styleId="BlockText" w:type="paragraph">
@@ -11605,6 +11673,12 @@
         </w:tcBorders>
       </w:tcPr>
     </w:tblStylePr>
+    <w:rPr>
+      <w:rFonts w:ascii="Arial" w:hAnsi="Arial" w:eastAsia="Arial" w:cs="Arial"/>
+      <w:sz w:val="18"/>
+      <w:szCs w:val="18"/>
+      <w:color w:val="000000"/>
+    </w:rPr>
   </w:style>
   <w:style w:customStyle="1" w:styleId="DefinitionTerm" w:type="paragraph">
     <w:name w:val="Definition Term"/>
@@ -11617,6 +11691,7 @@
     </w:pPr>
     <w:rPr>
       <w:b/>
+      <w:rFonts w:ascii="Arial" w:hAnsi="Arial" w:eastAsia="Arial" w:cs="Arial"/>
     </w:rPr>
   </w:style>
   <w:style w:customStyle="1" w:styleId="Definition" w:type="paragraph">
@@ -11628,10 +11703,15 @@
     <w:basedOn w:val="Normal"/>
     <w:link w:val="BodyTextChar"/>
     <w:pPr>
-      <w:spacing w:after="120" w:before="0"/>
+      <w:spacing w:after="140" w:before="80" w:line="220" w:lineRule="auto"/>
     </w:pPr>
     <w:rPr>
       <w:i/>
+      <w:rFonts w:ascii="Arial" w:hAnsi="Arial" w:eastAsia="Arial" w:cs="Arial"/>
+      <w:sz w:val="18"/>
+      <w:szCs w:val="18"/>
+      <w:color w:val="000000"/>
+      <w:iCs/>
     </w:rPr>
   </w:style>
   <w:style w:customStyle="1" w:styleId="TableCaption" w:type="paragraph">
@@ -11639,11 +11719,31 @@
     <w:basedOn w:val="Caption"/>
     <w:pPr>
       <w:keepNext/>
+      <w:spacing w:before="80" w:after="100" w:line="220" w:lineRule="auto"/>
     </w:pPr>
+    <w:rPr>
+      <w:rFonts w:ascii="Arial" w:hAnsi="Arial" w:eastAsia="Arial" w:cs="Arial"/>
+      <w:sz w:val="18"/>
+      <w:szCs w:val="18"/>
+      <w:color w:val="000000"/>
+      <w:i/>
+      <w:iCs/>
+    </w:rPr>
   </w:style>
   <w:style w:customStyle="1" w:styleId="ImageCaption" w:type="paragraph">
     <w:name w:val="Image Caption"/>
     <w:basedOn w:val="Caption"/>
+    <w:rPr>
+      <w:rFonts w:ascii="Arial" w:hAnsi="Arial" w:eastAsia="Arial" w:cs="Arial"/>
+      <w:sz w:val="18"/>
+      <w:szCs w:val="18"/>
+      <w:color w:val="000000"/>
+      <w:i/>
+      <w:iCs/>
+    </w:rPr>
+    <w:pPr>
+      <w:spacing w:before="80" w:after="140" w:line="220" w:lineRule="auto"/>
+    </w:pPr>
   </w:style>
   <w:style w:customStyle="1" w:styleId="Figure" w:type="paragraph">
     <w:name w:val="Figure"/>
@@ -11665,7 +11765,7 @@
     <w:name w:val="Verbatim Char"/>
     <w:basedOn w:val="BodyTextChar"/>
     <w:rPr>
-      <w:rFonts w:ascii="Consolas" w:hAnsi="Consolas"/>
+      <w:rFonts w:ascii="Arial" w:hAnsi="Arial" w:eastAsia="Arial" w:cs="Arial"/>
       <w:sz w:val="22"/>
     </w:rPr>
   </w:style>
@@ -11678,6 +11778,7 @@
     <w:basedOn w:val="BodyTextChar"/>
     <w:rPr>
       <w:vertAlign w:val="superscript"/>
+      <w:rFonts w:ascii="Arial" w:hAnsi="Arial" w:eastAsia="Arial" w:cs="Arial"/>
     </w:rPr>
   </w:style>
   <w:style w:styleId="Hyperlink" w:type="character">
@@ -11685,6 +11786,7 @@
     <w:basedOn w:val="BodyTextChar"/>
     <w:rPr>
       <w:color w:themeColor="accent1" w:val="4F81BD"/>
+      <w:rFonts w:ascii="Arial" w:hAnsi="Arial" w:eastAsia="Arial" w:cs="Arial"/>
     </w:rPr>
   </w:style>
   <w:style w:styleId="TOCHeading" w:type="paragraph">
@@ -11695,14 +11797,16 @@
     <w:unhideWhenUsed/>
     <w:qFormat/>
     <w:pPr>
-      <w:spacing w:before="240" w:line="259" w:lineRule="auto"/>
+      <w:spacing w:before="260" w:line="240" w:lineRule="auto" w:after="100"/>
       <w:outlineLvl w:val="9"/>
     </w:pPr>
     <w:rPr>
-      <w:rFonts w:asciiTheme="majorHAnsi" w:cstheme="majorBidi" w:eastAsiaTheme="majorEastAsia" w:hAnsiTheme="majorHAnsi"/>
+      <w:rFonts w:ascii="Arial" w:hAnsi="Arial" w:eastAsia="Arial" w:cs="Arial"/>
       <w:b w:val="0"/>
       <w:bCs w:val="0"/>
-      <w:color w:themeColor="accent1" w:themeShade="BF" w:val="365F91"/>
+      <w:color w:themeColor="accent1" w:themeShade="BF" w:val="000000"/>
+      <w:sz w:val="24"/>
+      <w:szCs w:val="24"/>
     </w:rPr>
   </w:style>
   <w:style w:type="paragraph" w:customStyle="1" w:styleId="SourceCode">
@@ -11719,6 +11823,7 @@
     <w:rPr>
       <w:color w:val="007020"/>
       <w:b/>
+      <w:rFonts w:ascii="Arial" w:hAnsi="Arial" w:eastAsia="Arial" w:cs="Arial"/>
     </w:rPr>
   </w:style>
   <w:style w:type="character" w:customStyle="1" w:styleId="DataTypeTok">
@@ -11726,6 +11831,7 @@
     <w:basedOn w:val="VerbatimChar"/>
     <w:rPr>
       <w:color w:val="902000"/>
+      <w:rFonts w:ascii="Arial" w:hAnsi="Arial" w:eastAsia="Arial" w:cs="Arial"/>
     </w:rPr>
   </w:style>
   <w:style w:type="character" w:customStyle="1" w:styleId="DecValTok">
@@ -11733,6 +11839,7 @@
     <w:basedOn w:val="VerbatimChar"/>
     <w:rPr>
       <w:color w:val="40a070"/>
+      <w:rFonts w:ascii="Arial" w:hAnsi="Arial" w:eastAsia="Arial" w:cs="Arial"/>
     </w:rPr>
   </w:style>
   <w:style w:type="character" w:customStyle="1" w:styleId="BaseNTok">
@@ -11740,6 +11847,7 @@
     <w:basedOn w:val="VerbatimChar"/>
     <w:rPr>
       <w:color w:val="40a070"/>
+      <w:rFonts w:ascii="Arial" w:hAnsi="Arial" w:eastAsia="Arial" w:cs="Arial"/>
     </w:rPr>
   </w:style>
   <w:style w:type="character" w:customStyle="1" w:styleId="FloatTok">
@@ -11747,6 +11855,7 @@
     <w:basedOn w:val="VerbatimChar"/>
     <w:rPr>
       <w:color w:val="40a070"/>
+      <w:rFonts w:ascii="Arial" w:hAnsi="Arial" w:eastAsia="Arial" w:cs="Arial"/>
     </w:rPr>
   </w:style>
   <w:style w:type="character" w:customStyle="1" w:styleId="ConstantTok">
@@ -11754,6 +11863,7 @@
     <w:basedOn w:val="VerbatimChar"/>
     <w:rPr>
       <w:color w:val="880000"/>
+      <w:rFonts w:ascii="Arial" w:hAnsi="Arial" w:eastAsia="Arial" w:cs="Arial"/>
     </w:rPr>
   </w:style>
   <w:style w:type="character" w:customStyle="1" w:styleId="CharTok">
@@ -11761,6 +11871,7 @@
     <w:basedOn w:val="VerbatimChar"/>
     <w:rPr>
       <w:color w:val="4070a0"/>
+      <w:rFonts w:ascii="Arial" w:hAnsi="Arial" w:eastAsia="Arial" w:cs="Arial"/>
     </w:rPr>
   </w:style>
   <w:style w:type="character" w:customStyle="1" w:styleId="SpecialCharTok">
@@ -11768,6 +11879,7 @@
     <w:basedOn w:val="VerbatimChar"/>
     <w:rPr>
       <w:color w:val="4070a0"/>
+      <w:rFonts w:ascii="Arial" w:hAnsi="Arial" w:eastAsia="Arial" w:cs="Arial"/>
     </w:rPr>
   </w:style>
   <w:style w:type="character" w:customStyle="1" w:styleId="StringTok">
@@ -11775,6 +11887,7 @@
     <w:basedOn w:val="VerbatimChar"/>
     <w:rPr>
       <w:color w:val="4070a0"/>
+      <w:rFonts w:ascii="Arial" w:hAnsi="Arial" w:eastAsia="Arial" w:cs="Arial"/>
     </w:rPr>
   </w:style>
   <w:style w:type="character" w:customStyle="1" w:styleId="VerbatimStringTok">
@@ -11782,6 +11895,7 @@
     <w:basedOn w:val="VerbatimChar"/>
     <w:rPr>
       <w:color w:val="4070a0"/>
+      <w:rFonts w:ascii="Arial" w:hAnsi="Arial" w:eastAsia="Arial" w:cs="Arial"/>
     </w:rPr>
   </w:style>
   <w:style w:type="character" w:customStyle="1" w:styleId="SpecialStringTok">
@@ -11789,6 +11903,7 @@
     <w:basedOn w:val="VerbatimChar"/>
     <w:rPr>
       <w:color w:val="bb6688"/>
+      <w:rFonts w:ascii="Arial" w:hAnsi="Arial" w:eastAsia="Arial" w:cs="Arial"/>
     </w:rPr>
   </w:style>
   <w:style w:type="character" w:customStyle="1" w:styleId="ImportTok">
@@ -11797,6 +11912,7 @@
     <w:rPr>
       <w:color w:val="008000"/>
       <w:b/>
+      <w:rFonts w:ascii="Arial" w:hAnsi="Arial" w:eastAsia="Arial" w:cs="Arial"/>
     </w:rPr>
   </w:style>
   <w:style w:type="character" w:customStyle="1" w:styleId="CommentTok">
@@ -11805,6 +11921,7 @@
     <w:rPr>
       <w:color w:val="60a0b0"/>
       <w:i/>
+      <w:rFonts w:ascii="Arial" w:hAnsi="Arial" w:eastAsia="Arial" w:cs="Arial"/>
     </w:rPr>
   </w:style>
   <w:style w:type="character" w:customStyle="1" w:styleId="DocumentationTok">
@@ -11813,6 +11930,7 @@
     <w:rPr>
       <w:color w:val="ba2121"/>
       <w:i/>
+      <w:rFonts w:ascii="Arial" w:hAnsi="Arial" w:eastAsia="Arial" w:cs="Arial"/>
     </w:rPr>
   </w:style>
   <w:style w:type="character" w:customStyle="1" w:styleId="AnnotationTok">
@@ -11822,6 +11940,7 @@
       <w:color w:val="60a0b0"/>
       <w:b/>
       <w:i/>
+      <w:rFonts w:ascii="Arial" w:hAnsi="Arial" w:eastAsia="Arial" w:cs="Arial"/>
     </w:rPr>
   </w:style>
   <w:style w:type="character" w:customStyle="1" w:styleId="CommentVarTok">
@@ -11831,6 +11950,7 @@
       <w:color w:val="60a0b0"/>
       <w:b/>
       <w:i/>
+      <w:rFonts w:ascii="Arial" w:hAnsi="Arial" w:eastAsia="Arial" w:cs="Arial"/>
     </w:rPr>
   </w:style>
   <w:style w:type="character" w:customStyle="1" w:styleId="OtherTok">
@@ -11838,6 +11958,7 @@
     <w:basedOn w:val="VerbatimChar"/>
     <w:rPr>
       <w:color w:val="007020"/>
+      <w:rFonts w:ascii="Arial" w:hAnsi="Arial" w:eastAsia="Arial" w:cs="Arial"/>
     </w:rPr>
   </w:style>
   <w:style w:type="character" w:customStyle="1" w:styleId="FunctionTok">
@@ -11845,6 +11966,7 @@
     <w:basedOn w:val="VerbatimChar"/>
     <w:rPr>
       <w:color w:val="06287e"/>
+      <w:rFonts w:ascii="Arial" w:hAnsi="Arial" w:eastAsia="Arial" w:cs="Arial"/>
     </w:rPr>
   </w:style>
   <w:style w:type="character" w:customStyle="1" w:styleId="VariableTok">
@@ -11852,6 +11974,7 @@
     <w:basedOn w:val="VerbatimChar"/>
     <w:rPr>
       <w:color w:val="19177c"/>
+      <w:rFonts w:ascii="Arial" w:hAnsi="Arial" w:eastAsia="Arial" w:cs="Arial"/>
     </w:rPr>
   </w:style>
   <w:style w:type="character" w:customStyle="1" w:styleId="ControlFlowTok">
@@ -11860,6 +11983,7 @@
     <w:rPr>
       <w:color w:val="007020"/>
       <w:b/>
+      <w:rFonts w:ascii="Arial" w:hAnsi="Arial" w:eastAsia="Arial" w:cs="Arial"/>
     </w:rPr>
   </w:style>
   <w:style w:type="character" w:customStyle="1" w:styleId="OperatorTok">
@@ -11867,6 +11991,7 @@
     <w:basedOn w:val="VerbatimChar"/>
     <w:rPr>
       <w:color w:val="666666"/>
+      <w:rFonts w:ascii="Arial" w:hAnsi="Arial" w:eastAsia="Arial" w:cs="Arial"/>
     </w:rPr>
   </w:style>
   <w:style w:type="character" w:customStyle="1" w:styleId="BuiltInTok">
@@ -11874,18 +11999,22 @@
     <w:basedOn w:val="VerbatimChar"/>
     <w:rPr>
       <w:color w:val="008000"/>
+      <w:rFonts w:ascii="Arial" w:hAnsi="Arial" w:eastAsia="Arial" w:cs="Arial"/>
     </w:rPr>
   </w:style>
   <w:style w:type="character" w:customStyle="1" w:styleId="ExtensionTok">
     <w:name w:val="ExtensionTok"/>
     <w:basedOn w:val="VerbatimChar"/>
-    <w:rPr/>
+    <w:rPr>
+      <w:rFonts w:ascii="Arial" w:hAnsi="Arial" w:eastAsia="Arial" w:cs="Arial"/>
+    </w:rPr>
   </w:style>
   <w:style w:type="character" w:customStyle="1" w:styleId="PreprocessorTok">
     <w:name w:val="PreprocessorTok"/>
     <w:basedOn w:val="VerbatimChar"/>
     <w:rPr>
       <w:color w:val="bc7a00"/>
+      <w:rFonts w:ascii="Arial" w:hAnsi="Arial" w:eastAsia="Arial" w:cs="Arial"/>
     </w:rPr>
   </w:style>
   <w:style w:type="character" w:customStyle="1" w:styleId="AttributeTok">
@@ -11893,12 +12022,15 @@
     <w:basedOn w:val="VerbatimChar"/>
     <w:rPr>
       <w:color w:val="7d9029"/>
+      <w:rFonts w:ascii="Arial" w:hAnsi="Arial" w:eastAsia="Arial" w:cs="Arial"/>
     </w:rPr>
   </w:style>
   <w:style w:type="character" w:customStyle="1" w:styleId="RegionMarkerTok">
     <w:name w:val="RegionMarkerTok"/>
     <w:basedOn w:val="VerbatimChar"/>
-    <w:rPr/>
+    <w:rPr>
+      <w:rFonts w:ascii="Arial" w:hAnsi="Arial" w:eastAsia="Arial" w:cs="Arial"/>
+    </w:rPr>
   </w:style>
   <w:style w:type="character" w:customStyle="1" w:styleId="InformationTok">
     <w:name w:val="InformationTok"/>
@@ -11907,6 +12039,7 @@
       <w:color w:val="60a0b0"/>
       <w:b/>
       <w:i/>
+      <w:rFonts w:ascii="Arial" w:hAnsi="Arial" w:eastAsia="Arial" w:cs="Arial"/>
     </w:rPr>
   </w:style>
   <w:style w:type="character" w:customStyle="1" w:styleId="WarningTok">
@@ -11916,6 +12049,7 @@
       <w:color w:val="60a0b0"/>
       <w:b/>
       <w:i/>
+      <w:rFonts w:ascii="Arial" w:hAnsi="Arial" w:eastAsia="Arial" w:cs="Arial"/>
     </w:rPr>
   </w:style>
   <w:style w:type="character" w:customStyle="1" w:styleId="AlertTok">
@@ -11924,6 +12058,7 @@
     <w:rPr>
       <w:color w:val="ff0000"/>
       <w:b/>
+      <w:rFonts w:ascii="Arial" w:hAnsi="Arial" w:eastAsia="Arial" w:cs="Arial"/>
     </w:rPr>
   </w:style>
   <w:style w:type="character" w:customStyle="1" w:styleId="ErrorTok">
@@ -11932,12 +12067,15 @@
     <w:rPr>
       <w:color w:val="ff0000"/>
       <w:b/>
+      <w:rFonts w:ascii="Arial" w:hAnsi="Arial" w:eastAsia="Arial" w:cs="Arial"/>
     </w:rPr>
   </w:style>
   <w:style w:type="character" w:customStyle="1" w:styleId="NormalTok">
     <w:name w:val="NormalTok"/>
     <w:basedOn w:val="VerbatimChar"/>
-    <w:rPr/>
+    <w:rPr>
+      <w:rFonts w:ascii="Arial" w:hAnsi="Arial" w:eastAsia="Arial" w:cs="Arial"/>
+    </w:rPr>
   </w:style>
 </w:styles>
 </file>

--- a/manuscript/main.docx
+++ b/manuscript/main.docx
@@ -820,13 +820,25 @@
         <w:t xml:space="preserve"> </w:t>
       </w:r>
       <w:r>
-        <w:t xml:space="preserve">aggregation</w:t>
-      </w:r>
-      <w:r>
-        <w:t xml:space="preserve"> </w:t>
-      </w:r>
-      <w:r>
-        <w:t xml:space="preserve">analysis,</w:t>
+        <w:t xml:space="preserve">scaled</w:t>
+      </w:r>
+      <w:r>
+        <w:t xml:space="preserve"> </w:t>
+      </w:r>
+      <w:r>
+        <w:t xml:space="preserve">motif</w:t>
+      </w:r>
+      <w:r>
+        <w:t xml:space="preserve"> </w:t>
+      </w:r>
+      <w:r>
+        <w:t xml:space="preserve">aggregation,</w:t>
+      </w:r>
+      <w:r>
+        <w:t xml:space="preserve"> </w:t>
+      </w:r>
+      <w:r>
+        <w:t xml:space="preserve">all</w:t>
       </w:r>
       <w:r>
         <w:t xml:space="preserve"> </w:t>
@@ -850,25 +862,13 @@
         <w:t xml:space="preserve"> </w:t>
       </w:r>
       <w:r>
-        <w:t xml:space="preserve">as</w:t>
-      </w:r>
-      <w:r>
-        <w:t xml:space="preserve"> </w:t>
-      </w:r>
-      <w:r>
-        <w:t xml:space="preserve">native</w:t>
-      </w:r>
-      <w:r>
-        <w:t xml:space="preserve"> </w:t>
-      </w:r>
-      <w:r>
-        <w:t xml:space="preserve">TOBIAS</w:t>
-      </w:r>
-      <w:r>
-        <w:t xml:space="preserve"> </w:t>
-      </w:r>
-      <w:r>
-        <w:t xml:space="preserve">workflows.</w:t>
+        <w:t xml:space="preserve">by</w:t>
+      </w:r>
+      <w:r>
+        <w:t xml:space="preserve"> </w:t>
+      </w:r>
+      <w:r>
+        <w:t xml:space="preserve">TOBIAS.</w:t>
       </w:r>
       <w:r>
         <w:t xml:space="preserve"> </w:t>
@@ -1264,7 +1264,13 @@
         <w:t xml:space="preserve"> </w:t>
       </w:r>
       <w:r>
-        <w:t xml:space="preserve">an</w:t>
+        <w:t xml:space="preserve">a</w:t>
+      </w:r>
+      <w:r>
+        <w:t xml:space="preserve"> </w:t>
+      </w:r>
+      <w:r>
+        <w:t xml:space="preserve">highly</w:t>
       </w:r>
       <w:r>
         <w:t xml:space="preserve"> </w:t>
@@ -1378,13 +1384,13 @@
         <w:t xml:space="preserve"> </w:t>
       </w:r>
       <w:r>
-        <w:t xml:space="preserve">motif analysis; pseudobulk ATAC-seq;</w:t>
-      </w:r>
-      <w:r>
-        <w:t xml:space="preserve"> </w:t>
-      </w:r>
-      <w:r>
-        <w:t xml:space="preserve">replicate-aware reporting; reproducibility; command-line bioinformatics</w:t>
+        <w:t xml:space="preserve">motif analysis; replicate-aware differential footprinting; de novo motif</w:t>
+      </w:r>
+      <w:r>
+        <w:t xml:space="preserve"> </w:t>
+      </w:r>
+      <w:r>
+        <w:t xml:space="preserve">discovery</w:t>
       </w:r>
     </w:p>
     <w:bookmarkStart w:id="20" w:name="introduction"/>
@@ -1401,19 +1407,13 @@
         <w:pStyle w:val="FirstParagraph"/>
       </w:pPr>
       <w:r>
-        <w:t xml:space="preserve">Chromatin accessibility profiling by the assay for transposase-accessible</w:t>
-      </w:r>
-      <w:r>
-        <w:t xml:space="preserve"> </w:t>
-      </w:r>
-      <w:r>
-        <w:t xml:space="preserve">chromatin using sequencing (ATAC-seq) has become a standard readout of active</w:t>
-      </w:r>
-      <w:r>
-        <w:t xml:space="preserve"> </w:t>
-      </w:r>
-      <w:r>
-        <w:t xml:space="preserve">regulatory DNA </w:t>
+        <w:t xml:space="preserve">Assay for Transposase-Accessible Chromatin using Sequencing (ATAC-seq) has</w:t>
+      </w:r>
+      <w:r>
+        <w:t xml:space="preserve"> </w:t>
+      </w:r>
+      <w:r>
+        <w:t xml:space="preserve">become a standard tool in epigenetic and transcriptional studies </w:t>
       </w:r>
       <w:r>
         <w:t xml:space="preserve">(</w:t>
@@ -1430,78 +1430,48 @@
         <w:t xml:space="preserve">)</w:t>
       </w:r>
       <w:r>
-        <w:t xml:space="preserve">. Within accessible regions,</w:t>
-      </w:r>
-      <w:r>
-        <w:t xml:space="preserve"> </w:t>
-      </w:r>
-      <w:r>
-        <w:t xml:space="preserve">sequence-specific transcription factors (TFs) can protect bound DNA from</w:t>
-      </w:r>
-      <w:r>
-        <w:t xml:space="preserve"> </w:t>
-      </w:r>
-      <w:r>
-        <w:t xml:space="preserve">transposition, producing local cut-site depletions, or</w:t>
-      </w:r>
-      <w:r>
-        <w:t xml:space="preserve"> </w:t>
-      </w:r>
-      <w:r>
-        <w:t xml:space="preserve">“</w:t>
-      </w:r>
-      <w:r>
-        <w:t xml:space="preserve">footprints,</w:t>
-      </w:r>
-      <w:r>
-        <w:t xml:space="preserve">”</w:t>
-      </w:r>
-      <w:r>
-        <w:t xml:space="preserve"> </w:t>
-      </w:r>
-      <w:r>
-        <w:t xml:space="preserve">with</w:t>
-      </w:r>
-      <w:r>
-        <w:t xml:space="preserve"> </w:t>
-      </w:r>
-      <w:r>
-        <w:t xml:space="preserve">increased accessibility in nearby flanks. Detecting these motif-centered cut-site</w:t>
-      </w:r>
-      <w:r>
-        <w:t xml:space="preserve"> </w:t>
-      </w:r>
-      <w:r>
-        <w:t xml:space="preserve">patterns supports inference of TF occupancy, differential regulatory activity</w:t>
-      </w:r>
-      <w:r>
-        <w:t xml:space="preserve"> </w:t>
-      </w:r>
-      <w:r>
-        <w:t xml:space="preserve">between conditions, and interpretation of non-coding regulatory variants. Earlier</w:t>
-      </w:r>
-      <w:r>
-        <w:t xml:space="preserve"> </w:t>
-      </w:r>
-      <w:r>
-        <w:t xml:space="preserve">footprinting and occupancy models, including CENTIPEDE, Wellington, PIQ, and</w:t>
-      </w:r>
-      <w:r>
-        <w:t xml:space="preserve"> </w:t>
-      </w:r>
-      <w:r>
-        <w:t xml:space="preserve">DeFCoM, established the value of combining sequence information with chromatin</w:t>
-      </w:r>
-      <w:r>
-        <w:t xml:space="preserve"> </w:t>
-      </w:r>
-      <w:r>
-        <w:t xml:space="preserve">accessibility profile shape for TF-binding-site inference </w:t>
+        <w:t xml:space="preserve">.</w:t>
+      </w:r>
+      <w:r>
+        <w:t xml:space="preserve"> </w:t>
+      </w:r>
+      <w:r>
+        <w:t xml:space="preserve">By using a hyperactive Tn5 transposase to insert sequencing adapters into</w:t>
+      </w:r>
+      <w:r>
+        <w:t xml:space="preserve"> </w:t>
+      </w:r>
+      <w:r>
+        <w:t xml:space="preserve">accessible regions of DNA, ATAC-seq enables rapid and sensitive identification</w:t>
+      </w:r>
+      <w:r>
+        <w:t xml:space="preserve"> </w:t>
+      </w:r>
+      <w:r>
+        <w:t xml:space="preserve">of regulatory elements such as promoters, enhancers, and insulators. With the</w:t>
+      </w:r>
+      <w:r>
+        <w:t xml:space="preserve"> </w:t>
+      </w:r>
+      <w:r>
+        <w:t xml:space="preserve">development of single-cell ATAC-seq (scATAC-seq), this approach has further</w:t>
+      </w:r>
+      <w:r>
+        <w:t xml:space="preserve"> </w:t>
+      </w:r>
+      <w:r>
+        <w:t xml:space="preserve">enabled the characterization of cell-type-specific regulatory programs within</w:t>
+      </w:r>
+      <w:r>
+        <w:t xml:space="preserve"> </w:t>
+      </w:r>
+      <w:r>
+        <w:t xml:space="preserve">complex tissues </w:t>
       </w:r>
       <w:r>
         <w:t xml:space="preserve">(</w:t>
       </w:r>
-      <w:hyperlink w:anchor="ref-pique2011centipede">
+      <w:hyperlink w:anchor="ref-buenrostro2015scatac">
         <w:r>
           <w:rPr>
             <w:rStyle w:val="Hyperlink"/>
@@ -1510,64 +1480,118 @@
         </w:r>
       </w:hyperlink>
       <w:r>
-        <w:t xml:space="preserve">–</w:t>
-      </w:r>
-      <w:hyperlink w:anchor="ref-quach2017defcom">
+        <w:t xml:space="preserve">)</w:t>
+      </w:r>
+      <w:r>
+        <w:t xml:space="preserve">.</w:t>
+      </w:r>
+    </w:p>
+    <w:p>
+      <w:pPr>
+        <w:pStyle w:val="BodyText"/>
+      </w:pPr>
+      <w:r>
+        <w:t xml:space="preserve">Less widely recognized is that deeper analysis of the local depletion of Tn5 cut</w:t>
+      </w:r>
+      <w:r>
+        <w:t xml:space="preserve"> </w:t>
+      </w:r>
+      <w:r>
+        <w:t xml:space="preserve">sites within accessible chromatin can reveal transcription factor (TF) occupancy</w:t>
+      </w:r>
+      <w:r>
+        <w:t xml:space="preserve"> </w:t>
+      </w:r>
+      <w:r>
+        <w:t xml:space="preserve">at near base-pair resolution, producing characteristic protected regions known as</w:t>
+      </w:r>
+      <w:r>
+        <w:t xml:space="preserve"> </w:t>
+      </w:r>
+      <w:r>
+        <w:t xml:space="preserve">“</w:t>
+      </w:r>
+      <w:r>
+        <w:t xml:space="preserve">footprints.</w:t>
+      </w:r>
+      <w:r>
+        <w:t xml:space="preserve">”</w:t>
+      </w:r>
+      <w:r>
+        <w:t xml:space="preserve"> </w:t>
+      </w:r>
+      <w:r>
+        <w:t xml:space="preserve">Compared with standard motif enrichment analysis, which evaluates</w:t>
+      </w:r>
+      <w:r>
+        <w:t xml:space="preserve"> </w:t>
+      </w:r>
+      <w:r>
+        <w:t xml:space="preserve">only the frequencies of TF motifs within accessible regions, footprinting</w:t>
+      </w:r>
+      <w:r>
+        <w:t xml:space="preserve"> </w:t>
+      </w:r>
+      <w:r>
+        <w:t xml:space="preserve">provides more direct evidence of TF binding and quantitative information about</w:t>
+      </w:r>
+      <w:r>
+        <w:t xml:space="preserve"> </w:t>
+      </w:r>
+      <w:r>
+        <w:t xml:space="preserve">binding strength by measuring the difference in accessibility between the</w:t>
+      </w:r>
+      <w:r>
+        <w:t xml:space="preserve"> </w:t>
+      </w:r>
+      <w:r>
+        <w:t xml:space="preserve">protected footprint center and its flanking regions. However, the requirement for</w:t>
+      </w:r>
+      <w:r>
+        <w:t xml:space="preserve"> </w:t>
+      </w:r>
+      <w:r>
+        <w:t xml:space="preserve">additional computational processing, careful correction for Tn5 insertion bias,</w:t>
+      </w:r>
+      <w:r>
+        <w:t xml:space="preserve"> </w:t>
+      </w:r>
+      <w:r>
+        <w:t xml:space="preserve">and specialized analytical tools has limited its broader adoption.</w:t>
+      </w:r>
+    </w:p>
+    <w:p>
+      <w:pPr>
+        <w:pStyle w:val="BodyText"/>
+      </w:pPr>
+      <w:r>
+        <w:t xml:space="preserve">Earlier footprinting methods, including CENTIPEDE, Wellington, PIQ, DeFCoM, and</w:t>
+      </w:r>
+      <w:r>
+        <w:t xml:space="preserve"> </w:t>
+      </w:r>
+      <w:r>
+        <w:t xml:space="preserve">HINT, established important frameworks for detecting TF occupancy from chromatin</w:t>
+      </w:r>
+      <w:r>
+        <w:t xml:space="preserve"> </w:t>
+      </w:r>
+      <w:r>
+        <w:t xml:space="preserve">accessibility data </w:t>
+      </w:r>
+      <w:r>
+        <w:t xml:space="preserve">(</w:t>
+      </w:r>
+      <w:hyperlink w:anchor="ref-pique2011centipede">
         <w:r>
           <w:rPr>
             <w:rStyle w:val="Hyperlink"/>
           </w:rPr>
-          <w:t xml:space="preserve">5</w:t>
+          <w:t xml:space="preserve">3</w:t>
         </w:r>
       </w:hyperlink>
       <w:r>
-        <w:t xml:space="preserve">)</w:t>
-      </w:r>
-      <w:r>
-        <w:t xml:space="preserve">.</w:t>
-      </w:r>
-    </w:p>
-    <w:p>
-      <w:pPr>
-        <w:pStyle w:val="BodyText"/>
-      </w:pPr>
-      <w:r>
-        <w:t xml:space="preserve">Despite this progress, practical ATAC-seq footprinting remains difficult to run</w:t>
-      </w:r>
-      <w:r>
-        <w:t xml:space="preserve"> </w:t>
-      </w:r>
-      <w:r>
-        <w:t xml:space="preserve">as a complete and reproducible analysis. Widely used tools such as</w:t>
-      </w:r>
-      <w:r>
-        <w:t xml:space="preserve"> </w:t>
-      </w:r>
-      <w:r>
-        <w:t xml:space="preserve">TOBIAS </w:t>
-      </w:r>
-      <w:r>
-        <w:t xml:space="preserve">(</w:t>
-      </w:r>
-      <w:hyperlink w:anchor="ref-bentsen2020">
-        <w:r>
-          <w:rPr>
-            <w:rStyle w:val="Hyperlink"/>
-          </w:rPr>
-          <w:t xml:space="preserve">6</w:t>
-        </w:r>
-      </w:hyperlink>
-      <w:r>
-        <w:t xml:space="preserve">)</w:t>
-      </w:r>
-      <w:r>
-        <w:t xml:space="preserve"> </w:t>
-      </w:r>
-      <w:r>
-        <w:t xml:space="preserve">and HINT-ATAC </w:t>
-      </w:r>
-      <w:r>
-        <w:t xml:space="preserve">(</w:t>
+        <w:t xml:space="preserve">–</w:t>
       </w:r>
       <w:hyperlink w:anchor="ref-li2019hint">
         <w:r>
@@ -1581,33 +1605,71 @@
         <w:t xml:space="preserve">)</w:t>
       </w:r>
       <w:r>
-        <w:t xml:space="preserve"> </w:t>
-      </w:r>
-      <w:r>
-        <w:t xml:space="preserve">provide enzymatic bias</w:t>
-      </w:r>
-      <w:r>
-        <w:t xml:space="preserve"> </w:t>
-      </w:r>
-      <w:r>
-        <w:t xml:space="preserve">correction and footprint scoring for bulk ATAC-seq data. Multiscale and</w:t>
-      </w:r>
-      <w:r>
-        <w:t xml:space="preserve"> </w:t>
-      </w:r>
-      <w:r>
-        <w:t xml:space="preserve">nucleosome-aware approaches, including the PRINT/scPrinter</w:t>
-      </w:r>
-      <w:r>
-        <w:t xml:space="preserve"> </w:t>
-      </w:r>
-      <w:r>
-        <w:t xml:space="preserve">family </w:t>
+        <w:t xml:space="preserve">.</w:t>
+      </w:r>
+      <w:r>
+        <w:t xml:space="preserve"> </w:t>
+      </w:r>
+      <w:r>
+        <w:t xml:space="preserve">Several of these methods were developed primarily around DNase-seq and did not</w:t>
+      </w:r>
+      <w:r>
+        <w:t xml:space="preserve"> </w:t>
+      </w:r>
+      <w:r>
+        <w:t xml:space="preserve">directly address the strong sequence preferences of Tn5 transposase in ATAC-seq.</w:t>
+      </w:r>
+      <w:r>
+        <w:t xml:space="preserve"> </w:t>
+      </w:r>
+      <w:r>
+        <w:t xml:space="preserve">HINT-ATAC incorporated Tn5 bias into footprint detection by modeling</w:t>
+      </w:r>
+      <w:r>
+        <w:t xml:space="preserve"> </w:t>
+      </w:r>
+      <w:r>
+        <w:t xml:space="preserve">position-dependent cleavage patterns </w:t>
       </w:r>
       <w:r>
         <w:t xml:space="preserve">(</w:t>
       </w:r>
-      <w:hyperlink w:anchor="ref-hu2024print">
+      <w:hyperlink w:anchor="ref-li2019hint">
+        <w:r>
+          <w:rPr>
+            <w:rStyle w:val="Hyperlink"/>
+          </w:rPr>
+          <w:t xml:space="preserve">7</w:t>
+        </w:r>
+      </w:hyperlink>
+      <w:r>
+        <w:t xml:space="preserve">)</w:t>
+      </w:r>
+      <w:r>
+        <w:t xml:space="preserve">, whereas TOBIAS further</w:t>
+      </w:r>
+      <w:r>
+        <w:t xml:space="preserve"> </w:t>
+      </w:r>
+      <w:r>
+        <w:t xml:space="preserve">refined Tn5 correction by first estimating expected insertion bias from local</w:t>
+      </w:r>
+      <w:r>
+        <w:t xml:space="preserve"> </w:t>
+      </w:r>
+      <w:r>
+        <w:t xml:space="preserve">sequence context and adjusting the observed cut-site signal before footprint</w:t>
+      </w:r>
+      <w:r>
+        <w:t xml:space="preserve"> </w:t>
+      </w:r>
+      <w:r>
+        <w:t xml:space="preserve">scoring </w:t>
+      </w:r>
+      <w:r>
+        <w:t xml:space="preserve">(</w:t>
+      </w:r>
+      <w:hyperlink w:anchor="ref-bentsen2020">
         <w:r>
           <w:rPr>
             <w:rStyle w:val="Hyperlink"/>
@@ -1619,24 +1681,44 @@
         <w:t xml:space="preserve">)</w:t>
       </w:r>
       <w:r>
-        <w:t xml:space="preserve">, extend footprint modeling across different scales of</w:t>
-      </w:r>
-      <w:r>
-        <w:t xml:space="preserve"> </w:t>
-      </w:r>
-      <w:r>
-        <w:t xml:space="preserve">chromatin protection. Supervised TF-binding-site predictors such as</w:t>
-      </w:r>
-      <w:r>
-        <w:t xml:space="preserve"> </w:t>
-      </w:r>
-      <w:r>
-        <w:t xml:space="preserve">maxATAC </w:t>
+        <w:t xml:space="preserve">. This explicit correction reduces the likelihood that</w:t>
+      </w:r>
+      <w:r>
+        <w:t xml:space="preserve"> </w:t>
+      </w:r>
+      <w:r>
+        <w:t xml:space="preserve">sequence-driven Tn5 insertion preferences are misinterpreted as TF-associated</w:t>
+      </w:r>
+      <w:r>
+        <w:t xml:space="preserve"> </w:t>
+      </w:r>
+      <w:r>
+        <w:t xml:space="preserve">protection, thereby improving the reliability of ATAC-seq footprint inference.</w:t>
+      </w:r>
+    </w:p>
+    <w:p>
+      <w:pPr>
+        <w:pStyle w:val="BodyText"/>
+      </w:pPr>
+      <w:r>
+        <w:t xml:space="preserve">More recently, PRINT/scPrinter, maxATAC, and ChromBPNet have advanced</w:t>
+      </w:r>
+      <w:r>
+        <w:t xml:space="preserve"> </w:t>
+      </w:r>
+      <w:r>
+        <w:t xml:space="preserve">ATAC-seq-based TF binding inference through multiscale footprinting and</w:t>
+      </w:r>
+      <w:r>
+        <w:t xml:space="preserve"> </w:t>
+      </w:r>
+      <w:r>
+        <w:t xml:space="preserve">deep-learning models </w:t>
       </w:r>
       <w:r>
         <w:t xml:space="preserve">(</w:t>
       </w:r>
-      <w:hyperlink w:anchor="ref-cazares2023maxatac">
+      <w:hyperlink w:anchor="ref-hu2024print">
         <w:r>
           <w:rPr>
             <w:rStyle w:val="Hyperlink"/>
@@ -1645,50 +1727,9 @@
         </w:r>
       </w:hyperlink>
       <w:r>
-        <w:t xml:space="preserve">)</w:t>
-      </w:r>
-      <w:r>
-        <w:t xml:space="preserve"> </w:t>
-      </w:r>
-      <w:r>
-        <w:t xml:space="preserve">and sequence-to-profile models such as</w:t>
-      </w:r>
-      <w:r>
-        <w:t xml:space="preserve"> </w:t>
-      </w:r>
-      <w:r>
-        <w:t xml:space="preserve">ChromBPNet </w:t>
-      </w:r>
-      <w:r>
-        <w:t xml:space="preserve">(</w:t>
+        <w:t xml:space="preserve">–</w:t>
       </w:r>
       <w:hyperlink w:anchor="ref-chrombpnet2024">
-        <w:r>
-          <w:rPr>
-            <w:rStyle w:val="Hyperlink"/>
-          </w:rPr>
-          <w:t xml:space="preserve">10</w:t>
-        </w:r>
-      </w:hyperlink>
-      <w:r>
-        <w:t xml:space="preserve">)</w:t>
-      </w:r>
-      <w:r>
-        <w:t xml:space="preserve"> </w:t>
-      </w:r>
-      <w:r>
-        <w:t xml:space="preserve">provide complementary prediction frameworks.</w:t>
-      </w:r>
-      <w:r>
-        <w:t xml:space="preserve"> </w:t>
-      </w:r>
-      <w:r>
-        <w:t xml:space="preserve">Motif-discovery and motif-comparison tools, including MEME/STREME </w:t>
-      </w:r>
-      <w:r>
-        <w:t xml:space="preserve">(</w:t>
-      </w:r>
-      <w:hyperlink w:anchor="ref-bailey2015meme">
         <w:r>
           <w:rPr>
             <w:rStyle w:val="Hyperlink"/>
@@ -1697,354 +1738,46 @@
         </w:r>
       </w:hyperlink>
       <w:r>
-        <w:t xml:space="preserve">,</w:t>
-      </w:r>
-      <w:hyperlink w:anchor="ref-Bailey2021_STREME">
-        <w:r>
-          <w:rPr>
-            <w:rStyle w:val="Hyperlink"/>
-          </w:rPr>
-          <w:t xml:space="preserve">12</w:t>
-        </w:r>
-      </w:hyperlink>
-      <w:r>
         <w:t xml:space="preserve">)</w:t>
       </w:r>
       <w:r>
-        <w:t xml:space="preserve"> </w:t>
-      </w:r>
-      <w:r>
-        <w:t xml:space="preserve">and Tomtom </w:t>
-      </w:r>
-      <w:r>
-        <w:t xml:space="preserve">(</w:t>
-      </w:r>
-      <w:hyperlink w:anchor="ref-gupta2007tomtom">
-        <w:r>
-          <w:rPr>
-            <w:rStyle w:val="Hyperlink"/>
-          </w:rPr>
-          <w:t xml:space="preserve">13</w:t>
-        </w:r>
-      </w:hyperlink>
-      <w:r>
-        <w:t xml:space="preserve">)</w:t>
-      </w:r>
-      <w:r>
-        <w:t xml:space="preserve">, are commonly used after peak or footprint</w:t>
-      </w:r>
-      <w:r>
-        <w:t xml:space="preserve"> </w:t>
-      </w:r>
-      <w:r>
-        <w:t xml:space="preserve">selection, and curated databases such as JASPAR </w:t>
-      </w:r>
-      <w:r>
-        <w:t xml:space="preserve">(</w:t>
-      </w:r>
-      <w:hyperlink w:anchor="ref-jaspar2026">
-        <w:r>
-          <w:rPr>
-            <w:rStyle w:val="Hyperlink"/>
-          </w:rPr>
-          <w:t xml:space="preserve">14</w:t>
-        </w:r>
-      </w:hyperlink>
-      <w:r>
-        <w:t xml:space="preserve">)</w:t>
-      </w:r>
-      <w:r>
-        <w:t xml:space="preserve"> </w:t>
-      </w:r>
-      <w:r>
-        <w:t xml:space="preserve">remain central</w:t>
-      </w:r>
-      <w:r>
-        <w:t xml:space="preserve"> </w:t>
-      </w:r>
-      <w:r>
-        <w:t xml:space="preserve">for known-motif matching. These tools are valuable, but they are typically</w:t>
-      </w:r>
-      <w:r>
-        <w:t xml:space="preserve"> </w:t>
-      </w:r>
-      <w:r>
-        <w:t xml:space="preserve">assembled through separate command interfaces, file conventions, report formats,</w:t>
-      </w:r>
-      <w:r>
-        <w:t xml:space="preserve"> </w:t>
-      </w:r>
-      <w:r>
-        <w:t xml:space="preserve">and visualization steps.</w:t>
-      </w:r>
-    </w:p>
-    <w:p>
-      <w:pPr>
-        <w:pStyle w:val="BodyText"/>
-      </w:pPr>
-      <w:r>
-        <w:t xml:space="preserve">This fragmentation creates a practical barrier for many applied studies. A</w:t>
-      </w:r>
-      <w:r>
-        <w:t xml:space="preserve"> </w:t>
-      </w:r>
-      <w:r>
-        <w:t xml:space="preserve">complete analysis must connect ATAC-seq input processing, Tn5 sequence-bias</w:t>
-      </w:r>
-      <w:r>
-        <w:t xml:space="preserve"> </w:t>
-      </w:r>
-      <w:r>
-        <w:t xml:space="preserve">correction, footprint scoring, motif matching, optional de novo motif discovery,</w:t>
-      </w:r>
-      <w:r>
-        <w:t xml:space="preserve"> </w:t>
-      </w:r>
-      <w:r>
-        <w:t xml:space="preserve">differential footprint analysis, aggregate visualization, and publication-ready</w:t>
-      </w:r>
-      <w:r>
-        <w:t xml:space="preserve"> </w:t>
-      </w:r>
-      <w:r>
-        <w:t xml:space="preserve">reporting. Single-cell ATAC-seq adds another difficulty: sparse per-cell fragments</w:t>
-      </w:r>
-      <w:r>
-        <w:t xml:space="preserve"> </w:t>
-      </w:r>
-      <w:r>
-        <w:t xml:space="preserve">usually need to be aggregated into cell-type, cluster, or neighborhood-level</w:t>
-      </w:r>
-      <w:r>
-        <w:t xml:space="preserve"> </w:t>
-      </w:r>
-      <w:r>
-        <w:t xml:space="preserve">profiles before footprinting can be interpreted. For many biology laboratories,</w:t>
-      </w:r>
-      <w:r>
-        <w:t xml:space="preserve"> </w:t>
-      </w:r>
-      <w:r>
-        <w:t xml:space="preserve">the limiting step is therefore not one missing algorithm, but the absence of an</w:t>
-      </w:r>
-      <w:r>
-        <w:t xml:space="preserve"> </w:t>
-      </w:r>
-      <w:r>
-        <w:t xml:space="preserve">efficient platform that connects these steps and preserves the analysis record.</w:t>
-      </w:r>
-    </w:p>
-    <w:p>
-      <w:pPr>
-        <w:pStyle w:val="BodyText"/>
-      </w:pPr>
-      <w:r>
-        <w:t xml:space="preserve">We developed</w:t>
-      </w:r>
-      <w:r>
-        <w:t xml:space="preserve"> </w:t>
-      </w:r>
-      <w:r>
-        <w:rPr>
-          <w:rStyle w:val="VerbatimChar"/>
-        </w:rPr>
-        <w:t xml:space="preserve">fp-tools</w:t>
-      </w:r>
-      <w:r>
-        <w:t xml:space="preserve"> </w:t>
-      </w:r>
-      <w:r>
-        <w:t xml:space="preserve">to address this need. The package builds on the</w:t>
-      </w:r>
-      <w:r>
-        <w:t xml:space="preserve"> </w:t>
-      </w:r>
-      <w:r>
-        <w:t xml:space="preserve">widely used TOBIAS ATAC-seq footprinting framework and keeps its interpretable</w:t>
-      </w:r>
-      <w:r>
-        <w:t xml:space="preserve"> </w:t>
-      </w:r>
-      <w:r>
-        <w:t xml:space="preserve">motif-centered footprint logic, while improving speed and usability around the</w:t>
-      </w:r>
-      <w:r>
-        <w:t xml:space="preserve"> </w:t>
-      </w:r>
-      <w:r>
-        <w:t xml:space="preserve">core analysis. Compared with TOBIAS,</w:t>
-      </w:r>
-      <w:r>
-        <w:t xml:space="preserve"> </w:t>
-      </w:r>
-      <w:r>
-        <w:rPr>
-          <w:rStyle w:val="VerbatimChar"/>
-        </w:rPr>
-        <w:t xml:space="preserve">fp-tools</w:t>
-      </w:r>
-      <w:r>
-        <w:t xml:space="preserve"> </w:t>
-      </w:r>
-      <w:r>
-        <w:t xml:space="preserve">adds de novo motif</w:t>
-      </w:r>
-      <w:r>
-        <w:t xml:space="preserve"> </w:t>
-      </w:r>
-      <w:r>
-        <w:t xml:space="preserve">preparation and matching, replicate-aware differential footprint reports,</w:t>
-      </w:r>
-      <w:r>
-        <w:t xml:space="preserve"> </w:t>
-      </w:r>
-      <w:r>
-        <w:t xml:space="preserve">pseudobulk single-cell ATAC-seq support, interactive HTML reports, editable SVG</w:t>
-      </w:r>
-      <w:r>
-        <w:t xml:space="preserve"> </w:t>
-      </w:r>
-      <w:r>
-        <w:t xml:space="preserve">outputs, and a graphical user interface for code-free execution of the same</w:t>
-      </w:r>
-      <w:r>
-        <w:t xml:space="preserve"> </w:t>
-      </w:r>
-      <w:r>
-        <w:t xml:space="preserve">command-compatible workflows.</w:t>
-      </w:r>
-    </w:p>
-    <w:p>
-      <w:pPr>
-        <w:pStyle w:val="BodyText"/>
-      </w:pPr>
-      <w:r>
-        <w:t xml:space="preserve">Here, we describe the</w:t>
-      </w:r>
-      <w:r>
-        <w:t xml:space="preserve"> </w:t>
-      </w:r>
-      <w:r>
-        <w:rPr>
-          <w:rStyle w:val="VerbatimChar"/>
-        </w:rPr>
-        <w:t xml:space="preserve">fp-tools</w:t>
-      </w:r>
-      <w:r>
-        <w:t xml:space="preserve"> </w:t>
-      </w:r>
-      <w:r>
-        <w:t xml:space="preserve">implementation and evaluate it with</w:t>
-      </w:r>
-      <w:r>
-        <w:t xml:space="preserve"> </w:t>
-      </w:r>
-      <w:r>
-        <w:t xml:space="preserve">public bulk ATAC-seq replicates and public single-cell ATAC-seq datasets. We</w:t>
-      </w:r>
-      <w:r>
-        <w:t xml:space="preserve"> </w:t>
-      </w:r>
-      <w:r>
-        <w:t xml:space="preserve">focus on practical improvements to established ATAC-seq footprinting: connecting</w:t>
-      </w:r>
-      <w:r>
-        <w:t xml:space="preserve"> </w:t>
-      </w:r>
-      <w:r>
-        <w:t xml:space="preserve">common TF-footprinting tasks into one auditable analysis that can be run from the</w:t>
-      </w:r>
-      <w:r>
-        <w:t xml:space="preserve"> </w:t>
-      </w:r>
-      <w:r>
-        <w:t xml:space="preserve">command line, saved YAML files, or the GUI.</w:t>
-      </w:r>
-    </w:p>
-    <w:bookmarkEnd w:id="20"/>
-    <w:bookmarkStart w:id="27" w:name="materials-and-methods"/>
-    <w:p>
-      <w:pPr>
-        <w:pStyle w:val="Heading1"/>
-      </w:pPr>
-      <w:r>
-        <w:t xml:space="preserve">Materials and Methods</w:t>
-      </w:r>
-    </w:p>
-    <w:bookmarkStart w:id="21" w:name="package-architecture-and-core-workflows"/>
-    <w:p>
-      <w:pPr>
-        <w:pStyle w:val="Heading2"/>
-      </w:pPr>
-      <w:r>
-        <w:t xml:space="preserve">Package Architecture and Core Workflows</w:t>
-      </w:r>
-    </w:p>
-    <w:p>
-      <w:pPr>
-        <w:pStyle w:val="FirstParagraph"/>
-      </w:pPr>
-      <w:r>
-        <w:rPr>
-          <w:rStyle w:val="VerbatimChar"/>
-        </w:rPr>
-        <w:t xml:space="preserve">fp-tools</w:t>
-      </w:r>
-      <w:r>
-        <w:t xml:space="preserve"> </w:t>
-      </w:r>
-      <w:r>
-        <w:t xml:space="preserve">accelerates the main signal-processing steps used in ATAC-seq</w:t>
-      </w:r>
-      <w:r>
-        <w:t xml:space="preserve"> </w:t>
-      </w:r>
-      <w:r>
-        <w:t xml:space="preserve">footprinting. The core analysis includes Tn5 sequence-bias correction, footprint</w:t>
-      </w:r>
-      <w:r>
-        <w:t xml:space="preserve"> </w:t>
-      </w:r>
-      <w:r>
-        <w:t xml:space="preserve">scoring over corrected signal, motif-anchored differential analysis, and</w:t>
-      </w:r>
-      <w:r>
-        <w:t xml:space="preserve"> </w:t>
-      </w:r>
-      <w:r>
-        <w:t xml:space="preserve">aggregate visualization around TFBS or region sets. These steps use shared</w:t>
-      </w:r>
-      <w:r>
-        <w:t xml:space="preserve"> </w:t>
-      </w:r>
-      <w:r>
-        <w:t xml:space="preserve">region, signal, motif, and sample-label conventions, so the output of one step</w:t>
-      </w:r>
-      <w:r>
-        <w:t xml:space="preserve"> </w:t>
-      </w:r>
-      <w:r>
-        <w:t xml:space="preserve">can be used directly by the next. YAML configuration files provide a</w:t>
-      </w:r>
-      <w:r>
-        <w:t xml:space="preserve"> </w:t>
-      </w:r>
-      <w:r>
-        <w:t xml:space="preserve">reproducible way to save and rerun the same analysis without changing the</w:t>
-      </w:r>
-      <w:r>
-        <w:t xml:space="preserve"> </w:t>
-      </w:r>
-      <w:r>
-        <w:t xml:space="preserve">underlying methods.</w:t>
-      </w:r>
-    </w:p>
-    <w:p>
-      <w:pPr>
-        <w:pStyle w:val="BodyText"/>
-      </w:pPr>
-      <w:r>
-        <w:t xml:space="preserve">Following the signal model popularized by TOBIAS </w:t>
+        <w:t xml:space="preserve">.</w:t>
+      </w:r>
+      <w:r>
+        <w:t xml:space="preserve"> </w:t>
+      </w:r>
+      <w:r>
+        <w:t xml:space="preserve">Although powerful, these approaches remain challenging for broad adoption by</w:t>
+      </w:r>
+      <w:r>
+        <w:t xml:space="preserve"> </w:t>
+      </w:r>
+      <w:r>
+        <w:t xml:space="preserve">experimental researchers because they often require complex software setup,</w:t>
+      </w:r>
+      <w:r>
+        <w:t xml:space="preserve"> </w:t>
+      </w:r>
+      <w:r>
+        <w:t xml:space="preserve">large training or reference datasets, GPU-oriented computation, or less</w:t>
+      </w:r>
+      <w:r>
+        <w:t xml:space="preserve"> </w:t>
+      </w:r>
+      <w:r>
+        <w:t xml:space="preserve">transparent model interpretation. In contrast, TOBIAS provides a more accessible</w:t>
+      </w:r>
+      <w:r>
+        <w:t xml:space="preserve"> </w:t>
+      </w:r>
+      <w:r>
+        <w:t xml:space="preserve">ATAC-seq footprinting framework with explicit Tn5 bias correction and</w:t>
+      </w:r>
+      <w:r>
+        <w:t xml:space="preserve"> </w:t>
+      </w:r>
+      <w:r>
+        <w:t xml:space="preserve">interpretable footprint scores </w:t>
       </w:r>
       <w:r>
         <w:t xml:space="preserve">(</w:t>
@@ -2054,14 +1787,40 @@
           <w:rPr>
             <w:rStyle w:val="Hyperlink"/>
           </w:rPr>
-          <w:t xml:space="preserve">6</w:t>
+          <w:t xml:space="preserve">8</w:t>
         </w:r>
       </w:hyperlink>
       <w:r>
         <w:t xml:space="preserve">)</w:t>
       </w:r>
       <w:r>
-        <w:t xml:space="preserve">,</w:t>
+        <w:t xml:space="preserve">. However, TOBIAS remains</w:t>
+      </w:r>
+      <w:r>
+        <w:t xml:space="preserve"> </w:t>
+      </w:r>
+      <w:r>
+        <w:t xml:space="preserve">primarily command-line based and does not natively support de novo motif</w:t>
+      </w:r>
+      <w:r>
+        <w:t xml:space="preserve"> </w:t>
+      </w:r>
+      <w:r>
+        <w:t xml:space="preserve">discovery, replicate-aware statistics, or streamlined single-cell ATAC-seq</w:t>
+      </w:r>
+      <w:r>
+        <w:t xml:space="preserve"> </w:t>
+      </w:r>
+      <w:r>
+        <w:t xml:space="preserve">footprinting workflows.</w:t>
+      </w:r>
+    </w:p>
+    <w:p>
+      <w:pPr>
+        <w:pStyle w:val="BodyText"/>
+      </w:pPr>
+      <w:r>
+        <w:t xml:space="preserve">We developed</w:t>
       </w:r>
       <w:r>
         <w:t xml:space="preserve"> </w:t>
@@ -2076,31 +1835,25 @@
         <w:t xml:space="preserve"> </w:t>
       </w:r>
       <w:r>
-        <w:t xml:space="preserve">treats base-resolution, bias-corrected cut-site profiles as the</w:t>
-      </w:r>
-      <w:r>
-        <w:t xml:space="preserve"> </w:t>
-      </w:r>
-      <w:r>
-        <w:t xml:space="preserve">primary footprinting signal. This design preserves the familiar bulk ATAC</w:t>
-      </w:r>
-      <w:r>
-        <w:t xml:space="preserve"> </w:t>
-      </w:r>
-      <w:r>
-        <w:t xml:space="preserve">footprinting interpretation: the biological signal is a corrected</w:t>
-      </w:r>
-      <w:r>
-        <w:t xml:space="preserve"> </w:t>
-      </w:r>
-      <w:r>
-        <w:t xml:space="preserve">center-versus-flank cut-site contrast at motif or candidate sites.</w:t>
-      </w:r>
-      <w:r>
-        <w:t xml:space="preserve"> </w:t>
-      </w:r>
-      <w:r>
-        <w:t xml:space="preserve">After bias correction,</w:t>
+        <w:t xml:space="preserve">to address these unmet needs. The package</w:t>
+      </w:r>
+      <w:r>
+        <w:t xml:space="preserve"> </w:t>
+      </w:r>
+      <w:r>
+        <w:t xml:space="preserve">preserves the interpretable, motif-centered footprinting logic of TOBIAS while</w:t>
+      </w:r>
+      <w:r>
+        <w:t xml:space="preserve"> </w:t>
+      </w:r>
+      <w:r>
+        <w:t xml:space="preserve">improving the speed, usability, and scope of the core analysis. Compared with</w:t>
+      </w:r>
+      <w:r>
+        <w:t xml:space="preserve"> </w:t>
+      </w:r>
+      <w:r>
+        <w:t xml:space="preserve">TOBIAS,</w:t>
       </w:r>
       <w:r>
         <w:t xml:space="preserve"> </w:t>
@@ -2115,55 +1868,529 @@
         <w:t xml:space="preserve"> </w:t>
       </w:r>
       <w:r>
-        <w:t xml:space="preserve">can additionally rescale corrected</w:t>
-      </w:r>
-      <w:r>
-        <w:t xml:space="preserve"> </w:t>
-      </w:r>
-      <w:r>
-        <w:t xml:space="preserve">cut-site tracks before footprint scoring by matching the 95th percentile of</w:t>
-      </w:r>
-      <w:r>
-        <w:t xml:space="preserve"> </w:t>
-      </w:r>
-      <w:r>
-        <w:t xml:space="preserve">signal over shared background regions to an across-sample target, usually the</w:t>
-      </w:r>
-      <w:r>
-        <w:t xml:space="preserve"> </w:t>
-      </w:r>
-      <w:r>
-        <w:t xml:space="preserve">median. This robust q95 scaling reduces sample-to-sample signal-level variation</w:t>
-      </w:r>
-      <w:r>
-        <w:t xml:space="preserve"> </w:t>
-      </w:r>
-      <w:r>
-        <w:t xml:space="preserve">before footprint scoring while being less sensitive to rare extreme bins than</w:t>
-      </w:r>
-      <w:r>
-        <w:t xml:space="preserve"> </w:t>
-      </w:r>
-      <w:r>
-        <w:t xml:space="preserve">full quantile matching.</w:t>
-      </w:r>
-      <w:r>
-        <w:t xml:space="preserve"> </w:t>
-      </w:r>
-      <w:r>
-        <w:t xml:space="preserve">The package keeps this signal definition while recording sample labels, input</w:t>
-      </w:r>
-      <w:r>
-        <w:t xml:space="preserve"> </w:t>
-      </w:r>
-      <w:r>
-        <w:t xml:space="preserve">manifests, reusable configuration, replicate summaries, and report outputs.</w:t>
-      </w:r>
-      <w:r>
-        <w:t xml:space="preserve"> </w:t>
-      </w:r>
-      <w:r>
-        <w:t xml:space="preserve">For footprint calling, let</w:t>
+        <w:t xml:space="preserve">adds de novo motif discovery with database matching,</w:t>
+      </w:r>
+      <w:r>
+        <w:t xml:space="preserve"> </w:t>
+      </w:r>
+      <w:r>
+        <w:t xml:space="preserve">replicate-aware differential footprint analysis, scaled motif aggregation,</w:t>
+      </w:r>
+      <w:r>
+        <w:t xml:space="preserve"> </w:t>
+      </w:r>
+      <w:r>
+        <w:t xml:space="preserve">streamlined single-cell ATAC-seq footprinting, interactive HTML reports, editable</w:t>
+      </w:r>
+      <w:r>
+        <w:t xml:space="preserve"> </w:t>
+      </w:r>
+      <w:r>
+        <w:t xml:space="preserve">SVG outputs, and a graphical user interface (GUI) for code-free execution of</w:t>
+      </w:r>
+      <w:r>
+        <w:t xml:space="preserve"> </w:t>
+      </w:r>
+      <w:r>
+        <w:t xml:space="preserve">command-compatible workflows.</w:t>
+      </w:r>
+    </w:p>
+    <w:p>
+      <w:pPr>
+        <w:pStyle w:val="BodyText"/>
+      </w:pPr>
+      <w:r>
+        <w:t xml:space="preserve">By connecting common TF-footprinting tasks into a unified, auditable workflow</w:t>
+      </w:r>
+      <w:r>
+        <w:t xml:space="preserve"> </w:t>
+      </w:r>
+      <w:r>
+        <w:t xml:space="preserve">that can be run from the command line, saved YAML configuration files, or the</w:t>
+      </w:r>
+      <w:r>
+        <w:t xml:space="preserve"> </w:t>
+      </w:r>
+      <w:r>
+        <w:t xml:space="preserve">GUI,</w:t>
+      </w:r>
+      <w:r>
+        <w:t xml:space="preserve"> </w:t>
+      </w:r>
+      <w:r>
+        <w:rPr>
+          <w:rStyle w:val="VerbatimChar"/>
+        </w:rPr>
+        <w:t xml:space="preserve">fp-tools</w:t>
+      </w:r>
+      <w:r>
+        <w:t xml:space="preserve"> </w:t>
+      </w:r>
+      <w:r>
+        <w:t xml:space="preserve">makes footprinting more accessible to both computational</w:t>
+      </w:r>
+      <w:r>
+        <w:t xml:space="preserve"> </w:t>
+      </w:r>
+      <w:r>
+        <w:t xml:space="preserve">and experimental researchers. Here, we describe the implementation of</w:t>
+      </w:r>
+      <w:r>
+        <w:t xml:space="preserve"> </w:t>
+      </w:r>
+      <w:r>
+        <w:rPr>
+          <w:rStyle w:val="VerbatimChar"/>
+        </w:rPr>
+        <w:t xml:space="preserve">fp-tools</w:t>
+      </w:r>
+      <w:r>
+        <w:t xml:space="preserve"> </w:t>
+      </w:r>
+      <w:r>
+        <w:t xml:space="preserve">and evaluate its performance using public bulk ATAC-seq</w:t>
+      </w:r>
+      <w:r>
+        <w:t xml:space="preserve"> </w:t>
+      </w:r>
+      <w:r>
+        <w:t xml:space="preserve">replicate datasets and single-cell ATAC-seq datasets, demonstrating its potential</w:t>
+      </w:r>
+      <w:r>
+        <w:t xml:space="preserve"> </w:t>
+      </w:r>
+      <w:r>
+        <w:t xml:space="preserve">to expand the routine use of footprinting in regulatory genomics studies.</w:t>
+      </w:r>
+    </w:p>
+    <w:bookmarkEnd w:id="20"/>
+    <w:bookmarkStart w:id="29" w:name="materials-and-methods"/>
+    <w:p>
+      <w:pPr>
+        <w:pStyle w:val="Heading1"/>
+      </w:pPr>
+      <w:r>
+        <w:t xml:space="preserve">Materials and Methods</w:t>
+      </w:r>
+    </w:p>
+    <w:bookmarkStart w:id="21" w:name="core-signal-model-and-footprint-scoring"/>
+    <w:p>
+      <w:pPr>
+        <w:pStyle w:val="Heading2"/>
+      </w:pPr>
+      <w:r>
+        <w:t xml:space="preserve">Core Signal Model and Footprint Scoring</w:t>
+      </w:r>
+    </w:p>
+    <w:p>
+      <w:pPr>
+        <w:pStyle w:val="FirstParagraph"/>
+      </w:pPr>
+      <w:r>
+        <w:rPr>
+          <w:rStyle w:val="VerbatimChar"/>
+        </w:rPr>
+        <w:t xml:space="preserve">fp-tools</w:t>
+      </w:r>
+      <w:r>
+        <w:t xml:space="preserve"> </w:t>
+      </w:r>
+      <w:r>
+        <w:t xml:space="preserve">uses a command-oriented workflow in which corrected cut-site</w:t>
+      </w:r>
+      <w:r>
+        <w:t xml:space="preserve"> </w:t>
+      </w:r>
+      <w:r>
+        <w:t xml:space="preserve">tracks, genomic regions, motif annotations, sample labels, and output files</w:t>
+      </w:r>
+      <w:r>
+        <w:t xml:space="preserve"> </w:t>
+      </w:r>
+      <w:r>
+        <w:t xml:space="preserve">follow consistent conventions. This allows bias-correction outputs to be used</w:t>
+      </w:r>
+      <w:r>
+        <w:t xml:space="preserve"> </w:t>
+      </w:r>
+      <w:r>
+        <w:t xml:space="preserve">directly for footprint scoring, motif-anchored differential analysis, and</w:t>
+      </w:r>
+      <w:r>
+        <w:t xml:space="preserve"> </w:t>
+      </w:r>
+      <w:r>
+        <w:t xml:space="preserve">aggregate visualization around transcription factor binding sites (TFBSs) or</w:t>
+      </w:r>
+      <w:r>
+        <w:t xml:space="preserve"> </w:t>
+      </w:r>
+      <w:r>
+        <w:t xml:space="preserve">user-defined genomic regions. YAML configuration files record input files and</w:t>
+      </w:r>
+      <w:r>
+        <w:t xml:space="preserve"> </w:t>
+      </w:r>
+      <w:r>
+        <w:t xml:space="preserve">analysis parameters so the same workflow can be rerun without modifying the</w:t>
+      </w:r>
+      <w:r>
+        <w:t xml:space="preserve"> </w:t>
+      </w:r>
+      <w:r>
+        <w:t xml:space="preserve">underlying methods.</w:t>
+      </w:r>
+    </w:p>
+    <w:p>
+      <w:pPr>
+        <w:pStyle w:val="BodyText"/>
+      </w:pPr>
+      <w:r>
+        <w:t xml:space="preserve">Following the signal model popularized by TOBIAS </w:t>
+      </w:r>
+      <w:r>
+        <w:t xml:space="preserve">(</w:t>
+      </w:r>
+      <w:hyperlink w:anchor="ref-bentsen2020">
+        <w:r>
+          <w:rPr>
+            <w:rStyle w:val="Hyperlink"/>
+          </w:rPr>
+          <w:t xml:space="preserve">8</w:t>
+        </w:r>
+      </w:hyperlink>
+      <w:r>
+        <w:t xml:space="preserve">)</w:t>
+      </w:r>
+      <w:r>
+        <w:t xml:space="preserve">,</w:t>
+      </w:r>
+      <w:r>
+        <w:t xml:space="preserve"> </w:t>
+      </w:r>
+      <w:r>
+        <w:rPr>
+          <w:rStyle w:val="VerbatimChar"/>
+        </w:rPr>
+        <w:t xml:space="preserve">fp-tools</w:t>
+      </w:r>
+      <w:r>
+        <w:t xml:space="preserve"> </w:t>
+      </w:r>
+      <w:r>
+        <w:t xml:space="preserve">treats base-resolution, bias-corrected Tn5 cut-site profiles</w:t>
+      </w:r>
+      <w:r>
+        <w:t xml:space="preserve"> </w:t>
+      </w:r>
+      <w:r>
+        <w:t xml:space="preserve">as the primary signal for footprint analysis. This design preserves the standard</w:t>
+      </w:r>
+      <w:r>
+        <w:t xml:space="preserve"> </w:t>
+      </w:r>
+      <w:r>
+        <w:t xml:space="preserve">bulk ATAC-seq footprinting interpretation, in which putative TF occupancy is</w:t>
+      </w:r>
+      <w:r>
+        <w:t xml:space="preserve"> </w:t>
+      </w:r>
+      <w:r>
+        <w:t xml:space="preserve">inferred from a local depletion of corrected cut sites at a motif or candidate</w:t>
+      </w:r>
+      <w:r>
+        <w:t xml:space="preserve"> </w:t>
+      </w:r>
+      <w:r>
+        <w:t xml:space="preserve">binding site relative to the surrounding accessible flanks. Bias correction</w:t>
+      </w:r>
+      <w:r>
+        <w:t xml:space="preserve"> </w:t>
+      </w:r>
+      <w:r>
+        <w:t xml:space="preserve">estimates the sequence-driven component of Tn5 insertion and produces corrected</w:t>
+      </w:r>
+      <w:r>
+        <w:t xml:space="preserve"> </w:t>
+      </w:r>
+      <w:r>
+        <w:t xml:space="preserve">cut-site tracks in which local depletion and enrichment are less likely to</w:t>
+      </w:r>
+      <w:r>
+        <w:t xml:space="preserve"> </w:t>
+      </w:r>
+      <w:r>
+        <w:t xml:space="preserve">reflect transposase sequence preference alone. After bias correction,</w:t>
+      </w:r>
+      <w:r>
+        <w:t xml:space="preserve"> </w:t>
+      </w:r>
+      <w:r>
+        <w:rPr>
+          <w:rStyle w:val="VerbatimChar"/>
+        </w:rPr>
+        <w:t xml:space="preserve">fp-tools</w:t>
+      </w:r>
+      <w:r>
+        <w:t xml:space="preserve"> </w:t>
+      </w:r>
+      <w:r>
+        <w:t xml:space="preserve">can optionally rescale corrected cut-site tracks before</w:t>
+      </w:r>
+      <w:r>
+        <w:t xml:space="preserve"> </w:t>
+      </w:r>
+      <w:r>
+        <w:t xml:space="preserve">footprint scoring. When this option is enabled, a single multiplicative scale</w:t>
+      </w:r>
+      <w:r>
+        <w:t xml:space="preserve"> </w:t>
+      </w:r>
+      <w:r>
+        <w:t xml:space="preserve">factor is estimated for each sample from shared background regions. If</w:t>
+      </w:r>
+      <w:r>
+        <w:t xml:space="preserve"> </w:t>
+      </w:r>
+      <m:oMath>
+        <m:sSub>
+          <m:e>
+            <m:r>
+              <m:t>q</m:t>
+            </m:r>
+          </m:e>
+          <m:sub>
+            <m:r>
+              <m:t>s</m:t>
+            </m:r>
+            <m:r>
+              <m:rPr>
+                <m:sty m:val="p"/>
+              </m:rPr>
+              <m:t>,</m:t>
+            </m:r>
+            <m:r>
+              <m:t>0.95</m:t>
+            </m:r>
+          </m:sub>
+        </m:sSub>
+      </m:oMath>
+      <w:r>
+        <w:t xml:space="preserve"> </w:t>
+      </w:r>
+      <w:r>
+        <w:t xml:space="preserve">denotes the 95th percentile of corrected signal for sample</w:t>
+      </w:r>
+      <w:r>
+        <w:t xml:space="preserve"> </w:t>
+      </w:r>
+      <m:oMath>
+        <m:r>
+          <m:t>s</m:t>
+        </m:r>
+      </m:oMath>
+      <w:r>
+        <w:t xml:space="preserve"> </w:t>
+      </w:r>
+      <w:r>
+        <w:t xml:space="preserve">over</w:t>
+      </w:r>
+      <w:r>
+        <w:t xml:space="preserve"> </w:t>
+      </w:r>
+      <w:r>
+        <w:t xml:space="preserve">the shared background regions and</w:t>
+      </w:r>
+      <w:r>
+        <w:t xml:space="preserve"> </w:t>
+      </w:r>
+      <m:oMath>
+        <m:sSub>
+          <m:e>
+            <m:acc>
+              <m:accPr>
+                <m:chr m:val="̃"/>
+              </m:accPr>
+              <m:e>
+                <m:r>
+                  <m:t>q</m:t>
+                </m:r>
+              </m:e>
+            </m:acc>
+          </m:e>
+          <m:sub>
+            <m:r>
+              <m:t>0.95</m:t>
+            </m:r>
+          </m:sub>
+        </m:sSub>
+      </m:oMath>
+      <w:r>
+        <w:t xml:space="preserve"> </w:t>
+      </w:r>
+      <w:r>
+        <w:t xml:space="preserve">denotes the across-sample</w:t>
+      </w:r>
+      <w:r>
+        <w:t xml:space="preserve"> </w:t>
+      </w:r>
+      <w:r>
+        <w:t xml:space="preserve">target, typically the median of the sample-level 95th percentiles, the rescaled</w:t>
+      </w:r>
+      <w:r>
+        <w:t xml:space="preserve"> </w:t>
+      </w:r>
+      <w:r>
+        <w:t xml:space="preserve">signal is</w:t>
+      </w:r>
+    </w:p>
+    <w:p>
+      <w:pPr>
+        <w:pStyle w:val="BodyText"/>
+      </w:pPr>
+      <m:oMathPara>
+        <m:oMathParaPr>
+          <m:jc m:val="center"/>
+        </m:oMathParaPr>
+        <m:oMath>
+          <m:r>
+            <m:t>x</m:t>
+          </m:r>
+          <m:sSub>
+            <m:e>
+              <m:r>
+                <m:rPr>
+                  <m:sty m:val="p"/>
+                </m:rPr>
+                <m:t>′</m:t>
+              </m:r>
+            </m:e>
+            <m:sub>
+              <m:r>
+                <m:t>s</m:t>
+              </m:r>
+              <m:r>
+                <m:rPr>
+                  <m:sty m:val="p"/>
+                </m:rPr>
+                <m:t>,</m:t>
+              </m:r>
+              <m:r>
+                <m:t>i</m:t>
+              </m:r>
+            </m:sub>
+          </m:sSub>
+          <m:r>
+            <m:rPr>
+              <m:sty m:val="p"/>
+            </m:rPr>
+            <m:t>=</m:t>
+          </m:r>
+          <m:sSub>
+            <m:e>
+              <m:r>
+                <m:t>x</m:t>
+              </m:r>
+            </m:e>
+            <m:sub>
+              <m:r>
+                <m:t>s</m:t>
+              </m:r>
+              <m:r>
+                <m:rPr>
+                  <m:sty m:val="p"/>
+                </m:rPr>
+                <m:t>,</m:t>
+              </m:r>
+              <m:r>
+                <m:t>i</m:t>
+              </m:r>
+            </m:sub>
+          </m:sSub>
+          <m:f>
+            <m:fPr>
+              <m:type m:val="bar"/>
+            </m:fPr>
+            <m:num>
+              <m:sSub>
+                <m:e>
+                  <m:acc>
+                    <m:accPr>
+                      <m:chr m:val="̃"/>
+                    </m:accPr>
+                    <m:e>
+                      <m:r>
+                        <m:t>q</m:t>
+                      </m:r>
+                    </m:e>
+                  </m:acc>
+                </m:e>
+                <m:sub>
+                  <m:r>
+                    <m:t>0.95</m:t>
+                  </m:r>
+                </m:sub>
+              </m:sSub>
+            </m:num>
+            <m:den>
+              <m:sSub>
+                <m:e>
+                  <m:r>
+                    <m:t>q</m:t>
+                  </m:r>
+                </m:e>
+                <m:sub>
+                  <m:r>
+                    <m:t>s</m:t>
+                  </m:r>
+                  <m:r>
+                    <m:rPr>
+                      <m:sty m:val="p"/>
+                    </m:rPr>
+                    <m:t>,</m:t>
+                  </m:r>
+                  <m:r>
+                    <m:t>0.95</m:t>
+                  </m:r>
+                </m:sub>
+              </m:sSub>
+            </m:den>
+          </m:f>
+          <m:r>
+            <m:rPr>
+              <m:sty m:val="p"/>
+            </m:rPr>
+            <m:t>.</m:t>
+          </m:r>
+        </m:oMath>
+      </m:oMathPara>
+    </w:p>
+    <w:p>
+      <w:pPr>
+        <w:pStyle w:val="FirstParagraph"/>
+      </w:pPr>
+      <w:r>
+        <w:t xml:space="preserve">This robust q95 scaling reduces sample-to-sample differences in overall signal</w:t>
+      </w:r>
+      <w:r>
+        <w:t xml:space="preserve"> </w:t>
+      </w:r>
+      <w:r>
+        <w:t xml:space="preserve">magnitude while preserving the shape of each sample’s corrected signal profile,</w:t>
+      </w:r>
+      <w:r>
+        <w:t xml:space="preserve"> </w:t>
+      </w:r>
+      <w:r>
+        <w:t xml:space="preserve">without forcing the complete empirical signal distributions to be identical.</w:t>
+      </w:r>
+    </w:p>
+    <w:p>
+      <w:pPr>
+        <w:pStyle w:val="BodyText"/>
+      </w:pPr>
+      <w:r>
+        <w:t xml:space="preserve">For footprint scoring, let</w:t>
       </w:r>
       <w:r>
         <w:t xml:space="preserve"> </w:t>
@@ -2186,13 +2413,27 @@
         <w:t xml:space="preserve"> </w:t>
       </w:r>
       <w:r>
-        <w:t xml:space="preserve">denote corrected Tn5 cut-site signal around</w:t>
-      </w:r>
-      <w:r>
-        <w:t xml:space="preserve"> </w:t>
-      </w:r>
-      <w:r>
-        <w:t xml:space="preserve">candidate position</w:t>
+        <w:t xml:space="preserve">denote the corrected Tn5 cut-site signal at</w:t>
+      </w:r>
+      <w:r>
+        <w:t xml:space="preserve"> </w:t>
+      </w:r>
+      <w:r>
+        <w:t xml:space="preserve">position</w:t>
+      </w:r>
+      <w:r>
+        <w:t xml:space="preserve"> </w:t>
+      </w:r>
+      <m:oMath>
+        <m:r>
+          <m:t>i</m:t>
+        </m:r>
+      </m:oMath>
+      <w:r>
+        <w:t xml:space="preserve"> </w:t>
+      </w:r>
+      <w:r>
+        <w:t xml:space="preserve">around a candidate footprint position</w:t>
       </w:r>
       <w:r>
         <w:t xml:space="preserve"> </w:t>
@@ -2203,13 +2444,19 @@
         </m:r>
       </m:oMath>
       <w:r>
-        <w:t xml:space="preserve">. The default footprint score is a center-versus-flank</w:t>
-      </w:r>
-      <w:r>
-        <w:t xml:space="preserve"> </w:t>
-      </w:r>
-      <w:r>
-        <w:t xml:space="preserve">contrast,</w:t>
+        <w:t xml:space="preserve">, after optional q95</w:t>
+      </w:r>
+      <w:r>
+        <w:t xml:space="preserve"> </w:t>
+      </w:r>
+      <w:r>
+        <w:t xml:space="preserve">scaling when enabled. The default footprint score is calculated as a</w:t>
+      </w:r>
+      <w:r>
+        <w:t xml:space="preserve"> </w:t>
+      </w:r>
+      <w:r>
+        <w:t xml:space="preserve">center-versus-flank contrast,</w:t>
       </w:r>
     </w:p>
     <w:p>
@@ -2485,7 +2732,7 @@
         <w:t xml:space="preserve"> </w:t>
       </w:r>
       <w:r>
-        <w:t xml:space="preserve">is the protected center and</w:t>
+        <w:t xml:space="preserve">denotes the protected center window and</w:t>
       </w:r>
       <w:r>
         <w:t xml:space="preserve"> </w:t>
@@ -2513,29 +2760,47 @@
         <w:t xml:space="preserve"> </w:t>
       </w:r>
       <w:r>
-        <w:t xml:space="preserve">are flanking windows. Larger</w:t>
-      </w:r>
-      <w:r>
-        <w:t xml:space="preserve"> </w:t>
-      </w:r>
-      <w:r>
-        <w:t xml:space="preserve">values therefore correspond to the expected footprint pattern: fewer cuts at the</w:t>
-      </w:r>
-      <w:r>
-        <w:t xml:space="preserve"> </w:t>
-      </w:r>
-      <w:r>
-        <w:t xml:space="preserve">putative bound site and more cuts in nearby accessible flanks.</w:t>
+        <w:t xml:space="preserve">denote the left</w:t>
+      </w:r>
+      <w:r>
+        <w:t xml:space="preserve"> </w:t>
+      </w:r>
+      <w:r>
+        <w:t xml:space="preserve">and right flanking windows. Window sizes are user-configurable and are recorded</w:t>
+      </w:r>
+      <w:r>
+        <w:t xml:space="preserve"> </w:t>
+      </w:r>
+      <w:r>
+        <w:t xml:space="preserve">with the analysis parameters. Larger values indicate lower corrected cut-site</w:t>
+      </w:r>
+      <w:r>
+        <w:t xml:space="preserve"> </w:t>
+      </w:r>
+      <w:r>
+        <w:t xml:space="preserve">signal in the center than in the surrounding flanks, corresponding to the</w:t>
+      </w:r>
+      <w:r>
+        <w:t xml:space="preserve"> </w:t>
+      </w:r>
+      <w:r>
+        <w:t xml:space="preserve">expected footprint pattern of reduced Tn5 cleavage at a putative bound site and</w:t>
+      </w:r>
+      <w:r>
+        <w:t xml:space="preserve"> </w:t>
+      </w:r>
+      <w:r>
+        <w:t xml:space="preserve">higher cleavage in nearby accessible DNA.</w:t>
       </w:r>
     </w:p>
     <w:bookmarkEnd w:id="21"/>
-    <w:bookmarkStart w:id="22" w:name="de-novo-motif-discovery-preparation"/>
+    <w:bookmarkStart w:id="22" w:name="X791084c4198f11bc2231895ae22bb1bb4812a63"/>
     <w:p>
       <w:pPr>
         <w:pStyle w:val="Heading2"/>
       </w:pPr>
       <w:r>
-        <w:t xml:space="preserve">De Novo Motif Discovery Preparation</w:t>
+        <w:t xml:space="preserve">Known-motif Scanning and Motif-site Definition</w:t>
       </w:r>
     </w:p>
     <w:p>
@@ -2543,7 +2808,241 @@
         <w:pStyle w:val="FirstParagraph"/>
       </w:pPr>
       <w:r>
-        <w:t xml:space="preserve">The de novo motif-discovery module begins from candidate footprint intervals,</w:t>
+        <w:t xml:space="preserve">For motif-anchored footprint analysis,</w:t>
+      </w:r>
+      <w:r>
+        <w:t xml:space="preserve"> </w:t>
+      </w:r>
+      <w:r>
+        <w:rPr>
+          <w:rStyle w:val="VerbatimChar"/>
+        </w:rPr>
+        <w:t xml:space="preserve">fp-tools</w:t>
+      </w:r>
+      <w:r>
+        <w:t xml:space="preserve"> </w:t>
+      </w:r>
+      <w:r>
+        <w:t xml:space="preserve">scans candidate</w:t>
+      </w:r>
+      <w:r>
+        <w:t xml:space="preserve"> </w:t>
+      </w:r>
+      <w:r>
+        <w:t xml:space="preserve">accessible regions for transcription factor motif matches using position weight</w:t>
+      </w:r>
+      <w:r>
+        <w:t xml:space="preserve"> </w:t>
+      </w:r>
+      <w:r>
+        <w:t xml:space="preserve">matrices from a user-supplied motif database, such as JASPAR 2026 CORE</w:t>
+      </w:r>
+      <w:r>
+        <w:t xml:space="preserve"> </w:t>
+      </w:r>
+      <w:r>
+        <w:t xml:space="preserve">vertebrates non-redundant motifs </w:t>
+      </w:r>
+      <w:r>
+        <w:t xml:space="preserve">(</w:t>
+      </w:r>
+      <w:hyperlink w:anchor="ref-jaspar2026">
+        <w:r>
+          <w:rPr>
+            <w:rStyle w:val="Hyperlink"/>
+          </w:rPr>
+          <w:t xml:space="preserve">12</w:t>
+        </w:r>
+      </w:hyperlink>
+      <w:r>
+        <w:t xml:space="preserve">)</w:t>
+      </w:r>
+      <w:r>
+        <w:t xml:space="preserve">. The GC content of the</w:t>
+      </w:r>
+      <w:r>
+        <w:t xml:space="preserve"> </w:t>
+      </w:r>
+      <w:r>
+        <w:t xml:space="preserve">accessible-region sequence set is used as the background nucleotide distribution</w:t>
+      </w:r>
+      <w:r>
+        <w:t xml:space="preserve"> </w:t>
+      </w:r>
+      <w:r>
+        <w:t xml:space="preserve">for log-odds motif scoring, and motif-specific score thresholds are derived from</w:t>
+      </w:r>
+      <w:r>
+        <w:t xml:space="preserve"> </w:t>
+      </w:r>
+      <w:r>
+        <w:t xml:space="preserve">the configured motif-match p-value cutoff. Both strands are scanned. For each</w:t>
+      </w:r>
+      <w:r>
+        <w:t xml:space="preserve"> </w:t>
+      </w:r>
+      <w:r>
+        <w:t xml:space="preserve">motif, overlapping candidate matches for that motif are resolved by retaining</w:t>
+      </w:r>
+      <w:r>
+        <w:t xml:space="preserve"> </w:t>
+      </w:r>
+      <w:r>
+        <w:t xml:space="preserve">the higher-scoring match, so each motif contributes a non-overlapping site set</w:t>
+      </w:r>
+      <w:r>
+        <w:t xml:space="preserve"> </w:t>
+      </w:r>
+      <w:r>
+        <w:t xml:space="preserve">for downstream analysis.</w:t>
+      </w:r>
+    </w:p>
+    <w:p>
+      <w:pPr>
+        <w:pStyle w:val="BodyText"/>
+      </w:pPr>
+      <w:r>
+        <w:t xml:space="preserve">Each motif site is represented by its genomic interval, motif identifier, strand,</w:t>
+      </w:r>
+      <w:r>
+        <w:t xml:space="preserve"> </w:t>
+      </w:r>
+      <w:r>
+        <w:t xml:space="preserve">motif score, associated peak or region annotation, and the footprint score</w:t>
+      </w:r>
+      <w:r>
+        <w:t xml:space="preserve"> </w:t>
+      </w:r>
+      <w:r>
+        <w:t xml:space="preserve">measured from each input signal track. For motif</w:t>
+      </w:r>
+      <w:r>
+        <w:t xml:space="preserve"> </w:t>
+      </w:r>
+      <m:oMath>
+        <m:r>
+          <m:t>m</m:t>
+        </m:r>
+      </m:oMath>
+      <w:r>
+        <w:t xml:space="preserve">, let</w:t>
+      </w:r>
+      <w:r>
+        <w:t xml:space="preserve"> </w:t>
+      </w:r>
+      <m:oMath>
+        <m:sSub>
+          <m:e>
+            <m:r>
+              <m:t>S</m:t>
+            </m:r>
+          </m:e>
+          <m:sub>
+            <m:r>
+              <m:t>m</m:t>
+            </m:r>
+          </m:sub>
+        </m:sSub>
+      </m:oMath>
+      <w:r>
+        <w:t xml:space="preserve"> </w:t>
+      </w:r>
+      <w:r>
+        <w:t xml:space="preserve">denote the</w:t>
+      </w:r>
+      <w:r>
+        <w:t xml:space="preserve"> </w:t>
+      </w:r>
+      <w:r>
+        <w:t xml:space="preserve">candidate sites assigned to that motif within the common accessible-region</w:t>
+      </w:r>
+      <w:r>
+        <w:t xml:space="preserve"> </w:t>
+      </w:r>
+      <w:r>
+        <w:t xml:space="preserve">universe. Background positions</w:t>
+      </w:r>
+      <w:r>
+        <w:t xml:space="preserve"> </w:t>
+      </w:r>
+      <m:oMath>
+        <m:r>
+          <m:t>B</m:t>
+        </m:r>
+      </m:oMath>
+      <w:r>
+        <w:t xml:space="preserve"> </w:t>
+      </w:r>
+      <w:r>
+        <w:t xml:space="preserve">are sampled from the same accessible-region</w:t>
+      </w:r>
+      <w:r>
+        <w:t xml:space="preserve"> </w:t>
+      </w:r>
+      <w:r>
+        <w:t xml:space="preserve">universe and are used to estimate the expected distribution of footprint-score</w:t>
+      </w:r>
+      <w:r>
+        <w:t xml:space="preserve"> </w:t>
+      </w:r>
+      <w:r>
+        <w:t xml:space="preserve">changes not specifically associated with scanned motif sites. This shared</w:t>
+      </w:r>
+      <w:r>
+        <w:t xml:space="preserve"> </w:t>
+      </w:r>
+      <w:r>
+        <w:t xml:space="preserve">motif-site and background-position representation allows single-sample,</w:t>
+      </w:r>
+      <w:r>
+        <w:t xml:space="preserve"> </w:t>
+      </w:r>
+      <w:r>
+        <w:t xml:space="preserve">replicate-supported, and de novo-augmented analyses to use the same downstream</w:t>
+      </w:r>
+      <w:r>
+        <w:t xml:space="preserve"> </w:t>
+      </w:r>
+      <w:r>
+        <w:t xml:space="preserve">differential footprinting framework.</w:t>
+      </w:r>
+    </w:p>
+    <w:p>
+      <w:pPr>
+        <w:pStyle w:val="BodyText"/>
+      </w:pPr>
+      <w:r>
+        <w:t xml:space="preserve">When de novo motifs are discovered and matched to known motifs, the discovered</w:t>
+      </w:r>
+      <w:r>
+        <w:t xml:space="preserve"> </w:t>
+      </w:r>
+      <w:r>
+        <w:t xml:space="preserve">motif set can be analyzed independently or appended to the known motif database</w:t>
+      </w:r>
+      <w:r>
+        <w:t xml:space="preserve"> </w:t>
+      </w:r>
+      <w:r>
+        <w:t xml:space="preserve">and scanned using the same motif-site conventions.</w:t>
+      </w:r>
+    </w:p>
+    <w:bookmarkEnd w:id="22"/>
+    <w:bookmarkStart w:id="23" w:name="de-novo-motif-discovery"/>
+    <w:p>
+      <w:pPr>
+        <w:pStyle w:val="Heading2"/>
+      </w:pPr>
+      <w:r>
+        <w:t xml:space="preserve">De Novo Motif Discovery</w:t>
+      </w:r>
+    </w:p>
+    <w:p>
+      <w:pPr>
+        <w:pStyle w:val="FirstParagraph"/>
+      </w:pPr>
+      <w:r>
+        <w:t xml:space="preserve">The de novo motif discovery module begins from candidate footprint intervals,</w:t>
       </w:r>
       <w:r>
         <w:t xml:space="preserve"> </w:t>
@@ -2589,7 +3088,7 @@
         </m:sSub>
       </m:oMath>
       <w:r>
-        <w:t xml:space="preserve">, strand</w:t>
+        <w:t xml:space="preserve">, BED-like strand annotation</w:t>
       </w:r>
       <w:r>
         <w:t xml:space="preserve"> </w:t>
@@ -2609,7 +3108,13 @@
         </m:sSub>
       </m:oMath>
       <w:r>
-        <w:t xml:space="preserve">, and flank size</w:t>
+        <w:t xml:space="preserve">, and</w:t>
+      </w:r>
+      <w:r>
+        <w:t xml:space="preserve"> </w:t>
+      </w:r>
+      <w:r>
+        <w:t xml:space="preserve">flank size</w:t>
       </w:r>
       <w:r>
         <w:t xml:space="preserve"> </w:t>
@@ -2620,13 +3125,39 @@
         </m:r>
       </m:oMath>
       <w:r>
-        <w:t xml:space="preserve">, it</w:t>
-      </w:r>
-      <w:r>
-        <w:t xml:space="preserve"> </w:t>
-      </w:r>
-      <w:r>
-        <w:t xml:space="preserve">exports a candidate-centered sequence</w:t>
+        <w:t xml:space="preserve">, it extracts a candidate-centered sequence from the reference</w:t>
+      </w:r>
+      <w:r>
+        <w:t xml:space="preserve"> </w:t>
+      </w:r>
+      <w:r>
+        <w:t xml:space="preserve">genome. Using one-based inclusive notation for clarity, this sequence has length</w:t>
+      </w:r>
+      <w:r>
+        <w:t xml:space="preserve"> </w:t>
+      </w:r>
+      <m:oMath>
+        <m:r>
+          <m:t>2</m:t>
+        </m:r>
+        <m:r>
+          <m:t>h</m:t>
+        </m:r>
+        <m:r>
+          <m:rPr>
+            <m:sty m:val="p"/>
+          </m:rPr>
+          <m:t>+</m:t>
+        </m:r>
+        <m:r>
+          <m:t>1</m:t>
+        </m:r>
+      </m:oMath>
+      <w:r>
+        <w:t xml:space="preserve"> </w:t>
+      </w:r>
+      <w:r>
+        <w:t xml:space="preserve">and is written as</w:t>
       </w:r>
     </w:p>
     <w:p>
@@ -2656,73 +3187,332 @@
             </m:rPr>
             <m:t>=</m:t>
           </m:r>
-          <m:r>
-            <m:t>G</m:t>
-          </m:r>
           <m:d>
             <m:dPr>
-              <m:begChr m:val="["/>
-              <m:endChr m:val="]"/>
+              <m:begChr m:val="{"/>
+              <m:endChr m:val=""/>
               <m:sepChr m:val=""/>
               <m:grow/>
             </m:dPr>
             <m:e>
-              <m:sSub>
-                <m:e>
-                  <m:r>
-                    <m:t>p</m:t>
-                  </m:r>
-                </m:e>
-                <m:sub>
-                  <m:r>
-                    <m:t>j</m:t>
-                  </m:r>
-                </m:sub>
-              </m:sSub>
-              <m:r>
-                <m:rPr>
-                  <m:sty m:val="p"/>
-                </m:rPr>
-                <m:t>−</m:t>
-              </m:r>
-              <m:r>
-                <m:t>h</m:t>
-              </m:r>
-              <m:r>
-                <m:rPr>
-                  <m:sty m:val="p"/>
-                </m:rPr>
-                <m:t>,</m:t>
-              </m:r>
-              <m:sSub>
-                <m:e>
-                  <m:r>
-                    <m:t>p</m:t>
-                  </m:r>
-                </m:e>
-                <m:sub>
-                  <m:r>
-                    <m:t>j</m:t>
-                  </m:r>
-                </m:sub>
-              </m:sSub>
-              <m:r>
-                <m:rPr>
-                  <m:sty m:val="p"/>
-                </m:rPr>
-                <m:t>+</m:t>
-              </m:r>
-              <m:r>
-                <m:t>h</m:t>
-              </m:r>
+              <m:m>
+                <m:mPr>
+                  <m:baseJc m:val="center"/>
+                  <m:plcHide m:val="on"/>
+                  <m:mcs>
+                    <m:mc>
+                      <m:mcPr>
+                        <m:mcJc m:val="left"/>
+                        <m:count m:val="1"/>
+                      </m:mcPr>
+                    </m:mc>
+                    <m:mc>
+                      <m:mcPr>
+                        <m:mcJc m:val="left"/>
+                        <m:count m:val="1"/>
+                      </m:mcPr>
+                    </m:mc>
+                  </m:mcs>
+                </m:mPr>
+                <m:mr>
+                  <m:e>
+                    <m:r>
+                      <m:t>G</m:t>
+                    </m:r>
+                    <m:d>
+                      <m:dPr>
+                        <m:begChr m:val="["/>
+                        <m:endChr m:val="]"/>
+                        <m:sepChr m:val=""/>
+                        <m:grow/>
+                      </m:dPr>
+                      <m:e>
+                        <m:sSub>
+                          <m:e>
+                            <m:r>
+                              <m:t>p</m:t>
+                            </m:r>
+                          </m:e>
+                          <m:sub>
+                            <m:r>
+                              <m:t>j</m:t>
+                            </m:r>
+                          </m:sub>
+                        </m:sSub>
+                        <m:r>
+                          <m:rPr>
+                            <m:sty m:val="p"/>
+                          </m:rPr>
+                          <m:t>−</m:t>
+                        </m:r>
+                        <m:r>
+                          <m:t>h</m:t>
+                        </m:r>
+                        <m:r>
+                          <m:rPr>
+                            <m:sty m:val="p"/>
+                          </m:rPr>
+                          <m:t>,</m:t>
+                        </m:r>
+                        <m:r>
+                          <m:t> </m:t>
+                        </m:r>
+                        <m:sSub>
+                          <m:e>
+                            <m:r>
+                              <m:t>p</m:t>
+                            </m:r>
+                          </m:e>
+                          <m:sub>
+                            <m:r>
+                              <m:t>j</m:t>
+                            </m:r>
+                          </m:sub>
+                        </m:sSub>
+                        <m:r>
+                          <m:rPr>
+                            <m:sty m:val="p"/>
+                          </m:rPr>
+                          <m:t>+</m:t>
+                        </m:r>
+                        <m:r>
+                          <m:t>h</m:t>
+                        </m:r>
+                      </m:e>
+                    </m:d>
+                    <m:r>
+                      <m:rPr>
+                        <m:sty m:val="p"/>
+                      </m:rPr>
+                      <m:t>,</m:t>
+                    </m:r>
+                  </m:e>
+                  <m:e>
+                    <m:sSub>
+                      <m:e>
+                        <m:r>
+                          <m:t>a</m:t>
+                        </m:r>
+                      </m:e>
+                      <m:sub>
+                        <m:r>
+                          <m:t>j</m:t>
+                        </m:r>
+                      </m:sub>
+                    </m:sSub>
+                    <m:r>
+                      <m:rPr>
+                        <m:sty m:val="p"/>
+                      </m:rPr>
+                      <m:t>∈</m:t>
+                    </m:r>
+                    <m:r>
+                      <m:rPr>
+                        <m:sty m:val="p"/>
+                      </m:rPr>
+                      <m:t>{</m:t>
+                    </m:r>
+                    <m:r>
+                      <m:rPr>
+                        <m:nor/>
+                        <m:sty m:val="p"/>
+                        <m:scr m:val="monospace"/>
+                      </m:rPr>
+                      <m:t>+</m:t>
+                    </m:r>
+                    <m:r>
+                      <m:rPr>
+                        <m:sty m:val="p"/>
+                      </m:rPr>
+                      <m:t>,</m:t>
+                    </m:r>
+                    <m:r>
+                      <m:rPr>
+                        <m:nor/>
+                        <m:sty m:val="p"/>
+                        <m:scr m:val="monospace"/>
+                      </m:rPr>
+                      <m:t>.</m:t>
+                    </m:r>
+                    <m:r>
+                      <m:rPr>
+                        <m:sty m:val="p"/>
+                      </m:rPr>
+                      <m:t>}</m:t>
+                    </m:r>
+                    <m:r>
+                      <m:rPr>
+                        <m:sty m:val="p"/>
+                      </m:rPr>
+                      <m:t>,</m:t>
+                    </m:r>
+                  </m:e>
+                </m:mr>
+                <m:mr>
+                  <m:e>
+                    <m:r>
+                      <m:rPr>
+                        <m:sty m:val="p"/>
+                      </m:rPr>
+                      <m:t>r</m:t>
+                    </m:r>
+                    <m:r>
+                      <m:rPr>
+                        <m:sty m:val="p"/>
+                      </m:rPr>
+                      <m:t>e</m:t>
+                    </m:r>
+                    <m:r>
+                      <m:rPr>
+                        <m:sty m:val="p"/>
+                      </m:rPr>
+                      <m:t>v</m:t>
+                    </m:r>
+                    <m:r>
+                      <m:rPr>
+                        <m:sty m:val="p"/>
+                      </m:rPr>
+                      <m:t>c</m:t>
+                    </m:r>
+                    <m:r>
+                      <m:rPr>
+                        <m:sty m:val="p"/>
+                      </m:rPr>
+                      <m:t>o</m:t>
+                    </m:r>
+                    <m:r>
+                      <m:rPr>
+                        <m:sty m:val="p"/>
+                      </m:rPr>
+                      <m:t>m</m:t>
+                    </m:r>
+                    <m:r>
+                      <m:rPr>
+                        <m:sty m:val="p"/>
+                      </m:rPr>
+                      <m:t>p</m:t>
+                    </m:r>
+                    <m:r>
+                      <m:rPr>
+                        <m:sty m:val="p"/>
+                      </m:rPr>
+                      <m:t>{</m:t>
+                    </m:r>
+                    <m:r>
+                      <m:t>G</m:t>
+                    </m:r>
+                    <m:d>
+                      <m:dPr>
+                        <m:begChr m:val="["/>
+                        <m:endChr m:val="]"/>
+                        <m:sepChr m:val=""/>
+                        <m:grow/>
+                      </m:dPr>
+                      <m:e>
+                        <m:sSub>
+                          <m:e>
+                            <m:r>
+                              <m:t>p</m:t>
+                            </m:r>
+                          </m:e>
+                          <m:sub>
+                            <m:r>
+                              <m:t>j</m:t>
+                            </m:r>
+                          </m:sub>
+                        </m:sSub>
+                        <m:r>
+                          <m:rPr>
+                            <m:sty m:val="p"/>
+                          </m:rPr>
+                          <m:t>−</m:t>
+                        </m:r>
+                        <m:r>
+                          <m:t>h</m:t>
+                        </m:r>
+                        <m:r>
+                          <m:rPr>
+                            <m:sty m:val="p"/>
+                          </m:rPr>
+                          <m:t>,</m:t>
+                        </m:r>
+                        <m:r>
+                          <m:t> </m:t>
+                        </m:r>
+                        <m:sSub>
+                          <m:e>
+                            <m:r>
+                              <m:t>p</m:t>
+                            </m:r>
+                          </m:e>
+                          <m:sub>
+                            <m:r>
+                              <m:t>j</m:t>
+                            </m:r>
+                          </m:sub>
+                        </m:sSub>
+                        <m:r>
+                          <m:rPr>
+                            <m:sty m:val="p"/>
+                          </m:rPr>
+                          <m:t>+</m:t>
+                        </m:r>
+                        <m:r>
+                          <m:t>h</m:t>
+                        </m:r>
+                      </m:e>
+                    </m:d>
+                    <m:r>
+                      <m:rPr>
+                        <m:sty m:val="p"/>
+                      </m:rPr>
+                      <m:t>}</m:t>
+                    </m:r>
+                    <m:r>
+                      <m:rPr>
+                        <m:sty m:val="p"/>
+                      </m:rPr>
+                      <m:t>,</m:t>
+                    </m:r>
+                  </m:e>
+                  <m:e>
+                    <m:sSub>
+                      <m:e>
+                        <m:r>
+                          <m:t>a</m:t>
+                        </m:r>
+                      </m:e>
+                      <m:sub>
+                        <m:r>
+                          <m:t>j</m:t>
+                        </m:r>
+                      </m:sub>
+                    </m:sSub>
+                    <m:r>
+                      <m:rPr>
+                        <m:sty m:val="p"/>
+                      </m:rPr>
+                      <m:t>=</m:t>
+                    </m:r>
+                    <m:r>
+                      <m:rPr>
+                        <m:nor/>
+                        <m:sty m:val="p"/>
+                        <m:scr m:val="monospace"/>
+                      </m:rPr>
+                      <m:t>-</m:t>
+                    </m:r>
+                    <m:r>
+                      <m:rPr>
+                        <m:sty m:val="p"/>
+                      </m:rPr>
+                      <m:t>.</m:t>
+                    </m:r>
+                  </m:e>
+                </m:mr>
+              </m:m>
             </m:e>
           </m:d>
-          <m:r>
-            <m:rPr>
-              <m:sty m:val="p"/>
-            </m:rPr>
-            <m:t>,</m:t>
-          </m:r>
         </m:oMath>
       </m:oMathPara>
     </w:p>
@@ -2731,19 +3521,69 @@
         <w:pStyle w:val="FirstParagraph"/>
       </w:pPr>
       <w:r>
-        <w:t xml:space="preserve">reverse-complementing the sequence when strand information indicates the negative</w:t>
-      </w:r>
-      <w:r>
-        <w:t xml:space="preserve"> </w:t>
-      </w:r>
-      <w:r>
-        <w:t xml:space="preserve">strand. The module records the input intervals, genome build, flank width,</w:t>
-      </w:r>
-      <w:r>
-        <w:t xml:space="preserve"> </w:t>
-      </w:r>
-      <w:r>
-        <w:t xml:space="preserve">software versions, and MEME, DREME, STREME </w:t>
+        <w:t xml:space="preserve">Thus, positive-strand and unstranded candidate intervals are exported in the</w:t>
+      </w:r>
+      <w:r>
+        <w:t xml:space="preserve"> </w:t>
+      </w:r>
+      <w:r>
+        <w:t xml:space="preserve">reference-genome orientation, whereas negative-strand intervals are</w:t>
+      </w:r>
+      <w:r>
+        <w:t xml:space="preserve"> </w:t>
+      </w:r>
+      <w:r>
+        <w:t xml:space="preserve">reverse-complemented before motif discovery.</w:t>
+      </w:r>
+      <w:r>
+        <w:t xml:space="preserve"> </w:t>
+      </w:r>
+      <w:r>
+        <w:t xml:space="preserve">When half-open BED-style coordinates are used internally, interval endpoints are</w:t>
+      </w:r>
+      <w:r>
+        <w:t xml:space="preserve"> </w:t>
+      </w:r>
+      <w:r>
+        <w:t xml:space="preserve">converted before sequence extraction so that the exported FASTA sequence remains</w:t>
+      </w:r>
+      <w:r>
+        <w:t xml:space="preserve"> </w:t>
+      </w:r>
+      <w:r>
+        <w:t xml:space="preserve">centered on</w:t>
+      </w:r>
+      <w:r>
+        <w:t xml:space="preserve"> </w:t>
+      </w:r>
+      <m:oMath>
+        <m:sSub>
+          <m:e>
+            <m:r>
+              <m:t>p</m:t>
+            </m:r>
+          </m:e>
+          <m:sub>
+            <m:r>
+              <m:t>j</m:t>
+            </m:r>
+          </m:sub>
+        </m:sSub>
+      </m:oMath>
+      <w:r>
+        <w:t xml:space="preserve">. The module records the input intervals, genome build, flank</w:t>
+      </w:r>
+      <w:r>
+        <w:t xml:space="preserve"> </w:t>
+      </w:r>
+      <w:r>
+        <w:t xml:space="preserve">width, software versions, and the parameters passed to MEME, DREME, or</w:t>
+      </w:r>
+      <w:r>
+        <w:t xml:space="preserve"> </w:t>
+      </w:r>
+      <w:r>
+        <w:t xml:space="preserve">STREME </w:t>
       </w:r>
       <w:r>
         <w:t xml:space="preserve">(</w:t>
@@ -2753,13 +3593,100 @@
           <w:rPr>
             <w:rStyle w:val="Hyperlink"/>
           </w:rPr>
-          <w:t xml:space="preserve">11</w:t>
+          <w:t xml:space="preserve">13</w:t>
         </w:r>
       </w:hyperlink>
       <w:r>
-        <w:t xml:space="preserve">,</w:t>
+        <w:t xml:space="preserve">–</w:t>
       </w:r>
       <w:hyperlink w:anchor="ref-Bailey2021_STREME">
+        <w:r>
+          <w:rPr>
+            <w:rStyle w:val="Hyperlink"/>
+          </w:rPr>
+          <w:t xml:space="preserve">15</w:t>
+        </w:r>
+      </w:hyperlink>
+      <w:r>
+        <w:t xml:space="preserve">)</w:t>
+      </w:r>
+      <w:r>
+        <w:t xml:space="preserve"> </w:t>
+      </w:r>
+      <w:r>
+        <w:t xml:space="preserve">for motif</w:t>
+      </w:r>
+      <w:r>
+        <w:t xml:space="preserve"> </w:t>
+      </w:r>
+      <w:r>
+        <w:t xml:space="preserve">discovery. When database comparison is requested, the corresponding</w:t>
+      </w:r>
+      <w:r>
+        <w:t xml:space="preserve"> </w:t>
+      </w:r>
+      <w:r>
+        <w:t xml:space="preserve">Tomtom </w:t>
+      </w:r>
+      <w:r>
+        <w:t xml:space="preserve">(</w:t>
+      </w:r>
+      <w:hyperlink w:anchor="ref-gupta2007tomtom">
+        <w:r>
+          <w:rPr>
+            <w:rStyle w:val="Hyperlink"/>
+          </w:rPr>
+          <w:t xml:space="preserve">16</w:t>
+        </w:r>
+      </w:hyperlink>
+      <w:r>
+        <w:t xml:space="preserve">)</w:t>
+      </w:r>
+      <w:r>
+        <w:t xml:space="preserve"> </w:t>
+      </w:r>
+      <w:r>
+        <w:t xml:space="preserve">settings are also recorded. STREME was designed</w:t>
+      </w:r>
+      <w:r>
+        <w:t xml:space="preserve"> </w:t>
+      </w:r>
+      <w:r>
+        <w:t xml:space="preserve">for accurate motif discovery from enriched sequence sets </w:t>
+      </w:r>
+      <w:r>
+        <w:t xml:space="preserve">(</w:t>
+      </w:r>
+      <w:hyperlink w:anchor="ref-Bailey2021_STREME">
+        <w:r>
+          <w:rPr>
+            <w:rStyle w:val="Hyperlink"/>
+          </w:rPr>
+          <w:t xml:space="preserve">15</w:t>
+        </w:r>
+      </w:hyperlink>
+      <w:r>
+        <w:t xml:space="preserve">)</w:t>
+      </w:r>
+      <w:r>
+        <w:t xml:space="preserve">.</w:t>
+      </w:r>
+      <w:r>
+        <w:t xml:space="preserve"> </w:t>
+      </w:r>
+      <w:r>
+        <w:t xml:space="preserve">Discovered motifs can be analyzed as an independent motif set or matched to a</w:t>
+      </w:r>
+      <w:r>
+        <w:t xml:space="preserve"> </w:t>
+      </w:r>
+      <w:r>
+        <w:t xml:space="preserve">known database such as JASPAR 2026 </w:t>
+      </w:r>
+      <w:r>
+        <w:t xml:space="preserve">(</w:t>
+      </w:r>
+      <w:hyperlink w:anchor="ref-jaspar2026">
         <w:r>
           <w:rPr>
             <w:rStyle w:val="Hyperlink"/>
@@ -2768,104 +3695,12 @@
         </w:r>
       </w:hyperlink>
       <w:r>
-        <w:t xml:space="preserve">,</w:t>
-      </w:r>
-      <w:hyperlink w:anchor="ref-Bailey2011_DREME">
-        <w:r>
-          <w:rPr>
-            <w:rStyle w:val="Hyperlink"/>
-          </w:rPr>
-          <w:t xml:space="preserve">15</w:t>
-        </w:r>
-      </w:hyperlink>
-      <w:r>
         <w:t xml:space="preserve">)</w:t>
       </w:r>
       <w:r>
         <w:t xml:space="preserve"> </w:t>
       </w:r>
       <w:r>
-        <w:t xml:space="preserve">or optional Tomtom </w:t>
-      </w:r>
-      <w:r>
-        <w:t xml:space="preserve">(</w:t>
-      </w:r>
-      <w:hyperlink w:anchor="ref-gupta2007tomtom">
-        <w:r>
-          <w:rPr>
-            <w:rStyle w:val="Hyperlink"/>
-          </w:rPr>
-          <w:t xml:space="preserve">13</w:t>
-        </w:r>
-      </w:hyperlink>
-      <w:r>
-        <w:t xml:space="preserve">)</w:t>
-      </w:r>
-      <w:r>
-        <w:t xml:space="preserve"> </w:t>
-      </w:r>
-      <w:r>
-        <w:t xml:space="preserve">settings needed to reproduce each</w:t>
-      </w:r>
-      <w:r>
-        <w:t xml:space="preserve"> </w:t>
-      </w:r>
-      <w:r>
-        <w:t xml:space="preserve">run. STREME was designed for accurate motif discovery from enriched sequence</w:t>
-      </w:r>
-      <w:r>
-        <w:t xml:space="preserve"> </w:t>
-      </w:r>
-      <w:r>
-        <w:t xml:space="preserve">sets </w:t>
-      </w:r>
-      <w:r>
-        <w:t xml:space="preserve">(</w:t>
-      </w:r>
-      <w:hyperlink w:anchor="ref-Bailey2021_STREME">
-        <w:r>
-          <w:rPr>
-            <w:rStyle w:val="Hyperlink"/>
-          </w:rPr>
-          <w:t xml:space="preserve">12</w:t>
-        </w:r>
-      </w:hyperlink>
-      <w:r>
-        <w:t xml:space="preserve">)</w:t>
-      </w:r>
-      <w:r>
-        <w:t xml:space="preserve">.</w:t>
-      </w:r>
-      <w:r>
-        <w:t xml:space="preserve"> </w:t>
-      </w:r>
-      <w:r>
-        <w:t xml:space="preserve">Discovered motifs can be analyzed as an independent motif set or matched to a</w:t>
-      </w:r>
-      <w:r>
-        <w:t xml:space="preserve"> </w:t>
-      </w:r>
-      <w:r>
-        <w:t xml:space="preserve">known database such as JASPAR 2026 </w:t>
-      </w:r>
-      <w:r>
-        <w:t xml:space="preserve">(</w:t>
-      </w:r>
-      <w:hyperlink w:anchor="ref-jaspar2026">
-        <w:r>
-          <w:rPr>
-            <w:rStyle w:val="Hyperlink"/>
-          </w:rPr>
-          <w:t xml:space="preserve">14</w:t>
-        </w:r>
-      </w:hyperlink>
-      <w:r>
-        <w:t xml:space="preserve">)</w:t>
-      </w:r>
-      <w:r>
-        <w:t xml:space="preserve"> </w:t>
-      </w:r>
-      <w:r>
         <w:t xml:space="preserve">and appended to the known</w:t>
       </w:r>
       <w:r>
@@ -2887,8 +3722,8 @@
         <w:t xml:space="preserve">augmentation become part of the recorded footprint analysis.</w:t>
       </w:r>
     </w:p>
-    <w:bookmarkEnd w:id="22"/>
-    <w:bookmarkStart w:id="23" w:name="pseudobulk-fragment-aggregation"/>
+    <w:bookmarkEnd w:id="23"/>
+    <w:bookmarkStart w:id="24" w:name="pseudobulk-fragment-aggregation"/>
     <w:p>
       <w:pPr>
         <w:pStyle w:val="Heading2"/>
@@ -3137,19 +3972,31 @@
         <w:pStyle w:val="FirstParagraph"/>
       </w:pPr>
       <w:r>
-        <w:t xml:space="preserve">so repeated fragments and fragment multiplicity are preserved.</w:t>
-      </w:r>
-      <w:r>
-        <w:t xml:space="preserve"> </w:t>
-      </w:r>
-      <w:r>
-        <w:t xml:space="preserve">Groups that pass specified cell-count and fragment-count filters are written as</w:t>
-      </w:r>
-      <w:r>
-        <w:t xml:space="preserve"> </w:t>
-      </w:r>
-      <w:r>
-        <w:t xml:space="preserve">bulk-like fragment files with manifest records. When genome sizes are supplied,</w:t>
+        <w:t xml:space="preserve">so repeated fragments and fragment multiplicity are preserved. Thus, the</w:t>
+      </w:r>
+      <w:r>
+        <w:t xml:space="preserve"> </w:t>
+      </w:r>
+      <w:r>
+        <w:t xml:space="preserve">pseudobulk profile represents the sum of fragments from cells assigned to a</w:t>
+      </w:r>
+      <w:r>
+        <w:t xml:space="preserve"> </w:t>
+      </w:r>
+      <w:r>
+        <w:t xml:space="preserve">group, rather than a binarized representation of accessible regions. Groups that</w:t>
+      </w:r>
+      <w:r>
+        <w:t xml:space="preserve"> </w:t>
+      </w:r>
+      <w:r>
+        <w:t xml:space="preserve">pass specified cell-count and fragment-count filters are written as bulk-like</w:t>
+      </w:r>
+      <w:r>
+        <w:t xml:space="preserve"> </w:t>
+      </w:r>
+      <w:r>
+        <w:t xml:space="preserve">fragment files with manifest records. When genome sizes are supplied,</w:t>
       </w:r>
       <w:r>
         <w:t xml:space="preserve"> </w:t>
@@ -3164,7 +4011,13 @@
         <w:t xml:space="preserve"> </w:t>
       </w:r>
       <w:r>
-        <w:t xml:space="preserve">can also emit CPM-normalized cut-site bigWigs,</w:t>
+        <w:t xml:space="preserve">can also emit counts per million cut sites (CPM)-normalized</w:t>
+      </w:r>
+      <w:r>
+        <w:t xml:space="preserve"> </w:t>
+      </w:r>
+      <w:r>
+        <w:t xml:space="preserve">cut-site bigWigs,</w:t>
       </w:r>
     </w:p>
     <w:p>
@@ -3375,18 +4228,28 @@
         <w:t xml:space="preserve"> </w:t>
       </w:r>
       <w:r>
-        <w:t xml:space="preserve">fragments and then runs correction, scoring, motif-aware comparison, and plotting</w:t>
-      </w:r>
-      <w:r>
-        <w:t xml:space="preserve"> </w:t>
-      </w:r>
-      <w:r>
-        <w:t xml:space="preserve">with the same conventions used for bulk ATAC-seq.</w:t>
+        <w:t xml:space="preserve">fragment endpoints and then runs correction, scoring, motif-aware comparison, and</w:t>
+      </w:r>
+      <w:r>
+        <w:t xml:space="preserve"> </w:t>
+      </w:r>
+      <w:r>
+        <w:t xml:space="preserve">plotting with the same conventions used for bulk ATAC-seq.</w:t>
+      </w:r>
+    </w:p>
+    <w:bookmarkEnd w:id="24"/>
+    <w:bookmarkStart w:id="25" w:name="Xb8ff63a024fc834a18a6b562127ef1596c2556b"/>
+    <w:p>
+      <w:pPr>
+        <w:pStyle w:val="Heading2"/>
+      </w:pPr>
+      <w:r>
+        <w:t xml:space="preserve">Cell-level Footprint-signature Visualization</w:t>
       </w:r>
     </w:p>
     <w:p>
       <w:pPr>
-        <w:pStyle w:val="BodyText"/>
+        <w:pStyle w:val="FirstParagraph"/>
       </w:pPr>
       <w:r>
         <w:t xml:space="preserve">For cell-level marker visualization,</w:t>
@@ -3404,7 +4267,7 @@
         <w:t xml:space="preserve"> </w:t>
       </w:r>
       <w:r>
-        <w:t xml:space="preserve">also computes</w:t>
+        <w:t xml:space="preserve">computes</w:t>
       </w:r>
       <w:r>
         <w:t xml:space="preserve"> </w:t>
@@ -3448,47 +4311,65 @@
         <w:t xml:space="preserve"> </w:t>
       </w:r>
       <w:r>
-        <w:t xml:space="preserve">profile by summing its 75 nearest neighbors in the single-cell embedding, and a</w:t>
-      </w:r>
-      <w:r>
-        <w:t xml:space="preserve"> </w:t>
-      </w:r>
-      <w:r>
-        <w:t xml:space="preserve">flank-minus-center footprint-signature score is computed from that neighborhood</w:t>
-      </w:r>
-      <w:r>
-        <w:t xml:space="preserve"> </w:t>
-      </w:r>
-      <w:r>
-        <w:t xml:space="preserve">profile. Scores are oriented so that the expected marker cell type has the</w:t>
-      </w:r>
-      <w:r>
-        <w:t xml:space="preserve"> </w:t>
-      </w:r>
-      <w:r>
-        <w:t xml:space="preserve">positive direction and then standardized per TF for UMAP display. These</w:t>
-      </w:r>
-      <w:r>
-        <w:t xml:space="preserve"> </w:t>
-      </w:r>
-      <w:r>
-        <w:t xml:space="preserve">KNN-smoothed signatures summarize local, motif-centered cut-site patterns across</w:t>
-      </w:r>
-      <w:r>
-        <w:t xml:space="preserve"> </w:t>
-      </w:r>
-      <w:r>
-        <w:t xml:space="preserve">neighboring cells, while full ATAC-corrected footprint tracks are computed from</w:t>
-      </w:r>
-      <w:r>
-        <w:t xml:space="preserve"> </w:t>
-      </w:r>
-      <w:r>
-        <w:t xml:space="preserve">the grouped pseudobulk profiles.</w:t>
+        <w:t xml:space="preserve">profile by summing cut-site profiles across its 75 nearest neighbors in the</w:t>
+      </w:r>
+      <w:r>
+        <w:t xml:space="preserve"> </w:t>
+      </w:r>
+      <w:r>
+        <w:t xml:space="preserve">single-cell embedding, and a flank-minus-center footprint-signature score is</w:t>
+      </w:r>
+      <w:r>
+        <w:t xml:space="preserve"> </w:t>
+      </w:r>
+      <w:r>
+        <w:t xml:space="preserve">computed from that neighborhood profile. Marker TFs are selected from the</w:t>
+      </w:r>
+      <w:r>
+        <w:t xml:space="preserve"> </w:t>
+      </w:r>
+      <w:r>
+        <w:t xml:space="preserve">pseudobulk differential-footprint results and biological prior marker sets before</w:t>
+      </w:r>
+      <w:r>
+        <w:t xml:space="preserve"> </w:t>
+      </w:r>
+      <w:r>
+        <w:t xml:space="preserve">display orientation is applied. For visualization only, signatures are oriented</w:t>
+      </w:r>
+      <w:r>
+        <w:t xml:space="preserve"> </w:t>
+      </w:r>
+      <w:r>
+        <w:t xml:space="preserve">so that higher values correspond to the marker-associated cell population and are</w:t>
+      </w:r>
+      <w:r>
+        <w:t xml:space="preserve"> </w:t>
+      </w:r>
+      <w:r>
+        <w:t xml:space="preserve">then standardized per TF for UMAP display. These KNN-smoothed signatures are</w:t>
+      </w:r>
+      <w:r>
+        <w:t xml:space="preserve"> </w:t>
+      </w:r>
+      <w:r>
+        <w:t xml:space="preserve">used for cell-level visualization of motif-centered cut-site patterns, whereas</w:t>
+      </w:r>
+      <w:r>
+        <w:t xml:space="preserve"> </w:t>
+      </w:r>
+      <w:r>
+        <w:t xml:space="preserve">full bias-corrected footprint tracks and statistical comparisons are computed</w:t>
+      </w:r>
+      <w:r>
+        <w:t xml:space="preserve"> </w:t>
+      </w:r>
+      <w:r>
+        <w:t xml:space="preserve">from grouped pseudobulk profiles.</w:t>
       </w:r>
     </w:p>
-    <w:bookmarkEnd w:id="23"/>
-    <w:bookmarkStart w:id="24" w:name="X935fb5b71ac4c123c30722e29ae08f48dec577d"/>
+    <w:bookmarkEnd w:id="25"/>
+    <w:bookmarkStart w:id="26" w:name="X935fb5b71ac4c123c30722e29ae08f48dec577d"/>
     <w:p>
       <w:pPr>
         <w:pStyle w:val="Heading2"/>
@@ -3526,7 +4407,7 @@
         <w:t xml:space="preserve"> </w:t>
       </w:r>
       <w:r>
-        <w:t xml:space="preserve">Repeated condition names, for example</w:t>
+        <w:t xml:space="preserve">Repeated condition names, such as</w:t>
       </w:r>
       <w:r>
         <w:t xml:space="preserve"> </w:t>
@@ -3638,7 +4519,7 @@
         <w:pStyle w:val="BodyText"/>
       </w:pPr>
       <w:r>
-        <w:t xml:space="preserve">For one-sample versus one-sample contrasts,</w:t>
+        <w:t xml:space="preserve">For single-sample versus single-sample contrasts,</w:t>
       </w:r>
       <w:r>
         <w:t xml:space="preserve"> </w:t>
@@ -3653,13 +4534,13 @@
         <w:t xml:space="preserve"> </w:t>
       </w:r>
       <w:r>
-        <w:t xml:space="preserve">uses the</w:t>
-      </w:r>
-      <w:r>
-        <w:t xml:space="preserve"> </w:t>
-      </w:r>
-      <w:r>
-        <w:t xml:space="preserve">motif-site versus background-distribution comparison of the standard</w:t>
+        <w:t xml:space="preserve">uses</w:t>
+      </w:r>
+      <w:r>
+        <w:t xml:space="preserve"> </w:t>
+      </w:r>
+      <w:r>
+        <w:t xml:space="preserve">the motif-site versus background-distribution comparison of the standard</w:t>
       </w:r>
       <w:r>
         <w:t xml:space="preserve"> </w:t>
@@ -3671,13 +4552,13 @@
         <w:t xml:space="preserve"> </w:t>
       </w:r>
       <w:r>
-        <w:t xml:space="preserve">motif sites are compared with matched background changes, and p-values are</w:t>
-      </w:r>
-      <w:r>
-        <w:t xml:space="preserve"> </w:t>
-      </w:r>
-      <w:r>
-        <w:t xml:space="preserve">adjusted across motifs within each contrast.</w:t>
+        <w:t xml:space="preserve">motif sites are compared with changes at sampled background positions, and</w:t>
+      </w:r>
+      <w:r>
+        <w:t xml:space="preserve"> </w:t>
+      </w:r>
+      <w:r>
+        <w:t xml:space="preserve">p-values are adjusted across motifs within each contrast.</w:t>
       </w:r>
     </w:p>
     <w:p>
@@ -4099,36 +4980,33 @@
         <w:t xml:space="preserve"> </w:t>
       </w:r>
       <w:r>
-        <w:t xml:space="preserve">denote its candidate motif sites and</w:t>
+        <w:t xml:space="preserve">denote its candidate motif sites and let</w:t>
       </w:r>
       <w:r>
         <w:t xml:space="preserve"> </w:t>
       </w:r>
       <m:oMath>
-        <m:sSub>
-          <m:e>
-            <m:r>
-              <m:t>B</m:t>
-            </m:r>
-          </m:e>
-          <m:sub>
-            <m:r>
-              <m:t>m</m:t>
-            </m:r>
-          </m:sub>
-        </m:sSub>
+        <m:r>
+          <m:t>B</m:t>
+        </m:r>
       </m:oMath>
       <w:r>
         <w:t xml:space="preserve"> </w:t>
       </w:r>
       <w:r>
-        <w:t xml:space="preserve">the matched</w:t>
-      </w:r>
-      <w:r>
-        <w:t xml:space="preserve"> </w:t>
-      </w:r>
-      <w:r>
-        <w:t xml:space="preserve">background sites. The replicate-aware motif-background effect is reported as</w:t>
+        <w:t xml:space="preserve">denote the</w:t>
+      </w:r>
+      <w:r>
+        <w:t xml:space="preserve"> </w:t>
+      </w:r>
+      <w:r>
+        <w:t xml:space="preserve">sampled background positions from the same accessible-region universe. The</w:t>
+      </w:r>
+      <w:r>
+        <w:t xml:space="preserve"> </w:t>
+      </w:r>
+      <w:r>
+        <w:t xml:space="preserve">replicate-aware motif-background effect is reported as</w:t>
       </w:r>
     </w:p>
     <w:p>
@@ -4344,18 +5222,9 @@
                   <m:grow/>
                 </m:dPr>
                 <m:e>
-                  <m:sSub>
-                    <m:e>
-                      <m:r>
-                        <m:t>B</m:t>
-                      </m:r>
-                    </m:e>
-                    <m:sub>
-                      <m:r>
-                        <m:t>m</m:t>
-                      </m:r>
-                    </m:sub>
-                  </m:sSub>
+                  <m:r>
+                    <m:t>B</m:t>
+                  </m:r>
                 </m:e>
               </m:d>
             </m:den>
@@ -4377,18 +5246,9 @@
                 </m:rPr>
                 <m:t>∈</m:t>
               </m:r>
-              <m:sSub>
-                <m:e>
-                  <m:r>
-                    <m:t>B</m:t>
-                  </m:r>
-                </m:e>
-                <m:sub>
-                  <m:r>
-                    <m:t>m</m:t>
-                  </m:r>
-                </m:sub>
-              </m:sSub>
+              <m:r>
+                <m:t>B</m:t>
+              </m:r>
             </m:sub>
             <m:sup>
               <m:r>
@@ -4522,13 +5382,13 @@
         <w:pStyle w:val="BodyText"/>
       </w:pPr>
       <w:r>
-        <w:t xml:space="preserve">Quantile normalization remains an optional comparison-stage adjustment. In</w:t>
-      </w:r>
-      <w:r>
-        <w:t xml:space="preserve"> </w:t>
-      </w:r>
-      <w:r>
-        <w:t xml:space="preserve">single-sample contrasts, sample-quantile normalization provides the conventional</w:t>
+        <w:t xml:space="preserve">Quantile-based score scaling remains an optional comparison-stage adjustment. In</w:t>
+      </w:r>
+      <w:r>
+        <w:t xml:space="preserve"> </w:t>
+      </w:r>
+      <w:r>
+        <w:t xml:space="preserve">single-sample contrasts, sample-level quantile scaling provides the conventional</w:t>
       </w:r>
       <w:r>
         <w:t xml:space="preserve"> </w:t>
@@ -4540,31 +5400,31 @@
         <w:t xml:space="preserve"> </w:t>
       </w:r>
       <w:r>
-        <w:t xml:space="preserve">condition-quantile normalization averages background distributions within each</w:t>
-      </w:r>
-      <w:r>
-        <w:t xml:space="preserve"> </w:t>
-      </w:r>
-      <w:r>
-        <w:t xml:space="preserve">condition, fits one normalization factor per condition, and applies that factor</w:t>
-      </w:r>
-      <w:r>
-        <w:t xml:space="preserve"> </w:t>
-      </w:r>
-      <w:r>
-        <w:t xml:space="preserve">to the replicates before condition summaries are computed. This option is used</w:t>
-      </w:r>
-      <w:r>
-        <w:t xml:space="preserve"> </w:t>
-      </w:r>
-      <w:r>
-        <w:t xml:space="preserve">as a sensitivity adjustment; the main replicate-aware extension is the explicit</w:t>
-      </w:r>
-      <w:r>
-        <w:t xml:space="preserve"> </w:t>
-      </w:r>
-      <w:r>
-        <w:t xml:space="preserve">use of replicate-level motif scores.</w:t>
+        <w:t xml:space="preserve">condition-level background quantile scaling fits a quantile-based normalization</w:t>
+      </w:r>
+      <w:r>
+        <w:t xml:space="preserve"> </w:t>
+      </w:r>
+      <w:r>
+        <w:t xml:space="preserve">curve from positive background-score quantiles for each condition and applies the</w:t>
+      </w:r>
+      <w:r>
+        <w:t xml:space="preserve"> </w:t>
+      </w:r>
+      <w:r>
+        <w:t xml:space="preserve">corresponding condition curve before condition summaries are computed. This</w:t>
+      </w:r>
+      <w:r>
+        <w:t xml:space="preserve"> </w:t>
+      </w:r>
+      <w:r>
+        <w:t xml:space="preserve">option is used as a sensitivity adjustment; the main replicate-aware extension is</w:t>
+      </w:r>
+      <w:r>
+        <w:t xml:space="preserve"> </w:t>
+      </w:r>
+      <w:r>
+        <w:t xml:space="preserve">the explicit use of replicate-level motif scores.</w:t>
       </w:r>
     </w:p>
     <w:p>
@@ -4609,178 +5469,190 @@
           <w:rPr>
             <w:rStyle w:val="Hyperlink"/>
           </w:rPr>
-          <w:t xml:space="preserve">16</w:t>
+          <w:t xml:space="preserve">17</w:t>
         </w:r>
       </w:hyperlink>
       <w:r>
         <w:t xml:space="preserve">)</w:t>
       </w:r>
       <w:r>
-        <w:t xml:space="preserve">. This replicate-supported</w:t>
-      </w:r>
-      <w:r>
-        <w:t xml:space="preserve"> </w:t>
-      </w:r>
-      <w:r>
-        <w:t xml:space="preserve">view estimates condition effects from the per-sample motif scores. If</w:t>
-      </w:r>
-      <w:r>
-        <w:t xml:space="preserve"> </w:t>
-      </w:r>
-      <m:oMath>
-        <m:sSub>
-          <m:e>
-            <m:r>
-              <m:t>z</m:t>
-            </m:r>
-          </m:e>
-          <m:sub>
-            <m:r>
-              <m:t>c</m:t>
-            </m:r>
-            <m:r>
-              <m:rPr>
-                <m:sty m:val="p"/>
-              </m:rPr>
-              <m:t>,</m:t>
-            </m:r>
-            <m:r>
-              <m:t>r</m:t>
-            </m:r>
-            <m:r>
-              <m:rPr>
-                <m:sty m:val="p"/>
-              </m:rPr>
-              <m:t>,</m:t>
-            </m:r>
-            <m:r>
-              <m:t>m</m:t>
-            </m:r>
-          </m:sub>
-        </m:sSub>
-        <m:r>
-          <m:rPr>
-            <m:sty m:val="p"/>
-          </m:rPr>
-          <m:t>=</m:t>
-        </m:r>
-        <m:sSup>
-          <m:e>
-            <m:d>
-              <m:dPr>
-                <m:begChr m:val="|"/>
-                <m:endChr m:val="|"/>
-                <m:sepChr m:val=""/>
-                <m:grow/>
-              </m:dPr>
-              <m:e>
-                <m:sSub>
-                  <m:e>
-                    <m:r>
-                      <m:t>S</m:t>
-                    </m:r>
-                  </m:e>
-                  <m:sub>
-                    <m:r>
-                      <m:t>m</m:t>
-                    </m:r>
-                  </m:sub>
-                </m:sSub>
-              </m:e>
-            </m:d>
-          </m:e>
-          <m:sup>
-            <m:r>
-              <m:rPr>
-                <m:sty m:val="p"/>
-              </m:rPr>
-              <m:t>−</m:t>
-            </m:r>
-            <m:r>
-              <m:t>1</m:t>
-            </m:r>
-          </m:sup>
-        </m:sSup>
-        <m:nary>
-          <m:naryPr>
-            <m:chr m:val="∑"/>
-            <m:limLoc m:val="undOvr"/>
-            <m:subHide m:val="off"/>
-            <m:supHide m:val="on"/>
-          </m:naryPr>
-          <m:sub>
-            <m:r>
-              <m:t>i</m:t>
-            </m:r>
-            <m:r>
-              <m:rPr>
-                <m:sty m:val="p"/>
-              </m:rPr>
-              <m:t>∈</m:t>
-            </m:r>
-            <m:sSub>
-              <m:e>
-                <m:r>
-                  <m:t>S</m:t>
-                </m:r>
-              </m:e>
-              <m:sub>
-                <m:r>
-                  <m:t>m</m:t>
-                </m:r>
-              </m:sub>
-            </m:sSub>
-          </m:sub>
-          <m:sup>
-            <m:r>
-              <m:t>​</m:t>
-            </m:r>
-          </m:sup>
-          <m:e>
-            <m:sSub>
-              <m:e>
-                <m:r>
-                  <m:t>x</m:t>
-                </m:r>
-              </m:e>
-              <m:sub>
-                <m:r>
-                  <m:t>c</m:t>
-                </m:r>
-                <m:r>
-                  <m:rPr>
-                    <m:sty m:val="p"/>
-                  </m:rPr>
-                  <m:t>,</m:t>
-                </m:r>
-                <m:r>
-                  <m:t>r</m:t>
-                </m:r>
-                <m:r>
-                  <m:rPr>
-                    <m:sty m:val="p"/>
-                  </m:rPr>
-                  <m:t>,</m:t>
-                </m:r>
-                <m:r>
-                  <m:t>i</m:t>
-                </m:r>
-              </m:sub>
-            </m:sSub>
-          </m:e>
-        </m:nary>
-      </m:oMath>
-      <w:r>
-        <w:t xml:space="preserve"> </w:t>
-      </w:r>
-      <w:r>
-        <w:t xml:space="preserve">is the per-sample motif score,</w:t>
-      </w:r>
-      <w:r>
-        <w:t xml:space="preserve"> </w:t>
-      </w:r>
-      <w:r>
-        <w:t xml:space="preserve">the contrast is</w:t>
+        <w:t xml:space="preserve">. This</w:t>
+      </w:r>
+      <w:r>
+        <w:t xml:space="preserve"> </w:t>
+      </w:r>
+      <w:r>
+        <w:t xml:space="preserve">replicate-supported matrix view estimates condition effects from per-sample</w:t>
+      </w:r>
+      <w:r>
+        <w:t xml:space="preserve"> </w:t>
+      </w:r>
+      <w:r>
+        <w:t xml:space="preserve">motif-site scores and is reported alongside, rather than replacing, the native</w:t>
+      </w:r>
+      <w:r>
+        <w:t xml:space="preserve"> </w:t>
+      </w:r>
+      <w:r>
+        <w:t xml:space="preserve">motif-background columns. If</w:t>
+      </w:r>
+    </w:p>
+    <w:p>
+      <w:pPr>
+        <w:pStyle w:val="BodyText"/>
+      </w:pPr>
+      <m:oMathPara>
+        <m:oMathParaPr>
+          <m:jc m:val="center"/>
+        </m:oMathParaPr>
+        <m:oMath>
+          <m:sSub>
+            <m:e>
+              <m:r>
+                <m:t>z</m:t>
+              </m:r>
+            </m:e>
+            <m:sub>
+              <m:r>
+                <m:t>c</m:t>
+              </m:r>
+              <m:r>
+                <m:rPr>
+                  <m:sty m:val="p"/>
+                </m:rPr>
+                <m:t>,</m:t>
+              </m:r>
+              <m:r>
+                <m:t>r</m:t>
+              </m:r>
+              <m:r>
+                <m:rPr>
+                  <m:sty m:val="p"/>
+                </m:rPr>
+                <m:t>,</m:t>
+              </m:r>
+              <m:r>
+                <m:t>m</m:t>
+              </m:r>
+            </m:sub>
+          </m:sSub>
+          <m:r>
+            <m:rPr>
+              <m:sty m:val="p"/>
+            </m:rPr>
+            <m:t>=</m:t>
+          </m:r>
+          <m:f>
+            <m:fPr>
+              <m:type m:val="bar"/>
+            </m:fPr>
+            <m:num>
+              <m:r>
+                <m:t>1</m:t>
+              </m:r>
+            </m:num>
+            <m:den>
+              <m:d>
+                <m:dPr>
+                  <m:begChr m:val="|"/>
+                  <m:endChr m:val="|"/>
+                  <m:sepChr m:val=""/>
+                  <m:grow/>
+                </m:dPr>
+                <m:e>
+                  <m:sSub>
+                    <m:e>
+                      <m:r>
+                        <m:t>S</m:t>
+                      </m:r>
+                    </m:e>
+                    <m:sub>
+                      <m:r>
+                        <m:t>m</m:t>
+                      </m:r>
+                    </m:sub>
+                  </m:sSub>
+                </m:e>
+              </m:d>
+            </m:den>
+          </m:f>
+          <m:nary>
+            <m:naryPr>
+              <m:chr m:val="∑"/>
+              <m:limLoc m:val="undOvr"/>
+              <m:subHide m:val="off"/>
+              <m:supHide m:val="on"/>
+            </m:naryPr>
+            <m:sub>
+              <m:r>
+                <m:t>i</m:t>
+              </m:r>
+              <m:r>
+                <m:rPr>
+                  <m:sty m:val="p"/>
+                </m:rPr>
+                <m:t>∈</m:t>
+              </m:r>
+              <m:sSub>
+                <m:e>
+                  <m:r>
+                    <m:t>S</m:t>
+                  </m:r>
+                </m:e>
+                <m:sub>
+                  <m:r>
+                    <m:t>m</m:t>
+                  </m:r>
+                </m:sub>
+              </m:sSub>
+            </m:sub>
+            <m:sup>
+              <m:r>
+                <m:t>​</m:t>
+              </m:r>
+            </m:sup>
+            <m:e>
+              <m:sSub>
+                <m:e>
+                  <m:r>
+                    <m:t>x</m:t>
+                  </m:r>
+                </m:e>
+                <m:sub>
+                  <m:r>
+                    <m:t>c</m:t>
+                  </m:r>
+                  <m:r>
+                    <m:rPr>
+                      <m:sty m:val="p"/>
+                    </m:rPr>
+                    <m:t>,</m:t>
+                  </m:r>
+                  <m:r>
+                    <m:t>r</m:t>
+                  </m:r>
+                  <m:r>
+                    <m:rPr>
+                      <m:sty m:val="p"/>
+                    </m:rPr>
+                    <m:t>,</m:t>
+                  </m:r>
+                  <m:r>
+                    <m:t>i</m:t>
+                  </m:r>
+                </m:sub>
+              </m:sSub>
+            </m:e>
+          </m:nary>
+        </m:oMath>
+      </m:oMathPara>
+    </w:p>
+    <w:p>
+      <w:pPr>
+        <w:pStyle w:val="FirstParagraph"/>
+      </w:pPr>
+      <w:r>
+        <w:t xml:space="preserve">is the per-sample motif-site score, the contrast is</w:t>
       </w:r>
     </w:p>
     <w:p>
@@ -5241,23 +6113,61 @@
         <w:t xml:space="preserve"> </w:t>
       </w:r>
       <w:r>
-        <w:t xml:space="preserve">is the variance moderated across motifs. Adjusted</w:t>
-      </w:r>
-      <w:r>
-        <w:t xml:space="preserve"> </w:t>
-      </w:r>
-      <w:r>
-        <w:t xml:space="preserve">differential-footprint statistics from this view are reported alongside the</w:t>
-      </w:r>
-      <w:r>
-        <w:t xml:space="preserve"> </w:t>
-      </w:r>
-      <w:r>
-        <w:t xml:space="preserve">native motif-background columns.</w:t>
+        <w:t xml:space="preserve">is the variance moderated across motifs. P-values from this</w:t>
+      </w:r>
+      <w:r>
+        <w:t xml:space="preserve"> </w:t>
+      </w:r>
+      <w:r>
+        <w:t xml:space="preserve">matrix view are adjusted across motifs within each contrast using</w:t>
+      </w:r>
+      <w:r>
+        <w:t xml:space="preserve"> </w:t>
+      </w:r>
+      <w:r>
+        <w:t xml:space="preserve">Benjamini–Hochberg correction and reported alongside the native</w:t>
+      </w:r>
+      <w:r>
+        <w:t xml:space="preserve"> </w:t>
+      </w:r>
+      <w:r>
+        <w:t xml:space="preserve">motif-background statistics. The native report preserves the</w:t>
+      </w:r>
+      <w:r>
+        <w:t xml:space="preserve"> </w:t>
+      </w:r>
+      <w:r>
+        <w:t xml:space="preserve">motif-versus-background effect</w:t>
+      </w:r>
+      <w:r>
+        <w:t xml:space="preserve"> </w:t>
+      </w:r>
+      <m:oMath>
+        <m:sSub>
+          <m:e>
+            <m:r>
+              <m:t>Δ</m:t>
+            </m:r>
+          </m:e>
+          <m:sub>
+            <m:r>
+              <m:t>m</m:t>
+            </m:r>
+          </m:sub>
+        </m:sSub>
+      </m:oMath>
+      <w:r>
+        <w:t xml:space="preserve">, whereas the matrix view provides a</w:t>
+      </w:r>
+      <w:r>
+        <w:t xml:space="preserve"> </w:t>
+      </w:r>
+      <w:r>
+        <w:t xml:space="preserve">replicate-supported audit of motif-site score changes across biological samples.</w:t>
       </w:r>
     </w:p>
-    <w:bookmarkEnd w:id="24"/>
-    <w:bookmarkStart w:id="25" w:name="public-data-processing-and-evaluation"/>
+    <w:bookmarkEnd w:id="26"/>
+    <w:bookmarkStart w:id="27" w:name="public-data-processing-and-evaluation"/>
     <w:p>
       <w:pPr>
         <w:pStyle w:val="Heading2"/>
@@ -5295,126 +6205,6 @@
         <w:t xml:space="preserve">(</w:t>
       </w:r>
       <w:hyperlink w:anchor="ref-Amemiya2019_Blacklist">
-        <w:r>
-          <w:rPr>
-            <w:rStyle w:val="Hyperlink"/>
-          </w:rPr>
-          <w:t xml:space="preserve">17</w:t>
-        </w:r>
-      </w:hyperlink>
-      <w:r>
-        <w:t xml:space="preserve">)</w:t>
-      </w:r>
-      <w:r>
-        <w:t xml:space="preserve">.</w:t>
-      </w:r>
-      <w:r>
-        <w:t xml:space="preserve"> </w:t>
-      </w:r>
-      <w:r>
-        <w:t xml:space="preserve">Replicate peak intervals were merged into a common peak universe, bias-corrected,</w:t>
-      </w:r>
-      <w:r>
-        <w:t xml:space="preserve"> </w:t>
-      </w:r>
-      <w:r>
-        <w:t xml:space="preserve">q95-scaled over shared background regions, footprint-called, and analyzed by</w:t>
-      </w:r>
-      <w:r>
-        <w:t xml:space="preserve"> </w:t>
-      </w:r>
-      <w:r>
-        <w:t xml:space="preserve">replicate-aware differential footprint comparison. The analysis used JASPAR 2026</w:t>
-      </w:r>
-      <w:r>
-        <w:t xml:space="preserve"> </w:t>
-      </w:r>
-      <w:r>
-        <w:t xml:space="preserve">CORE vertebrates non-redundant motifs </w:t>
-      </w:r>
-      <w:r>
-        <w:t xml:space="preserve">(</w:t>
-      </w:r>
-      <w:hyperlink w:anchor="ref-jaspar2026">
-        <w:r>
-          <w:rPr>
-            <w:rStyle w:val="Hyperlink"/>
-          </w:rPr>
-          <w:t xml:space="preserve">14</w:t>
-        </w:r>
-      </w:hyperlink>
-      <w:r>
-        <w:t xml:space="preserve">)</w:t>
-      </w:r>
-      <w:r>
-        <w:t xml:space="preserve"> </w:t>
-      </w:r>
-      <w:r>
-        <w:t xml:space="preserve">for known-motif</w:t>
-      </w:r>
-      <w:r>
-        <w:t xml:space="preserve"> </w:t>
-      </w:r>
-      <w:r>
-        <w:t xml:space="preserve">scanning. Exact command-line parameters and software versions are recorded in source TSV</w:t>
-      </w:r>
-      <w:r>
-        <w:t xml:space="preserve"> </w:t>
-      </w:r>
-      <w:r>
-        <w:t xml:space="preserve">files in the manuscript</w:t>
-      </w:r>
-      <w:r>
-        <w:t xml:space="preserve"> </w:t>
-      </w:r>
-      <w:r>
-        <w:rPr>
-          <w:rStyle w:val="VerbatimChar"/>
-        </w:rPr>
-        <w:t xml:space="preserve">tables</w:t>
-      </w:r>
-      <w:r>
-        <w:t xml:space="preserve"> </w:t>
-      </w:r>
-      <w:r>
-        <w:t xml:space="preserve">directory and summarized in</w:t>
-      </w:r>
-      <w:r>
-        <w:t xml:space="preserve"> </w:t>
-      </w:r>
-      <w:r>
-        <w:t xml:space="preserve">Tables S1 and</w:t>
-      </w:r>
-      <w:r>
-        <w:t xml:space="preserve"> </w:t>
-      </w:r>
-      <w:r>
-        <w:t xml:space="preserve">S2.</w:t>
-      </w:r>
-    </w:p>
-    <w:p>
-      <w:pPr>
-        <w:pStyle w:val="BodyText"/>
-      </w:pPr>
-      <w:r>
-        <w:t xml:space="preserve">Public inputs are organized as versioned TSV manifests that record source URLs,</w:t>
-      </w:r>
-      <w:r>
-        <w:t xml:space="preserve"> </w:t>
-      </w:r>
-      <w:r>
-        <w:t xml:space="preserve">accessions, assemblies, checksums, local paths, and analysis labels. Discovery</w:t>
-      </w:r>
-      <w:r>
-        <w:t xml:space="preserve"> </w:t>
-      </w:r>
-      <w:r>
-        <w:t xml:space="preserve">and download scripts query public repositories such as ENCODE </w:t>
-      </w:r>
-      <w:r>
-        <w:t xml:space="preserve">(</w:t>
-      </w:r>
-      <w:hyperlink w:anchor="ref-encode2012">
         <w:r>
           <w:rPr>
             <w:rStyle w:val="Hyperlink"/>
@@ -5426,88 +6216,63 @@
         <w:t xml:space="preserve">)</w:t>
       </w:r>
       <w:r>
-        <w:t xml:space="preserve"> </w:t>
-      </w:r>
-      <w:r>
-        <w:t xml:space="preserve">for released human GRCh38 ATAC-seq records and write resumable download reports.</w:t>
-      </w:r>
-      <w:r>
-        <w:t xml:space="preserve"> </w:t>
-      </w:r>
-      <w:r>
-        <w:t xml:space="preserve">The manuscript evaluation combines compact regression inputs, public bulk ATAC</w:t>
-      </w:r>
-      <w:r>
-        <w:t xml:space="preserve"> </w:t>
-      </w:r>
-      <w:r>
-        <w:t xml:space="preserve">replicates, de novo motif-preparation examples, and public PBMC single-cell</w:t>
-      </w:r>
-      <w:r>
-        <w:t xml:space="preserve"> </w:t>
-      </w:r>
-      <w:r>
-        <w:t xml:space="preserve">ATAC examples. For each analysis, command-line parameters, software versions,</w:t>
-      </w:r>
-      <w:r>
-        <w:t xml:space="preserve"> </w:t>
-      </w:r>
-      <w:r>
-        <w:t xml:space="preserve">resolved input manifests, source tables, and generated figure inputs are kept</w:t>
-      </w:r>
-      <w:r>
-        <w:t xml:space="preserve"> </w:t>
-      </w:r>
-      <w:r>
-        <w:t xml:space="preserve">with the manuscript resources so the reported examples can be rerun and audited.</w:t>
-      </w:r>
-    </w:p>
-    <w:bookmarkEnd w:id="25"/>
-    <w:bookmarkStart w:id="26" w:name="reproducibility-engineering"/>
-    <w:p>
-      <w:pPr>
-        <w:pStyle w:val="Heading2"/>
-      </w:pPr>
-      <w:r>
-        <w:t xml:space="preserve">Reproducibility Engineering</w:t>
-      </w:r>
-    </w:p>
-    <w:p>
-      <w:pPr>
-        <w:pStyle w:val="FirstParagraph"/>
-      </w:pPr>
-      <w:r>
-        <w:t xml:space="preserve">The package includes unit tests for numerical helpers and CLI behavior, plus</w:t>
-      </w:r>
-      <w:r>
-        <w:t xml:space="preserve"> </w:t>
-      </w:r>
-      <w:r>
-        <w:t xml:space="preserve">automated output checks for footprint calling, differential footprint analysis,</w:t>
-      </w:r>
-      <w:r>
-        <w:t xml:space="preserve"> </w:t>
-      </w:r>
-      <w:r>
-        <w:t xml:space="preserve">and aggregate plotting, with an opt-in slow check for bias correction.</w:t>
-      </w:r>
-      <w:r>
-        <w:t xml:space="preserve"> </w:t>
-      </w:r>
-      <w:r>
-        <w:t xml:space="preserve">Continuous integration runs the suite on compact reference inputs, builds source</w:t>
-      </w:r>
-      <w:r>
-        <w:t xml:space="preserve"> </w:t>
-      </w:r>
-      <w:r>
-        <w:t xml:space="preserve">and wheel artifacts, and verifies the installed console scripts.</w:t>
-      </w:r>
-      <w:r>
-        <w:t xml:space="preserve"> </w:t>
-      </w:r>
-      <w:r>
-        <w:t xml:space="preserve">The repository also includes</w:t>
+        <w:t xml:space="preserve">.</w:t>
+      </w:r>
+      <w:r>
+        <w:t xml:space="preserve"> </w:t>
+      </w:r>
+      <w:r>
+        <w:t xml:space="preserve">Replicate peak intervals were merged into a common peak universe, bias-corrected,</w:t>
+      </w:r>
+      <w:r>
+        <w:t xml:space="preserve"> </w:t>
+      </w:r>
+      <w:r>
+        <w:t xml:space="preserve">q95-scaled over shared background regions, footprint-called, and analyzed by</w:t>
+      </w:r>
+      <w:r>
+        <w:t xml:space="preserve"> </w:t>
+      </w:r>
+      <w:r>
+        <w:t xml:space="preserve">replicate-aware differential footprint comparison. The analysis used JASPAR 2026</w:t>
+      </w:r>
+      <w:r>
+        <w:t xml:space="preserve"> </w:t>
+      </w:r>
+      <w:r>
+        <w:t xml:space="preserve">CORE vertebrates non-redundant motifs </w:t>
+      </w:r>
+      <w:r>
+        <w:t xml:space="preserve">(</w:t>
+      </w:r>
+      <w:hyperlink w:anchor="ref-jaspar2026">
+        <w:r>
+          <w:rPr>
+            <w:rStyle w:val="Hyperlink"/>
+          </w:rPr>
+          <w:t xml:space="preserve">12</w:t>
+        </w:r>
+      </w:hyperlink>
+      <w:r>
+        <w:t xml:space="preserve">)</w:t>
+      </w:r>
+      <w:r>
+        <w:t xml:space="preserve"> </w:t>
+      </w:r>
+      <w:r>
+        <w:t xml:space="preserve">for known-motif</w:t>
+      </w:r>
+      <w:r>
+        <w:t xml:space="preserve"> </w:t>
+      </w:r>
+      <w:r>
+        <w:t xml:space="preserve">scanning. Exact command-line parameters and software versions are recorded in</w:t>
+      </w:r>
+      <w:r>
+        <w:t xml:space="preserve"> </w:t>
+      </w:r>
+      <w:r>
+        <w:t xml:space="preserve">source TSV files in the manuscript</w:t>
       </w:r>
       <w:r>
         <w:t xml:space="preserve"> </w:t>
@@ -5516,33 +6281,50 @@
         <w:rPr>
           <w:rStyle w:val="VerbatimChar"/>
         </w:rPr>
-        <w:t xml:space="preserve">environment.yml</w:t>
-      </w:r>
-      <w:r>
-        <w:t xml:space="preserve">, a Dockerfile, release</w:t>
-      </w:r>
-      <w:r>
-        <w:t xml:space="preserve"> </w:t>
-      </w:r>
-      <w:r>
-        <w:t xml:space="preserve">metadata, and Make targets for testing, building, and manuscript checks. These</w:t>
-      </w:r>
-      <w:r>
-        <w:t xml:space="preserve"> </w:t>
-      </w:r>
-      <w:r>
-        <w:t xml:space="preserve">choices follow FAIR-oriented research-software principles and established</w:t>
-      </w:r>
-      <w:r>
-        <w:t xml:space="preserve"> </w:t>
-      </w:r>
-      <w:r>
-        <w:t xml:space="preserve">bioinformatics environment practices </w:t>
+        <w:t xml:space="preserve">tables</w:t>
+      </w:r>
+      <w:r>
+        <w:t xml:space="preserve"> </w:t>
+      </w:r>
+      <w:r>
+        <w:t xml:space="preserve">directory and are summarized in</w:t>
+      </w:r>
+      <w:r>
+        <w:t xml:space="preserve"> </w:t>
+      </w:r>
+      <w:r>
+        <w:t xml:space="preserve">Tables S1 and</w:t>
+      </w:r>
+      <w:r>
+        <w:t xml:space="preserve"> </w:t>
+      </w:r>
+      <w:r>
+        <w:t xml:space="preserve">S2.</w:t>
+      </w:r>
+    </w:p>
+    <w:p>
+      <w:pPr>
+        <w:pStyle w:val="BodyText"/>
+      </w:pPr>
+      <w:r>
+        <w:t xml:space="preserve">Public inputs are organized as versioned TSV manifests that record source URLs,</w:t>
+      </w:r>
+      <w:r>
+        <w:t xml:space="preserve"> </w:t>
+      </w:r>
+      <w:r>
+        <w:t xml:space="preserve">accessions, assemblies, checksums, local paths, and analysis labels. Discovery</w:t>
+      </w:r>
+      <w:r>
+        <w:t xml:space="preserve"> </w:t>
+      </w:r>
+      <w:r>
+        <w:t xml:space="preserve">and download scripts query public repositories such as ENCODE </w:t>
       </w:r>
       <w:r>
         <w:t xml:space="preserve">(</w:t>
       </w:r>
-      <w:hyperlink w:anchor="ref-Wilkinson2016_FAIR">
+      <w:hyperlink w:anchor="ref-encode2012">
         <w:r>
           <w:rPr>
             <w:rStyle w:val="Hyperlink"/>
@@ -5551,6 +6333,140 @@
         </w:r>
       </w:hyperlink>
       <w:r>
+        <w:t xml:space="preserve">)</w:t>
+      </w:r>
+      <w:r>
+        <w:t xml:space="preserve"> </w:t>
+      </w:r>
+      <w:r>
+        <w:t xml:space="preserve">for released human GRCh38 ATAC-seq records and write resumable download reports.</w:t>
+      </w:r>
+      <w:r>
+        <w:t xml:space="preserve"> </w:t>
+      </w:r>
+      <w:r>
+        <w:t xml:space="preserve">The manuscript evaluation combines compact software-regression test inputs,</w:t>
+      </w:r>
+      <w:r>
+        <w:t xml:space="preserve"> </w:t>
+      </w:r>
+      <w:r>
+        <w:t xml:space="preserve">public bulk ATAC replicates, de novo motif discovery examples, and public PBMC</w:t>
+      </w:r>
+      <w:r>
+        <w:t xml:space="preserve"> </w:t>
+      </w:r>
+      <w:r>
+        <w:t xml:space="preserve">single-cell ATAC examples. For each analysis, command-line parameters, software</w:t>
+      </w:r>
+      <w:r>
+        <w:t xml:space="preserve"> </w:t>
+      </w:r>
+      <w:r>
+        <w:t xml:space="preserve">versions, resolved input manifests, source tables, and generated figure inputs</w:t>
+      </w:r>
+      <w:r>
+        <w:t xml:space="preserve"> </w:t>
+      </w:r>
+      <w:r>
+        <w:t xml:space="preserve">are kept with the manuscript resources so the reported examples can be rerun and</w:t>
+      </w:r>
+      <w:r>
+        <w:t xml:space="preserve"> </w:t>
+      </w:r>
+      <w:r>
+        <w:t xml:space="preserve">audited.</w:t>
+      </w:r>
+    </w:p>
+    <w:bookmarkEnd w:id="27"/>
+    <w:bookmarkStart w:id="28" w:name="software-testing-and-reproducibility"/>
+    <w:p>
+      <w:pPr>
+        <w:pStyle w:val="Heading2"/>
+      </w:pPr>
+      <w:r>
+        <w:t xml:space="preserve">Software Testing and Reproducibility</w:t>
+      </w:r>
+    </w:p>
+    <w:p>
+      <w:pPr>
+        <w:pStyle w:val="FirstParagraph"/>
+      </w:pPr>
+      <w:r>
+        <w:t xml:space="preserve">The package includes unit tests for numerical helpers and CLI behavior, plus</w:t>
+      </w:r>
+      <w:r>
+        <w:t xml:space="preserve"> </w:t>
+      </w:r>
+      <w:r>
+        <w:t xml:space="preserve">automated output checks for footprint calling, differential footprint analysis,</w:t>
+      </w:r>
+      <w:r>
+        <w:t xml:space="preserve"> </w:t>
+      </w:r>
+      <w:r>
+        <w:t xml:space="preserve">and aggregate plotting, with an opt-in slow check for bias correction.</w:t>
+      </w:r>
+      <w:r>
+        <w:t xml:space="preserve"> </w:t>
+      </w:r>
+      <w:r>
+        <w:t xml:space="preserve">Continuous integration runs the suite on compact reference inputs, builds source</w:t>
+      </w:r>
+      <w:r>
+        <w:t xml:space="preserve"> </w:t>
+      </w:r>
+      <w:r>
+        <w:t xml:space="preserve">and wheel artifacts, and verifies the installed console scripts.</w:t>
+      </w:r>
+      <w:r>
+        <w:t xml:space="preserve"> </w:t>
+      </w:r>
+      <w:r>
+        <w:t xml:space="preserve">The repository also includes</w:t>
+      </w:r>
+      <w:r>
+        <w:t xml:space="preserve"> </w:t>
+      </w:r>
+      <w:r>
+        <w:rPr>
+          <w:rStyle w:val="VerbatimChar"/>
+        </w:rPr>
+        <w:t xml:space="preserve">environment.yml</w:t>
+      </w:r>
+      <w:r>
+        <w:t xml:space="preserve">, a Dockerfile, release</w:t>
+      </w:r>
+      <w:r>
+        <w:t xml:space="preserve"> </w:t>
+      </w:r>
+      <w:r>
+        <w:t xml:space="preserve">metadata, and Make targets for testing, building, and manuscript checks. These</w:t>
+      </w:r>
+      <w:r>
+        <w:t xml:space="preserve"> </w:t>
+      </w:r>
+      <w:r>
+        <w:t xml:space="preserve">choices follow FAIR-oriented research-software principles and established</w:t>
+      </w:r>
+      <w:r>
+        <w:t xml:space="preserve"> </w:t>
+      </w:r>
+      <w:r>
+        <w:t xml:space="preserve">bioinformatics environment practices </w:t>
+      </w:r>
+      <w:r>
+        <w:t xml:space="preserve">(</w:t>
+      </w:r>
+      <w:hyperlink w:anchor="ref-Wilkinson2016_FAIR">
+        <w:r>
+          <w:rPr>
+            <w:rStyle w:val="Hyperlink"/>
+          </w:rPr>
+          <w:t xml:space="preserve">20</w:t>
+        </w:r>
+      </w:hyperlink>
+      <w:r>
         <w:t xml:space="preserve">–</w:t>
       </w:r>
       <w:hyperlink w:anchor="ref-Ewels2020_nfcore">
@@ -5558,7 +6474,7 @@
           <w:rPr>
             <w:rStyle w:val="Hyperlink"/>
           </w:rPr>
-          <w:t xml:space="preserve">21</w:t>
+          <w:t xml:space="preserve">22</w:t>
         </w:r>
       </w:hyperlink>
       <w:r>
@@ -5586,8 +6502,8 @@
         <w:t xml:space="preserve">figure files are retained with the manuscript resources for auditability.</w:t>
       </w:r>
     </w:p>
-    <w:bookmarkEnd w:id="26"/>
-    <w:bookmarkEnd w:id="27"/>
+    <w:bookmarkEnd w:id="28"/>
+    <w:bookmarkEnd w:id="29"/>
     <w:bookmarkStart w:id="53" w:name="results"/>
     <w:p>
       <w:pPr>
@@ -5617,22 +6533,40 @@
         <w:t xml:space="preserve"> </w:t>
       </w:r>
       <w:r>
-        <w:t xml:space="preserve">for command stability, local runtime and memory</w:t>
-      </w:r>
-      <w:r>
-        <w:t xml:space="preserve"> </w:t>
-      </w:r>
-      <w:r>
-        <w:t xml:space="preserve">behavior, and biological plausibility in public bulk and single-cell ATAC-seq</w:t>
-      </w:r>
-      <w:r>
-        <w:t xml:space="preserve"> </w:t>
-      </w:r>
-      <w:r>
-        <w:t xml:space="preserve">examples.</w:t>
+        <w:t xml:space="preserve">using public bulk and single-cell ATAC-seq</w:t>
+      </w:r>
+      <w:r>
+        <w:t xml:space="preserve"> </w:t>
+      </w:r>
+      <w:r>
+        <w:t xml:space="preserve">datasets to assess workflow reproducibility, biological interpretability, and</w:t>
+      </w:r>
+      <w:r>
+        <w:t xml:space="preserve"> </w:t>
+      </w:r>
+      <w:r>
+        <w:t xml:space="preserve">practical usability. We first examined the integrated footprinting workflow,</w:t>
+      </w:r>
+      <w:r>
+        <w:t xml:space="preserve"> </w:t>
+      </w:r>
+      <w:r>
+        <w:t xml:space="preserve">then evaluated de novo motif discovery, replicate-aware differential footprint</w:t>
+      </w:r>
+      <w:r>
+        <w:t xml:space="preserve"> </w:t>
+      </w:r>
+      <w:r>
+        <w:t xml:space="preserve">analysis, pseudobulk single-cell ATAC footprinting, and the reproducibility,</w:t>
+      </w:r>
+      <w:r>
+        <w:t xml:space="preserve"> </w:t>
+      </w:r>
+      <w:r>
+        <w:t xml:space="preserve">runtime, and graphical review features of the package.</w:t>
       </w:r>
     </w:p>
-    <w:bookmarkStart w:id="31" w:name="X1d12b030c0e011596b18f05c9592026058c5dde"/>
+    <w:bookmarkStart w:id="33" w:name="X1d12b030c0e011596b18f05c9592026058c5dde"/>
     <w:p>
       <w:pPr>
         <w:pStyle w:val="Heading2"/>
@@ -5655,66 +6589,110 @@
         <w:t xml:space="preserve"> </w:t>
       </w:r>
       <w:r>
-        <w:t xml:space="preserve">consolidates the core ATAC-seq footprinting steps into one</w:t>
-      </w:r>
-      <w:r>
-        <w:t xml:space="preserve"> </w:t>
-      </w:r>
-      <w:r>
-        <w:t xml:space="preserve">command-compatible analysis. Bias correction, footprint calling, differential</w:t>
-      </w:r>
-      <w:r>
-        <w:t xml:space="preserve"> </w:t>
-      </w:r>
-      <w:r>
-        <w:t xml:space="preserve">footprint analysis, and aggregate visualization share region and signal</w:t>
-      </w:r>
-      <w:r>
-        <w:t xml:space="preserve"> </w:t>
-      </w:r>
-      <w:r>
-        <w:t xml:space="preserve">conventions, reducing the need for file-format conversion between steps. YAML</w:t>
-      </w:r>
-      <w:r>
-        <w:t xml:space="preserve"> </w:t>
-      </w:r>
-      <w:r>
-        <w:t xml:space="preserve">configuration records the same analysis in a machine-readable form for reruns</w:t>
-      </w:r>
-      <w:r>
-        <w:t xml:space="preserve"> </w:t>
-      </w:r>
-      <w:r>
-        <w:t xml:space="preserve">and batch processing</w:t>
-      </w:r>
-      <w:r>
-        <w:t xml:space="preserve"> </w:t>
-      </w:r>
-      <w:r>
-        <w:t xml:space="preserve">(Figure 1).</w:t>
+        <w:t xml:space="preserve">consolidates the major steps of ATAC-seq footprint analysis</w:t>
+      </w:r>
+      <w:r>
+        <w:t xml:space="preserve"> </w:t>
+      </w:r>
+      <w:r>
+        <w:t xml:space="preserve">into a command-compatible workflow. Bias correction, footprint calling,</w:t>
+      </w:r>
+      <w:r>
+        <w:t xml:space="preserve"> </w:t>
+      </w:r>
+      <w:r>
+        <w:t xml:space="preserve">known-motif scanning, de novo motif discovery, differential footprint analysis,</w:t>
+      </w:r>
+      <w:r>
+        <w:t xml:space="preserve"> </w:t>
+      </w:r>
+      <w:r>
+        <w:t xml:space="preserve">aggregate visualization, and pseudobulk single-cell analysis share consistent</w:t>
+      </w:r>
+      <w:r>
+        <w:t xml:space="preserve"> </w:t>
+      </w:r>
+      <w:r>
+        <w:t xml:space="preserve">conventions for genomic regions, signal tracks, motif annotations, sample labels,</w:t>
+      </w:r>
+      <w:r>
+        <w:t xml:space="preserve"> </w:t>
+      </w:r>
+      <w:r>
+        <w:t xml:space="preserve">and output files. This reduces the need for manual file conversion or custom</w:t>
+      </w:r>
+      <w:r>
+        <w:t xml:space="preserve"> </w:t>
+      </w:r>
+      <w:r>
+        <w:t xml:space="preserve">bridging scripts between analysis steps. YAML configuration files record the same</w:t>
+      </w:r>
+      <w:r>
+        <w:t xml:space="preserve"> </w:t>
+      </w:r>
+      <w:r>
+        <w:t xml:space="preserve">analysis in a machine-readable form, allowing workflows to be rerun, reviewed,</w:t>
+      </w:r>
+      <w:r>
+        <w:t xml:space="preserve"> </w:t>
+      </w:r>
+      <w:r>
+        <w:t xml:space="preserve">and adapted for batch processing (Figure 1).</w:t>
       </w:r>
     </w:p>
     <w:p>
       <w:pPr>
+        <w:pStyle w:val="BodyText"/>
+      </w:pPr>
+      <w:r>
+        <w:t xml:space="preserve">This design keeps the interpretable TOBIAS-style footprinting model, in which</w:t>
+      </w:r>
+      <w:r>
+        <w:t xml:space="preserve"> </w:t>
+      </w:r>
+      <w:r>
+        <w:t xml:space="preserve">bias-corrected cut-site signal is summarized by motif-centered</w:t>
+      </w:r>
+      <w:r>
+        <w:t xml:space="preserve"> </w:t>
+      </w:r>
+      <w:r>
+        <w:t xml:space="preserve">center-versus-flank depletion, while extending the workflow to include de novo</w:t>
+      </w:r>
+      <w:r>
+        <w:t xml:space="preserve"> </w:t>
+      </w:r>
+      <w:r>
+        <w:t xml:space="preserve">motif discovery, replicate-aware reporting, pseudobulk single-cell analysis,</w:t>
+      </w:r>
+      <w:r>
+        <w:t xml:space="preserve"> </w:t>
+      </w:r>
+      <w:r>
+        <w:t xml:space="preserve">interactive HTML reports, editable figure outputs, and a browser-based GUI.</w:t>
+      </w:r>
+    </w:p>
+    <w:p>
+      <w:pPr>
         <w:pStyle w:val="CaptionedFigure"/>
       </w:pPr>
       <w:r>
         <w:drawing>
           <wp:inline>
-            <wp:extent cx="2743200" cy="4958009"/>
+            <wp:extent cx="2743200" cy="4950987"/>
             <wp:effectExtent b="0" l="0" r="0" t="0"/>
-            <wp:docPr descr="" title="" id="29" name="Picture"/>
+            <wp:docPr descr="" title="" id="31" name="Picture"/>
             <a:graphic>
               <a:graphicData uri="http://schemas.openxmlformats.org/drawingml/2006/picture">
                 <pic:pic>
                   <pic:nvPicPr>
-                    <pic:cNvPr descr=".docx_build/figures/Fig1.png" id="30" name="Picture"/>
+                    <pic:cNvPr descr=".docx_build/figures/Fig1.png" id="32" name="Picture"/>
                     <pic:cNvPicPr>
                       <a:picLocks noChangeArrowheads="1" noChangeAspect="1"/>
                     </pic:cNvPicPr>
                   </pic:nvPicPr>
                   <pic:blipFill>
-                    <a:blip r:embed="rId28"/>
+                    <a:blip r:embed="rId30"/>
                     <a:stretch>
                       <a:fillRect/>
                     </a:stretch>
@@ -5722,7 +6700,7 @@
                   <pic:spPr bwMode="auto">
                     <a:xfrm>
                       <a:off x="0" y="0"/>
-                      <a:ext cx="2743200" cy="4958009"/>
+                      <a:ext cx="2743200" cy="4950987"/>
                     </a:xfrm>
                     <a:prstGeom prst="rect">
                       <a:avLst/>
@@ -5797,129 +6775,6 @@
         <w:t xml:space="preserve"> </w:t>
       </w:r>
     </w:p>
-    <w:bookmarkEnd w:id="31"/>
-    <w:bookmarkStart w:id="32" w:name="interactive-interfaces-and-report-review"/>
-    <w:p>
-      <w:pPr>
-        <w:pStyle w:val="Heading2"/>
-      </w:pPr>
-      <w:r>
-        <w:t xml:space="preserve">Interactive Interfaces and Report Review</w:t>
-      </w:r>
-    </w:p>
-    <w:p>
-      <w:pPr>
-        <w:pStyle w:val="FirstParagraph"/>
-      </w:pPr>
-      <w:r>
-        <w:t xml:space="preserve">In addition to direct command-line execution,</w:t>
-      </w:r>
-      <w:r>
-        <w:t xml:space="preserve"> </w:t>
-      </w:r>
-      <w:r>
-        <w:rPr>
-          <w:rStyle w:val="VerbatimChar"/>
-        </w:rPr>
-        <w:t xml:space="preserve">fp-tools</w:t>
-      </w:r>
-      <w:r>
-        <w:t xml:space="preserve"> </w:t>
-      </w:r>
-      <w:r>
-        <w:t xml:space="preserve">provides</w:t>
-      </w:r>
-      <w:r>
-        <w:t xml:space="preserve"> </w:t>
-      </w:r>
-      <w:r>
-        <w:t xml:space="preserve">browser-based interfaces for configuring analyses and reviewing results. The GUI</w:t>
-      </w:r>
-      <w:r>
-        <w:t xml:space="preserve"> </w:t>
-      </w:r>
-      <w:r>
-        <w:t xml:space="preserve">writes reusable YAML configurations that remain compatible with command-line</w:t>
-      </w:r>
-      <w:r>
-        <w:t xml:space="preserve"> </w:t>
-      </w:r>
-      <w:r>
-        <w:t xml:space="preserve">execution and provides guided panels for the same core commands shown in the</w:t>
-      </w:r>
-      <w:r>
-        <w:t xml:space="preserve"> </w:t>
-      </w:r>
-      <w:r>
-        <w:t xml:space="preserve">documentation (Figure 6). Differential-footprint and</w:t>
-      </w:r>
-      <w:r>
-        <w:t xml:space="preserve"> </w:t>
-      </w:r>
-      <w:r>
-        <w:t xml:space="preserve">aggregate-batch runs also produce self-contained HTML reports with embedded</w:t>
-      </w:r>
-      <w:r>
-        <w:t xml:space="preserve"> </w:t>
-      </w:r>
-      <w:r>
-        <w:t xml:space="preserve">compressed data, searchable motif controls, editable group colors, synchronized</w:t>
-      </w:r>
-      <w:r>
-        <w:t xml:space="preserve"> </w:t>
-      </w:r>
-      <w:r>
-        <w:t xml:space="preserve">aggregate profiles, and SVG export for publication-ready editing.</w:t>
-      </w:r>
-    </w:p>
-    <w:bookmarkEnd w:id="32"/>
-    <w:bookmarkStart w:id="33" w:name="tested-output-stability"/>
-    <w:p>
-      <w:pPr>
-        <w:pStyle w:val="Heading2"/>
-      </w:pPr>
-      <w:r>
-        <w:t xml:space="preserve">Tested Output Stability</w:t>
-      </w:r>
-    </w:p>
-    <w:p>
-      <w:pPr>
-        <w:pStyle w:val="FirstParagraph"/>
-      </w:pPr>
-      <w:r>
-        <w:t xml:space="preserve">The package includes automated checks that run core commands on compact</w:t>
-      </w:r>
-      <w:r>
-        <w:t xml:space="preserve"> </w:t>
-      </w:r>
-      <w:r>
-        <w:t xml:space="preserve">reference inputs and compare key summary outputs for footprint calling,</w:t>
-      </w:r>
-      <w:r>
-        <w:t xml:space="preserve"> </w:t>
-      </w:r>
-      <w:r>
-        <w:t xml:space="preserve">differential footprint analysis, and aggregate plotting. Additional checks</w:t>
-      </w:r>
-      <w:r>
-        <w:t xml:space="preserve"> </w:t>
-      </w:r>
-      <w:r>
-        <w:t xml:space="preserve">exercise public command-line entry points and saved YAML configurations.</w:t>
-      </w:r>
-      <w:r>
-        <w:t xml:space="preserve"> </w:t>
-      </w:r>
-      <w:r>
-        <w:t xml:space="preserve">Together, these tests help ensure that updates preserve the expected behavior of</w:t>
-      </w:r>
-      <w:r>
-        <w:t xml:space="preserve"> </w:t>
-      </w:r>
-      <w:r>
-        <w:t xml:space="preserve">the main workflows and shared input/output conventions.</w:t>
-      </w:r>
-    </w:p>
     <w:bookmarkEnd w:id="33"/>
     <w:bookmarkStart w:id="37" w:name="Xd39471bb8592f948e8a0bb2eb2de2159bacceab"/>
     <w:p>
@@ -5935,7 +6790,7 @@
         <w:pStyle w:val="FirstParagraph"/>
       </w:pPr>
       <w:r>
-        <w:t xml:space="preserve">The de novo motif-preparation path converts candidate footprint intervals into</w:t>
+        <w:t xml:space="preserve">The de novo motif discovery path converts candidate footprint intervals into</w:t>
       </w:r>
       <w:r>
         <w:t xml:space="preserve"> </w:t>
@@ -5971,13 +6826,19 @@
         <w:t xml:space="preserve"> </w:t>
       </w:r>
       <w:r>
-        <w:t xml:space="preserve">alone to discover recurring patterns in candidate intervals, or after known-motif</w:t>
-      </w:r>
-      <w:r>
-        <w:t xml:space="preserve"> </w:t>
-      </w:r>
-      <w:r>
-        <w:t xml:space="preserve">scanning to find motifs that are absent from the selected database.</w:t>
+        <w:t xml:space="preserve">alone to discover recurring sequence patterns in candidate intervals, or after</w:t>
+      </w:r>
+      <w:r>
+        <w:t xml:space="preserve"> </w:t>
+      </w:r>
+      <w:r>
+        <w:t xml:space="preserve">known-motif scanning to identify motifs that are absent from the selected</w:t>
+      </w:r>
+      <w:r>
+        <w:t xml:space="preserve"> </w:t>
+      </w:r>
+      <w:r>
+        <w:t xml:space="preserve">database.</w:t>
       </w:r>
     </w:p>
     <w:p>
@@ -5985,7 +6846,7 @@
         <w:pStyle w:val="BodyText"/>
       </w:pPr>
       <w:r>
-        <w:t xml:space="preserve">We used public ENCODE K562 and HepG2 ATAC-seq data as two examples to ask</w:t>
+        <w:t xml:space="preserve">We used public ENCODE K562 and HepG2 ATAC-seq data as two examples to evaluate</w:t>
       </w:r>
       <w:r>
         <w:t xml:space="preserve"> </w:t>
@@ -5997,25 +6858,25 @@
         <w:t xml:space="preserve"> </w:t>
       </w:r>
       <w:r>
-        <w:t xml:space="preserve">curated database. This analysis was not used as a formal condition-comparison</w:t>
-      </w:r>
-      <w:r>
-        <w:t xml:space="preserve"> </w:t>
-      </w:r>
-      <w:r>
-        <w:t xml:space="preserve">test. Candidate footprints were called from bias-corrected cut-site tracks,</w:t>
-      </w:r>
-      <w:r>
-        <w:t xml:space="preserve"> </w:t>
-      </w:r>
-      <w:r>
-        <w:t xml:space="preserve">candidate FASTA files were exported with 75 bp flanks, and STREME was run on</w:t>
-      </w:r>
-      <w:r>
-        <w:t xml:space="preserve"> </w:t>
-      </w:r>
-      <w:r>
-        <w:t xml:space="preserve">candidate intervals from each cell line with the other cell line used as a</w:t>
+        <w:t xml:space="preserve">curated database.</w:t>
+      </w:r>
+      <w:r>
+        <w:t xml:space="preserve"> </w:t>
+      </w:r>
+      <w:r>
+        <w:t xml:space="preserve">Candidate footprints were called from bias-corrected cut-site tracks, candidate</w:t>
+      </w:r>
+      <w:r>
+        <w:t xml:space="preserve"> </w:t>
+      </w:r>
+      <w:r>
+        <w:t xml:space="preserve">FASTA files were exported with 75 bp flanks, and reciprocal STREME runs were</w:t>
+      </w:r>
+      <w:r>
+        <w:t xml:space="preserve"> </w:t>
+      </w:r>
+      <w:r>
+        <w:t xml:space="preserve">performed using one cell line as the enriched sequence set and the other as the</w:t>
       </w:r>
       <w:r>
         <w:t xml:space="preserve"> </w:t>
@@ -6041,67 +6902,43 @@
         <w:pStyle w:val="BodyText"/>
       </w:pPr>
       <w:r>
-        <w:t xml:space="preserve">The full JASPAR 2026 vertebrate non-redundant set contained 1019 motifs, and the</w:t>
-      </w:r>
-      <w:r>
-        <w:t xml:space="preserve"> </w:t>
-      </w:r>
-      <w:r>
-        <w:t xml:space="preserve">reciprocal STREME runs contributed 500 candidate-derived motifs from the two</w:t>
-      </w:r>
-      <w:r>
-        <w:t xml:space="preserve"> </w:t>
-      </w:r>
-      <w:r>
-        <w:t xml:space="preserve">ENCODE cell lines. We evaluated de novo discovery as a motif-window coverage</w:t>
-      </w:r>
-      <w:r>
-        <w:t xml:space="preserve"> </w:t>
-      </w:r>
-      <w:r>
-        <w:t xml:space="preserve">test rather than as a differential-footprint significance test. After merging</w:t>
-      </w:r>
-      <w:r>
-        <w:t xml:space="preserve"> </w:t>
-      </w:r>
-      <w:r>
-        <w:t xml:space="preserve">bound-site windows from the de novo scan and the corresponding JASPAR-supported</w:t>
-      </w:r>
-      <w:r>
-        <w:t xml:space="preserve"> </w:t>
-      </w:r>
-      <w:r>
-        <w:t xml:space="preserve">scan, candidate-derived motifs recovered 84.0% of merged</w:t>
-      </w:r>
-      <w:r>
-        <w:t xml:space="preserve"> </w:t>
-      </w:r>
-      <w:r>
-        <w:t xml:space="preserve">JASPAR-supported bound-site-window base pairs, while 16.0% remained unique to</w:t>
-      </w:r>
-      <w:r>
-        <w:t xml:space="preserve"> </w:t>
-      </w:r>
-      <w:r>
-        <w:t xml:space="preserve">the full JASPAR scan. The de novo-only scan also introduced candidate-derived</w:t>
-      </w:r>
-      <w:r>
-        <w:t xml:space="preserve"> </w:t>
-      </w:r>
-      <w:r>
-        <w:t xml:space="preserve">bound-site windows corresponding to 6.0% of the de novo-only merged window base</w:t>
-      </w:r>
-      <w:r>
-        <w:t xml:space="preserve"> </w:t>
-      </w:r>
-      <w:r>
-        <w:t xml:space="preserve">pairs. These values are operational recovery summaries, not multiple-testing</w:t>
-      </w:r>
-      <w:r>
-        <w:t xml:space="preserve"> </w:t>
-      </w:r>
-      <w:r>
-        <w:t xml:space="preserve">significance calls.</w:t>
+        <w:t xml:space="preserve">The known-motif scan used JASPAR 2026 vertebrate non-redundant motifs, and</w:t>
+      </w:r>
+      <w:r>
+        <w:t xml:space="preserve"> </w:t>
+      </w:r>
+      <w:r>
+        <w:t xml:space="preserve">reciprocal STREME runs contributed candidate-derived motifs from both ENCODE cell</w:t>
+      </w:r>
+      <w:r>
+        <w:t xml:space="preserve"> </w:t>
+      </w:r>
+      <w:r>
+        <w:t xml:space="preserve">lines. Figure 2B summarizes the merged de novo</w:t>
+      </w:r>
+      <w:r>
+        <w:t xml:space="preserve"> </w:t>
+      </w:r>
+      <w:r>
+        <w:t xml:space="preserve">motif-supported windows as either shared with the JASPAR-supported scan or</w:t>
+      </w:r>
+      <w:r>
+        <w:t xml:space="preserve"> </w:t>
+      </w:r>
+      <w:r>
+        <w:t xml:space="preserve">detected only by the de novo scan. The shared component dominated both K562 and</w:t>
+      </w:r>
+      <w:r>
+        <w:t xml:space="preserve"> </w:t>
+      </w:r>
+      <w:r>
+        <w:t xml:space="preserve">HepG2, while de novo-only windows accounted for 6.0% of the total</w:t>
+      </w:r>
+      <w:r>
+        <w:t xml:space="preserve"> </w:t>
+      </w:r>
+      <w:r>
+        <w:t xml:space="preserve">de novo-supported merged window base pairs.</w:t>
       </w:r>
     </w:p>
     <w:p>
@@ -6115,31 +6952,43 @@
         <w:t xml:space="preserve"> </w:t>
       </w:r>
       <w:r>
-        <w:t xml:space="preserve">footprint profiles in K562 and HepG2, indicating that the de novo sequence</w:t>
-      </w:r>
-      <w:r>
-        <w:t xml:space="preserve"> </w:t>
-      </w:r>
-      <w:r>
-        <w:t xml:space="preserve">patterns correspond to footprinted cut-site structure in the candidate intervals</w:t>
-      </w:r>
-      <w:r>
-        <w:t xml:space="preserve"> </w:t>
-      </w:r>
-      <w:r>
-        <w:t xml:space="preserve">(Figure 2). These results support using de novo motif</w:t>
-      </w:r>
-      <w:r>
-        <w:t xml:space="preserve"> </w:t>
-      </w:r>
-      <w:r>
-        <w:t xml:space="preserve">discovery as a complement to database-based motif matching when the chosen motif</w:t>
-      </w:r>
-      <w:r>
-        <w:t xml:space="preserve"> </w:t>
-      </w:r>
-      <w:r>
-        <w:t xml:space="preserve">collection is incomplete or conservative.</w:t>
+        <w:t xml:space="preserve">footprint profiles in K562 and HepG2 (Figure 2C,D),</w:t>
+      </w:r>
+      <w:r>
+        <w:t xml:space="preserve"> </w:t>
+      </w:r>
+      <w:r>
+        <w:t xml:space="preserve">indicating that the de novo sequence patterns correspond to footprinted cut-site</w:t>
+      </w:r>
+      <w:r>
+        <w:t xml:space="preserve"> </w:t>
+      </w:r>
+      <w:r>
+        <w:t xml:space="preserve">structure in the candidate intervals. Together with the recorded FASTA export,</w:t>
+      </w:r>
+      <w:r>
+        <w:t xml:space="preserve"> </w:t>
+      </w:r>
+      <w:r>
+        <w:t xml:space="preserve">motif discovery, and motif-comparison workflow</w:t>
+      </w:r>
+      <w:r>
+        <w:t xml:space="preserve"> </w:t>
+      </w:r>
+      <w:r>
+        <w:t xml:space="preserve">(Figure 2A), these results support using de novo</w:t>
+      </w:r>
+      <w:r>
+        <w:t xml:space="preserve"> </w:t>
+      </w:r>
+      <w:r>
+        <w:t xml:space="preserve">motif discovery as a complement to database-based motif matching when the chosen</w:t>
+      </w:r>
+      <w:r>
+        <w:t xml:space="preserve"> </w:t>
+      </w:r>
+      <w:r>
+        <w:t xml:space="preserve">motif collection is incomplete or conservative.</w:t>
       </w:r>
     </w:p>
     <w:p>
@@ -6149,7 +6998,7 @@
       <w:r>
         <w:drawing>
           <wp:inline>
-            <wp:extent cx="5334000" cy="6901019"/>
+            <wp:extent cx="5334000" cy="5453443"/>
             <wp:effectExtent b="0" l="0" r="0" t="0"/>
             <wp:docPr descr="" title="" id="35" name="Picture"/>
             <a:graphic>
@@ -6170,7 +7019,7 @@
                   <pic:spPr bwMode="auto">
                     <a:xfrm>
                       <a:off x="0" y="0"/>
-                      <a:ext cx="5334000" cy="6901019"/>
+                      <a:ext cx="5334000" cy="5453443"/>
                     </a:xfrm>
                     <a:prstGeom prst="rect">
                       <a:avLst/>
@@ -6281,37 +7130,31 @@
         <w:pStyle w:val="FirstParagraph"/>
       </w:pPr>
       <w:r>
-        <w:t xml:space="preserve">The replicate-aware analysis reports differential footprint effect sizes,</w:t>
-      </w:r>
-      <w:r>
-        <w:t xml:space="preserve"> </w:t>
-      </w:r>
-      <w:r>
-        <w:t xml:space="preserve">replicate support, and uncertainty summaries while keeping each comparison</w:t>
-      </w:r>
-      <w:r>
-        <w:t xml:space="preserve"> </w:t>
-      </w:r>
-      <w:r>
-        <w:t xml:space="preserve">anchored to a common peak and motif-site universe. In the K562 versus HepG2</w:t>
-      </w:r>
-      <w:r>
-        <w:t xml:space="preserve"> </w:t>
-      </w:r>
-      <w:r>
-        <w:t xml:space="preserve">3-vs-3 analysis, all six replicates were scanned on the merged ENCODE peak set</w:t>
-      </w:r>
-      <w:r>
-        <w:t xml:space="preserve"> </w:t>
-      </w:r>
-      <w:r>
-        <w:t xml:space="preserve">before comparison, so no additional peak alignment step was needed at the</w:t>
-      </w:r>
-      <w:r>
-        <w:t xml:space="preserve"> </w:t>
-      </w:r>
-      <w:r>
-        <w:t xml:space="preserve">reporting stage.</w:t>
+        <w:t xml:space="preserve">We next evaluated replicate-aware differential footprint analysis using a 3-vs-3</w:t>
+      </w:r>
+      <w:r>
+        <w:t xml:space="preserve"> </w:t>
+      </w:r>
+      <w:r>
+        <w:t xml:space="preserve">public ENCODE ATAC-seq comparison between K562 and HepG2. All six replicates</w:t>
+      </w:r>
+      <w:r>
+        <w:t xml:space="preserve"> </w:t>
+      </w:r>
+      <w:r>
+        <w:t xml:space="preserve">were scanned on the same merged peak and motif-site universe before comparison,</w:t>
+      </w:r>
+      <w:r>
+        <w:t xml:space="preserve"> </w:t>
+      </w:r>
+      <w:r>
+        <w:t xml:space="preserve">so condition summaries, replicate-level variation, and motif rankings were</w:t>
+      </w:r>
+      <w:r>
+        <w:t xml:space="preserve"> </w:t>
+      </w:r>
+      <w:r>
+        <w:t xml:space="preserve">reported in a common coordinate framework.</w:t>
       </w:r>
     </w:p>
     <w:p>
@@ -6319,92 +7162,61 @@
         <w:pStyle w:val="BodyText"/>
       </w:pPr>
       <w:r>
-        <w:t xml:space="preserve">Repeated condition names define biological replicate groups. In one-sample</w:t>
-      </w:r>
-      <w:r>
-        <w:t xml:space="preserve"> </w:t>
-      </w:r>
-      <w:r>
-        <w:t xml:space="preserve">contrasts, the report uses the motif-site versus background-distribution</w:t>
-      </w:r>
-      <w:r>
-        <w:t xml:space="preserve"> </w:t>
-      </w:r>
-      <w:r>
-        <w:t xml:space="preserve">comparison. When multiple samples are available, motif scores are first</w:t>
-      </w:r>
-      <w:r>
-        <w:t xml:space="preserve"> </w:t>
-      </w:r>
-      <w:r>
-        <w:t xml:space="preserve">aggregated per sample and then analyzed with empirical-Bayes variance moderation</w:t>
-      </w:r>
-      <w:r>
-        <w:t xml:space="preserve"> </w:t>
-      </w:r>
-      <w:r>
-        <w:t xml:space="preserve">across motifs </w:t>
-      </w:r>
-      <w:r>
-        <w:t xml:space="preserve">(</w:t>
-      </w:r>
-      <w:hyperlink w:anchor="ref-smyth2004">
-        <w:r>
-          <w:rPr>
-            <w:rStyle w:val="Hyperlink"/>
-          </w:rPr>
-          <w:t xml:space="preserve">16</w:t>
-        </w:r>
-      </w:hyperlink>
-      <w:r>
-        <w:t xml:space="preserve">)</w:t>
-      </w:r>
-      <w:r>
-        <w:t xml:space="preserve">. The K562/HepG2 replicate-supported output</w:t>
-      </w:r>
-      <w:r>
-        <w:t xml:space="preserve"> </w:t>
-      </w:r>
-      <w:r>
-        <w:t xml:space="preserve">reports condition means, replicate counts, SD and SE summaries, moderated</w:t>
-      </w:r>
-      <w:r>
-        <w:t xml:space="preserve"> </w:t>
-      </w:r>
-      <w:r>
-        <w:t xml:space="preserve">statistics, and adjusted q-values alongside the original motif-background</w:t>
-      </w:r>
-      <w:r>
-        <w:t xml:space="preserve"> </w:t>
-      </w:r>
-      <w:r>
-        <w:t xml:space="preserve">comparison.</w:t>
-      </w:r>
-    </w:p>
-    <w:p>
-      <w:pPr>
-        <w:pStyle w:val="BodyText"/>
-      </w:pPr>
-      <w:r>
         <w:t xml:space="preserve">A representative K562 versus HepG2 differential footprint report is shown in</w:t>
       </w:r>
       <w:r>
         <w:t xml:space="preserve"> </w:t>
       </w:r>
       <w:r>
-        <w:t xml:space="preserve">Figure 3. The report combines selected motif logos,</w:t>
-      </w:r>
-      <w:r>
-        <w:t xml:space="preserve"> </w:t>
-      </w:r>
-      <w:r>
-        <w:t xml:space="preserve">top differential motif rankings, a volcano summary, and replicate-level aggregate</w:t>
-      </w:r>
-      <w:r>
-        <w:t xml:space="preserve"> </w:t>
-      </w:r>
-      <w:r>
-        <w:t xml:space="preserve">footprint profiles in one browser-review view.</w:t>
+        <w:t xml:space="preserve">Figure 3. In this 3-vs-3 comparison, the report</w:t>
+      </w:r>
+      <w:r>
+        <w:t xml:space="preserve"> </w:t>
+      </w:r>
+      <w:r>
+        <w:t xml:space="preserve">ranked HNF4A, ONECUT2, and HNF4G motifs among the HepG2-biased signatures and</w:t>
+      </w:r>
+      <w:r>
+        <w:t xml:space="preserve"> </w:t>
+      </w:r>
+      <w:r>
+        <w:t xml:space="preserve">GATA2, TRPS1, and SP9 motifs among the K562-biased signatures. The bar plot and</w:t>
+      </w:r>
+      <w:r>
+        <w:t xml:space="preserve"> </w:t>
+      </w:r>
+      <w:r>
+        <w:t xml:space="preserve">volcano panel show the same directional separation, with HepG2-biased motifs on</w:t>
+      </w:r>
+      <w:r>
+        <w:t xml:space="preserve"> </w:t>
+      </w:r>
+      <w:r>
+        <w:t xml:space="preserve">the negative side of the differential footprint-score axis and K562-biased</w:t>
+      </w:r>
+      <w:r>
+        <w:t xml:space="preserve"> </w:t>
+      </w:r>
+      <w:r>
+        <w:t xml:space="preserve">motifs on the positive side. The replicate-level aggregate profiles provide a</w:t>
+      </w:r>
+      <w:r>
+        <w:t xml:space="preserve"> </w:t>
+      </w:r>
+      <w:r>
+        <w:t xml:space="preserve">second check on these rankings: for each selected motif, the three K562 and</w:t>
+      </w:r>
+      <w:r>
+        <w:t xml:space="preserve"> </w:t>
+      </w:r>
+      <w:r>
+        <w:t xml:space="preserve">three HepG2 traces are displayed separately, making replicate consistency and</w:t>
+      </w:r>
+      <w:r>
+        <w:t xml:space="preserve"> </w:t>
+      </w:r>
+      <w:r>
+        <w:t xml:space="preserve">motif-centered cut-site structure visible in the same report.</w:t>
       </w:r>
     </w:p>
     <w:p>
@@ -6465,13 +7277,13 @@
         <w:t xml:space="preserve"> </w:t>
       </w:r>
       <w:r>
-        <w:t xml:space="preserve">The browser report view summarizes selected differential motifs, motif</w:t>
-      </w:r>
-      <w:r>
-        <w:t xml:space="preserve"> </w:t>
-      </w:r>
-      <w:r>
-        <w:t xml:space="preserve">logos, top differential footprint-score bar plots, a volcano plot, and</w:t>
+        <w:t xml:space="preserve">The report summarizes selected differential motifs, motif logos, top</w:t>
+      </w:r>
+      <w:r>
+        <w:t xml:space="preserve"> </w:t>
+      </w:r>
+      <w:r>
+        <w:t xml:space="preserve">differential footprint-score bar plots, a volcano plot, and</w:t>
       </w:r>
       <w:r>
         <w:t xml:space="preserve"> </w:t>
@@ -6516,202 +7328,6 @@
         <w:t xml:space="preserve">(</w:t>
       </w:r>
       <w:hyperlink w:anchor="ref-tenxpbmc5katac2021">
-        <w:r>
-          <w:rPr>
-            <w:rStyle w:val="Hyperlink"/>
-          </w:rPr>
-          <w:t xml:space="preserve">22</w:t>
-        </w:r>
-      </w:hyperlink>
-      <w:r>
-        <w:t xml:space="preserve">)</w:t>
-      </w:r>
-      <w:r>
-        <w:t xml:space="preserve">. The demonstration used the</w:t>
-      </w:r>
-      <w:r>
-        <w:t xml:space="preserve"> </w:t>
-      </w:r>
-      <w:r>
-        <w:t xml:space="preserve">Cell Ranger ATAC 2.0.0 fragment file for</w:t>
-      </w:r>
-      <w:r>
-        <w:t xml:space="preserve"> </w:t>
-      </w:r>
-      <w:r>
-        <w:rPr>
-          <w:rStyle w:val="VerbatimChar"/>
-        </w:rPr>
-        <w:t xml:space="preserve">atac_pbmc_5k_nextgem</w:t>
-      </w:r>
-      <w:r>
-        <w:t xml:space="preserve"> </w:t>
-      </w:r>
-      <w:r>
-        <w:t xml:space="preserve">and</w:t>
-      </w:r>
-      <w:r>
-        <w:t xml:space="preserve"> </w:t>
-      </w:r>
-      <w:r>
-        <w:t xml:space="preserve">broad cell annotations from the PBMC5k single-cell embedding. After filtering,</w:t>
-      </w:r>
-      <w:r>
-        <w:t xml:space="preserve"> </w:t>
-      </w:r>
-      <w:r>
-        <w:t xml:space="preserve">4,437 annotated cells were grouped into B cells (422 cells), monocytes (1,702</w:t>
-      </w:r>
-      <w:r>
-        <w:t xml:space="preserve"> </w:t>
-      </w:r>
-      <w:r>
-        <w:t xml:space="preserve">cells), and T/NK cells (2,313 cells). All three groups passed the pseudobulk</w:t>
-      </w:r>
-      <w:r>
-        <w:t xml:space="preserve"> </w:t>
-      </w:r>
-      <w:r>
-        <w:t xml:space="preserve">filters and contained 2.1, 10.8, and 13.3 million counted fragments,</w:t>
-      </w:r>
-      <w:r>
-        <w:t xml:space="preserve"> </w:t>
-      </w:r>
-      <w:r>
-        <w:t xml:space="preserve">respectively.</w:t>
-      </w:r>
-    </w:p>
-    <w:p>
-      <w:pPr>
-        <w:pStyle w:val="BodyText"/>
-      </w:pPr>
-      <w:r>
-        <w:t xml:space="preserve">The full</w:t>
-      </w:r>
-      <w:r>
-        <w:t xml:space="preserve"> </w:t>
-      </w:r>
-      <w:r>
-        <w:rPr>
-          <w:rStyle w:val="VerbatimChar"/>
-        </w:rPr>
-        <w:t xml:space="preserve">pseudobulk-footprints</w:t>
-      </w:r>
-      <w:r>
-        <w:t xml:space="preserve"> </w:t>
-      </w:r>
-      <w:r>
-        <w:t xml:space="preserve">route uses the grouped PBMC5k fragments to</w:t>
-      </w:r>
-      <w:r>
-        <w:t xml:space="preserve"> </w:t>
-      </w:r>
-      <w:r>
-        <w:t xml:space="preserve">emit pseudo-paired BAMs, run</w:t>
-      </w:r>
-      <w:r>
-        <w:t xml:space="preserve"> </w:t>
-      </w:r>
-      <w:r>
-        <w:rPr>
-          <w:rStyle w:val="VerbatimChar"/>
-        </w:rPr>
-        <w:t xml:space="preserve">atac-correct</w:t>
-      </w:r>
-      <w:r>
-        <w:t xml:space="preserve"> </w:t>
-      </w:r>
-      <w:r>
-        <w:t xml:space="preserve">with zero read shifting, score</w:t>
-      </w:r>
-      <w:r>
-        <w:t xml:space="preserve"> </w:t>
-      </w:r>
-      <w:r>
-        <w:t xml:space="preserve">corrected footprint tracks, and optionally run motif-aware</w:t>
-      </w:r>
-      <w:r>
-        <w:t xml:space="preserve"> </w:t>
-      </w:r>
-      <w:r>
-        <w:rPr>
-          <w:rStyle w:val="VerbatimChar"/>
-        </w:rPr>
-        <w:t xml:space="preserve">diff-footprints</w:t>
-      </w:r>
-      <w:r>
-        <w:t xml:space="preserve"> </w:t>
-      </w:r>
-      <w:r>
-        <w:t xml:space="preserve">and aggregate plotting. Raw CPM cut-site tracks provide</w:t>
-      </w:r>
-      <w:r>
-        <w:t xml:space="preserve"> </w:t>
-      </w:r>
-      <w:r>
-        <w:t xml:space="preserve">QC and chromatin-context signal alongside corrected footprint scores. Compared</w:t>
-      </w:r>
-      <w:r>
-        <w:t xml:space="preserve"> </w:t>
-      </w:r>
-      <w:r>
-        <w:t xml:space="preserve">with preparing pseudobulk inputs outside the footprinting analysis and then</w:t>
-      </w:r>
-      <w:r>
-        <w:t xml:space="preserve"> </w:t>
-      </w:r>
-      <w:r>
-        <w:t xml:space="preserve">running TOBIAS,</w:t>
-      </w:r>
-      <w:r>
-        <w:t xml:space="preserve"> </w:t>
-      </w:r>
-      <w:r>
-        <w:rPr>
-          <w:rStyle w:val="VerbatimChar"/>
-        </w:rPr>
-        <w:t xml:space="preserve">fp-tools</w:t>
-      </w:r>
-      <w:r>
-        <w:t xml:space="preserve"> </w:t>
-      </w:r>
-      <w:r>
-        <w:t xml:space="preserve">records barcode grouping, pseudobulk QC,</w:t>
-      </w:r>
-      <w:r>
-        <w:t xml:space="preserve"> </w:t>
-      </w:r>
-      <w:r>
-        <w:t xml:space="preserve">correction, footprint scoring, motif-aware comparison, and aggregate plotting in</w:t>
-      </w:r>
-      <w:r>
-        <w:t xml:space="preserve"> </w:t>
-      </w:r>
-      <w:r>
-        <w:t xml:space="preserve">one analysis route.</w:t>
-      </w:r>
-      <w:r>
-        <w:t xml:space="preserve"> </w:t>
-      </w:r>
-      <w:r>
-        <w:t xml:space="preserve">This pseudobulk analysis is complementary to established single-cell</w:t>
-      </w:r>
-      <w:r>
-        <w:t xml:space="preserve"> </w:t>
-      </w:r>
-      <w:r>
-        <w:t xml:space="preserve">chromatin-accessibility ecosystems such as ArchR and Signac and to motif-activity</w:t>
-      </w:r>
-      <w:r>
-        <w:t xml:space="preserve"> </w:t>
-      </w:r>
-      <w:r>
-        <w:t xml:space="preserve">baselines such as chromVAR </w:t>
-      </w:r>
-      <w:r>
-        <w:t xml:space="preserve">(</w:t>
-      </w:r>
-      <w:hyperlink w:anchor="ref-Granja2021_ArchR">
         <w:r>
           <w:rPr>
             <w:rStyle w:val="Hyperlink"/>
@@ -6720,21 +7336,61 @@
         </w:r>
       </w:hyperlink>
       <w:r>
-        <w:t xml:space="preserve">–</w:t>
-      </w:r>
-      <w:hyperlink w:anchor="ref-Schep2017_chromVAR">
-        <w:r>
-          <w:rPr>
-            <w:rStyle w:val="Hyperlink"/>
-          </w:rPr>
-          <w:t xml:space="preserve">25</w:t>
-        </w:r>
-      </w:hyperlink>
-      <w:r>
         <w:t xml:space="preserve">)</w:t>
       </w:r>
       <w:r>
-        <w:t xml:space="preserve">.</w:t>
+        <w:t xml:space="preserve">. The demonstration used the</w:t>
+      </w:r>
+      <w:r>
+        <w:t xml:space="preserve"> </w:t>
+      </w:r>
+      <w:r>
+        <w:t xml:space="preserve">Cell Ranger ATAC 2.0.0 fragment file for</w:t>
+      </w:r>
+      <w:r>
+        <w:t xml:space="preserve"> </w:t>
+      </w:r>
+      <w:r>
+        <w:rPr>
+          <w:rStyle w:val="VerbatimChar"/>
+        </w:rPr>
+        <w:t xml:space="preserve">atac_pbmc_5k_nextgem</w:t>
+      </w:r>
+      <w:r>
+        <w:t xml:space="preserve"> </w:t>
+      </w:r>
+      <w:r>
+        <w:t xml:space="preserve">and</w:t>
+      </w:r>
+      <w:r>
+        <w:t xml:space="preserve"> </w:t>
+      </w:r>
+      <w:r>
+        <w:t xml:space="preserve">broad cell annotations from the PBMC5k single-cell embedding. After filtering,</w:t>
+      </w:r>
+      <w:r>
+        <w:t xml:space="preserve"> </w:t>
+      </w:r>
+      <w:r>
+        <w:t xml:space="preserve">4,437 annotated cells were grouped into B cells (422 cells), monocytes (1,702</w:t>
+      </w:r>
+      <w:r>
+        <w:t xml:space="preserve"> </w:t>
+      </w:r>
+      <w:r>
+        <w:t xml:space="preserve">cells), and T/NK cells (2,313 cells). All three groups passed the pseudobulk</w:t>
+      </w:r>
+      <w:r>
+        <w:t xml:space="preserve"> </w:t>
+      </w:r>
+      <w:r>
+        <w:t xml:space="preserve">filters and contained 2.1, 10.8, and 13.3 million counted fragments,</w:t>
+      </w:r>
+      <w:r>
+        <w:t xml:space="preserve"> </w:t>
+      </w:r>
+      <w:r>
+        <w:t xml:space="preserve">respectively.</w:t>
       </w:r>
     </w:p>
     <w:p>
@@ -6742,61 +7398,107 @@
         <w:pStyle w:val="BodyText"/>
       </w:pPr>
       <w:r>
-        <w:t xml:space="preserve">The same PBMC5k footprint-signature table was used to prioritize cell-type</w:t>
-      </w:r>
-      <w:r>
-        <w:t xml:space="preserve"> </w:t>
-      </w:r>
-      <w:r>
-        <w:t xml:space="preserve">associated motif signatures for visualization. We selected top signatures with</w:t>
-      </w:r>
-      <w:r>
-        <w:t xml:space="preserve"> </w:t>
-      </w:r>
-      <w:r>
-        <w:t xml:space="preserve">clear broad-cell enrichment and included the representative TF rows used in the</w:t>
-      </w:r>
-      <w:r>
-        <w:t xml:space="preserve"> </w:t>
-      </w:r>
-      <w:r>
-        <w:t xml:space="preserve">UMAP panel. KNN-smoothed footprint-signature scores were then projected onto the</w:t>
-      </w:r>
-      <w:r>
-        <w:t xml:space="preserve"> </w:t>
-      </w:r>
-      <w:r>
-        <w:t xml:space="preserve">PBMC5k UMAP. For each cell, the displayed value summarizes local motif-centered</w:t>
-      </w:r>
-      <w:r>
-        <w:t xml:space="preserve"> </w:t>
-      </w:r>
-      <w:r>
-        <w:t xml:space="preserve">cut-site profiles in neighboring cells. The final figure combines a</w:t>
-      </w:r>
-      <w:r>
-        <w:t xml:space="preserve"> </w:t>
-      </w:r>
-      <w:r>
-        <w:t xml:space="preserve">marker-by-cell heatmap with UMAP panels for broad cell-type labels and</w:t>
-      </w:r>
-      <w:r>
-        <w:t xml:space="preserve"> </w:t>
-      </w:r>
-      <w:r>
-        <w:t xml:space="preserve">representative regulatory programs: B-cell-associated cytokine-response and AP-1</w:t>
-      </w:r>
-      <w:r>
-        <w:t xml:space="preserve"> </w:t>
-      </w:r>
-      <w:r>
-        <w:t xml:space="preserve">activation signatures, monocyte myeloid/interferon/inflammatory signatures, and</w:t>
-      </w:r>
-      <w:r>
-        <w:t xml:space="preserve"> </w:t>
-      </w:r>
-      <w:r>
-        <w:t xml:space="preserve">T/NK-associated cytotoxic, tolerance-like, and TGF-</w:t>
+        <w:t xml:space="preserve">The marker-by-cell heatmap in Figure 4A shows</w:t>
+      </w:r>
+      <w:r>
+        <w:t xml:space="preserve"> </w:t>
+      </w:r>
+      <w:r>
+        <w:t xml:space="preserve">that KNN-smoothed footprint-signature scores separate the three broad PBMC</w:t>
+      </w:r>
+      <w:r>
+        <w:t xml:space="preserve"> </w:t>
+      </w:r>
+      <w:r>
+        <w:t xml:space="preserve">groups. B-cell-associated rows include STAT6 and FOSB; monocyte-associated rows</w:t>
+      </w:r>
+      <w:r>
+        <w:t xml:space="preserve"> </w:t>
+      </w:r>
+      <w:r>
+        <w:t xml:space="preserve">include CEBPA, IRF8, and RELA; and T/NK-associated rows include ZNF683, NR4A1,</w:t>
+      </w:r>
+      <w:r>
+        <w:t xml:space="preserve"> </w:t>
+      </w:r>
+      <w:r>
+        <w:t xml:space="preserve">and SMAD3. These row-level patterns show that motif-centered footprint</w:t>
+      </w:r>
+      <w:r>
+        <w:t xml:space="preserve"> </w:t>
+      </w:r>
+      <w:r>
+        <w:t xml:space="preserve">signatures derived from grouped single-cell fragments remain visible at the</w:t>
+      </w:r>
+      <w:r>
+        <w:t xml:space="preserve"> </w:t>
+      </w:r>
+      <w:r>
+        <w:t xml:space="preserve">cell-label level.</w:t>
+      </w:r>
+    </w:p>
+    <w:p>
+      <w:pPr>
+        <w:pStyle w:val="BodyText"/>
+      </w:pPr>
+      <w:r>
+        <w:t xml:space="preserve">The UMAP panels in Figure 4B show the same</w:t>
+      </w:r>
+      <w:r>
+        <w:t xml:space="preserve"> </w:t>
+      </w:r>
+      <w:r>
+        <w:t xml:space="preserve">regulatory programs in the single-cell embedding. The broad-cell reference panel</w:t>
+      </w:r>
+      <w:r>
+        <w:t xml:space="preserve"> </w:t>
+      </w:r>
+      <w:r>
+        <w:t xml:space="preserve">separates B cells, monocytes, and T/NK cells. STAT6 and FOSB localize primarily</w:t>
+      </w:r>
+      <w:r>
+        <w:t xml:space="preserve"> </w:t>
+      </w:r>
+      <w:r>
+        <w:t xml:space="preserve">to the B-cell region, consistent with IL-4-responsive and AP-1-associated</w:t>
+      </w:r>
+      <w:r>
+        <w:t xml:space="preserve"> </w:t>
+      </w:r>
+      <w:r>
+        <w:t xml:space="preserve">activation programs. CEBPA, IRF8, and RELA localize to the monocyte region,</w:t>
+      </w:r>
+      <w:r>
+        <w:t xml:space="preserve"> </w:t>
+      </w:r>
+      <w:r>
+        <w:t xml:space="preserve">consistent with myeloid differentiation, interferon-regulatory, and</w:t>
+      </w:r>
+      <w:r>
+        <w:t xml:space="preserve"> </w:t>
+      </w:r>
+      <w:r>
+        <w:t xml:space="preserve">NF-</w:t>
+      </w:r>
+      <m:oMath>
+        <m:r>
+          <m:t>κ</m:t>
+        </m:r>
+      </m:oMath>
+      <w:r>
+        <w:t xml:space="preserve">B inflammatory programs. ZNF683, NR4A1, and SMAD3 localize within</w:t>
+      </w:r>
+      <w:r>
+        <w:t xml:space="preserve"> </w:t>
+      </w:r>
+      <w:r>
+        <w:t xml:space="preserve">the T/NK region, consistent with cytotoxic or resident-like, TCR-response or</w:t>
+      </w:r>
+      <w:r>
+        <w:t xml:space="preserve"> </w:t>
+      </w:r>
+      <w:r>
+        <w:t xml:space="preserve">tolerance-like, and TGF-</w:t>
       </w:r>
       <m:oMath>
         <m:r>
@@ -6804,16 +7506,7 @@
         </m:r>
       </m:oMath>
       <w:r>
-        <w:t xml:space="preserve"> </w:t>
-      </w:r>
-      <w:r>
-        <w:t xml:space="preserve">regulatory-state</w:t>
-      </w:r>
-      <w:r>
-        <w:t xml:space="preserve"> </w:t>
-      </w:r>
-      <w:r>
-        <w:t xml:space="preserve">signatures (Figure 4).</w:t>
+        <w:t xml:space="preserve">-associated regulatory-state programs.</w:t>
       </w:r>
     </w:p>
     <w:p>
@@ -6890,7 +7583,13 @@
         <w:t xml:space="preserve"> </w:t>
       </w:r>
       <w:r>
-        <w:t xml:space="preserve">cell-type-specific motif signatures across B cells, monocytes, and T/NK cells;</w:t>
+        <w:t xml:space="preserve">cell-type-specific motif signatures across B cells, monocytes, and</w:t>
+      </w:r>
+      <w:r>
+        <w:t xml:space="preserve"> </w:t>
+      </w:r>
+      <w:r>
+        <w:t xml:space="preserve">T/NK cells;</w:t>
       </w:r>
       <w:r>
         <w:t xml:space="preserve"> </w:t>
@@ -7010,13 +7709,13 @@
       </w:r>
     </w:p>
     <w:bookmarkEnd w:id="45"/>
-    <w:bookmarkStart w:id="52" w:name="evaluation-and-figure-reproducibility"/>
+    <w:bookmarkStart w:id="52" w:name="X66b3e025b5d0b505ae63013361713b7babe7aa8"/>
     <w:p>
       <w:pPr>
         <w:pStyle w:val="Heading2"/>
       </w:pPr>
       <w:r>
-        <w:t xml:space="preserve">Evaluation and Figure Reproducibility</w:t>
+        <w:t xml:space="preserve">Workflow Reproducibility, Benchmarking, and GUI Access</w:t>
       </w:r>
     </w:p>
     <w:p>
@@ -7024,31 +7723,37 @@
         <w:pStyle w:val="FirstParagraph"/>
       </w:pPr>
       <w:r>
-        <w:t xml:space="preserve">The manuscript analyses are linked to public inputs through manifests, schema</w:t>
-      </w:r>
-      <w:r>
-        <w:t xml:space="preserve"> </w:t>
-      </w:r>
-      <w:r>
-        <w:t xml:space="preserve">checks, recorded command settings, and figure-generation scripts. Together, these</w:t>
-      </w:r>
-      <w:r>
-        <w:t xml:space="preserve"> </w:t>
-      </w:r>
-      <w:r>
-        <w:t xml:space="preserve">files make the bulk, de novo, pseudobulk, replicate-aware, and report examples</w:t>
-      </w:r>
-      <w:r>
-        <w:t xml:space="preserve"> </w:t>
-      </w:r>
-      <w:r>
-        <w:t xml:space="preserve">traceable from input data to final figures, while preserving the sample, motif,</w:t>
-      </w:r>
-      <w:r>
-        <w:t xml:space="preserve"> </w:t>
-      </w:r>
-      <w:r>
-        <w:t xml:space="preserve">region, and signal-track choices used for each analysis.</w:t>
+        <w:t xml:space="preserve">The manuscript analyses are reproducible from public input manifests, recorded</w:t>
+      </w:r>
+      <w:r>
+        <w:t xml:space="preserve"> </w:t>
+      </w:r>
+      <w:r>
+        <w:t xml:space="preserve">command settings, and figure-generation scripts. Each analysis writes the</w:t>
+      </w:r>
+      <w:r>
+        <w:t xml:space="preserve"> </w:t>
+      </w:r>
+      <w:r>
+        <w:t xml:space="preserve">resolved input files, software versions, parameters, and plotting tables beside</w:t>
+      </w:r>
+      <w:r>
+        <w:t xml:space="preserve"> </w:t>
+      </w:r>
+      <w:r>
+        <w:t xml:space="preserve">the generated outputs. These records connect the bulk, de novo, pseudobulk,</w:t>
+      </w:r>
+      <w:r>
+        <w:t xml:space="preserve"> </w:t>
+      </w:r>
+      <w:r>
+        <w:t xml:space="preserve">replicate-aware, and report examples back to the exact sample, motif, region, and</w:t>
+      </w:r>
+      <w:r>
+        <w:t xml:space="preserve"> </w:t>
+      </w:r>
+      <w:r>
+        <w:t xml:space="preserve">signal-track choices used for each figure.</w:t>
       </w:r>
     </w:p>
     <w:p>
@@ -7056,19 +7761,51 @@
         <w:pStyle w:val="BodyText"/>
       </w:pPr>
       <w:r>
-        <w:t xml:space="preserve">For each analysis, the workflow writes resolved manifests, software versions,</w:t>
-      </w:r>
-      <w:r>
-        <w:t xml:space="preserve"> </w:t>
-      </w:r>
-      <w:r>
-        <w:t xml:space="preserve">parameters, and plotting tables beside the generated outputs. We also recorded</w:t>
-      </w:r>
-      <w:r>
-        <w:t xml:space="preserve"> </w:t>
-      </w:r>
-      <w:r>
-        <w:t xml:space="preserve">runtime and peak memory for a single-machine comparison of TOBIAS and</w:t>
+        <w:t xml:space="preserve">The package includes automated checks that run core commands on compact</w:t>
+      </w:r>
+      <w:r>
+        <w:t xml:space="preserve"> </w:t>
+      </w:r>
+      <w:r>
+        <w:t xml:space="preserve">reference inputs and compare key summary outputs for footprint calling,</w:t>
+      </w:r>
+      <w:r>
+        <w:t xml:space="preserve"> </w:t>
+      </w:r>
+      <w:r>
+        <w:t xml:space="preserve">differential footprint analysis, and aggregate plotting. Additional checks</w:t>
+      </w:r>
+      <w:r>
+        <w:t xml:space="preserve"> </w:t>
+      </w:r>
+      <w:r>
+        <w:t xml:space="preserve">exercise public command-line entry points and saved YAML configurations. These</w:t>
+      </w:r>
+      <w:r>
+        <w:t xml:space="preserve"> </w:t>
+      </w:r>
+      <w:r>
+        <w:t xml:space="preserve">tests help ensure that updates preserve expected workflow behavior and shared</w:t>
+      </w:r>
+      <w:r>
+        <w:t xml:space="preserve"> </w:t>
+      </w:r>
+      <w:r>
+        <w:t xml:space="preserve">input/output conventions.</w:t>
+      </w:r>
+    </w:p>
+    <w:p>
+      <w:pPr>
+        <w:pStyle w:val="BodyText"/>
+      </w:pPr>
+      <w:r>
+        <w:t xml:space="preserve">We also benchmarked runtime and peak memory for the example workflow using the</w:t>
+      </w:r>
+      <w:r>
+        <w:t xml:space="preserve"> </w:t>
+      </w:r>
+      <w:r>
+        <w:t xml:space="preserve">same input bundle and matched command outputs for TOBIAS and</w:t>
       </w:r>
       <w:r>
         <w:t xml:space="preserve"> </w:t>
@@ -7080,34 +7817,52 @@
         <w:t xml:space="preserve">fp-tools</w:t>
       </w:r>
       <w:r>
-        <w:t xml:space="preserve"> </w:t>
-      </w:r>
-      <w:r>
-        <w:t xml:space="preserve">using the same input bundle and command outputs</w:t>
-      </w:r>
-      <w:r>
-        <w:t xml:space="preserve"> </w:t>
-      </w:r>
-      <w:r>
-        <w:t xml:space="preserve">(Figure 5). The browser GUI follows the same command</w:t>
-      </w:r>
-      <w:r>
-        <w:t xml:space="preserve"> </w:t>
-      </w:r>
-      <w:r>
-        <w:t xml:space="preserve">structure and provides example loading, YAML review, run history, and report</w:t>
-      </w:r>
-      <w:r>
-        <w:t xml:space="preserve"> </w:t>
-      </w:r>
-      <w:r>
-        <w:t xml:space="preserve">inspection for users who prefer a graphical workflow</w:t>
-      </w:r>
-      <w:r>
-        <w:t xml:space="preserve"> </w:t>
-      </w:r>
-      <w:r>
-        <w:t xml:space="preserve">(Figure 6).</w:t>
+        <w:t xml:space="preserve">.</w:t>
+      </w:r>
+      <w:r>
+        <w:t xml:space="preserve"> </w:t>
+      </w:r>
+      <w:r>
+        <w:rPr>
+          <w:rStyle w:val="VerbatimChar"/>
+        </w:rPr>
+        <w:t xml:space="preserve">fp-tools</w:t>
+      </w:r>
+      <w:r>
+        <w:t xml:space="preserve"> </w:t>
+      </w:r>
+      <w:r>
+        <w:t xml:space="preserve">completed the evaluated workflow in 16.7 min, compared with</w:t>
+      </w:r>
+      <w:r>
+        <w:t xml:space="preserve"> </w:t>
+      </w:r>
+      <w:r>
+        <w:t xml:space="preserve">30.3 min for TOBIAS (Figure 5A), and reduced peak memory</w:t>
+      </w:r>
+      <w:r>
+        <w:t xml:space="preserve"> </w:t>
+      </w:r>
+      <w:r>
+        <w:t xml:space="preserve">from 4.8 GB to 2.7 GB (Figure 5B). These measurements</w:t>
+      </w:r>
+      <w:r>
+        <w:t xml:space="preserve"> </w:t>
+      </w:r>
+      <w:r>
+        <w:t xml:space="preserve">support improved practical efficiency on the evaluated example dataset, while</w:t>
+      </w:r>
+      <w:r>
+        <w:t xml:space="preserve"> </w:t>
+      </w:r>
+      <w:r>
+        <w:t xml:space="preserve">remaining a single-machine benchmark rather than an exhaustive cross-tool</w:t>
+      </w:r>
+      <w:r>
+        <w:t xml:space="preserve"> </w:t>
+      </w:r>
+      <w:r>
+        <w:t xml:space="preserve">performance study.</w:t>
       </w:r>
     </w:p>
     <w:p>
@@ -7162,7 +7917,7 @@
         <w:pStyle w:val="ImageCaption"/>
       </w:pPr>
       <w:r>
-        <w:t xml:space="preserve">Figure 5. Single-machine runtime and memory check.</w:t>
+        <w:t xml:space="preserve">Figure 5. Single-machine runtime and memory benchmark.</w:t>
       </w:r>
       <w:r>
         <w:t xml:space="preserve"> </w:t>
@@ -7215,16 +7970,129 @@
         <w:t xml:space="preserve"> </w:t>
       </w:r>
       <w:r>
-        <w:t xml:space="preserve">These measurements are included as an engineering check, not as an exhaustive</w:t>
-      </w:r>
-      <w:r>
-        <w:t xml:space="preserve"> </w:t>
-      </w:r>
-      <w:r>
-        <w:t xml:space="preserve">cross-tool benchmark.</w:t>
-      </w:r>
-      <w:r>
-        <w:t xml:space="preserve"> </w:t>
+        <w:t xml:space="preserve">Lower values indicate faster execution and lower memory use.</w:t>
+      </w:r>
+      <w:r>
+        <w:t xml:space="preserve"> </w:t>
+      </w:r>
+    </w:p>
+    <w:p>
+      <w:pPr>
+        <w:pStyle w:val="BodyText"/>
+      </w:pPr>
+      <w:r>
+        <w:t xml:space="preserve">In addition to command-line execution,</w:t>
+      </w:r>
+      <w:r>
+        <w:t xml:space="preserve"> </w:t>
+      </w:r>
+      <w:r>
+        <w:rPr>
+          <w:rStyle w:val="VerbatimChar"/>
+        </w:rPr>
+        <w:t xml:space="preserve">fp-tools</w:t>
+      </w:r>
+      <w:r>
+        <w:t xml:space="preserve"> </w:t>
+      </w:r>
+      <w:r>
+        <w:t xml:space="preserve">provides a browser GUI</w:t>
+      </w:r>
+      <w:r>
+        <w:t xml:space="preserve"> </w:t>
+      </w:r>
+      <w:r>
+        <w:t xml:space="preserve">for configuring and running complete footprinting workflows. The GUI exposes the</w:t>
+      </w:r>
+      <w:r>
+        <w:t xml:space="preserve"> </w:t>
+      </w:r>
+      <w:r>
+        <w:t xml:space="preserve">major commands in the sidebar, including</w:t>
+      </w:r>
+      <w:r>
+        <w:t xml:space="preserve"> </w:t>
+      </w:r>
+      <w:r>
+        <w:rPr>
+          <w:rStyle w:val="VerbatimChar"/>
+        </w:rPr>
+        <w:t xml:space="preserve">atac-correct</w:t>
+      </w:r>
+      <w:r>
+        <w:t xml:space="preserve">,</w:t>
+      </w:r>
+      <w:r>
+        <w:t xml:space="preserve"> </w:t>
+      </w:r>
+      <w:r>
+        <w:rPr>
+          <w:rStyle w:val="VerbatimChar"/>
+        </w:rPr>
+        <w:t xml:space="preserve">call-footprints</w:t>
+      </w:r>
+      <w:r>
+        <w:t xml:space="preserve">,</w:t>
+      </w:r>
+      <w:r>
+        <w:t xml:space="preserve"> </w:t>
+      </w:r>
+      <w:r>
+        <w:rPr>
+          <w:rStyle w:val="VerbatimChar"/>
+        </w:rPr>
+        <w:t xml:space="preserve">match-motifs</w:t>
+      </w:r>
+      <w:r>
+        <w:t xml:space="preserve">,</w:t>
+      </w:r>
+      <w:r>
+        <w:t xml:space="preserve"> </w:t>
+      </w:r>
+      <w:r>
+        <w:rPr>
+          <w:rStyle w:val="VerbatimChar"/>
+        </w:rPr>
+        <w:t xml:space="preserve">diff-footprints</w:t>
+      </w:r>
+      <w:r>
+        <w:t xml:space="preserve">,</w:t>
+      </w:r>
+      <w:r>
+        <w:t xml:space="preserve"> </w:t>
+      </w:r>
+      <w:r>
+        <w:t xml:space="preserve">aggregate plotting, and pseudobulk single-cell ATAC workflows. Users can choose</w:t>
+      </w:r>
+      <w:r>
+        <w:t xml:space="preserve"> </w:t>
+      </w:r>
+      <w:r>
+        <w:t xml:space="preserve">a command, load an example, fill in input paths and parameters, review the YAML</w:t>
+      </w:r>
+      <w:r>
+        <w:t xml:space="preserve"> </w:t>
+      </w:r>
+      <w:r>
+        <w:t xml:space="preserve">configuration, launch the run, and then inspect logs, tables, bigWigs, and HTML</w:t>
+      </w:r>
+      <w:r>
+        <w:t xml:space="preserve"> </w:t>
+      </w:r>
+      <w:r>
+        <w:t xml:space="preserve">reports from the run history (Figure 6). This design</w:t>
+      </w:r>
+      <w:r>
+        <w:t xml:space="preserve"> </w:t>
+      </w:r>
+      <w:r>
+        <w:t xml:space="preserve">allows users to complete the same analyses without writing command lines, while</w:t>
+      </w:r>
+      <w:r>
+        <w:t xml:space="preserve"> </w:t>
+      </w:r>
+      <w:r>
+        <w:t xml:space="preserve">the saved YAML configuration remains available for reruns and batch execution.</w:t>
       </w:r>
     </w:p>
     <w:p>
@@ -7279,25 +8147,25 @@
         <w:pStyle w:val="ImageCaption"/>
       </w:pPr>
       <w:r>
-        <w:t xml:space="preserve">Figure 6. Browser GUI for command-compatible footprinting analyses.</w:t>
-      </w:r>
-      <w:r>
-        <w:t xml:space="preserve"> </w:t>
-      </w:r>
-      <w:r>
-        <w:t xml:space="preserve">The GUI provides sidebar access to core commands, guided configuration panels,</w:t>
-      </w:r>
-      <w:r>
-        <w:t xml:space="preserve"> </w:t>
-      </w:r>
-      <w:r>
-        <w:t xml:space="preserve">example loading, YAML preview, run-history review, and report/output inspection</w:t>
-      </w:r>
-      <w:r>
-        <w:t xml:space="preserve"> </w:t>
-      </w:r>
-      <w:r>
-        <w:t xml:space="preserve">and saves reusable YAML configurations that can also be run from the command line.</w:t>
+        <w:t xml:space="preserve">Figure 6. Browser GUI for complete footprinting workflows.</w:t>
+      </w:r>
+      <w:r>
+        <w:t xml:space="preserve"> </w:t>
+      </w:r>
+      <w:r>
+        <w:t xml:space="preserve">The GUI provides sidebar access to core bulk ATAC, report, and pseudobulk</w:t>
+      </w:r>
+      <w:r>
+        <w:t xml:space="preserve"> </w:t>
+      </w:r>
+      <w:r>
+        <w:t xml:space="preserve">commands; guided configuration panels; example loading; YAML preview; run</w:t>
+      </w:r>
+      <w:r>
+        <w:t xml:space="preserve"> </w:t>
+      </w:r>
+      <w:r>
+        <w:t xml:space="preserve">history; and direct review of logs, tables, bigWigs, and HTML reports.</w:t>
       </w:r>
       <w:r>
         <w:t xml:space="preserve"> </w:t>
@@ -7328,69 +8196,37 @@
         <w:t xml:space="preserve"> </w:t>
       </w:r>
       <w:r>
-        <w:t xml:space="preserve">extends motif-centered ATAC-seq footprinting by focusing on</w:t>
-      </w:r>
-      <w:r>
-        <w:t xml:space="preserve"> </w:t>
-      </w:r>
-      <w:r>
-        <w:t xml:space="preserve">the analysis steps that often determine whether a footprinting result is easy to</w:t>
-      </w:r>
-      <w:r>
-        <w:t xml:space="preserve"> </w:t>
-      </w:r>
-      <w:r>
-        <w:t xml:space="preserve">reproduce and interpret. The package keeps bias correction, footprint scoring,</w:t>
-      </w:r>
-      <w:r>
-        <w:t xml:space="preserve"> </w:t>
-      </w:r>
-      <w:r>
-        <w:t xml:space="preserve">differential footprint analysis, aggregate visualization, de novo motif</w:t>
-      </w:r>
-      <w:r>
-        <w:t xml:space="preserve"> </w:t>
-      </w:r>
-      <w:r>
-        <w:t xml:space="preserve">preparation, pseudobulk aggregation, and report generation under one command</w:t>
-      </w:r>
-      <w:r>
-        <w:t xml:space="preserve"> </w:t>
-      </w:r>
-      <w:r>
-        <w:t xml:space="preserve">structure (Table 1). This is useful in practice because these</w:t>
-      </w:r>
-      <w:r>
-        <w:t xml:space="preserve"> </w:t>
-      </w:r>
-      <w:r>
-        <w:t xml:space="preserve">steps are commonly split across custom scripts, separate motif tools, and manual</w:t>
-      </w:r>
-      <w:r>
-        <w:t xml:space="preserve"> </w:t>
-      </w:r>
-      <w:r>
-        <w:t xml:space="preserve">plotting notebooks.</w:t>
-      </w:r>
-    </w:p>
-    <w:p>
-      <w:pPr>
-        <w:pStyle w:val="BodyText"/>
-      </w:pPr>
-      <w:r>
-        <w:t xml:space="preserve">The closest comparison is TOBIAS, which established a widely used ATAC</w:t>
-      </w:r>
-      <w:r>
-        <w:t xml:space="preserve"> </w:t>
-      </w:r>
-      <w:r>
-        <w:t xml:space="preserve">footprinting workflow for bias correction, footprint scoring, motif-aware</w:t>
-      </w:r>
-      <w:r>
-        <w:t xml:space="preserve"> </w:t>
-      </w:r>
-      <w:r>
-        <w:t xml:space="preserve">differential analysis, and aggregate visualization.</w:t>
+        <w:t xml:space="preserve">was developed to make motif-centered ATAC-seq footprinting</w:t>
+      </w:r>
+      <w:r>
+        <w:t xml:space="preserve"> </w:t>
+      </w:r>
+      <w:r>
+        <w:t xml:space="preserve">more reproducible, inspectable, and accessible without changing the core</w:t>
+      </w:r>
+      <w:r>
+        <w:t xml:space="preserve"> </w:t>
+      </w:r>
+      <w:r>
+        <w:t xml:space="preserve">biological interpretation of bias-corrected center-versus-flank footprint</w:t>
+      </w:r>
+      <w:r>
+        <w:t xml:space="preserve"> </w:t>
+      </w:r>
+      <w:r>
+        <w:t xml:space="preserve">signals. Rather than treating bias correction, motif scanning, differential</w:t>
+      </w:r>
+      <w:r>
+        <w:t xml:space="preserve"> </w:t>
+      </w:r>
+      <w:r>
+        <w:t xml:space="preserve">analysis, de novo motif discovery, pseudobulk aggregation, and report generation</w:t>
+      </w:r>
+      <w:r>
+        <w:t xml:space="preserve"> </w:t>
+      </w:r>
+      <w:r>
+        <w:t xml:space="preserve">as separate handoffs,</w:t>
       </w:r>
       <w:r>
         <w:t xml:space="preserve"> </w:t>
@@ -7405,31 +8241,108 @@
         <w:t xml:space="preserve"> </w:t>
       </w:r>
       <w:r>
-        <w:t xml:space="preserve">builds on</w:t>
-      </w:r>
-      <w:r>
-        <w:t xml:space="preserve"> </w:t>
-      </w:r>
-      <w:r>
-        <w:t xml:space="preserve">that interpretable bias-corrected center-versus-flank signal model while adding</w:t>
-      </w:r>
-      <w:r>
-        <w:t xml:space="preserve"> </w:t>
-      </w:r>
-      <w:r>
-        <w:t xml:space="preserve">faster core operations, clearer command names, reusable YAML runs, SVG and HTML</w:t>
-      </w:r>
-      <w:r>
-        <w:t xml:space="preserve"> </w:t>
-      </w:r>
-      <w:r>
-        <w:t xml:space="preserve">reports, explicit replicate-aware reporting, de novo motif-preparation support,</w:t>
-      </w:r>
-      <w:r>
-        <w:t xml:space="preserve"> </w:t>
-      </w:r>
-      <w:r>
-        <w:t xml:space="preserve">pseudobulk single-cell analysis, a browser GUI, and tested public-data examples.</w:t>
+        <w:t xml:space="preserve">organizes them as one</w:t>
+      </w:r>
+      <w:r>
+        <w:t xml:space="preserve"> </w:t>
+      </w:r>
+      <w:r>
+        <w:t xml:space="preserve">command-compatible workflow (Table 1). This design is useful</w:t>
+      </w:r>
+      <w:r>
+        <w:t xml:space="preserve"> </w:t>
+      </w:r>
+      <w:r>
+        <w:t xml:space="preserve">because footprinting analyses often depend on small but important choices in</w:t>
+      </w:r>
+      <w:r>
+        <w:t xml:space="preserve"> </w:t>
+      </w:r>
+      <w:r>
+        <w:t xml:space="preserve">region definitions, motif sets, sample labels, signal scaling, and plotting</w:t>
+      </w:r>
+      <w:r>
+        <w:t xml:space="preserve"> </w:t>
+      </w:r>
+      <w:r>
+        <w:t xml:space="preserve">inputs. Keeping these choices in one recorded workflow makes the analysis easier</w:t>
+      </w:r>
+      <w:r>
+        <w:t xml:space="preserve"> </w:t>
+      </w:r>
+      <w:r>
+        <w:t xml:space="preserve">to review and reproduce.</w:t>
+      </w:r>
+    </w:p>
+    <w:p>
+      <w:pPr>
+        <w:pStyle w:val="BodyText"/>
+      </w:pPr>
+      <w:r>
+        <w:t xml:space="preserve">TOBIAS remains the closest methodological reference point, because it established</w:t>
+      </w:r>
+      <w:r>
+        <w:t xml:space="preserve"> </w:t>
+      </w:r>
+      <w:r>
+        <w:t xml:space="preserve">a widely used and interpretable workflow for ATAC-seq bias correction, footprint</w:t>
+      </w:r>
+      <w:r>
+        <w:t xml:space="preserve"> </w:t>
+      </w:r>
+      <w:r>
+        <w:t xml:space="preserve">scoring, motif-aware differential analysis, and aggregate visualization.</w:t>
+      </w:r>
+      <w:r>
+        <w:t xml:space="preserve"> </w:t>
+      </w:r>
+      <w:r>
+        <w:rPr>
+          <w:rStyle w:val="VerbatimChar"/>
+        </w:rPr>
+        <w:t xml:space="preserve">fp-tools</w:t>
+      </w:r>
+      <w:r>
+        <w:t xml:space="preserve"> </w:t>
+      </w:r>
+      <w:r>
+        <w:t xml:space="preserve">builds on this signal model while adding reusable YAML</w:t>
+      </w:r>
+      <w:r>
+        <w:t xml:space="preserve"> </w:t>
+      </w:r>
+      <w:r>
+        <w:t xml:space="preserve">configurations, de novo motif discovery with database matching,</w:t>
+      </w:r>
+      <w:r>
+        <w:t xml:space="preserve"> </w:t>
+      </w:r>
+      <w:r>
+        <w:t xml:space="preserve">replicate-aware reporting, pseudobulk single-cell footprinting, interactive</w:t>
+      </w:r>
+      <w:r>
+        <w:t xml:space="preserve"> </w:t>
+      </w:r>
+      <w:r>
+        <w:t xml:space="preserve">HTML/SVG outputs, a browser GUI, and tested public-data examples. These additions</w:t>
+      </w:r>
+      <w:r>
+        <w:t xml:space="preserve"> </w:t>
+      </w:r>
+      <w:r>
+        <w:t xml:space="preserve">are intended to lower practical barriers for users who need a workflow that can</w:t>
+      </w:r>
+      <w:r>
+        <w:t xml:space="preserve"> </w:t>
+      </w:r>
+      <w:r>
+        <w:t xml:space="preserve">be run from the command line, reviewed in a browser, reproduced from saved</w:t>
+      </w:r>
+      <w:r>
+        <w:t xml:space="preserve"> </w:t>
+      </w:r>
+      <w:r>
+        <w:t xml:space="preserve">configuration files, and traced from public inputs to final figures.</w:t>
       </w:r>
     </w:p>
     <w:p>
@@ -7917,7 +8830,7 @@
               <w:jc w:val="left"/>
             </w:pPr>
             <w:r>
-              <w:t xml:space="preserve">De novo motif preparation</w:t>
+              <w:t xml:space="preserve">De novo motif discovery</w:t>
             </w:r>
           </w:p>
         </w:tc>
@@ -8354,77 +9267,135 @@
         <w:pStyle w:val="BodyText"/>
       </w:pPr>
       <w:r>
-        <w:t xml:space="preserve">Other regulatory-analysis tools address related but distinct questions. Deep</w:t>
-      </w:r>
-      <w:r>
-        <w:t xml:space="preserve"> </w:t>
-      </w:r>
-      <w:r>
-        <w:t xml:space="preserve">sequence-to-profile models such as ChromBPNet learn sequence determinants of</w:t>
-      </w:r>
-      <w:r>
-        <w:t xml:space="preserve"> </w:t>
-      </w:r>
-      <w:r>
-        <w:t xml:space="preserve">chromatin profiles and are well suited for occupancy and variant-effect</w:t>
-      </w:r>
-      <w:r>
-        <w:t xml:space="preserve"> </w:t>
-      </w:r>
-      <w:r>
-        <w:t xml:space="preserve">analyses </w:t>
-      </w:r>
-      <w:r>
-        <w:t xml:space="preserve">(</w:t>
-      </w:r>
-      <w:hyperlink w:anchor="ref-chrombpnet2024">
-        <w:r>
-          <w:rPr>
-            <w:rStyle w:val="Hyperlink"/>
-          </w:rPr>
-          <w:t xml:space="preserve">10</w:t>
-        </w:r>
-      </w:hyperlink>
-      <w:r>
-        <w:t xml:space="preserve">)</w:t>
-      </w:r>
-      <w:r>
-        <w:t xml:space="preserve">. Accessibility-based frameworks such as diffTF</w:t>
-      </w:r>
-      <w:r>
-        <w:t xml:space="preserve"> </w:t>
-      </w:r>
-      <w:r>
-        <w:t xml:space="preserve">estimate differential TF activity from changes in open</w:t>
-      </w:r>
-      <w:r>
-        <w:t xml:space="preserve"> </w:t>
-      </w:r>
-      <w:r>
-        <w:t xml:space="preserve">chromatin </w:t>
-      </w:r>
-      <w:r>
-        <w:t xml:space="preserve">(</w:t>
-      </w:r>
-      <w:hyperlink w:anchor="ref-Berest2019_diffTF">
-        <w:r>
-          <w:rPr>
-            <w:rStyle w:val="Hyperlink"/>
-          </w:rPr>
-          <w:t xml:space="preserve">26</w:t>
-        </w:r>
-      </w:hyperlink>
-      <w:r>
-        <w:t xml:space="preserve">)</w:t>
-      </w:r>
-      <w:r>
-        <w:t xml:space="preserve">. These approaches are complementary to</w:t>
-      </w:r>
-      <w:r>
-        <w:t xml:space="preserve"> </w:t>
-      </w:r>
-      <w:r>
-        <w:t xml:space="preserve">motif-centered footprinting rather than direct replacements. In this landscape,</w:t>
+        <w:t xml:space="preserve">The public examples illustrate how these additions extend routine footprint</w:t>
+      </w:r>
+      <w:r>
+        <w:t xml:space="preserve"> </w:t>
+      </w:r>
+      <w:r>
+        <w:t xml:space="preserve">analysis. In the ENCODE bulk ATAC-seq examples, de novo motif discovery</w:t>
+      </w:r>
+      <w:r>
+        <w:t xml:space="preserve"> </w:t>
+      </w:r>
+      <w:r>
+        <w:t xml:space="preserve">recovered candidate-derived sequence patterns that produced motif-centered</w:t>
+      </w:r>
+      <w:r>
+        <w:t xml:space="preserve"> </w:t>
+      </w:r>
+      <w:r>
+        <w:t xml:space="preserve">aggregate footprint profiles and overlapped substantially with JASPAR-supported</w:t>
+      </w:r>
+      <w:r>
+        <w:t xml:space="preserve"> </w:t>
+      </w:r>
+      <w:r>
+        <w:t xml:space="preserve">bound-site windows. In the K562/HepG2 replicate comparison, the report combined</w:t>
+      </w:r>
+      <w:r>
+        <w:t xml:space="preserve"> </w:t>
+      </w:r>
+      <w:r>
+        <w:t xml:space="preserve">native motif-background footprint summaries with replicate-supported motif-score</w:t>
+      </w:r>
+      <w:r>
+        <w:t xml:space="preserve"> </w:t>
+      </w:r>
+      <w:r>
+        <w:t xml:space="preserve">statistics and replicate-level aggregate profiles. In the PBMC5k single-cell</w:t>
+      </w:r>
+      <w:r>
+        <w:t xml:space="preserve"> </w:t>
+      </w:r>
+      <w:r>
+        <w:t xml:space="preserve">example, pseudobulk aggregation produced bulk-like inputs for corrected</w:t>
+      </w:r>
+      <w:r>
+        <w:t xml:space="preserve"> </w:t>
+      </w:r>
+      <w:r>
+        <w:t xml:space="preserve">footprint tracks, whereas KNN-smoothed cell-level signatures provided a</w:t>
+      </w:r>
+      <w:r>
+        <w:t xml:space="preserve"> </w:t>
+      </w:r>
+      <w:r>
+        <w:t xml:space="preserve">visualization of cell-type-associated motif-centered cut-site patterns on the</w:t>
+      </w:r>
+      <w:r>
+        <w:t xml:space="preserve"> </w:t>
+      </w:r>
+      <w:r>
+        <w:t xml:space="preserve">UMAP.</w:t>
+      </w:r>
+    </w:p>
+    <w:p>
+      <w:pPr>
+        <w:pStyle w:val="BodyText"/>
+      </w:pPr>
+      <w:r>
+        <w:t xml:space="preserve">These use cases also define the intended interpretation of the reported results.</w:t>
+      </w:r>
+      <w:r>
+        <w:t xml:space="preserve"> </w:t>
+      </w:r>
+      <w:r>
+        <w:t xml:space="preserve">The de novo motif workflow is designed to recover recurring sequence patterns</w:t>
+      </w:r>
+      <w:r>
+        <w:t xml:space="preserve"> </w:t>
+      </w:r>
+      <w:r>
+        <w:t xml:space="preserve">from candidate footprint intervals and to connect those motifs back to</w:t>
+      </w:r>
+      <w:r>
+        <w:t xml:space="preserve"> </w:t>
+      </w:r>
+      <w:r>
+        <w:t xml:space="preserve">motif-centered cut-site structure, rather than to assign TF identity without</w:t>
+      </w:r>
+      <w:r>
+        <w:t xml:space="preserve"> </w:t>
+      </w:r>
+      <w:r>
+        <w:t xml:space="preserve">database matching or additional evidence. The replicate-aware workflow is</w:t>
+      </w:r>
+      <w:r>
+        <w:t xml:space="preserve"> </w:t>
+      </w:r>
+      <w:r>
+        <w:t xml:space="preserve">designed to preserve the familiar motif-versus-background footprint</w:t>
+      </w:r>
+      <w:r>
+        <w:t xml:space="preserve"> </w:t>
+      </w:r>
+      <w:r>
+        <w:t xml:space="preserve">interpretation while adding replicate-level summaries and moderated motif-score</w:t>
+      </w:r>
+      <w:r>
+        <w:t xml:space="preserve"> </w:t>
+      </w:r>
+      <w:r>
+        <w:t xml:space="preserve">statistics. The single-cell workflow is designed to generate reproducible</w:t>
+      </w:r>
+      <w:r>
+        <w:t xml:space="preserve"> </w:t>
+      </w:r>
+      <w:r>
+        <w:t xml:space="preserve">pseudobulk footprint tracks and cell-level visualization signatures, rather than</w:t>
+      </w:r>
+      <w:r>
+        <w:t xml:space="preserve"> </w:t>
+      </w:r>
+      <w:r>
+        <w:t xml:space="preserve">to make direct TF-occupancy calls in individual cells. Together, these examples</w:t>
+      </w:r>
+      <w:r>
+        <w:t xml:space="preserve"> </w:t>
+      </w:r>
+      <w:r>
+        <w:t xml:space="preserve">position</w:t>
       </w:r>
       <w:r>
         <w:t xml:space="preserve"> </w:t>
@@ -8439,13 +9410,81 @@
         <w:t xml:space="preserve"> </w:t>
       </w:r>
       <w:r>
-        <w:t xml:space="preserve">is intended as an accessible, reproducible route from</w:t>
-      </w:r>
-      <w:r>
-        <w:t xml:space="preserve"> </w:t>
-      </w:r>
-      <w:r>
-        <w:t xml:space="preserve">ATAC-seq cut-site signal to motif-level footprint interpretation.</w:t>
+        <w:t xml:space="preserve">as an auditable route from ATAC-seq cut-site signal to</w:t>
+      </w:r>
+      <w:r>
+        <w:t xml:space="preserve"> </w:t>
+      </w:r>
+      <w:r>
+        <w:t xml:space="preserve">motif-level footprint interpretation.</w:t>
+      </w:r>
+    </w:p>
+    <w:p>
+      <w:pPr>
+        <w:pStyle w:val="BodyText"/>
+      </w:pPr>
+      <w:r>
+        <w:t xml:space="preserve">Several limitations remain. The runtime and memory benchmark was performed on</w:t>
+      </w:r>
+      <w:r>
+        <w:t xml:space="preserve"> </w:t>
+      </w:r>
+      <w:r>
+        <w:t xml:space="preserve">the defined example workflow and demonstrates the efficiency gains in that</w:t>
+      </w:r>
+      <w:r>
+        <w:t xml:space="preserve"> </w:t>
+      </w:r>
+      <w:r>
+        <w:t xml:space="preserve">setting; additional datasets and hardware environments will help quantify</w:t>
+      </w:r>
+      <w:r>
+        <w:t xml:space="preserve"> </w:t>
+      </w:r>
+      <w:r>
+        <w:t xml:space="preserve">scaling across broader use cases. The de novo motif analysis provides</w:t>
+      </w:r>
+      <w:r>
+        <w:t xml:space="preserve"> </w:t>
+      </w:r>
+      <w:r>
+        <w:t xml:space="preserve">operational motif-window recovery summaries rather than formal differential</w:t>
+      </w:r>
+      <w:r>
+        <w:t xml:space="preserve"> </w:t>
+      </w:r>
+      <w:r>
+        <w:t xml:space="preserve">binding significance tests. The cell-level footprint signatures are KNN-smoothed</w:t>
+      </w:r>
+      <w:r>
+        <w:t xml:space="preserve"> </w:t>
+      </w:r>
+      <w:r>
+        <w:t xml:space="preserve">visual summaries of local motif-centered cut-site patterns and should not be</w:t>
+      </w:r>
+      <w:r>
+        <w:t xml:space="preserve"> </w:t>
+      </w:r>
+      <w:r>
+        <w:t xml:space="preserve">interpreted as direct TF-specific occupancy calls in individual cells. Future</w:t>
+      </w:r>
+      <w:r>
+        <w:t xml:space="preserve"> </w:t>
+      </w:r>
+      <w:r>
+        <w:t xml:space="preserve">work will therefore focus on larger controlled benchmarks, broader biological</w:t>
+      </w:r>
+      <w:r>
+        <w:t xml:space="preserve"> </w:t>
+      </w:r>
+      <w:r>
+        <w:t xml:space="preserve">validation, and additional replicate designs across tissues, perturbations, and</w:t>
+      </w:r>
+      <w:r>
+        <w:t xml:space="preserve"> </w:t>
+      </w:r>
+      <w:r>
+        <w:t xml:space="preserve">sequencing depths.</w:t>
       </w:r>
     </w:p>
     <w:bookmarkEnd w:id="54"/>
@@ -8478,7 +9517,7 @@
         <w:t xml:space="preserve"> </w:t>
       </w:r>
       <w:r>
-        <w:t xml:space="preserve">as a Python platform for efficient,</w:t>
+        <w:t xml:space="preserve">as a Python platform for reproducible,</w:t>
       </w:r>
       <w:r>
         <w:t xml:space="preserve"> </w:t>
@@ -8490,37 +9529,58 @@
         <w:t xml:space="preserve"> </w:t>
       </w:r>
       <w:r>
-        <w:t xml:space="preserve">pseudobulk data. The examples show that an integrated command line, GUI, report</w:t>
-      </w:r>
-      <w:r>
-        <w:t xml:space="preserve"> </w:t>
-      </w:r>
-      <w:r>
-        <w:t xml:space="preserve">system, and reproducible figure workflow can make TF footprint analysis more</w:t>
-      </w:r>
-      <w:r>
-        <w:t xml:space="preserve"> </w:t>
-      </w:r>
-      <w:r>
-        <w:t xml:space="preserve">transparent without changing the core biological interpretation of</w:t>
-      </w:r>
-      <w:r>
-        <w:t xml:space="preserve"> </w:t>
-      </w:r>
-      <w:r>
-        <w:t xml:space="preserve">motif-centered ATAC-seq footprints. Future work will focus on larger controlled</w:t>
-      </w:r>
-      <w:r>
-        <w:t xml:space="preserve"> </w:t>
-      </w:r>
-      <w:r>
-        <w:t xml:space="preserve">cross-tool benchmarks and expanded validation across additional tissues,</w:t>
-      </w:r>
-      <w:r>
-        <w:t xml:space="preserve"> </w:t>
-      </w:r>
-      <w:r>
-        <w:t xml:space="preserve">conditions, and replicate designs.</w:t>
+        <w:t xml:space="preserve">pseudobulk data. The package combines command-line execution, reusable YAML</w:t>
+      </w:r>
+      <w:r>
+        <w:t xml:space="preserve"> </w:t>
+      </w:r>
+      <w:r>
+        <w:t xml:space="preserve">configuration, de novo motif discovery, replicate-aware reporting, pseudobulk</w:t>
+      </w:r>
+      <w:r>
+        <w:t xml:space="preserve"> </w:t>
+      </w:r>
+      <w:r>
+        <w:t xml:space="preserve">footprinting, interactive reports, and a browser GUI in a single workflow.</w:t>
+      </w:r>
+      <w:r>
+        <w:t xml:space="preserve"> </w:t>
+      </w:r>
+      <w:r>
+        <w:t xml:space="preserve">Across public bulk and single-cell examples,</w:t>
+      </w:r>
+      <w:r>
+        <w:t xml:space="preserve"> </w:t>
+      </w:r>
+      <w:r>
+        <w:rPr>
+          <w:rStyle w:val="VerbatimChar"/>
+        </w:rPr>
+        <w:t xml:space="preserve">fp-tools</w:t>
+      </w:r>
+      <w:r>
+        <w:t xml:space="preserve"> </w:t>
+      </w:r>
+      <w:r>
+        <w:t xml:space="preserve">preserved the</w:t>
+      </w:r>
+      <w:r>
+        <w:t xml:space="preserve"> </w:t>
+      </w:r>
+      <w:r>
+        <w:t xml:space="preserve">core interpretation of bias-corrected center-versus-flank footprints while</w:t>
+      </w:r>
+      <w:r>
+        <w:t xml:space="preserve"> </w:t>
+      </w:r>
+      <w:r>
+        <w:t xml:space="preserve">extending the workflow to motif discovery, replicate-supported review, and</w:t>
+      </w:r>
+      <w:r>
+        <w:t xml:space="preserve"> </w:t>
+      </w:r>
+      <w:r>
+        <w:t xml:space="preserve">single-cell pseudobulk analysis.</w:t>
       </w:r>
     </w:p>
     <w:p>
@@ -8709,7 +9769,7 @@
           <w:rPr>
             <w:rStyle w:val="Hyperlink"/>
           </w:rPr>
-          <w:t xml:space="preserve">18</w:t>
+          <w:t xml:space="preserve">19</w:t>
         </w:r>
       </w:hyperlink>
       <w:r>
@@ -8732,7 +9792,7 @@
           <w:rPr>
             <w:rStyle w:val="Hyperlink"/>
           </w:rPr>
-          <w:t xml:space="preserve">22</w:t>
+          <w:t xml:space="preserve">23</w:t>
         </w:r>
       </w:hyperlink>
       <w:r>
@@ -8755,7 +9815,7 @@
           <w:rPr>
             <w:rStyle w:val="Hyperlink"/>
           </w:rPr>
-          <w:t xml:space="preserve">14</w:t>
+          <w:t xml:space="preserve">12</w:t>
         </w:r>
       </w:hyperlink>
       <w:r>
@@ -8844,7 +9904,7 @@
       </w:r>
     </w:p>
     <w:bookmarkEnd w:id="56"/>
-    <w:bookmarkStart w:id="110" w:name="appendix"/>
+    <w:bookmarkStart w:id="104" w:name="appendix"/>
     <w:p>
       <w:pPr>
         <w:pStyle w:val="Heading1"/>
@@ -9074,7 +10134,7 @@
               <w:jc w:val="left"/>
             </w:pPr>
             <w:r>
-              <w:t xml:space="preserve">The 3-vs-3 ENCODE K562/HepG2 replicate footprint tracks were analyzed with repeated condition labels, JASPAR 2026 motifs, and replicate reporting enabled. One-sample contrasts use motif-site versus background-distribution comparison; replicate-supported analyses use empirical-Bayes variance moderation on per-sample aggregated motif scores.</w:t>
+              <w:t xml:space="preserve">The 3-vs-3 ENCODE K562/HepG2 replicate footprint tracks were analyzed with repeated condition labels, JASPAR 2026 motifs, and replicate reporting enabled. Single-sample contrasts use motif-site versus background-distribution comparison; replicate-supported analyses use empirical-Bayes variance moderation on per-sample aggregated motif scores.</w:t>
             </w:r>
           </w:p>
         </w:tc>
@@ -9934,7 +10994,7 @@
         </w:tc>
       </w:tr>
     </w:tbl>
-    <w:bookmarkStart w:id="109" w:name="refs"/>
+    <w:bookmarkStart w:id="103" w:name="refs"/>
     <w:bookmarkStart w:id="58" w:name="ref-buenrostro2013"/>
     <w:p>
       <w:pPr>
@@ -9989,7 +11049,7 @@
       </w:r>
     </w:p>
     <w:bookmarkEnd w:id="58"/>
-    <w:bookmarkStart w:id="60" w:name="ref-pique2011centipede"/>
+    <w:bookmarkStart w:id="60" w:name="ref-buenrostro2015scatac"/>
     <w:p>
       <w:pPr>
         <w:pStyle w:val="Bibliography"/>
@@ -10004,12 +11064,48 @@
         <w:t xml:space="preserve">	</w:t>
       </w:r>
       <w:r>
+        <w:t xml:space="preserve">Buenrostro JD, Wu B, Litzenburger UM, Ruff D, Gonzales ML, Snyder MP, et al.</w:t>
+      </w:r>
+      <w:r>
+        <w:t xml:space="preserve"> </w:t>
+      </w:r>
+      <w:hyperlink r:id="rId59">
+        <w:r>
+          <w:rPr>
+            <w:rStyle w:val="Hyperlink"/>
+          </w:rPr>
+          <w:t xml:space="preserve">Single-cell chromatin accessibility reveals principles of regulatory variation</w:t>
+        </w:r>
+      </w:hyperlink>
+      <w:r>
+        <w:t xml:space="preserve">. Nature. 2015;523(7561):486–90.</w:t>
+      </w:r>
+      <w:r>
+        <w:t xml:space="preserve"> </w:t>
+      </w:r>
+    </w:p>
+    <w:bookmarkEnd w:id="60"/>
+    <w:bookmarkStart w:id="62" w:name="ref-pique2011centipede"/>
+    <w:p>
+      <w:pPr>
+        <w:pStyle w:val="Bibliography"/>
+      </w:pPr>
+      <w:r>
+        <w:t xml:space="preserve">3.</w:t>
+      </w:r>
+      <w:r>
+        <w:t xml:space="preserve"> </w:t>
+      </w:r>
+      <w:r>
+        <w:t xml:space="preserve">	</w:t>
+      </w:r>
+      <w:r>
         <w:t xml:space="preserve">Pique-Regi R, Degner JF, Pai AA, Gaffney DJ, Gilad Y, Pritchard JK.</w:t>
       </w:r>
       <w:r>
         <w:t xml:space="preserve"> </w:t>
       </w:r>
-      <w:hyperlink r:id="rId59">
+      <w:hyperlink r:id="rId61">
         <w:r>
           <w:rPr>
             <w:rStyle w:val="Hyperlink"/>
@@ -10048,14 +11144,14 @@
         <w:t xml:space="preserve"> </w:t>
       </w:r>
     </w:p>
-    <w:bookmarkEnd w:id="60"/>
-    <w:bookmarkStart w:id="62" w:name="ref-piper2013wellington"/>
+    <w:bookmarkEnd w:id="62"/>
+    <w:bookmarkStart w:id="64" w:name="ref-piper2013wellington"/>
     <w:p>
       <w:pPr>
         <w:pStyle w:val="Bibliography"/>
       </w:pPr>
       <w:r>
-        <w:t xml:space="preserve">3.</w:t>
+        <w:t xml:space="preserve">4.</w:t>
       </w:r>
       <w:r>
         <w:t xml:space="preserve"> </w:t>
@@ -10069,7 +11165,7 @@
       <w:r>
         <w:t xml:space="preserve"> </w:t>
       </w:r>
-      <w:hyperlink r:id="rId61">
+      <w:hyperlink r:id="rId63">
         <w:r>
           <w:rPr>
             <w:rStyle w:val="Hyperlink"/>
@@ -10108,14 +11204,14 @@
         <w:t xml:space="preserve"> </w:t>
       </w:r>
     </w:p>
-    <w:bookmarkEnd w:id="62"/>
-    <w:bookmarkStart w:id="64" w:name="ref-sherwood2014piq"/>
+    <w:bookmarkEnd w:id="64"/>
+    <w:bookmarkStart w:id="66" w:name="ref-sherwood2014piq"/>
     <w:p>
       <w:pPr>
         <w:pStyle w:val="Bibliography"/>
       </w:pPr>
       <w:r>
-        <w:t xml:space="preserve">4.</w:t>
+        <w:t xml:space="preserve">5.</w:t>
       </w:r>
       <w:r>
         <w:t xml:space="preserve"> </w:t>
@@ -10129,7 +11225,7 @@
       <w:r>
         <w:t xml:space="preserve"> </w:t>
       </w:r>
-      <w:hyperlink r:id="rId63">
+      <w:hyperlink r:id="rId65">
         <w:r>
           <w:rPr>
             <w:rStyle w:val="Hyperlink"/>
@@ -10168,14 +11264,14 @@
         <w:t xml:space="preserve"> </w:t>
       </w:r>
     </w:p>
-    <w:bookmarkEnd w:id="64"/>
-    <w:bookmarkStart w:id="66" w:name="ref-quach2017defcom"/>
+    <w:bookmarkEnd w:id="66"/>
+    <w:bookmarkStart w:id="68" w:name="ref-quach2017defcom"/>
     <w:p>
       <w:pPr>
         <w:pStyle w:val="Bibliography"/>
       </w:pPr>
       <w:r>
-        <w:t xml:space="preserve">5.</w:t>
+        <w:t xml:space="preserve">6.</w:t>
       </w:r>
       <w:r>
         <w:t xml:space="preserve"> </w:t>
@@ -10189,7 +11285,7 @@
       <w:r>
         <w:t xml:space="preserve"> </w:t>
       </w:r>
-      <w:hyperlink r:id="rId65">
+      <w:hyperlink r:id="rId67">
         <w:r>
           <w:rPr>
             <w:rStyle w:val="Hyperlink"/>
@@ -10205,48 +11301,6 @@
       </w:hyperlink>
       <w:r>
         <w:t xml:space="preserve">. Bioinformatics. 2017;33(7):956–63.</w:t>
-      </w:r>
-      <w:r>
-        <w:t xml:space="preserve"> </w:t>
-      </w:r>
-    </w:p>
-    <w:bookmarkEnd w:id="66"/>
-    <w:bookmarkStart w:id="68" w:name="ref-bentsen2020"/>
-    <w:p>
-      <w:pPr>
-        <w:pStyle w:val="Bibliography"/>
-      </w:pPr>
-      <w:r>
-        <w:t xml:space="preserve">6.</w:t>
-      </w:r>
-      <w:r>
-        <w:t xml:space="preserve"> </w:t>
-      </w:r>
-      <w:r>
-        <w:t xml:space="preserve">	</w:t>
-      </w:r>
-      <w:r>
-        <w:t xml:space="preserve">Bentsen M, Goymann P, Schultheis H, Klee K, Petrova A, Wiegandt R, et al.</w:t>
-      </w:r>
-      <w:r>
-        <w:t xml:space="preserve"> </w:t>
-      </w:r>
-      <w:hyperlink r:id="rId67">
-        <w:r>
-          <w:rPr>
-            <w:rStyle w:val="Hyperlink"/>
-          </w:rPr>
-          <w:t xml:space="preserve">ATAC</w:t>
-        </w:r>
-        <w:r>
-          <w:rPr>
-            <w:rStyle w:val="Hyperlink"/>
-          </w:rPr>
-          <w:t xml:space="preserve">-seq footprinting unravels kinetics of transcription factor binding during zygotic genome activation</w:t>
-        </w:r>
-      </w:hyperlink>
-      <w:r>
-        <w:t xml:space="preserve">. Nature Communications. 2020;11:4267.</w:t>
       </w:r>
       <w:r>
         <w:t xml:space="preserve"> </w:t>
@@ -10307,7 +11361,7 @@
       </w:r>
     </w:p>
     <w:bookmarkEnd w:id="70"/>
-    <w:bookmarkStart w:id="72" w:name="ref-hu2024print"/>
+    <w:bookmarkStart w:id="72" w:name="ref-bentsen2020"/>
     <w:p>
       <w:pPr>
         <w:pStyle w:val="Bibliography"/>
@@ -10322,12 +11376,54 @@
         <w:t xml:space="preserve">	</w:t>
       </w:r>
       <w:r>
+        <w:t xml:space="preserve">Bentsen M, Goymann P, Schultheis H, Klee K, Petrova A, Wiegandt R, et al.</w:t>
+      </w:r>
+      <w:r>
+        <w:t xml:space="preserve"> </w:t>
+      </w:r>
+      <w:hyperlink r:id="rId71">
+        <w:r>
+          <w:rPr>
+            <w:rStyle w:val="Hyperlink"/>
+          </w:rPr>
+          <w:t xml:space="preserve">ATAC</w:t>
+        </w:r>
+        <w:r>
+          <w:rPr>
+            <w:rStyle w:val="Hyperlink"/>
+          </w:rPr>
+          <w:t xml:space="preserve">-seq footprinting unravels kinetics of transcription factor binding during zygotic genome activation</w:t>
+        </w:r>
+      </w:hyperlink>
+      <w:r>
+        <w:t xml:space="preserve">. Nature Communications. 2020;11:4267.</w:t>
+      </w:r>
+      <w:r>
+        <w:t xml:space="preserve"> </w:t>
+      </w:r>
+    </w:p>
+    <w:bookmarkEnd w:id="72"/>
+    <w:bookmarkStart w:id="74" w:name="ref-hu2024print"/>
+    <w:p>
+      <w:pPr>
+        <w:pStyle w:val="Bibliography"/>
+      </w:pPr>
+      <w:r>
+        <w:t xml:space="preserve">9.</w:t>
+      </w:r>
+      <w:r>
+        <w:t xml:space="preserve"> </w:t>
+      </w:r>
+      <w:r>
+        <w:t xml:space="preserve">	</w:t>
+      </w:r>
+      <w:r>
         <w:t xml:space="preserve">Hu Y, Horlbeck MA, Zhang R, Ma S, Shrestha R, Kartha VK, et al.</w:t>
       </w:r>
       <w:r>
         <w:t xml:space="preserve"> </w:t>
       </w:r>
-      <w:hyperlink r:id="rId71">
+      <w:hyperlink r:id="rId73">
         <w:r>
           <w:rPr>
             <w:rStyle w:val="Hyperlink"/>
@@ -10342,14 +11438,14 @@
         <w:t xml:space="preserve"> </w:t>
       </w:r>
     </w:p>
-    <w:bookmarkEnd w:id="72"/>
-    <w:bookmarkStart w:id="74" w:name="ref-cazares2023maxatac"/>
+    <w:bookmarkEnd w:id="74"/>
+    <w:bookmarkStart w:id="76" w:name="ref-cazares2023maxatac"/>
     <w:p>
       <w:pPr>
         <w:pStyle w:val="Bibliography"/>
       </w:pPr>
       <w:r>
-        <w:t xml:space="preserve">9.</w:t>
+        <w:t xml:space="preserve">10.</w:t>
       </w:r>
       <w:r>
         <w:t xml:space="preserve"> </w:t>
@@ -10363,7 +11459,7 @@
       <w:r>
         <w:t xml:space="preserve"> </w:t>
       </w:r>
-      <w:hyperlink r:id="rId73">
+      <w:hyperlink r:id="rId75">
         <w:r>
           <w:rPr>
             <w:rStyle w:val="Hyperlink"/>
@@ -10402,14 +11498,14 @@
         <w:t xml:space="preserve"> </w:t>
       </w:r>
     </w:p>
-    <w:bookmarkEnd w:id="74"/>
-    <w:bookmarkStart w:id="76" w:name="ref-chrombpnet2024"/>
+    <w:bookmarkEnd w:id="76"/>
+    <w:bookmarkStart w:id="78" w:name="ref-chrombpnet2024"/>
     <w:p>
       <w:pPr>
         <w:pStyle w:val="Bibliography"/>
       </w:pPr>
       <w:r>
-        <w:t xml:space="preserve">10.</w:t>
+        <w:t xml:space="preserve">11.</w:t>
       </w:r>
       <w:r>
         <w:t xml:space="preserve"> </w:t>
@@ -10423,7 +11519,7 @@
       <w:r>
         <w:t xml:space="preserve"> </w:t>
       </w:r>
-      <w:hyperlink r:id="rId75">
+      <w:hyperlink r:id="rId77">
         <w:r>
           <w:rPr>
             <w:rStyle w:val="Hyperlink"/>
@@ -10444,14 +11540,14 @@
         <w:t xml:space="preserve"> </w:t>
       </w:r>
     </w:p>
-    <w:bookmarkEnd w:id="76"/>
-    <w:bookmarkStart w:id="78" w:name="ref-bailey2015meme"/>
+    <w:bookmarkEnd w:id="78"/>
+    <w:bookmarkStart w:id="80" w:name="ref-jaspar2026"/>
     <w:p>
       <w:pPr>
         <w:pStyle w:val="Bibliography"/>
       </w:pPr>
       <w:r>
-        <w:t xml:space="preserve">11.</w:t>
+        <w:t xml:space="preserve">12.</w:t>
       </w:r>
       <w:r>
         <w:t xml:space="preserve"> </w:t>
@@ -10460,12 +11556,54 @@
         <w:t xml:space="preserve">	</w:t>
       </w:r>
       <w:r>
+        <w:t xml:space="preserve">Ovek Baydar D, Rauluseviciute I, Aronsen DR, Blanc-Mathieu R, Bonthuis I, Beukelaer H de, et al.</w:t>
+      </w:r>
+      <w:r>
+        <w:t xml:space="preserve"> </w:t>
+      </w:r>
+      <w:r>
+        <w:t xml:space="preserve">JASPAR</w:t>
+      </w:r>
+      <w:r>
+        <w:t xml:space="preserve"> </w:t>
+      </w:r>
+      <w:r>
+        <w:t xml:space="preserve">2026: Expansion of transcription factor binding profiles and integration of deep learning models. Nucleic Acids Research [Internet]. 2026 Jan;54(D1):D184–93. Available from:</w:t>
+      </w:r>
+      <w:r>
+        <w:t xml:space="preserve"> </w:t>
+      </w:r>
+      <w:hyperlink r:id="rId79">
+        <w:r>
+          <w:rPr>
+            <w:rStyle w:val="Hyperlink"/>
+          </w:rPr>
+          <w:t xml:space="preserve">https://doi.org/10.1093/nar/gkaf1209</w:t>
+        </w:r>
+      </w:hyperlink>
+    </w:p>
+    <w:bookmarkEnd w:id="80"/>
+    <w:bookmarkStart w:id="82" w:name="ref-bailey2015meme"/>
+    <w:p>
+      <w:pPr>
+        <w:pStyle w:val="Bibliography"/>
+      </w:pPr>
+      <w:r>
+        <w:t xml:space="preserve">13.</w:t>
+      </w:r>
+      <w:r>
+        <w:t xml:space="preserve"> </w:t>
+      </w:r>
+      <w:r>
+        <w:t xml:space="preserve">	</w:t>
+      </w:r>
+      <w:r>
         <w:t xml:space="preserve">Bailey TL, Johnson J, Grant CE, Noble WS.</w:t>
       </w:r>
       <w:r>
         <w:t xml:space="preserve"> </w:t>
       </w:r>
-      <w:hyperlink r:id="rId77">
+      <w:hyperlink r:id="rId81">
         <w:r>
           <w:rPr>
             <w:rStyle w:val="Hyperlink"/>
@@ -10504,14 +11642,14 @@
         <w:t xml:space="preserve"> </w:t>
       </w:r>
     </w:p>
-    <w:bookmarkEnd w:id="78"/>
-    <w:bookmarkStart w:id="80" w:name="ref-Bailey2021_STREME"/>
+    <w:bookmarkEnd w:id="82"/>
+    <w:bookmarkStart w:id="84" w:name="ref-Bailey2011_DREME"/>
     <w:p>
       <w:pPr>
         <w:pStyle w:val="Bibliography"/>
       </w:pPr>
       <w:r>
-        <w:t xml:space="preserve">12.</w:t>
+        <w:t xml:space="preserve">14.</w:t>
       </w:r>
       <w:r>
         <w:t xml:space="preserve"> </w:t>
@@ -10525,7 +11663,43 @@
       <w:r>
         <w:t xml:space="preserve"> </w:t>
       </w:r>
-      <w:hyperlink r:id="rId79">
+      <w:hyperlink r:id="rId83">
+        <w:r>
+          <w:rPr>
+            <w:rStyle w:val="Hyperlink"/>
+          </w:rPr>
+          <w:t xml:space="preserve">DREME: Motif discovery in transcription factor ChIP-seq data</w:t>
+        </w:r>
+      </w:hyperlink>
+      <w:r>
+        <w:t xml:space="preserve">. Bioinformatics. 2011;27(12):1653–9.</w:t>
+      </w:r>
+      <w:r>
+        <w:t xml:space="preserve"> </w:t>
+      </w:r>
+    </w:p>
+    <w:bookmarkEnd w:id="84"/>
+    <w:bookmarkStart w:id="86" w:name="ref-Bailey2021_STREME"/>
+    <w:p>
+      <w:pPr>
+        <w:pStyle w:val="Bibliography"/>
+      </w:pPr>
+      <w:r>
+        <w:t xml:space="preserve">15.</w:t>
+      </w:r>
+      <w:r>
+        <w:t xml:space="preserve"> </w:t>
+      </w:r>
+      <w:r>
+        <w:t xml:space="preserve">	</w:t>
+      </w:r>
+      <w:r>
+        <w:t xml:space="preserve">Bailey TL.</w:t>
+      </w:r>
+      <w:r>
+        <w:t xml:space="preserve"> </w:t>
+      </w:r>
+      <w:hyperlink r:id="rId85">
         <w:r>
           <w:rPr>
             <w:rStyle w:val="Hyperlink"/>
@@ -10540,14 +11714,14 @@
         <w:t xml:space="preserve"> </w:t>
       </w:r>
     </w:p>
-    <w:bookmarkEnd w:id="80"/>
-    <w:bookmarkStart w:id="82" w:name="ref-gupta2007tomtom"/>
+    <w:bookmarkEnd w:id="86"/>
+    <w:bookmarkStart w:id="88" w:name="ref-gupta2007tomtom"/>
     <w:p>
       <w:pPr>
         <w:pStyle w:val="Bibliography"/>
       </w:pPr>
       <w:r>
-        <w:t xml:space="preserve">13.</w:t>
+        <w:t xml:space="preserve">16.</w:t>
       </w:r>
       <w:r>
         <w:t xml:space="preserve"> </w:t>
@@ -10561,7 +11735,7 @@
       <w:r>
         <w:t xml:space="preserve"> </w:t>
       </w:r>
-      <w:hyperlink r:id="rId81">
+      <w:hyperlink r:id="rId87">
         <w:r>
           <w:rPr>
             <w:rStyle w:val="Hyperlink"/>
@@ -10576,14 +11750,14 @@
         <w:t xml:space="preserve"> </w:t>
       </w:r>
     </w:p>
-    <w:bookmarkEnd w:id="82"/>
-    <w:bookmarkStart w:id="84" w:name="ref-jaspar2026"/>
+    <w:bookmarkEnd w:id="88"/>
+    <w:bookmarkStart w:id="90" w:name="ref-smyth2004"/>
     <w:p>
       <w:pPr>
         <w:pStyle w:val="Bibliography"/>
       </w:pPr>
       <w:r>
-        <w:t xml:space="preserve">14.</w:t>
+        <w:t xml:space="preserve">17.</w:t>
       </w:r>
       <w:r>
         <w:t xml:space="preserve"> </w:t>
@@ -10592,90 +11766,12 @@
         <w:t xml:space="preserve">	</w:t>
       </w:r>
       <w:r>
-        <w:t xml:space="preserve">Ovek Baydar D, Rauluseviciute I, Aronsen DR, Blanc-Mathieu R, Bonthuis I, Beukelaer H de, et al.</w:t>
-      </w:r>
-      <w:r>
-        <w:t xml:space="preserve"> </w:t>
-      </w:r>
-      <w:r>
-        <w:t xml:space="preserve">JASPAR</w:t>
-      </w:r>
-      <w:r>
-        <w:t xml:space="preserve"> </w:t>
-      </w:r>
-      <w:r>
-        <w:t xml:space="preserve">2026: Expansion of transcription factor binding profiles and integration of deep learning models. Nucleic Acids Research [Internet]. 2026 Jan;54(D1):D184–93. Available from:</w:t>
-      </w:r>
-      <w:r>
-        <w:t xml:space="preserve"> </w:t>
-      </w:r>
-      <w:hyperlink r:id="rId83">
-        <w:r>
-          <w:rPr>
-            <w:rStyle w:val="Hyperlink"/>
-          </w:rPr>
-          <w:t xml:space="preserve">https://doi.org/10.1093/nar/gkaf1209</w:t>
-        </w:r>
-      </w:hyperlink>
-    </w:p>
-    <w:bookmarkEnd w:id="84"/>
-    <w:bookmarkStart w:id="86" w:name="ref-Bailey2011_DREME"/>
-    <w:p>
-      <w:pPr>
-        <w:pStyle w:val="Bibliography"/>
-      </w:pPr>
-      <w:r>
-        <w:t xml:space="preserve">15.</w:t>
-      </w:r>
-      <w:r>
-        <w:t xml:space="preserve"> </w:t>
-      </w:r>
-      <w:r>
-        <w:t xml:space="preserve">	</w:t>
-      </w:r>
-      <w:r>
-        <w:t xml:space="preserve">Bailey TL.</w:t>
-      </w:r>
-      <w:r>
-        <w:t xml:space="preserve"> </w:t>
-      </w:r>
-      <w:hyperlink r:id="rId85">
-        <w:r>
-          <w:rPr>
-            <w:rStyle w:val="Hyperlink"/>
-          </w:rPr>
-          <w:t xml:space="preserve">DREME: Motif discovery in transcription factor ChIP-seq data</w:t>
-        </w:r>
-      </w:hyperlink>
-      <w:r>
-        <w:t xml:space="preserve">. Bioinformatics. 2011;27(12):1653–9.</w:t>
-      </w:r>
-      <w:r>
-        <w:t xml:space="preserve"> </w:t>
-      </w:r>
-    </w:p>
-    <w:bookmarkEnd w:id="86"/>
-    <w:bookmarkStart w:id="88" w:name="ref-smyth2004"/>
-    <w:p>
-      <w:pPr>
-        <w:pStyle w:val="Bibliography"/>
-      </w:pPr>
-      <w:r>
-        <w:t xml:space="preserve">16.</w:t>
-      </w:r>
-      <w:r>
-        <w:t xml:space="preserve"> </w:t>
-      </w:r>
-      <w:r>
-        <w:t xml:space="preserve">	</w:t>
-      </w:r>
-      <w:r>
         <w:t xml:space="preserve">Smyth GK.</w:t>
       </w:r>
       <w:r>
         <w:t xml:space="preserve"> </w:t>
       </w:r>
-      <w:hyperlink r:id="rId87">
+      <w:hyperlink r:id="rId89">
         <w:r>
           <w:rPr>
             <w:rStyle w:val="Hyperlink"/>
@@ -10714,14 +11810,14 @@
         <w:t xml:space="preserve"> </w:t>
       </w:r>
     </w:p>
-    <w:bookmarkEnd w:id="88"/>
-    <w:bookmarkStart w:id="90" w:name="ref-Amemiya2019_Blacklist"/>
+    <w:bookmarkEnd w:id="90"/>
+    <w:bookmarkStart w:id="92" w:name="ref-Amemiya2019_Blacklist"/>
     <w:p>
       <w:pPr>
         <w:pStyle w:val="Bibliography"/>
       </w:pPr>
       <w:r>
-        <w:t xml:space="preserve">17.</w:t>
+        <w:t xml:space="preserve">18.</w:t>
       </w:r>
       <w:r>
         <w:t xml:space="preserve"> </w:t>
@@ -10735,7 +11831,7 @@
       <w:r>
         <w:t xml:space="preserve"> </w:t>
       </w:r>
-      <w:hyperlink r:id="rId89">
+      <w:hyperlink r:id="rId91">
         <w:r>
           <w:rPr>
             <w:rStyle w:val="Hyperlink"/>
@@ -10750,14 +11846,14 @@
         <w:t xml:space="preserve"> </w:t>
       </w:r>
     </w:p>
-    <w:bookmarkEnd w:id="90"/>
-    <w:bookmarkStart w:id="92" w:name="ref-encode2012"/>
+    <w:bookmarkEnd w:id="92"/>
+    <w:bookmarkStart w:id="94" w:name="ref-encode2012"/>
     <w:p>
       <w:pPr>
         <w:pStyle w:val="Bibliography"/>
       </w:pPr>
       <w:r>
-        <w:t xml:space="preserve">18.</w:t>
+        <w:t xml:space="preserve">19.</w:t>
       </w:r>
       <w:r>
         <w:t xml:space="preserve"> </w:t>
@@ -10771,7 +11867,7 @@
       <w:r>
         <w:t xml:space="preserve"> </w:t>
       </w:r>
-      <w:hyperlink r:id="rId91">
+      <w:hyperlink r:id="rId93">
         <w:r>
           <w:rPr>
             <w:rStyle w:val="Hyperlink"/>
@@ -10810,14 +11906,14 @@
         <w:t xml:space="preserve"> </w:t>
       </w:r>
     </w:p>
-    <w:bookmarkEnd w:id="92"/>
-    <w:bookmarkStart w:id="94" w:name="ref-Wilkinson2016_FAIR"/>
+    <w:bookmarkEnd w:id="94"/>
+    <w:bookmarkStart w:id="96" w:name="ref-Wilkinson2016_FAIR"/>
     <w:p>
       <w:pPr>
         <w:pStyle w:val="Bibliography"/>
       </w:pPr>
       <w:r>
-        <w:t xml:space="preserve">19.</w:t>
+        <w:t xml:space="preserve">20.</w:t>
       </w:r>
       <w:r>
         <w:t xml:space="preserve"> </w:t>
@@ -10831,7 +11927,7 @@
       <w:r>
         <w:t xml:space="preserve"> </w:t>
       </w:r>
-      <w:hyperlink r:id="rId93">
+      <w:hyperlink r:id="rId95">
         <w:r>
           <w:rPr>
             <w:rStyle w:val="Hyperlink"/>
@@ -10846,14 +11942,14 @@
         <w:t xml:space="preserve"> </w:t>
       </w:r>
     </w:p>
-    <w:bookmarkEnd w:id="94"/>
-    <w:bookmarkStart w:id="96" w:name="ref-Gruning2018_Bioconda"/>
+    <w:bookmarkEnd w:id="96"/>
+    <w:bookmarkStart w:id="98" w:name="ref-Gruning2018_Bioconda"/>
     <w:p>
       <w:pPr>
         <w:pStyle w:val="Bibliography"/>
       </w:pPr>
       <w:r>
-        <w:t xml:space="preserve">20.</w:t>
+        <w:t xml:space="preserve">21.</w:t>
       </w:r>
       <w:r>
         <w:t xml:space="preserve"> </w:t>
@@ -10867,7 +11963,7 @@
       <w:r>
         <w:t xml:space="preserve"> </w:t>
       </w:r>
-      <w:hyperlink r:id="rId95">
+      <w:hyperlink r:id="rId97">
         <w:r>
           <w:rPr>
             <w:rStyle w:val="Hyperlink"/>
@@ -10882,14 +11978,14 @@
         <w:t xml:space="preserve"> </w:t>
       </w:r>
     </w:p>
-    <w:bookmarkEnd w:id="96"/>
-    <w:bookmarkStart w:id="98" w:name="ref-Ewels2020_nfcore"/>
+    <w:bookmarkEnd w:id="98"/>
+    <w:bookmarkStart w:id="100" w:name="ref-Ewels2020_nfcore"/>
     <w:p>
       <w:pPr>
         <w:pStyle w:val="Bibliography"/>
       </w:pPr>
       <w:r>
-        <w:t xml:space="preserve">21.</w:t>
+        <w:t xml:space="preserve">22.</w:t>
       </w:r>
       <w:r>
         <w:t xml:space="preserve"> </w:t>
@@ -10903,7 +11999,7 @@
       <w:r>
         <w:t xml:space="preserve"> </w:t>
       </w:r>
-      <w:hyperlink r:id="rId97">
+      <w:hyperlink r:id="rId99">
         <w:r>
           <w:rPr>
             <w:rStyle w:val="Hyperlink"/>
@@ -10918,14 +12014,14 @@
         <w:t xml:space="preserve"> </w:t>
       </w:r>
     </w:p>
-    <w:bookmarkEnd w:id="98"/>
-    <w:bookmarkStart w:id="100" w:name="ref-tenxpbmc5katac2021"/>
+    <w:bookmarkEnd w:id="100"/>
+    <w:bookmarkStart w:id="102" w:name="ref-tenxpbmc5katac2021"/>
     <w:p>
       <w:pPr>
         <w:pStyle w:val="Bibliography"/>
       </w:pPr>
       <w:r>
-        <w:t xml:space="preserve">22.</w:t>
+        <w:t xml:space="preserve">23.</w:t>
       </w:r>
       <w:r>
         <w:t xml:space="preserve"> </w:t>
@@ -10951,7 +12047,7 @@
       <w:r>
         <w:t xml:space="preserve"> </w:t>
       </w:r>
-      <w:hyperlink r:id="rId99">
+      <w:hyperlink r:id="rId101">
         <w:r>
           <w:rPr>
             <w:rStyle w:val="Hyperlink"/>
@@ -10960,153 +12056,9 @@
         </w:r>
       </w:hyperlink>
     </w:p>
-    <w:bookmarkEnd w:id="100"/>
-    <w:bookmarkStart w:id="102" w:name="ref-Granja2021_ArchR"/>
-    <w:p>
-      <w:pPr>
-        <w:pStyle w:val="Bibliography"/>
-      </w:pPr>
-      <w:r>
-        <w:t xml:space="preserve">23.</w:t>
-      </w:r>
-      <w:r>
-        <w:t xml:space="preserve"> </w:t>
-      </w:r>
-      <w:r>
-        <w:t xml:space="preserve">	</w:t>
-      </w:r>
-      <w:r>
-        <w:t xml:space="preserve">Granja JM, Corces MR, Pierce SE, et al.</w:t>
-      </w:r>
-      <w:r>
-        <w:t xml:space="preserve"> </w:t>
-      </w:r>
-      <w:hyperlink r:id="rId101">
-        <w:r>
-          <w:rPr>
-            <w:rStyle w:val="Hyperlink"/>
-          </w:rPr>
-          <w:t xml:space="preserve">ArchR is a scalable software package for integrative single-cell chromatin accessibility analysis</w:t>
-        </w:r>
-      </w:hyperlink>
-      <w:r>
-        <w:t xml:space="preserve">. Nature Genetics. 2021;53:403–11.</w:t>
-      </w:r>
-      <w:r>
-        <w:t xml:space="preserve"> </w:t>
-      </w:r>
-    </w:p>
     <w:bookmarkEnd w:id="102"/>
-    <w:bookmarkStart w:id="104" w:name="ref-Stuart2021_Signac"/>
-    <w:p>
-      <w:pPr>
-        <w:pStyle w:val="Bibliography"/>
-      </w:pPr>
-      <w:r>
-        <w:t xml:space="preserve">24.</w:t>
-      </w:r>
-      <w:r>
-        <w:t xml:space="preserve"> </w:t>
-      </w:r>
-      <w:r>
-        <w:t xml:space="preserve">	</w:t>
-      </w:r>
-      <w:r>
-        <w:t xml:space="preserve">Stuart T, Srivastava A, Madad S, Lareau C, Satija R.</w:t>
-      </w:r>
-      <w:r>
-        <w:t xml:space="preserve"> </w:t>
-      </w:r>
-      <w:hyperlink r:id="rId103">
-        <w:r>
-          <w:rPr>
-            <w:rStyle w:val="Hyperlink"/>
-          </w:rPr>
-          <w:t xml:space="preserve">Single-cell chromatin state analysis with signac</w:t>
-        </w:r>
-      </w:hyperlink>
-      <w:r>
-        <w:t xml:space="preserve">. Nature Methods. 2021;18:1333–41.</w:t>
-      </w:r>
-      <w:r>
-        <w:t xml:space="preserve"> </w:t>
-      </w:r>
-    </w:p>
+    <w:bookmarkEnd w:id="103"/>
     <w:bookmarkEnd w:id="104"/>
-    <w:bookmarkStart w:id="106" w:name="ref-Schep2017_chromVAR"/>
-    <w:p>
-      <w:pPr>
-        <w:pStyle w:val="Bibliography"/>
-      </w:pPr>
-      <w:r>
-        <w:t xml:space="preserve">25.</w:t>
-      </w:r>
-      <w:r>
-        <w:t xml:space="preserve"> </w:t>
-      </w:r>
-      <w:r>
-        <w:t xml:space="preserve">	</w:t>
-      </w:r>
-      <w:r>
-        <w:t xml:space="preserve">Schep AN, Wu B, Buenrostro JD, Greenleaf WJ.</w:t>
-      </w:r>
-      <w:r>
-        <w:t xml:space="preserve"> </w:t>
-      </w:r>
-      <w:hyperlink r:id="rId105">
-        <w:r>
-          <w:rPr>
-            <w:rStyle w:val="Hyperlink"/>
-          </w:rPr>
-          <w:t xml:space="preserve">chromVAR: Inferring transcription-factor-associated accessibility from single-cell epigenomic data</w:t>
-        </w:r>
-      </w:hyperlink>
-      <w:r>
-        <w:t xml:space="preserve">. Nature Methods. 2017;14:975–8.</w:t>
-      </w:r>
-      <w:r>
-        <w:t xml:space="preserve"> </w:t>
-      </w:r>
-    </w:p>
-    <w:bookmarkEnd w:id="106"/>
-    <w:bookmarkStart w:id="108" w:name="ref-Berest2019_diffTF"/>
-    <w:p>
-      <w:pPr>
-        <w:pStyle w:val="Bibliography"/>
-      </w:pPr>
-      <w:r>
-        <w:t xml:space="preserve">26.</w:t>
-      </w:r>
-      <w:r>
-        <w:t xml:space="preserve"> </w:t>
-      </w:r>
-      <w:r>
-        <w:t xml:space="preserve">	</w:t>
-      </w:r>
-      <w:r>
-        <w:t xml:space="preserve">Berest I, Arnold C, Reyes-Palomares A, Palla G, Rasmussen KD, Giles H, et al.</w:t>
-      </w:r>
-      <w:r>
-        <w:t xml:space="preserve"> </w:t>
-      </w:r>
-      <w:hyperlink r:id="rId107">
-        <w:r>
-          <w:rPr>
-            <w:rStyle w:val="Hyperlink"/>
-          </w:rPr>
-          <w:t xml:space="preserve">Quantification of differential transcription factor activity and multiomics-based classification into activators and repressors: diffTF</w:t>
-        </w:r>
-      </w:hyperlink>
-      <w:r>
-        <w:t xml:space="preserve">. Cell Reports. 2019;29(10):3147–3159.e12.</w:t>
-      </w:r>
-      <w:r>
-        <w:t xml:space="preserve"> </w:t>
-      </w:r>
-    </w:p>
-    <w:bookmarkEnd w:id="108"/>
-    <w:bookmarkEnd w:id="109"/>
-    <w:bookmarkEnd w:id="110"/>
     <w:sectPr/>
   </w:body>
 </w:document>
